--- a/docs/final-year-documentation/Digital_Madrasa_Project_Documentation.docx
+++ b/docs/final-year-documentation/Digital_Madrasa_Project_Documentation.docx
@@ -17,7 +17,7 @@
           <w:noProof/>
         </w:rPr>
         <w:drawing>
-          <wp:inline distT="0" distB="0" distL="0" distR="0" wp14:anchorId="5645B1B9" wp14:editId="5645B1BA">
+          <wp:inline distT="0" distB="0" distL="0" distR="0" wp14:anchorId="1BB167D6" wp14:editId="1BB167D7">
             <wp:extent cx="1733550" cy="657225"/>
             <wp:effectExtent l="0" t="0" r="0" b="0"/>
             <wp:docPr id="1" name="Picture 1"/>
@@ -236,7 +236,7 @@
         <w:spacing w:before="120" w:after="300"/>
         <w:jc w:val="center"/>
       </w:pPr>
-      <w:bookmarkStart w:id="0" w:name="_Toc241674516"/>
+      <w:bookmarkStart w:id="0" w:name="_Toc241823205"/>
       <w:r>
         <w:rPr>
           <w:sz w:val="24"/>
@@ -369,7 +369,7 @@
         <w:spacing w:before="120" w:after="300"/>
         <w:jc w:val="center"/>
       </w:pPr>
-      <w:bookmarkStart w:id="1" w:name="_Toc241674517"/>
+      <w:bookmarkStart w:id="1" w:name="_Toc241823206"/>
       <w:r>
         <w:rPr>
           <w:sz w:val="24"/>
@@ -396,7 +396,7 @@
         <w:spacing w:before="120" w:after="300"/>
         <w:jc w:val="center"/>
       </w:pPr>
-      <w:bookmarkStart w:id="2" w:name="_Toc241674518"/>
+      <w:bookmarkStart w:id="2" w:name="_Toc241823207"/>
       <w:r>
         <w:rPr>
           <w:sz w:val="24"/>
@@ -441,7 +441,7 @@
         <w:spacing w:before="120" w:after="300"/>
         <w:jc w:val="center"/>
       </w:pPr>
-      <w:bookmarkStart w:id="3" w:name="_Toc241674519"/>
+      <w:bookmarkStart w:id="3" w:name="_Toc241823208"/>
       <w:r>
         <w:rPr>
           <w:sz w:val="24"/>
@@ -473,7 +473,7 @@
         <w:t>The system was developed using the Agile methodology with React Native (Expo) and TypeScript for the mobile application and Supabase (PostgreSQL, authentication, storage and Edge Functions) for the backend. Each madrasa is a separate tenant whose records are protected by Row Level Security on every table. The application serves madrasa owners, teachers, parents and students, and provides student admission, classes, manual and QR-code attendance, memorisation tracking, recitation recording with teacher revie</w:t>
       </w:r>
       <w:r>
-        <w:t>w, parent–child linking approved by the madrasa, fee invoicing with M-Pesa payment, notifications, and an interface in English, Kiswahili, Somali and Arabic.</w:t>
+        <w:t>w, parent–child linking approved by the madrasa, AI recitation feedback given only with a parent’s consent, fee invoicing with M-Pesa and card payment, notifications, and an interface in English, Kiswahili, Somali and Arabic.</w:t>
       </w:r>
     </w:p>
     <w:p>
@@ -482,7 +482,7 @@
         <w:jc w:val="both"/>
       </w:pPr>
       <w:r>
-        <w:t>Unit, functional and user interface testing showed that the core features work as required and that users cannot reach records outside their madrasa or role: all 74 unit tests and 56 functional test cases passed. M-Pesa, e-mail and SMS currently run on mock providers, and testing on physical phones remains to be completed. The project shows that a secure, integrated madrasa management application for Kenya is feasible.</w:t>
+        <w:t>Unit, functional and user interface testing showed that the core features work as required and that users cannot reach records outside their madrasa or role: all 112 unit tests and 78 functional test cases passed, and the installed app passed 30 of 31 interface checks. M-Pesa, card, e-mail and SMS payments and messages currently run on mock providers until live credentials are configured. The project shows that a secure, integrated madrasa management application for Kenya is feasible.</w:t>
       </w:r>
     </w:p>
     <w:p>
@@ -523,7 +523,7 @@
     <w:sdt>
       <w:sdtPr>
         <w:alias w:val="Contents"/>
-        <w:id w:val="1286934999"/>
+        <w:id w:val="-1447306110"/>
       </w:sdtPr>
       <w:sdtEndPr/>
       <w:sdtContent>
@@ -549,7 +549,7 @@
           <w:r>
             <w:fldChar w:fldCharType="separate"/>
           </w:r>
-          <w:hyperlink w:anchor="_Toc241674516" w:history="1">
+          <w:hyperlink w:anchor="_Toc241823205" w:history="1">
             <w:r>
               <w:rPr>
                 <w:rStyle w:val="Hyperlink"/>
@@ -573,7 +573,7 @@
               <w:rPr>
                 <w:noProof/>
               </w:rPr>
-              <w:instrText xml:space="preserve"> PAGEREF _Toc241674516 \h </w:instrText>
+              <w:instrText xml:space="preserve"> PAGEREF _Toc241823205 \h </w:instrText>
             </w:r>
             <w:r>
               <w:rPr>
@@ -613,7 +613,7 @@
               <w14:ligatures w14:val="standardContextual"/>
             </w:rPr>
           </w:pPr>
-          <w:hyperlink w:anchor="_Toc241674517" w:history="1">
+          <w:hyperlink w:anchor="_Toc241823206" w:history="1">
             <w:r>
               <w:rPr>
                 <w:rStyle w:val="Hyperlink"/>
@@ -637,7 +637,7 @@
               <w:rPr>
                 <w:noProof/>
               </w:rPr>
-              <w:instrText xml:space="preserve"> PAGEREF _Toc241674517 \h </w:instrText>
+              <w:instrText xml:space="preserve"> PAGEREF _Toc241823206 \h </w:instrText>
             </w:r>
             <w:r>
               <w:rPr>
@@ -677,7 +677,7 @@
               <w14:ligatures w14:val="standardContextual"/>
             </w:rPr>
           </w:pPr>
-          <w:hyperlink w:anchor="_Toc241674518" w:history="1">
+          <w:hyperlink w:anchor="_Toc241823207" w:history="1">
             <w:r>
               <w:rPr>
                 <w:rStyle w:val="Hyperlink"/>
@@ -701,7 +701,7 @@
               <w:rPr>
                 <w:noProof/>
               </w:rPr>
-              <w:instrText xml:space="preserve"> PAGEREF _Toc241674518 \h </w:instrText>
+              <w:instrText xml:space="preserve"> PAGEREF _Toc241823207 \h </w:instrText>
             </w:r>
             <w:r>
               <w:rPr>
@@ -741,7 +741,7 @@
               <w14:ligatures w14:val="standardContextual"/>
             </w:rPr>
           </w:pPr>
-          <w:hyperlink w:anchor="_Toc241674519" w:history="1">
+          <w:hyperlink w:anchor="_Toc241823208" w:history="1">
             <w:r>
               <w:rPr>
                 <w:rStyle w:val="Hyperlink"/>
@@ -765,7 +765,7 @@
               <w:rPr>
                 <w:noProof/>
               </w:rPr>
-              <w:instrText xml:space="preserve"> PAGEREF _Toc241674519 \h </w:instrText>
+              <w:instrText xml:space="preserve"> PAGEREF _Toc241823208 \h </w:instrText>
             </w:r>
             <w:r>
               <w:rPr>
@@ -805,7 +805,7 @@
               <w14:ligatures w14:val="standardContextual"/>
             </w:rPr>
           </w:pPr>
-          <w:hyperlink w:anchor="_Toc241674520" w:history="1">
+          <w:hyperlink w:anchor="_Toc241823209" w:history="1">
             <w:r>
               <w:rPr>
                 <w:rStyle w:val="Hyperlink"/>
@@ -829,7 +829,7 @@
               <w:rPr>
                 <w:noProof/>
               </w:rPr>
-              <w:instrText xml:space="preserve"> PAGEREF _Toc241674520 \h </w:instrText>
+              <w:instrText xml:space="preserve"> PAGEREF _Toc241823209 \h </w:instrText>
             </w:r>
             <w:r>
               <w:rPr>
@@ -869,7 +869,7 @@
               <w14:ligatures w14:val="standardContextual"/>
             </w:rPr>
           </w:pPr>
-          <w:hyperlink w:anchor="_Toc241674521" w:history="1">
+          <w:hyperlink w:anchor="_Toc241823210" w:history="1">
             <w:r>
               <w:rPr>
                 <w:rStyle w:val="Hyperlink"/>
@@ -893,7 +893,7 @@
               <w:rPr>
                 <w:noProof/>
               </w:rPr>
-              <w:instrText xml:space="preserve"> PAGEREF _Toc241674521 \h </w:instrText>
+              <w:instrText xml:space="preserve"> PAGEREF _Toc241823210 \h </w:instrText>
             </w:r>
             <w:r>
               <w:rPr>
@@ -933,7 +933,7 @@
               <w14:ligatures w14:val="standardContextual"/>
             </w:rPr>
           </w:pPr>
-          <w:hyperlink w:anchor="_Toc241674522" w:history="1">
+          <w:hyperlink w:anchor="_Toc241823211" w:history="1">
             <w:r>
               <w:rPr>
                 <w:rStyle w:val="Hyperlink"/>
@@ -957,7 +957,7 @@
               <w:rPr>
                 <w:noProof/>
               </w:rPr>
-              <w:instrText xml:space="preserve"> PAGEREF _Toc241674522 \h </w:instrText>
+              <w:instrText xml:space="preserve"> PAGEREF _Toc241823211 \h </w:instrText>
             </w:r>
             <w:r>
               <w:rPr>
@@ -997,7 +997,7 @@
               <w14:ligatures w14:val="standardContextual"/>
             </w:rPr>
           </w:pPr>
-          <w:hyperlink w:anchor="_Toc241674523" w:history="1">
+          <w:hyperlink w:anchor="_Toc241823212" w:history="1">
             <w:r>
               <w:rPr>
                 <w:rStyle w:val="Hyperlink"/>
@@ -1021,7 +1021,7 @@
               <w:rPr>
                 <w:noProof/>
               </w:rPr>
-              <w:instrText xml:space="preserve"> PAGEREF _Toc241674523 \h </w:instrText>
+              <w:instrText xml:space="preserve"> PAGEREF _Toc241823212 \h </w:instrText>
             </w:r>
             <w:r>
               <w:rPr>
@@ -1061,7 +1061,7 @@
               <w14:ligatures w14:val="standardContextual"/>
             </w:rPr>
           </w:pPr>
-          <w:hyperlink w:anchor="_Toc241674524" w:history="1">
+          <w:hyperlink w:anchor="_Toc241823213" w:history="1">
             <w:r>
               <w:rPr>
                 <w:rStyle w:val="Hyperlink"/>
@@ -1085,7 +1085,7 @@
               <w:rPr>
                 <w:noProof/>
               </w:rPr>
-              <w:instrText xml:space="preserve"> PAGEREF _Toc241674524 \h </w:instrText>
+              <w:instrText xml:space="preserve"> PAGEREF _Toc241823213 \h </w:instrText>
             </w:r>
             <w:r>
               <w:rPr>
@@ -1125,7 +1125,7 @@
               <w14:ligatures w14:val="standardContextual"/>
             </w:rPr>
           </w:pPr>
-          <w:hyperlink w:anchor="_Toc241674525" w:history="1">
+          <w:hyperlink w:anchor="_Toc241823214" w:history="1">
             <w:r>
               <w:rPr>
                 <w:rStyle w:val="Hyperlink"/>
@@ -1149,7 +1149,7 @@
               <w:rPr>
                 <w:noProof/>
               </w:rPr>
-              <w:instrText xml:space="preserve"> PAGEREF _Toc241674525 \h </w:instrText>
+              <w:instrText xml:space="preserve"> PAGEREF _Toc241823214 \h </w:instrText>
             </w:r>
             <w:r>
               <w:rPr>
@@ -1189,7 +1189,7 @@
               <w14:ligatures w14:val="standardContextual"/>
             </w:rPr>
           </w:pPr>
-          <w:hyperlink w:anchor="_Toc241674526" w:history="1">
+          <w:hyperlink w:anchor="_Toc241823215" w:history="1">
             <w:r>
               <w:rPr>
                 <w:rStyle w:val="Hyperlink"/>
@@ -1213,7 +1213,7 @@
               <w:rPr>
                 <w:noProof/>
               </w:rPr>
-              <w:instrText xml:space="preserve"> PAGEREF _Toc241674526 \h </w:instrText>
+              <w:instrText xml:space="preserve"> PAGEREF _Toc241823215 \h </w:instrText>
             </w:r>
             <w:r>
               <w:rPr>
@@ -1253,7 +1253,7 @@
               <w14:ligatures w14:val="standardContextual"/>
             </w:rPr>
           </w:pPr>
-          <w:hyperlink w:anchor="_Toc241674527" w:history="1">
+          <w:hyperlink w:anchor="_Toc241823216" w:history="1">
             <w:r>
               <w:rPr>
                 <w:rStyle w:val="Hyperlink"/>
@@ -1277,7 +1277,7 @@
               <w:rPr>
                 <w:noProof/>
               </w:rPr>
-              <w:instrText xml:space="preserve"> PAGEREF _Toc241674527 \h </w:instrText>
+              <w:instrText xml:space="preserve"> PAGEREF _Toc241823216 \h </w:instrText>
             </w:r>
             <w:r>
               <w:rPr>
@@ -1317,7 +1317,7 @@
               <w14:ligatures w14:val="standardContextual"/>
             </w:rPr>
           </w:pPr>
-          <w:hyperlink w:anchor="_Toc241674528" w:history="1">
+          <w:hyperlink w:anchor="_Toc241823217" w:history="1">
             <w:r>
               <w:rPr>
                 <w:rStyle w:val="Hyperlink"/>
@@ -1341,7 +1341,7 @@
               <w:rPr>
                 <w:noProof/>
               </w:rPr>
-              <w:instrText xml:space="preserve"> PAGEREF _Toc241674528 \h </w:instrText>
+              <w:instrText xml:space="preserve"> PAGEREF _Toc241823217 \h </w:instrText>
             </w:r>
             <w:r>
               <w:rPr>
@@ -1381,7 +1381,7 @@
               <w14:ligatures w14:val="standardContextual"/>
             </w:rPr>
           </w:pPr>
-          <w:hyperlink w:anchor="_Toc241674529" w:history="1">
+          <w:hyperlink w:anchor="_Toc241823218" w:history="1">
             <w:r>
               <w:rPr>
                 <w:rStyle w:val="Hyperlink"/>
@@ -1405,7 +1405,7 @@
               <w:rPr>
                 <w:noProof/>
               </w:rPr>
-              <w:instrText xml:space="preserve"> PAGEREF _Toc241674529 \h </w:instrText>
+              <w:instrText xml:space="preserve"> PAGEREF _Toc241823218 \h </w:instrText>
             </w:r>
             <w:r>
               <w:rPr>
@@ -1445,7 +1445,7 @@
               <w14:ligatures w14:val="standardContextual"/>
             </w:rPr>
           </w:pPr>
-          <w:hyperlink w:anchor="_Toc241674530" w:history="1">
+          <w:hyperlink w:anchor="_Toc241823219" w:history="1">
             <w:r>
               <w:rPr>
                 <w:rStyle w:val="Hyperlink"/>
@@ -1469,7 +1469,7 @@
               <w:rPr>
                 <w:noProof/>
               </w:rPr>
-              <w:instrText xml:space="preserve"> PAGEREF _Toc241674530 \h </w:instrText>
+              <w:instrText xml:space="preserve"> PAGEREF _Toc241823219 \h </w:instrText>
             </w:r>
             <w:r>
               <w:rPr>
@@ -1509,7 +1509,7 @@
               <w14:ligatures w14:val="standardContextual"/>
             </w:rPr>
           </w:pPr>
-          <w:hyperlink w:anchor="_Toc241674531" w:history="1">
+          <w:hyperlink w:anchor="_Toc241823220" w:history="1">
             <w:r>
               <w:rPr>
                 <w:rStyle w:val="Hyperlink"/>
@@ -1533,7 +1533,7 @@
               <w:rPr>
                 <w:noProof/>
               </w:rPr>
-              <w:instrText xml:space="preserve"> PAGEREF _Toc241674531 \h </w:instrText>
+              <w:instrText xml:space="preserve"> PAGEREF _Toc241823220 \h </w:instrText>
             </w:r>
             <w:r>
               <w:rPr>
@@ -1573,7 +1573,7 @@
               <w14:ligatures w14:val="standardContextual"/>
             </w:rPr>
           </w:pPr>
-          <w:hyperlink w:anchor="_Toc241674532" w:history="1">
+          <w:hyperlink w:anchor="_Toc241823221" w:history="1">
             <w:r>
               <w:rPr>
                 <w:rStyle w:val="Hyperlink"/>
@@ -1597,7 +1597,7 @@
               <w:rPr>
                 <w:noProof/>
               </w:rPr>
-              <w:instrText xml:space="preserve"> PAGEREF _Toc241674532 \h </w:instrText>
+              <w:instrText xml:space="preserve"> PAGEREF _Toc241823221 \h </w:instrText>
             </w:r>
             <w:r>
               <w:rPr>
@@ -1637,7 +1637,7 @@
               <w14:ligatures w14:val="standardContextual"/>
             </w:rPr>
           </w:pPr>
-          <w:hyperlink w:anchor="_Toc241674533" w:history="1">
+          <w:hyperlink w:anchor="_Toc241823222" w:history="1">
             <w:r>
               <w:rPr>
                 <w:rStyle w:val="Hyperlink"/>
@@ -1661,7 +1661,7 @@
               <w:rPr>
                 <w:noProof/>
               </w:rPr>
-              <w:instrText xml:space="preserve"> PAGEREF _Toc241674533 \h </w:instrText>
+              <w:instrText xml:space="preserve"> PAGEREF _Toc241823222 \h </w:instrText>
             </w:r>
             <w:r>
               <w:rPr>
@@ -1701,7 +1701,7 @@
               <w14:ligatures w14:val="standardContextual"/>
             </w:rPr>
           </w:pPr>
-          <w:hyperlink w:anchor="_Toc241674534" w:history="1">
+          <w:hyperlink w:anchor="_Toc241823223" w:history="1">
             <w:r>
               <w:rPr>
                 <w:rStyle w:val="Hyperlink"/>
@@ -1725,7 +1725,7 @@
               <w:rPr>
                 <w:noProof/>
               </w:rPr>
-              <w:instrText xml:space="preserve"> PAGEREF _Toc241674534 \h </w:instrText>
+              <w:instrText xml:space="preserve"> PAGEREF _Toc241823223 \h </w:instrText>
             </w:r>
             <w:r>
               <w:rPr>
@@ -1765,7 +1765,7 @@
               <w14:ligatures w14:val="standardContextual"/>
             </w:rPr>
           </w:pPr>
-          <w:hyperlink w:anchor="_Toc241674535" w:history="1">
+          <w:hyperlink w:anchor="_Toc241823224" w:history="1">
             <w:r>
               <w:rPr>
                 <w:rStyle w:val="Hyperlink"/>
@@ -1789,7 +1789,7 @@
               <w:rPr>
                 <w:noProof/>
               </w:rPr>
-              <w:instrText xml:space="preserve"> PAGEREF _Toc241674535 \h </w:instrText>
+              <w:instrText xml:space="preserve"> PAGEREF _Toc241823224 \h </w:instrText>
             </w:r>
             <w:r>
               <w:rPr>
@@ -1829,7 +1829,7 @@
               <w14:ligatures w14:val="standardContextual"/>
             </w:rPr>
           </w:pPr>
-          <w:hyperlink w:anchor="_Toc241674536" w:history="1">
+          <w:hyperlink w:anchor="_Toc241823225" w:history="1">
             <w:r>
               <w:rPr>
                 <w:rStyle w:val="Hyperlink"/>
@@ -1853,7 +1853,7 @@
               <w:rPr>
                 <w:noProof/>
               </w:rPr>
-              <w:instrText xml:space="preserve"> PAGEREF _Toc241674536 \h </w:instrText>
+              <w:instrText xml:space="preserve"> PAGEREF _Toc241823225 \h </w:instrText>
             </w:r>
             <w:r>
               <w:rPr>
@@ -1893,7 +1893,7 @@
               <w14:ligatures w14:val="standardContextual"/>
             </w:rPr>
           </w:pPr>
-          <w:hyperlink w:anchor="_Toc241674537" w:history="1">
+          <w:hyperlink w:anchor="_Toc241823226" w:history="1">
             <w:r>
               <w:rPr>
                 <w:rStyle w:val="Hyperlink"/>
@@ -1917,7 +1917,7 @@
               <w:rPr>
                 <w:noProof/>
               </w:rPr>
-              <w:instrText xml:space="preserve"> PAGEREF _Toc241674537 \h </w:instrText>
+              <w:instrText xml:space="preserve"> PAGEREF _Toc241823226 \h </w:instrText>
             </w:r>
             <w:r>
               <w:rPr>
@@ -1957,7 +1957,7 @@
               <w14:ligatures w14:val="standardContextual"/>
             </w:rPr>
           </w:pPr>
-          <w:hyperlink w:anchor="_Toc241674538" w:history="1">
+          <w:hyperlink w:anchor="_Toc241823227" w:history="1">
             <w:r>
               <w:rPr>
                 <w:rStyle w:val="Hyperlink"/>
@@ -1981,7 +1981,7 @@
               <w:rPr>
                 <w:noProof/>
               </w:rPr>
-              <w:instrText xml:space="preserve"> PAGEREF _Toc241674538 \h </w:instrText>
+              <w:instrText xml:space="preserve"> PAGEREF _Toc241823227 \h </w:instrText>
             </w:r>
             <w:r>
               <w:rPr>
@@ -2021,7 +2021,7 @@
               <w14:ligatures w14:val="standardContextual"/>
             </w:rPr>
           </w:pPr>
-          <w:hyperlink w:anchor="_Toc241674539" w:history="1">
+          <w:hyperlink w:anchor="_Toc241823228" w:history="1">
             <w:r>
               <w:rPr>
                 <w:rStyle w:val="Hyperlink"/>
@@ -2045,7 +2045,7 @@
               <w:rPr>
                 <w:noProof/>
               </w:rPr>
-              <w:instrText xml:space="preserve"> PAGEREF _Toc241674539 \h </w:instrText>
+              <w:instrText xml:space="preserve"> PAGEREF _Toc241823228 \h </w:instrText>
             </w:r>
             <w:r>
               <w:rPr>
@@ -2085,7 +2085,7 @@
               <w14:ligatures w14:val="standardContextual"/>
             </w:rPr>
           </w:pPr>
-          <w:hyperlink w:anchor="_Toc241674540" w:history="1">
+          <w:hyperlink w:anchor="_Toc241823229" w:history="1">
             <w:r>
               <w:rPr>
                 <w:rStyle w:val="Hyperlink"/>
@@ -2109,7 +2109,7 @@
               <w:rPr>
                 <w:noProof/>
               </w:rPr>
-              <w:instrText xml:space="preserve"> PAGEREF _Toc241674540 \h </w:instrText>
+              <w:instrText xml:space="preserve"> PAGEREF _Toc241823229 \h </w:instrText>
             </w:r>
             <w:r>
               <w:rPr>
@@ -2149,7 +2149,7 @@
               <w14:ligatures w14:val="standardContextual"/>
             </w:rPr>
           </w:pPr>
-          <w:hyperlink w:anchor="_Toc241674541" w:history="1">
+          <w:hyperlink w:anchor="_Toc241823230" w:history="1">
             <w:r>
               <w:rPr>
                 <w:rStyle w:val="Hyperlink"/>
@@ -2173,7 +2173,7 @@
               <w:rPr>
                 <w:noProof/>
               </w:rPr>
-              <w:instrText xml:space="preserve"> PAGEREF _Toc241674541 \h </w:instrText>
+              <w:instrText xml:space="preserve"> PAGEREF _Toc241823230 \h </w:instrText>
             </w:r>
             <w:r>
               <w:rPr>
@@ -2213,7 +2213,7 @@
               <w14:ligatures w14:val="standardContextual"/>
             </w:rPr>
           </w:pPr>
-          <w:hyperlink w:anchor="_Toc241674542" w:history="1">
+          <w:hyperlink w:anchor="_Toc241823231" w:history="1">
             <w:r>
               <w:rPr>
                 <w:rStyle w:val="Hyperlink"/>
@@ -2237,7 +2237,7 @@
               <w:rPr>
                 <w:noProof/>
               </w:rPr>
-              <w:instrText xml:space="preserve"> PAGEREF _Toc241674542 \h </w:instrText>
+              <w:instrText xml:space="preserve"> PAGEREF _Toc241823231 \h </w:instrText>
             </w:r>
             <w:r>
               <w:rPr>
@@ -2277,7 +2277,7 @@
               <w14:ligatures w14:val="standardContextual"/>
             </w:rPr>
           </w:pPr>
-          <w:hyperlink w:anchor="_Toc241674543" w:history="1">
+          <w:hyperlink w:anchor="_Toc241823232" w:history="1">
             <w:r>
               <w:rPr>
                 <w:rStyle w:val="Hyperlink"/>
@@ -2301,7 +2301,7 @@
               <w:rPr>
                 <w:noProof/>
               </w:rPr>
-              <w:instrText xml:space="preserve"> PAGEREF _Toc241674543 \h </w:instrText>
+              <w:instrText xml:space="preserve"> PAGEREF _Toc241823232 \h </w:instrText>
             </w:r>
             <w:r>
               <w:rPr>
@@ -2341,7 +2341,7 @@
               <w14:ligatures w14:val="standardContextual"/>
             </w:rPr>
           </w:pPr>
-          <w:hyperlink w:anchor="_Toc241674544" w:history="1">
+          <w:hyperlink w:anchor="_Toc241823233" w:history="1">
             <w:r>
               <w:rPr>
                 <w:rStyle w:val="Hyperlink"/>
@@ -2365,7 +2365,7 @@
               <w:rPr>
                 <w:noProof/>
               </w:rPr>
-              <w:instrText xml:space="preserve"> PAGEREF _Toc241674544 \h </w:instrText>
+              <w:instrText xml:space="preserve"> PAGEREF _Toc241823233 \h </w:instrText>
             </w:r>
             <w:r>
               <w:rPr>
@@ -2405,7 +2405,7 @@
               <w14:ligatures w14:val="standardContextual"/>
             </w:rPr>
           </w:pPr>
-          <w:hyperlink w:anchor="_Toc241674545" w:history="1">
+          <w:hyperlink w:anchor="_Toc241823234" w:history="1">
             <w:r>
               <w:rPr>
                 <w:rStyle w:val="Hyperlink"/>
@@ -2429,7 +2429,7 @@
               <w:rPr>
                 <w:noProof/>
               </w:rPr>
-              <w:instrText xml:space="preserve"> PAGEREF _Toc241674545 \h </w:instrText>
+              <w:instrText xml:space="preserve"> PAGEREF _Toc241823234 \h </w:instrText>
             </w:r>
             <w:r>
               <w:rPr>
@@ -2469,7 +2469,7 @@
               <w14:ligatures w14:val="standardContextual"/>
             </w:rPr>
           </w:pPr>
-          <w:hyperlink w:anchor="_Toc241674546" w:history="1">
+          <w:hyperlink w:anchor="_Toc241823235" w:history="1">
             <w:r>
               <w:rPr>
                 <w:rStyle w:val="Hyperlink"/>
@@ -2493,7 +2493,7 @@
               <w:rPr>
                 <w:noProof/>
               </w:rPr>
-              <w:instrText xml:space="preserve"> PAGEREF _Toc241674546 \h </w:instrText>
+              <w:instrText xml:space="preserve"> PAGEREF _Toc241823235 \h </w:instrText>
             </w:r>
             <w:r>
               <w:rPr>
@@ -2533,7 +2533,7 @@
               <w14:ligatures w14:val="standardContextual"/>
             </w:rPr>
           </w:pPr>
-          <w:hyperlink w:anchor="_Toc241674547" w:history="1">
+          <w:hyperlink w:anchor="_Toc241823236" w:history="1">
             <w:r>
               <w:rPr>
                 <w:rStyle w:val="Hyperlink"/>
@@ -2557,7 +2557,7 @@
               <w:rPr>
                 <w:noProof/>
               </w:rPr>
-              <w:instrText xml:space="preserve"> PAGEREF _Toc241674547 \h </w:instrText>
+              <w:instrText xml:space="preserve"> PAGEREF _Toc241823236 \h </w:instrText>
             </w:r>
             <w:r>
               <w:rPr>
@@ -2597,7 +2597,7 @@
               <w14:ligatures w14:val="standardContextual"/>
             </w:rPr>
           </w:pPr>
-          <w:hyperlink w:anchor="_Toc241674548" w:history="1">
+          <w:hyperlink w:anchor="_Toc241823237" w:history="1">
             <w:r>
               <w:rPr>
                 <w:rStyle w:val="Hyperlink"/>
@@ -2621,7 +2621,7 @@
               <w:rPr>
                 <w:noProof/>
               </w:rPr>
-              <w:instrText xml:space="preserve"> PAGEREF _Toc241674548 \h </w:instrText>
+              <w:instrText xml:space="preserve"> PAGEREF _Toc241823237 \h </w:instrText>
             </w:r>
             <w:r>
               <w:rPr>
@@ -2661,7 +2661,7 @@
               <w14:ligatures w14:val="standardContextual"/>
             </w:rPr>
           </w:pPr>
-          <w:hyperlink w:anchor="_Toc241674549" w:history="1">
+          <w:hyperlink w:anchor="_Toc241823238" w:history="1">
             <w:r>
               <w:rPr>
                 <w:rStyle w:val="Hyperlink"/>
@@ -2685,7 +2685,7 @@
               <w:rPr>
                 <w:noProof/>
               </w:rPr>
-              <w:instrText xml:space="preserve"> PAGEREF _Toc241674549 \h </w:instrText>
+              <w:instrText xml:space="preserve"> PAGEREF _Toc241823238 \h </w:instrText>
             </w:r>
             <w:r>
               <w:rPr>
@@ -2725,7 +2725,7 @@
               <w14:ligatures w14:val="standardContextual"/>
             </w:rPr>
           </w:pPr>
-          <w:hyperlink w:anchor="_Toc241674550" w:history="1">
+          <w:hyperlink w:anchor="_Toc241823239" w:history="1">
             <w:r>
               <w:rPr>
                 <w:rStyle w:val="Hyperlink"/>
@@ -2749,7 +2749,7 @@
               <w:rPr>
                 <w:noProof/>
               </w:rPr>
-              <w:instrText xml:space="preserve"> PAGEREF _Toc241674550 \h </w:instrText>
+              <w:instrText xml:space="preserve"> PAGEREF _Toc241823239 \h </w:instrText>
             </w:r>
             <w:r>
               <w:rPr>
@@ -2789,7 +2789,7 @@
               <w14:ligatures w14:val="standardContextual"/>
             </w:rPr>
           </w:pPr>
-          <w:hyperlink w:anchor="_Toc241674551" w:history="1">
+          <w:hyperlink w:anchor="_Toc241823240" w:history="1">
             <w:r>
               <w:rPr>
                 <w:rStyle w:val="Hyperlink"/>
@@ -2813,7 +2813,7 @@
               <w:rPr>
                 <w:noProof/>
               </w:rPr>
-              <w:instrText xml:space="preserve"> PAGEREF _Toc241674551 \h </w:instrText>
+              <w:instrText xml:space="preserve"> PAGEREF _Toc241823240 \h </w:instrText>
             </w:r>
             <w:r>
               <w:rPr>
@@ -2853,7 +2853,7 @@
               <w14:ligatures w14:val="standardContextual"/>
             </w:rPr>
           </w:pPr>
-          <w:hyperlink w:anchor="_Toc241674552" w:history="1">
+          <w:hyperlink w:anchor="_Toc241823241" w:history="1">
             <w:r>
               <w:rPr>
                 <w:rStyle w:val="Hyperlink"/>
@@ -2877,7 +2877,7 @@
               <w:rPr>
                 <w:noProof/>
               </w:rPr>
-              <w:instrText xml:space="preserve"> PAGEREF _Toc241674552 \h </w:instrText>
+              <w:instrText xml:space="preserve"> PAGEREF _Toc241823241 \h </w:instrText>
             </w:r>
             <w:r>
               <w:rPr>
@@ -2917,7 +2917,7 @@
               <w14:ligatures w14:val="standardContextual"/>
             </w:rPr>
           </w:pPr>
-          <w:hyperlink w:anchor="_Toc241674553" w:history="1">
+          <w:hyperlink w:anchor="_Toc241823242" w:history="1">
             <w:r>
               <w:rPr>
                 <w:rStyle w:val="Hyperlink"/>
@@ -2941,7 +2941,7 @@
               <w:rPr>
                 <w:noProof/>
               </w:rPr>
-              <w:instrText xml:space="preserve"> PAGEREF _Toc241674553 \h </w:instrText>
+              <w:instrText xml:space="preserve"> PAGEREF _Toc241823242 \h </w:instrText>
             </w:r>
             <w:r>
               <w:rPr>
@@ -2981,7 +2981,7 @@
               <w14:ligatures w14:val="standardContextual"/>
             </w:rPr>
           </w:pPr>
-          <w:hyperlink w:anchor="_Toc241674554" w:history="1">
+          <w:hyperlink w:anchor="_Toc241823243" w:history="1">
             <w:r>
               <w:rPr>
                 <w:rStyle w:val="Hyperlink"/>
@@ -3005,7 +3005,7 @@
               <w:rPr>
                 <w:noProof/>
               </w:rPr>
-              <w:instrText xml:space="preserve"> PAGEREF _Toc241674554 \h </w:instrText>
+              <w:instrText xml:space="preserve"> PAGEREF _Toc241823243 \h </w:instrText>
             </w:r>
             <w:r>
               <w:rPr>
@@ -3045,7 +3045,7 @@
               <w14:ligatures w14:val="standardContextual"/>
             </w:rPr>
           </w:pPr>
-          <w:hyperlink w:anchor="_Toc241674555" w:history="1">
+          <w:hyperlink w:anchor="_Toc241823244" w:history="1">
             <w:r>
               <w:rPr>
                 <w:rStyle w:val="Hyperlink"/>
@@ -3069,7 +3069,7 @@
               <w:rPr>
                 <w:noProof/>
               </w:rPr>
-              <w:instrText xml:space="preserve"> PAGEREF _Toc241674555 \h </w:instrText>
+              <w:instrText xml:space="preserve"> PAGEREF _Toc241823244 \h </w:instrText>
             </w:r>
             <w:r>
               <w:rPr>
@@ -3109,7 +3109,7 @@
               <w14:ligatures w14:val="standardContextual"/>
             </w:rPr>
           </w:pPr>
-          <w:hyperlink w:anchor="_Toc241674556" w:history="1">
+          <w:hyperlink w:anchor="_Toc241823245" w:history="1">
             <w:r>
               <w:rPr>
                 <w:rStyle w:val="Hyperlink"/>
@@ -3133,7 +3133,7 @@
               <w:rPr>
                 <w:noProof/>
               </w:rPr>
-              <w:instrText xml:space="preserve"> PAGEREF _Toc241674556 \h </w:instrText>
+              <w:instrText xml:space="preserve"> PAGEREF _Toc241823245 \h </w:instrText>
             </w:r>
             <w:r>
               <w:rPr>
@@ -3173,7 +3173,7 @@
               <w14:ligatures w14:val="standardContextual"/>
             </w:rPr>
           </w:pPr>
-          <w:hyperlink w:anchor="_Toc241674557" w:history="1">
+          <w:hyperlink w:anchor="_Toc241823246" w:history="1">
             <w:r>
               <w:rPr>
                 <w:rStyle w:val="Hyperlink"/>
@@ -3197,7 +3197,7 @@
               <w:rPr>
                 <w:noProof/>
               </w:rPr>
-              <w:instrText xml:space="preserve"> PAGEREF _Toc241674557 \h </w:instrText>
+              <w:instrText xml:space="preserve"> PAGEREF _Toc241823246 \h </w:instrText>
             </w:r>
             <w:r>
               <w:rPr>
@@ -3237,7 +3237,7 @@
               <w14:ligatures w14:val="standardContextual"/>
             </w:rPr>
           </w:pPr>
-          <w:hyperlink w:anchor="_Toc241674558" w:history="1">
+          <w:hyperlink w:anchor="_Toc241823247" w:history="1">
             <w:r>
               <w:rPr>
                 <w:rStyle w:val="Hyperlink"/>
@@ -3261,7 +3261,7 @@
               <w:rPr>
                 <w:noProof/>
               </w:rPr>
-              <w:instrText xml:space="preserve"> PAGEREF _Toc241674558 \h </w:instrText>
+              <w:instrText xml:space="preserve"> PAGEREF _Toc241823247 \h </w:instrText>
             </w:r>
             <w:r>
               <w:rPr>
@@ -3301,7 +3301,7 @@
               <w14:ligatures w14:val="standardContextual"/>
             </w:rPr>
           </w:pPr>
-          <w:hyperlink w:anchor="_Toc241674559" w:history="1">
+          <w:hyperlink w:anchor="_Toc241823248" w:history="1">
             <w:r>
               <w:rPr>
                 <w:rStyle w:val="Hyperlink"/>
@@ -3325,7 +3325,7 @@
               <w:rPr>
                 <w:noProof/>
               </w:rPr>
-              <w:instrText xml:space="preserve"> PAGEREF _Toc241674559 \h </w:instrText>
+              <w:instrText xml:space="preserve"> PAGEREF _Toc241823248 \h </w:instrText>
             </w:r>
             <w:r>
               <w:rPr>
@@ -3365,7 +3365,7 @@
               <w14:ligatures w14:val="standardContextual"/>
             </w:rPr>
           </w:pPr>
-          <w:hyperlink w:anchor="_Toc241674560" w:history="1">
+          <w:hyperlink w:anchor="_Toc241823249" w:history="1">
             <w:r>
               <w:rPr>
                 <w:rStyle w:val="Hyperlink"/>
@@ -3389,7 +3389,7 @@
               <w:rPr>
                 <w:noProof/>
               </w:rPr>
-              <w:instrText xml:space="preserve"> PAGEREF _Toc241674560 \h </w:instrText>
+              <w:instrText xml:space="preserve"> PAGEREF _Toc241823249 \h </w:instrText>
             </w:r>
             <w:r>
               <w:rPr>
@@ -3429,7 +3429,7 @@
               <w14:ligatures w14:val="standardContextual"/>
             </w:rPr>
           </w:pPr>
-          <w:hyperlink w:anchor="_Toc241674561" w:history="1">
+          <w:hyperlink w:anchor="_Toc241823250" w:history="1">
             <w:r>
               <w:rPr>
                 <w:rStyle w:val="Hyperlink"/>
@@ -3453,7 +3453,7 @@
               <w:rPr>
                 <w:noProof/>
               </w:rPr>
-              <w:instrText xml:space="preserve"> PAGEREF _Toc241674561 \h </w:instrText>
+              <w:instrText xml:space="preserve"> PAGEREF _Toc241823250 \h </w:instrText>
             </w:r>
             <w:r>
               <w:rPr>
@@ -3493,7 +3493,7 @@
               <w14:ligatures w14:val="standardContextual"/>
             </w:rPr>
           </w:pPr>
-          <w:hyperlink w:anchor="_Toc241674562" w:history="1">
+          <w:hyperlink w:anchor="_Toc241823251" w:history="1">
             <w:r>
               <w:rPr>
                 <w:rStyle w:val="Hyperlink"/>
@@ -3517,7 +3517,7 @@
               <w:rPr>
                 <w:noProof/>
               </w:rPr>
-              <w:instrText xml:space="preserve"> PAGEREF _Toc241674562 \h </w:instrText>
+              <w:instrText xml:space="preserve"> PAGEREF _Toc241823251 \h </w:instrText>
             </w:r>
             <w:r>
               <w:rPr>
@@ -3557,7 +3557,7 @@
               <w14:ligatures w14:val="standardContextual"/>
             </w:rPr>
           </w:pPr>
-          <w:hyperlink w:anchor="_Toc241674563" w:history="1">
+          <w:hyperlink w:anchor="_Toc241823252" w:history="1">
             <w:r>
               <w:rPr>
                 <w:rStyle w:val="Hyperlink"/>
@@ -3581,7 +3581,7 @@
               <w:rPr>
                 <w:noProof/>
               </w:rPr>
-              <w:instrText xml:space="preserve"> PAGEREF _Toc241674563 \h </w:instrText>
+              <w:instrText xml:space="preserve"> PAGEREF _Toc241823252 \h </w:instrText>
             </w:r>
             <w:r>
               <w:rPr>
@@ -3621,7 +3621,7 @@
               <w14:ligatures w14:val="standardContextual"/>
             </w:rPr>
           </w:pPr>
-          <w:hyperlink w:anchor="_Toc241674564" w:history="1">
+          <w:hyperlink w:anchor="_Toc241823253" w:history="1">
             <w:r>
               <w:rPr>
                 <w:rStyle w:val="Hyperlink"/>
@@ -3645,7 +3645,7 @@
               <w:rPr>
                 <w:noProof/>
               </w:rPr>
-              <w:instrText xml:space="preserve"> PAGEREF _Toc241674564 \h </w:instrText>
+              <w:instrText xml:space="preserve"> PAGEREF _Toc241823253 \h </w:instrText>
             </w:r>
             <w:r>
               <w:rPr>
@@ -3685,7 +3685,7 @@
               <w14:ligatures w14:val="standardContextual"/>
             </w:rPr>
           </w:pPr>
-          <w:hyperlink w:anchor="_Toc241674565" w:history="1">
+          <w:hyperlink w:anchor="_Toc241823254" w:history="1">
             <w:r>
               <w:rPr>
                 <w:rStyle w:val="Hyperlink"/>
@@ -3709,7 +3709,7 @@
               <w:rPr>
                 <w:noProof/>
               </w:rPr>
-              <w:instrText xml:space="preserve"> PAGEREF _Toc241674565 \h </w:instrText>
+              <w:instrText xml:space="preserve"> PAGEREF _Toc241823254 \h </w:instrText>
             </w:r>
             <w:r>
               <w:rPr>
@@ -3749,7 +3749,7 @@
               <w14:ligatures w14:val="standardContextual"/>
             </w:rPr>
           </w:pPr>
-          <w:hyperlink w:anchor="_Toc241674566" w:history="1">
+          <w:hyperlink w:anchor="_Toc241823255" w:history="1">
             <w:r>
               <w:rPr>
                 <w:rStyle w:val="Hyperlink"/>
@@ -3773,7 +3773,7 @@
               <w:rPr>
                 <w:noProof/>
               </w:rPr>
-              <w:instrText xml:space="preserve"> PAGEREF _Toc241674566 \h </w:instrText>
+              <w:instrText xml:space="preserve"> PAGEREF _Toc241823255 \h </w:instrText>
             </w:r>
             <w:r>
               <w:rPr>
@@ -3813,7 +3813,7 @@
               <w14:ligatures w14:val="standardContextual"/>
             </w:rPr>
           </w:pPr>
-          <w:hyperlink w:anchor="_Toc241674567" w:history="1">
+          <w:hyperlink w:anchor="_Toc241823256" w:history="1">
             <w:r>
               <w:rPr>
                 <w:rStyle w:val="Hyperlink"/>
@@ -3837,7 +3837,7 @@
               <w:rPr>
                 <w:noProof/>
               </w:rPr>
-              <w:instrText xml:space="preserve"> PAGEREF _Toc241674567 \h </w:instrText>
+              <w:instrText xml:space="preserve"> PAGEREF _Toc241823256 \h </w:instrText>
             </w:r>
             <w:r>
               <w:rPr>
@@ -3877,7 +3877,7 @@
               <w14:ligatures w14:val="standardContextual"/>
             </w:rPr>
           </w:pPr>
-          <w:hyperlink w:anchor="_Toc241674568" w:history="1">
+          <w:hyperlink w:anchor="_Toc241823257" w:history="1">
             <w:r>
               <w:rPr>
                 <w:rStyle w:val="Hyperlink"/>
@@ -3901,7 +3901,7 @@
               <w:rPr>
                 <w:noProof/>
               </w:rPr>
-              <w:instrText xml:space="preserve"> PAGEREF _Toc241674568 \h </w:instrText>
+              <w:instrText xml:space="preserve"> PAGEREF _Toc241823257 \h </w:instrText>
             </w:r>
             <w:r>
               <w:rPr>
@@ -3941,7 +3941,7 @@
               <w14:ligatures w14:val="standardContextual"/>
             </w:rPr>
           </w:pPr>
-          <w:hyperlink w:anchor="_Toc241674569" w:history="1">
+          <w:hyperlink w:anchor="_Toc241823258" w:history="1">
             <w:r>
               <w:rPr>
                 <w:rStyle w:val="Hyperlink"/>
@@ -3965,7 +3965,7 @@
               <w:rPr>
                 <w:noProof/>
               </w:rPr>
-              <w:instrText xml:space="preserve"> PAGEREF _Toc241674569 \h </w:instrText>
+              <w:instrText xml:space="preserve"> PAGEREF _Toc241823258 \h </w:instrText>
             </w:r>
             <w:r>
               <w:rPr>
@@ -4005,7 +4005,7 @@
               <w14:ligatures w14:val="standardContextual"/>
             </w:rPr>
           </w:pPr>
-          <w:hyperlink w:anchor="_Toc241674570" w:history="1">
+          <w:hyperlink w:anchor="_Toc241823259" w:history="1">
             <w:r>
               <w:rPr>
                 <w:rStyle w:val="Hyperlink"/>
@@ -4029,7 +4029,7 @@
               <w:rPr>
                 <w:noProof/>
               </w:rPr>
-              <w:instrText xml:space="preserve"> PAGEREF _Toc241674570 \h </w:instrText>
+              <w:instrText xml:space="preserve"> PAGEREF _Toc241823259 \h </w:instrText>
             </w:r>
             <w:r>
               <w:rPr>
@@ -4069,7 +4069,7 @@
               <w14:ligatures w14:val="standardContextual"/>
             </w:rPr>
           </w:pPr>
-          <w:hyperlink w:anchor="_Toc241674571" w:history="1">
+          <w:hyperlink w:anchor="_Toc241823260" w:history="1">
             <w:r>
               <w:rPr>
                 <w:rStyle w:val="Hyperlink"/>
@@ -4093,7 +4093,7 @@
               <w:rPr>
                 <w:noProof/>
               </w:rPr>
-              <w:instrText xml:space="preserve"> PAGEREF _Toc241674571 \h </w:instrText>
+              <w:instrText xml:space="preserve"> PAGEREF _Toc241823260 \h </w:instrText>
             </w:r>
             <w:r>
               <w:rPr>
@@ -4133,7 +4133,7 @@
               <w14:ligatures w14:val="standardContextual"/>
             </w:rPr>
           </w:pPr>
-          <w:hyperlink w:anchor="_Toc241674572" w:history="1">
+          <w:hyperlink w:anchor="_Toc241823261" w:history="1">
             <w:r>
               <w:rPr>
                 <w:rStyle w:val="Hyperlink"/>
@@ -4157,7 +4157,7 @@
               <w:rPr>
                 <w:noProof/>
               </w:rPr>
-              <w:instrText xml:space="preserve"> PAGEREF _Toc241674572 \h </w:instrText>
+              <w:instrText xml:space="preserve"> PAGEREF _Toc241823261 \h </w:instrText>
             </w:r>
             <w:r>
               <w:rPr>
@@ -4197,7 +4197,7 @@
               <w14:ligatures w14:val="standardContextual"/>
             </w:rPr>
           </w:pPr>
-          <w:hyperlink w:anchor="_Toc241674573" w:history="1">
+          <w:hyperlink w:anchor="_Toc241823262" w:history="1">
             <w:r>
               <w:rPr>
                 <w:rStyle w:val="Hyperlink"/>
@@ -4221,7 +4221,7 @@
               <w:rPr>
                 <w:noProof/>
               </w:rPr>
-              <w:instrText xml:space="preserve"> PAGEREF _Toc241674573 \h </w:instrText>
+              <w:instrText xml:space="preserve"> PAGEREF _Toc241823262 \h </w:instrText>
             </w:r>
             <w:r>
               <w:rPr>
@@ -4261,7 +4261,7 @@
               <w14:ligatures w14:val="standardContextual"/>
             </w:rPr>
           </w:pPr>
-          <w:hyperlink w:anchor="_Toc241674574" w:history="1">
+          <w:hyperlink w:anchor="_Toc241823263" w:history="1">
             <w:r>
               <w:rPr>
                 <w:rStyle w:val="Hyperlink"/>
@@ -4285,7 +4285,7 @@
               <w:rPr>
                 <w:noProof/>
               </w:rPr>
-              <w:instrText xml:space="preserve"> PAGEREF _Toc241674574 \h </w:instrText>
+              <w:instrText xml:space="preserve"> PAGEREF _Toc241823263 \h </w:instrText>
             </w:r>
             <w:r>
               <w:rPr>
@@ -4325,7 +4325,7 @@
               <w14:ligatures w14:val="standardContextual"/>
             </w:rPr>
           </w:pPr>
-          <w:hyperlink w:anchor="_Toc241674575" w:history="1">
+          <w:hyperlink w:anchor="_Toc241823264" w:history="1">
             <w:r>
               <w:rPr>
                 <w:rStyle w:val="Hyperlink"/>
@@ -4349,7 +4349,7 @@
               <w:rPr>
                 <w:noProof/>
               </w:rPr>
-              <w:instrText xml:space="preserve"> PAGEREF _Toc241674575 \h </w:instrText>
+              <w:instrText xml:space="preserve"> PAGEREF _Toc241823264 \h </w:instrText>
             </w:r>
             <w:r>
               <w:rPr>
@@ -4389,7 +4389,7 @@
               <w14:ligatures w14:val="standardContextual"/>
             </w:rPr>
           </w:pPr>
-          <w:hyperlink w:anchor="_Toc241674576" w:history="1">
+          <w:hyperlink w:anchor="_Toc241823265" w:history="1">
             <w:r>
               <w:rPr>
                 <w:rStyle w:val="Hyperlink"/>
@@ -4413,7 +4413,7 @@
               <w:rPr>
                 <w:noProof/>
               </w:rPr>
-              <w:instrText xml:space="preserve"> PAGEREF _Toc241674576 \h </w:instrText>
+              <w:instrText xml:space="preserve"> PAGEREF _Toc241823265 \h </w:instrText>
             </w:r>
             <w:r>
               <w:rPr>
@@ -4453,7 +4453,7 @@
               <w14:ligatures w14:val="standardContextual"/>
             </w:rPr>
           </w:pPr>
-          <w:hyperlink w:anchor="_Toc241674577" w:history="1">
+          <w:hyperlink w:anchor="_Toc241823266" w:history="1">
             <w:r>
               <w:rPr>
                 <w:rStyle w:val="Hyperlink"/>
@@ -4477,7 +4477,7 @@
               <w:rPr>
                 <w:noProof/>
               </w:rPr>
-              <w:instrText xml:space="preserve"> PAGEREF _Toc241674577 \h </w:instrText>
+              <w:instrText xml:space="preserve"> PAGEREF _Toc241823266 \h </w:instrText>
             </w:r>
             <w:r>
               <w:rPr>
@@ -4517,7 +4517,7 @@
               <w14:ligatures w14:val="standardContextual"/>
             </w:rPr>
           </w:pPr>
-          <w:hyperlink w:anchor="_Toc241674578" w:history="1">
+          <w:hyperlink w:anchor="_Toc241823267" w:history="1">
             <w:r>
               <w:rPr>
                 <w:rStyle w:val="Hyperlink"/>
@@ -4541,7 +4541,7 @@
               <w:rPr>
                 <w:noProof/>
               </w:rPr>
-              <w:instrText xml:space="preserve"> PAGEREF _Toc241674578 \h </w:instrText>
+              <w:instrText xml:space="preserve"> PAGEREF _Toc241823267 \h </w:instrText>
             </w:r>
             <w:r>
               <w:rPr>
@@ -4581,7 +4581,7 @@
               <w14:ligatures w14:val="standardContextual"/>
             </w:rPr>
           </w:pPr>
-          <w:hyperlink w:anchor="_Toc241674579" w:history="1">
+          <w:hyperlink w:anchor="_Toc241823268" w:history="1">
             <w:r>
               <w:rPr>
                 <w:rStyle w:val="Hyperlink"/>
@@ -4605,7 +4605,7 @@
               <w:rPr>
                 <w:noProof/>
               </w:rPr>
-              <w:instrText xml:space="preserve"> PAGEREF _Toc241674579 \h </w:instrText>
+              <w:instrText xml:space="preserve"> PAGEREF _Toc241823268 \h </w:instrText>
             </w:r>
             <w:r>
               <w:rPr>
@@ -4645,7 +4645,7 @@
               <w14:ligatures w14:val="standardContextual"/>
             </w:rPr>
           </w:pPr>
-          <w:hyperlink w:anchor="_Toc241674580" w:history="1">
+          <w:hyperlink w:anchor="_Toc241823269" w:history="1">
             <w:r>
               <w:rPr>
                 <w:rStyle w:val="Hyperlink"/>
@@ -4669,7 +4669,7 @@
               <w:rPr>
                 <w:noProof/>
               </w:rPr>
-              <w:instrText xml:space="preserve"> PAGEREF _Toc241674580 \h </w:instrText>
+              <w:instrText xml:space="preserve"> PAGEREF _Toc241823269 \h </w:instrText>
             </w:r>
             <w:r>
               <w:rPr>
@@ -4709,7 +4709,7 @@
               <w14:ligatures w14:val="standardContextual"/>
             </w:rPr>
           </w:pPr>
-          <w:hyperlink w:anchor="_Toc241674581" w:history="1">
+          <w:hyperlink w:anchor="_Toc241823270" w:history="1">
             <w:r>
               <w:rPr>
                 <w:rStyle w:val="Hyperlink"/>
@@ -4733,7 +4733,7 @@
               <w:rPr>
                 <w:noProof/>
               </w:rPr>
-              <w:instrText xml:space="preserve"> PAGEREF _Toc241674581 \h </w:instrText>
+              <w:instrText xml:space="preserve"> PAGEREF _Toc241823270 \h </w:instrText>
             </w:r>
             <w:r>
               <w:rPr>
@@ -4773,7 +4773,7 @@
               <w14:ligatures w14:val="standardContextual"/>
             </w:rPr>
           </w:pPr>
-          <w:hyperlink w:anchor="_Toc241674582" w:history="1">
+          <w:hyperlink w:anchor="_Toc241823271" w:history="1">
             <w:r>
               <w:rPr>
                 <w:rStyle w:val="Hyperlink"/>
@@ -4797,7 +4797,7 @@
               <w:rPr>
                 <w:noProof/>
               </w:rPr>
-              <w:instrText xml:space="preserve"> PAGEREF _Toc241674582 \h </w:instrText>
+              <w:instrText xml:space="preserve"> PAGEREF _Toc241823271 \h </w:instrText>
             </w:r>
             <w:r>
               <w:rPr>
@@ -4837,7 +4837,7 @@
               <w14:ligatures w14:val="standardContextual"/>
             </w:rPr>
           </w:pPr>
-          <w:hyperlink w:anchor="_Toc241674583" w:history="1">
+          <w:hyperlink w:anchor="_Toc241823272" w:history="1">
             <w:r>
               <w:rPr>
                 <w:rStyle w:val="Hyperlink"/>
@@ -4861,7 +4861,7 @@
               <w:rPr>
                 <w:noProof/>
               </w:rPr>
-              <w:instrText xml:space="preserve"> PAGEREF _Toc241674583 \h </w:instrText>
+              <w:instrText xml:space="preserve"> PAGEREF _Toc241823272 \h </w:instrText>
             </w:r>
             <w:r>
               <w:rPr>
@@ -4901,7 +4901,7 @@
               <w14:ligatures w14:val="standardContextual"/>
             </w:rPr>
           </w:pPr>
-          <w:hyperlink w:anchor="_Toc241674584" w:history="1">
+          <w:hyperlink w:anchor="_Toc241823273" w:history="1">
             <w:r>
               <w:rPr>
                 <w:rStyle w:val="Hyperlink"/>
@@ -4925,7 +4925,7 @@
               <w:rPr>
                 <w:noProof/>
               </w:rPr>
-              <w:instrText xml:space="preserve"> PAGEREF _Toc241674584 \h </w:instrText>
+              <w:instrText xml:space="preserve"> PAGEREF _Toc241823273 \h </w:instrText>
             </w:r>
             <w:r>
               <w:rPr>
@@ -4965,7 +4965,7 @@
               <w14:ligatures w14:val="standardContextual"/>
             </w:rPr>
           </w:pPr>
-          <w:hyperlink w:anchor="_Toc241674585" w:history="1">
+          <w:hyperlink w:anchor="_Toc241823274" w:history="1">
             <w:r>
               <w:rPr>
                 <w:rStyle w:val="Hyperlink"/>
@@ -4989,7 +4989,7 @@
               <w:rPr>
                 <w:noProof/>
               </w:rPr>
-              <w:instrText xml:space="preserve"> PAGEREF _Toc241674585 \h </w:instrText>
+              <w:instrText xml:space="preserve"> PAGEREF _Toc241823274 \h </w:instrText>
             </w:r>
             <w:r>
               <w:rPr>
@@ -5029,7 +5029,7 @@
               <w14:ligatures w14:val="standardContextual"/>
             </w:rPr>
           </w:pPr>
-          <w:hyperlink w:anchor="_Toc241674586" w:history="1">
+          <w:hyperlink w:anchor="_Toc241823275" w:history="1">
             <w:r>
               <w:rPr>
                 <w:rStyle w:val="Hyperlink"/>
@@ -5053,7 +5053,7 @@
               <w:rPr>
                 <w:noProof/>
               </w:rPr>
-              <w:instrText xml:space="preserve"> PAGEREF _Toc241674586 \h </w:instrText>
+              <w:instrText xml:space="preserve"> PAGEREF _Toc241823275 \h </w:instrText>
             </w:r>
             <w:r>
               <w:rPr>
@@ -5093,7 +5093,7 @@
               <w14:ligatures w14:val="standardContextual"/>
             </w:rPr>
           </w:pPr>
-          <w:hyperlink w:anchor="_Toc241674587" w:history="1">
+          <w:hyperlink w:anchor="_Toc241823276" w:history="1">
             <w:r>
               <w:rPr>
                 <w:rStyle w:val="Hyperlink"/>
@@ -5117,7 +5117,7 @@
               <w:rPr>
                 <w:noProof/>
               </w:rPr>
-              <w:instrText xml:space="preserve"> PAGEREF _Toc241674587 \h </w:instrText>
+              <w:instrText xml:space="preserve"> PAGEREF _Toc241823276 \h </w:instrText>
             </w:r>
             <w:r>
               <w:rPr>
@@ -5157,7 +5157,7 @@
               <w14:ligatures w14:val="standardContextual"/>
             </w:rPr>
           </w:pPr>
-          <w:hyperlink w:anchor="_Toc241674588" w:history="1">
+          <w:hyperlink w:anchor="_Toc241823277" w:history="1">
             <w:r>
               <w:rPr>
                 <w:rStyle w:val="Hyperlink"/>
@@ -5181,7 +5181,7 @@
               <w:rPr>
                 <w:noProof/>
               </w:rPr>
-              <w:instrText xml:space="preserve"> PAGEREF _Toc241674588 \h </w:instrText>
+              <w:instrText xml:space="preserve"> PAGEREF _Toc241823277 \h </w:instrText>
             </w:r>
             <w:r>
               <w:rPr>
@@ -5221,7 +5221,7 @@
               <w14:ligatures w14:val="standardContextual"/>
             </w:rPr>
           </w:pPr>
-          <w:hyperlink w:anchor="_Toc241674589" w:history="1">
+          <w:hyperlink w:anchor="_Toc241823278" w:history="1">
             <w:r>
               <w:rPr>
                 <w:rStyle w:val="Hyperlink"/>
@@ -5245,7 +5245,7 @@
               <w:rPr>
                 <w:noProof/>
               </w:rPr>
-              <w:instrText xml:space="preserve"> PAGEREF _Toc241674589 \h </w:instrText>
+              <w:instrText xml:space="preserve"> PAGEREF _Toc241823278 \h </w:instrText>
             </w:r>
             <w:r>
               <w:rPr>
@@ -5285,7 +5285,7 @@
               <w14:ligatures w14:val="standardContextual"/>
             </w:rPr>
           </w:pPr>
-          <w:hyperlink w:anchor="_Toc241674590" w:history="1">
+          <w:hyperlink w:anchor="_Toc241823279" w:history="1">
             <w:r>
               <w:rPr>
                 <w:rStyle w:val="Hyperlink"/>
@@ -5309,7 +5309,7 @@
               <w:rPr>
                 <w:noProof/>
               </w:rPr>
-              <w:instrText xml:space="preserve"> PAGEREF _Toc241674590 \h </w:instrText>
+              <w:instrText xml:space="preserve"> PAGEREF _Toc241823279 \h </w:instrText>
             </w:r>
             <w:r>
               <w:rPr>
@@ -5349,7 +5349,7 @@
               <w14:ligatures w14:val="standardContextual"/>
             </w:rPr>
           </w:pPr>
-          <w:hyperlink w:anchor="_Toc241674591" w:history="1">
+          <w:hyperlink w:anchor="_Toc241823280" w:history="1">
             <w:r>
               <w:rPr>
                 <w:rStyle w:val="Hyperlink"/>
@@ -5373,7 +5373,7 @@
               <w:rPr>
                 <w:noProof/>
               </w:rPr>
-              <w:instrText xml:space="preserve"> PAGEREF _Toc241674591 \h </w:instrText>
+              <w:instrText xml:space="preserve"> PAGEREF _Toc241823280 \h </w:instrText>
             </w:r>
             <w:r>
               <w:rPr>
@@ -5413,7 +5413,7 @@
               <w14:ligatures w14:val="standardContextual"/>
             </w:rPr>
           </w:pPr>
-          <w:hyperlink w:anchor="_Toc241674592" w:history="1">
+          <w:hyperlink w:anchor="_Toc241823281" w:history="1">
             <w:r>
               <w:rPr>
                 <w:rStyle w:val="Hyperlink"/>
@@ -5437,7 +5437,7 @@
               <w:rPr>
                 <w:noProof/>
               </w:rPr>
-              <w:instrText xml:space="preserve"> PAGEREF _Toc241674592 \h </w:instrText>
+              <w:instrText xml:space="preserve"> PAGEREF _Toc241823281 \h </w:instrText>
             </w:r>
             <w:r>
               <w:rPr>
@@ -5477,7 +5477,7 @@
               <w14:ligatures w14:val="standardContextual"/>
             </w:rPr>
           </w:pPr>
-          <w:hyperlink w:anchor="_Toc241674593" w:history="1">
+          <w:hyperlink w:anchor="_Toc241823282" w:history="1">
             <w:r>
               <w:rPr>
                 <w:rStyle w:val="Hyperlink"/>
@@ -5501,7 +5501,7 @@
               <w:rPr>
                 <w:noProof/>
               </w:rPr>
-              <w:instrText xml:space="preserve"> PAGEREF _Toc241674593 \h </w:instrText>
+              <w:instrText xml:space="preserve"> PAGEREF _Toc241823282 \h </w:instrText>
             </w:r>
             <w:r>
               <w:rPr>
@@ -5541,7 +5541,7 @@
               <w14:ligatures w14:val="standardContextual"/>
             </w:rPr>
           </w:pPr>
-          <w:hyperlink w:anchor="_Toc241674594" w:history="1">
+          <w:hyperlink w:anchor="_Toc241823283" w:history="1">
             <w:r>
               <w:rPr>
                 <w:rStyle w:val="Hyperlink"/>
@@ -5565,7 +5565,7 @@
               <w:rPr>
                 <w:noProof/>
               </w:rPr>
-              <w:instrText xml:space="preserve"> PAGEREF _Toc241674594 \h </w:instrText>
+              <w:instrText xml:space="preserve"> PAGEREF _Toc241823283 \h </w:instrText>
             </w:r>
             <w:r>
               <w:rPr>
@@ -5605,7 +5605,7 @@
               <w14:ligatures w14:val="standardContextual"/>
             </w:rPr>
           </w:pPr>
-          <w:hyperlink w:anchor="_Toc241674595" w:history="1">
+          <w:hyperlink w:anchor="_Toc241823284" w:history="1">
             <w:r>
               <w:rPr>
                 <w:rStyle w:val="Hyperlink"/>
@@ -5629,7 +5629,7 @@
               <w:rPr>
                 <w:noProof/>
               </w:rPr>
-              <w:instrText xml:space="preserve"> PAGEREF _Toc241674595 \h </w:instrText>
+              <w:instrText xml:space="preserve"> PAGEREF _Toc241823284 \h </w:instrText>
             </w:r>
             <w:r>
               <w:rPr>
@@ -5669,7 +5669,7 @@
               <w14:ligatures w14:val="standardContextual"/>
             </w:rPr>
           </w:pPr>
-          <w:hyperlink w:anchor="_Toc241674596" w:history="1">
+          <w:hyperlink w:anchor="_Toc241823285" w:history="1">
             <w:r>
               <w:rPr>
                 <w:rStyle w:val="Hyperlink"/>
@@ -5693,7 +5693,7 @@
               <w:rPr>
                 <w:noProof/>
               </w:rPr>
-              <w:instrText xml:space="preserve"> PAGEREF _Toc241674596 \h </w:instrText>
+              <w:instrText xml:space="preserve"> PAGEREF _Toc241823285 \h </w:instrText>
             </w:r>
             <w:r>
               <w:rPr>
@@ -5733,7 +5733,7 @@
               <w14:ligatures w14:val="standardContextual"/>
             </w:rPr>
           </w:pPr>
-          <w:hyperlink w:anchor="_Toc241674597" w:history="1">
+          <w:hyperlink w:anchor="_Toc241823286" w:history="1">
             <w:r>
               <w:rPr>
                 <w:rStyle w:val="Hyperlink"/>
@@ -5757,7 +5757,7 @@
               <w:rPr>
                 <w:noProof/>
               </w:rPr>
-              <w:instrText xml:space="preserve"> PAGEREF _Toc241674597 \h </w:instrText>
+              <w:instrText xml:space="preserve"> PAGEREF _Toc241823286 \h </w:instrText>
             </w:r>
             <w:r>
               <w:rPr>
@@ -5797,7 +5797,7 @@
               <w14:ligatures w14:val="standardContextual"/>
             </w:rPr>
           </w:pPr>
-          <w:hyperlink w:anchor="_Toc241674598" w:history="1">
+          <w:hyperlink w:anchor="_Toc241823287" w:history="1">
             <w:r>
               <w:rPr>
                 <w:rStyle w:val="Hyperlink"/>
@@ -5821,7 +5821,7 @@
               <w:rPr>
                 <w:noProof/>
               </w:rPr>
-              <w:instrText xml:space="preserve"> PAGEREF _Toc241674598 \h </w:instrText>
+              <w:instrText xml:space="preserve"> PAGEREF _Toc241823287 \h </w:instrText>
             </w:r>
             <w:r>
               <w:rPr>
@@ -5861,7 +5861,7 @@
               <w14:ligatures w14:val="standardContextual"/>
             </w:rPr>
           </w:pPr>
-          <w:hyperlink w:anchor="_Toc241674599" w:history="1">
+          <w:hyperlink w:anchor="_Toc241823288" w:history="1">
             <w:r>
               <w:rPr>
                 <w:rStyle w:val="Hyperlink"/>
@@ -5885,7 +5885,7 @@
               <w:rPr>
                 <w:noProof/>
               </w:rPr>
-              <w:instrText xml:space="preserve"> PAGEREF _Toc241674599 \h </w:instrText>
+              <w:instrText xml:space="preserve"> PAGEREF _Toc241823288 \h </w:instrText>
             </w:r>
             <w:r>
               <w:rPr>
@@ -5902,7 +5902,7 @@
               <w:rPr>
                 <w:noProof/>
               </w:rPr>
-              <w:t>43</w:t>
+              <w:t>44</w:t>
             </w:r>
             <w:r>
               <w:rPr>
@@ -5925,7 +5925,7 @@
               <w14:ligatures w14:val="standardContextual"/>
             </w:rPr>
           </w:pPr>
-          <w:hyperlink w:anchor="_Toc241674600" w:history="1">
+          <w:hyperlink w:anchor="_Toc241823289" w:history="1">
             <w:r>
               <w:rPr>
                 <w:rStyle w:val="Hyperlink"/>
@@ -5949,7 +5949,7 @@
               <w:rPr>
                 <w:noProof/>
               </w:rPr>
-              <w:instrText xml:space="preserve"> PAGEREF _Toc241674600 \h </w:instrText>
+              <w:instrText xml:space="preserve"> PAGEREF _Toc241823289 \h </w:instrText>
             </w:r>
             <w:r>
               <w:rPr>
@@ -5966,7 +5966,7 @@
               <w:rPr>
                 <w:noProof/>
               </w:rPr>
-              <w:t>43</w:t>
+              <w:t>44</w:t>
             </w:r>
             <w:r>
               <w:rPr>
@@ -5989,7 +5989,7 @@
               <w14:ligatures w14:val="standardContextual"/>
             </w:rPr>
           </w:pPr>
-          <w:hyperlink w:anchor="_Toc241674601" w:history="1">
+          <w:hyperlink w:anchor="_Toc241823290" w:history="1">
             <w:r>
               <w:rPr>
                 <w:rStyle w:val="Hyperlink"/>
@@ -6013,7 +6013,7 @@
               <w:rPr>
                 <w:noProof/>
               </w:rPr>
-              <w:instrText xml:space="preserve"> PAGEREF _Toc241674601 \h </w:instrText>
+              <w:instrText xml:space="preserve"> PAGEREF _Toc241823290 \h </w:instrText>
             </w:r>
             <w:r>
               <w:rPr>
@@ -6030,7 +6030,7 @@
               <w:rPr>
                 <w:noProof/>
               </w:rPr>
-              <w:t>43</w:t>
+              <w:t>44</w:t>
             </w:r>
             <w:r>
               <w:rPr>
@@ -6053,7 +6053,7 @@
               <w14:ligatures w14:val="standardContextual"/>
             </w:rPr>
           </w:pPr>
-          <w:hyperlink w:anchor="_Toc241674602" w:history="1">
+          <w:hyperlink w:anchor="_Toc241823291" w:history="1">
             <w:r>
               <w:rPr>
                 <w:rStyle w:val="Hyperlink"/>
@@ -6077,7 +6077,7 @@
               <w:rPr>
                 <w:noProof/>
               </w:rPr>
-              <w:instrText xml:space="preserve"> PAGEREF _Toc241674602 \h </w:instrText>
+              <w:instrText xml:space="preserve"> PAGEREF _Toc241823291 \h </w:instrText>
             </w:r>
             <w:r>
               <w:rPr>
@@ -6094,7 +6094,7 @@
               <w:rPr>
                 <w:noProof/>
               </w:rPr>
-              <w:t>43</w:t>
+              <w:t>44</w:t>
             </w:r>
             <w:r>
               <w:rPr>
@@ -6117,7 +6117,7 @@
               <w14:ligatures w14:val="standardContextual"/>
             </w:rPr>
           </w:pPr>
-          <w:hyperlink w:anchor="_Toc241674603" w:history="1">
+          <w:hyperlink w:anchor="_Toc241823292" w:history="1">
             <w:r>
               <w:rPr>
                 <w:rStyle w:val="Hyperlink"/>
@@ -6141,7 +6141,7 @@
               <w:rPr>
                 <w:noProof/>
               </w:rPr>
-              <w:instrText xml:space="preserve"> PAGEREF _Toc241674603 \h </w:instrText>
+              <w:instrText xml:space="preserve"> PAGEREF _Toc241823292 \h </w:instrText>
             </w:r>
             <w:r>
               <w:rPr>
@@ -6158,7 +6158,7 @@
               <w:rPr>
                 <w:noProof/>
               </w:rPr>
-              <w:t>44</w:t>
+              <w:t>45</w:t>
             </w:r>
             <w:r>
               <w:rPr>
@@ -6181,7 +6181,7 @@
               <w14:ligatures w14:val="standardContextual"/>
             </w:rPr>
           </w:pPr>
-          <w:hyperlink w:anchor="_Toc241674604" w:history="1">
+          <w:hyperlink w:anchor="_Toc241823293" w:history="1">
             <w:r>
               <w:rPr>
                 <w:rStyle w:val="Hyperlink"/>
@@ -6205,7 +6205,7 @@
               <w:rPr>
                 <w:noProof/>
               </w:rPr>
-              <w:instrText xml:space="preserve"> PAGEREF _Toc241674604 \h </w:instrText>
+              <w:instrText xml:space="preserve"> PAGEREF _Toc241823293 \h </w:instrText>
             </w:r>
             <w:r>
               <w:rPr>
@@ -6222,7 +6222,7 @@
               <w:rPr>
                 <w:noProof/>
               </w:rPr>
-              <w:t>45</w:t>
+              <w:t>46</w:t>
             </w:r>
             <w:r>
               <w:rPr>
@@ -6245,7 +6245,7 @@
               <w14:ligatures w14:val="standardContextual"/>
             </w:rPr>
           </w:pPr>
-          <w:hyperlink w:anchor="_Toc241674605" w:history="1">
+          <w:hyperlink w:anchor="_Toc241823294" w:history="1">
             <w:r>
               <w:rPr>
                 <w:rStyle w:val="Hyperlink"/>
@@ -6269,7 +6269,7 @@
               <w:rPr>
                 <w:noProof/>
               </w:rPr>
-              <w:instrText xml:space="preserve"> PAGEREF _Toc241674605 \h </w:instrText>
+              <w:instrText xml:space="preserve"> PAGEREF _Toc241823294 \h </w:instrText>
             </w:r>
             <w:r>
               <w:rPr>
@@ -6286,7 +6286,7 @@
               <w:rPr>
                 <w:noProof/>
               </w:rPr>
-              <w:t>45</w:t>
+              <w:t>47</w:t>
             </w:r>
             <w:r>
               <w:rPr>
@@ -6309,7 +6309,7 @@
               <w14:ligatures w14:val="standardContextual"/>
             </w:rPr>
           </w:pPr>
-          <w:hyperlink w:anchor="_Toc241674606" w:history="1">
+          <w:hyperlink w:anchor="_Toc241823295" w:history="1">
             <w:r>
               <w:rPr>
                 <w:rStyle w:val="Hyperlink"/>
@@ -6333,7 +6333,7 @@
               <w:rPr>
                 <w:noProof/>
               </w:rPr>
-              <w:instrText xml:space="preserve"> PAGEREF _Toc241674606 \h </w:instrText>
+              <w:instrText xml:space="preserve"> PAGEREF _Toc241823295 \h </w:instrText>
             </w:r>
             <w:r>
               <w:rPr>
@@ -6350,7 +6350,7 @@
               <w:rPr>
                 <w:noProof/>
               </w:rPr>
-              <w:t>46</w:t>
+              <w:t>47</w:t>
             </w:r>
             <w:r>
               <w:rPr>
@@ -6373,7 +6373,7 @@
               <w14:ligatures w14:val="standardContextual"/>
             </w:rPr>
           </w:pPr>
-          <w:hyperlink w:anchor="_Toc241674607" w:history="1">
+          <w:hyperlink w:anchor="_Toc241823296" w:history="1">
             <w:r>
               <w:rPr>
                 <w:rStyle w:val="Hyperlink"/>
@@ -6397,7 +6397,7 @@
               <w:rPr>
                 <w:noProof/>
               </w:rPr>
-              <w:instrText xml:space="preserve"> PAGEREF _Toc241674607 \h </w:instrText>
+              <w:instrText xml:space="preserve"> PAGEREF _Toc241823296 \h </w:instrText>
             </w:r>
             <w:r>
               <w:rPr>
@@ -6414,7 +6414,7 @@
               <w:rPr>
                 <w:noProof/>
               </w:rPr>
-              <w:t>46</w:t>
+              <w:t>47</w:t>
             </w:r>
             <w:r>
               <w:rPr>
@@ -6437,7 +6437,7 @@
               <w14:ligatures w14:val="standardContextual"/>
             </w:rPr>
           </w:pPr>
-          <w:hyperlink w:anchor="_Toc241674608" w:history="1">
+          <w:hyperlink w:anchor="_Toc241823297" w:history="1">
             <w:r>
               <w:rPr>
                 <w:rStyle w:val="Hyperlink"/>
@@ -6461,7 +6461,7 @@
               <w:rPr>
                 <w:noProof/>
               </w:rPr>
-              <w:instrText xml:space="preserve"> PAGEREF _Toc241674608 \h </w:instrText>
+              <w:instrText xml:space="preserve"> PAGEREF _Toc241823297 \h </w:instrText>
             </w:r>
             <w:r>
               <w:rPr>
@@ -6478,7 +6478,7 @@
               <w:rPr>
                 <w:noProof/>
               </w:rPr>
-              <w:t>46</w:t>
+              <w:t>47</w:t>
             </w:r>
             <w:r>
               <w:rPr>
@@ -6501,7 +6501,7 @@
               <w14:ligatures w14:val="standardContextual"/>
             </w:rPr>
           </w:pPr>
-          <w:hyperlink w:anchor="_Toc241674609" w:history="1">
+          <w:hyperlink w:anchor="_Toc241823298" w:history="1">
             <w:r>
               <w:rPr>
                 <w:rStyle w:val="Hyperlink"/>
@@ -6525,7 +6525,7 @@
               <w:rPr>
                 <w:noProof/>
               </w:rPr>
-              <w:instrText xml:space="preserve"> PAGEREF _Toc241674609 \h </w:instrText>
+              <w:instrText xml:space="preserve"> PAGEREF _Toc241823298 \h </w:instrText>
             </w:r>
             <w:r>
               <w:rPr>
@@ -6542,7 +6542,7 @@
               <w:rPr>
                 <w:noProof/>
               </w:rPr>
-              <w:t>47</w:t>
+              <w:t>48</w:t>
             </w:r>
             <w:r>
               <w:rPr>
@@ -6565,7 +6565,7 @@
               <w14:ligatures w14:val="standardContextual"/>
             </w:rPr>
           </w:pPr>
-          <w:hyperlink w:anchor="_Toc241674610" w:history="1">
+          <w:hyperlink w:anchor="_Toc241823299" w:history="1">
             <w:r>
               <w:rPr>
                 <w:rStyle w:val="Hyperlink"/>
@@ -6589,7 +6589,7 @@
               <w:rPr>
                 <w:noProof/>
               </w:rPr>
-              <w:instrText xml:space="preserve"> PAGEREF _Toc241674610 \h </w:instrText>
+              <w:instrText xml:space="preserve"> PAGEREF _Toc241823299 \h </w:instrText>
             </w:r>
             <w:r>
               <w:rPr>
@@ -6606,7 +6606,7 @@
               <w:rPr>
                 <w:noProof/>
               </w:rPr>
-              <w:t>48</w:t>
+              <w:t>49</w:t>
             </w:r>
             <w:r>
               <w:rPr>
@@ -6629,7 +6629,7 @@
               <w14:ligatures w14:val="standardContextual"/>
             </w:rPr>
           </w:pPr>
-          <w:hyperlink w:anchor="_Toc241674611" w:history="1">
+          <w:hyperlink w:anchor="_Toc241823300" w:history="1">
             <w:r>
               <w:rPr>
                 <w:rStyle w:val="Hyperlink"/>
@@ -6653,7 +6653,7 @@
               <w:rPr>
                 <w:noProof/>
               </w:rPr>
-              <w:instrText xml:space="preserve"> PAGEREF _Toc241674611 \h </w:instrText>
+              <w:instrText xml:space="preserve"> PAGEREF _Toc241823300 \h </w:instrText>
             </w:r>
             <w:r>
               <w:rPr>
@@ -6670,7 +6670,7 @@
               <w:rPr>
                 <w:noProof/>
               </w:rPr>
-              <w:t>48</w:t>
+              <w:t>49</w:t>
             </w:r>
             <w:r>
               <w:rPr>
@@ -6693,7 +6693,7 @@
               <w14:ligatures w14:val="standardContextual"/>
             </w:rPr>
           </w:pPr>
-          <w:hyperlink w:anchor="_Toc241674612" w:history="1">
+          <w:hyperlink w:anchor="_Toc241823301" w:history="1">
             <w:r>
               <w:rPr>
                 <w:rStyle w:val="Hyperlink"/>
@@ -6717,7 +6717,7 @@
               <w:rPr>
                 <w:noProof/>
               </w:rPr>
-              <w:instrText xml:space="preserve"> PAGEREF _Toc241674612 \h </w:instrText>
+              <w:instrText xml:space="preserve"> PAGEREF _Toc241823301 \h </w:instrText>
             </w:r>
             <w:r>
               <w:rPr>
@@ -6734,7 +6734,7 @@
               <w:rPr>
                 <w:noProof/>
               </w:rPr>
-              <w:t>48</w:t>
+              <w:t>49</w:t>
             </w:r>
             <w:r>
               <w:rPr>
@@ -6757,7 +6757,7 @@
               <w14:ligatures w14:val="standardContextual"/>
             </w:rPr>
           </w:pPr>
-          <w:hyperlink w:anchor="_Toc241674613" w:history="1">
+          <w:hyperlink w:anchor="_Toc241823302" w:history="1">
             <w:r>
               <w:rPr>
                 <w:rStyle w:val="Hyperlink"/>
@@ -6781,7 +6781,7 @@
               <w:rPr>
                 <w:noProof/>
               </w:rPr>
-              <w:instrText xml:space="preserve"> PAGEREF _Toc241674613 \h </w:instrText>
+              <w:instrText xml:space="preserve"> PAGEREF _Toc241823302 \h </w:instrText>
             </w:r>
             <w:r>
               <w:rPr>
@@ -6798,7 +6798,7 @@
               <w:rPr>
                 <w:noProof/>
               </w:rPr>
-              <w:t>49</w:t>
+              <w:t>50</w:t>
             </w:r>
             <w:r>
               <w:rPr>
@@ -6821,7 +6821,7 @@
               <w14:ligatures w14:val="standardContextual"/>
             </w:rPr>
           </w:pPr>
-          <w:hyperlink w:anchor="_Toc241674614" w:history="1">
+          <w:hyperlink w:anchor="_Toc241823303" w:history="1">
             <w:r>
               <w:rPr>
                 <w:rStyle w:val="Hyperlink"/>
@@ -6845,7 +6845,7 @@
               <w:rPr>
                 <w:noProof/>
               </w:rPr>
-              <w:instrText xml:space="preserve"> PAGEREF _Toc241674614 \h </w:instrText>
+              <w:instrText xml:space="preserve"> PAGEREF _Toc241823303 \h </w:instrText>
             </w:r>
             <w:r>
               <w:rPr>
@@ -6862,7 +6862,7 @@
               <w:rPr>
                 <w:noProof/>
               </w:rPr>
-              <w:t>49</w:t>
+              <w:t>50</w:t>
             </w:r>
             <w:r>
               <w:rPr>
@@ -6885,7 +6885,7 @@
               <w14:ligatures w14:val="standardContextual"/>
             </w:rPr>
           </w:pPr>
-          <w:hyperlink w:anchor="_Toc241674615" w:history="1">
+          <w:hyperlink w:anchor="_Toc241823304" w:history="1">
             <w:r>
               <w:rPr>
                 <w:rStyle w:val="Hyperlink"/>
@@ -6909,7 +6909,7 @@
               <w:rPr>
                 <w:noProof/>
               </w:rPr>
-              <w:instrText xml:space="preserve"> PAGEREF _Toc241674615 \h </w:instrText>
+              <w:instrText xml:space="preserve"> PAGEREF _Toc241823304 \h </w:instrText>
             </w:r>
             <w:r>
               <w:rPr>
@@ -6926,7 +6926,7 @@
               <w:rPr>
                 <w:noProof/>
               </w:rPr>
-              <w:t>49</w:t>
+              <w:t>50</w:t>
             </w:r>
             <w:r>
               <w:rPr>
@@ -6949,7 +6949,7 @@
               <w14:ligatures w14:val="standardContextual"/>
             </w:rPr>
           </w:pPr>
-          <w:hyperlink w:anchor="_Toc241674616" w:history="1">
+          <w:hyperlink w:anchor="_Toc241823305" w:history="1">
             <w:r>
               <w:rPr>
                 <w:rStyle w:val="Hyperlink"/>
@@ -6973,7 +6973,7 @@
               <w:rPr>
                 <w:noProof/>
               </w:rPr>
-              <w:instrText xml:space="preserve"> PAGEREF _Toc241674616 \h </w:instrText>
+              <w:instrText xml:space="preserve"> PAGEREF _Toc241823305 \h </w:instrText>
             </w:r>
             <w:r>
               <w:rPr>
@@ -6990,7 +6990,7 @@
               <w:rPr>
                 <w:noProof/>
               </w:rPr>
-              <w:t>49</w:t>
+              <w:t>50</w:t>
             </w:r>
             <w:r>
               <w:rPr>
@@ -7013,7 +7013,7 @@
               <w14:ligatures w14:val="standardContextual"/>
             </w:rPr>
           </w:pPr>
-          <w:hyperlink w:anchor="_Toc241674617" w:history="1">
+          <w:hyperlink w:anchor="_Toc241823306" w:history="1">
             <w:r>
               <w:rPr>
                 <w:rStyle w:val="Hyperlink"/>
@@ -7037,7 +7037,7 @@
               <w:rPr>
                 <w:noProof/>
               </w:rPr>
-              <w:instrText xml:space="preserve"> PAGEREF _Toc241674617 \h </w:instrText>
+              <w:instrText xml:space="preserve"> PAGEREF _Toc241823306 \h </w:instrText>
             </w:r>
             <w:r>
               <w:rPr>
@@ -7054,7 +7054,7 @@
               <w:rPr>
                 <w:noProof/>
               </w:rPr>
-              <w:t>49</w:t>
+              <w:t>50</w:t>
             </w:r>
             <w:r>
               <w:rPr>
@@ -7077,7 +7077,7 @@
               <w14:ligatures w14:val="standardContextual"/>
             </w:rPr>
           </w:pPr>
-          <w:hyperlink w:anchor="_Toc241674618" w:history="1">
+          <w:hyperlink w:anchor="_Toc241823307" w:history="1">
             <w:r>
               <w:rPr>
                 <w:rStyle w:val="Hyperlink"/>
@@ -7101,7 +7101,7 @@
               <w:rPr>
                 <w:noProof/>
               </w:rPr>
-              <w:instrText xml:space="preserve"> PAGEREF _Toc241674618 \h </w:instrText>
+              <w:instrText xml:space="preserve"> PAGEREF _Toc241823307 \h </w:instrText>
             </w:r>
             <w:r>
               <w:rPr>
@@ -7118,7 +7118,7 @@
               <w:rPr>
                 <w:noProof/>
               </w:rPr>
-              <w:t>49</w:t>
+              <w:t>51</w:t>
             </w:r>
             <w:r>
               <w:rPr>
@@ -7141,7 +7141,7 @@
               <w14:ligatures w14:val="standardContextual"/>
             </w:rPr>
           </w:pPr>
-          <w:hyperlink w:anchor="_Toc241674619" w:history="1">
+          <w:hyperlink w:anchor="_Toc241823308" w:history="1">
             <w:r>
               <w:rPr>
                 <w:rStyle w:val="Hyperlink"/>
@@ -7165,7 +7165,7 @@
               <w:rPr>
                 <w:noProof/>
               </w:rPr>
-              <w:instrText xml:space="preserve"> PAGEREF _Toc241674619 \h </w:instrText>
+              <w:instrText xml:space="preserve"> PAGEREF _Toc241823308 \h </w:instrText>
             </w:r>
             <w:r>
               <w:rPr>
@@ -7182,7 +7182,7 @@
               <w:rPr>
                 <w:noProof/>
               </w:rPr>
-              <w:t>50</w:t>
+              <w:t>51</w:t>
             </w:r>
             <w:r>
               <w:rPr>
@@ -7205,7 +7205,7 @@
               <w14:ligatures w14:val="standardContextual"/>
             </w:rPr>
           </w:pPr>
-          <w:hyperlink w:anchor="_Toc241674620" w:history="1">
+          <w:hyperlink w:anchor="_Toc241823309" w:history="1">
             <w:r>
               <w:rPr>
                 <w:rStyle w:val="Hyperlink"/>
@@ -7229,7 +7229,7 @@
               <w:rPr>
                 <w:noProof/>
               </w:rPr>
-              <w:instrText xml:space="preserve"> PAGEREF _Toc241674620 \h </w:instrText>
+              <w:instrText xml:space="preserve"> PAGEREF _Toc241823309 \h </w:instrText>
             </w:r>
             <w:r>
               <w:rPr>
@@ -7246,7 +7246,7 @@
               <w:rPr>
                 <w:noProof/>
               </w:rPr>
-              <w:t>50</w:t>
+              <w:t>51</w:t>
             </w:r>
             <w:r>
               <w:rPr>
@@ -7269,7 +7269,7 @@
               <w14:ligatures w14:val="standardContextual"/>
             </w:rPr>
           </w:pPr>
-          <w:hyperlink w:anchor="_Toc241674621" w:history="1">
+          <w:hyperlink w:anchor="_Toc241823310" w:history="1">
             <w:r>
               <w:rPr>
                 <w:rStyle w:val="Hyperlink"/>
@@ -7293,7 +7293,7 @@
               <w:rPr>
                 <w:noProof/>
               </w:rPr>
-              <w:instrText xml:space="preserve"> PAGEREF _Toc241674621 \h </w:instrText>
+              <w:instrText xml:space="preserve"> PAGEREF _Toc241823310 \h </w:instrText>
             </w:r>
             <w:r>
               <w:rPr>
@@ -7310,7 +7310,7 @@
               <w:rPr>
                 <w:noProof/>
               </w:rPr>
-              <w:t>50</w:t>
+              <w:t>51</w:t>
             </w:r>
             <w:r>
               <w:rPr>
@@ -7333,7 +7333,7 @@
               <w14:ligatures w14:val="standardContextual"/>
             </w:rPr>
           </w:pPr>
-          <w:hyperlink w:anchor="_Toc241674622" w:history="1">
+          <w:hyperlink w:anchor="_Toc241823311" w:history="1">
             <w:r>
               <w:rPr>
                 <w:rStyle w:val="Hyperlink"/>
@@ -7357,7 +7357,7 @@
               <w:rPr>
                 <w:noProof/>
               </w:rPr>
-              <w:instrText xml:space="preserve"> PAGEREF _Toc241674622 \h </w:instrText>
+              <w:instrText xml:space="preserve"> PAGEREF _Toc241823311 \h </w:instrText>
             </w:r>
             <w:r>
               <w:rPr>
@@ -7374,7 +7374,7 @@
               <w:rPr>
                 <w:noProof/>
               </w:rPr>
-              <w:t>50</w:t>
+              <w:t>51</w:t>
             </w:r>
             <w:r>
               <w:rPr>
@@ -7397,7 +7397,7 @@
               <w14:ligatures w14:val="standardContextual"/>
             </w:rPr>
           </w:pPr>
-          <w:hyperlink w:anchor="_Toc241674623" w:history="1">
+          <w:hyperlink w:anchor="_Toc241823312" w:history="1">
             <w:r>
               <w:rPr>
                 <w:rStyle w:val="Hyperlink"/>
@@ -7421,7 +7421,7 @@
               <w:rPr>
                 <w:noProof/>
               </w:rPr>
-              <w:instrText xml:space="preserve"> PAGEREF _Toc241674623 \h </w:instrText>
+              <w:instrText xml:space="preserve"> PAGEREF _Toc241823312 \h </w:instrText>
             </w:r>
             <w:r>
               <w:rPr>
@@ -7438,7 +7438,7 @@
               <w:rPr>
                 <w:noProof/>
               </w:rPr>
-              <w:t>50</w:t>
+              <w:t>51</w:t>
             </w:r>
             <w:r>
               <w:rPr>
@@ -7461,7 +7461,7 @@
               <w14:ligatures w14:val="standardContextual"/>
             </w:rPr>
           </w:pPr>
-          <w:hyperlink w:anchor="_Toc241674624" w:history="1">
+          <w:hyperlink w:anchor="_Toc241823313" w:history="1">
             <w:r>
               <w:rPr>
                 <w:rStyle w:val="Hyperlink"/>
@@ -7485,7 +7485,7 @@
               <w:rPr>
                 <w:noProof/>
               </w:rPr>
-              <w:instrText xml:space="preserve"> PAGEREF _Toc241674624 \h </w:instrText>
+              <w:instrText xml:space="preserve"> PAGEREF _Toc241823313 \h </w:instrText>
             </w:r>
             <w:r>
               <w:rPr>
@@ -7502,7 +7502,7 @@
               <w:rPr>
                 <w:noProof/>
               </w:rPr>
-              <w:t>50</w:t>
+              <w:t>51</w:t>
             </w:r>
             <w:r>
               <w:rPr>
@@ -7525,7 +7525,7 @@
               <w14:ligatures w14:val="standardContextual"/>
             </w:rPr>
           </w:pPr>
-          <w:hyperlink w:anchor="_Toc241674625" w:history="1">
+          <w:hyperlink w:anchor="_Toc241823314" w:history="1">
             <w:r>
               <w:rPr>
                 <w:rStyle w:val="Hyperlink"/>
@@ -7549,7 +7549,7 @@
               <w:rPr>
                 <w:noProof/>
               </w:rPr>
-              <w:instrText xml:space="preserve"> PAGEREF _Toc241674625 \h </w:instrText>
+              <w:instrText xml:space="preserve"> PAGEREF _Toc241823314 \h </w:instrText>
             </w:r>
             <w:r>
               <w:rPr>
@@ -7566,7 +7566,7 @@
               <w:rPr>
                 <w:noProof/>
               </w:rPr>
-              <w:t>50</w:t>
+              <w:t>52</w:t>
             </w:r>
             <w:r>
               <w:rPr>
@@ -7589,7 +7589,7 @@
               <w14:ligatures w14:val="standardContextual"/>
             </w:rPr>
           </w:pPr>
-          <w:hyperlink w:anchor="_Toc241674626" w:history="1">
+          <w:hyperlink w:anchor="_Toc241823315" w:history="1">
             <w:r>
               <w:rPr>
                 <w:rStyle w:val="Hyperlink"/>
@@ -7613,7 +7613,7 @@
               <w:rPr>
                 <w:noProof/>
               </w:rPr>
-              <w:instrText xml:space="preserve"> PAGEREF _Toc241674626 \h </w:instrText>
+              <w:instrText xml:space="preserve"> PAGEREF _Toc241823315 \h </w:instrText>
             </w:r>
             <w:r>
               <w:rPr>
@@ -7630,7 +7630,7 @@
               <w:rPr>
                 <w:noProof/>
               </w:rPr>
-              <w:t>52</w:t>
+              <w:t>53</w:t>
             </w:r>
             <w:r>
               <w:rPr>
@@ -7653,7 +7653,7 @@
               <w14:ligatures w14:val="standardContextual"/>
             </w:rPr>
           </w:pPr>
-          <w:hyperlink w:anchor="_Toc241674627" w:history="1">
+          <w:hyperlink w:anchor="_Toc241823316" w:history="1">
             <w:r>
               <w:rPr>
                 <w:rStyle w:val="Hyperlink"/>
@@ -7677,7 +7677,7 @@
               <w:rPr>
                 <w:noProof/>
               </w:rPr>
-              <w:instrText xml:space="preserve"> PAGEREF _Toc241674627 \h </w:instrText>
+              <w:instrText xml:space="preserve"> PAGEREF _Toc241823316 \h </w:instrText>
             </w:r>
             <w:r>
               <w:rPr>
@@ -7694,7 +7694,7 @@
               <w:rPr>
                 <w:noProof/>
               </w:rPr>
-              <w:t>52</w:t>
+              <w:t>53</w:t>
             </w:r>
             <w:r>
               <w:rPr>
@@ -7717,7 +7717,7 @@
               <w14:ligatures w14:val="standardContextual"/>
             </w:rPr>
           </w:pPr>
-          <w:hyperlink w:anchor="_Toc241674628" w:history="1">
+          <w:hyperlink w:anchor="_Toc241823317" w:history="1">
             <w:r>
               <w:rPr>
                 <w:rStyle w:val="Hyperlink"/>
@@ -7741,7 +7741,7 @@
               <w:rPr>
                 <w:noProof/>
               </w:rPr>
-              <w:instrText xml:space="preserve"> PAGEREF _Toc241674628 \h </w:instrText>
+              <w:instrText xml:space="preserve"> PAGEREF _Toc241823317 \h </w:instrText>
             </w:r>
             <w:r>
               <w:rPr>
@@ -7758,7 +7758,7 @@
               <w:rPr>
                 <w:noProof/>
               </w:rPr>
-              <w:t>52</w:t>
+              <w:t>53</w:t>
             </w:r>
             <w:r>
               <w:rPr>
@@ -7781,7 +7781,7 @@
               <w14:ligatures w14:val="standardContextual"/>
             </w:rPr>
           </w:pPr>
-          <w:hyperlink w:anchor="_Toc241674629" w:history="1">
+          <w:hyperlink w:anchor="_Toc241823318" w:history="1">
             <w:r>
               <w:rPr>
                 <w:rStyle w:val="Hyperlink"/>
@@ -7805,7 +7805,7 @@
               <w:rPr>
                 <w:noProof/>
               </w:rPr>
-              <w:instrText xml:space="preserve"> PAGEREF _Toc241674629 \h </w:instrText>
+              <w:instrText xml:space="preserve"> PAGEREF _Toc241823318 \h </w:instrText>
             </w:r>
             <w:r>
               <w:rPr>
@@ -7822,7 +7822,7 @@
               <w:rPr>
                 <w:noProof/>
               </w:rPr>
-              <w:t>52</w:t>
+              <w:t>53</w:t>
             </w:r>
             <w:r>
               <w:rPr>
@@ -7845,7 +7845,7 @@
               <w14:ligatures w14:val="standardContextual"/>
             </w:rPr>
           </w:pPr>
-          <w:hyperlink w:anchor="_Toc241674630" w:history="1">
+          <w:hyperlink w:anchor="_Toc241823319" w:history="1">
             <w:r>
               <w:rPr>
                 <w:rStyle w:val="Hyperlink"/>
@@ -7869,7 +7869,7 @@
               <w:rPr>
                 <w:noProof/>
               </w:rPr>
-              <w:instrText xml:space="preserve"> PAGEREF _Toc241674630 \h </w:instrText>
+              <w:instrText xml:space="preserve"> PAGEREF _Toc241823319 \h </w:instrText>
             </w:r>
             <w:r>
               <w:rPr>
@@ -7886,7 +7886,7 @@
               <w:rPr>
                 <w:noProof/>
               </w:rPr>
-              <w:t>53</w:t>
+              <w:t>54</w:t>
             </w:r>
             <w:r>
               <w:rPr>
@@ -7909,7 +7909,7 @@
               <w14:ligatures w14:val="standardContextual"/>
             </w:rPr>
           </w:pPr>
-          <w:hyperlink w:anchor="_Toc241674631" w:history="1">
+          <w:hyperlink w:anchor="_Toc241823320" w:history="1">
             <w:r>
               <w:rPr>
                 <w:rStyle w:val="Hyperlink"/>
@@ -7933,7 +7933,7 @@
               <w:rPr>
                 <w:noProof/>
               </w:rPr>
-              <w:instrText xml:space="preserve"> PAGEREF _Toc241674631 \h </w:instrText>
+              <w:instrText xml:space="preserve"> PAGEREF _Toc241823320 \h </w:instrText>
             </w:r>
             <w:r>
               <w:rPr>
@@ -7950,7 +7950,7 @@
               <w:rPr>
                 <w:noProof/>
               </w:rPr>
-              <w:t>53</w:t>
+              <w:t>54</w:t>
             </w:r>
             <w:r>
               <w:rPr>
@@ -7973,7 +7973,7 @@
               <w14:ligatures w14:val="standardContextual"/>
             </w:rPr>
           </w:pPr>
-          <w:hyperlink w:anchor="_Toc241674632" w:history="1">
+          <w:hyperlink w:anchor="_Toc241823321" w:history="1">
             <w:r>
               <w:rPr>
                 <w:rStyle w:val="Hyperlink"/>
@@ -7997,7 +7997,7 @@
               <w:rPr>
                 <w:noProof/>
               </w:rPr>
-              <w:instrText xml:space="preserve"> PAGEREF _Toc241674632 \h </w:instrText>
+              <w:instrText xml:space="preserve"> PAGEREF _Toc241823321 \h </w:instrText>
             </w:r>
             <w:r>
               <w:rPr>
@@ -8014,7 +8014,7 @@
               <w:rPr>
                 <w:noProof/>
               </w:rPr>
-              <w:t>54</w:t>
+              <w:t>55</w:t>
             </w:r>
             <w:r>
               <w:rPr>
@@ -8037,7 +8037,7 @@
               <w14:ligatures w14:val="standardContextual"/>
             </w:rPr>
           </w:pPr>
-          <w:hyperlink w:anchor="_Toc241674633" w:history="1">
+          <w:hyperlink w:anchor="_Toc241823322" w:history="1">
             <w:r>
               <w:rPr>
                 <w:rStyle w:val="Hyperlink"/>
@@ -8061,7 +8061,7 @@
               <w:rPr>
                 <w:noProof/>
               </w:rPr>
-              <w:instrText xml:space="preserve"> PAGEREF _Toc241674633 \h </w:instrText>
+              <w:instrText xml:space="preserve"> PAGEREF _Toc241823322 \h </w:instrText>
             </w:r>
             <w:r>
               <w:rPr>
@@ -8078,7 +8078,7 @@
               <w:rPr>
                 <w:noProof/>
               </w:rPr>
-              <w:t>54</w:t>
+              <w:t>55</w:t>
             </w:r>
             <w:r>
               <w:rPr>
@@ -8101,7 +8101,7 @@
               <w14:ligatures w14:val="standardContextual"/>
             </w:rPr>
           </w:pPr>
-          <w:hyperlink w:anchor="_Toc241674634" w:history="1">
+          <w:hyperlink w:anchor="_Toc241823323" w:history="1">
             <w:r>
               <w:rPr>
                 <w:rStyle w:val="Hyperlink"/>
@@ -8125,7 +8125,7 @@
               <w:rPr>
                 <w:noProof/>
               </w:rPr>
-              <w:instrText xml:space="preserve"> PAGEREF _Toc241674634 \h </w:instrText>
+              <w:instrText xml:space="preserve"> PAGEREF _Toc241823323 \h </w:instrText>
             </w:r>
             <w:r>
               <w:rPr>
@@ -8142,7 +8142,7 @@
               <w:rPr>
                 <w:noProof/>
               </w:rPr>
-              <w:t>55</w:t>
+              <w:t>56</w:t>
             </w:r>
             <w:r>
               <w:rPr>
@@ -8165,7 +8165,7 @@
               <w14:ligatures w14:val="standardContextual"/>
             </w:rPr>
           </w:pPr>
-          <w:hyperlink w:anchor="_Toc241674635" w:history="1">
+          <w:hyperlink w:anchor="_Toc241823324" w:history="1">
             <w:r>
               <w:rPr>
                 <w:rStyle w:val="Hyperlink"/>
@@ -8189,7 +8189,7 @@
               <w:rPr>
                 <w:noProof/>
               </w:rPr>
-              <w:instrText xml:space="preserve"> PAGEREF _Toc241674635 \h </w:instrText>
+              <w:instrText xml:space="preserve"> PAGEREF _Toc241823324 \h </w:instrText>
             </w:r>
             <w:r>
               <w:rPr>
@@ -8206,7 +8206,7 @@
               <w:rPr>
                 <w:noProof/>
               </w:rPr>
-              <w:t>56</w:t>
+              <w:t>57</w:t>
             </w:r>
             <w:r>
               <w:rPr>
@@ -8245,7 +8245,7 @@
     <w:sdt>
       <w:sdtPr>
         <w:alias w:val="Figures"/>
-        <w:id w:val="-1431958663"/>
+        <w:id w:val="-647439824"/>
       </w:sdtPr>
       <w:sdtEndPr/>
       <w:sdtContent>
@@ -8271,7 +8271,7 @@
           <w:r>
             <w:fldChar w:fldCharType="separate"/>
           </w:r>
-          <w:hyperlink w:anchor="_Toc241674636" w:history="1">
+          <w:hyperlink w:anchor="_Toc241823325" w:history="1">
             <w:r>
               <w:rPr>
                 <w:rStyle w:val="Hyperlink"/>
@@ -8295,7 +8295,7 @@
               <w:rPr>
                 <w:noProof/>
               </w:rPr>
-              <w:instrText xml:space="preserve"> PAGEREF _Toc241674636 \h </w:instrText>
+              <w:instrText xml:space="preserve"> PAGEREF _Toc241823325 \h </w:instrText>
             </w:r>
             <w:r>
               <w:rPr>
@@ -8335,7 +8335,7 @@
               <w14:ligatures w14:val="standardContextual"/>
             </w:rPr>
           </w:pPr>
-          <w:hyperlink w:anchor="_Toc241674637" w:history="1">
+          <w:hyperlink w:anchor="_Toc241823326" w:history="1">
             <w:r>
               <w:rPr>
                 <w:rStyle w:val="Hyperlink"/>
@@ -8359,7 +8359,7 @@
               <w:rPr>
                 <w:noProof/>
               </w:rPr>
-              <w:instrText xml:space="preserve"> PAGEREF _Toc241674637 \h </w:instrText>
+              <w:instrText xml:space="preserve"> PAGEREF _Toc241823326 \h </w:instrText>
             </w:r>
             <w:r>
               <w:rPr>
@@ -8399,7 +8399,7 @@
               <w14:ligatures w14:val="standardContextual"/>
             </w:rPr>
           </w:pPr>
-          <w:hyperlink w:anchor="_Toc241674638" w:history="1">
+          <w:hyperlink w:anchor="_Toc241823327" w:history="1">
             <w:r>
               <w:rPr>
                 <w:rStyle w:val="Hyperlink"/>
@@ -8423,7 +8423,7 @@
               <w:rPr>
                 <w:noProof/>
               </w:rPr>
-              <w:instrText xml:space="preserve"> PAGEREF _Toc241674638 \h </w:instrText>
+              <w:instrText xml:space="preserve"> PAGEREF _Toc241823327 \h </w:instrText>
             </w:r>
             <w:r>
               <w:rPr>
@@ -8463,7 +8463,7 @@
               <w14:ligatures w14:val="standardContextual"/>
             </w:rPr>
           </w:pPr>
-          <w:hyperlink w:anchor="_Toc241674639" w:history="1">
+          <w:hyperlink w:anchor="_Toc241823328" w:history="1">
             <w:r>
               <w:rPr>
                 <w:rStyle w:val="Hyperlink"/>
@@ -8487,7 +8487,7 @@
               <w:rPr>
                 <w:noProof/>
               </w:rPr>
-              <w:instrText xml:space="preserve"> PAGEREF _Toc241674639 \h </w:instrText>
+              <w:instrText xml:space="preserve"> PAGEREF _Toc241823328 \h </w:instrText>
             </w:r>
             <w:r>
               <w:rPr>
@@ -8527,7 +8527,7 @@
               <w14:ligatures w14:val="standardContextual"/>
             </w:rPr>
           </w:pPr>
-          <w:hyperlink w:anchor="_Toc241674640" w:history="1">
+          <w:hyperlink w:anchor="_Toc241823329" w:history="1">
             <w:r>
               <w:rPr>
                 <w:rStyle w:val="Hyperlink"/>
@@ -8551,7 +8551,7 @@
               <w:rPr>
                 <w:noProof/>
               </w:rPr>
-              <w:instrText xml:space="preserve"> PAGEREF _Toc241674640 \h </w:instrText>
+              <w:instrText xml:space="preserve"> PAGEREF _Toc241823329 \h </w:instrText>
             </w:r>
             <w:r>
               <w:rPr>
@@ -8591,7 +8591,7 @@
               <w14:ligatures w14:val="standardContextual"/>
             </w:rPr>
           </w:pPr>
-          <w:hyperlink w:anchor="_Toc241674641" w:history="1">
+          <w:hyperlink w:anchor="_Toc241823330" w:history="1">
             <w:r>
               <w:rPr>
                 <w:rStyle w:val="Hyperlink"/>
@@ -8615,7 +8615,7 @@
               <w:rPr>
                 <w:noProof/>
               </w:rPr>
-              <w:instrText xml:space="preserve"> PAGEREF _Toc241674641 \h </w:instrText>
+              <w:instrText xml:space="preserve"> PAGEREF _Toc241823330 \h </w:instrText>
             </w:r>
             <w:r>
               <w:rPr>
@@ -8655,7 +8655,7 @@
               <w14:ligatures w14:val="standardContextual"/>
             </w:rPr>
           </w:pPr>
-          <w:hyperlink w:anchor="_Toc241674642" w:history="1">
+          <w:hyperlink w:anchor="_Toc241823331" w:history="1">
             <w:r>
               <w:rPr>
                 <w:rStyle w:val="Hyperlink"/>
@@ -8679,7 +8679,7 @@
               <w:rPr>
                 <w:noProof/>
               </w:rPr>
-              <w:instrText xml:space="preserve"> PAGEREF _Toc241674642 \h </w:instrText>
+              <w:instrText xml:space="preserve"> PAGEREF _Toc241823331 \h </w:instrText>
             </w:r>
             <w:r>
               <w:rPr>
@@ -8719,7 +8719,7 @@
               <w14:ligatures w14:val="standardContextual"/>
             </w:rPr>
           </w:pPr>
-          <w:hyperlink w:anchor="_Toc241674643" w:history="1">
+          <w:hyperlink w:anchor="_Toc241823332" w:history="1">
             <w:r>
               <w:rPr>
                 <w:rStyle w:val="Hyperlink"/>
@@ -8743,7 +8743,7 @@
               <w:rPr>
                 <w:noProof/>
               </w:rPr>
-              <w:instrText xml:space="preserve"> PAGEREF _Toc241674643 \h </w:instrText>
+              <w:instrText xml:space="preserve"> PAGEREF _Toc241823332 \h </w:instrText>
             </w:r>
             <w:r>
               <w:rPr>
@@ -8783,7 +8783,7 @@
               <w14:ligatures w14:val="standardContextual"/>
             </w:rPr>
           </w:pPr>
-          <w:hyperlink w:anchor="_Toc241674644" w:history="1">
+          <w:hyperlink w:anchor="_Toc241823333" w:history="1">
             <w:r>
               <w:rPr>
                 <w:rStyle w:val="Hyperlink"/>
@@ -8807,7 +8807,7 @@
               <w:rPr>
                 <w:noProof/>
               </w:rPr>
-              <w:instrText xml:space="preserve"> PAGEREF _Toc241674644 \h </w:instrText>
+              <w:instrText xml:space="preserve"> PAGEREF _Toc241823333 \h </w:instrText>
             </w:r>
             <w:r>
               <w:rPr>
@@ -8847,7 +8847,7 @@
               <w14:ligatures w14:val="standardContextual"/>
             </w:rPr>
           </w:pPr>
-          <w:hyperlink w:anchor="_Toc241674645" w:history="1">
+          <w:hyperlink w:anchor="_Toc241823334" w:history="1">
             <w:r>
               <w:rPr>
                 <w:rStyle w:val="Hyperlink"/>
@@ -8871,7 +8871,7 @@
               <w:rPr>
                 <w:noProof/>
               </w:rPr>
-              <w:instrText xml:space="preserve"> PAGEREF _Toc241674645 \h </w:instrText>
+              <w:instrText xml:space="preserve"> PAGEREF _Toc241823334 \h </w:instrText>
             </w:r>
             <w:r>
               <w:rPr>
@@ -8911,7 +8911,7 @@
               <w14:ligatures w14:val="standardContextual"/>
             </w:rPr>
           </w:pPr>
-          <w:hyperlink w:anchor="_Toc241674646" w:history="1">
+          <w:hyperlink w:anchor="_Toc241823335" w:history="1">
             <w:r>
               <w:rPr>
                 <w:rStyle w:val="Hyperlink"/>
@@ -8935,7 +8935,7 @@
               <w:rPr>
                 <w:noProof/>
               </w:rPr>
-              <w:instrText xml:space="preserve"> PAGEREF _Toc241674646 \h </w:instrText>
+              <w:instrText xml:space="preserve"> PAGEREF _Toc241823335 \h </w:instrText>
             </w:r>
             <w:r>
               <w:rPr>
@@ -8975,7 +8975,7 @@
               <w14:ligatures w14:val="standardContextual"/>
             </w:rPr>
           </w:pPr>
-          <w:hyperlink w:anchor="_Toc241674647" w:history="1">
+          <w:hyperlink w:anchor="_Toc241823336" w:history="1">
             <w:r>
               <w:rPr>
                 <w:rStyle w:val="Hyperlink"/>
@@ -8999,7 +8999,7 @@
               <w:rPr>
                 <w:noProof/>
               </w:rPr>
-              <w:instrText xml:space="preserve"> PAGEREF _Toc241674647 \h </w:instrText>
+              <w:instrText xml:space="preserve"> PAGEREF _Toc241823336 \h </w:instrText>
             </w:r>
             <w:r>
               <w:rPr>
@@ -9039,7 +9039,7 @@
               <w14:ligatures w14:val="standardContextual"/>
             </w:rPr>
           </w:pPr>
-          <w:hyperlink w:anchor="_Toc241674648" w:history="1">
+          <w:hyperlink w:anchor="_Toc241823337" w:history="1">
             <w:r>
               <w:rPr>
                 <w:rStyle w:val="Hyperlink"/>
@@ -9063,7 +9063,7 @@
               <w:rPr>
                 <w:noProof/>
               </w:rPr>
-              <w:instrText xml:space="preserve"> PAGEREF _Toc241674648 \h </w:instrText>
+              <w:instrText xml:space="preserve"> PAGEREF _Toc241823337 \h </w:instrText>
             </w:r>
             <w:r>
               <w:rPr>
@@ -9103,7 +9103,7 @@
               <w14:ligatures w14:val="standardContextual"/>
             </w:rPr>
           </w:pPr>
-          <w:hyperlink w:anchor="_Toc241674649" w:history="1">
+          <w:hyperlink w:anchor="_Toc241823338" w:history="1">
             <w:r>
               <w:rPr>
                 <w:rStyle w:val="Hyperlink"/>
@@ -9127,7 +9127,7 @@
               <w:rPr>
                 <w:noProof/>
               </w:rPr>
-              <w:instrText xml:space="preserve"> PAGEREF _Toc241674649 \h </w:instrText>
+              <w:instrText xml:space="preserve"> PAGEREF _Toc241823338 \h </w:instrText>
             </w:r>
             <w:r>
               <w:rPr>
@@ -9167,7 +9167,7 @@
               <w14:ligatures w14:val="standardContextual"/>
             </w:rPr>
           </w:pPr>
-          <w:hyperlink w:anchor="_Toc241674650" w:history="1">
+          <w:hyperlink w:anchor="_Toc241823339" w:history="1">
             <w:r>
               <w:rPr>
                 <w:rStyle w:val="Hyperlink"/>
@@ -9191,7 +9191,7 @@
               <w:rPr>
                 <w:noProof/>
               </w:rPr>
-              <w:instrText xml:space="preserve"> PAGEREF _Toc241674650 \h </w:instrText>
+              <w:instrText xml:space="preserve"> PAGEREF _Toc241823339 \h </w:instrText>
             </w:r>
             <w:r>
               <w:rPr>
@@ -9231,7 +9231,7 @@
               <w14:ligatures w14:val="standardContextual"/>
             </w:rPr>
           </w:pPr>
-          <w:hyperlink w:anchor="_Toc241674651" w:history="1">
+          <w:hyperlink w:anchor="_Toc241823340" w:history="1">
             <w:r>
               <w:rPr>
                 <w:rStyle w:val="Hyperlink"/>
@@ -9255,7 +9255,7 @@
               <w:rPr>
                 <w:noProof/>
               </w:rPr>
-              <w:instrText xml:space="preserve"> PAGEREF _Toc241674651 \h </w:instrText>
+              <w:instrText xml:space="preserve"> PAGEREF _Toc241823340 \h </w:instrText>
             </w:r>
             <w:r>
               <w:rPr>
@@ -9295,7 +9295,7 @@
               <w14:ligatures w14:val="standardContextual"/>
             </w:rPr>
           </w:pPr>
-          <w:hyperlink w:anchor="_Toc241674652" w:history="1">
+          <w:hyperlink w:anchor="_Toc241823341" w:history="1">
             <w:r>
               <w:rPr>
                 <w:rStyle w:val="Hyperlink"/>
@@ -9319,7 +9319,7 @@
               <w:rPr>
                 <w:noProof/>
               </w:rPr>
-              <w:instrText xml:space="preserve"> PAGEREF _Toc241674652 \h </w:instrText>
+              <w:instrText xml:space="preserve"> PAGEREF _Toc241823341 \h </w:instrText>
             </w:r>
             <w:r>
               <w:rPr>
@@ -9359,7 +9359,7 @@
               <w14:ligatures w14:val="standardContextual"/>
             </w:rPr>
           </w:pPr>
-          <w:hyperlink w:anchor="_Toc241674653" w:history="1">
+          <w:hyperlink w:anchor="_Toc241823342" w:history="1">
             <w:r>
               <w:rPr>
                 <w:rStyle w:val="Hyperlink"/>
@@ -9383,7 +9383,7 @@
               <w:rPr>
                 <w:noProof/>
               </w:rPr>
-              <w:instrText xml:space="preserve"> PAGEREF _Toc241674653 \h </w:instrText>
+              <w:instrText xml:space="preserve"> PAGEREF _Toc241823342 \h </w:instrText>
             </w:r>
             <w:r>
               <w:rPr>
@@ -9423,7 +9423,7 @@
               <w14:ligatures w14:val="standardContextual"/>
             </w:rPr>
           </w:pPr>
-          <w:hyperlink w:anchor="_Toc241674654" w:history="1">
+          <w:hyperlink w:anchor="_Toc241823343" w:history="1">
             <w:r>
               <w:rPr>
                 <w:rStyle w:val="Hyperlink"/>
@@ -9447,7 +9447,7 @@
               <w:rPr>
                 <w:noProof/>
               </w:rPr>
-              <w:instrText xml:space="preserve"> PAGEREF _Toc241674654 \h </w:instrText>
+              <w:instrText xml:space="preserve"> PAGEREF _Toc241823343 \h </w:instrText>
             </w:r>
             <w:r>
               <w:rPr>
@@ -9487,7 +9487,7 @@
               <w14:ligatures w14:val="standardContextual"/>
             </w:rPr>
           </w:pPr>
-          <w:hyperlink w:anchor="_Toc241674655" w:history="1">
+          <w:hyperlink w:anchor="_Toc241823344" w:history="1">
             <w:r>
               <w:rPr>
                 <w:rStyle w:val="Hyperlink"/>
@@ -9511,7 +9511,7 @@
               <w:rPr>
                 <w:noProof/>
               </w:rPr>
-              <w:instrText xml:space="preserve"> PAGEREF _Toc241674655 \h </w:instrText>
+              <w:instrText xml:space="preserve"> PAGEREF _Toc241823344 \h </w:instrText>
             </w:r>
             <w:r>
               <w:rPr>
@@ -9551,7 +9551,7 @@
               <w14:ligatures w14:val="standardContextual"/>
             </w:rPr>
           </w:pPr>
-          <w:hyperlink w:anchor="_Toc241674656" w:history="1">
+          <w:hyperlink w:anchor="_Toc241823345" w:history="1">
             <w:r>
               <w:rPr>
                 <w:rStyle w:val="Hyperlink"/>
@@ -9575,7 +9575,7 @@
               <w:rPr>
                 <w:noProof/>
               </w:rPr>
-              <w:instrText xml:space="preserve"> PAGEREF _Toc241674656 \h </w:instrText>
+              <w:instrText xml:space="preserve"> PAGEREF _Toc241823345 \h </w:instrText>
             </w:r>
             <w:r>
               <w:rPr>
@@ -9615,7 +9615,7 @@
               <w14:ligatures w14:val="standardContextual"/>
             </w:rPr>
           </w:pPr>
-          <w:hyperlink w:anchor="_Toc241674657" w:history="1">
+          <w:hyperlink w:anchor="_Toc241823346" w:history="1">
             <w:r>
               <w:rPr>
                 <w:rStyle w:val="Hyperlink"/>
@@ -9639,7 +9639,7 @@
               <w:rPr>
                 <w:noProof/>
               </w:rPr>
-              <w:instrText xml:space="preserve"> PAGEREF _Toc241674657 \h </w:instrText>
+              <w:instrText xml:space="preserve"> PAGEREF _Toc241823346 \h </w:instrText>
             </w:r>
             <w:r>
               <w:rPr>
@@ -9695,7 +9695,7 @@
     <w:sdt>
       <w:sdtPr>
         <w:alias w:val="Tables"/>
-        <w:id w:val="1826555310"/>
+        <w:id w:val="-856582042"/>
       </w:sdtPr>
       <w:sdtEndPr/>
       <w:sdtContent>
@@ -9721,7 +9721,7 @@
           <w:r>
             <w:fldChar w:fldCharType="separate"/>
           </w:r>
-          <w:hyperlink w:anchor="_Toc241674658" w:history="1">
+          <w:hyperlink w:anchor="_Toc241823347" w:history="1">
             <w:r>
               <w:rPr>
                 <w:rStyle w:val="Hyperlink"/>
@@ -9745,7 +9745,7 @@
               <w:rPr>
                 <w:noProof/>
               </w:rPr>
-              <w:instrText xml:space="preserve"> PAGEREF _Toc241674658 \h </w:instrText>
+              <w:instrText xml:space="preserve"> PAGEREF _Toc241823347 \h </w:instrText>
             </w:r>
             <w:r>
               <w:rPr>
@@ -9785,7 +9785,7 @@
               <w14:ligatures w14:val="standardContextual"/>
             </w:rPr>
           </w:pPr>
-          <w:hyperlink w:anchor="_Toc241674659" w:history="1">
+          <w:hyperlink w:anchor="_Toc241823348" w:history="1">
             <w:r>
               <w:rPr>
                 <w:rStyle w:val="Hyperlink"/>
@@ -9809,7 +9809,7 @@
               <w:rPr>
                 <w:noProof/>
               </w:rPr>
-              <w:instrText xml:space="preserve"> PAGEREF _Toc241674659 \h </w:instrText>
+              <w:instrText xml:space="preserve"> PAGEREF _Toc241823348 \h </w:instrText>
             </w:r>
             <w:r>
               <w:rPr>
@@ -9849,7 +9849,7 @@
               <w14:ligatures w14:val="standardContextual"/>
             </w:rPr>
           </w:pPr>
-          <w:hyperlink w:anchor="_Toc241674660" w:history="1">
+          <w:hyperlink w:anchor="_Toc241823349" w:history="1">
             <w:r>
               <w:rPr>
                 <w:rStyle w:val="Hyperlink"/>
@@ -9873,7 +9873,7 @@
               <w:rPr>
                 <w:noProof/>
               </w:rPr>
-              <w:instrText xml:space="preserve"> PAGEREF _Toc241674660 \h </w:instrText>
+              <w:instrText xml:space="preserve"> PAGEREF _Toc241823349 \h </w:instrText>
             </w:r>
             <w:r>
               <w:rPr>
@@ -9913,7 +9913,7 @@
               <w14:ligatures w14:val="standardContextual"/>
             </w:rPr>
           </w:pPr>
-          <w:hyperlink w:anchor="_Toc241674661" w:history="1">
+          <w:hyperlink w:anchor="_Toc241823350" w:history="1">
             <w:r>
               <w:rPr>
                 <w:rStyle w:val="Hyperlink"/>
@@ -9937,7 +9937,7 @@
               <w:rPr>
                 <w:noProof/>
               </w:rPr>
-              <w:instrText xml:space="preserve"> PAGEREF _Toc241674661 \h </w:instrText>
+              <w:instrText xml:space="preserve"> PAGEREF _Toc241823350 \h </w:instrText>
             </w:r>
             <w:r>
               <w:rPr>
@@ -9977,7 +9977,7 @@
               <w14:ligatures w14:val="standardContextual"/>
             </w:rPr>
           </w:pPr>
-          <w:hyperlink w:anchor="_Toc241674662" w:history="1">
+          <w:hyperlink w:anchor="_Toc241823351" w:history="1">
             <w:r>
               <w:rPr>
                 <w:rStyle w:val="Hyperlink"/>
@@ -10001,7 +10001,7 @@
               <w:rPr>
                 <w:noProof/>
               </w:rPr>
-              <w:instrText xml:space="preserve"> PAGEREF _Toc241674662 \h </w:instrText>
+              <w:instrText xml:space="preserve"> PAGEREF _Toc241823351 \h </w:instrText>
             </w:r>
             <w:r>
               <w:rPr>
@@ -10018,7 +10018,7 @@
               <w:rPr>
                 <w:noProof/>
               </w:rPr>
-              <w:t>44</w:t>
+              <w:t>45</w:t>
             </w:r>
             <w:r>
               <w:rPr>
@@ -10041,7 +10041,7 @@
               <w14:ligatures w14:val="standardContextual"/>
             </w:rPr>
           </w:pPr>
-          <w:hyperlink w:anchor="_Toc241674663" w:history="1">
+          <w:hyperlink w:anchor="_Toc241823352" w:history="1">
             <w:r>
               <w:rPr>
                 <w:rStyle w:val="Hyperlink"/>
@@ -10065,7 +10065,7 @@
               <w:rPr>
                 <w:noProof/>
               </w:rPr>
-              <w:instrText xml:space="preserve"> PAGEREF _Toc241674663 \h </w:instrText>
+              <w:instrText xml:space="preserve"> PAGEREF _Toc241823352 \h </w:instrText>
             </w:r>
             <w:r>
               <w:rPr>
@@ -10082,7 +10082,7 @@
               <w:rPr>
                 <w:noProof/>
               </w:rPr>
-              <w:t>44</w:t>
+              <w:t>45</w:t>
             </w:r>
             <w:r>
               <w:rPr>
@@ -10105,7 +10105,7 @@
               <w14:ligatures w14:val="standardContextual"/>
             </w:rPr>
           </w:pPr>
-          <w:hyperlink w:anchor="_Toc241674664" w:history="1">
+          <w:hyperlink w:anchor="_Toc241823353" w:history="1">
             <w:r>
               <w:rPr>
                 <w:rStyle w:val="Hyperlink"/>
@@ -10129,7 +10129,7 @@
               <w:rPr>
                 <w:noProof/>
               </w:rPr>
-              <w:instrText xml:space="preserve"> PAGEREF _Toc241674664 \h </w:instrText>
+              <w:instrText xml:space="preserve"> PAGEREF _Toc241823353 \h </w:instrText>
             </w:r>
             <w:r>
               <w:rPr>
@@ -10146,7 +10146,7 @@
               <w:rPr>
                 <w:noProof/>
               </w:rPr>
-              <w:t>45</w:t>
+              <w:t>46</w:t>
             </w:r>
             <w:r>
               <w:rPr>
@@ -10169,7 +10169,7 @@
               <w14:ligatures w14:val="standardContextual"/>
             </w:rPr>
           </w:pPr>
-          <w:hyperlink w:anchor="_Toc241674665" w:history="1">
+          <w:hyperlink w:anchor="_Toc241823354" w:history="1">
             <w:r>
               <w:rPr>
                 <w:rStyle w:val="Hyperlink"/>
@@ -10193,7 +10193,7 @@
               <w:rPr>
                 <w:noProof/>
               </w:rPr>
-              <w:instrText xml:space="preserve"> PAGEREF _Toc241674665 \h </w:instrText>
+              <w:instrText xml:space="preserve"> PAGEREF _Toc241823354 \h </w:instrText>
             </w:r>
             <w:r>
               <w:rPr>
@@ -10210,7 +10210,7 @@
               <w:rPr>
                 <w:noProof/>
               </w:rPr>
-              <w:t>46</w:t>
+              <w:t>47</w:t>
             </w:r>
             <w:r>
               <w:rPr>
@@ -10261,7 +10261,7 @@
         <w:pStyle w:val="Heading1"/>
         <w:spacing w:before="120" w:after="200"/>
       </w:pPr>
-      <w:bookmarkStart w:id="4" w:name="_Toc241674520"/>
+      <w:bookmarkStart w:id="4" w:name="_Toc241823209"/>
       <w:r>
         <w:t>1. INTRODUCTION</w:t>
       </w:r>
@@ -10274,7 +10274,7 @@
         <w:keepLines/>
         <w:spacing w:before="280" w:after="140"/>
       </w:pPr>
-      <w:bookmarkStart w:id="5" w:name="_Toc241674521"/>
+      <w:bookmarkStart w:id="5" w:name="_Toc241823210"/>
       <w:r>
         <w:t>1.1 Background of the Study</w:t>
       </w:r>
@@ -10320,7 +10320,7 @@
         <w:keepLines/>
         <w:spacing w:before="280" w:after="140"/>
       </w:pPr>
-      <w:bookmarkStart w:id="6" w:name="_Toc241674522"/>
+      <w:bookmarkStart w:id="6" w:name="_Toc241823211"/>
       <w:r>
         <w:lastRenderedPageBreak/>
         <w:t>1.2 Problem Statement</w:t>
@@ -10358,7 +10358,7 @@
         <w:keepLines/>
         <w:spacing w:before="280" w:after="140"/>
       </w:pPr>
-      <w:bookmarkStart w:id="7" w:name="_Toc241674523"/>
+      <w:bookmarkStart w:id="7" w:name="_Toc241823212"/>
       <w:r>
         <w:t>1.3 Objectives</w:t>
       </w:r>
@@ -10371,7 +10371,7 @@
         <w:keepLines/>
         <w:spacing w:before="220" w:after="120"/>
       </w:pPr>
-      <w:bookmarkStart w:id="8" w:name="_Toc241674524"/>
+      <w:bookmarkStart w:id="8" w:name="_Toc241823213"/>
       <w:r>
         <w:t>1.3.1 General Objective</w:t>
       </w:r>
@@ -10393,7 +10393,7 @@
         <w:keepLines/>
         <w:spacing w:before="220" w:after="120"/>
       </w:pPr>
-      <w:bookmarkStart w:id="9" w:name="_Toc241674525"/>
+      <w:bookmarkStart w:id="9" w:name="_Toc241823214"/>
       <w:r>
         <w:t>1.3.2 Specific Objectives</w:t>
       </w:r>
@@ -10458,7 +10458,7 @@
         <w:keepLines/>
         <w:spacing w:before="280" w:after="140"/>
       </w:pPr>
-      <w:bookmarkStart w:id="10" w:name="_Toc241674526"/>
+      <w:bookmarkStart w:id="10" w:name="_Toc241823215"/>
       <w:r>
         <w:lastRenderedPageBreak/>
         <w:t>1.4 Research Questions</w:t>
@@ -10524,7 +10524,7 @@
         <w:keepLines/>
         <w:spacing w:before="280" w:after="140"/>
       </w:pPr>
-      <w:bookmarkStart w:id="11" w:name="_Toc241674527"/>
+      <w:bookmarkStart w:id="11" w:name="_Toc241823216"/>
       <w:r>
         <w:t>1.5 Justification</w:t>
       </w:r>
@@ -10549,7 +10549,7 @@
         <w:keepLines/>
         <w:spacing w:before="280" w:after="140"/>
       </w:pPr>
-      <w:bookmarkStart w:id="12" w:name="_Toc241674528"/>
+      <w:bookmarkStart w:id="12" w:name="_Toc241823217"/>
       <w:r>
         <w:t>1.6 Scope of the Project</w:t>
       </w:r>
@@ -10564,7 +10564,11 @@
         <w:t>The project covers the design, development and testing of an Android application and its cloud backend for madrasas in Kenya. It serves four roles: the madrasa owner, the teacher, the parent and the student. The implemented scope includes madrasa registration and sign-in; student admission with system-generated admission numbers; classes and staff; manual and QR-code attendance; parent–child linking approved by the madrasa; memorisation tracking, assignments, grades and certificates; recitation recording wi</w:t>
       </w:r>
       <w:r>
-        <w:t>th private audio storage and teacher review; fee invoices and M-Pesa payment; announcements, messages and notifications; and an interface in English, Kiswahili, Somali and Arabic. Curricula such as Tafsir and Fiqh, the training of a tajweed recognition model and card payments are outside the scope.</w:t>
+        <w:t xml:space="preserve">th private audio storage, AI feedback given only with a parent’s consent, and teacher review; fee invoices paid by M-Pesa or card; announcements, messages and notifications; and an interface in English, Kiswahili, Somali and Arabic. Curricula </w:t>
+      </w:r>
+      <w:r>
+        <w:lastRenderedPageBreak/>
+        <w:t>such as Tafsir and Fiqh, and the training of a dedicated tajweed recognition model, are outside the scope.</w:t>
       </w:r>
     </w:p>
     <w:p>
@@ -10574,9 +10578,8 @@
         <w:keepLines/>
         <w:spacing w:before="280" w:after="140"/>
       </w:pPr>
-      <w:bookmarkStart w:id="13" w:name="_Toc241674529"/>
-      <w:r>
-        <w:lastRenderedPageBreak/>
+      <w:bookmarkStart w:id="13" w:name="_Toc241823218"/>
+      <w:r>
         <w:t>1.7 Limitations</w:t>
       </w:r>
       <w:bookmarkEnd w:id="13"/>
@@ -10587,10 +10590,10 @@
         <w:jc w:val="both"/>
       </w:pPr>
       <w:r>
-        <w:t>M-Pesa, e-mail and SMS were exercised against mock providers that behave like the real services, because live Safaricom Daraja and messaging credentials could not be obtained within the project. Testing used an Android emulator and the web build of the app; push notifications and the offline Quran library still need to be confirmed on a physical phone. The automated tajweed feedback is a clearly labelled placeholder, so the teacher’s review remains the authoritative assessment. Finally, the project evaluate</w:t>
-      </w:r>
-      <w:r>
-        <w:t>s whether the system works as specified; it does not measure its effect on memorisation over time.</w:t>
+        <w:t>M-Pesa, card payments, e-mail and SMS were exercised against mock providers that behave like the real services, because live Safaricom Daraja, Paystack and messaging credentials could not be obtained within the project. The installed app was tested on an Android emulator rather than a range of physical phones, and push notifications need a Firebase project to be configured before they can be delivered. The automated tajweed feedback comes from a general-purpose AI model (Google Gemini), not a validated tajw</w:t>
+      </w:r>
+      <w:r>
+        <w:t>eed assessor, so it is labelled provisional and the teacher’s review remains the authoritative assessment. No usability study with real users has yet been carried out, and the project evaluates whether the system works as specified, not its effect on memorisation over time.</w:t>
       </w:r>
     </w:p>
     <w:p>
@@ -10600,7 +10603,7 @@
         <w:keepLines/>
         <w:spacing w:before="280" w:after="140"/>
       </w:pPr>
-      <w:bookmarkStart w:id="14" w:name="_Toc241674530"/>
+      <w:bookmarkStart w:id="14" w:name="_Toc241823219"/>
       <w:r>
         <w:t>1.8 Summary</w:t>
       </w:r>
@@ -10637,7 +10640,7 @@
         <w:pStyle w:val="Heading1"/>
         <w:spacing w:before="120" w:after="200"/>
       </w:pPr>
-      <w:bookmarkStart w:id="15" w:name="_Toc241674531"/>
+      <w:bookmarkStart w:id="15" w:name="_Toc241823220"/>
       <w:r>
         <w:t>2. LITERATURE REVIEW</w:t>
       </w:r>
@@ -10650,7 +10653,7 @@
         <w:keepLines/>
         <w:spacing w:before="280" w:after="140"/>
       </w:pPr>
-      <w:bookmarkStart w:id="16" w:name="_Toc241674532"/>
+      <w:bookmarkStart w:id="16" w:name="_Toc241823221"/>
       <w:r>
         <w:t>2.1 Introduction</w:t>
       </w:r>
@@ -10672,7 +10675,7 @@
         <w:keepLines/>
         <w:spacing w:before="280" w:after="140"/>
       </w:pPr>
-      <w:bookmarkStart w:id="17" w:name="_Toc241674533"/>
+      <w:bookmarkStart w:id="17" w:name="_Toc241823222"/>
       <w:r>
         <w:t>2.2 Challenges in Traditional Madrasa Administration and Quran Learning</w:t>
       </w:r>
@@ -10685,7 +10688,7 @@
         <w:keepLines/>
         <w:spacing w:before="220" w:after="120"/>
       </w:pPr>
-      <w:bookmarkStart w:id="18" w:name="_Toc241674534"/>
+      <w:bookmarkStart w:id="18" w:name="_Toc241823223"/>
       <w:r>
         <w:t>2.2.1 Informal Record Keeping and Lack of Standardisation</w:t>
       </w:r>
@@ -10719,7 +10722,7 @@
         <w:keepLines/>
         <w:spacing w:before="220" w:after="120"/>
       </w:pPr>
-      <w:bookmarkStart w:id="19" w:name="_Toc241674535"/>
+      <w:bookmarkStart w:id="19" w:name="_Toc241823224"/>
       <w:r>
         <w:lastRenderedPageBreak/>
         <w:t>2.2.2 Limited Parental Visibility and Assessment Workload</w:t>
@@ -10754,7 +10757,7 @@
         <w:keepLines/>
         <w:spacing w:before="220" w:after="120"/>
       </w:pPr>
-      <w:bookmarkStart w:id="20" w:name="_Toc241674536"/>
+      <w:bookmarkStart w:id="20" w:name="_Toc241823225"/>
       <w:r>
         <w:t>2.2.3 Financial, Logistical and Communication Barriers</w:t>
       </w:r>
@@ -10779,7 +10782,7 @@
         <w:keepLines/>
         <w:spacing w:before="280" w:after="140"/>
       </w:pPr>
-      <w:bookmarkStart w:id="21" w:name="_Toc241674537"/>
+      <w:bookmarkStart w:id="21" w:name="_Toc241823226"/>
       <w:r>
         <w:t>2.3 Review of Existing Madrasa Management and Quran Learning Applications</w:t>
       </w:r>
@@ -10792,7 +10795,7 @@
         <w:keepLines/>
         <w:spacing w:before="220" w:after="120"/>
       </w:pPr>
-      <w:bookmarkStart w:id="22" w:name="_Toc241674538"/>
+      <w:bookmarkStart w:id="22" w:name="_Toc241823227"/>
       <w:r>
         <w:t>2.3.1 Overview of Existing Education Management and Quran Applications</w:t>
       </w:r>
@@ -10842,7 +10845,7 @@
         <w:keepLines/>
         <w:spacing w:before="220" w:after="120"/>
       </w:pPr>
-      <w:bookmarkStart w:id="23" w:name="_Toc241674539"/>
+      <w:bookmarkStart w:id="23" w:name="_Toc241823228"/>
       <w:r>
         <w:t>2.3.2 Usability, Accessibility and Functional Limitations</w:t>
       </w:r>
@@ -10879,7 +10882,7 @@
         <w:keepLines/>
         <w:spacing w:before="220" w:after="120"/>
       </w:pPr>
-      <w:bookmarkStart w:id="24" w:name="_Toc241674540"/>
+      <w:bookmarkStart w:id="24" w:name="_Toc241823229"/>
       <w:r>
         <w:t>2.3.3 Identified Gaps from Reviewed Systems</w:t>
       </w:r>
@@ -10980,7 +10983,7 @@
         <w:keepLines/>
         <w:spacing w:before="280" w:after="140"/>
       </w:pPr>
-      <w:bookmarkStart w:id="25" w:name="_Toc241674541"/>
+      <w:bookmarkStart w:id="25" w:name="_Toc241823230"/>
       <w:r>
         <w:t>2.4 Development of a Mobile-Based Integrated Madrasa Management System</w:t>
       </w:r>
@@ -10993,7 +10996,7 @@
         <w:keepLines/>
         <w:spacing w:before="220" w:after="120"/>
       </w:pPr>
-      <w:bookmarkStart w:id="26" w:name="_Toc241674542"/>
+      <w:bookmarkStart w:id="26" w:name="_Toc241823231"/>
       <w:r>
         <w:t>2.4.1 System Design and Architecture Overview</w:t>
       </w:r>
@@ -11018,7 +11021,7 @@
         <w:keepLines/>
         <w:spacing w:before="220" w:after="120"/>
       </w:pPr>
-      <w:bookmarkStart w:id="27" w:name="_Toc241674543"/>
+      <w:bookmarkStart w:id="27" w:name="_Toc241823232"/>
       <w:r>
         <w:t>2.4.2 Implementation Using React Native (Expo) and Supabase</w:t>
       </w:r>
@@ -11043,7 +11046,7 @@
         <w:keepLines/>
         <w:spacing w:before="220" w:after="120"/>
       </w:pPr>
-      <w:bookmarkStart w:id="28" w:name="_Toc241674544"/>
+      <w:bookmarkStart w:id="28" w:name="_Toc241823233"/>
       <w:r>
         <w:t>2.4.3 Integration of Administration and Quran Learning Modules</w:t>
       </w:r>
@@ -11072,7 +11075,7 @@
         <w:keepLines/>
         <w:spacing w:before="220" w:after="120"/>
       </w:pPr>
-      <w:bookmarkStart w:id="29" w:name="_Toc241674545"/>
+      <w:bookmarkStart w:id="29" w:name="_Toc241823234"/>
       <w:r>
         <w:t>2.4.4 Expected Benefits to Kenyan Madrasas</w:t>
       </w:r>
@@ -11094,7 +11097,7 @@
         <w:keepLines/>
         <w:spacing w:before="280" w:after="140"/>
       </w:pPr>
-      <w:bookmarkStart w:id="30" w:name="_Toc241674546"/>
+      <w:bookmarkStart w:id="30" w:name="_Toc241823235"/>
       <w:r>
         <w:t>2.5 Testing of the Digital Madrasa Mobile Application</w:t>
       </w:r>
@@ -11107,7 +11110,7 @@
         <w:keepLines/>
         <w:spacing w:before="220" w:after="120"/>
       </w:pPr>
-      <w:bookmarkStart w:id="31" w:name="_Toc241674547"/>
+      <w:bookmarkStart w:id="31" w:name="_Toc241823236"/>
       <w:r>
         <w:t>2.5.1 Functionality and Performance Testing</w:t>
       </w:r>
@@ -11129,7 +11132,7 @@
         <w:keepLines/>
         <w:spacing w:before="220" w:after="120"/>
       </w:pPr>
-      <w:bookmarkStart w:id="32" w:name="_Toc241674548"/>
+      <w:bookmarkStart w:id="32" w:name="_Toc241823237"/>
       <w:r>
         <w:t>2.5.2 Usability and User Experience Evaluation</w:t>
       </w:r>
@@ -11151,7 +11154,7 @@
         <w:keepLines/>
         <w:spacing w:before="220" w:after="120"/>
       </w:pPr>
-      <w:bookmarkStart w:id="33" w:name="_Toc241674549"/>
+      <w:bookmarkStart w:id="33" w:name="_Toc241823238"/>
       <w:r>
         <w:t>2.5.3 Reliability and Field Testing Approach</w:t>
       </w:r>
@@ -11177,7 +11180,7 @@
         <w:keepLines/>
         <w:spacing w:before="280" w:after="140"/>
       </w:pPr>
-      <w:bookmarkStart w:id="34" w:name="_Toc241674550"/>
+      <w:bookmarkStart w:id="34" w:name="_Toc241823239"/>
       <w:r>
         <w:t>2.6 Summary</w:t>
       </w:r>
@@ -11217,7 +11220,7 @@
         <w:pStyle w:val="Heading1"/>
         <w:spacing w:before="120" w:after="200"/>
       </w:pPr>
-      <w:bookmarkStart w:id="35" w:name="_Toc241674551"/>
+      <w:bookmarkStart w:id="35" w:name="_Toc241823240"/>
       <w:r>
         <w:t>3. SYSTEM DEVELOPMENT METHODOLOGY</w:t>
       </w:r>
@@ -11230,7 +11233,7 @@
         <w:keepLines/>
         <w:spacing w:before="280" w:after="140"/>
       </w:pPr>
-      <w:bookmarkStart w:id="36" w:name="_Toc241674552"/>
+      <w:bookmarkStart w:id="36" w:name="_Toc241823241"/>
       <w:r>
         <w:t>3.1 Introduction</w:t>
       </w:r>
@@ -11252,7 +11255,7 @@
         <w:keepLines/>
         <w:spacing w:before="280" w:after="140"/>
       </w:pPr>
-      <w:bookmarkStart w:id="37" w:name="_Toc241674553"/>
+      <w:bookmarkStart w:id="37" w:name="_Toc241823242"/>
       <w:r>
         <w:t>3.2 Methodological Approach</w:t>
       </w:r>
@@ -11288,10 +11291,10 @@
         </w:rPr>
         <w:lastRenderedPageBreak/>
         <w:drawing>
-          <wp:inline distT="0" distB="0" distL="0" distR="0" wp14:anchorId="5645B1BB" wp14:editId="5645B1BC">
+          <wp:inline distT="0" distB="0" distL="0" distR="0" wp14:anchorId="1BB167D8" wp14:editId="1BB167D9">
             <wp:extent cx="4752975" cy="3771900"/>
             <wp:effectExtent l="0" t="0" r="0" b="0"/>
-            <wp:docPr id="744126130" name="Picture 744126130"/>
+            <wp:docPr id="1684429204" name="Picture 1684429204"/>
             <wp:cNvGraphicFramePr>
               <a:graphicFrameLocks xmlns:a="http://schemas.openxmlformats.org/drawingml/2006/main" noChangeAspect="1"/>
             </wp:cNvGraphicFramePr>
@@ -11331,7 +11334,7 @@
       <w:pPr>
         <w:pStyle w:val="FigureCaption"/>
       </w:pPr>
-      <w:bookmarkStart w:id="38" w:name="_Toc241674636"/>
+      <w:bookmarkStart w:id="38" w:name="_Toc241823325"/>
       <w:r>
         <w:t>Figure 3.1 Agile Methodology</w:t>
       </w:r>
@@ -11344,7 +11347,7 @@
         <w:keepLines/>
         <w:spacing w:before="280" w:after="140"/>
       </w:pPr>
-      <w:bookmarkStart w:id="39" w:name="_Toc241674554"/>
+      <w:bookmarkStart w:id="39" w:name="_Toc241823243"/>
       <w:r>
         <w:t>3.3 Agile Development Phases</w:t>
       </w:r>
@@ -11366,7 +11369,7 @@
         <w:keepLines/>
         <w:spacing w:before="220" w:after="120"/>
       </w:pPr>
-      <w:bookmarkStart w:id="40" w:name="_Toc241674555"/>
+      <w:bookmarkStart w:id="40" w:name="_Toc241823244"/>
       <w:r>
         <w:t>3.3.1 Requirements Phase</w:t>
       </w:r>
@@ -11414,7 +11417,7 @@
         <w:keepLines/>
         <w:spacing w:before="220" w:after="120"/>
       </w:pPr>
-      <w:bookmarkStart w:id="41" w:name="_Toc241674556"/>
+      <w:bookmarkStart w:id="41" w:name="_Toc241823245"/>
       <w:r>
         <w:lastRenderedPageBreak/>
         <w:t>3.3.2 Design Phase</w:t>
@@ -11440,7 +11443,7 @@
         <w:keepLines/>
         <w:spacing w:before="220" w:after="120"/>
       </w:pPr>
-      <w:bookmarkStart w:id="42" w:name="_Toc241674557"/>
+      <w:bookmarkStart w:id="42" w:name="_Toc241823246"/>
       <w:r>
         <w:t>3.3.3 Development Phase</w:t>
       </w:r>
@@ -11455,7 +11458,7 @@
         <w:t>Development proceeded in sprints recorded in the project’s Git history. The first sprint (23 August 2026) produced the multi-tenant database, authentication and the screens for all four roles. The second (16 September) added the server functions, automated backups and continuous integration. Later sprints connected the live backend and the recitation storage workflow (19 September), teacher recitation review and parent access to a child’s recitations (22–23 September), QR attendance (23 September) and targe</w:t>
       </w:r>
       <w:r>
-        <w:t>ted invoicing (24 September). The final sprint (25–30 September) added written work and certificates, M-Pesa payments, push, e-mail and SMS notifications, and complete Kiswahili, Somali and Arabic translations.</w:t>
+        <w:t>ted invoicing (24 September). The sprint of 25–30 September added written work and certificates, M-Pesa payments, push, e-mail and SMS notifications, and complete Kiswahili, Somali and Arabic translations. The final sprint (30 September – 2 October) connected Google Gemini for recitation feedback and a hosted AI assistant, added parental consent for AI feedback, card payments through Paystack, and fixes found by testing the installed app.</w:t>
       </w:r>
     </w:p>
     <w:p>
@@ -11465,7 +11468,7 @@
         <w:keepLines/>
         <w:spacing w:before="220" w:after="120"/>
       </w:pPr>
-      <w:bookmarkStart w:id="43" w:name="_Toc241674558"/>
+      <w:bookmarkStart w:id="43" w:name="_Toc241823247"/>
       <w:r>
         <w:t>3.3.4 Testing Phase</w:t>
       </w:r>
@@ -11539,7 +11542,7 @@
         <w:keepLines/>
         <w:spacing w:before="220" w:after="120"/>
       </w:pPr>
-      <w:bookmarkStart w:id="44" w:name="_Toc241674559"/>
+      <w:bookmarkStart w:id="44" w:name="_Toc241823248"/>
       <w:r>
         <w:lastRenderedPageBreak/>
         <w:t>3.3.5 Deployment Phase</w:t>
@@ -11552,7 +11555,7 @@
         <w:jc w:val="both"/>
       </w:pPr>
       <w:r>
-        <w:t>The database, storage and server functions were deployed to a hosted Supabase project from the first sprint, so every increment was tested against the real backend. The mobile application was run through Expo Go on an Android emulator, and build profiles were prepared to produce an installable Android package (APK) for distribution.</w:t>
+        <w:t>The database, storage and server functions were deployed to a hosted Supabase project from the first sprint, so every increment was tested against the real backend. During development the mobile application ran through Expo Go; at the end, Expo Application Services built an installable Android package (APK), which was installed and tested on an Android emulator.</w:t>
       </w:r>
     </w:p>
     <w:p>
@@ -11562,7 +11565,7 @@
         <w:keepLines/>
         <w:spacing w:before="220" w:after="120"/>
       </w:pPr>
-      <w:bookmarkStart w:id="45" w:name="_Toc241674560"/>
+      <w:bookmarkStart w:id="45" w:name="_Toc241823249"/>
       <w:r>
         <w:t>3.3.6 Review Phase</w:t>
       </w:r>
@@ -11584,7 +11587,7 @@
         <w:keepLines/>
         <w:spacing w:before="280" w:after="140"/>
       </w:pPr>
-      <w:bookmarkStart w:id="46" w:name="_Toc241674561"/>
+      <w:bookmarkStart w:id="46" w:name="_Toc241823250"/>
       <w:r>
         <w:t>3.4 Summary</w:t>
       </w:r>
@@ -11621,7 +11624,7 @@
         <w:pStyle w:val="Heading1"/>
         <w:spacing w:before="120" w:after="200"/>
       </w:pPr>
-      <w:bookmarkStart w:id="47" w:name="_Toc241674562"/>
+      <w:bookmarkStart w:id="47" w:name="_Toc241823251"/>
       <w:r>
         <w:t>4. REQUIREMENTS GATHERING AND ANALYSIS</w:t>
       </w:r>
@@ -11634,7 +11637,7 @@
         <w:keepLines/>
         <w:spacing w:before="280" w:after="140"/>
       </w:pPr>
-      <w:bookmarkStart w:id="48" w:name="_Toc241674563"/>
+      <w:bookmarkStart w:id="48" w:name="_Toc241823252"/>
       <w:r>
         <w:t>4.1 Introduction</w:t>
       </w:r>
@@ -11659,7 +11662,7 @@
         <w:keepLines/>
         <w:spacing w:before="280" w:after="140"/>
       </w:pPr>
-      <w:bookmarkStart w:id="49" w:name="_Toc241674564"/>
+      <w:bookmarkStart w:id="49" w:name="_Toc241823253"/>
       <w:r>
         <w:t>4.2 Data Collection Approach</w:t>
       </w:r>
@@ -11681,7 +11684,7 @@
         <w:keepLines/>
         <w:spacing w:before="280" w:after="140"/>
       </w:pPr>
-      <w:bookmarkStart w:id="50" w:name="_Toc241674565"/>
+      <w:bookmarkStart w:id="50" w:name="_Toc241823254"/>
       <w:r>
         <w:t>4.3 Data Collection Methods</w:t>
       </w:r>
@@ -11765,7 +11768,7 @@
         <w:keepLines/>
         <w:spacing w:before="280" w:after="140"/>
       </w:pPr>
-      <w:bookmarkStart w:id="51" w:name="_Toc241674566"/>
+      <w:bookmarkStart w:id="51" w:name="_Toc241823255"/>
       <w:r>
         <w:t>4.4 Primary Data Collection</w:t>
       </w:r>
@@ -12091,7 +12094,7 @@
       <w:pPr>
         <w:pStyle w:val="TableCaption"/>
       </w:pPr>
-      <w:bookmarkStart w:id="52" w:name="_Toc241674658"/>
+      <w:bookmarkStart w:id="52" w:name="_Toc241823347"/>
       <w:r>
         <w:t>Table 4.1 Primary Data Collection</w:t>
       </w:r>
@@ -12104,7 +12107,7 @@
         <w:keepLines/>
         <w:spacing w:before="280" w:after="140"/>
       </w:pPr>
-      <w:bookmarkStart w:id="53" w:name="_Toc241674567"/>
+      <w:bookmarkStart w:id="53" w:name="_Toc241823256"/>
       <w:r>
         <w:t>4.5 Data Analysis</w:t>
       </w:r>
@@ -12126,7 +12129,7 @@
         <w:keepLines/>
         <w:spacing w:before="220" w:after="120"/>
       </w:pPr>
-      <w:bookmarkStart w:id="54" w:name="_Toc241674568"/>
+      <w:bookmarkStart w:id="54" w:name="_Toc241823257"/>
       <w:r>
         <w:t>4.5.1 Interview Data Summary</w:t>
       </w:r>
@@ -12573,7 +12576,7 @@
       <w:pPr>
         <w:pStyle w:val="TableCaption"/>
       </w:pPr>
-      <w:bookmarkStart w:id="55" w:name="_Toc241674659"/>
+      <w:bookmarkStart w:id="55" w:name="_Toc241823348"/>
       <w:r>
         <w:t>Table 4.2 Madrasa Owner and Teacher Interview Summary</w:t>
       </w:r>
@@ -12958,7 +12961,7 @@
       <w:pPr>
         <w:pStyle w:val="TableCaption"/>
       </w:pPr>
-      <w:bookmarkStart w:id="56" w:name="_Toc241674660"/>
+      <w:bookmarkStart w:id="56" w:name="_Toc241823349"/>
       <w:r>
         <w:t>Table 4.3 Parent Interview Summary</w:t>
       </w:r>
@@ -13288,7 +13291,7 @@
       <w:pPr>
         <w:pStyle w:val="TableCaption"/>
       </w:pPr>
-      <w:bookmarkStart w:id="57" w:name="_Toc241674661"/>
+      <w:bookmarkStart w:id="57" w:name="_Toc241823350"/>
       <w:r>
         <w:t>Table 4.4 Student Interview Summary</w:t>
       </w:r>
@@ -13301,7 +13304,7 @@
         <w:keepLines/>
         <w:spacing w:before="220" w:after="120"/>
       </w:pPr>
-      <w:bookmarkStart w:id="58" w:name="_Toc241674569"/>
+      <w:bookmarkStart w:id="58" w:name="_Toc241823258"/>
       <w:r>
         <w:t>4.5.2 Questionnaire Analysis</w:t>
       </w:r>
@@ -13436,7 +13439,7 @@
         <w:keepNext/>
         <w:spacing w:before="100" w:after="60"/>
       </w:pPr>
-      <w:bookmarkStart w:id="59" w:name="_Toc241674637"/>
+      <w:bookmarkStart w:id="59" w:name="_Toc241823326"/>
       <w:r>
         <w:t>Figure 4.1 Recording Student Attendance</w:t>
       </w:r>
@@ -13608,7 +13611,7 @@
         <w:keepNext/>
         <w:spacing w:before="100" w:after="60"/>
       </w:pPr>
-      <w:bookmarkStart w:id="60" w:name="_Toc241674638"/>
+      <w:bookmarkStart w:id="60" w:name="_Toc241823327"/>
       <w:r>
         <w:t>Figure 4.2 Memorisation Progress Tracking</w:t>
       </w:r>
@@ -13781,7 +13784,7 @@
         <w:keepNext/>
         <w:spacing w:before="100" w:after="60"/>
       </w:pPr>
-      <w:bookmarkStart w:id="61" w:name="_Toc241674639"/>
+      <w:bookmarkStart w:id="61" w:name="_Toc241823328"/>
       <w:r>
         <w:t>Figure 4.3 Fee Collection Methods</w:t>
       </w:r>
@@ -13975,7 +13978,7 @@
         <w:keepNext/>
         <w:spacing w:before="100" w:after="60"/>
       </w:pPr>
-      <w:bookmarkStart w:id="62" w:name="_Toc241674640"/>
+      <w:bookmarkStart w:id="62" w:name="_Toc241823329"/>
       <w:r>
         <w:t>Figure 4.4 Parent Access to Child Progress</w:t>
       </w:r>
@@ -14147,7 +14150,7 @@
         <w:keepNext/>
         <w:spacing w:before="100" w:after="60"/>
       </w:pPr>
-      <w:bookmarkStart w:id="63" w:name="_Toc241674641"/>
+      <w:bookmarkStart w:id="63" w:name="_Toc241823330"/>
       <w:r>
         <w:t>Figure 4.5 Willingness to Pay Fees via M-Pesa</w:t>
       </w:r>
@@ -14342,7 +14345,7 @@
         <w:keepNext/>
         <w:spacing w:before="100" w:after="60"/>
       </w:pPr>
-      <w:bookmarkStart w:id="64" w:name="_Toc241674642"/>
+      <w:bookmarkStart w:id="64" w:name="_Toc241823331"/>
       <w:r>
         <w:t>Figure 4.6 Recitation Assessment Methods</w:t>
       </w:r>
@@ -14514,7 +14517,7 @@
         <w:keepNext/>
         <w:spacing w:before="100" w:after="60"/>
       </w:pPr>
-      <w:bookmarkStart w:id="65" w:name="_Toc241674643"/>
+      <w:bookmarkStart w:id="65" w:name="_Toc241823332"/>
       <w:r>
         <w:t>Figure 4.7 Digital Recitation Practice</w:t>
       </w:r>
@@ -14586,7 +14589,7 @@
         <w:keepLines/>
         <w:spacing w:before="280" w:after="140"/>
       </w:pPr>
-      <w:bookmarkStart w:id="66" w:name="_Toc241674570"/>
+      <w:bookmarkStart w:id="66" w:name="_Toc241823259"/>
       <w:r>
         <w:t>4.6 Secondary Data Collection</w:t>
       </w:r>
@@ -14611,7 +14614,7 @@
         <w:keepLines/>
         <w:spacing w:before="280" w:after="140"/>
       </w:pPr>
-      <w:bookmarkStart w:id="67" w:name="_Toc241674571"/>
+      <w:bookmarkStart w:id="67" w:name="_Toc241823260"/>
       <w:r>
         <w:t>4.7 Requirements and Stakeholders Identification</w:t>
       </w:r>
@@ -14709,7 +14712,7 @@
         <w:keepLines/>
         <w:spacing w:before="280" w:after="140"/>
       </w:pPr>
-      <w:bookmarkStart w:id="68" w:name="_Toc241674572"/>
+      <w:bookmarkStart w:id="68" w:name="_Toc241823261"/>
       <w:r>
         <w:t>4.8 Challenges in Requirements Gathering and Analysis</w:t>
       </w:r>
@@ -14812,7 +14815,7 @@
         <w:keepLines/>
         <w:spacing w:before="280" w:after="140"/>
       </w:pPr>
-      <w:bookmarkStart w:id="69" w:name="_Toc241674573"/>
+      <w:bookmarkStart w:id="69" w:name="_Toc241823262"/>
       <w:r>
         <w:t>4.9 Summary</w:t>
       </w:r>
@@ -14849,7 +14852,7 @@
         <w:pStyle w:val="Heading1"/>
         <w:spacing w:before="120" w:after="200"/>
       </w:pPr>
-      <w:bookmarkStart w:id="70" w:name="_Toc241674574"/>
+      <w:bookmarkStart w:id="70" w:name="_Toc241823263"/>
       <w:r>
         <w:t>5. SYSTEM DESIGN</w:t>
       </w:r>
@@ -14862,7 +14865,7 @@
         <w:keepLines/>
         <w:spacing w:before="280" w:after="140"/>
       </w:pPr>
-      <w:bookmarkStart w:id="71" w:name="_Toc241674575"/>
+      <w:bookmarkStart w:id="71" w:name="_Toc241823264"/>
       <w:r>
         <w:t>5.1 Introduction</w:t>
       </w:r>
@@ -14884,7 +14887,7 @@
         <w:keepLines/>
         <w:spacing w:before="280" w:after="140"/>
       </w:pPr>
-      <w:bookmarkStart w:id="72" w:name="_Toc241674576"/>
+      <w:bookmarkStart w:id="72" w:name="_Toc241823265"/>
       <w:r>
         <w:t>5.2 Structural Diagram</w:t>
       </w:r>
@@ -14906,7 +14909,7 @@
         <w:keepLines/>
         <w:spacing w:before="220" w:after="120"/>
       </w:pPr>
-      <w:bookmarkStart w:id="73" w:name="_Toc241674577"/>
+      <w:bookmarkStart w:id="73" w:name="_Toc241823266"/>
       <w:r>
         <w:t>5.2.1 Class Diagram</w:t>
       </w:r>
@@ -14933,10 +14936,10 @@
         </w:rPr>
         <w:lastRenderedPageBreak/>
         <w:drawing>
-          <wp:inline distT="0" distB="0" distL="0" distR="0" wp14:anchorId="5645B1BD" wp14:editId="5645B1BE">
+          <wp:inline distT="0" distB="0" distL="0" distR="0" wp14:anchorId="1BB167DA" wp14:editId="1BB167DB">
             <wp:extent cx="5124450" cy="6486525"/>
             <wp:effectExtent l="0" t="0" r="0" b="0"/>
-            <wp:docPr id="1487978115" name="Picture 1487978115"/>
+            <wp:docPr id="1955824150" name="Picture 1955824150"/>
             <wp:cNvGraphicFramePr>
               <a:graphicFrameLocks xmlns:a="http://schemas.openxmlformats.org/drawingml/2006/main" noChangeAspect="1"/>
             </wp:cNvGraphicFramePr>
@@ -14976,7 +14979,7 @@
       <w:pPr>
         <w:pStyle w:val="FigureCaption"/>
       </w:pPr>
-      <w:bookmarkStart w:id="74" w:name="_Toc241674644"/>
+      <w:bookmarkStart w:id="74" w:name="_Toc241823333"/>
       <w:r>
         <w:t>Figure 5.1 Class Diagram</w:t>
       </w:r>
@@ -14989,7 +14992,7 @@
         <w:keepLines/>
         <w:spacing w:before="220" w:after="120"/>
       </w:pPr>
-      <w:bookmarkStart w:id="75" w:name="_Toc241674578"/>
+      <w:bookmarkStart w:id="75" w:name="_Toc241823267"/>
       <w:r>
         <w:t>5.2.2 Entity Relationship Diagram (ERD)</w:t>
       </w:r>
@@ -15019,10 +15022,10 @@
           <w:noProof/>
         </w:rPr>
         <w:drawing>
-          <wp:inline distT="0" distB="0" distL="0" distR="0" wp14:anchorId="5645B1BF" wp14:editId="5645B1C0">
+          <wp:inline distT="0" distB="0" distL="0" distR="0" wp14:anchorId="1BB167DC" wp14:editId="1BB167DD">
             <wp:extent cx="5486400" cy="7124700"/>
             <wp:effectExtent l="0" t="0" r="0" b="0"/>
-            <wp:docPr id="1781747278" name="Picture 1781747278"/>
+            <wp:docPr id="1420039775" name="Picture 1420039775"/>
             <wp:cNvGraphicFramePr>
               <a:graphicFrameLocks xmlns:a="http://schemas.openxmlformats.org/drawingml/2006/main" noChangeAspect="1"/>
             </wp:cNvGraphicFramePr>
@@ -15062,7 +15065,7 @@
       <w:pPr>
         <w:pStyle w:val="FigureCaption"/>
       </w:pPr>
-      <w:bookmarkStart w:id="76" w:name="_Toc241674645"/>
+      <w:bookmarkStart w:id="76" w:name="_Toc241823334"/>
       <w:r>
         <w:t>Figure 5.2 ERD Diagram</w:t>
       </w:r>
@@ -15075,7 +15078,7 @@
         <w:keepLines/>
         <w:spacing w:before="280" w:after="140"/>
       </w:pPr>
-      <w:bookmarkStart w:id="77" w:name="_Toc241674579"/>
+      <w:bookmarkStart w:id="77" w:name="_Toc241823268"/>
       <w:r>
         <w:lastRenderedPageBreak/>
         <w:t>5.3 Behavioral Diagrams</w:t>
@@ -15098,7 +15101,7 @@
         <w:keepLines/>
         <w:spacing w:before="220" w:after="120"/>
       </w:pPr>
-      <w:bookmarkStart w:id="78" w:name="_Toc241674580"/>
+      <w:bookmarkStart w:id="78" w:name="_Toc241823269"/>
       <w:r>
         <w:t>5.3.1 Use Case Diagram</w:t>
       </w:r>
@@ -15128,10 +15131,10 @@
         </w:rPr>
         <w:lastRenderedPageBreak/>
         <w:drawing>
-          <wp:inline distT="0" distB="0" distL="0" distR="0" wp14:anchorId="5645B1C1" wp14:editId="5645B1C2">
+          <wp:inline distT="0" distB="0" distL="0" distR="0" wp14:anchorId="1BB167DE" wp14:editId="1BB167DF">
             <wp:extent cx="5305425" cy="5915025"/>
             <wp:effectExtent l="0" t="0" r="0" b="0"/>
-            <wp:docPr id="341050713" name="Picture 341050713"/>
+            <wp:docPr id="530931109" name="Picture 530931109"/>
             <wp:cNvGraphicFramePr>
               <a:graphicFrameLocks xmlns:a="http://schemas.openxmlformats.org/drawingml/2006/main" noChangeAspect="1"/>
             </wp:cNvGraphicFramePr>
@@ -15171,7 +15174,7 @@
       <w:pPr>
         <w:pStyle w:val="FigureCaption"/>
       </w:pPr>
-      <w:bookmarkStart w:id="79" w:name="_Toc241674646"/>
+      <w:bookmarkStart w:id="79" w:name="_Toc241823335"/>
       <w:r>
         <w:t>Figure 5.3 Use Case Diagram</w:t>
       </w:r>
@@ -15184,7 +15187,7 @@
         <w:keepLines/>
         <w:spacing w:before="220" w:after="120"/>
       </w:pPr>
-      <w:bookmarkStart w:id="80" w:name="_Toc241674581"/>
+      <w:bookmarkStart w:id="80" w:name="_Toc241823270"/>
       <w:r>
         <w:t>5.3.2 Sequence Diagram</w:t>
       </w:r>
@@ -15211,10 +15214,10 @@
         </w:rPr>
         <w:lastRenderedPageBreak/>
         <w:drawing>
-          <wp:inline distT="0" distB="0" distL="0" distR="0" wp14:anchorId="5645B1C3" wp14:editId="5645B1C4">
+          <wp:inline distT="0" distB="0" distL="0" distR="0" wp14:anchorId="1BB167E0" wp14:editId="1BB167E1">
             <wp:extent cx="5762625" cy="4572000"/>
             <wp:effectExtent l="0" t="0" r="0" b="0"/>
-            <wp:docPr id="753557944" name="Picture 753557944"/>
+            <wp:docPr id="200036009" name="Picture 200036009"/>
             <wp:cNvGraphicFramePr>
               <a:graphicFrameLocks xmlns:a="http://schemas.openxmlformats.org/drawingml/2006/main" noChangeAspect="1"/>
             </wp:cNvGraphicFramePr>
@@ -15254,7 +15257,7 @@
       <w:pPr>
         <w:pStyle w:val="FigureCaption"/>
       </w:pPr>
-      <w:bookmarkStart w:id="81" w:name="_Toc241674647"/>
+      <w:bookmarkStart w:id="81" w:name="_Toc241823336"/>
       <w:r>
         <w:t>Figure 5.4 Sequence Diagram</w:t>
       </w:r>
@@ -15267,7 +15270,7 @@
         <w:keepLines/>
         <w:spacing w:before="220" w:after="120"/>
       </w:pPr>
-      <w:bookmarkStart w:id="82" w:name="_Toc241674582"/>
+      <w:bookmarkStart w:id="82" w:name="_Toc241823271"/>
       <w:r>
         <w:t>5.3.3 Activity Diagram</w:t>
       </w:r>
@@ -15294,10 +15297,10 @@
         </w:rPr>
         <w:lastRenderedPageBreak/>
         <w:drawing>
-          <wp:inline distT="0" distB="0" distL="0" distR="0" wp14:anchorId="5645B1C5" wp14:editId="5645B1C6">
+          <wp:inline distT="0" distB="0" distL="0" distR="0" wp14:anchorId="1BB167E2" wp14:editId="1BB167E3">
             <wp:extent cx="4210050" cy="5038725"/>
             <wp:effectExtent l="0" t="0" r="0" b="0"/>
-            <wp:docPr id="785702871" name="Picture 785702871"/>
+            <wp:docPr id="1555552875" name="Picture 1555552875"/>
             <wp:cNvGraphicFramePr>
               <a:graphicFrameLocks xmlns:a="http://schemas.openxmlformats.org/drawingml/2006/main" noChangeAspect="1"/>
             </wp:cNvGraphicFramePr>
@@ -15337,7 +15340,7 @@
       <w:pPr>
         <w:pStyle w:val="FigureCaption"/>
       </w:pPr>
-      <w:bookmarkStart w:id="83" w:name="_Toc241674648"/>
+      <w:bookmarkStart w:id="83" w:name="_Toc241823337"/>
       <w:r>
         <w:t>Figure 5.5 Activity Diagram</w:t>
       </w:r>
@@ -15350,7 +15353,7 @@
         <w:keepLines/>
         <w:spacing w:before="280" w:after="140"/>
       </w:pPr>
-      <w:bookmarkStart w:id="84" w:name="_Toc241674583"/>
+      <w:bookmarkStart w:id="84" w:name="_Toc241823272"/>
       <w:r>
         <w:t>5.4 Database Schema</w:t>
       </w:r>
@@ -15377,10 +15380,10 @@
         </w:rPr>
         <w:lastRenderedPageBreak/>
         <w:drawing>
-          <wp:inline distT="0" distB="0" distL="0" distR="0" wp14:anchorId="5645B1C7" wp14:editId="5645B1C8">
+          <wp:inline distT="0" distB="0" distL="0" distR="0" wp14:anchorId="1BB167E4" wp14:editId="1BB167E5">
             <wp:extent cx="5667375" cy="4914900"/>
             <wp:effectExtent l="0" t="0" r="0" b="0"/>
-            <wp:docPr id="1209220167" name="Picture 1209220167"/>
+            <wp:docPr id="1778071720" name="Picture 1778071720"/>
             <wp:cNvGraphicFramePr>
               <a:graphicFrameLocks xmlns:a="http://schemas.openxmlformats.org/drawingml/2006/main" noChangeAspect="1"/>
             </wp:cNvGraphicFramePr>
@@ -15420,7 +15423,7 @@
       <w:pPr>
         <w:pStyle w:val="FigureCaption"/>
       </w:pPr>
-      <w:bookmarkStart w:id="85" w:name="_Toc241674649"/>
+      <w:bookmarkStart w:id="85" w:name="_Toc241823338"/>
       <w:r>
         <w:t>Figure 5.6 Database Schema</w:t>
       </w:r>
@@ -15433,7 +15436,7 @@
         <w:keepLines/>
         <w:spacing w:before="280" w:after="140"/>
       </w:pPr>
-      <w:bookmarkStart w:id="86" w:name="_Toc241674584"/>
+      <w:bookmarkStart w:id="86" w:name="_Toc241823273"/>
       <w:r>
         <w:t>5.5 Wireframes</w:t>
       </w:r>
@@ -15460,10 +15463,10 @@
         </w:rPr>
         <w:lastRenderedPageBreak/>
         <w:drawing>
-          <wp:inline distT="0" distB="0" distL="0" distR="0" wp14:anchorId="5645B1C9" wp14:editId="5645B1CA">
+          <wp:inline distT="0" distB="0" distL="0" distR="0" wp14:anchorId="1BB167E6" wp14:editId="1BB167E7">
             <wp:extent cx="5762625" cy="3381375"/>
             <wp:effectExtent l="0" t="0" r="0" b="0"/>
-            <wp:docPr id="361830750" name="Picture 361830750"/>
+            <wp:docPr id="1063601804" name="Picture 1063601804"/>
             <wp:cNvGraphicFramePr>
               <a:graphicFrameLocks xmlns:a="http://schemas.openxmlformats.org/drawingml/2006/main" noChangeAspect="1"/>
             </wp:cNvGraphicFramePr>
@@ -15503,7 +15506,7 @@
       <w:pPr>
         <w:pStyle w:val="FigureCaption"/>
       </w:pPr>
-      <w:bookmarkStart w:id="87" w:name="_Toc241674650"/>
+      <w:bookmarkStart w:id="87" w:name="_Toc241823339"/>
       <w:r>
         <w:t>Figure 5.7 Wireframes</w:t>
       </w:r>
@@ -15516,7 +15519,7 @@
         <w:keepLines/>
         <w:spacing w:before="280" w:after="140"/>
       </w:pPr>
-      <w:bookmarkStart w:id="88" w:name="_Toc241674585"/>
+      <w:bookmarkStart w:id="88" w:name="_Toc241823274"/>
       <w:r>
         <w:t>5.6 Summary</w:t>
       </w:r>
@@ -15553,7 +15556,7 @@
         <w:pStyle w:val="Heading1"/>
         <w:spacing w:before="120" w:after="200"/>
       </w:pPr>
-      <w:bookmarkStart w:id="89" w:name="_Toc241674586"/>
+      <w:bookmarkStart w:id="89" w:name="_Toc241823275"/>
       <w:r>
         <w:t>6. SYSTEM DEVELOPMENT</w:t>
       </w:r>
@@ -15566,7 +15569,7 @@
         <w:keepLines/>
         <w:spacing w:before="280" w:after="140"/>
       </w:pPr>
-      <w:bookmarkStart w:id="90" w:name="_Toc241674587"/>
+      <w:bookmarkStart w:id="90" w:name="_Toc241823276"/>
       <w:r>
         <w:t>6.1 Introduction</w:t>
       </w:r>
@@ -15588,7 +15591,7 @@
         <w:keepLines/>
         <w:spacing w:before="280" w:after="140"/>
       </w:pPr>
-      <w:bookmarkStart w:id="91" w:name="_Toc241674588"/>
+      <w:bookmarkStart w:id="91" w:name="_Toc241823277"/>
       <w:r>
         <w:t>6.2 System Development Tools and Techniques</w:t>
       </w:r>
@@ -15610,7 +15613,7 @@
         <w:keepLines/>
         <w:spacing w:before="220" w:after="120"/>
       </w:pPr>
-      <w:bookmarkStart w:id="92" w:name="_Toc241674589"/>
+      <w:bookmarkStart w:id="92" w:name="_Toc241823278"/>
       <w:r>
         <w:t>6.2.1 Integrated Development Environment (IDE)</w:t>
       </w:r>
@@ -15719,7 +15722,7 @@
         <w:keepNext/>
         <w:spacing w:before="100" w:after="60"/>
       </w:pPr>
-      <w:bookmarkStart w:id="93" w:name="_Toc241674651"/>
+      <w:bookmarkStart w:id="93" w:name="_Toc241823340"/>
       <w:r>
         <w:t>Figure 6.1 Visual Studio Code</w:t>
       </w:r>
@@ -15747,7 +15750,7 @@
         <w:keepLines/>
         <w:spacing w:before="220" w:after="120"/>
       </w:pPr>
-      <w:bookmarkStart w:id="94" w:name="_Toc241674590"/>
+      <w:bookmarkStart w:id="94" w:name="_Toc241823279"/>
       <w:r>
         <w:t>6.2.2 Front-end Development</w:t>
       </w:r>
@@ -15772,7 +15775,7 @@
         <w:keepLines/>
         <w:spacing w:before="220" w:after="120"/>
       </w:pPr>
-      <w:bookmarkStart w:id="95" w:name="_Toc241674591"/>
+      <w:bookmarkStart w:id="95" w:name="_Toc241823280"/>
       <w:r>
         <w:t>6.2.3 Database Management Tools</w:t>
       </w:r>
@@ -15784,7 +15787,14 @@
         <w:jc w:val="both"/>
       </w:pPr>
       <w:r>
-        <w:t>Supabase was used to manage the data collected by the app. It provides a PostgreSQL database, user authentication, private file storage for recitation audio, and Edge Functions that run privileged operations, such as issuing invoices, starting M-Pesa payments and delivering notifications, on the server. The database schema was created through 27 version-controlled migrations, and Row Level Security policies on every table keep each madrasa’s records private.</w:t>
+        <w:t>Supabase was used to manage the data collected by the app. It provides a PostgreSQL database, user authentication, private file storage for recitation audio, and Edge Functions that run privileged operations, such as issuing invoices, starting M-Pesa payments and delivering notifications, on the server. The database schema was created through 29 version-controlled migrations, and Row Level Security policies on every table keep each madrasa’s records private. Two outside services are called only from these s</w:t>
+      </w:r>
+      <w:r>
+        <w:t xml:space="preserve">erver functions: Google Gemini, which listens to a recitation (when a </w:t>
+      </w:r>
+      <w:r>
+        <w:lastRenderedPageBreak/>
+        <w:t>parent has given consent) and answers the AI assistant’s questions, and Paystack, whose hosted page takes card payments so that card numbers never pass through the app.</w:t>
       </w:r>
     </w:p>
     <w:p>
@@ -15881,7 +15891,7 @@
         <w:keepNext/>
         <w:spacing w:before="100" w:after="60"/>
       </w:pPr>
-      <w:bookmarkStart w:id="96" w:name="_Toc241674652"/>
+      <w:bookmarkStart w:id="96" w:name="_Toc241823341"/>
       <w:r>
         <w:t>Figure 6.2 Supabase Setup</w:t>
       </w:r>
@@ -15909,7 +15919,7 @@
         <w:keepLines/>
         <w:spacing w:before="280" w:after="140"/>
       </w:pPr>
-      <w:bookmarkStart w:id="97" w:name="_Toc241674592"/>
+      <w:bookmarkStart w:id="97" w:name="_Toc241823281"/>
       <w:r>
         <w:t>6.3 System Interfaces</w:t>
       </w:r>
@@ -15958,10 +15968,10 @@
         </w:rPr>
         <w:lastRenderedPageBreak/>
         <w:drawing>
-          <wp:inline distT="0" distB="0" distL="0" distR="0" wp14:anchorId="5645B1CB" wp14:editId="5645B1CC">
+          <wp:inline distT="0" distB="0" distL="0" distR="0" wp14:anchorId="1BB167E8" wp14:editId="1BB167E9">
             <wp:extent cx="2381250" cy="5143500"/>
             <wp:effectExtent l="0" t="0" r="0" b="0"/>
-            <wp:docPr id="2141936056" name="Picture 2141936056"/>
+            <wp:docPr id="744038698" name="Picture 744038698"/>
             <wp:cNvGraphicFramePr>
               <a:graphicFrameLocks xmlns:a="http://schemas.openxmlformats.org/drawingml/2006/main" noChangeAspect="1"/>
             </wp:cNvGraphicFramePr>
@@ -16001,7 +16011,7 @@
       <w:pPr>
         <w:pStyle w:val="FigureCaption"/>
       </w:pPr>
-      <w:bookmarkStart w:id="98" w:name="_Toc241674653"/>
+      <w:bookmarkStart w:id="98" w:name="_Toc241823342"/>
       <w:r>
         <w:t>Figure 6.3 App Interface Sign Up</w:t>
       </w:r>
@@ -16041,10 +16051,10 @@
         </w:rPr>
         <w:lastRenderedPageBreak/>
         <w:drawing>
-          <wp:inline distT="0" distB="0" distL="0" distR="0" wp14:anchorId="5645B1CD" wp14:editId="5645B1CE">
+          <wp:inline distT="0" distB="0" distL="0" distR="0" wp14:anchorId="1BB167EA" wp14:editId="1BB167EB">
             <wp:extent cx="2381250" cy="5334000"/>
             <wp:effectExtent l="0" t="0" r="0" b="0"/>
-            <wp:docPr id="397033366" name="Picture 397033366"/>
+            <wp:docPr id="1059799168" name="Picture 1059799168"/>
             <wp:cNvGraphicFramePr>
               <a:graphicFrameLocks xmlns:a="http://schemas.openxmlformats.org/drawingml/2006/main" noChangeAspect="1"/>
             </wp:cNvGraphicFramePr>
@@ -16084,7 +16094,7 @@
       <w:pPr>
         <w:pStyle w:val="FigureCaption"/>
       </w:pPr>
-      <w:bookmarkStart w:id="99" w:name="_Toc241674654"/>
+      <w:bookmarkStart w:id="99" w:name="_Toc241823343"/>
       <w:r>
         <w:t>Figure 6.4 Owner Dashboard</w:t>
       </w:r>
@@ -16124,10 +16134,10 @@
         </w:rPr>
         <w:lastRenderedPageBreak/>
         <w:drawing>
-          <wp:inline distT="0" distB="0" distL="0" distR="0" wp14:anchorId="5645B1CF" wp14:editId="5645B1D0">
+          <wp:inline distT="0" distB="0" distL="0" distR="0" wp14:anchorId="1BB167EC" wp14:editId="1BB167ED">
             <wp:extent cx="2381250" cy="5334000"/>
             <wp:effectExtent l="0" t="0" r="0" b="0"/>
-            <wp:docPr id="1537134717" name="Picture 1537134717"/>
+            <wp:docPr id="1832021735" name="Picture 1832021735"/>
             <wp:cNvGraphicFramePr>
               <a:graphicFrameLocks xmlns:a="http://schemas.openxmlformats.org/drawingml/2006/main" noChangeAspect="1"/>
             </wp:cNvGraphicFramePr>
@@ -16167,7 +16177,7 @@
       <w:pPr>
         <w:pStyle w:val="FigureCaption"/>
       </w:pPr>
-      <w:bookmarkStart w:id="100" w:name="_Toc241674655"/>
+      <w:bookmarkStart w:id="100" w:name="_Toc241823344"/>
       <w:r>
         <w:t>Figure 6.5 Teacher Dashboard</w:t>
       </w:r>
@@ -16207,10 +16217,10 @@
         </w:rPr>
         <w:lastRenderedPageBreak/>
         <w:drawing>
-          <wp:inline distT="0" distB="0" distL="0" distR="0" wp14:anchorId="5645B1D1" wp14:editId="5645B1D2">
+          <wp:inline distT="0" distB="0" distL="0" distR="0" wp14:anchorId="1BB167EE" wp14:editId="1BB167EF">
             <wp:extent cx="2381250" cy="5334000"/>
             <wp:effectExtent l="0" t="0" r="0" b="0"/>
-            <wp:docPr id="719410300" name="Picture 719410300"/>
+            <wp:docPr id="1449500816" name="Picture 1449500816"/>
             <wp:cNvGraphicFramePr>
               <a:graphicFrameLocks xmlns:a="http://schemas.openxmlformats.org/drawingml/2006/main" noChangeAspect="1"/>
             </wp:cNvGraphicFramePr>
@@ -16250,7 +16260,7 @@
       <w:pPr>
         <w:pStyle w:val="FigureCaption"/>
       </w:pPr>
-      <w:bookmarkStart w:id="101" w:name="_Toc241674656"/>
+      <w:bookmarkStart w:id="101" w:name="_Toc241823345"/>
       <w:r>
         <w:t>Figure 6.6 Parent Dashboard</w:t>
       </w:r>
@@ -16290,10 +16300,10 @@
         </w:rPr>
         <w:lastRenderedPageBreak/>
         <w:drawing>
-          <wp:inline distT="0" distB="0" distL="0" distR="0" wp14:anchorId="5645B1D3" wp14:editId="5645B1D4">
+          <wp:inline distT="0" distB="0" distL="0" distR="0" wp14:anchorId="1BB167F0" wp14:editId="1BB167F1">
             <wp:extent cx="2381250" cy="5334000"/>
             <wp:effectExtent l="0" t="0" r="0" b="0"/>
-            <wp:docPr id="489677882" name="Picture 489677882"/>
+            <wp:docPr id="1575587194" name="Picture 1575587194"/>
             <wp:cNvGraphicFramePr>
               <a:graphicFrameLocks xmlns:a="http://schemas.openxmlformats.org/drawingml/2006/main" noChangeAspect="1"/>
             </wp:cNvGraphicFramePr>
@@ -16333,7 +16343,7 @@
       <w:pPr>
         <w:pStyle w:val="FigureCaption"/>
       </w:pPr>
-      <w:bookmarkStart w:id="102" w:name="_Toc241674657"/>
+      <w:bookmarkStart w:id="102" w:name="_Toc241823346"/>
       <w:r>
         <w:t>Figure 6.7 Student Dashboard</w:t>
       </w:r>
@@ -16346,7 +16356,7 @@
         <w:keepLines/>
         <w:spacing w:before="280" w:after="140"/>
       </w:pPr>
-      <w:bookmarkStart w:id="103" w:name="_Toc241674593"/>
+      <w:bookmarkStart w:id="103" w:name="_Toc241823282"/>
       <w:r>
         <w:t>6.4 Challenges Encountered During Development</w:t>
       </w:r>
@@ -16368,7 +16378,7 @@
         <w:keepLines/>
         <w:spacing w:before="220" w:after="120"/>
       </w:pPr>
-      <w:bookmarkStart w:id="104" w:name="_Toc241674594"/>
+      <w:bookmarkStart w:id="104" w:name="_Toc241823283"/>
       <w:r>
         <w:t>6.4.1 Technical Complexities</w:t>
       </w:r>
@@ -16384,7 +16394,10 @@
       </w:r>
       <w:r>
         <w:lastRenderedPageBreak/>
-        <w:t>test to allow exactly the same records. Handling money also required care: the app never sends an amount, and a payment is settled on the server exactly once. Some features, such as push notifications, cannot be tested in Expo Go and need an installable build.</w:t>
+        <w:t>test to allow exactly the same records. Handling money also required care: the app never sends an amount, and a payment is settled on the server exactly once. Some features cannot be tested in Expo Go and needed an installable build; testing that build revealed that Arabic headings were drawn on the wrong side because React Native swaps left and right in a right-to-left layout, which was then fixed. A general AI model also had to be kept honest: given silence and the expected text, one model reported a perf</w:t>
+      </w:r>
+      <w:r>
+        <w:t>ect recitation, so the audio is now first transcribed without the text and checked in code before any score is given.</w:t>
       </w:r>
     </w:p>
     <w:p>
@@ -16394,7 +16407,7 @@
         <w:keepLines/>
         <w:spacing w:before="220" w:after="120"/>
       </w:pPr>
-      <w:bookmarkStart w:id="105" w:name="_Toc241674595"/>
+      <w:bookmarkStart w:id="105" w:name="_Toc241823284"/>
       <w:r>
         <w:t>6.4.2 User Adoption and Resistance</w:t>
       </w:r>
@@ -16406,7 +16419,7 @@
         <w:jc w:val="both"/>
       </w:pPr>
       <w:r>
-        <w:t>Some owners, teachers and parents have little experience with mobile applications and may prefer familiar paper registers. To encourage adoption the interfaces were kept simple, with large buttons and clear summaries, the application was translated into Kiswahili, Somali and Arabic, and payment uses M-Pesa, which families already use.</w:t>
+        <w:t>Some owners, teachers and parents have little experience with mobile applications and may prefer familiar paper registers. To encourage adoption the interfaces were kept simple, with large buttons and clear summaries, the application was translated into Kiswahili, Somali and Arabic, and payment uses M-Pesa, which families already use, or a card. AI feedback on a child’s voice is off until a parent turns it on.</w:t>
       </w:r>
     </w:p>
     <w:p>
@@ -16416,7 +16429,7 @@
         <w:keepLines/>
         <w:spacing w:before="220" w:after="120"/>
       </w:pPr>
-      <w:bookmarkStart w:id="106" w:name="_Toc241674596"/>
+      <w:bookmarkStart w:id="106" w:name="_Toc241823285"/>
       <w:r>
         <w:t>6.4.3 Economic Constraints</w:t>
       </w:r>
@@ -16428,7 +16441,7 @@
         <w:jc w:val="both"/>
       </w:pPr>
       <w:r>
-        <w:t>Limited resources affected the choice of tools. Free and open-source tools were used throughout: Expo, React Native, Visual Studio Code and the free tier of Supabase. M-Pesa, e-mail and SMS were developed against mock providers so that no paid accounts were needed; the same code switches to the real services when credentials are configured.</w:t>
+        <w:t>Limited resources affected the choice of tools. Free and open-source tools were used throughout: Expo, React Native, Visual Studio Code, the free tier of Supabase and the free tier of Google Gemini. M-Pesa, card payments, e-mail and SMS were developed against mock providers so that no paid accounts were needed; the same code switches to the real services when credentials are configured.</w:t>
       </w:r>
     </w:p>
     <w:p>
@@ -16438,7 +16451,7 @@
         <w:keepLines/>
         <w:spacing w:before="220" w:after="120"/>
       </w:pPr>
-      <w:bookmarkStart w:id="107" w:name="_Toc241674597"/>
+      <w:bookmarkStart w:id="107" w:name="_Toc241823286"/>
       <w:r>
         <w:t>6.4.4 Continuous Updates and Supports</w:t>
       </w:r>
@@ -16460,7 +16473,7 @@
         <w:keepLines/>
         <w:spacing w:before="280" w:after="140"/>
       </w:pPr>
-      <w:bookmarkStart w:id="108" w:name="_Toc241674598"/>
+      <w:bookmarkStart w:id="108" w:name="_Toc241823287"/>
       <w:r>
         <w:t>6.5 Summary</w:t>
       </w:r>
@@ -16472,7 +16485,11 @@
         <w:jc w:val="both"/>
       </w:pPr>
       <w:r>
-        <w:t>This chapter described the development of Digital Madrasa: Visual Studio Code as the development environment, React Native with Expo for the front end, and Supabase for the database, authentication, storage and server functions. It presented the sign-up screen and the dashboards for owners, teachers, parents and students, and discussed the challenges of technical complexity, user adoption, limited resources and continuous maintenance, together with how each was addressed.</w:t>
+        <w:t xml:space="preserve">This chapter described the development of Digital Madrasa: Visual Studio Code as the development environment, React Native with Expo for the front end, and Supabase for the database, authentication, storage and server functions. It presented the sign-up screen and the </w:t>
+      </w:r>
+      <w:r>
+        <w:lastRenderedPageBreak/>
+        <w:t>dashboards for owners, teachers, parents and students, and discussed the challenges of technical complexity, user adoption, limited resources and continuous maintenance, together with how each was addressed.</w:t>
       </w:r>
     </w:p>
     <w:p>
@@ -16497,7 +16514,7 @@
         <w:pStyle w:val="Heading1"/>
         <w:spacing w:before="120" w:after="200"/>
       </w:pPr>
-      <w:bookmarkStart w:id="109" w:name="_Toc241674599"/>
+      <w:bookmarkStart w:id="109" w:name="_Toc241823288"/>
       <w:r>
         <w:t>7. SYSTEM TESTING AND DEPLOYMENT</w:t>
       </w:r>
@@ -16510,7 +16527,7 @@
         <w:keepLines/>
         <w:spacing w:before="280" w:after="140"/>
       </w:pPr>
-      <w:bookmarkStart w:id="110" w:name="_Toc241674600"/>
+      <w:bookmarkStart w:id="110" w:name="_Toc241823289"/>
       <w:r>
         <w:t>7.1 Introduction</w:t>
       </w:r>
@@ -16532,7 +16549,7 @@
         <w:keepLines/>
         <w:spacing w:before="280" w:after="140"/>
       </w:pPr>
-      <w:bookmarkStart w:id="111" w:name="_Toc241674601"/>
+      <w:bookmarkStart w:id="111" w:name="_Toc241823290"/>
       <w:r>
         <w:t>7.2 System Testing and Validation</w:t>
       </w:r>
@@ -16554,7 +16571,7 @@
         <w:keepLines/>
         <w:spacing w:before="220" w:after="120"/>
       </w:pPr>
-      <w:bookmarkStart w:id="112" w:name="_Toc241674602"/>
+      <w:bookmarkStart w:id="112" w:name="_Toc241823291"/>
       <w:r>
         <w:t>7.2.1 Unit Tests</w:t>
       </w:r>
@@ -16566,7 +16583,7 @@
         <w:jc w:val="both"/>
       </w:pPr>
       <w:r>
-        <w:t>Unit testing examines individual components in isolation. Unit tests were written with Vitest for the logic that does not need a server: input validation, QR token signing, M-Pesa phone numbers and callbacks, notification rules, memorisation totals and the AI assistant’s check on figures. All 74 unit tests in 8 test files passed when run on 30 September 2026. Table 7.1 shows representative cases.</w:t>
+        <w:t>Unit testing examines individual components in isolation. Unit tests were written with Vitest for the logic that does not need a server: input validation, QR token signing, M-Pesa and card payment handling, notification rules, memorisation totals, recitation assessment and the AI assistant’s check on figures. All 112 unit tests in 10 test files passed when run on 2 October 2026. Table 7.1 shows representative cases.</w:t>
       </w:r>
     </w:p>
     <w:p>
@@ -17503,7 +17520,7 @@
       <w:pPr>
         <w:pStyle w:val="TableCaption"/>
       </w:pPr>
-      <w:bookmarkStart w:id="113" w:name="_Toc241674662"/>
+      <w:bookmarkStart w:id="113" w:name="_Toc241823351"/>
       <w:r>
         <w:t>Table 7.1 Unit Testing</w:t>
       </w:r>
@@ -17516,7 +17533,7 @@
         <w:keepLines/>
         <w:spacing w:before="220" w:after="120"/>
       </w:pPr>
-      <w:bookmarkStart w:id="114" w:name="_Toc241674603"/>
+      <w:bookmarkStart w:id="114" w:name="_Toc241823292"/>
       <w:r>
         <w:t>7.2.2 Functional Testing</w:t>
       </w:r>
@@ -17528,7 +17545,7 @@
         <w:jc w:val="both"/>
       </w:pPr>
       <w:r>
-        <w:t>Functional testing verifies that each feature works as the requirements specify. Scripts signed in as test accounts for every role and called the deployed backend; in total 56 functional test cases were run and all passed. Key functionalities tested include:</w:t>
+        <w:t>Functional testing verifies that each feature works as the requirements specify. Scripts signed in as test accounts for every role and called the deployed backend; in total 78 functional test cases were run and all passed. Key functionalities tested include:</w:t>
       </w:r>
     </w:p>
     <w:p>
@@ -17554,7 +17571,7 @@
         <w:spacing w:after="90" w:line="340" w:lineRule="auto"/>
       </w:pPr>
       <w:r>
-        <w:t>Attendance, invoicing, M-Pesa payment, notifications, written work and certificates.</w:t>
+        <w:t>Attendance, invoicing, M-Pesa and card payment, notifications, written work, certificates, and AI recitation feedback only with consent.</w:t>
       </w:r>
     </w:p>
     <w:p>
@@ -18388,7 +18405,7 @@
                 <w:sz w:val="20"/>
                 <w:szCs w:val="20"/>
               </w:rPr>
-              <w:t>Parent linking</w:t>
+              <w:t>AI feedback</w:t>
             </w:r>
           </w:p>
         </w:tc>
@@ -18411,7 +18428,7 @@
                 <w:sz w:val="20"/>
                 <w:szCs w:val="20"/>
               </w:rPr>
-              <w:t>Unlinked parent views a child’s recitations</w:t>
+              <w:t>Recitation from a pupil without parental consent</w:t>
             </w:r>
           </w:p>
         </w:tc>
@@ -18434,7 +18451,7 @@
                 <w:sz w:val="20"/>
                 <w:szCs w:val="20"/>
               </w:rPr>
-              <w:t>Nothing shown until the link is approved</w:t>
+              <w:t>Nothing sent to the AI; no score given</w:t>
             </w:r>
           </w:p>
         </w:tc>
@@ -18490,7 +18507,7 @@
       <w:pPr>
         <w:pStyle w:val="TableCaption"/>
       </w:pPr>
-      <w:bookmarkStart w:id="115" w:name="_Toc241674663"/>
+      <w:bookmarkStart w:id="115" w:name="_Toc241823352"/>
       <w:r>
         <w:t>Table 7.2 Functional Testing</w:t>
       </w:r>
@@ -18503,7 +18520,7 @@
         <w:keepLines/>
         <w:spacing w:before="220" w:after="120"/>
       </w:pPr>
-      <w:bookmarkStart w:id="116" w:name="_Toc241674604"/>
+      <w:bookmarkStart w:id="116" w:name="_Toc241823293"/>
       <w:r>
         <w:lastRenderedPageBreak/>
         <w:t>7.2.3 User Interface (UI) Testing</w:t>
@@ -18516,7 +18533,7 @@
         <w:jc w:val="both"/>
       </w:pPr>
       <w:r>
-        <w:t>User interface testing checks that the application is easy to use and visually consistent. It was carried out on an Android emulator and in the web build at phone size. Key areas tested were:</w:t>
+        <w:t>User interface testing checks that the application is easy to use and visually consistent. It was carried out on an Android emulator, in the web build at phone size, and finally on the installed Android package (APK) built by Expo Application Services. Key areas tested were:</w:t>
       </w:r>
     </w:p>
     <w:p>
@@ -18577,7 +18594,10 @@
         <w:jc w:val="both"/>
       </w:pPr>
       <w:r>
-        <w:t>Two defects found during UI testing were fixed: the parent inbox failed to display some notification types, and tab labels were cut off in some languages. Checks that need a physical phone, such as push notifications and the offline library, are still to be completed.</w:t>
+        <w:t>On the installed app, recording, the offline library with the network switched off, the mirrored Arabic layout, camera permissions, confirmation dialogs, the AI assistant, parental consent and card payment were all exercised. Six defects found during UI testing were fixed: the parent inbox failed to display some notification types; tab labels were cut off in some languages; Arabic headings were drawn on the wrong side; the scanner did not notice a camera permission granted in Settings; the microphone messag</w:t>
+      </w:r>
+      <w:r>
+        <w:t>e was not translated; and an unassessed recording was praised. Push notifications remain to be verified, because they need a Firebase project to be configured.</w:t>
       </w:r>
     </w:p>
     <w:p>
@@ -19119,7 +19139,7 @@
                 <w:sz w:val="20"/>
                 <w:szCs w:val="20"/>
               </w:rPr>
-              <w:t>Tab bar</w:t>
+              <w:t>Arabic layout</w:t>
             </w:r>
           </w:p>
         </w:tc>
@@ -19142,7 +19162,7 @@
                 <w:sz w:val="20"/>
                 <w:szCs w:val="20"/>
               </w:rPr>
-              <w:t>Labels in four languages</w:t>
+              <w:t>Installed app in Arabic</w:t>
             </w:r>
           </w:p>
         </w:tc>
@@ -19165,7 +19185,7 @@
                 <w:sz w:val="20"/>
                 <w:szCs w:val="20"/>
               </w:rPr>
-              <w:t>Labels fully visible</w:t>
+              <w:t>Screens mirrored right to left</w:t>
             </w:r>
           </w:p>
         </w:tc>
@@ -19513,7 +19533,7 @@
       <w:pPr>
         <w:pStyle w:val="TableCaption"/>
       </w:pPr>
-      <w:bookmarkStart w:id="117" w:name="_Toc241674664"/>
+      <w:bookmarkStart w:id="117" w:name="_Toc241823353"/>
       <w:r>
         <w:t>Table 7.3 User Interface Testing</w:t>
       </w:r>
@@ -19526,8 +19546,9 @@
         <w:keepLines/>
         <w:spacing w:before="280" w:after="140"/>
       </w:pPr>
-      <w:bookmarkStart w:id="118" w:name="_Toc241674605"/>
-      <w:r>
+      <w:bookmarkStart w:id="118" w:name="_Toc241823294"/>
+      <w:r>
+        <w:lastRenderedPageBreak/>
         <w:t>7.3 Testing Results</w:t>
       </w:r>
       <w:bookmarkEnd w:id="118"/>
@@ -19538,7 +19559,7 @@
         <w:jc w:val="both"/>
       </w:pPr>
       <w:r>
-        <w:t>Testing produced positive results across all major parts of the system. Table 7.4 summarises the results. Of the 27 user interface checks, 20 were carried out and passed; the other 7 need a physical phone or an installable build and are still to be done.</w:t>
+        <w:t>Testing produced positive results across all major parts of the system. Table 7.4 summarises the results. Of the 31 user interface checks, 30 passed, six of them after a defect was fixed; push notifications are still to be verified once Firebase is configured.</w:t>
       </w:r>
     </w:p>
     <w:p>
@@ -19761,7 +19782,7 @@
                 <w:sz w:val="20"/>
                 <w:szCs w:val="20"/>
               </w:rPr>
-              <w:t>74</w:t>
+              <w:t>112</w:t>
             </w:r>
           </w:p>
         </w:tc>
@@ -19784,7 +19805,7 @@
                 <w:sz w:val="20"/>
                 <w:szCs w:val="20"/>
               </w:rPr>
-              <w:t>74</w:t>
+              <w:t>112</w:t>
             </w:r>
           </w:p>
         </w:tc>
@@ -19884,7 +19905,7 @@
                 <w:sz w:val="20"/>
                 <w:szCs w:val="20"/>
               </w:rPr>
-              <w:t>56</w:t>
+              <w:t>78</w:t>
             </w:r>
           </w:p>
         </w:tc>
@@ -19907,7 +19928,7 @@
                 <w:sz w:val="20"/>
                 <w:szCs w:val="20"/>
               </w:rPr>
-              <w:t>56</w:t>
+              <w:t>78</w:t>
             </w:r>
           </w:p>
         </w:tc>
@@ -20007,7 +20028,7 @@
                 <w:sz w:val="20"/>
                 <w:szCs w:val="20"/>
               </w:rPr>
-              <w:t>27</w:t>
+              <w:t>31</w:t>
             </w:r>
           </w:p>
         </w:tc>
@@ -20030,7 +20051,7 @@
                 <w:sz w:val="20"/>
                 <w:szCs w:val="20"/>
               </w:rPr>
-              <w:t>20</w:t>
+              <w:t>30</w:t>
             </w:r>
           </w:p>
         </w:tc>
@@ -20076,7 +20097,7 @@
                 <w:sz w:val="20"/>
                 <w:szCs w:val="20"/>
               </w:rPr>
-              <w:t>100% of tests run (7 pending)</w:t>
+              <w:t>100% of tests run (1 pending)</w:t>
             </w:r>
           </w:p>
         </w:tc>
@@ -20086,7 +20107,7 @@
       <w:pPr>
         <w:pStyle w:val="TableCaption"/>
       </w:pPr>
-      <w:bookmarkStart w:id="119" w:name="_Toc241674665"/>
+      <w:bookmarkStart w:id="119" w:name="_Toc241823354"/>
       <w:r>
         <w:t>Table 7.4 Testing Results</w:t>
       </w:r>
@@ -20099,7 +20120,7 @@
         <w:keepLines/>
         <w:spacing w:before="280" w:after="140"/>
       </w:pPr>
-      <w:bookmarkStart w:id="120" w:name="_Toc241674606"/>
+      <w:bookmarkStart w:id="120" w:name="_Toc241823295"/>
       <w:r>
         <w:t>7.4 System Deployment</w:t>
       </w:r>
@@ -20111,7 +20132,7 @@
         <w:jc w:val="both"/>
       </w:pPr>
       <w:r>
-        <w:t>Deployment prepares the system for real use. The backend of Digital Madrasa is deployed on a hosted Supabase project: the database with its 27 migrations and security policies, private storage for recitation audio, and 12 Edge Functions for operations such as invoicing, payments and notifications. Automated checks run on GitHub for every change, and the database is backed up every three days.</w:t>
+        <w:t>Deployment prepares the system for real use. The backend of Digital Madrasa is deployed on a hosted Supabase project: the database with its 29 migrations and security policies, private storage for recitation audio, and 14 Edge Functions for operations such as invoicing, payments, notifications, AI feedback and the AI assistant. Automated checks run on GitHub for every change, and the database is backed up every three days.</w:t>
       </w:r>
     </w:p>
     <w:p>
@@ -20121,7 +20142,7 @@
         <w:keepLines/>
         <w:spacing w:before="220" w:after="120"/>
       </w:pPr>
-      <w:bookmarkStart w:id="121" w:name="_Toc241674607"/>
+      <w:bookmarkStart w:id="121" w:name="_Toc241823296"/>
       <w:r>
         <w:t>7.4.1 Current Deployment Methods</w:t>
       </w:r>
@@ -20133,7 +20154,7 @@
         <w:jc w:val="both"/>
       </w:pPr>
       <w:r>
-        <w:t>At the current stage the mobile application runs through Expo Go and the Expo development server, connected to the live backend. Build profiles for an installable Android package (APK) have been configured with Expo Application Services (EAS); once the APK is built it will be distributed directly:</w:t>
+        <w:t>The mobile application is built as an installable Android package (APK) with Expo Application Services (EAS) and connects to the live backend. The APK is distributed directly:</w:t>
       </w:r>
     </w:p>
     <w:p>
@@ -20169,7 +20190,7 @@
         <w:keepLines/>
         <w:spacing w:before="220" w:after="120"/>
       </w:pPr>
-      <w:bookmarkStart w:id="122" w:name="_Toc241674608"/>
+      <w:bookmarkStart w:id="122" w:name="_Toc241823297"/>
       <w:r>
         <w:t>7.4.2 Future Deployment Plans</w:t>
       </w:r>
@@ -20198,7 +20219,8 @@
         <w:spacing w:after="90" w:line="340" w:lineRule="auto"/>
       </w:pPr>
       <w:r>
-        <w:t>Live payment and messaging services: connecting the Safaricom Daraja M-Pesa service and the e-mail and SMS providers with real credentials.</w:t>
+        <w:lastRenderedPageBreak/>
+        <w:t>Live payment and messaging services: connecting the Safaricom Daraja M-Pesa service, Paystack for cards, the e-mail and SMS providers, and Firebase for push notifications, with real credentials.</w:t>
       </w:r>
     </w:p>
     <w:p>
@@ -20211,7 +20233,6 @@
         <w:spacing w:after="90" w:line="340" w:lineRule="auto"/>
       </w:pPr>
       <w:r>
-        <w:lastRenderedPageBreak/>
         <w:t>Web-based dashboard: hosting the platform administrator’s web console so that the madrasas on the platform can be managed from a browser.</w:t>
       </w:r>
     </w:p>
@@ -20222,7 +20243,7 @@
         <w:keepLines/>
         <w:spacing w:before="280" w:after="140"/>
       </w:pPr>
-      <w:bookmarkStart w:id="123" w:name="_Toc241674609"/>
+      <w:bookmarkStart w:id="123" w:name="_Toc241823298"/>
       <w:r>
         <w:t>7.5 Summary</w:t>
       </w:r>
@@ -20234,7 +20255,10 @@
         <w:jc w:val="both"/>
       </w:pPr>
       <w:r>
-        <w:t>This chapter presented the testing and deployment of Digital Madrasa. Unit, functional and user interface testing showed that the core features, including sign-in, admission, attendance, invoicing, M-Pesa payment and parent access, work as required, and that users cannot reach records outside their madrasa or role. The backend is deployed on Supabase, the app will first be shared as an APK, and future plans include the Google Play Store, live payment and messaging services, and a hosted web dashboard.</w:t>
+        <w:t>This chapter presented the testing and deployment of Digital Madrasa. Unit, functional and user interface testing showed that the core features, including sign-in, admission, attendance, invoicing, M-Pesa and card payment, AI feedback with consent and parent access, work as required on the installed app, and that users cannot reach records outside their madrasa or role. The backend is deployed on Supabase, the app is shared as an APK, and future plans include the Google Play Store, live payment and messagin</w:t>
+      </w:r>
+      <w:r>
+        <w:t>g services, and a hosted web dashboard.</w:t>
       </w:r>
     </w:p>
     <w:p>
@@ -20259,7 +20283,7 @@
         <w:pStyle w:val="Heading1"/>
         <w:spacing w:before="120" w:after="200"/>
       </w:pPr>
-      <w:bookmarkStart w:id="124" w:name="_Toc241674610"/>
+      <w:bookmarkStart w:id="124" w:name="_Toc241823299"/>
       <w:r>
         <w:t>8. DISCUSSIONS, FUTURE WORKS AND RECOMMENDATIONS</w:t>
       </w:r>
@@ -20272,7 +20296,7 @@
         <w:keepLines/>
         <w:spacing w:before="280" w:after="140"/>
       </w:pPr>
-      <w:bookmarkStart w:id="125" w:name="_Toc241674611"/>
+      <w:bookmarkStart w:id="125" w:name="_Toc241823300"/>
       <w:r>
         <w:t>8.1 Introduction</w:t>
       </w:r>
@@ -20294,7 +20318,7 @@
         <w:keepLines/>
         <w:spacing w:before="280" w:after="140"/>
       </w:pPr>
-      <w:bookmarkStart w:id="126" w:name="_Toc241674612"/>
+      <w:bookmarkStart w:id="126" w:name="_Toc241823301"/>
       <w:r>
         <w:t>8.2 Discussions of Objectives</w:t>
       </w:r>
@@ -20363,7 +20387,7 @@
         <w:jc w:val="both"/>
       </w:pPr>
       <w:r>
-        <w:t>The system was developed with React Native and Expo for the front end and Supabase for the backend. Owners, teachers, parents and students each have a dedicated dashboard, and admission, classes, manual and QR attendance, memorisation, assignments, recitation review, certificates, invoicing, M-Pesa payment and notifications were implemented against the live backend.</w:t>
+        <w:t>The system was developed with React Native and Expo for the front end and Supabase for the backend. Owners, teachers, parents and students each have a dedicated dashboard, and admission, classes, manual and QR attendance, memorisation, assignments, recitation review with AI feedback, certificates, invoicing, M-Pesa and card payment, and notifications were implemented against the live backend.</w:t>
       </w:r>
     </w:p>
     <w:p>
@@ -20386,7 +20410,7 @@
       </w:pPr>
       <w:r>
         <w:lastRenderedPageBreak/>
-        <w:t>Unit, functional and user interface testing confirmed that the core features work as required: all 74 unit tests and 56 functional test cases passed, and the tests showed that users cannot reach records outside their madrasa or role. Testing on physical phones and a usability study with real users remain to be done.</w:t>
+        <w:t>Unit, functional and user interface testing confirmed that the core features work as required: all 112 unit tests and 78 functional test cases passed, the installed app passed 30 of 31 interface checks, and the tests showed that users cannot reach records outside their madrasa or role. A usability study with real users, push notifications and testing on a range of physical phones remain to be done.</w:t>
       </w:r>
     </w:p>
     <w:p>
@@ -20396,7 +20420,7 @@
         <w:keepLines/>
         <w:spacing w:before="280" w:after="140"/>
       </w:pPr>
-      <w:bookmarkStart w:id="127" w:name="_Toc241674613"/>
+      <w:bookmarkStart w:id="127" w:name="_Toc241823302"/>
       <w:r>
         <w:t>8.3 Future Work</w:t>
       </w:r>
@@ -20418,7 +20442,7 @@
         <w:keepLines/>
         <w:spacing w:before="220" w:after="120"/>
       </w:pPr>
-      <w:bookmarkStart w:id="128" w:name="_Toc241674614"/>
+      <w:bookmarkStart w:id="128" w:name="_Toc241823303"/>
       <w:r>
         <w:t>8.3.1 Deployment to Google Play Store</w:t>
       </w:r>
@@ -20440,7 +20464,7 @@
         <w:keepLines/>
         <w:spacing w:before="220" w:after="120"/>
       </w:pPr>
-      <w:bookmarkStart w:id="129" w:name="_Toc241674615"/>
+      <w:bookmarkStart w:id="129" w:name="_Toc241823304"/>
       <w:r>
         <w:t>8.3.2 Development of Web-Based Admin Dashboard</w:t>
       </w:r>
@@ -20462,7 +20486,7 @@
         <w:keepLines/>
         <w:spacing w:before="220" w:after="120"/>
       </w:pPr>
-      <w:bookmarkStart w:id="130" w:name="_Toc241674616"/>
+      <w:bookmarkStart w:id="130" w:name="_Toc241823305"/>
       <w:r>
         <w:t>8.3.3 Integration of Push Notifications and Messaging</w:t>
       </w:r>
@@ -20474,7 +20498,7 @@
         <w:jc w:val="both"/>
       </w:pPr>
       <w:r>
-        <w:t>Push, e-mail and SMS notifications are built but run on mock providers. Connecting the real providers and Safaricom’s M-Pesa service, and confirming push delivery on physical phones, would give parents timely alerts about attendance, fees and reviews.</w:t>
+        <w:t>Push, e-mail and SMS notifications are built. Configuring a Firebase project for push, connecting the real e-mail and SMS providers, Safaricom’s M-Pesa service and Paystack, and confirming delivery on physical phones would give parents timely alerts about attendance, fees and reviews.</w:t>
       </w:r>
     </w:p>
     <w:p>
@@ -20484,7 +20508,7 @@
         <w:keepLines/>
         <w:spacing w:before="220" w:after="120"/>
       </w:pPr>
-      <w:bookmarkStart w:id="131" w:name="_Toc241674617"/>
+      <w:bookmarkStart w:id="131" w:name="_Toc241823306"/>
       <w:r>
         <w:t>8.3.4 Smart Alerts and Recommendations</w:t>
       </w:r>
@@ -20496,7 +20520,7 @@
         <w:jc w:val="both"/>
       </w:pPr>
       <w:r>
-        <w:t>The system could remind students of passages due for revision using spaced repetition (Kornell, 2009), alert teachers to learners who fall behind, and replace the placeholder tajweed evaluator with a validated model trained, with consent, on recordings of Kenyan learners.</w:t>
+        <w:t>The system could remind students of passages due for revision using spaced repetition (Kornell, 2009), alert teachers to learners who fall behind, and replace the general AI model now used for recitation feedback with a tajweed model validated, with consent, on recordings of Kenyan learners.</w:t>
       </w:r>
     </w:p>
     <w:p>
@@ -20506,8 +20530,9 @@
         <w:keepLines/>
         <w:spacing w:before="220" w:after="120"/>
       </w:pPr>
-      <w:bookmarkStart w:id="132" w:name="_Toc241674618"/>
-      <w:r>
+      <w:bookmarkStart w:id="132" w:name="_Toc241823307"/>
+      <w:r>
+        <w:lastRenderedPageBreak/>
         <w:t>8.3.5 Enhanced Offline Functionality</w:t>
       </w:r>
       <w:bookmarkEnd w:id="132"/>
@@ -20528,9 +20553,8 @@
         <w:keepLines/>
         <w:spacing w:before="280" w:after="140"/>
       </w:pPr>
-      <w:bookmarkStart w:id="133" w:name="_Toc241674619"/>
-      <w:r>
-        <w:lastRenderedPageBreak/>
+      <w:bookmarkStart w:id="133" w:name="_Toc241823308"/>
+      <w:r>
         <w:t>8.4 Recommendations</w:t>
       </w:r>
       <w:bookmarkEnd w:id="133"/>
@@ -20551,7 +20575,7 @@
         <w:keepLines/>
         <w:spacing w:before="220" w:after="120"/>
       </w:pPr>
-      <w:bookmarkStart w:id="134" w:name="_Toc241674620"/>
+      <w:bookmarkStart w:id="134" w:name="_Toc241823309"/>
       <w:r>
         <w:t>8.4.1 Continuous User Engagement</w:t>
       </w:r>
@@ -20573,7 +20597,7 @@
         <w:keepLines/>
         <w:spacing w:before="220" w:after="120"/>
       </w:pPr>
-      <w:bookmarkStart w:id="135" w:name="_Toc241674621"/>
+      <w:bookmarkStart w:id="135" w:name="_Toc241823310"/>
       <w:r>
         <w:t>8.4.2 Strengthening Data Security</w:t>
       </w:r>
@@ -20595,7 +20619,7 @@
         <w:keepLines/>
         <w:spacing w:before="220" w:after="120"/>
       </w:pPr>
-      <w:bookmarkStart w:id="136" w:name="_Toc241674622"/>
+      <w:bookmarkStart w:id="136" w:name="_Toc241823311"/>
       <w:r>
         <w:t>8.4.3 Regular System Updates</w:t>
       </w:r>
@@ -20617,7 +20641,7 @@
         <w:keepLines/>
         <w:spacing w:before="220" w:after="120"/>
       </w:pPr>
-      <w:bookmarkStart w:id="137" w:name="_Toc241674623"/>
+      <w:bookmarkStart w:id="137" w:name="_Toc241823312"/>
       <w:r>
         <w:t>8.4.4 Institutional and Government Collaboration</w:t>
       </w:r>
@@ -20639,7 +20663,7 @@
         <w:keepLines/>
         <w:spacing w:before="220" w:after="120"/>
       </w:pPr>
-      <w:bookmarkStart w:id="138" w:name="_Toc241674624"/>
+      <w:bookmarkStart w:id="138" w:name="_Toc241823313"/>
       <w:r>
         <w:t>8.4.5 Optimization for Low-End Devices</w:t>
       </w:r>
@@ -20661,8 +20685,9 @@
         <w:keepLines/>
         <w:spacing w:before="280" w:after="140"/>
       </w:pPr>
-      <w:bookmarkStart w:id="139" w:name="_Toc241674625"/>
-      <w:r>
+      <w:bookmarkStart w:id="139" w:name="_Toc241823314"/>
+      <w:r>
+        <w:lastRenderedPageBreak/>
         <w:t>8.5 Summary</w:t>
       </w:r>
       <w:bookmarkEnd w:id="139"/>
@@ -20673,11 +20698,10 @@
         <w:jc w:val="both"/>
       </w:pPr>
       <w:r>
-        <w:t xml:space="preserve">This chapter discussed how Digital Madrasa addressed the challenges of madrasa administration and Quran learning in Kenya. The system brings records, attendance, memorisation, recitation review, parent access and fee payment into one secure platform. Future work includes publishing on the Google Play Store, a hosted web dashboard, live notifications and payments, smart revision </w:t>
-      </w:r>
-      <w:r>
-        <w:lastRenderedPageBreak/>
-        <w:t>alerts and better offline support, while the recommendations emphasise user engagement, data security, regular updates, institutional collaboration and optimisation for low-end devices.</w:t>
+        <w:t>This chapter discussed how Digital Madrasa addressed the challenges of madrasa administration and Quran learning in Kenya. The system brings records, attendance, memorisation, recitation review, parent access and fee payment into one secure platform. Future work includes publishing on the Google Play Store, a hosted web dashboard, live notifications and payments, smart revision alerts and better offline support, while the recommendations emphasise user engagement, data security, regular updates, institution</w:t>
+      </w:r>
+      <w:r>
+        <w:t>al collaboration and optimisation for low-end devices.</w:t>
       </w:r>
     </w:p>
     <w:p>
@@ -20686,7 +20710,7 @@
         <w:pageBreakBefore/>
         <w:spacing w:before="240" w:after="320"/>
       </w:pPr>
-      <w:bookmarkStart w:id="140" w:name="_Toc241674626"/>
+      <w:bookmarkStart w:id="140" w:name="_Toc241823315"/>
       <w:r>
         <w:lastRenderedPageBreak/>
         <w:t>Appendix</w:t>
@@ -20700,7 +20724,7 @@
         <w:keepLines/>
         <w:spacing w:before="280" w:after="140"/>
       </w:pPr>
-      <w:bookmarkStart w:id="141" w:name="_Toc241674627"/>
+      <w:bookmarkStart w:id="141" w:name="_Toc241823316"/>
       <w:r>
         <w:t>A.1: User Survey Questionnaire</w:t>
       </w:r>
@@ -20713,7 +20737,7 @@
         <w:keepLines/>
         <w:spacing w:before="220" w:after="120"/>
       </w:pPr>
-      <w:bookmarkStart w:id="142" w:name="_Toc241674628"/>
+      <w:bookmarkStart w:id="142" w:name="_Toc241823317"/>
       <w:r>
         <w:t>Section A: Madrasa Owner and Teacher Questionnaire</w:t>
       </w:r>
@@ -20885,7 +20909,7 @@
         <w:keepLines/>
         <w:spacing w:before="220" w:after="120"/>
       </w:pPr>
-      <w:bookmarkStart w:id="143" w:name="_Toc241674629"/>
+      <w:bookmarkStart w:id="143" w:name="_Toc241823318"/>
       <w:r>
         <w:t>Section B: Parent Questionnaire</w:t>
       </w:r>
@@ -20989,7 +21013,7 @@
         <w:keepLines/>
         <w:spacing w:before="220" w:after="120"/>
       </w:pPr>
-      <w:bookmarkStart w:id="144" w:name="_Toc241674630"/>
+      <w:bookmarkStart w:id="144" w:name="_Toc241823319"/>
       <w:r>
         <w:t>Section C: Student Questionnaire</w:t>
       </w:r>
@@ -21100,7 +21124,7 @@
         <w:keepLines/>
         <w:spacing w:before="280" w:after="140"/>
       </w:pPr>
-      <w:bookmarkStart w:id="145" w:name="_Toc241674631"/>
+      <w:bookmarkStart w:id="145" w:name="_Toc241823320"/>
       <w:r>
         <w:t>A.2: Work Plan and Schedule</w:t>
       </w:r>
@@ -22406,7 +22430,7 @@
         <w:keepLines/>
         <w:spacing w:before="280" w:after="140"/>
       </w:pPr>
-      <w:bookmarkStart w:id="146" w:name="_Toc241674632"/>
+      <w:bookmarkStart w:id="146" w:name="_Toc241823321"/>
       <w:r>
         <w:t>A.3: Budget</w:t>
       </w:r>
@@ -23820,7 +23844,7 @@
         <w:keepLines/>
         <w:spacing w:before="280" w:after="140"/>
       </w:pPr>
-      <w:bookmarkStart w:id="147" w:name="_Toc241674633"/>
+      <w:bookmarkStart w:id="147" w:name="_Toc241823322"/>
       <w:r>
         <w:t>A.4: My Project Repository</w:t>
       </w:r>
@@ -23942,7 +23966,7 @@
         <w:keepLines/>
         <w:spacing w:before="280" w:after="140"/>
       </w:pPr>
-      <w:bookmarkStart w:id="148" w:name="_Toc241674634"/>
+      <w:bookmarkStart w:id="148" w:name="_Toc241823323"/>
       <w:r>
         <w:t>A.5: Plagiarism Report</w:t>
       </w:r>
@@ -24048,7 +24072,7 @@
         <w:spacing w:before="240" w:after="320"/>
         <w:jc w:val="center"/>
       </w:pPr>
-      <w:bookmarkStart w:id="149" w:name="_Toc241674635"/>
+      <w:bookmarkStart w:id="149" w:name="_Toc241823324"/>
       <w:r>
         <w:lastRenderedPageBreak/>
         <w:t>REFERENCES</w:t>
@@ -24962,223 +24986,223 @@
 <file path=word/numbering.xml><?xml version="1.0" encoding="utf-8"?>
 <w:numbering xmlns:wpc="http://schemas.microsoft.com/office/word/2010/wordprocessingCanvas" xmlns:cx="http://schemas.microsoft.com/office/drawing/2014/chartex" xmlns:cx1="http://schemas.microsoft.com/office/drawing/2015/9/8/chartex" xmlns:cx2="http://schemas.microsoft.com/office/drawing/2015/10/21/chartex" xmlns:cx3="http://schemas.microsoft.com/office/drawing/2016/5/9/chartex" xmlns:cx4="http://schemas.microsoft.com/office/drawing/2016/5/10/chartex" xmlns:cx5="http://schemas.microsoft.com/office/drawing/2016/5/11/chartex" xmlns:cx6="http://schemas.microsoft.com/office/drawing/2016/5/12/chartex" xmlns:cx7="http://schemas.microsoft.com/office/drawing/2016/5/13/chartex" xmlns:cx8="http://schemas.microsoft.com/office/drawing/2016/5/14/chartex" xmlns:mc="http://schemas.openxmlformats.org/markup-compatibility/2006" xmlns:aink="http://schemas.microsoft.com/office/drawing/2016/ink" xmlns:am3d="http://schemas.microsoft.com/office/drawing/2017/model3d" xmlns:o="urn:schemas-microsoft-com:office:office" xmlns:oel="http://schemas.microsoft.com/office/2019/extlst" xmlns:r="http://schemas.openxmlformats.org/officeDocument/2006/relationships" xmlns:m="http://schemas.openxmlformats.org/officeDocument/2006/math" xmlns:v="urn:schemas-microsoft-com:vml" xmlns:wp14="http://schemas.microsoft.com/office/word/2010/wordprocessingDrawing" xmlns:wp="http://schemas.openxmlformats.org/drawingml/2006/wordprocessingDrawing" xmlns:w10="urn:schemas-microsoft-com:office:word" xmlns:w="http://schemas.openxmlformats.org/wordprocessingml/2006/main" xmlns:w14="http://schemas.microsoft.com/office/word/2010/wordml" xmlns:w15="http://schemas.microsoft.com/office/word/2012/wordml" xmlns:w16cex="http://schemas.microsoft.com/office/word/2018/wordml/cex" xmlns:w16cid="http://schemas.microsoft.com/office/word/2016/wordml/cid" xmlns:w16="http://schemas.microsoft.com/office/word/2018/wordml" xmlns:w16du="http://schemas.microsoft.com/office/word/2023/wordml/word16du" xmlns:w16sdtdh="http://schemas.microsoft.com/office/word/2020/wordml/sdtdatahash" xmlns:w16sdtfl="http://schemas.microsoft.com/office/word/2024/wordml/sdtformatlock" xmlns:w16se="http://schemas.microsoft.com/office/word/2015/wordml/symex" xmlns:wpg="http://schemas.microsoft.com/office/word/2010/wordprocessingGroup" xmlns:wpi="http://schemas.microsoft.com/office/word/2010/wordprocessingInk" xmlns:wne="http://schemas.microsoft.com/office/word/2006/wordml" xmlns:wps="http://schemas.microsoft.com/office/word/2010/wordprocessingShape" mc:Ignorable="w14 w15 w16se w16cid w16 w16cex w16sdtdh w16sdtfl w16du wp14">
   <w:abstractNum w:abstractNumId="0" w15:restartNumberingAfterBreak="0">
-    <w:nsid w:val="386A6B24"/>
+    <w:nsid w:val="2B52203D"/>
     <w:multiLevelType w:val="hybridMultilevel"/>
-    <w:tmpl w:val="1F2C3BF0"/>
-    <w:lvl w:ilvl="0" w:tplc="C6A09722">
+    <w:tmpl w:val="D93A3114"/>
+    <w:lvl w:ilvl="0" w:tplc="1318EAF8">
       <w:start w:val="1"/>
-      <w:numFmt w:val="bullet"/>
-      <w:lvlText w:val="•"/>
+      <w:numFmt w:val="decimal"/>
+      <w:lvlText w:val="%1."/>
       <w:lvlJc w:val="left"/>
       <w:pPr>
         <w:ind w:left="720" w:hanging="360"/>
       </w:pPr>
     </w:lvl>
-    <w:lvl w:ilvl="1" w:tplc="90F6D8E6">
-      <w:start w:val="1"/>
-      <w:numFmt w:val="bullet"/>
-      <w:lvlText w:val="◦"/>
-      <w:lvlJc w:val="left"/>
-      <w:pPr>
-        <w:ind w:left="1440" w:hanging="360"/>
-      </w:pPr>
-    </w:lvl>
-    <w:lvl w:ilvl="2" w:tplc="A3069506">
+    <w:lvl w:ilvl="1" w:tplc="ED22FA72">
       <w:numFmt w:val="decimal"/>
       <w:lvlText w:val=""/>
       <w:lvlJc w:val="left"/>
     </w:lvl>
-    <w:lvl w:ilvl="3" w:tplc="9A4E39D6">
+    <w:lvl w:ilvl="2" w:tplc="A05EBE26">
       <w:numFmt w:val="decimal"/>
       <w:lvlText w:val=""/>
       <w:lvlJc w:val="left"/>
     </w:lvl>
-    <w:lvl w:ilvl="4" w:tplc="2C74ABE2">
+    <w:lvl w:ilvl="3" w:tplc="66BE1FC0">
       <w:numFmt w:val="decimal"/>
       <w:lvlText w:val=""/>
       <w:lvlJc w:val="left"/>
     </w:lvl>
-    <w:lvl w:ilvl="5" w:tplc="925EAB6A">
+    <w:lvl w:ilvl="4" w:tplc="8F60B8F8">
       <w:numFmt w:val="decimal"/>
       <w:lvlText w:val=""/>
       <w:lvlJc w:val="left"/>
     </w:lvl>
-    <w:lvl w:ilvl="6" w:tplc="A89CFE58">
+    <w:lvl w:ilvl="5" w:tplc="8FCC124C">
       <w:numFmt w:val="decimal"/>
       <w:lvlText w:val=""/>
       <w:lvlJc w:val="left"/>
     </w:lvl>
-    <w:lvl w:ilvl="7" w:tplc="2256B4AC">
+    <w:lvl w:ilvl="6" w:tplc="328A502A">
       <w:numFmt w:val="decimal"/>
       <w:lvlText w:val=""/>
       <w:lvlJc w:val="left"/>
     </w:lvl>
-    <w:lvl w:ilvl="8" w:tplc="DF4AC244">
+    <w:lvl w:ilvl="7" w:tplc="E31AE6E4">
+      <w:numFmt w:val="decimal"/>
+      <w:lvlText w:val=""/>
+      <w:lvlJc w:val="left"/>
+    </w:lvl>
+    <w:lvl w:ilvl="8" w:tplc="4EF09EBE">
       <w:numFmt w:val="decimal"/>
       <w:lvlText w:val=""/>
       <w:lvlJc w:val="left"/>
     </w:lvl>
   </w:abstractNum>
   <w:abstractNum w:abstractNumId="1" w15:restartNumberingAfterBreak="0">
-    <w:nsid w:val="4A35238F"/>
+    <w:nsid w:val="44D608AA"/>
     <w:multiLevelType w:val="hybridMultilevel"/>
-    <w:tmpl w:val="5684754E"/>
-    <w:lvl w:ilvl="0" w:tplc="C5700522">
+    <w:tmpl w:val="29B0CB60"/>
+    <w:lvl w:ilvl="0" w:tplc="AEC6519A">
       <w:start w:val="1"/>
       <w:numFmt w:val="bullet"/>
-      <w:lvlText w:val="●"/>
+      <w:lvlText w:val="•"/>
       <w:lvlJc w:val="left"/>
       <w:pPr>
         <w:ind w:left="720" w:hanging="360"/>
       </w:pPr>
     </w:lvl>
-    <w:lvl w:ilvl="1" w:tplc="2318CF2C">
+    <w:lvl w:ilvl="1" w:tplc="E7BEDFC4">
       <w:start w:val="1"/>
       <w:numFmt w:val="bullet"/>
-      <w:lvlText w:val="○"/>
+      <w:lvlText w:val="◦"/>
       <w:lvlJc w:val="left"/>
       <w:pPr>
         <w:ind w:left="1440" w:hanging="360"/>
       </w:pPr>
     </w:lvl>
-    <w:lvl w:ilvl="2" w:tplc="7F94DC2E">
-      <w:start w:val="1"/>
-      <w:numFmt w:val="bullet"/>
-      <w:lvlText w:val="■"/>
-      <w:lvlJc w:val="left"/>
-      <w:pPr>
-        <w:ind w:left="2160" w:hanging="360"/>
-      </w:pPr>
-    </w:lvl>
-    <w:lvl w:ilvl="3" w:tplc="783C0106">
-      <w:start w:val="1"/>
-      <w:numFmt w:val="bullet"/>
-      <w:lvlText w:val="●"/>
-      <w:lvlJc w:val="left"/>
-      <w:pPr>
-        <w:ind w:left="2880" w:hanging="360"/>
-      </w:pPr>
-    </w:lvl>
-    <w:lvl w:ilvl="4" w:tplc="A2F6330E">
-      <w:start w:val="1"/>
-      <w:numFmt w:val="bullet"/>
-      <w:lvlText w:val="○"/>
-      <w:lvlJc w:val="left"/>
-      <w:pPr>
-        <w:ind w:left="3600" w:hanging="360"/>
-      </w:pPr>
-    </w:lvl>
-    <w:lvl w:ilvl="5" w:tplc="FB94E942">
-      <w:start w:val="1"/>
-      <w:numFmt w:val="bullet"/>
-      <w:lvlText w:val="■"/>
-      <w:lvlJc w:val="left"/>
-      <w:pPr>
-        <w:ind w:left="4320" w:hanging="360"/>
-      </w:pPr>
-    </w:lvl>
-    <w:lvl w:ilvl="6" w:tplc="2342DEBA">
-      <w:start w:val="1"/>
-      <w:numFmt w:val="bullet"/>
-      <w:lvlText w:val="●"/>
-      <w:lvlJc w:val="left"/>
-      <w:pPr>
-        <w:ind w:left="5040" w:hanging="360"/>
-      </w:pPr>
-    </w:lvl>
-    <w:lvl w:ilvl="7" w:tplc="4AFC07C6">
-      <w:start w:val="1"/>
-      <w:numFmt w:val="bullet"/>
-      <w:lvlText w:val="●"/>
-      <w:lvlJc w:val="left"/>
-      <w:pPr>
-        <w:ind w:left="5760" w:hanging="360"/>
-      </w:pPr>
-    </w:lvl>
-    <w:lvl w:ilvl="8" w:tplc="73C25F5A">
-      <w:start w:val="1"/>
-      <w:numFmt w:val="bullet"/>
-      <w:lvlText w:val="●"/>
-      <w:lvlJc w:val="left"/>
-      <w:pPr>
-        <w:ind w:left="6480" w:hanging="360"/>
-      </w:pPr>
-    </w:lvl>
-  </w:abstractNum>
-  <w:abstractNum w:abstractNumId="2" w15:restartNumberingAfterBreak="0">
-    <w:nsid w:val="58207990"/>
-    <w:multiLevelType w:val="hybridMultilevel"/>
-    <w:tmpl w:val="B6F8E026"/>
-    <w:lvl w:ilvl="0" w:tplc="95C41C7E">
-      <w:start w:val="1"/>
-      <w:numFmt w:val="decimal"/>
-      <w:lvlText w:val="%1."/>
-      <w:lvlJc w:val="left"/>
-      <w:pPr>
-        <w:ind w:left="720" w:hanging="360"/>
-      </w:pPr>
-    </w:lvl>
-    <w:lvl w:ilvl="1" w:tplc="774C1C9E">
+    <w:lvl w:ilvl="2" w:tplc="21CE5E7A">
       <w:numFmt w:val="decimal"/>
       <w:lvlText w:val=""/>
       <w:lvlJc w:val="left"/>
     </w:lvl>
-    <w:lvl w:ilvl="2" w:tplc="3EFE04A6">
+    <w:lvl w:ilvl="3" w:tplc="E772ABCE">
       <w:numFmt w:val="decimal"/>
       <w:lvlText w:val=""/>
       <w:lvlJc w:val="left"/>
     </w:lvl>
-    <w:lvl w:ilvl="3" w:tplc="CF2A3872">
+    <w:lvl w:ilvl="4" w:tplc="968E374C">
       <w:numFmt w:val="decimal"/>
       <w:lvlText w:val=""/>
       <w:lvlJc w:val="left"/>
     </w:lvl>
-    <w:lvl w:ilvl="4" w:tplc="DF7A03EA">
+    <w:lvl w:ilvl="5" w:tplc="AA6A5998">
       <w:numFmt w:val="decimal"/>
       <w:lvlText w:val=""/>
       <w:lvlJc w:val="left"/>
     </w:lvl>
-    <w:lvl w:ilvl="5" w:tplc="90FED348">
+    <w:lvl w:ilvl="6" w:tplc="9A869F68">
       <w:numFmt w:val="decimal"/>
       <w:lvlText w:val=""/>
       <w:lvlJc w:val="left"/>
     </w:lvl>
-    <w:lvl w:ilvl="6" w:tplc="0DB081FA">
+    <w:lvl w:ilvl="7" w:tplc="019C15B2">
       <w:numFmt w:val="decimal"/>
       <w:lvlText w:val=""/>
       <w:lvlJc w:val="left"/>
     </w:lvl>
-    <w:lvl w:ilvl="7" w:tplc="C89E0EEA">
-      <w:numFmt w:val="decimal"/>
-      <w:lvlText w:val=""/>
-      <w:lvlJc w:val="left"/>
-    </w:lvl>
-    <w:lvl w:ilvl="8" w:tplc="6A1658C2">
+    <w:lvl w:ilvl="8" w:tplc="8C16C034">
       <w:numFmt w:val="decimal"/>
       <w:lvlText w:val=""/>
       <w:lvlJc w:val="left"/>
     </w:lvl>
   </w:abstractNum>
-  <w:num w:numId="1" w16cid:durableId="1171718955">
-    <w:abstractNumId w:val="1"/>
-    <w:lvlOverride w:ilvl="0">
-      <w:startOverride w:val="1"/>
-    </w:lvlOverride>
-  </w:num>
-  <w:num w:numId="2" w16cid:durableId="21631145">
+  <w:abstractNum w:abstractNumId="2" w15:restartNumberingAfterBreak="0">
+    <w:nsid w:val="7F5E14BA"/>
+    <w:multiLevelType w:val="hybridMultilevel"/>
+    <w:tmpl w:val="EC645F14"/>
+    <w:lvl w:ilvl="0" w:tplc="1DB86B6A">
+      <w:start w:val="1"/>
+      <w:numFmt w:val="bullet"/>
+      <w:lvlText w:val="●"/>
+      <w:lvlJc w:val="left"/>
+      <w:pPr>
+        <w:ind w:left="720" w:hanging="360"/>
+      </w:pPr>
+    </w:lvl>
+    <w:lvl w:ilvl="1" w:tplc="2D846C92">
+      <w:start w:val="1"/>
+      <w:numFmt w:val="bullet"/>
+      <w:lvlText w:val="○"/>
+      <w:lvlJc w:val="left"/>
+      <w:pPr>
+        <w:ind w:left="1440" w:hanging="360"/>
+      </w:pPr>
+    </w:lvl>
+    <w:lvl w:ilvl="2" w:tplc="7A5A3B9E">
+      <w:start w:val="1"/>
+      <w:numFmt w:val="bullet"/>
+      <w:lvlText w:val="■"/>
+      <w:lvlJc w:val="left"/>
+      <w:pPr>
+        <w:ind w:left="2160" w:hanging="360"/>
+      </w:pPr>
+    </w:lvl>
+    <w:lvl w:ilvl="3" w:tplc="A7948312">
+      <w:start w:val="1"/>
+      <w:numFmt w:val="bullet"/>
+      <w:lvlText w:val="●"/>
+      <w:lvlJc w:val="left"/>
+      <w:pPr>
+        <w:ind w:left="2880" w:hanging="360"/>
+      </w:pPr>
+    </w:lvl>
+    <w:lvl w:ilvl="4" w:tplc="D89C5DF2">
+      <w:start w:val="1"/>
+      <w:numFmt w:val="bullet"/>
+      <w:lvlText w:val="○"/>
+      <w:lvlJc w:val="left"/>
+      <w:pPr>
+        <w:ind w:left="3600" w:hanging="360"/>
+      </w:pPr>
+    </w:lvl>
+    <w:lvl w:ilvl="5" w:tplc="9EDA8F18">
+      <w:start w:val="1"/>
+      <w:numFmt w:val="bullet"/>
+      <w:lvlText w:val="■"/>
+      <w:lvlJc w:val="left"/>
+      <w:pPr>
+        <w:ind w:left="4320" w:hanging="360"/>
+      </w:pPr>
+    </w:lvl>
+    <w:lvl w:ilvl="6" w:tplc="2EF833C6">
+      <w:start w:val="1"/>
+      <w:numFmt w:val="bullet"/>
+      <w:lvlText w:val="●"/>
+      <w:lvlJc w:val="left"/>
+      <w:pPr>
+        <w:ind w:left="5040" w:hanging="360"/>
+      </w:pPr>
+    </w:lvl>
+    <w:lvl w:ilvl="7" w:tplc="81565BD2">
+      <w:start w:val="1"/>
+      <w:numFmt w:val="bullet"/>
+      <w:lvlText w:val="●"/>
+      <w:lvlJc w:val="left"/>
+      <w:pPr>
+        <w:ind w:left="5760" w:hanging="360"/>
+      </w:pPr>
+    </w:lvl>
+    <w:lvl w:ilvl="8" w:tplc="F796B66E">
+      <w:start w:val="1"/>
+      <w:numFmt w:val="bullet"/>
+      <w:lvlText w:val="●"/>
+      <w:lvlJc w:val="left"/>
+      <w:pPr>
+        <w:ind w:left="6480" w:hanging="360"/>
+      </w:pPr>
+    </w:lvl>
+  </w:abstractNum>
+  <w:num w:numId="1" w16cid:durableId="1970163024">
     <w:abstractNumId w:val="2"/>
     <w:lvlOverride w:ilvl="0">
       <w:startOverride w:val="1"/>
     </w:lvlOverride>
   </w:num>
-  <w:num w:numId="3" w16cid:durableId="1392460968">
-    <w:abstractNumId w:val="2"/>
+  <w:num w:numId="2" w16cid:durableId="1486974930">
+    <w:abstractNumId w:val="0"/>
     <w:lvlOverride w:ilvl="0">
       <w:startOverride w:val="1"/>
     </w:lvlOverride>
   </w:num>
-  <w:num w:numId="4" w16cid:durableId="100536241">
+  <w:num w:numId="3" w16cid:durableId="1510369159">
     <w:abstractNumId w:val="0"/>
+    <w:lvlOverride w:ilvl="0">
+      <w:startOverride w:val="1"/>
+    </w:lvlOverride>
+  </w:num>
+  <w:num w:numId="4" w16cid:durableId="592668981">
+    <w:abstractNumId w:val="1"/>
     <w:lvlOverride w:ilvl="0">
       <w:startOverride w:val="1"/>
     </w:lvlOverride>
@@ -25825,7 +25849,7 @@
     <w:autoRedefine/>
     <w:uiPriority w:val="39"/>
     <w:unhideWhenUsed/>
-    <w:rsid w:val="00A1498F"/>
+    <w:rsid w:val="008967EE"/>
     <w:pPr>
       <w:spacing w:after="100"/>
     </w:pPr>
@@ -25837,7 +25861,7 @@
     <w:autoRedefine/>
     <w:uiPriority w:val="39"/>
     <w:unhideWhenUsed/>
-    <w:rsid w:val="00A1498F"/>
+    <w:rsid w:val="008967EE"/>
     <w:pPr>
       <w:spacing w:after="100"/>
       <w:ind w:left="240"/>
@@ -25850,7 +25874,7 @@
     <w:autoRedefine/>
     <w:uiPriority w:val="39"/>
     <w:unhideWhenUsed/>
-    <w:rsid w:val="00A1498F"/>
+    <w:rsid w:val="008967EE"/>
     <w:pPr>
       <w:spacing w:after="100"/>
       <w:ind w:left="480"/>
@@ -25863,7 +25887,7 @@
     <w:autoRedefine/>
     <w:uiPriority w:val="39"/>
     <w:unhideWhenUsed/>
-    <w:rsid w:val="00A1498F"/>
+    <w:rsid w:val="008967EE"/>
     <w:pPr>
       <w:spacing w:after="100" w:line="278" w:lineRule="auto"/>
       <w:ind w:left="720"/>
@@ -25881,7 +25905,7 @@
     <w:autoRedefine/>
     <w:uiPriority w:val="39"/>
     <w:unhideWhenUsed/>
-    <w:rsid w:val="00A1498F"/>
+    <w:rsid w:val="008967EE"/>
     <w:pPr>
       <w:spacing w:after="100" w:line="278" w:lineRule="auto"/>
       <w:ind w:left="960"/>
@@ -25899,7 +25923,7 @@
     <w:autoRedefine/>
     <w:uiPriority w:val="39"/>
     <w:unhideWhenUsed/>
-    <w:rsid w:val="00A1498F"/>
+    <w:rsid w:val="008967EE"/>
     <w:pPr>
       <w:spacing w:after="100" w:line="278" w:lineRule="auto"/>
       <w:ind w:left="1200"/>
@@ -25917,7 +25941,7 @@
     <w:autoRedefine/>
     <w:uiPriority w:val="39"/>
     <w:unhideWhenUsed/>
-    <w:rsid w:val="00A1498F"/>
+    <w:rsid w:val="008967EE"/>
     <w:pPr>
       <w:spacing w:after="100" w:line="278" w:lineRule="auto"/>
       <w:ind w:left="1440"/>
@@ -25935,7 +25959,7 @@
     <w:autoRedefine/>
     <w:uiPriority w:val="39"/>
     <w:unhideWhenUsed/>
-    <w:rsid w:val="00A1498F"/>
+    <w:rsid w:val="008967EE"/>
     <w:pPr>
       <w:spacing w:after="100" w:line="278" w:lineRule="auto"/>
       <w:ind w:left="1680"/>
@@ -25953,7 +25977,7 @@
     <w:autoRedefine/>
     <w:uiPriority w:val="39"/>
     <w:unhideWhenUsed/>
-    <w:rsid w:val="00A1498F"/>
+    <w:rsid w:val="008967EE"/>
     <w:pPr>
       <w:spacing w:after="100" w:line="278" w:lineRule="auto"/>
       <w:ind w:left="1920"/>
@@ -25970,7 +25994,7 @@
     <w:uiPriority w:val="99"/>
     <w:semiHidden/>
     <w:unhideWhenUsed/>
-    <w:rsid w:val="00A1498F"/>
+    <w:rsid w:val="008967EE"/>
     <w:rPr>
       <w:color w:val="605E5C"/>
       <w:shd w:val="clear" w:color="auto" w:fill="E1DFDD"/>

--- a/docs/final-year-documentation/Digital_Madrasa_Project_Documentation.docx
+++ b/docs/final-year-documentation/Digital_Madrasa_Project_Documentation.docx
@@ -17,10 +17,10 @@
           <w:noProof/>
         </w:rPr>
         <w:drawing>
-          <wp:inline distT="0" distB="0" distL="0" distR="0" wp14:anchorId="1BB167D6" wp14:editId="1BB167D7">
+          <wp:inline distT="0" distB="0" distL="0" distR="0" wp14:anchorId="189A34B4" wp14:editId="189A34B5">
             <wp:extent cx="1733550" cy="657225"/>
             <wp:effectExtent l="0" t="0" r="0" b="0"/>
-            <wp:docPr id="1" name="Picture 1"/>
+            <wp:docPr id="16" name="Picture 16"/>
             <wp:cNvGraphicFramePr>
               <a:graphicFrameLocks xmlns:a="http://schemas.openxmlformats.org/drawingml/2006/main" noChangeAspect="1"/>
             </wp:cNvGraphicFramePr>
@@ -209,6 +209,12 @@
     <w:p>
       <w:pPr>
         <w:spacing w:after="200"/>
+        <w:sectPr>
+          <w:pgSz w:w="12240" w:h="15840"/>
+          <w:pgMar w:top="1440" w:right="1440" w:bottom="1440" w:left="1440" w:header="708" w:footer="708" w:gutter="0"/>
+          <w:cols w:space="720"/>
+          <w:docGrid w:linePitch="360"/>
+        </w:sectPr>
       </w:pPr>
       <w:r>
         <w:rPr>
@@ -222,21 +228,11 @@
     </w:p>
     <w:p>
       <w:pPr>
-        <w:sectPr>
-          <w:pgSz w:w="12240" w:h="15840"/>
-          <w:pgMar w:top="1440" w:right="1440" w:bottom="1440" w:left="1440" w:header="708" w:footer="708" w:gutter="0"/>
-          <w:cols w:space="720"/>
-          <w:docGrid w:linePitch="360"/>
-        </w:sectPr>
-      </w:pPr>
-    </w:p>
-    <w:p>
-      <w:pPr>
         <w:pStyle w:val="Heading1"/>
         <w:spacing w:before="120" w:after="300"/>
         <w:jc w:val="center"/>
       </w:pPr>
-      <w:bookmarkStart w:id="0" w:name="_Toc241823205"/>
+      <w:bookmarkStart w:id="0" w:name="_Toc242925199"/>
       <w:r>
         <w:rPr>
           <w:sz w:val="24"/>
@@ -369,7 +365,7 @@
         <w:spacing w:before="120" w:after="300"/>
         <w:jc w:val="center"/>
       </w:pPr>
-      <w:bookmarkStart w:id="1" w:name="_Toc241823206"/>
+      <w:bookmarkStart w:id="1" w:name="_Toc242925200"/>
       <w:r>
         <w:rPr>
           <w:sz w:val="24"/>
@@ -396,7 +392,7 @@
         <w:spacing w:before="120" w:after="300"/>
         <w:jc w:val="center"/>
       </w:pPr>
-      <w:bookmarkStart w:id="2" w:name="_Toc241823207"/>
+      <w:bookmarkStart w:id="2" w:name="_Toc242925201"/>
       <w:r>
         <w:rPr>
           <w:sz w:val="24"/>
@@ -441,7 +437,7 @@
         <w:spacing w:before="120" w:after="300"/>
         <w:jc w:val="center"/>
       </w:pPr>
-      <w:bookmarkStart w:id="3" w:name="_Toc241823208"/>
+      <w:bookmarkStart w:id="3" w:name="_Toc242925202"/>
       <w:r>
         <w:rPr>
           <w:sz w:val="24"/>
@@ -458,10 +454,10 @@
         <w:jc w:val="both"/>
       </w:pPr>
       <w:r>
-        <w:t>Madrasas and duksi in Kenya teach Quran recitation and memorisation to large numbers of children, but they are administered informally: attendance, memorisation progress and fees are recorded in exercise books or not at all, parents have little reliable information about their children, and fee payments are not linked to invoices. Existing Quran applications serve individual learners, while school management systems have no Quran-specific functions. This project developed Digital Madrasa, an integrated mobi</w:t>
-      </w:r>
-      <w:r>
-        <w:t>le application for managing madrasas in Kenya.</w:t>
+        <w:t>Madrasas and duksi in Kenya teach Quran recitation and memorisation to large numbers of children, but they are administered informally: attendance, memorisation progress and fees are recorded in exercise books or not at all, parents have little reliable information about their children, and fee payments are not linked to invoices. Existing Quran applications serve individual learners, while school management systems have no Quran-specific functions. This project developed the Digital Madrasa Mobile Applicat</w:t>
+      </w:r>
+      <w:r>
+        <w:t>ion, an integrated mobile application for managing madrasas in Kenya, implemented under the brand ILMORA (Integrated Qur’an &amp; Madrasa Learning).</w:t>
       </w:r>
     </w:p>
     <w:p>
@@ -473,7 +469,7 @@
         <w:t>The system was developed using the Agile methodology with React Native (Expo) and TypeScript for the mobile application and Supabase (PostgreSQL, authentication, storage and Edge Functions) for the backend. Each madrasa is a separate tenant whose records are protected by Row Level Security on every table. The application serves madrasa owners, teachers, parents and students, and provides student admission, classes, manual and QR-code attendance, memorisation tracking, recitation recording with teacher revie</w:t>
       </w:r>
       <w:r>
-        <w:t>w, parent–child linking approved by the madrasa, AI recitation feedback given only with a parent’s consent, fee invoicing with M-Pesa and card payment, notifications, and an interface in English, Kiswahili, Somali and Arabic.</w:t>
+        <w:t>w, parent–child linking approved by the madrasa, AI recitation feedback given only with a parent’s consent, master-reciter comparison, a live reading room with scheduled lessons, a teacher-chosen Quran video library, fee invoicing with M-Pesa and card payment, parent–teacher messaging, offline attendance, notifications, and an interface in English, Kiswahili, Somali and Arabic.</w:t>
       </w:r>
     </w:p>
     <w:p>
@@ -482,7 +478,10 @@
         <w:jc w:val="both"/>
       </w:pPr>
       <w:r>
-        <w:t>Unit, functional and user interface testing showed that the core features work as required and that users cannot reach records outside their madrasa or role: all 112 unit tests and 78 functional test cases passed, and the installed app passed 30 of 31 interface checks. M-Pesa, card, e-mail and SMS payments and messages currently run on mock providers until live credentials are configured. The project shows that a secure, integrated madrasa management application for Kenya is feasible.</w:t>
+        <w:t>Unit, functional and user interface testing showed that the core features work as required and that users cannot reach records outside their madrasa or role: all 172 unit tests and 78 functional test cases passed, 21 database suites proved 145 security guarantees, and the installed app passed 30 of 31 interface checks. M-Pesa runs on Safaricom’s Daraja sandbox, while card, e-mail and SMS run on mock providers until live credentials are configured. The project shows that a secure, integrated madrasa manageme</w:t>
+      </w:r>
+      <w:r>
+        <w:t>nt application for Kenya is feasible.</w:t>
       </w:r>
     </w:p>
     <w:p>
@@ -498,17 +497,13 @@
         <w:t xml:space="preserve">Keywords: </w:t>
       </w:r>
       <w:r>
-        <w:t>Digital Madrasa, madrasa management, Quran memorisation, mobile application, React Native, Supabase, M-Pesa, Kenya.</w:t>
-      </w:r>
-    </w:p>
-    <w:p>
-      <w:r>
-        <w:br w:type="page"/>
-      </w:r>
-    </w:p>
-    <w:p>
-      <w:pPr>
-        <w:spacing w:after="300"/>
+        <w:t>Digital Madrasa, ILMORA, madrasa management, Quran memorisation, mobile application, React Native, Supabase, M-Pesa, Kenya.</w:t>
+      </w:r>
+    </w:p>
+    <w:p>
+      <w:pPr>
+        <w:pageBreakBefore/>
+        <w:spacing w:after="60" w:line="240" w:lineRule="auto"/>
         <w:jc w:val="center"/>
       </w:pPr>
       <w:r>
@@ -523,7 +518,7 @@
     <w:sdt>
       <w:sdtPr>
         <w:alias w:val="Contents"/>
-        <w:id w:val="-1447306110"/>
+        <w:id w:val="1315607690"/>
       </w:sdtPr>
       <w:sdtEndPr/>
       <w:sdtContent>
@@ -549,7 +544,7 @@
           <w:r>
             <w:fldChar w:fldCharType="separate"/>
           </w:r>
-          <w:hyperlink w:anchor="_Toc241823205" w:history="1">
+          <w:hyperlink w:anchor="_Toc242925199" w:history="1">
             <w:r>
               <w:rPr>
                 <w:rStyle w:val="Hyperlink"/>
@@ -573,7 +568,7 @@
               <w:rPr>
                 <w:noProof/>
               </w:rPr>
-              <w:instrText xml:space="preserve"> PAGEREF _Toc241823205 \h </w:instrText>
+              <w:instrText xml:space="preserve"> PAGEREF _Toc242925199 \h </w:instrText>
             </w:r>
             <w:r>
               <w:rPr>
@@ -613,7 +608,7 @@
               <w14:ligatures w14:val="standardContextual"/>
             </w:rPr>
           </w:pPr>
-          <w:hyperlink w:anchor="_Toc241823206" w:history="1">
+          <w:hyperlink w:anchor="_Toc242925200" w:history="1">
             <w:r>
               <w:rPr>
                 <w:rStyle w:val="Hyperlink"/>
@@ -637,7 +632,7 @@
               <w:rPr>
                 <w:noProof/>
               </w:rPr>
-              <w:instrText xml:space="preserve"> PAGEREF _Toc241823206 \h </w:instrText>
+              <w:instrText xml:space="preserve"> PAGEREF _Toc242925200 \h </w:instrText>
             </w:r>
             <w:r>
               <w:rPr>
@@ -677,7 +672,7 @@
               <w14:ligatures w14:val="standardContextual"/>
             </w:rPr>
           </w:pPr>
-          <w:hyperlink w:anchor="_Toc241823207" w:history="1">
+          <w:hyperlink w:anchor="_Toc242925201" w:history="1">
             <w:r>
               <w:rPr>
                 <w:rStyle w:val="Hyperlink"/>
@@ -701,7 +696,7 @@
               <w:rPr>
                 <w:noProof/>
               </w:rPr>
-              <w:instrText xml:space="preserve"> PAGEREF _Toc241823207 \h </w:instrText>
+              <w:instrText xml:space="preserve"> PAGEREF _Toc242925201 \h </w:instrText>
             </w:r>
             <w:r>
               <w:rPr>
@@ -741,7 +736,7 @@
               <w14:ligatures w14:val="standardContextual"/>
             </w:rPr>
           </w:pPr>
-          <w:hyperlink w:anchor="_Toc241823208" w:history="1">
+          <w:hyperlink w:anchor="_Toc242925202" w:history="1">
             <w:r>
               <w:rPr>
                 <w:rStyle w:val="Hyperlink"/>
@@ -765,7 +760,7 @@
               <w:rPr>
                 <w:noProof/>
               </w:rPr>
-              <w:instrText xml:space="preserve"> PAGEREF _Toc241823208 \h </w:instrText>
+              <w:instrText xml:space="preserve"> PAGEREF _Toc242925202 \h </w:instrText>
             </w:r>
             <w:r>
               <w:rPr>
@@ -805,7 +800,7 @@
               <w14:ligatures w14:val="standardContextual"/>
             </w:rPr>
           </w:pPr>
-          <w:hyperlink w:anchor="_Toc241823209" w:history="1">
+          <w:hyperlink w:anchor="_Toc242925203" w:history="1">
             <w:r>
               <w:rPr>
                 <w:rStyle w:val="Hyperlink"/>
@@ -829,7 +824,7 @@
               <w:rPr>
                 <w:noProof/>
               </w:rPr>
-              <w:instrText xml:space="preserve"> PAGEREF _Toc241823209 \h </w:instrText>
+              <w:instrText xml:space="preserve"> PAGEREF _Toc242925203 \h </w:instrText>
             </w:r>
             <w:r>
               <w:rPr>
@@ -869,7 +864,7 @@
               <w14:ligatures w14:val="standardContextual"/>
             </w:rPr>
           </w:pPr>
-          <w:hyperlink w:anchor="_Toc241823210" w:history="1">
+          <w:hyperlink w:anchor="_Toc242925204" w:history="1">
             <w:r>
               <w:rPr>
                 <w:rStyle w:val="Hyperlink"/>
@@ -893,7 +888,7 @@
               <w:rPr>
                 <w:noProof/>
               </w:rPr>
-              <w:instrText xml:space="preserve"> PAGEREF _Toc241823210 \h </w:instrText>
+              <w:instrText xml:space="preserve"> PAGEREF _Toc242925204 \h </w:instrText>
             </w:r>
             <w:r>
               <w:rPr>
@@ -933,7 +928,7 @@
               <w14:ligatures w14:val="standardContextual"/>
             </w:rPr>
           </w:pPr>
-          <w:hyperlink w:anchor="_Toc241823211" w:history="1">
+          <w:hyperlink w:anchor="_Toc242925205" w:history="1">
             <w:r>
               <w:rPr>
                 <w:rStyle w:val="Hyperlink"/>
@@ -957,7 +952,7 @@
               <w:rPr>
                 <w:noProof/>
               </w:rPr>
-              <w:instrText xml:space="preserve"> PAGEREF _Toc241823211 \h </w:instrText>
+              <w:instrText xml:space="preserve"> PAGEREF _Toc242925205 \h </w:instrText>
             </w:r>
             <w:r>
               <w:rPr>
@@ -997,7 +992,7 @@
               <w14:ligatures w14:val="standardContextual"/>
             </w:rPr>
           </w:pPr>
-          <w:hyperlink w:anchor="_Toc241823212" w:history="1">
+          <w:hyperlink w:anchor="_Toc242925206" w:history="1">
             <w:r>
               <w:rPr>
                 <w:rStyle w:val="Hyperlink"/>
@@ -1021,7 +1016,7 @@
               <w:rPr>
                 <w:noProof/>
               </w:rPr>
-              <w:instrText xml:space="preserve"> PAGEREF _Toc241823212 \h </w:instrText>
+              <w:instrText xml:space="preserve"> PAGEREF _Toc242925206 \h </w:instrText>
             </w:r>
             <w:r>
               <w:rPr>
@@ -1061,7 +1056,7 @@
               <w14:ligatures w14:val="standardContextual"/>
             </w:rPr>
           </w:pPr>
-          <w:hyperlink w:anchor="_Toc241823213" w:history="1">
+          <w:hyperlink w:anchor="_Toc242925207" w:history="1">
             <w:r>
               <w:rPr>
                 <w:rStyle w:val="Hyperlink"/>
@@ -1085,7 +1080,7 @@
               <w:rPr>
                 <w:noProof/>
               </w:rPr>
-              <w:instrText xml:space="preserve"> PAGEREF _Toc241823213 \h </w:instrText>
+              <w:instrText xml:space="preserve"> PAGEREF _Toc242925207 \h </w:instrText>
             </w:r>
             <w:r>
               <w:rPr>
@@ -1125,7 +1120,7 @@
               <w14:ligatures w14:val="standardContextual"/>
             </w:rPr>
           </w:pPr>
-          <w:hyperlink w:anchor="_Toc241823214" w:history="1">
+          <w:hyperlink w:anchor="_Toc242925208" w:history="1">
             <w:r>
               <w:rPr>
                 <w:rStyle w:val="Hyperlink"/>
@@ -1149,7 +1144,7 @@
               <w:rPr>
                 <w:noProof/>
               </w:rPr>
-              <w:instrText xml:space="preserve"> PAGEREF _Toc241823214 \h </w:instrText>
+              <w:instrText xml:space="preserve"> PAGEREF _Toc242925208 \h </w:instrText>
             </w:r>
             <w:r>
               <w:rPr>
@@ -1189,7 +1184,7 @@
               <w14:ligatures w14:val="standardContextual"/>
             </w:rPr>
           </w:pPr>
-          <w:hyperlink w:anchor="_Toc241823215" w:history="1">
+          <w:hyperlink w:anchor="_Toc242925209" w:history="1">
             <w:r>
               <w:rPr>
                 <w:rStyle w:val="Hyperlink"/>
@@ -1213,7 +1208,7 @@
               <w:rPr>
                 <w:noProof/>
               </w:rPr>
-              <w:instrText xml:space="preserve"> PAGEREF _Toc241823215 \h </w:instrText>
+              <w:instrText xml:space="preserve"> PAGEREF _Toc242925209 \h </w:instrText>
             </w:r>
             <w:r>
               <w:rPr>
@@ -1253,7 +1248,7 @@
               <w14:ligatures w14:val="standardContextual"/>
             </w:rPr>
           </w:pPr>
-          <w:hyperlink w:anchor="_Toc241823216" w:history="1">
+          <w:hyperlink w:anchor="_Toc242925210" w:history="1">
             <w:r>
               <w:rPr>
                 <w:rStyle w:val="Hyperlink"/>
@@ -1277,7 +1272,7 @@
               <w:rPr>
                 <w:noProof/>
               </w:rPr>
-              <w:instrText xml:space="preserve"> PAGEREF _Toc241823216 \h </w:instrText>
+              <w:instrText xml:space="preserve"> PAGEREF _Toc242925210 \h </w:instrText>
             </w:r>
             <w:r>
               <w:rPr>
@@ -1317,7 +1312,7 @@
               <w14:ligatures w14:val="standardContextual"/>
             </w:rPr>
           </w:pPr>
-          <w:hyperlink w:anchor="_Toc241823217" w:history="1">
+          <w:hyperlink w:anchor="_Toc242925211" w:history="1">
             <w:r>
               <w:rPr>
                 <w:rStyle w:val="Hyperlink"/>
@@ -1341,7 +1336,7 @@
               <w:rPr>
                 <w:noProof/>
               </w:rPr>
-              <w:instrText xml:space="preserve"> PAGEREF _Toc241823217 \h </w:instrText>
+              <w:instrText xml:space="preserve"> PAGEREF _Toc242925211 \h </w:instrText>
             </w:r>
             <w:r>
               <w:rPr>
@@ -1381,7 +1376,7 @@
               <w14:ligatures w14:val="standardContextual"/>
             </w:rPr>
           </w:pPr>
-          <w:hyperlink w:anchor="_Toc241823218" w:history="1">
+          <w:hyperlink w:anchor="_Toc242925212" w:history="1">
             <w:r>
               <w:rPr>
                 <w:rStyle w:val="Hyperlink"/>
@@ -1405,7 +1400,7 @@
               <w:rPr>
                 <w:noProof/>
               </w:rPr>
-              <w:instrText xml:space="preserve"> PAGEREF _Toc241823218 \h </w:instrText>
+              <w:instrText xml:space="preserve"> PAGEREF _Toc242925212 \h </w:instrText>
             </w:r>
             <w:r>
               <w:rPr>
@@ -1445,7 +1440,7 @@
               <w14:ligatures w14:val="standardContextual"/>
             </w:rPr>
           </w:pPr>
-          <w:hyperlink w:anchor="_Toc241823219" w:history="1">
+          <w:hyperlink w:anchor="_Toc242925213" w:history="1">
             <w:r>
               <w:rPr>
                 <w:rStyle w:val="Hyperlink"/>
@@ -1469,7 +1464,7 @@
               <w:rPr>
                 <w:noProof/>
               </w:rPr>
-              <w:instrText xml:space="preserve"> PAGEREF _Toc241823219 \h </w:instrText>
+              <w:instrText xml:space="preserve"> PAGEREF _Toc242925213 \h </w:instrText>
             </w:r>
             <w:r>
               <w:rPr>
@@ -1509,7 +1504,7 @@
               <w14:ligatures w14:val="standardContextual"/>
             </w:rPr>
           </w:pPr>
-          <w:hyperlink w:anchor="_Toc241823220" w:history="1">
+          <w:hyperlink w:anchor="_Toc242925214" w:history="1">
             <w:r>
               <w:rPr>
                 <w:rStyle w:val="Hyperlink"/>
@@ -1533,7 +1528,7 @@
               <w:rPr>
                 <w:noProof/>
               </w:rPr>
-              <w:instrText xml:space="preserve"> PAGEREF _Toc241823220 \h </w:instrText>
+              <w:instrText xml:space="preserve"> PAGEREF _Toc242925214 \h </w:instrText>
             </w:r>
             <w:r>
               <w:rPr>
@@ -1573,7 +1568,7 @@
               <w14:ligatures w14:val="standardContextual"/>
             </w:rPr>
           </w:pPr>
-          <w:hyperlink w:anchor="_Toc241823221" w:history="1">
+          <w:hyperlink w:anchor="_Toc242925215" w:history="1">
             <w:r>
               <w:rPr>
                 <w:rStyle w:val="Hyperlink"/>
@@ -1597,7 +1592,7 @@
               <w:rPr>
                 <w:noProof/>
               </w:rPr>
-              <w:instrText xml:space="preserve"> PAGEREF _Toc241823221 \h </w:instrText>
+              <w:instrText xml:space="preserve"> PAGEREF _Toc242925215 \h </w:instrText>
             </w:r>
             <w:r>
               <w:rPr>
@@ -1637,7 +1632,7 @@
               <w14:ligatures w14:val="standardContextual"/>
             </w:rPr>
           </w:pPr>
-          <w:hyperlink w:anchor="_Toc241823222" w:history="1">
+          <w:hyperlink w:anchor="_Toc242925216" w:history="1">
             <w:r>
               <w:rPr>
                 <w:rStyle w:val="Hyperlink"/>
@@ -1661,7 +1656,7 @@
               <w:rPr>
                 <w:noProof/>
               </w:rPr>
-              <w:instrText xml:space="preserve"> PAGEREF _Toc241823222 \h </w:instrText>
+              <w:instrText xml:space="preserve"> PAGEREF _Toc242925216 \h </w:instrText>
             </w:r>
             <w:r>
               <w:rPr>
@@ -1701,7 +1696,7 @@
               <w14:ligatures w14:val="standardContextual"/>
             </w:rPr>
           </w:pPr>
-          <w:hyperlink w:anchor="_Toc241823223" w:history="1">
+          <w:hyperlink w:anchor="_Toc242925217" w:history="1">
             <w:r>
               <w:rPr>
                 <w:rStyle w:val="Hyperlink"/>
@@ -1725,7 +1720,7 @@
               <w:rPr>
                 <w:noProof/>
               </w:rPr>
-              <w:instrText xml:space="preserve"> PAGEREF _Toc241823223 \h </w:instrText>
+              <w:instrText xml:space="preserve"> PAGEREF _Toc242925217 \h </w:instrText>
             </w:r>
             <w:r>
               <w:rPr>
@@ -1765,7 +1760,7 @@
               <w14:ligatures w14:val="standardContextual"/>
             </w:rPr>
           </w:pPr>
-          <w:hyperlink w:anchor="_Toc241823224" w:history="1">
+          <w:hyperlink w:anchor="_Toc242925218" w:history="1">
             <w:r>
               <w:rPr>
                 <w:rStyle w:val="Hyperlink"/>
@@ -1789,7 +1784,7 @@
               <w:rPr>
                 <w:noProof/>
               </w:rPr>
-              <w:instrText xml:space="preserve"> PAGEREF _Toc241823224 \h </w:instrText>
+              <w:instrText xml:space="preserve"> PAGEREF _Toc242925218 \h </w:instrText>
             </w:r>
             <w:r>
               <w:rPr>
@@ -1829,7 +1824,7 @@
               <w14:ligatures w14:val="standardContextual"/>
             </w:rPr>
           </w:pPr>
-          <w:hyperlink w:anchor="_Toc241823225" w:history="1">
+          <w:hyperlink w:anchor="_Toc242925219" w:history="1">
             <w:r>
               <w:rPr>
                 <w:rStyle w:val="Hyperlink"/>
@@ -1853,7 +1848,7 @@
               <w:rPr>
                 <w:noProof/>
               </w:rPr>
-              <w:instrText xml:space="preserve"> PAGEREF _Toc241823225 \h </w:instrText>
+              <w:instrText xml:space="preserve"> PAGEREF _Toc242925219 \h </w:instrText>
             </w:r>
             <w:r>
               <w:rPr>
@@ -1893,7 +1888,7 @@
               <w14:ligatures w14:val="standardContextual"/>
             </w:rPr>
           </w:pPr>
-          <w:hyperlink w:anchor="_Toc241823226" w:history="1">
+          <w:hyperlink w:anchor="_Toc242925220" w:history="1">
             <w:r>
               <w:rPr>
                 <w:rStyle w:val="Hyperlink"/>
@@ -1917,7 +1912,7 @@
               <w:rPr>
                 <w:noProof/>
               </w:rPr>
-              <w:instrText xml:space="preserve"> PAGEREF _Toc241823226 \h </w:instrText>
+              <w:instrText xml:space="preserve"> PAGEREF _Toc242925220 \h </w:instrText>
             </w:r>
             <w:r>
               <w:rPr>
@@ -1957,7 +1952,7 @@
               <w14:ligatures w14:val="standardContextual"/>
             </w:rPr>
           </w:pPr>
-          <w:hyperlink w:anchor="_Toc241823227" w:history="1">
+          <w:hyperlink w:anchor="_Toc242925221" w:history="1">
             <w:r>
               <w:rPr>
                 <w:rStyle w:val="Hyperlink"/>
@@ -1981,7 +1976,7 @@
               <w:rPr>
                 <w:noProof/>
               </w:rPr>
-              <w:instrText xml:space="preserve"> PAGEREF _Toc241823227 \h </w:instrText>
+              <w:instrText xml:space="preserve"> PAGEREF _Toc242925221 \h </w:instrText>
             </w:r>
             <w:r>
               <w:rPr>
@@ -2021,7 +2016,7 @@
               <w14:ligatures w14:val="standardContextual"/>
             </w:rPr>
           </w:pPr>
-          <w:hyperlink w:anchor="_Toc241823228" w:history="1">
+          <w:hyperlink w:anchor="_Toc242925222" w:history="1">
             <w:r>
               <w:rPr>
                 <w:rStyle w:val="Hyperlink"/>
@@ -2045,7 +2040,7 @@
               <w:rPr>
                 <w:noProof/>
               </w:rPr>
-              <w:instrText xml:space="preserve"> PAGEREF _Toc241823228 \h </w:instrText>
+              <w:instrText xml:space="preserve"> PAGEREF _Toc242925222 \h </w:instrText>
             </w:r>
             <w:r>
               <w:rPr>
@@ -2085,7 +2080,7 @@
               <w14:ligatures w14:val="standardContextual"/>
             </w:rPr>
           </w:pPr>
-          <w:hyperlink w:anchor="_Toc241823229" w:history="1">
+          <w:hyperlink w:anchor="_Toc242925223" w:history="1">
             <w:r>
               <w:rPr>
                 <w:rStyle w:val="Hyperlink"/>
@@ -2109,7 +2104,7 @@
               <w:rPr>
                 <w:noProof/>
               </w:rPr>
-              <w:instrText xml:space="preserve"> PAGEREF _Toc241823229 \h </w:instrText>
+              <w:instrText xml:space="preserve"> PAGEREF _Toc242925223 \h </w:instrText>
             </w:r>
             <w:r>
               <w:rPr>
@@ -2149,7 +2144,7 @@
               <w14:ligatures w14:val="standardContextual"/>
             </w:rPr>
           </w:pPr>
-          <w:hyperlink w:anchor="_Toc241823230" w:history="1">
+          <w:hyperlink w:anchor="_Toc242925224" w:history="1">
             <w:r>
               <w:rPr>
                 <w:rStyle w:val="Hyperlink"/>
@@ -2173,7 +2168,7 @@
               <w:rPr>
                 <w:noProof/>
               </w:rPr>
-              <w:instrText xml:space="preserve"> PAGEREF _Toc241823230 \h </w:instrText>
+              <w:instrText xml:space="preserve"> PAGEREF _Toc242925224 \h </w:instrText>
             </w:r>
             <w:r>
               <w:rPr>
@@ -2213,7 +2208,7 @@
               <w14:ligatures w14:val="standardContextual"/>
             </w:rPr>
           </w:pPr>
-          <w:hyperlink w:anchor="_Toc241823231" w:history="1">
+          <w:hyperlink w:anchor="_Toc242925225" w:history="1">
             <w:r>
               <w:rPr>
                 <w:rStyle w:val="Hyperlink"/>
@@ -2237,7 +2232,7 @@
               <w:rPr>
                 <w:noProof/>
               </w:rPr>
-              <w:instrText xml:space="preserve"> PAGEREF _Toc241823231 \h </w:instrText>
+              <w:instrText xml:space="preserve"> PAGEREF _Toc242925225 \h </w:instrText>
             </w:r>
             <w:r>
               <w:rPr>
@@ -2277,7 +2272,7 @@
               <w14:ligatures w14:val="standardContextual"/>
             </w:rPr>
           </w:pPr>
-          <w:hyperlink w:anchor="_Toc241823232" w:history="1">
+          <w:hyperlink w:anchor="_Toc242925226" w:history="1">
             <w:r>
               <w:rPr>
                 <w:rStyle w:val="Hyperlink"/>
@@ -2301,7 +2296,7 @@
               <w:rPr>
                 <w:noProof/>
               </w:rPr>
-              <w:instrText xml:space="preserve"> PAGEREF _Toc241823232 \h </w:instrText>
+              <w:instrText xml:space="preserve"> PAGEREF _Toc242925226 \h </w:instrText>
             </w:r>
             <w:r>
               <w:rPr>
@@ -2341,7 +2336,7 @@
               <w14:ligatures w14:val="standardContextual"/>
             </w:rPr>
           </w:pPr>
-          <w:hyperlink w:anchor="_Toc241823233" w:history="1">
+          <w:hyperlink w:anchor="_Toc242925227" w:history="1">
             <w:r>
               <w:rPr>
                 <w:rStyle w:val="Hyperlink"/>
@@ -2365,7 +2360,7 @@
               <w:rPr>
                 <w:noProof/>
               </w:rPr>
-              <w:instrText xml:space="preserve"> PAGEREF _Toc241823233 \h </w:instrText>
+              <w:instrText xml:space="preserve"> PAGEREF _Toc242925227 \h </w:instrText>
             </w:r>
             <w:r>
               <w:rPr>
@@ -2405,7 +2400,7 @@
               <w14:ligatures w14:val="standardContextual"/>
             </w:rPr>
           </w:pPr>
-          <w:hyperlink w:anchor="_Toc241823234" w:history="1">
+          <w:hyperlink w:anchor="_Toc242925228" w:history="1">
             <w:r>
               <w:rPr>
                 <w:rStyle w:val="Hyperlink"/>
@@ -2429,7 +2424,7 @@
               <w:rPr>
                 <w:noProof/>
               </w:rPr>
-              <w:instrText xml:space="preserve"> PAGEREF _Toc241823234 \h </w:instrText>
+              <w:instrText xml:space="preserve"> PAGEREF _Toc242925228 \h </w:instrText>
             </w:r>
             <w:r>
               <w:rPr>
@@ -2469,7 +2464,7 @@
               <w14:ligatures w14:val="standardContextual"/>
             </w:rPr>
           </w:pPr>
-          <w:hyperlink w:anchor="_Toc241823235" w:history="1">
+          <w:hyperlink w:anchor="_Toc242925229" w:history="1">
             <w:r>
               <w:rPr>
                 <w:rStyle w:val="Hyperlink"/>
@@ -2493,7 +2488,7 @@
               <w:rPr>
                 <w:noProof/>
               </w:rPr>
-              <w:instrText xml:space="preserve"> PAGEREF _Toc241823235 \h </w:instrText>
+              <w:instrText xml:space="preserve"> PAGEREF _Toc242925229 \h </w:instrText>
             </w:r>
             <w:r>
               <w:rPr>
@@ -2533,7 +2528,7 @@
               <w14:ligatures w14:val="standardContextual"/>
             </w:rPr>
           </w:pPr>
-          <w:hyperlink w:anchor="_Toc241823236" w:history="1">
+          <w:hyperlink w:anchor="_Toc242925230" w:history="1">
             <w:r>
               <w:rPr>
                 <w:rStyle w:val="Hyperlink"/>
@@ -2557,7 +2552,7 @@
               <w:rPr>
                 <w:noProof/>
               </w:rPr>
-              <w:instrText xml:space="preserve"> PAGEREF _Toc241823236 \h </w:instrText>
+              <w:instrText xml:space="preserve"> PAGEREF _Toc242925230 \h </w:instrText>
             </w:r>
             <w:r>
               <w:rPr>
@@ -2597,7 +2592,7 @@
               <w14:ligatures w14:val="standardContextual"/>
             </w:rPr>
           </w:pPr>
-          <w:hyperlink w:anchor="_Toc241823237" w:history="1">
+          <w:hyperlink w:anchor="_Toc242925231" w:history="1">
             <w:r>
               <w:rPr>
                 <w:rStyle w:val="Hyperlink"/>
@@ -2621,7 +2616,7 @@
               <w:rPr>
                 <w:noProof/>
               </w:rPr>
-              <w:instrText xml:space="preserve"> PAGEREF _Toc241823237 \h </w:instrText>
+              <w:instrText xml:space="preserve"> PAGEREF _Toc242925231 \h </w:instrText>
             </w:r>
             <w:r>
               <w:rPr>
@@ -2661,7 +2656,7 @@
               <w14:ligatures w14:val="standardContextual"/>
             </w:rPr>
           </w:pPr>
-          <w:hyperlink w:anchor="_Toc241823238" w:history="1">
+          <w:hyperlink w:anchor="_Toc242925232" w:history="1">
             <w:r>
               <w:rPr>
                 <w:rStyle w:val="Hyperlink"/>
@@ -2685,7 +2680,7 @@
               <w:rPr>
                 <w:noProof/>
               </w:rPr>
-              <w:instrText xml:space="preserve"> PAGEREF _Toc241823238 \h </w:instrText>
+              <w:instrText xml:space="preserve"> PAGEREF _Toc242925232 \h </w:instrText>
             </w:r>
             <w:r>
               <w:rPr>
@@ -2725,7 +2720,7 @@
               <w14:ligatures w14:val="standardContextual"/>
             </w:rPr>
           </w:pPr>
-          <w:hyperlink w:anchor="_Toc241823239" w:history="1">
+          <w:hyperlink w:anchor="_Toc242925233" w:history="1">
             <w:r>
               <w:rPr>
                 <w:rStyle w:val="Hyperlink"/>
@@ -2749,7 +2744,7 @@
               <w:rPr>
                 <w:noProof/>
               </w:rPr>
-              <w:instrText xml:space="preserve"> PAGEREF _Toc241823239 \h </w:instrText>
+              <w:instrText xml:space="preserve"> PAGEREF _Toc242925233 \h </w:instrText>
             </w:r>
             <w:r>
               <w:rPr>
@@ -2789,7 +2784,7 @@
               <w14:ligatures w14:val="standardContextual"/>
             </w:rPr>
           </w:pPr>
-          <w:hyperlink w:anchor="_Toc241823240" w:history="1">
+          <w:hyperlink w:anchor="_Toc242925234" w:history="1">
             <w:r>
               <w:rPr>
                 <w:rStyle w:val="Hyperlink"/>
@@ -2813,7 +2808,7 @@
               <w:rPr>
                 <w:noProof/>
               </w:rPr>
-              <w:instrText xml:space="preserve"> PAGEREF _Toc241823240 \h </w:instrText>
+              <w:instrText xml:space="preserve"> PAGEREF _Toc242925234 \h </w:instrText>
             </w:r>
             <w:r>
               <w:rPr>
@@ -2853,7 +2848,7 @@
               <w14:ligatures w14:val="standardContextual"/>
             </w:rPr>
           </w:pPr>
-          <w:hyperlink w:anchor="_Toc241823241" w:history="1">
+          <w:hyperlink w:anchor="_Toc242925235" w:history="1">
             <w:r>
               <w:rPr>
                 <w:rStyle w:val="Hyperlink"/>
@@ -2877,7 +2872,7 @@
               <w:rPr>
                 <w:noProof/>
               </w:rPr>
-              <w:instrText xml:space="preserve"> PAGEREF _Toc241823241 \h </w:instrText>
+              <w:instrText xml:space="preserve"> PAGEREF _Toc242925235 \h </w:instrText>
             </w:r>
             <w:r>
               <w:rPr>
@@ -2917,7 +2912,7 @@
               <w14:ligatures w14:val="standardContextual"/>
             </w:rPr>
           </w:pPr>
-          <w:hyperlink w:anchor="_Toc241823242" w:history="1">
+          <w:hyperlink w:anchor="_Toc242925236" w:history="1">
             <w:r>
               <w:rPr>
                 <w:rStyle w:val="Hyperlink"/>
@@ -2941,7 +2936,7 @@
               <w:rPr>
                 <w:noProof/>
               </w:rPr>
-              <w:instrText xml:space="preserve"> PAGEREF _Toc241823242 \h </w:instrText>
+              <w:instrText xml:space="preserve"> PAGEREF _Toc242925236 \h </w:instrText>
             </w:r>
             <w:r>
               <w:rPr>
@@ -2981,7 +2976,7 @@
               <w14:ligatures w14:val="standardContextual"/>
             </w:rPr>
           </w:pPr>
-          <w:hyperlink w:anchor="_Toc241823243" w:history="1">
+          <w:hyperlink w:anchor="_Toc242925237" w:history="1">
             <w:r>
               <w:rPr>
                 <w:rStyle w:val="Hyperlink"/>
@@ -3005,7 +3000,7 @@
               <w:rPr>
                 <w:noProof/>
               </w:rPr>
-              <w:instrText xml:space="preserve"> PAGEREF _Toc241823243 \h </w:instrText>
+              <w:instrText xml:space="preserve"> PAGEREF _Toc242925237 \h </w:instrText>
             </w:r>
             <w:r>
               <w:rPr>
@@ -3045,7 +3040,7 @@
               <w14:ligatures w14:val="standardContextual"/>
             </w:rPr>
           </w:pPr>
-          <w:hyperlink w:anchor="_Toc241823244" w:history="1">
+          <w:hyperlink w:anchor="_Toc242925238" w:history="1">
             <w:r>
               <w:rPr>
                 <w:rStyle w:val="Hyperlink"/>
@@ -3069,7 +3064,7 @@
               <w:rPr>
                 <w:noProof/>
               </w:rPr>
-              <w:instrText xml:space="preserve"> PAGEREF _Toc241823244 \h </w:instrText>
+              <w:instrText xml:space="preserve"> PAGEREF _Toc242925238 \h </w:instrText>
             </w:r>
             <w:r>
               <w:rPr>
@@ -3109,7 +3104,7 @@
               <w14:ligatures w14:val="standardContextual"/>
             </w:rPr>
           </w:pPr>
-          <w:hyperlink w:anchor="_Toc241823245" w:history="1">
+          <w:hyperlink w:anchor="_Toc242925239" w:history="1">
             <w:r>
               <w:rPr>
                 <w:rStyle w:val="Hyperlink"/>
@@ -3133,7 +3128,7 @@
               <w:rPr>
                 <w:noProof/>
               </w:rPr>
-              <w:instrText xml:space="preserve"> PAGEREF _Toc241823245 \h </w:instrText>
+              <w:instrText xml:space="preserve"> PAGEREF _Toc242925239 \h </w:instrText>
             </w:r>
             <w:r>
               <w:rPr>
@@ -3173,7 +3168,7 @@
               <w14:ligatures w14:val="standardContextual"/>
             </w:rPr>
           </w:pPr>
-          <w:hyperlink w:anchor="_Toc241823246" w:history="1">
+          <w:hyperlink w:anchor="_Toc242925240" w:history="1">
             <w:r>
               <w:rPr>
                 <w:rStyle w:val="Hyperlink"/>
@@ -3197,7 +3192,7 @@
               <w:rPr>
                 <w:noProof/>
               </w:rPr>
-              <w:instrText xml:space="preserve"> PAGEREF _Toc241823246 \h </w:instrText>
+              <w:instrText xml:space="preserve"> PAGEREF _Toc242925240 \h </w:instrText>
             </w:r>
             <w:r>
               <w:rPr>
@@ -3237,7 +3232,7 @@
               <w14:ligatures w14:val="standardContextual"/>
             </w:rPr>
           </w:pPr>
-          <w:hyperlink w:anchor="_Toc241823247" w:history="1">
+          <w:hyperlink w:anchor="_Toc242925241" w:history="1">
             <w:r>
               <w:rPr>
                 <w:rStyle w:val="Hyperlink"/>
@@ -3261,7 +3256,7 @@
               <w:rPr>
                 <w:noProof/>
               </w:rPr>
-              <w:instrText xml:space="preserve"> PAGEREF _Toc241823247 \h </w:instrText>
+              <w:instrText xml:space="preserve"> PAGEREF _Toc242925241 \h </w:instrText>
             </w:r>
             <w:r>
               <w:rPr>
@@ -3301,7 +3296,7 @@
               <w14:ligatures w14:val="standardContextual"/>
             </w:rPr>
           </w:pPr>
-          <w:hyperlink w:anchor="_Toc241823248" w:history="1">
+          <w:hyperlink w:anchor="_Toc242925242" w:history="1">
             <w:r>
               <w:rPr>
                 <w:rStyle w:val="Hyperlink"/>
@@ -3325,7 +3320,7 @@
               <w:rPr>
                 <w:noProof/>
               </w:rPr>
-              <w:instrText xml:space="preserve"> PAGEREF _Toc241823248 \h </w:instrText>
+              <w:instrText xml:space="preserve"> PAGEREF _Toc242925242 \h </w:instrText>
             </w:r>
             <w:r>
               <w:rPr>
@@ -3365,7 +3360,7 @@
               <w14:ligatures w14:val="standardContextual"/>
             </w:rPr>
           </w:pPr>
-          <w:hyperlink w:anchor="_Toc241823249" w:history="1">
+          <w:hyperlink w:anchor="_Toc242925243" w:history="1">
             <w:r>
               <w:rPr>
                 <w:rStyle w:val="Hyperlink"/>
@@ -3389,7 +3384,7 @@
               <w:rPr>
                 <w:noProof/>
               </w:rPr>
-              <w:instrText xml:space="preserve"> PAGEREF _Toc241823249 \h </w:instrText>
+              <w:instrText xml:space="preserve"> PAGEREF _Toc242925243 \h </w:instrText>
             </w:r>
             <w:r>
               <w:rPr>
@@ -3429,7 +3424,7 @@
               <w14:ligatures w14:val="standardContextual"/>
             </w:rPr>
           </w:pPr>
-          <w:hyperlink w:anchor="_Toc241823250" w:history="1">
+          <w:hyperlink w:anchor="_Toc242925244" w:history="1">
             <w:r>
               <w:rPr>
                 <w:rStyle w:val="Hyperlink"/>
@@ -3453,7 +3448,7 @@
               <w:rPr>
                 <w:noProof/>
               </w:rPr>
-              <w:instrText xml:space="preserve"> PAGEREF _Toc241823250 \h </w:instrText>
+              <w:instrText xml:space="preserve"> PAGEREF _Toc242925244 \h </w:instrText>
             </w:r>
             <w:r>
               <w:rPr>
@@ -3493,7 +3488,7 @@
               <w14:ligatures w14:val="standardContextual"/>
             </w:rPr>
           </w:pPr>
-          <w:hyperlink w:anchor="_Toc241823251" w:history="1">
+          <w:hyperlink w:anchor="_Toc242925245" w:history="1">
             <w:r>
               <w:rPr>
                 <w:rStyle w:val="Hyperlink"/>
@@ -3517,7 +3512,7 @@
               <w:rPr>
                 <w:noProof/>
               </w:rPr>
-              <w:instrText xml:space="preserve"> PAGEREF _Toc241823251 \h </w:instrText>
+              <w:instrText xml:space="preserve"> PAGEREF _Toc242925245 \h </w:instrText>
             </w:r>
             <w:r>
               <w:rPr>
@@ -3557,7 +3552,7 @@
               <w14:ligatures w14:val="standardContextual"/>
             </w:rPr>
           </w:pPr>
-          <w:hyperlink w:anchor="_Toc241823252" w:history="1">
+          <w:hyperlink w:anchor="_Toc242925246" w:history="1">
             <w:r>
               <w:rPr>
                 <w:rStyle w:val="Hyperlink"/>
@@ -3581,7 +3576,7 @@
               <w:rPr>
                 <w:noProof/>
               </w:rPr>
-              <w:instrText xml:space="preserve"> PAGEREF _Toc241823252 \h </w:instrText>
+              <w:instrText xml:space="preserve"> PAGEREF _Toc242925246 \h </w:instrText>
             </w:r>
             <w:r>
               <w:rPr>
@@ -3621,7 +3616,7 @@
               <w14:ligatures w14:val="standardContextual"/>
             </w:rPr>
           </w:pPr>
-          <w:hyperlink w:anchor="_Toc241823253" w:history="1">
+          <w:hyperlink w:anchor="_Toc242925247" w:history="1">
             <w:r>
               <w:rPr>
                 <w:rStyle w:val="Hyperlink"/>
@@ -3645,7 +3640,7 @@
               <w:rPr>
                 <w:noProof/>
               </w:rPr>
-              <w:instrText xml:space="preserve"> PAGEREF _Toc241823253 \h </w:instrText>
+              <w:instrText xml:space="preserve"> PAGEREF _Toc242925247 \h </w:instrText>
             </w:r>
             <w:r>
               <w:rPr>
@@ -3685,7 +3680,7 @@
               <w14:ligatures w14:val="standardContextual"/>
             </w:rPr>
           </w:pPr>
-          <w:hyperlink w:anchor="_Toc241823254" w:history="1">
+          <w:hyperlink w:anchor="_Toc242925248" w:history="1">
             <w:r>
               <w:rPr>
                 <w:rStyle w:val="Hyperlink"/>
@@ -3709,7 +3704,7 @@
               <w:rPr>
                 <w:noProof/>
               </w:rPr>
-              <w:instrText xml:space="preserve"> PAGEREF _Toc241823254 \h </w:instrText>
+              <w:instrText xml:space="preserve"> PAGEREF _Toc242925248 \h </w:instrText>
             </w:r>
             <w:r>
               <w:rPr>
@@ -3749,7 +3744,7 @@
               <w14:ligatures w14:val="standardContextual"/>
             </w:rPr>
           </w:pPr>
-          <w:hyperlink w:anchor="_Toc241823255" w:history="1">
+          <w:hyperlink w:anchor="_Toc242925249" w:history="1">
             <w:r>
               <w:rPr>
                 <w:rStyle w:val="Hyperlink"/>
@@ -3773,7 +3768,7 @@
               <w:rPr>
                 <w:noProof/>
               </w:rPr>
-              <w:instrText xml:space="preserve"> PAGEREF _Toc241823255 \h </w:instrText>
+              <w:instrText xml:space="preserve"> PAGEREF _Toc242925249 \h </w:instrText>
             </w:r>
             <w:r>
               <w:rPr>
@@ -3813,7 +3808,7 @@
               <w14:ligatures w14:val="standardContextual"/>
             </w:rPr>
           </w:pPr>
-          <w:hyperlink w:anchor="_Toc241823256" w:history="1">
+          <w:hyperlink w:anchor="_Toc242925250" w:history="1">
             <w:r>
               <w:rPr>
                 <w:rStyle w:val="Hyperlink"/>
@@ -3837,7 +3832,7 @@
               <w:rPr>
                 <w:noProof/>
               </w:rPr>
-              <w:instrText xml:space="preserve"> PAGEREF _Toc241823256 \h </w:instrText>
+              <w:instrText xml:space="preserve"> PAGEREF _Toc242925250 \h </w:instrText>
             </w:r>
             <w:r>
               <w:rPr>
@@ -3877,7 +3872,7 @@
               <w14:ligatures w14:val="standardContextual"/>
             </w:rPr>
           </w:pPr>
-          <w:hyperlink w:anchor="_Toc241823257" w:history="1">
+          <w:hyperlink w:anchor="_Toc242925251" w:history="1">
             <w:r>
               <w:rPr>
                 <w:rStyle w:val="Hyperlink"/>
@@ -3901,7 +3896,7 @@
               <w:rPr>
                 <w:noProof/>
               </w:rPr>
-              <w:instrText xml:space="preserve"> PAGEREF _Toc241823257 \h </w:instrText>
+              <w:instrText xml:space="preserve"> PAGEREF _Toc242925251 \h </w:instrText>
             </w:r>
             <w:r>
               <w:rPr>
@@ -3941,7 +3936,7 @@
               <w14:ligatures w14:val="standardContextual"/>
             </w:rPr>
           </w:pPr>
-          <w:hyperlink w:anchor="_Toc241823258" w:history="1">
+          <w:hyperlink w:anchor="_Toc242925252" w:history="1">
             <w:r>
               <w:rPr>
                 <w:rStyle w:val="Hyperlink"/>
@@ -3965,7 +3960,7 @@
               <w:rPr>
                 <w:noProof/>
               </w:rPr>
-              <w:instrText xml:space="preserve"> PAGEREF _Toc241823258 \h </w:instrText>
+              <w:instrText xml:space="preserve"> PAGEREF _Toc242925252 \h </w:instrText>
             </w:r>
             <w:r>
               <w:rPr>
@@ -4005,7 +4000,7 @@
               <w14:ligatures w14:val="standardContextual"/>
             </w:rPr>
           </w:pPr>
-          <w:hyperlink w:anchor="_Toc241823259" w:history="1">
+          <w:hyperlink w:anchor="_Toc242925253" w:history="1">
             <w:r>
               <w:rPr>
                 <w:rStyle w:val="Hyperlink"/>
@@ -4029,7 +4024,7 @@
               <w:rPr>
                 <w:noProof/>
               </w:rPr>
-              <w:instrText xml:space="preserve"> PAGEREF _Toc241823259 \h </w:instrText>
+              <w:instrText xml:space="preserve"> PAGEREF _Toc242925253 \h </w:instrText>
             </w:r>
             <w:r>
               <w:rPr>
@@ -4069,7 +4064,7 @@
               <w14:ligatures w14:val="standardContextual"/>
             </w:rPr>
           </w:pPr>
-          <w:hyperlink w:anchor="_Toc241823260" w:history="1">
+          <w:hyperlink w:anchor="_Toc242925254" w:history="1">
             <w:r>
               <w:rPr>
                 <w:rStyle w:val="Hyperlink"/>
@@ -4093,7 +4088,7 @@
               <w:rPr>
                 <w:noProof/>
               </w:rPr>
-              <w:instrText xml:space="preserve"> PAGEREF _Toc241823260 \h </w:instrText>
+              <w:instrText xml:space="preserve"> PAGEREF _Toc242925254 \h </w:instrText>
             </w:r>
             <w:r>
               <w:rPr>
@@ -4133,7 +4128,7 @@
               <w14:ligatures w14:val="standardContextual"/>
             </w:rPr>
           </w:pPr>
-          <w:hyperlink w:anchor="_Toc241823261" w:history="1">
+          <w:hyperlink w:anchor="_Toc242925255" w:history="1">
             <w:r>
               <w:rPr>
                 <w:rStyle w:val="Hyperlink"/>
@@ -4157,7 +4152,7 @@
               <w:rPr>
                 <w:noProof/>
               </w:rPr>
-              <w:instrText xml:space="preserve"> PAGEREF _Toc241823261 \h </w:instrText>
+              <w:instrText xml:space="preserve"> PAGEREF _Toc242925255 \h </w:instrText>
             </w:r>
             <w:r>
               <w:rPr>
@@ -4197,7 +4192,7 @@
               <w14:ligatures w14:val="standardContextual"/>
             </w:rPr>
           </w:pPr>
-          <w:hyperlink w:anchor="_Toc241823262" w:history="1">
+          <w:hyperlink w:anchor="_Toc242925256" w:history="1">
             <w:r>
               <w:rPr>
                 <w:rStyle w:val="Hyperlink"/>
@@ -4221,7 +4216,7 @@
               <w:rPr>
                 <w:noProof/>
               </w:rPr>
-              <w:instrText xml:space="preserve"> PAGEREF _Toc241823262 \h </w:instrText>
+              <w:instrText xml:space="preserve"> PAGEREF _Toc242925256 \h </w:instrText>
             </w:r>
             <w:r>
               <w:rPr>
@@ -4261,7 +4256,7 @@
               <w14:ligatures w14:val="standardContextual"/>
             </w:rPr>
           </w:pPr>
-          <w:hyperlink w:anchor="_Toc241823263" w:history="1">
+          <w:hyperlink w:anchor="_Toc242925257" w:history="1">
             <w:r>
               <w:rPr>
                 <w:rStyle w:val="Hyperlink"/>
@@ -4285,7 +4280,7 @@
               <w:rPr>
                 <w:noProof/>
               </w:rPr>
-              <w:instrText xml:space="preserve"> PAGEREF _Toc241823263 \h </w:instrText>
+              <w:instrText xml:space="preserve"> PAGEREF _Toc242925257 \h </w:instrText>
             </w:r>
             <w:r>
               <w:rPr>
@@ -4325,7 +4320,7 @@
               <w14:ligatures w14:val="standardContextual"/>
             </w:rPr>
           </w:pPr>
-          <w:hyperlink w:anchor="_Toc241823264" w:history="1">
+          <w:hyperlink w:anchor="_Toc242925258" w:history="1">
             <w:r>
               <w:rPr>
                 <w:rStyle w:val="Hyperlink"/>
@@ -4349,7 +4344,7 @@
               <w:rPr>
                 <w:noProof/>
               </w:rPr>
-              <w:instrText xml:space="preserve"> PAGEREF _Toc241823264 \h </w:instrText>
+              <w:instrText xml:space="preserve"> PAGEREF _Toc242925258 \h </w:instrText>
             </w:r>
             <w:r>
               <w:rPr>
@@ -4389,7 +4384,7 @@
               <w14:ligatures w14:val="standardContextual"/>
             </w:rPr>
           </w:pPr>
-          <w:hyperlink w:anchor="_Toc241823265" w:history="1">
+          <w:hyperlink w:anchor="_Toc242925259" w:history="1">
             <w:r>
               <w:rPr>
                 <w:rStyle w:val="Hyperlink"/>
@@ -4413,7 +4408,7 @@
               <w:rPr>
                 <w:noProof/>
               </w:rPr>
-              <w:instrText xml:space="preserve"> PAGEREF _Toc241823265 \h </w:instrText>
+              <w:instrText xml:space="preserve"> PAGEREF _Toc242925259 \h </w:instrText>
             </w:r>
             <w:r>
               <w:rPr>
@@ -4453,7 +4448,7 @@
               <w14:ligatures w14:val="standardContextual"/>
             </w:rPr>
           </w:pPr>
-          <w:hyperlink w:anchor="_Toc241823266" w:history="1">
+          <w:hyperlink w:anchor="_Toc242925260" w:history="1">
             <w:r>
               <w:rPr>
                 <w:rStyle w:val="Hyperlink"/>
@@ -4477,7 +4472,7 @@
               <w:rPr>
                 <w:noProof/>
               </w:rPr>
-              <w:instrText xml:space="preserve"> PAGEREF _Toc241823266 \h </w:instrText>
+              <w:instrText xml:space="preserve"> PAGEREF _Toc242925260 \h </w:instrText>
             </w:r>
             <w:r>
               <w:rPr>
@@ -4517,7 +4512,7 @@
               <w14:ligatures w14:val="standardContextual"/>
             </w:rPr>
           </w:pPr>
-          <w:hyperlink w:anchor="_Toc241823267" w:history="1">
+          <w:hyperlink w:anchor="_Toc242925261" w:history="1">
             <w:r>
               <w:rPr>
                 <w:rStyle w:val="Hyperlink"/>
@@ -4541,7 +4536,7 @@
               <w:rPr>
                 <w:noProof/>
               </w:rPr>
-              <w:instrText xml:space="preserve"> PAGEREF _Toc241823267 \h </w:instrText>
+              <w:instrText xml:space="preserve"> PAGEREF _Toc242925261 \h </w:instrText>
             </w:r>
             <w:r>
               <w:rPr>
@@ -4581,7 +4576,7 @@
               <w14:ligatures w14:val="standardContextual"/>
             </w:rPr>
           </w:pPr>
-          <w:hyperlink w:anchor="_Toc241823268" w:history="1">
+          <w:hyperlink w:anchor="_Toc242925262" w:history="1">
             <w:r>
               <w:rPr>
                 <w:rStyle w:val="Hyperlink"/>
@@ -4605,7 +4600,7 @@
               <w:rPr>
                 <w:noProof/>
               </w:rPr>
-              <w:instrText xml:space="preserve"> PAGEREF _Toc241823268 \h </w:instrText>
+              <w:instrText xml:space="preserve"> PAGEREF _Toc242925262 \h </w:instrText>
             </w:r>
             <w:r>
               <w:rPr>
@@ -4645,7 +4640,7 @@
               <w14:ligatures w14:val="standardContextual"/>
             </w:rPr>
           </w:pPr>
-          <w:hyperlink w:anchor="_Toc241823269" w:history="1">
+          <w:hyperlink w:anchor="_Toc242925263" w:history="1">
             <w:r>
               <w:rPr>
                 <w:rStyle w:val="Hyperlink"/>
@@ -4669,7 +4664,7 @@
               <w:rPr>
                 <w:noProof/>
               </w:rPr>
-              <w:instrText xml:space="preserve"> PAGEREF _Toc241823269 \h </w:instrText>
+              <w:instrText xml:space="preserve"> PAGEREF _Toc242925263 \h </w:instrText>
             </w:r>
             <w:r>
               <w:rPr>
@@ -4709,7 +4704,7 @@
               <w14:ligatures w14:val="standardContextual"/>
             </w:rPr>
           </w:pPr>
-          <w:hyperlink w:anchor="_Toc241823270" w:history="1">
+          <w:hyperlink w:anchor="_Toc242925264" w:history="1">
             <w:r>
               <w:rPr>
                 <w:rStyle w:val="Hyperlink"/>
@@ -4733,7 +4728,7 @@
               <w:rPr>
                 <w:noProof/>
               </w:rPr>
-              <w:instrText xml:space="preserve"> PAGEREF _Toc241823270 \h </w:instrText>
+              <w:instrText xml:space="preserve"> PAGEREF _Toc242925264 \h </w:instrText>
             </w:r>
             <w:r>
               <w:rPr>
@@ -4773,7 +4768,7 @@
               <w14:ligatures w14:val="standardContextual"/>
             </w:rPr>
           </w:pPr>
-          <w:hyperlink w:anchor="_Toc241823271" w:history="1">
+          <w:hyperlink w:anchor="_Toc242925265" w:history="1">
             <w:r>
               <w:rPr>
                 <w:rStyle w:val="Hyperlink"/>
@@ -4797,7 +4792,7 @@
               <w:rPr>
                 <w:noProof/>
               </w:rPr>
-              <w:instrText xml:space="preserve"> PAGEREF _Toc241823271 \h </w:instrText>
+              <w:instrText xml:space="preserve"> PAGEREF _Toc242925265 \h </w:instrText>
             </w:r>
             <w:r>
               <w:rPr>
@@ -4837,7 +4832,7 @@
               <w14:ligatures w14:val="standardContextual"/>
             </w:rPr>
           </w:pPr>
-          <w:hyperlink w:anchor="_Toc241823272" w:history="1">
+          <w:hyperlink w:anchor="_Toc242925266" w:history="1">
             <w:r>
               <w:rPr>
                 <w:rStyle w:val="Hyperlink"/>
@@ -4861,7 +4856,7 @@
               <w:rPr>
                 <w:noProof/>
               </w:rPr>
-              <w:instrText xml:space="preserve"> PAGEREF _Toc241823272 \h </w:instrText>
+              <w:instrText xml:space="preserve"> PAGEREF _Toc242925266 \h </w:instrText>
             </w:r>
             <w:r>
               <w:rPr>
@@ -4901,7 +4896,7 @@
               <w14:ligatures w14:val="standardContextual"/>
             </w:rPr>
           </w:pPr>
-          <w:hyperlink w:anchor="_Toc241823273" w:history="1">
+          <w:hyperlink w:anchor="_Toc242925267" w:history="1">
             <w:r>
               <w:rPr>
                 <w:rStyle w:val="Hyperlink"/>
@@ -4925,7 +4920,7 @@
               <w:rPr>
                 <w:noProof/>
               </w:rPr>
-              <w:instrText xml:space="preserve"> PAGEREF _Toc241823273 \h </w:instrText>
+              <w:instrText xml:space="preserve"> PAGEREF _Toc242925267 \h </w:instrText>
             </w:r>
             <w:r>
               <w:rPr>
@@ -4965,7 +4960,7 @@
               <w14:ligatures w14:val="standardContextual"/>
             </w:rPr>
           </w:pPr>
-          <w:hyperlink w:anchor="_Toc241823274" w:history="1">
+          <w:hyperlink w:anchor="_Toc242925268" w:history="1">
             <w:r>
               <w:rPr>
                 <w:rStyle w:val="Hyperlink"/>
@@ -4989,7 +4984,7 @@
               <w:rPr>
                 <w:noProof/>
               </w:rPr>
-              <w:instrText xml:space="preserve"> PAGEREF _Toc241823274 \h </w:instrText>
+              <w:instrText xml:space="preserve"> PAGEREF _Toc242925268 \h </w:instrText>
             </w:r>
             <w:r>
               <w:rPr>
@@ -5029,7 +5024,7 @@
               <w14:ligatures w14:val="standardContextual"/>
             </w:rPr>
           </w:pPr>
-          <w:hyperlink w:anchor="_Toc241823275" w:history="1">
+          <w:hyperlink w:anchor="_Toc242925269" w:history="1">
             <w:r>
               <w:rPr>
                 <w:rStyle w:val="Hyperlink"/>
@@ -5053,7 +5048,7 @@
               <w:rPr>
                 <w:noProof/>
               </w:rPr>
-              <w:instrText xml:space="preserve"> PAGEREF _Toc241823275 \h </w:instrText>
+              <w:instrText xml:space="preserve"> PAGEREF _Toc242925269 \h </w:instrText>
             </w:r>
             <w:r>
               <w:rPr>
@@ -5093,7 +5088,7 @@
               <w14:ligatures w14:val="standardContextual"/>
             </w:rPr>
           </w:pPr>
-          <w:hyperlink w:anchor="_Toc241823276" w:history="1">
+          <w:hyperlink w:anchor="_Toc242925270" w:history="1">
             <w:r>
               <w:rPr>
                 <w:rStyle w:val="Hyperlink"/>
@@ -5117,7 +5112,7 @@
               <w:rPr>
                 <w:noProof/>
               </w:rPr>
-              <w:instrText xml:space="preserve"> PAGEREF _Toc241823276 \h </w:instrText>
+              <w:instrText xml:space="preserve"> PAGEREF _Toc242925270 \h </w:instrText>
             </w:r>
             <w:r>
               <w:rPr>
@@ -5157,7 +5152,7 @@
               <w14:ligatures w14:val="standardContextual"/>
             </w:rPr>
           </w:pPr>
-          <w:hyperlink w:anchor="_Toc241823277" w:history="1">
+          <w:hyperlink w:anchor="_Toc242925271" w:history="1">
             <w:r>
               <w:rPr>
                 <w:rStyle w:val="Hyperlink"/>
@@ -5181,7 +5176,7 @@
               <w:rPr>
                 <w:noProof/>
               </w:rPr>
-              <w:instrText xml:space="preserve"> PAGEREF _Toc241823277 \h </w:instrText>
+              <w:instrText xml:space="preserve"> PAGEREF _Toc242925271 \h </w:instrText>
             </w:r>
             <w:r>
               <w:rPr>
@@ -5221,7 +5216,7 @@
               <w14:ligatures w14:val="standardContextual"/>
             </w:rPr>
           </w:pPr>
-          <w:hyperlink w:anchor="_Toc241823278" w:history="1">
+          <w:hyperlink w:anchor="_Toc242925272" w:history="1">
             <w:r>
               <w:rPr>
                 <w:rStyle w:val="Hyperlink"/>
@@ -5245,7 +5240,7 @@
               <w:rPr>
                 <w:noProof/>
               </w:rPr>
-              <w:instrText xml:space="preserve"> PAGEREF _Toc241823278 \h </w:instrText>
+              <w:instrText xml:space="preserve"> PAGEREF _Toc242925272 \h </w:instrText>
             </w:r>
             <w:r>
               <w:rPr>
@@ -5285,7 +5280,7 @@
               <w14:ligatures w14:val="standardContextual"/>
             </w:rPr>
           </w:pPr>
-          <w:hyperlink w:anchor="_Toc241823279" w:history="1">
+          <w:hyperlink w:anchor="_Toc242925273" w:history="1">
             <w:r>
               <w:rPr>
                 <w:rStyle w:val="Hyperlink"/>
@@ -5309,7 +5304,7 @@
               <w:rPr>
                 <w:noProof/>
               </w:rPr>
-              <w:instrText xml:space="preserve"> PAGEREF _Toc241823279 \h </w:instrText>
+              <w:instrText xml:space="preserve"> PAGEREF _Toc242925273 \h </w:instrText>
             </w:r>
             <w:r>
               <w:rPr>
@@ -5349,7 +5344,7 @@
               <w14:ligatures w14:val="standardContextual"/>
             </w:rPr>
           </w:pPr>
-          <w:hyperlink w:anchor="_Toc241823280" w:history="1">
+          <w:hyperlink w:anchor="_Toc242925274" w:history="1">
             <w:r>
               <w:rPr>
                 <w:rStyle w:val="Hyperlink"/>
@@ -5373,7 +5368,7 @@
               <w:rPr>
                 <w:noProof/>
               </w:rPr>
-              <w:instrText xml:space="preserve"> PAGEREF _Toc241823280 \h </w:instrText>
+              <w:instrText xml:space="preserve"> PAGEREF _Toc242925274 \h </w:instrText>
             </w:r>
             <w:r>
               <w:rPr>
@@ -5413,7 +5408,7 @@
               <w14:ligatures w14:val="standardContextual"/>
             </w:rPr>
           </w:pPr>
-          <w:hyperlink w:anchor="_Toc241823281" w:history="1">
+          <w:hyperlink w:anchor="_Toc242925275" w:history="1">
             <w:r>
               <w:rPr>
                 <w:rStyle w:val="Hyperlink"/>
@@ -5437,7 +5432,7 @@
               <w:rPr>
                 <w:noProof/>
               </w:rPr>
-              <w:instrText xml:space="preserve"> PAGEREF _Toc241823281 \h </w:instrText>
+              <w:instrText xml:space="preserve"> PAGEREF _Toc242925275 \h </w:instrText>
             </w:r>
             <w:r>
               <w:rPr>
@@ -5477,7 +5472,7 @@
               <w14:ligatures w14:val="standardContextual"/>
             </w:rPr>
           </w:pPr>
-          <w:hyperlink w:anchor="_Toc241823282" w:history="1">
+          <w:hyperlink w:anchor="_Toc242925276" w:history="1">
             <w:r>
               <w:rPr>
                 <w:rStyle w:val="Hyperlink"/>
@@ -5501,7 +5496,7 @@
               <w:rPr>
                 <w:noProof/>
               </w:rPr>
-              <w:instrText xml:space="preserve"> PAGEREF _Toc241823282 \h </w:instrText>
+              <w:instrText xml:space="preserve"> PAGEREF _Toc242925276 \h </w:instrText>
             </w:r>
             <w:r>
               <w:rPr>
@@ -5518,7 +5513,7 @@
               <w:rPr>
                 <w:noProof/>
               </w:rPr>
-              <w:t>41</w:t>
+              <w:t>43</w:t>
             </w:r>
             <w:r>
               <w:rPr>
@@ -5541,7 +5536,7 @@
               <w14:ligatures w14:val="standardContextual"/>
             </w:rPr>
           </w:pPr>
-          <w:hyperlink w:anchor="_Toc241823283" w:history="1">
+          <w:hyperlink w:anchor="_Toc242925277" w:history="1">
             <w:r>
               <w:rPr>
                 <w:rStyle w:val="Hyperlink"/>
@@ -5565,7 +5560,7 @@
               <w:rPr>
                 <w:noProof/>
               </w:rPr>
-              <w:instrText xml:space="preserve"> PAGEREF _Toc241823283 \h </w:instrText>
+              <w:instrText xml:space="preserve"> PAGEREF _Toc242925277 \h </w:instrText>
             </w:r>
             <w:r>
               <w:rPr>
@@ -5582,7 +5577,7 @@
               <w:rPr>
                 <w:noProof/>
               </w:rPr>
-              <w:t>41</w:t>
+              <w:t>43</w:t>
             </w:r>
             <w:r>
               <w:rPr>
@@ -5605,7 +5600,7 @@
               <w14:ligatures w14:val="standardContextual"/>
             </w:rPr>
           </w:pPr>
-          <w:hyperlink w:anchor="_Toc241823284" w:history="1">
+          <w:hyperlink w:anchor="_Toc242925278" w:history="1">
             <w:r>
               <w:rPr>
                 <w:rStyle w:val="Hyperlink"/>
@@ -5629,7 +5624,7 @@
               <w:rPr>
                 <w:noProof/>
               </w:rPr>
-              <w:instrText xml:space="preserve"> PAGEREF _Toc241823284 \h </w:instrText>
+              <w:instrText xml:space="preserve"> PAGEREF _Toc242925278 \h </w:instrText>
             </w:r>
             <w:r>
               <w:rPr>
@@ -5646,7 +5641,7 @@
               <w:rPr>
                 <w:noProof/>
               </w:rPr>
-              <w:t>42</w:t>
+              <w:t>44</w:t>
             </w:r>
             <w:r>
               <w:rPr>
@@ -5669,7 +5664,7 @@
               <w14:ligatures w14:val="standardContextual"/>
             </w:rPr>
           </w:pPr>
-          <w:hyperlink w:anchor="_Toc241823285" w:history="1">
+          <w:hyperlink w:anchor="_Toc242925279" w:history="1">
             <w:r>
               <w:rPr>
                 <w:rStyle w:val="Hyperlink"/>
@@ -5693,7 +5688,7 @@
               <w:rPr>
                 <w:noProof/>
               </w:rPr>
-              <w:instrText xml:space="preserve"> PAGEREF _Toc241823285 \h </w:instrText>
+              <w:instrText xml:space="preserve"> PAGEREF _Toc242925279 \h </w:instrText>
             </w:r>
             <w:r>
               <w:rPr>
@@ -5710,7 +5705,7 @@
               <w:rPr>
                 <w:noProof/>
               </w:rPr>
-              <w:t>42</w:t>
+              <w:t>44</w:t>
             </w:r>
             <w:r>
               <w:rPr>
@@ -5733,7 +5728,7 @@
               <w14:ligatures w14:val="standardContextual"/>
             </w:rPr>
           </w:pPr>
-          <w:hyperlink w:anchor="_Toc241823286" w:history="1">
+          <w:hyperlink w:anchor="_Toc242925280" w:history="1">
             <w:r>
               <w:rPr>
                 <w:rStyle w:val="Hyperlink"/>
@@ -5757,7 +5752,7 @@
               <w:rPr>
                 <w:noProof/>
               </w:rPr>
-              <w:instrText xml:space="preserve"> PAGEREF _Toc241823286 \h </w:instrText>
+              <w:instrText xml:space="preserve"> PAGEREF _Toc242925280 \h </w:instrText>
             </w:r>
             <w:r>
               <w:rPr>
@@ -5774,7 +5769,7 @@
               <w:rPr>
                 <w:noProof/>
               </w:rPr>
-              <w:t>42</w:t>
+              <w:t>44</w:t>
             </w:r>
             <w:r>
               <w:rPr>
@@ -5797,7 +5792,7 @@
               <w14:ligatures w14:val="standardContextual"/>
             </w:rPr>
           </w:pPr>
-          <w:hyperlink w:anchor="_Toc241823287" w:history="1">
+          <w:hyperlink w:anchor="_Toc242925281" w:history="1">
             <w:r>
               <w:rPr>
                 <w:rStyle w:val="Hyperlink"/>
@@ -5821,7 +5816,7 @@
               <w:rPr>
                 <w:noProof/>
               </w:rPr>
-              <w:instrText xml:space="preserve"> PAGEREF _Toc241823287 \h </w:instrText>
+              <w:instrText xml:space="preserve"> PAGEREF _Toc242925281 \h </w:instrText>
             </w:r>
             <w:r>
               <w:rPr>
@@ -5838,7 +5833,7 @@
               <w:rPr>
                 <w:noProof/>
               </w:rPr>
-              <w:t>42</w:t>
+              <w:t>44</w:t>
             </w:r>
             <w:r>
               <w:rPr>
@@ -5861,7 +5856,7 @@
               <w14:ligatures w14:val="standardContextual"/>
             </w:rPr>
           </w:pPr>
-          <w:hyperlink w:anchor="_Toc241823288" w:history="1">
+          <w:hyperlink w:anchor="_Toc242925282" w:history="1">
             <w:r>
               <w:rPr>
                 <w:rStyle w:val="Hyperlink"/>
@@ -5885,7 +5880,7 @@
               <w:rPr>
                 <w:noProof/>
               </w:rPr>
-              <w:instrText xml:space="preserve"> PAGEREF _Toc241823288 \h </w:instrText>
+              <w:instrText xml:space="preserve"> PAGEREF _Toc242925282 \h </w:instrText>
             </w:r>
             <w:r>
               <w:rPr>
@@ -5902,7 +5897,7 @@
               <w:rPr>
                 <w:noProof/>
               </w:rPr>
-              <w:t>44</w:t>
+              <w:t>45</w:t>
             </w:r>
             <w:r>
               <w:rPr>
@@ -5925,7 +5920,7 @@
               <w14:ligatures w14:val="standardContextual"/>
             </w:rPr>
           </w:pPr>
-          <w:hyperlink w:anchor="_Toc241823289" w:history="1">
+          <w:hyperlink w:anchor="_Toc242925283" w:history="1">
             <w:r>
               <w:rPr>
                 <w:rStyle w:val="Hyperlink"/>
@@ -5949,7 +5944,7 @@
               <w:rPr>
                 <w:noProof/>
               </w:rPr>
-              <w:instrText xml:space="preserve"> PAGEREF _Toc241823289 \h </w:instrText>
+              <w:instrText xml:space="preserve"> PAGEREF _Toc242925283 \h </w:instrText>
             </w:r>
             <w:r>
               <w:rPr>
@@ -5966,7 +5961,7 @@
               <w:rPr>
                 <w:noProof/>
               </w:rPr>
-              <w:t>44</w:t>
+              <w:t>45</w:t>
             </w:r>
             <w:r>
               <w:rPr>
@@ -5989,7 +5984,7 @@
               <w14:ligatures w14:val="standardContextual"/>
             </w:rPr>
           </w:pPr>
-          <w:hyperlink w:anchor="_Toc241823290" w:history="1">
+          <w:hyperlink w:anchor="_Toc242925284" w:history="1">
             <w:r>
               <w:rPr>
                 <w:rStyle w:val="Hyperlink"/>
@@ -6013,7 +6008,7 @@
               <w:rPr>
                 <w:noProof/>
               </w:rPr>
-              <w:instrText xml:space="preserve"> PAGEREF _Toc241823290 \h </w:instrText>
+              <w:instrText xml:space="preserve"> PAGEREF _Toc242925284 \h </w:instrText>
             </w:r>
             <w:r>
               <w:rPr>
@@ -6030,7 +6025,7 @@
               <w:rPr>
                 <w:noProof/>
               </w:rPr>
-              <w:t>44</w:t>
+              <w:t>45</w:t>
             </w:r>
             <w:r>
               <w:rPr>
@@ -6053,7 +6048,7 @@
               <w14:ligatures w14:val="standardContextual"/>
             </w:rPr>
           </w:pPr>
-          <w:hyperlink w:anchor="_Toc241823291" w:history="1">
+          <w:hyperlink w:anchor="_Toc242925285" w:history="1">
             <w:r>
               <w:rPr>
                 <w:rStyle w:val="Hyperlink"/>
@@ -6077,7 +6072,7 @@
               <w:rPr>
                 <w:noProof/>
               </w:rPr>
-              <w:instrText xml:space="preserve"> PAGEREF _Toc241823291 \h </w:instrText>
+              <w:instrText xml:space="preserve"> PAGEREF _Toc242925285 \h </w:instrText>
             </w:r>
             <w:r>
               <w:rPr>
@@ -6094,7 +6089,7 @@
               <w:rPr>
                 <w:noProof/>
               </w:rPr>
-              <w:t>44</w:t>
+              <w:t>45</w:t>
             </w:r>
             <w:r>
               <w:rPr>
@@ -6117,7 +6112,7 @@
               <w14:ligatures w14:val="standardContextual"/>
             </w:rPr>
           </w:pPr>
-          <w:hyperlink w:anchor="_Toc241823292" w:history="1">
+          <w:hyperlink w:anchor="_Toc242925286" w:history="1">
             <w:r>
               <w:rPr>
                 <w:rStyle w:val="Hyperlink"/>
@@ -6141,7 +6136,7 @@
               <w:rPr>
                 <w:noProof/>
               </w:rPr>
-              <w:instrText xml:space="preserve"> PAGEREF _Toc241823292 \h </w:instrText>
+              <w:instrText xml:space="preserve"> PAGEREF _Toc242925286 \h </w:instrText>
             </w:r>
             <w:r>
               <w:rPr>
@@ -6158,7 +6153,7 @@
               <w:rPr>
                 <w:noProof/>
               </w:rPr>
-              <w:t>45</w:t>
+              <w:t>46</w:t>
             </w:r>
             <w:r>
               <w:rPr>
@@ -6181,7 +6176,7 @@
               <w14:ligatures w14:val="standardContextual"/>
             </w:rPr>
           </w:pPr>
-          <w:hyperlink w:anchor="_Toc241823293" w:history="1">
+          <w:hyperlink w:anchor="_Toc242925287" w:history="1">
             <w:r>
               <w:rPr>
                 <w:rStyle w:val="Hyperlink"/>
@@ -6205,7 +6200,7 @@
               <w:rPr>
                 <w:noProof/>
               </w:rPr>
-              <w:instrText xml:space="preserve"> PAGEREF _Toc241823293 \h </w:instrText>
+              <w:instrText xml:space="preserve"> PAGEREF _Toc242925287 \h </w:instrText>
             </w:r>
             <w:r>
               <w:rPr>
@@ -6222,7 +6217,7 @@
               <w:rPr>
                 <w:noProof/>
               </w:rPr>
-              <w:t>46</w:t>
+              <w:t>47</w:t>
             </w:r>
             <w:r>
               <w:rPr>
@@ -6245,7 +6240,7 @@
               <w14:ligatures w14:val="standardContextual"/>
             </w:rPr>
           </w:pPr>
-          <w:hyperlink w:anchor="_Toc241823294" w:history="1">
+          <w:hyperlink w:anchor="_Toc242925288" w:history="1">
             <w:r>
               <w:rPr>
                 <w:rStyle w:val="Hyperlink"/>
@@ -6269,7 +6264,7 @@
               <w:rPr>
                 <w:noProof/>
               </w:rPr>
-              <w:instrText xml:space="preserve"> PAGEREF _Toc241823294 \h </w:instrText>
+              <w:instrText xml:space="preserve"> PAGEREF _Toc242925288 \h </w:instrText>
             </w:r>
             <w:r>
               <w:rPr>
@@ -6286,7 +6281,7 @@
               <w:rPr>
                 <w:noProof/>
               </w:rPr>
-              <w:t>47</w:t>
+              <w:t>48</w:t>
             </w:r>
             <w:r>
               <w:rPr>
@@ -6309,7 +6304,7 @@
               <w14:ligatures w14:val="standardContextual"/>
             </w:rPr>
           </w:pPr>
-          <w:hyperlink w:anchor="_Toc241823295" w:history="1">
+          <w:hyperlink w:anchor="_Toc242925289" w:history="1">
             <w:r>
               <w:rPr>
                 <w:rStyle w:val="Hyperlink"/>
@@ -6333,7 +6328,7 @@
               <w:rPr>
                 <w:noProof/>
               </w:rPr>
-              <w:instrText xml:space="preserve"> PAGEREF _Toc241823295 \h </w:instrText>
+              <w:instrText xml:space="preserve"> PAGEREF _Toc242925289 \h </w:instrText>
             </w:r>
             <w:r>
               <w:rPr>
@@ -6350,7 +6345,7 @@
               <w:rPr>
                 <w:noProof/>
               </w:rPr>
-              <w:t>47</w:t>
+              <w:t>48</w:t>
             </w:r>
             <w:r>
               <w:rPr>
@@ -6373,7 +6368,7 @@
               <w14:ligatures w14:val="standardContextual"/>
             </w:rPr>
           </w:pPr>
-          <w:hyperlink w:anchor="_Toc241823296" w:history="1">
+          <w:hyperlink w:anchor="_Toc242925290" w:history="1">
             <w:r>
               <w:rPr>
                 <w:rStyle w:val="Hyperlink"/>
@@ -6397,7 +6392,7 @@
               <w:rPr>
                 <w:noProof/>
               </w:rPr>
-              <w:instrText xml:space="preserve"> PAGEREF _Toc241823296 \h </w:instrText>
+              <w:instrText xml:space="preserve"> PAGEREF _Toc242925290 \h </w:instrText>
             </w:r>
             <w:r>
               <w:rPr>
@@ -6414,7 +6409,7 @@
               <w:rPr>
                 <w:noProof/>
               </w:rPr>
-              <w:t>47</w:t>
+              <w:t>49</w:t>
             </w:r>
             <w:r>
               <w:rPr>
@@ -6437,7 +6432,7 @@
               <w14:ligatures w14:val="standardContextual"/>
             </w:rPr>
           </w:pPr>
-          <w:hyperlink w:anchor="_Toc241823297" w:history="1">
+          <w:hyperlink w:anchor="_Toc242925291" w:history="1">
             <w:r>
               <w:rPr>
                 <w:rStyle w:val="Hyperlink"/>
@@ -6461,7 +6456,7 @@
               <w:rPr>
                 <w:noProof/>
               </w:rPr>
-              <w:instrText xml:space="preserve"> PAGEREF _Toc241823297 \h </w:instrText>
+              <w:instrText xml:space="preserve"> PAGEREF _Toc242925291 \h </w:instrText>
             </w:r>
             <w:r>
               <w:rPr>
@@ -6478,7 +6473,7 @@
               <w:rPr>
                 <w:noProof/>
               </w:rPr>
-              <w:t>47</w:t>
+              <w:t>49</w:t>
             </w:r>
             <w:r>
               <w:rPr>
@@ -6501,7 +6496,7 @@
               <w14:ligatures w14:val="standardContextual"/>
             </w:rPr>
           </w:pPr>
-          <w:hyperlink w:anchor="_Toc241823298" w:history="1">
+          <w:hyperlink w:anchor="_Toc242925292" w:history="1">
             <w:r>
               <w:rPr>
                 <w:rStyle w:val="Hyperlink"/>
@@ -6525,7 +6520,7 @@
               <w:rPr>
                 <w:noProof/>
               </w:rPr>
-              <w:instrText xml:space="preserve"> PAGEREF _Toc241823298 \h </w:instrText>
+              <w:instrText xml:space="preserve"> PAGEREF _Toc242925292 \h </w:instrText>
             </w:r>
             <w:r>
               <w:rPr>
@@ -6542,7 +6537,7 @@
               <w:rPr>
                 <w:noProof/>
               </w:rPr>
-              <w:t>48</w:t>
+              <w:t>49</w:t>
             </w:r>
             <w:r>
               <w:rPr>
@@ -6565,7 +6560,7 @@
               <w14:ligatures w14:val="standardContextual"/>
             </w:rPr>
           </w:pPr>
-          <w:hyperlink w:anchor="_Toc241823299" w:history="1">
+          <w:hyperlink w:anchor="_Toc242925293" w:history="1">
             <w:r>
               <w:rPr>
                 <w:rStyle w:val="Hyperlink"/>
@@ -6589,7 +6584,7 @@
               <w:rPr>
                 <w:noProof/>
               </w:rPr>
-              <w:instrText xml:space="preserve"> PAGEREF _Toc241823299 \h </w:instrText>
+              <w:instrText xml:space="preserve"> PAGEREF _Toc242925293 \h </w:instrText>
             </w:r>
             <w:r>
               <w:rPr>
@@ -6606,7 +6601,7 @@
               <w:rPr>
                 <w:noProof/>
               </w:rPr>
-              <w:t>49</w:t>
+              <w:t>50</w:t>
             </w:r>
             <w:r>
               <w:rPr>
@@ -6629,7 +6624,7 @@
               <w14:ligatures w14:val="standardContextual"/>
             </w:rPr>
           </w:pPr>
-          <w:hyperlink w:anchor="_Toc241823300" w:history="1">
+          <w:hyperlink w:anchor="_Toc242925294" w:history="1">
             <w:r>
               <w:rPr>
                 <w:rStyle w:val="Hyperlink"/>
@@ -6653,7 +6648,7 @@
               <w:rPr>
                 <w:noProof/>
               </w:rPr>
-              <w:instrText xml:space="preserve"> PAGEREF _Toc241823300 \h </w:instrText>
+              <w:instrText xml:space="preserve"> PAGEREF _Toc242925294 \h </w:instrText>
             </w:r>
             <w:r>
               <w:rPr>
@@ -6670,7 +6665,7 @@
               <w:rPr>
                 <w:noProof/>
               </w:rPr>
-              <w:t>49</w:t>
+              <w:t>50</w:t>
             </w:r>
             <w:r>
               <w:rPr>
@@ -6693,7 +6688,7 @@
               <w14:ligatures w14:val="standardContextual"/>
             </w:rPr>
           </w:pPr>
-          <w:hyperlink w:anchor="_Toc241823301" w:history="1">
+          <w:hyperlink w:anchor="_Toc242925295" w:history="1">
             <w:r>
               <w:rPr>
                 <w:rStyle w:val="Hyperlink"/>
@@ -6717,7 +6712,7 @@
               <w:rPr>
                 <w:noProof/>
               </w:rPr>
-              <w:instrText xml:space="preserve"> PAGEREF _Toc241823301 \h </w:instrText>
+              <w:instrText xml:space="preserve"> PAGEREF _Toc242925295 \h </w:instrText>
             </w:r>
             <w:r>
               <w:rPr>
@@ -6734,7 +6729,7 @@
               <w:rPr>
                 <w:noProof/>
               </w:rPr>
-              <w:t>49</w:t>
+              <w:t>50</w:t>
             </w:r>
             <w:r>
               <w:rPr>
@@ -6757,7 +6752,7 @@
               <w14:ligatures w14:val="standardContextual"/>
             </w:rPr>
           </w:pPr>
-          <w:hyperlink w:anchor="_Toc241823302" w:history="1">
+          <w:hyperlink w:anchor="_Toc242925296" w:history="1">
             <w:r>
               <w:rPr>
                 <w:rStyle w:val="Hyperlink"/>
@@ -6781,7 +6776,7 @@
               <w:rPr>
                 <w:noProof/>
               </w:rPr>
-              <w:instrText xml:space="preserve"> PAGEREF _Toc241823302 \h </w:instrText>
+              <w:instrText xml:space="preserve"> PAGEREF _Toc242925296 \h </w:instrText>
             </w:r>
             <w:r>
               <w:rPr>
@@ -6798,7 +6793,7 @@
               <w:rPr>
                 <w:noProof/>
               </w:rPr>
-              <w:t>50</w:t>
+              <w:t>51</w:t>
             </w:r>
             <w:r>
               <w:rPr>
@@ -6821,7 +6816,7 @@
               <w14:ligatures w14:val="standardContextual"/>
             </w:rPr>
           </w:pPr>
-          <w:hyperlink w:anchor="_Toc241823303" w:history="1">
+          <w:hyperlink w:anchor="_Toc242925297" w:history="1">
             <w:r>
               <w:rPr>
                 <w:rStyle w:val="Hyperlink"/>
@@ -6845,7 +6840,7 @@
               <w:rPr>
                 <w:noProof/>
               </w:rPr>
-              <w:instrText xml:space="preserve"> PAGEREF _Toc241823303 \h </w:instrText>
+              <w:instrText xml:space="preserve"> PAGEREF _Toc242925297 \h </w:instrText>
             </w:r>
             <w:r>
               <w:rPr>
@@ -6862,7 +6857,7 @@
               <w:rPr>
                 <w:noProof/>
               </w:rPr>
-              <w:t>50</w:t>
+              <w:t>51</w:t>
             </w:r>
             <w:r>
               <w:rPr>
@@ -6885,7 +6880,7 @@
               <w14:ligatures w14:val="standardContextual"/>
             </w:rPr>
           </w:pPr>
-          <w:hyperlink w:anchor="_Toc241823304" w:history="1">
+          <w:hyperlink w:anchor="_Toc242925298" w:history="1">
             <w:r>
               <w:rPr>
                 <w:rStyle w:val="Hyperlink"/>
@@ -6909,7 +6904,7 @@
               <w:rPr>
                 <w:noProof/>
               </w:rPr>
-              <w:instrText xml:space="preserve"> PAGEREF _Toc241823304 \h </w:instrText>
+              <w:instrText xml:space="preserve"> PAGEREF _Toc242925298 \h </w:instrText>
             </w:r>
             <w:r>
               <w:rPr>
@@ -6926,7 +6921,7 @@
               <w:rPr>
                 <w:noProof/>
               </w:rPr>
-              <w:t>50</w:t>
+              <w:t>51</w:t>
             </w:r>
             <w:r>
               <w:rPr>
@@ -6949,7 +6944,7 @@
               <w14:ligatures w14:val="standardContextual"/>
             </w:rPr>
           </w:pPr>
-          <w:hyperlink w:anchor="_Toc241823305" w:history="1">
+          <w:hyperlink w:anchor="_Toc242925299" w:history="1">
             <w:r>
               <w:rPr>
                 <w:rStyle w:val="Hyperlink"/>
@@ -6973,7 +6968,7 @@
               <w:rPr>
                 <w:noProof/>
               </w:rPr>
-              <w:instrText xml:space="preserve"> PAGEREF _Toc241823305 \h </w:instrText>
+              <w:instrText xml:space="preserve"> PAGEREF _Toc242925299 \h </w:instrText>
             </w:r>
             <w:r>
               <w:rPr>
@@ -6990,7 +6985,7 @@
               <w:rPr>
                 <w:noProof/>
               </w:rPr>
-              <w:t>50</w:t>
+              <w:t>51</w:t>
             </w:r>
             <w:r>
               <w:rPr>
@@ -7013,7 +7008,7 @@
               <w14:ligatures w14:val="standardContextual"/>
             </w:rPr>
           </w:pPr>
-          <w:hyperlink w:anchor="_Toc241823306" w:history="1">
+          <w:hyperlink w:anchor="_Toc242925300" w:history="1">
             <w:r>
               <w:rPr>
                 <w:rStyle w:val="Hyperlink"/>
@@ -7037,7 +7032,7 @@
               <w:rPr>
                 <w:noProof/>
               </w:rPr>
-              <w:instrText xml:space="preserve"> PAGEREF _Toc241823306 \h </w:instrText>
+              <w:instrText xml:space="preserve"> PAGEREF _Toc242925300 \h </w:instrText>
             </w:r>
             <w:r>
               <w:rPr>
@@ -7054,7 +7049,7 @@
               <w:rPr>
                 <w:noProof/>
               </w:rPr>
-              <w:t>50</w:t>
+              <w:t>52</w:t>
             </w:r>
             <w:r>
               <w:rPr>
@@ -7077,7 +7072,7 @@
               <w14:ligatures w14:val="standardContextual"/>
             </w:rPr>
           </w:pPr>
-          <w:hyperlink w:anchor="_Toc241823307" w:history="1">
+          <w:hyperlink w:anchor="_Toc242925301" w:history="1">
             <w:r>
               <w:rPr>
                 <w:rStyle w:val="Hyperlink"/>
@@ -7101,7 +7096,7 @@
               <w:rPr>
                 <w:noProof/>
               </w:rPr>
-              <w:instrText xml:space="preserve"> PAGEREF _Toc241823307 \h </w:instrText>
+              <w:instrText xml:space="preserve"> PAGEREF _Toc242925301 \h </w:instrText>
             </w:r>
             <w:r>
               <w:rPr>
@@ -7118,7 +7113,7 @@
               <w:rPr>
                 <w:noProof/>
               </w:rPr>
-              <w:t>51</w:t>
+              <w:t>52</w:t>
             </w:r>
             <w:r>
               <w:rPr>
@@ -7141,7 +7136,7 @@
               <w14:ligatures w14:val="standardContextual"/>
             </w:rPr>
           </w:pPr>
-          <w:hyperlink w:anchor="_Toc241823308" w:history="1">
+          <w:hyperlink w:anchor="_Toc242925302" w:history="1">
             <w:r>
               <w:rPr>
                 <w:rStyle w:val="Hyperlink"/>
@@ -7165,7 +7160,7 @@
               <w:rPr>
                 <w:noProof/>
               </w:rPr>
-              <w:instrText xml:space="preserve"> PAGEREF _Toc241823308 \h </w:instrText>
+              <w:instrText xml:space="preserve"> PAGEREF _Toc242925302 \h </w:instrText>
             </w:r>
             <w:r>
               <w:rPr>
@@ -7182,7 +7177,7 @@
               <w:rPr>
                 <w:noProof/>
               </w:rPr>
-              <w:t>51</w:t>
+              <w:t>52</w:t>
             </w:r>
             <w:r>
               <w:rPr>
@@ -7205,7 +7200,7 @@
               <w14:ligatures w14:val="standardContextual"/>
             </w:rPr>
           </w:pPr>
-          <w:hyperlink w:anchor="_Toc241823309" w:history="1">
+          <w:hyperlink w:anchor="_Toc242925303" w:history="1">
             <w:r>
               <w:rPr>
                 <w:rStyle w:val="Hyperlink"/>
@@ -7229,7 +7224,7 @@
               <w:rPr>
                 <w:noProof/>
               </w:rPr>
-              <w:instrText xml:space="preserve"> PAGEREF _Toc241823309 \h </w:instrText>
+              <w:instrText xml:space="preserve"> PAGEREF _Toc242925303 \h </w:instrText>
             </w:r>
             <w:r>
               <w:rPr>
@@ -7246,7 +7241,7 @@
               <w:rPr>
                 <w:noProof/>
               </w:rPr>
-              <w:t>51</w:t>
+              <w:t>52</w:t>
             </w:r>
             <w:r>
               <w:rPr>
@@ -7269,7 +7264,7 @@
               <w14:ligatures w14:val="standardContextual"/>
             </w:rPr>
           </w:pPr>
-          <w:hyperlink w:anchor="_Toc241823310" w:history="1">
+          <w:hyperlink w:anchor="_Toc242925304" w:history="1">
             <w:r>
               <w:rPr>
                 <w:rStyle w:val="Hyperlink"/>
@@ -7293,7 +7288,7 @@
               <w:rPr>
                 <w:noProof/>
               </w:rPr>
-              <w:instrText xml:space="preserve"> PAGEREF _Toc241823310 \h </w:instrText>
+              <w:instrText xml:space="preserve"> PAGEREF _Toc242925304 \h </w:instrText>
             </w:r>
             <w:r>
               <w:rPr>
@@ -7310,7 +7305,7 @@
               <w:rPr>
                 <w:noProof/>
               </w:rPr>
-              <w:t>51</w:t>
+              <w:t>52</w:t>
             </w:r>
             <w:r>
               <w:rPr>
@@ -7333,7 +7328,7 @@
               <w14:ligatures w14:val="standardContextual"/>
             </w:rPr>
           </w:pPr>
-          <w:hyperlink w:anchor="_Toc241823311" w:history="1">
+          <w:hyperlink w:anchor="_Toc242925305" w:history="1">
             <w:r>
               <w:rPr>
                 <w:rStyle w:val="Hyperlink"/>
@@ -7357,7 +7352,7 @@
               <w:rPr>
                 <w:noProof/>
               </w:rPr>
-              <w:instrText xml:space="preserve"> PAGEREF _Toc241823311 \h </w:instrText>
+              <w:instrText xml:space="preserve"> PAGEREF _Toc242925305 \h </w:instrText>
             </w:r>
             <w:r>
               <w:rPr>
@@ -7374,7 +7369,7 @@
               <w:rPr>
                 <w:noProof/>
               </w:rPr>
-              <w:t>51</w:t>
+              <w:t>52</w:t>
             </w:r>
             <w:r>
               <w:rPr>
@@ -7397,7 +7392,7 @@
               <w14:ligatures w14:val="standardContextual"/>
             </w:rPr>
           </w:pPr>
-          <w:hyperlink w:anchor="_Toc241823312" w:history="1">
+          <w:hyperlink w:anchor="_Toc242925306" w:history="1">
             <w:r>
               <w:rPr>
                 <w:rStyle w:val="Hyperlink"/>
@@ -7421,7 +7416,7 @@
               <w:rPr>
                 <w:noProof/>
               </w:rPr>
-              <w:instrText xml:space="preserve"> PAGEREF _Toc241823312 \h </w:instrText>
+              <w:instrText xml:space="preserve"> PAGEREF _Toc242925306 \h </w:instrText>
             </w:r>
             <w:r>
               <w:rPr>
@@ -7438,7 +7433,7 @@
               <w:rPr>
                 <w:noProof/>
               </w:rPr>
-              <w:t>51</w:t>
+              <w:t>52</w:t>
             </w:r>
             <w:r>
               <w:rPr>
@@ -7461,7 +7456,7 @@
               <w14:ligatures w14:val="standardContextual"/>
             </w:rPr>
           </w:pPr>
-          <w:hyperlink w:anchor="_Toc241823313" w:history="1">
+          <w:hyperlink w:anchor="_Toc242925307" w:history="1">
             <w:r>
               <w:rPr>
                 <w:rStyle w:val="Hyperlink"/>
@@ -7485,7 +7480,7 @@
               <w:rPr>
                 <w:noProof/>
               </w:rPr>
-              <w:instrText xml:space="preserve"> PAGEREF _Toc241823313 \h </w:instrText>
+              <w:instrText xml:space="preserve"> PAGEREF _Toc242925307 \h </w:instrText>
             </w:r>
             <w:r>
               <w:rPr>
@@ -7502,7 +7497,7 @@
               <w:rPr>
                 <w:noProof/>
               </w:rPr>
-              <w:t>51</w:t>
+              <w:t>53</w:t>
             </w:r>
             <w:r>
               <w:rPr>
@@ -7525,7 +7520,7 @@
               <w14:ligatures w14:val="standardContextual"/>
             </w:rPr>
           </w:pPr>
-          <w:hyperlink w:anchor="_Toc241823314" w:history="1">
+          <w:hyperlink w:anchor="_Toc242925308" w:history="1">
             <w:r>
               <w:rPr>
                 <w:rStyle w:val="Hyperlink"/>
@@ -7549,7 +7544,7 @@
               <w:rPr>
                 <w:noProof/>
               </w:rPr>
-              <w:instrText xml:space="preserve"> PAGEREF _Toc241823314 \h </w:instrText>
+              <w:instrText xml:space="preserve"> PAGEREF _Toc242925308 \h </w:instrText>
             </w:r>
             <w:r>
               <w:rPr>
@@ -7566,7 +7561,7 @@
               <w:rPr>
                 <w:noProof/>
               </w:rPr>
-              <w:t>52</w:t>
+              <w:t>53</w:t>
             </w:r>
             <w:r>
               <w:rPr>
@@ -7589,7 +7584,7 @@
               <w14:ligatures w14:val="standardContextual"/>
             </w:rPr>
           </w:pPr>
-          <w:hyperlink w:anchor="_Toc241823315" w:history="1">
+          <w:hyperlink w:anchor="_Toc242925309" w:history="1">
             <w:r>
               <w:rPr>
                 <w:rStyle w:val="Hyperlink"/>
@@ -7613,7 +7608,7 @@
               <w:rPr>
                 <w:noProof/>
               </w:rPr>
-              <w:instrText xml:space="preserve"> PAGEREF _Toc241823315 \h </w:instrText>
+              <w:instrText xml:space="preserve"> PAGEREF _Toc242925309 \h </w:instrText>
             </w:r>
             <w:r>
               <w:rPr>
@@ -7630,7 +7625,7 @@
               <w:rPr>
                 <w:noProof/>
               </w:rPr>
-              <w:t>53</w:t>
+              <w:t>54</w:t>
             </w:r>
             <w:r>
               <w:rPr>
@@ -7653,7 +7648,7 @@
               <w14:ligatures w14:val="standardContextual"/>
             </w:rPr>
           </w:pPr>
-          <w:hyperlink w:anchor="_Toc241823316" w:history="1">
+          <w:hyperlink w:anchor="_Toc242925310" w:history="1">
             <w:r>
               <w:rPr>
                 <w:rStyle w:val="Hyperlink"/>
@@ -7677,7 +7672,7 @@
               <w:rPr>
                 <w:noProof/>
               </w:rPr>
-              <w:instrText xml:space="preserve"> PAGEREF _Toc241823316 \h </w:instrText>
+              <w:instrText xml:space="preserve"> PAGEREF _Toc242925310 \h </w:instrText>
             </w:r>
             <w:r>
               <w:rPr>
@@ -7694,7 +7689,7 @@
               <w:rPr>
                 <w:noProof/>
               </w:rPr>
-              <w:t>53</w:t>
+              <w:t>54</w:t>
             </w:r>
             <w:r>
               <w:rPr>
@@ -7717,7 +7712,7 @@
               <w14:ligatures w14:val="standardContextual"/>
             </w:rPr>
           </w:pPr>
-          <w:hyperlink w:anchor="_Toc241823317" w:history="1">
+          <w:hyperlink w:anchor="_Toc242925311" w:history="1">
             <w:r>
               <w:rPr>
                 <w:rStyle w:val="Hyperlink"/>
@@ -7741,7 +7736,7 @@
               <w:rPr>
                 <w:noProof/>
               </w:rPr>
-              <w:instrText xml:space="preserve"> PAGEREF _Toc241823317 \h </w:instrText>
+              <w:instrText xml:space="preserve"> PAGEREF _Toc242925311 \h </w:instrText>
             </w:r>
             <w:r>
               <w:rPr>
@@ -7758,7 +7753,7 @@
               <w:rPr>
                 <w:noProof/>
               </w:rPr>
-              <w:t>53</w:t>
+              <w:t>54</w:t>
             </w:r>
             <w:r>
               <w:rPr>
@@ -7781,7 +7776,7 @@
               <w14:ligatures w14:val="standardContextual"/>
             </w:rPr>
           </w:pPr>
-          <w:hyperlink w:anchor="_Toc241823318" w:history="1">
+          <w:hyperlink w:anchor="_Toc242925312" w:history="1">
             <w:r>
               <w:rPr>
                 <w:rStyle w:val="Hyperlink"/>
@@ -7805,7 +7800,7 @@
               <w:rPr>
                 <w:noProof/>
               </w:rPr>
-              <w:instrText xml:space="preserve"> PAGEREF _Toc241823318 \h </w:instrText>
+              <w:instrText xml:space="preserve"> PAGEREF _Toc242925312 \h </w:instrText>
             </w:r>
             <w:r>
               <w:rPr>
@@ -7822,7 +7817,7 @@
               <w:rPr>
                 <w:noProof/>
               </w:rPr>
-              <w:t>53</w:t>
+              <w:t>54</w:t>
             </w:r>
             <w:r>
               <w:rPr>
@@ -7845,7 +7840,7 @@
               <w14:ligatures w14:val="standardContextual"/>
             </w:rPr>
           </w:pPr>
-          <w:hyperlink w:anchor="_Toc241823319" w:history="1">
+          <w:hyperlink w:anchor="_Toc242925313" w:history="1">
             <w:r>
               <w:rPr>
                 <w:rStyle w:val="Hyperlink"/>
@@ -7869,7 +7864,7 @@
               <w:rPr>
                 <w:noProof/>
               </w:rPr>
-              <w:instrText xml:space="preserve"> PAGEREF _Toc241823319 \h </w:instrText>
+              <w:instrText xml:space="preserve"> PAGEREF _Toc242925313 \h </w:instrText>
             </w:r>
             <w:r>
               <w:rPr>
@@ -7886,7 +7881,7 @@
               <w:rPr>
                 <w:noProof/>
               </w:rPr>
-              <w:t>54</w:t>
+              <w:t>55</w:t>
             </w:r>
             <w:r>
               <w:rPr>
@@ -7909,7 +7904,7 @@
               <w14:ligatures w14:val="standardContextual"/>
             </w:rPr>
           </w:pPr>
-          <w:hyperlink w:anchor="_Toc241823320" w:history="1">
+          <w:hyperlink w:anchor="_Toc242925314" w:history="1">
             <w:r>
               <w:rPr>
                 <w:rStyle w:val="Hyperlink"/>
@@ -7933,7 +7928,7 @@
               <w:rPr>
                 <w:noProof/>
               </w:rPr>
-              <w:instrText xml:space="preserve"> PAGEREF _Toc241823320 \h </w:instrText>
+              <w:instrText xml:space="preserve"> PAGEREF _Toc242925314 \h </w:instrText>
             </w:r>
             <w:r>
               <w:rPr>
@@ -7950,7 +7945,7 @@
               <w:rPr>
                 <w:noProof/>
               </w:rPr>
-              <w:t>54</w:t>
+              <w:t>55</w:t>
             </w:r>
             <w:r>
               <w:rPr>
@@ -7973,7 +7968,7 @@
               <w14:ligatures w14:val="standardContextual"/>
             </w:rPr>
           </w:pPr>
-          <w:hyperlink w:anchor="_Toc241823321" w:history="1">
+          <w:hyperlink w:anchor="_Toc242925315" w:history="1">
             <w:r>
               <w:rPr>
                 <w:rStyle w:val="Hyperlink"/>
@@ -7997,7 +7992,7 @@
               <w:rPr>
                 <w:noProof/>
               </w:rPr>
-              <w:instrText xml:space="preserve"> PAGEREF _Toc241823321 \h </w:instrText>
+              <w:instrText xml:space="preserve"> PAGEREF _Toc242925315 \h </w:instrText>
             </w:r>
             <w:r>
               <w:rPr>
@@ -8014,7 +8009,7 @@
               <w:rPr>
                 <w:noProof/>
               </w:rPr>
-              <w:t>55</w:t>
+              <w:t>56</w:t>
             </w:r>
             <w:r>
               <w:rPr>
@@ -8037,7 +8032,7 @@
               <w14:ligatures w14:val="standardContextual"/>
             </w:rPr>
           </w:pPr>
-          <w:hyperlink w:anchor="_Toc241823322" w:history="1">
+          <w:hyperlink w:anchor="_Toc242925316" w:history="1">
             <w:r>
               <w:rPr>
                 <w:rStyle w:val="Hyperlink"/>
@@ -8061,7 +8056,7 @@
               <w:rPr>
                 <w:noProof/>
               </w:rPr>
-              <w:instrText xml:space="preserve"> PAGEREF _Toc241823322 \h </w:instrText>
+              <w:instrText xml:space="preserve"> PAGEREF _Toc242925316 \h </w:instrText>
             </w:r>
             <w:r>
               <w:rPr>
@@ -8078,7 +8073,7 @@
               <w:rPr>
                 <w:noProof/>
               </w:rPr>
-              <w:t>55</w:t>
+              <w:t>56</w:t>
             </w:r>
             <w:r>
               <w:rPr>
@@ -8101,7 +8096,7 @@
               <w14:ligatures w14:val="standardContextual"/>
             </w:rPr>
           </w:pPr>
-          <w:hyperlink w:anchor="_Toc241823323" w:history="1">
+          <w:hyperlink w:anchor="_Toc242925317" w:history="1">
             <w:r>
               <w:rPr>
                 <w:rStyle w:val="Hyperlink"/>
@@ -8125,7 +8120,7 @@
               <w:rPr>
                 <w:noProof/>
               </w:rPr>
-              <w:instrText xml:space="preserve"> PAGEREF _Toc241823323 \h </w:instrText>
+              <w:instrText xml:space="preserve"> PAGEREF _Toc242925317 \h </w:instrText>
             </w:r>
             <w:r>
               <w:rPr>
@@ -8142,7 +8137,7 @@
               <w:rPr>
                 <w:noProof/>
               </w:rPr>
-              <w:t>56</w:t>
+              <w:t>57</w:t>
             </w:r>
             <w:r>
               <w:rPr>
@@ -8165,7 +8160,7 @@
               <w14:ligatures w14:val="standardContextual"/>
             </w:rPr>
           </w:pPr>
-          <w:hyperlink w:anchor="_Toc241823324" w:history="1">
+          <w:hyperlink w:anchor="_Toc242925318" w:history="1">
             <w:r>
               <w:rPr>
                 <w:rStyle w:val="Hyperlink"/>
@@ -8189,7 +8184,7 @@
               <w:rPr>
                 <w:noProof/>
               </w:rPr>
-              <w:instrText xml:space="preserve"> PAGEREF _Toc241823324 \h </w:instrText>
+              <w:instrText xml:space="preserve"> PAGEREF _Toc242925318 \h </w:instrText>
             </w:r>
             <w:r>
               <w:rPr>
@@ -8206,7 +8201,7 @@
               <w:rPr>
                 <w:noProof/>
               </w:rPr>
-              <w:t>57</w:t>
+              <w:t>58</w:t>
             </w:r>
             <w:r>
               <w:rPr>
@@ -8224,13 +8219,9 @@
       </w:sdtContent>
     </w:sdt>
     <w:p>
-      <w:r>
-        <w:br w:type="page"/>
-      </w:r>
-    </w:p>
-    <w:p>
-      <w:pPr>
-        <w:spacing w:after="300"/>
+      <w:pPr>
+        <w:pageBreakBefore/>
+        <w:spacing w:after="60" w:line="240" w:lineRule="auto"/>
         <w:jc w:val="center"/>
       </w:pPr>
       <w:r>
@@ -8245,7 +8236,7 @@
     <w:sdt>
       <w:sdtPr>
         <w:alias w:val="Figures"/>
-        <w:id w:val="-647439824"/>
+        <w:id w:val="-574736497"/>
       </w:sdtPr>
       <w:sdtEndPr/>
       <w:sdtContent>
@@ -8271,7 +8262,7 @@
           <w:r>
             <w:fldChar w:fldCharType="separate"/>
           </w:r>
-          <w:hyperlink w:anchor="_Toc241823325" w:history="1">
+          <w:hyperlink w:anchor="_Toc242925319" w:history="1">
             <w:r>
               <w:rPr>
                 <w:rStyle w:val="Hyperlink"/>
@@ -8295,7 +8286,7 @@
               <w:rPr>
                 <w:noProof/>
               </w:rPr>
-              <w:instrText xml:space="preserve"> PAGEREF _Toc241823325 \h </w:instrText>
+              <w:instrText xml:space="preserve"> PAGEREF _Toc242925319 \h </w:instrText>
             </w:r>
             <w:r>
               <w:rPr>
@@ -8335,7 +8326,7 @@
               <w14:ligatures w14:val="standardContextual"/>
             </w:rPr>
           </w:pPr>
-          <w:hyperlink w:anchor="_Toc241823326" w:history="1">
+          <w:hyperlink w:anchor="_Toc242925320" w:history="1">
             <w:r>
               <w:rPr>
                 <w:rStyle w:val="Hyperlink"/>
@@ -8359,7 +8350,7 @@
               <w:rPr>
                 <w:noProof/>
               </w:rPr>
-              <w:instrText xml:space="preserve"> PAGEREF _Toc241823326 \h </w:instrText>
+              <w:instrText xml:space="preserve"> PAGEREF _Toc242925320 \h </w:instrText>
             </w:r>
             <w:r>
               <w:rPr>
@@ -8399,7 +8390,7 @@
               <w14:ligatures w14:val="standardContextual"/>
             </w:rPr>
           </w:pPr>
-          <w:hyperlink w:anchor="_Toc241823327" w:history="1">
+          <w:hyperlink w:anchor="_Toc242925321" w:history="1">
             <w:r>
               <w:rPr>
                 <w:rStyle w:val="Hyperlink"/>
@@ -8423,7 +8414,7 @@
               <w:rPr>
                 <w:noProof/>
               </w:rPr>
-              <w:instrText xml:space="preserve"> PAGEREF _Toc241823327 \h </w:instrText>
+              <w:instrText xml:space="preserve"> PAGEREF _Toc242925321 \h </w:instrText>
             </w:r>
             <w:r>
               <w:rPr>
@@ -8463,7 +8454,7 @@
               <w14:ligatures w14:val="standardContextual"/>
             </w:rPr>
           </w:pPr>
-          <w:hyperlink w:anchor="_Toc241823328" w:history="1">
+          <w:hyperlink w:anchor="_Toc242925322" w:history="1">
             <w:r>
               <w:rPr>
                 <w:rStyle w:val="Hyperlink"/>
@@ -8487,7 +8478,7 @@
               <w:rPr>
                 <w:noProof/>
               </w:rPr>
-              <w:instrText xml:space="preserve"> PAGEREF _Toc241823328 \h </w:instrText>
+              <w:instrText xml:space="preserve"> PAGEREF _Toc242925322 \h </w:instrText>
             </w:r>
             <w:r>
               <w:rPr>
@@ -8527,7 +8518,7 @@
               <w14:ligatures w14:val="standardContextual"/>
             </w:rPr>
           </w:pPr>
-          <w:hyperlink w:anchor="_Toc241823329" w:history="1">
+          <w:hyperlink w:anchor="_Toc242925323" w:history="1">
             <w:r>
               <w:rPr>
                 <w:rStyle w:val="Hyperlink"/>
@@ -8551,7 +8542,7 @@
               <w:rPr>
                 <w:noProof/>
               </w:rPr>
-              <w:instrText xml:space="preserve"> PAGEREF _Toc241823329 \h </w:instrText>
+              <w:instrText xml:space="preserve"> PAGEREF _Toc242925323 \h </w:instrText>
             </w:r>
             <w:r>
               <w:rPr>
@@ -8591,7 +8582,7 @@
               <w14:ligatures w14:val="standardContextual"/>
             </w:rPr>
           </w:pPr>
-          <w:hyperlink w:anchor="_Toc241823330" w:history="1">
+          <w:hyperlink w:anchor="_Toc242925324" w:history="1">
             <w:r>
               <w:rPr>
                 <w:rStyle w:val="Hyperlink"/>
@@ -8615,7 +8606,7 @@
               <w:rPr>
                 <w:noProof/>
               </w:rPr>
-              <w:instrText xml:space="preserve"> PAGEREF _Toc241823330 \h </w:instrText>
+              <w:instrText xml:space="preserve"> PAGEREF _Toc242925324 \h </w:instrText>
             </w:r>
             <w:r>
               <w:rPr>
@@ -8655,7 +8646,7 @@
               <w14:ligatures w14:val="standardContextual"/>
             </w:rPr>
           </w:pPr>
-          <w:hyperlink w:anchor="_Toc241823331" w:history="1">
+          <w:hyperlink w:anchor="_Toc242925325" w:history="1">
             <w:r>
               <w:rPr>
                 <w:rStyle w:val="Hyperlink"/>
@@ -8679,7 +8670,7 @@
               <w:rPr>
                 <w:noProof/>
               </w:rPr>
-              <w:instrText xml:space="preserve"> PAGEREF _Toc241823331 \h </w:instrText>
+              <w:instrText xml:space="preserve"> PAGEREF _Toc242925325 \h </w:instrText>
             </w:r>
             <w:r>
               <w:rPr>
@@ -8719,7 +8710,7 @@
               <w14:ligatures w14:val="standardContextual"/>
             </w:rPr>
           </w:pPr>
-          <w:hyperlink w:anchor="_Toc241823332" w:history="1">
+          <w:hyperlink w:anchor="_Toc242925326" w:history="1">
             <w:r>
               <w:rPr>
                 <w:rStyle w:val="Hyperlink"/>
@@ -8743,7 +8734,7 @@
               <w:rPr>
                 <w:noProof/>
               </w:rPr>
-              <w:instrText xml:space="preserve"> PAGEREF _Toc241823332 \h </w:instrText>
+              <w:instrText xml:space="preserve"> PAGEREF _Toc242925326 \h </w:instrText>
             </w:r>
             <w:r>
               <w:rPr>
@@ -8783,7 +8774,7 @@
               <w14:ligatures w14:val="standardContextual"/>
             </w:rPr>
           </w:pPr>
-          <w:hyperlink w:anchor="_Toc241823333" w:history="1">
+          <w:hyperlink w:anchor="_Toc242925327" w:history="1">
             <w:r>
               <w:rPr>
                 <w:rStyle w:val="Hyperlink"/>
@@ -8807,7 +8798,7 @@
               <w:rPr>
                 <w:noProof/>
               </w:rPr>
-              <w:instrText xml:space="preserve"> PAGEREF _Toc241823333 \h </w:instrText>
+              <w:instrText xml:space="preserve"> PAGEREF _Toc242925327 \h </w:instrText>
             </w:r>
             <w:r>
               <w:rPr>
@@ -8847,7 +8838,7 @@
               <w14:ligatures w14:val="standardContextual"/>
             </w:rPr>
           </w:pPr>
-          <w:hyperlink w:anchor="_Toc241823334" w:history="1">
+          <w:hyperlink w:anchor="_Toc242925328" w:history="1">
             <w:r>
               <w:rPr>
                 <w:rStyle w:val="Hyperlink"/>
@@ -8871,7 +8862,7 @@
               <w:rPr>
                 <w:noProof/>
               </w:rPr>
-              <w:instrText xml:space="preserve"> PAGEREF _Toc241823334 \h </w:instrText>
+              <w:instrText xml:space="preserve"> PAGEREF _Toc242925328 \h </w:instrText>
             </w:r>
             <w:r>
               <w:rPr>
@@ -8911,7 +8902,7 @@
               <w14:ligatures w14:val="standardContextual"/>
             </w:rPr>
           </w:pPr>
-          <w:hyperlink w:anchor="_Toc241823335" w:history="1">
+          <w:hyperlink w:anchor="_Toc242925329" w:history="1">
             <w:r>
               <w:rPr>
                 <w:rStyle w:val="Hyperlink"/>
@@ -8935,7 +8926,7 @@
               <w:rPr>
                 <w:noProof/>
               </w:rPr>
-              <w:instrText xml:space="preserve"> PAGEREF _Toc241823335 \h </w:instrText>
+              <w:instrText xml:space="preserve"> PAGEREF _Toc242925329 \h </w:instrText>
             </w:r>
             <w:r>
               <w:rPr>
@@ -8975,7 +8966,7 @@
               <w14:ligatures w14:val="standardContextual"/>
             </w:rPr>
           </w:pPr>
-          <w:hyperlink w:anchor="_Toc241823336" w:history="1">
+          <w:hyperlink w:anchor="_Toc242925330" w:history="1">
             <w:r>
               <w:rPr>
                 <w:rStyle w:val="Hyperlink"/>
@@ -8999,7 +8990,7 @@
               <w:rPr>
                 <w:noProof/>
               </w:rPr>
-              <w:instrText xml:space="preserve"> PAGEREF _Toc241823336 \h </w:instrText>
+              <w:instrText xml:space="preserve"> PAGEREF _Toc242925330 \h </w:instrText>
             </w:r>
             <w:r>
               <w:rPr>
@@ -9039,7 +9030,7 @@
               <w14:ligatures w14:val="standardContextual"/>
             </w:rPr>
           </w:pPr>
-          <w:hyperlink w:anchor="_Toc241823337" w:history="1">
+          <w:hyperlink w:anchor="_Toc242925331" w:history="1">
             <w:r>
               <w:rPr>
                 <w:rStyle w:val="Hyperlink"/>
@@ -9063,7 +9054,7 @@
               <w:rPr>
                 <w:noProof/>
               </w:rPr>
-              <w:instrText xml:space="preserve"> PAGEREF _Toc241823337 \h </w:instrText>
+              <w:instrText xml:space="preserve"> PAGEREF _Toc242925331 \h </w:instrText>
             </w:r>
             <w:r>
               <w:rPr>
@@ -9103,7 +9094,7 @@
               <w14:ligatures w14:val="standardContextual"/>
             </w:rPr>
           </w:pPr>
-          <w:hyperlink w:anchor="_Toc241823338" w:history="1">
+          <w:hyperlink w:anchor="_Toc242925332" w:history="1">
             <w:r>
               <w:rPr>
                 <w:rStyle w:val="Hyperlink"/>
@@ -9127,7 +9118,7 @@
               <w:rPr>
                 <w:noProof/>
               </w:rPr>
-              <w:instrText xml:space="preserve"> PAGEREF _Toc241823338 \h </w:instrText>
+              <w:instrText xml:space="preserve"> PAGEREF _Toc242925332 \h </w:instrText>
             </w:r>
             <w:r>
               <w:rPr>
@@ -9167,7 +9158,7 @@
               <w14:ligatures w14:val="standardContextual"/>
             </w:rPr>
           </w:pPr>
-          <w:hyperlink w:anchor="_Toc241823339" w:history="1">
+          <w:hyperlink w:anchor="_Toc242925333" w:history="1">
             <w:r>
               <w:rPr>
                 <w:rStyle w:val="Hyperlink"/>
@@ -9191,7 +9182,7 @@
               <w:rPr>
                 <w:noProof/>
               </w:rPr>
-              <w:instrText xml:space="preserve"> PAGEREF _Toc241823339 \h </w:instrText>
+              <w:instrText xml:space="preserve"> PAGEREF _Toc242925333 \h </w:instrText>
             </w:r>
             <w:r>
               <w:rPr>
@@ -9231,7 +9222,7 @@
               <w14:ligatures w14:val="standardContextual"/>
             </w:rPr>
           </w:pPr>
-          <w:hyperlink w:anchor="_Toc241823340" w:history="1">
+          <w:hyperlink w:anchor="_Toc242925334" w:history="1">
             <w:r>
               <w:rPr>
                 <w:rStyle w:val="Hyperlink"/>
@@ -9255,7 +9246,7 @@
               <w:rPr>
                 <w:noProof/>
               </w:rPr>
-              <w:instrText xml:space="preserve"> PAGEREF _Toc241823340 \h </w:instrText>
+              <w:instrText xml:space="preserve"> PAGEREF _Toc242925334 \h </w:instrText>
             </w:r>
             <w:r>
               <w:rPr>
@@ -9295,7 +9286,7 @@
               <w14:ligatures w14:val="standardContextual"/>
             </w:rPr>
           </w:pPr>
-          <w:hyperlink w:anchor="_Toc241823341" w:history="1">
+          <w:hyperlink w:anchor="_Toc242925335" w:history="1">
             <w:r>
               <w:rPr>
                 <w:rStyle w:val="Hyperlink"/>
@@ -9319,7 +9310,7 @@
               <w:rPr>
                 <w:noProof/>
               </w:rPr>
-              <w:instrText xml:space="preserve"> PAGEREF _Toc241823341 \h </w:instrText>
+              <w:instrText xml:space="preserve"> PAGEREF _Toc242925335 \h </w:instrText>
             </w:r>
             <w:r>
               <w:rPr>
@@ -9359,7 +9350,7 @@
               <w14:ligatures w14:val="standardContextual"/>
             </w:rPr>
           </w:pPr>
-          <w:hyperlink w:anchor="_Toc241823342" w:history="1">
+          <w:hyperlink w:anchor="_Toc242925336" w:history="1">
             <w:r>
               <w:rPr>
                 <w:rStyle w:val="Hyperlink"/>
@@ -9383,7 +9374,7 @@
               <w:rPr>
                 <w:noProof/>
               </w:rPr>
-              <w:instrText xml:space="preserve"> PAGEREF _Toc241823342 \h </w:instrText>
+              <w:instrText xml:space="preserve"> PAGEREF _Toc242925336 \h </w:instrText>
             </w:r>
             <w:r>
               <w:rPr>
@@ -9423,7 +9414,7 @@
               <w14:ligatures w14:val="standardContextual"/>
             </w:rPr>
           </w:pPr>
-          <w:hyperlink w:anchor="_Toc241823343" w:history="1">
+          <w:hyperlink w:anchor="_Toc242925337" w:history="1">
             <w:r>
               <w:rPr>
                 <w:rStyle w:val="Hyperlink"/>
@@ -9447,7 +9438,7 @@
               <w:rPr>
                 <w:noProof/>
               </w:rPr>
-              <w:instrText xml:space="preserve"> PAGEREF _Toc241823343 \h </w:instrText>
+              <w:instrText xml:space="preserve"> PAGEREF _Toc242925337 \h </w:instrText>
             </w:r>
             <w:r>
               <w:rPr>
@@ -9487,7 +9478,7 @@
               <w14:ligatures w14:val="standardContextual"/>
             </w:rPr>
           </w:pPr>
-          <w:hyperlink w:anchor="_Toc241823344" w:history="1">
+          <w:hyperlink w:anchor="_Toc242925338" w:history="1">
             <w:r>
               <w:rPr>
                 <w:rStyle w:val="Hyperlink"/>
@@ -9511,7 +9502,7 @@
               <w:rPr>
                 <w:noProof/>
               </w:rPr>
-              <w:instrText xml:space="preserve"> PAGEREF _Toc241823344 \h </w:instrText>
+              <w:instrText xml:space="preserve"> PAGEREF _Toc242925338 \h </w:instrText>
             </w:r>
             <w:r>
               <w:rPr>
@@ -9551,7 +9542,7 @@
               <w14:ligatures w14:val="standardContextual"/>
             </w:rPr>
           </w:pPr>
-          <w:hyperlink w:anchor="_Toc241823345" w:history="1">
+          <w:hyperlink w:anchor="_Toc242925339" w:history="1">
             <w:r>
               <w:rPr>
                 <w:rStyle w:val="Hyperlink"/>
@@ -9575,7 +9566,7 @@
               <w:rPr>
                 <w:noProof/>
               </w:rPr>
-              <w:instrText xml:space="preserve"> PAGEREF _Toc241823345 \h </w:instrText>
+              <w:instrText xml:space="preserve"> PAGEREF _Toc242925339 \h </w:instrText>
             </w:r>
             <w:r>
               <w:rPr>
@@ -9615,7 +9606,7 @@
               <w14:ligatures w14:val="standardContextual"/>
             </w:rPr>
           </w:pPr>
-          <w:hyperlink w:anchor="_Toc241823346" w:history="1">
+          <w:hyperlink w:anchor="_Toc242925340" w:history="1">
             <w:r>
               <w:rPr>
                 <w:rStyle w:val="Hyperlink"/>
@@ -9639,7 +9630,7 @@
               <w:rPr>
                 <w:noProof/>
               </w:rPr>
-              <w:instrText xml:space="preserve"> PAGEREF _Toc241823346 \h </w:instrText>
+              <w:instrText xml:space="preserve"> PAGEREF _Toc242925340 \h </w:instrText>
             </w:r>
             <w:r>
               <w:rPr>
@@ -9657,6 +9648,134 @@
                 <w:noProof/>
               </w:rPr>
               <w:t>41</w:t>
+            </w:r>
+            <w:r>
+              <w:rPr>
+                <w:noProof/>
+              </w:rPr>
+              <w:fldChar w:fldCharType="end"/>
+            </w:r>
+          </w:hyperlink>
+        </w:p>
+        <w:p>
+          <w:pPr>
+            <w:pStyle w:val="TOC1"/>
+            <w:tabs>
+              <w:tab w:val="right" w:leader="dot" w:pos="9350"/>
+            </w:tabs>
+            <w:rPr>
+              <w:rFonts w:asciiTheme="minorHAnsi" w:eastAsiaTheme="minorEastAsia" w:hAnsiTheme="minorHAnsi" w:cstheme="minorBidi"/>
+              <w:noProof/>
+              <w:kern w:val="2"/>
+              <w14:ligatures w14:val="standardContextual"/>
+            </w:rPr>
+          </w:pPr>
+          <w:hyperlink w:anchor="_Toc242925341" w:history="1">
+            <w:r>
+              <w:rPr>
+                <w:rStyle w:val="Hyperlink"/>
+                <w:noProof/>
+              </w:rPr>
+              <w:t>Figure 6.8 Recitation and Live Learning Interfaces</w:t>
+            </w:r>
+            <w:r>
+              <w:rPr>
+                <w:noProof/>
+              </w:rPr>
+              <w:tab/>
+            </w:r>
+            <w:r>
+              <w:rPr>
+                <w:noProof/>
+              </w:rPr>
+              <w:fldChar w:fldCharType="begin"/>
+            </w:r>
+            <w:r>
+              <w:rPr>
+                <w:noProof/>
+              </w:rPr>
+              <w:instrText xml:space="preserve"> PAGEREF _Toc242925341 \h </w:instrText>
+            </w:r>
+            <w:r>
+              <w:rPr>
+                <w:noProof/>
+              </w:rPr>
+            </w:r>
+            <w:r>
+              <w:rPr>
+                <w:noProof/>
+              </w:rPr>
+              <w:fldChar w:fldCharType="separate"/>
+            </w:r>
+            <w:r>
+              <w:rPr>
+                <w:noProof/>
+              </w:rPr>
+              <w:t>42</w:t>
+            </w:r>
+            <w:r>
+              <w:rPr>
+                <w:noProof/>
+              </w:rPr>
+              <w:fldChar w:fldCharType="end"/>
+            </w:r>
+          </w:hyperlink>
+        </w:p>
+        <w:p>
+          <w:pPr>
+            <w:pStyle w:val="TOC1"/>
+            <w:tabs>
+              <w:tab w:val="right" w:leader="dot" w:pos="9350"/>
+            </w:tabs>
+            <w:rPr>
+              <w:rFonts w:asciiTheme="minorHAnsi" w:eastAsiaTheme="minorEastAsia" w:hAnsiTheme="minorHAnsi" w:cstheme="minorBidi"/>
+              <w:noProof/>
+              <w:kern w:val="2"/>
+              <w14:ligatures w14:val="standardContextual"/>
+            </w:rPr>
+          </w:pPr>
+          <w:hyperlink w:anchor="_Toc242925342" w:history="1">
+            <w:r>
+              <w:rPr>
+                <w:rStyle w:val="Hyperlink"/>
+                <w:noProof/>
+              </w:rPr>
+              <w:t>Figure 6.9 Payment, Messaging and Offline Interfaces</w:t>
+            </w:r>
+            <w:r>
+              <w:rPr>
+                <w:noProof/>
+              </w:rPr>
+              <w:tab/>
+            </w:r>
+            <w:r>
+              <w:rPr>
+                <w:noProof/>
+              </w:rPr>
+              <w:fldChar w:fldCharType="begin"/>
+            </w:r>
+            <w:r>
+              <w:rPr>
+                <w:noProof/>
+              </w:rPr>
+              <w:instrText xml:space="preserve"> PAGEREF _Toc242925342 \h </w:instrText>
+            </w:r>
+            <w:r>
+              <w:rPr>
+                <w:noProof/>
+              </w:rPr>
+            </w:r>
+            <w:r>
+              <w:rPr>
+                <w:noProof/>
+              </w:rPr>
+              <w:fldChar w:fldCharType="separate"/>
+            </w:r>
+            <w:r>
+              <w:rPr>
+                <w:noProof/>
+              </w:rPr>
+              <w:t>43</w:t>
             </w:r>
             <w:r>
               <w:rPr>
@@ -9674,13 +9793,9 @@
       </w:sdtContent>
     </w:sdt>
     <w:p>
-      <w:r>
-        <w:br w:type="page"/>
-      </w:r>
-    </w:p>
-    <w:p>
-      <w:pPr>
-        <w:spacing w:after="300"/>
+      <w:pPr>
+        <w:pageBreakBefore/>
+        <w:spacing w:after="60" w:line="240" w:lineRule="auto"/>
         <w:jc w:val="center"/>
       </w:pPr>
       <w:r>
@@ -9695,7 +9810,7 @@
     <w:sdt>
       <w:sdtPr>
         <w:alias w:val="Tables"/>
-        <w:id w:val="-856582042"/>
+        <w:id w:val="-862121419"/>
       </w:sdtPr>
       <w:sdtEndPr/>
       <w:sdtContent>
@@ -9721,7 +9836,7 @@
           <w:r>
             <w:fldChar w:fldCharType="separate"/>
           </w:r>
-          <w:hyperlink w:anchor="_Toc241823347" w:history="1">
+          <w:hyperlink w:anchor="_Toc242925343" w:history="1">
             <w:r>
               <w:rPr>
                 <w:rStyle w:val="Hyperlink"/>
@@ -9745,7 +9860,7 @@
               <w:rPr>
                 <w:noProof/>
               </w:rPr>
-              <w:instrText xml:space="preserve"> PAGEREF _Toc241823347 \h </w:instrText>
+              <w:instrText xml:space="preserve"> PAGEREF _Toc242925343 \h </w:instrText>
             </w:r>
             <w:r>
               <w:rPr>
@@ -9785,7 +9900,7 @@
               <w14:ligatures w14:val="standardContextual"/>
             </w:rPr>
           </w:pPr>
-          <w:hyperlink w:anchor="_Toc241823348" w:history="1">
+          <w:hyperlink w:anchor="_Toc242925344" w:history="1">
             <w:r>
               <w:rPr>
                 <w:rStyle w:val="Hyperlink"/>
@@ -9809,7 +9924,7 @@
               <w:rPr>
                 <w:noProof/>
               </w:rPr>
-              <w:instrText xml:space="preserve"> PAGEREF _Toc241823348 \h </w:instrText>
+              <w:instrText xml:space="preserve"> PAGEREF _Toc242925344 \h </w:instrText>
             </w:r>
             <w:r>
               <w:rPr>
@@ -9849,7 +9964,7 @@
               <w14:ligatures w14:val="standardContextual"/>
             </w:rPr>
           </w:pPr>
-          <w:hyperlink w:anchor="_Toc241823349" w:history="1">
+          <w:hyperlink w:anchor="_Toc242925345" w:history="1">
             <w:r>
               <w:rPr>
                 <w:rStyle w:val="Hyperlink"/>
@@ -9873,7 +9988,7 @@
               <w:rPr>
                 <w:noProof/>
               </w:rPr>
-              <w:instrText xml:space="preserve"> PAGEREF _Toc241823349 \h </w:instrText>
+              <w:instrText xml:space="preserve"> PAGEREF _Toc242925345 \h </w:instrText>
             </w:r>
             <w:r>
               <w:rPr>
@@ -9913,7 +10028,7 @@
               <w14:ligatures w14:val="standardContextual"/>
             </w:rPr>
           </w:pPr>
-          <w:hyperlink w:anchor="_Toc241823350" w:history="1">
+          <w:hyperlink w:anchor="_Toc242925346" w:history="1">
             <w:r>
               <w:rPr>
                 <w:rStyle w:val="Hyperlink"/>
@@ -9937,7 +10052,7 @@
               <w:rPr>
                 <w:noProof/>
               </w:rPr>
-              <w:instrText xml:space="preserve"> PAGEREF _Toc241823350 \h </w:instrText>
+              <w:instrText xml:space="preserve"> PAGEREF _Toc242925346 \h </w:instrText>
             </w:r>
             <w:r>
               <w:rPr>
@@ -9977,7 +10092,7 @@
               <w14:ligatures w14:val="standardContextual"/>
             </w:rPr>
           </w:pPr>
-          <w:hyperlink w:anchor="_Toc241823351" w:history="1">
+          <w:hyperlink w:anchor="_Toc242925347" w:history="1">
             <w:r>
               <w:rPr>
                 <w:rStyle w:val="Hyperlink"/>
@@ -10001,7 +10116,7 @@
               <w:rPr>
                 <w:noProof/>
               </w:rPr>
-              <w:instrText xml:space="preserve"> PAGEREF _Toc241823351 \h </w:instrText>
+              <w:instrText xml:space="preserve"> PAGEREF _Toc242925347 \h </w:instrText>
             </w:r>
             <w:r>
               <w:rPr>
@@ -10018,7 +10133,7 @@
               <w:rPr>
                 <w:noProof/>
               </w:rPr>
-              <w:t>45</w:t>
+              <w:t>46</w:t>
             </w:r>
             <w:r>
               <w:rPr>
@@ -10041,7 +10156,7 @@
               <w14:ligatures w14:val="standardContextual"/>
             </w:rPr>
           </w:pPr>
-          <w:hyperlink w:anchor="_Toc241823352" w:history="1">
+          <w:hyperlink w:anchor="_Toc242925348" w:history="1">
             <w:r>
               <w:rPr>
                 <w:rStyle w:val="Hyperlink"/>
@@ -10065,7 +10180,7 @@
               <w:rPr>
                 <w:noProof/>
               </w:rPr>
-              <w:instrText xml:space="preserve"> PAGEREF _Toc241823352 \h </w:instrText>
+              <w:instrText xml:space="preserve"> PAGEREF _Toc242925348 \h </w:instrText>
             </w:r>
             <w:r>
               <w:rPr>
@@ -10082,7 +10197,7 @@
               <w:rPr>
                 <w:noProof/>
               </w:rPr>
-              <w:t>45</w:t>
+              <w:t>47</w:t>
             </w:r>
             <w:r>
               <w:rPr>
@@ -10105,7 +10220,7 @@
               <w14:ligatures w14:val="standardContextual"/>
             </w:rPr>
           </w:pPr>
-          <w:hyperlink w:anchor="_Toc241823353" w:history="1">
+          <w:hyperlink w:anchor="_Toc242925349" w:history="1">
             <w:r>
               <w:rPr>
                 <w:rStyle w:val="Hyperlink"/>
@@ -10129,7 +10244,7 @@
               <w:rPr>
                 <w:noProof/>
               </w:rPr>
-              <w:instrText xml:space="preserve"> PAGEREF _Toc241823353 \h </w:instrText>
+              <w:instrText xml:space="preserve"> PAGEREF _Toc242925349 \h </w:instrText>
             </w:r>
             <w:r>
               <w:rPr>
@@ -10146,7 +10261,7 @@
               <w:rPr>
                 <w:noProof/>
               </w:rPr>
-              <w:t>46</w:t>
+              <w:t>48</w:t>
             </w:r>
             <w:r>
               <w:rPr>
@@ -10169,7 +10284,7 @@
               <w14:ligatures w14:val="standardContextual"/>
             </w:rPr>
           </w:pPr>
-          <w:hyperlink w:anchor="_Toc241823354" w:history="1">
+          <w:hyperlink w:anchor="_Toc242925350" w:history="1">
             <w:r>
               <w:rPr>
                 <w:rStyle w:val="Hyperlink"/>
@@ -10193,7 +10308,7 @@
               <w:rPr>
                 <w:noProof/>
               </w:rPr>
-              <w:instrText xml:space="preserve"> PAGEREF _Toc241823354 \h </w:instrText>
+              <w:instrText xml:space="preserve"> PAGEREF _Toc242925350 \h </w:instrText>
             </w:r>
             <w:r>
               <w:rPr>
@@ -10210,7 +10325,7 @@
               <w:rPr>
                 <w:noProof/>
               </w:rPr>
-              <w:t>47</w:t>
+              <w:t>48</w:t>
             </w:r>
             <w:r>
               <w:rPr>
@@ -10261,7 +10376,7 @@
         <w:pStyle w:val="Heading1"/>
         <w:spacing w:before="120" w:after="200"/>
       </w:pPr>
-      <w:bookmarkStart w:id="4" w:name="_Toc241823209"/>
+      <w:bookmarkStart w:id="4" w:name="_Toc242925203"/>
       <w:r>
         <w:t>1. INTRODUCTION</w:t>
       </w:r>
@@ -10274,7 +10389,7 @@
         <w:keepLines/>
         <w:spacing w:before="280" w:after="140"/>
       </w:pPr>
-      <w:bookmarkStart w:id="5" w:name="_Toc241823210"/>
+      <w:bookmarkStart w:id="5" w:name="_Toc242925204"/>
       <w:r>
         <w:t>1.1 Background of the Study</w:t>
       </w:r>
@@ -10310,7 +10425,11 @@
         <w:t xml:space="preserve">The conditions for a mobile solution are present. The Communications Authority of Kenya (2023) reported 66.4 million mobile SIM subscriptions, a penetration rate of 131.3 per cent, and the Kenya National Digital Master Plan 2022–2032 makes the digitisation of services a national priority (Ministry of ICT and the Digital Economy, 2022). Consumer Quran applications already show that recitation practice can be supported on a phone, but they are built for individual learners and do not model the institution in </w:t>
       </w:r>
       <w:r>
-        <w:t>which a teacher, a parent and a student share responsibility for a child’s progress. This project therefore developed Digital Madrasa, a mobile application that brings madrasa administration and Quran learning together in one secure platform.</w:t>
+        <w:t xml:space="preserve">which a teacher, a parent and a student share responsibility for a child’s progress. This project therefore developed the Digital Madrasa Mobile Application, a mobile application that brings madrasa administration and Quran learning together in one secure platform. </w:t>
+      </w:r>
+      <w:r>
+        <w:lastRenderedPageBreak/>
+        <w:t>Its branded implementation, ILMORA (Integrated Qur’an &amp; Madrasa Learning), is the name users see in the application and in the screenshots of this report.</w:t>
       </w:r>
     </w:p>
     <w:p>
@@ -10320,9 +10439,8 @@
         <w:keepLines/>
         <w:spacing w:before="280" w:after="140"/>
       </w:pPr>
-      <w:bookmarkStart w:id="6" w:name="_Toc241823211"/>
-      <w:r>
-        <w:lastRenderedPageBreak/>
+      <w:bookmarkStart w:id="6" w:name="_Toc242925205"/>
+      <w:r>
         <w:t>1.2 Problem Statement</w:t>
       </w:r>
       <w:bookmarkEnd w:id="6"/>
@@ -10358,7 +10476,7 @@
         <w:keepLines/>
         <w:spacing w:before="280" w:after="140"/>
       </w:pPr>
-      <w:bookmarkStart w:id="7" w:name="_Toc241823212"/>
+      <w:bookmarkStart w:id="7" w:name="_Toc242925206"/>
       <w:r>
         <w:t>1.3 Objectives</w:t>
       </w:r>
@@ -10371,7 +10489,7 @@
         <w:keepLines/>
         <w:spacing w:before="220" w:after="120"/>
       </w:pPr>
-      <w:bookmarkStart w:id="8" w:name="_Toc241823213"/>
+      <w:bookmarkStart w:id="8" w:name="_Toc242925207"/>
       <w:r>
         <w:t>1.3.1 General Objective</w:t>
       </w:r>
@@ -10393,7 +10511,7 @@
         <w:keepLines/>
         <w:spacing w:before="220" w:after="120"/>
       </w:pPr>
-      <w:bookmarkStart w:id="9" w:name="_Toc241823214"/>
+      <w:bookmarkStart w:id="9" w:name="_Toc242925208"/>
       <w:r>
         <w:t>1.3.2 Specific Objectives</w:t>
       </w:r>
@@ -10435,7 +10553,8 @@
         <w:spacing w:after="90" w:line="340" w:lineRule="auto"/>
       </w:pPr>
       <w:r>
-        <w:t>To design and develop a multi-tenant, role-based mobile application for madrasa owners, teachers, parents and students covering admission, attendance, memorisation, recitation review, parent linking, fees and M-Pesa payment.</w:t>
+        <w:lastRenderedPageBreak/>
+        <w:t>To design and develop a multi-tenant, role-based mobile application for madrasa owners, teachers, parents and students covering admission, attendance, memorisation, recitation review, live lessons, parent linking, parent–teacher messaging, fees and M-Pesa payment.</w:t>
       </w:r>
     </w:p>
     <w:p>
@@ -10458,9 +10577,8 @@
         <w:keepLines/>
         <w:spacing w:before="280" w:after="140"/>
       </w:pPr>
-      <w:bookmarkStart w:id="10" w:name="_Toc241823215"/>
-      <w:r>
-        <w:lastRenderedPageBreak/>
+      <w:bookmarkStart w:id="10" w:name="_Toc242925209"/>
+      <w:r>
         <w:t>1.4 Research Questions</w:t>
       </w:r>
       <w:bookmarkEnd w:id="10"/>
@@ -10524,7 +10642,7 @@
         <w:keepLines/>
         <w:spacing w:before="280" w:after="140"/>
       </w:pPr>
-      <w:bookmarkStart w:id="11" w:name="_Toc241823216"/>
+      <w:bookmarkStart w:id="11" w:name="_Toc242925210"/>
       <w:r>
         <w:t>1.5 Justification</w:t>
       </w:r>
@@ -10549,7 +10667,7 @@
         <w:keepLines/>
         <w:spacing w:before="280" w:after="140"/>
       </w:pPr>
-      <w:bookmarkStart w:id="12" w:name="_Toc241823217"/>
+      <w:bookmarkStart w:id="12" w:name="_Toc242925211"/>
       <w:r>
         <w:t>1.6 Scope of the Project</w:t>
       </w:r>
@@ -10561,14 +10679,14 @@
         <w:jc w:val="both"/>
       </w:pPr>
       <w:r>
-        <w:t>The project covers the design, development and testing of an Android application and its cloud backend for madrasas in Kenya. It serves four roles: the madrasa owner, the teacher, the parent and the student. The implemented scope includes madrasa registration and sign-in; student admission with system-generated admission numbers; classes and staff; manual and QR-code attendance; parent–child linking approved by the madrasa; memorisation tracking, assignments, grades and certificates; recitation recording wi</w:t>
-      </w:r>
-      <w:r>
-        <w:t xml:space="preserve">th private audio storage, AI feedback given only with a parent’s consent, and teacher review; fee invoices paid by M-Pesa or card; announcements, messages and notifications; and an interface in English, Kiswahili, Somali and Arabic. Curricula </w:t>
+        <w:t xml:space="preserve">The project covers the design, development and testing of an Android application and its cloud backend for madrasas in Kenya. It serves four roles: the madrasa owner, the teacher, the parent and the student. The implemented scope includes madrasa registration and sign-in; student </w:t>
       </w:r>
       <w:r>
         <w:lastRenderedPageBreak/>
-        <w:t>such as Tafsir and Fiqh, and the training of a dedicated tajweed recognition model, are outside the scope.</w:t>
+        <w:t>admission with system-generated admission numbers; classes and staff; manual and QR-code attendance; parent–child linking approved by the madrasa; memorisation tracking, assignments, grades and certificates; recitation recording with private audio storage, AI feedback given only with a parent’s consent, and teacher review; comparison with a master reciter, recite-along practice, a daily hifz plan and a class mistake map; a live reading room with scheduled sessions on Google Meet or Zoom; a library of teache</w:t>
+      </w:r>
+      <w:r>
+        <w:t>r-chosen Quran videos; fee invoices paid by M-Pesa or card with receipts; sponsorship of pupils; announcements, parent–teacher messaging, notifications and spoken progress reports; attendance that can be marked offline; USSD access for basic phones; an impact dashboard; and an interface in English, Kiswahili, Somali and Arabic. Curricula such as Tafsir and Fiqh, and the training of a dedicated tajweed recognition model, are outside the scope.</w:t>
       </w:r>
     </w:p>
     <w:p>
@@ -10578,7 +10696,7 @@
         <w:keepLines/>
         <w:spacing w:before="280" w:after="140"/>
       </w:pPr>
-      <w:bookmarkStart w:id="13" w:name="_Toc241823218"/>
+      <w:bookmarkStart w:id="13" w:name="_Toc242925212"/>
       <w:r>
         <w:t>1.7 Limitations</w:t>
       </w:r>
@@ -10590,10 +10708,13 @@
         <w:jc w:val="both"/>
       </w:pPr>
       <w:r>
-        <w:t>M-Pesa, card payments, e-mail and SMS were exercised against mock providers that behave like the real services, because live Safaricom Daraja, Paystack and messaging credentials could not be obtained within the project. The installed app was tested on an Android emulator rather than a range of physical phones, and push notifications need a Firebase project to be configured before they can be delivered. The automated tajweed feedback comes from a general-purpose AI model (Google Gemini), not a validated tajw</w:t>
-      </w:r>
-      <w:r>
-        <w:t>eed assessor, so it is labelled provisional and the teacher’s review remains the authoritative assessment. No usability study with real users has yet been carried out, and the project evaluates whether the system works as specified, not its effect on memorisation over time.</w:t>
+        <w:t>M-Pesa runs on Safaricom’s Daraja sandbox, which sends a real payment prompt to a Safaricom phone but moves only test money; accepting real fees needs a registered Paybill or Till number. Card payments, e-mail and SMS were exercised against mock providers that behave like the real services, because live Paystack and messaging credentials could not be obtained within the project. Video in live lessons is provided through Google Meet or Zoom links, because in-app video needs a paid provider; it is built but s</w:t>
+      </w:r>
+      <w:r>
+        <w:t>witched off. The installed app was tested on an Android emulator rather than a range of physical phones, and push notifications need a Firebase project to be configured before they can be delivered. The automated tajweed feedback comes from a general-purpose AI model (Google Gemini), not a validated tajweed assessor, so it is labelled provisional and the teacher’s review remains the authoritative assessment. No usability study with real users has yet been carried out, and the project evaluates whether the s</w:t>
+      </w:r>
+      <w:r>
+        <w:t>ystem works as specified, not its effect on memorisation over time.</w:t>
       </w:r>
     </w:p>
     <w:p>
@@ -10603,7 +10724,7 @@
         <w:keepLines/>
         <w:spacing w:before="280" w:after="140"/>
       </w:pPr>
-      <w:bookmarkStart w:id="14" w:name="_Toc241823219"/>
+      <w:bookmarkStart w:id="14" w:name="_Toc242925213"/>
       <w:r>
         <w:t>1.8 Summary</w:t>
       </w:r>
@@ -10640,7 +10761,7 @@
         <w:pStyle w:val="Heading1"/>
         <w:spacing w:before="120" w:after="200"/>
       </w:pPr>
-      <w:bookmarkStart w:id="15" w:name="_Toc241823220"/>
+      <w:bookmarkStart w:id="15" w:name="_Toc242925214"/>
       <w:r>
         <w:t>2. LITERATURE REVIEW</w:t>
       </w:r>
@@ -10653,7 +10774,7 @@
         <w:keepLines/>
         <w:spacing w:before="280" w:after="140"/>
       </w:pPr>
-      <w:bookmarkStart w:id="16" w:name="_Toc241823221"/>
+      <w:bookmarkStart w:id="16" w:name="_Toc242925215"/>
       <w:r>
         <w:t>2.1 Introduction</w:t>
       </w:r>
@@ -10675,7 +10796,7 @@
         <w:keepLines/>
         <w:spacing w:before="280" w:after="140"/>
       </w:pPr>
-      <w:bookmarkStart w:id="17" w:name="_Toc241823222"/>
+      <w:bookmarkStart w:id="17" w:name="_Toc242925216"/>
       <w:r>
         <w:t>2.2 Challenges in Traditional Madrasa Administration and Quran Learning</w:t>
       </w:r>
@@ -10688,7 +10809,7 @@
         <w:keepLines/>
         <w:spacing w:before="220" w:after="120"/>
       </w:pPr>
-      <w:bookmarkStart w:id="18" w:name="_Toc241823223"/>
+      <w:bookmarkStart w:id="18" w:name="_Toc242925217"/>
       <w:r>
         <w:t>2.2.1 Informal Record Keeping and Lack of Standardisation</w:t>
       </w:r>
@@ -10722,7 +10843,7 @@
         <w:keepLines/>
         <w:spacing w:before="220" w:after="120"/>
       </w:pPr>
-      <w:bookmarkStart w:id="19" w:name="_Toc241823224"/>
+      <w:bookmarkStart w:id="19" w:name="_Toc242925218"/>
       <w:r>
         <w:lastRenderedPageBreak/>
         <w:t>2.2.2 Limited Parental Visibility and Assessment Workload</w:t>
@@ -10757,7 +10878,7 @@
         <w:keepLines/>
         <w:spacing w:before="220" w:after="120"/>
       </w:pPr>
-      <w:bookmarkStart w:id="20" w:name="_Toc241823225"/>
+      <w:bookmarkStart w:id="20" w:name="_Toc242925219"/>
       <w:r>
         <w:t>2.2.3 Financial, Logistical and Communication Barriers</w:t>
       </w:r>
@@ -10782,7 +10903,7 @@
         <w:keepLines/>
         <w:spacing w:before="280" w:after="140"/>
       </w:pPr>
-      <w:bookmarkStart w:id="21" w:name="_Toc241823226"/>
+      <w:bookmarkStart w:id="21" w:name="_Toc242925220"/>
       <w:r>
         <w:t>2.3 Review of Existing Madrasa Management and Quran Learning Applications</w:t>
       </w:r>
@@ -10795,7 +10916,7 @@
         <w:keepLines/>
         <w:spacing w:before="220" w:after="120"/>
       </w:pPr>
-      <w:bookmarkStart w:id="22" w:name="_Toc241823227"/>
+      <w:bookmarkStart w:id="22" w:name="_Toc242925221"/>
       <w:r>
         <w:t>2.3.1 Overview of Existing Education Management and Quran Applications</w:t>
       </w:r>
@@ -10845,7 +10966,7 @@
         <w:keepLines/>
         <w:spacing w:before="220" w:after="120"/>
       </w:pPr>
-      <w:bookmarkStart w:id="23" w:name="_Toc241823228"/>
+      <w:bookmarkStart w:id="23" w:name="_Toc242925222"/>
       <w:r>
         <w:t>2.3.2 Usability, Accessibility and Functional Limitations</w:t>
       </w:r>
@@ -10882,7 +11003,7 @@
         <w:keepLines/>
         <w:spacing w:before="220" w:after="120"/>
       </w:pPr>
-      <w:bookmarkStart w:id="24" w:name="_Toc241823229"/>
+      <w:bookmarkStart w:id="24" w:name="_Toc242925223"/>
       <w:r>
         <w:t>2.3.3 Identified Gaps from Reviewed Systems</w:t>
       </w:r>
@@ -10983,7 +11104,7 @@
         <w:keepLines/>
         <w:spacing w:before="280" w:after="140"/>
       </w:pPr>
-      <w:bookmarkStart w:id="25" w:name="_Toc241823230"/>
+      <w:bookmarkStart w:id="25" w:name="_Toc242925224"/>
       <w:r>
         <w:t>2.4 Development of a Mobile-Based Integrated Madrasa Management System</w:t>
       </w:r>
@@ -10996,7 +11117,7 @@
         <w:keepLines/>
         <w:spacing w:before="220" w:after="120"/>
       </w:pPr>
-      <w:bookmarkStart w:id="26" w:name="_Toc241823231"/>
+      <w:bookmarkStart w:id="26" w:name="_Toc242925225"/>
       <w:r>
         <w:t>2.4.1 System Design and Architecture Overview</w:t>
       </w:r>
@@ -11021,7 +11142,7 @@
         <w:keepLines/>
         <w:spacing w:before="220" w:after="120"/>
       </w:pPr>
-      <w:bookmarkStart w:id="27" w:name="_Toc241823232"/>
+      <w:bookmarkStart w:id="27" w:name="_Toc242925226"/>
       <w:r>
         <w:t>2.4.2 Implementation Using React Native (Expo) and Supabase</w:t>
       </w:r>
@@ -11046,7 +11167,7 @@
         <w:keepLines/>
         <w:spacing w:before="220" w:after="120"/>
       </w:pPr>
-      <w:bookmarkStart w:id="28" w:name="_Toc241823233"/>
+      <w:bookmarkStart w:id="28" w:name="_Toc242925227"/>
       <w:r>
         <w:t>2.4.3 Integration of Administration and Quran Learning Modules</w:t>
       </w:r>
@@ -11075,7 +11196,7 @@
         <w:keepLines/>
         <w:spacing w:before="220" w:after="120"/>
       </w:pPr>
-      <w:bookmarkStart w:id="29" w:name="_Toc241823234"/>
+      <w:bookmarkStart w:id="29" w:name="_Toc242925228"/>
       <w:r>
         <w:t>2.4.4 Expected Benefits to Kenyan Madrasas</w:t>
       </w:r>
@@ -11097,7 +11218,7 @@
         <w:keepLines/>
         <w:spacing w:before="280" w:after="140"/>
       </w:pPr>
-      <w:bookmarkStart w:id="30" w:name="_Toc241823235"/>
+      <w:bookmarkStart w:id="30" w:name="_Toc242925229"/>
       <w:r>
         <w:t>2.5 Testing of the Digital Madrasa Mobile Application</w:t>
       </w:r>
@@ -11110,7 +11231,7 @@
         <w:keepLines/>
         <w:spacing w:before="220" w:after="120"/>
       </w:pPr>
-      <w:bookmarkStart w:id="31" w:name="_Toc241823236"/>
+      <w:bookmarkStart w:id="31" w:name="_Toc242925230"/>
       <w:r>
         <w:t>2.5.1 Functionality and Performance Testing</w:t>
       </w:r>
@@ -11132,7 +11253,7 @@
         <w:keepLines/>
         <w:spacing w:before="220" w:after="120"/>
       </w:pPr>
-      <w:bookmarkStart w:id="32" w:name="_Toc241823237"/>
+      <w:bookmarkStart w:id="32" w:name="_Toc242925231"/>
       <w:r>
         <w:t>2.5.2 Usability and User Experience Evaluation</w:t>
       </w:r>
@@ -11154,7 +11275,7 @@
         <w:keepLines/>
         <w:spacing w:before="220" w:after="120"/>
       </w:pPr>
-      <w:bookmarkStart w:id="33" w:name="_Toc241823238"/>
+      <w:bookmarkStart w:id="33" w:name="_Toc242925232"/>
       <w:r>
         <w:t>2.5.3 Reliability and Field Testing Approach</w:t>
       </w:r>
@@ -11180,7 +11301,7 @@
         <w:keepLines/>
         <w:spacing w:before="280" w:after="140"/>
       </w:pPr>
-      <w:bookmarkStart w:id="34" w:name="_Toc241823239"/>
+      <w:bookmarkStart w:id="34" w:name="_Toc242925233"/>
       <w:r>
         <w:t>2.6 Summary</w:t>
       </w:r>
@@ -11220,7 +11341,7 @@
         <w:pStyle w:val="Heading1"/>
         <w:spacing w:before="120" w:after="200"/>
       </w:pPr>
-      <w:bookmarkStart w:id="35" w:name="_Toc241823240"/>
+      <w:bookmarkStart w:id="35" w:name="_Toc242925234"/>
       <w:r>
         <w:t>3. SYSTEM DEVELOPMENT METHODOLOGY</w:t>
       </w:r>
@@ -11233,7 +11354,7 @@
         <w:keepLines/>
         <w:spacing w:before="280" w:after="140"/>
       </w:pPr>
-      <w:bookmarkStart w:id="36" w:name="_Toc241823241"/>
+      <w:bookmarkStart w:id="36" w:name="_Toc242925235"/>
       <w:r>
         <w:t>3.1 Introduction</w:t>
       </w:r>
@@ -11255,7 +11376,7 @@
         <w:keepLines/>
         <w:spacing w:before="280" w:after="140"/>
       </w:pPr>
-      <w:bookmarkStart w:id="37" w:name="_Toc241823242"/>
+      <w:bookmarkStart w:id="37" w:name="_Toc242925236"/>
       <w:r>
         <w:t>3.2 Methodological Approach</w:t>
       </w:r>
@@ -11291,10 +11412,10 @@
         </w:rPr>
         <w:lastRenderedPageBreak/>
         <w:drawing>
-          <wp:inline distT="0" distB="0" distL="0" distR="0" wp14:anchorId="1BB167D8" wp14:editId="1BB167D9">
+          <wp:inline distT="0" distB="0" distL="0" distR="0" wp14:anchorId="189A34B6" wp14:editId="189A34B7">
             <wp:extent cx="4752975" cy="3771900"/>
             <wp:effectExtent l="0" t="0" r="0" b="0"/>
-            <wp:docPr id="1684429204" name="Picture 1684429204"/>
+            <wp:docPr id="1" name="Picture 1"/>
             <wp:cNvGraphicFramePr>
               <a:graphicFrameLocks xmlns:a="http://schemas.openxmlformats.org/drawingml/2006/main" noChangeAspect="1"/>
             </wp:cNvGraphicFramePr>
@@ -11334,7 +11455,7 @@
       <w:pPr>
         <w:pStyle w:val="FigureCaption"/>
       </w:pPr>
-      <w:bookmarkStart w:id="38" w:name="_Toc241823325"/>
+      <w:bookmarkStart w:id="38" w:name="_Toc242925319"/>
       <w:r>
         <w:t>Figure 3.1 Agile Methodology</w:t>
       </w:r>
@@ -11347,7 +11468,7 @@
         <w:keepLines/>
         <w:spacing w:before="280" w:after="140"/>
       </w:pPr>
-      <w:bookmarkStart w:id="39" w:name="_Toc241823243"/>
+      <w:bookmarkStart w:id="39" w:name="_Toc242925237"/>
       <w:r>
         <w:t>3.3 Agile Development Phases</w:t>
       </w:r>
@@ -11369,7 +11490,7 @@
         <w:keepLines/>
         <w:spacing w:before="220" w:after="120"/>
       </w:pPr>
-      <w:bookmarkStart w:id="40" w:name="_Toc241823244"/>
+      <w:bookmarkStart w:id="40" w:name="_Toc242925238"/>
       <w:r>
         <w:t>3.3.1 Requirements Phase</w:t>
       </w:r>
@@ -11417,7 +11538,7 @@
         <w:keepLines/>
         <w:spacing w:before="220" w:after="120"/>
       </w:pPr>
-      <w:bookmarkStart w:id="41" w:name="_Toc241823245"/>
+      <w:bookmarkStart w:id="41" w:name="_Toc242925239"/>
       <w:r>
         <w:lastRenderedPageBreak/>
         <w:t>3.3.2 Design Phase</w:t>
@@ -11443,7 +11564,7 @@
         <w:keepLines/>
         <w:spacing w:before="220" w:after="120"/>
       </w:pPr>
-      <w:bookmarkStart w:id="42" w:name="_Toc241823246"/>
+      <w:bookmarkStart w:id="42" w:name="_Toc242925240"/>
       <w:r>
         <w:t>3.3.3 Development Phase</w:t>
       </w:r>
@@ -11468,7 +11589,7 @@
         <w:keepLines/>
         <w:spacing w:before="220" w:after="120"/>
       </w:pPr>
-      <w:bookmarkStart w:id="43" w:name="_Toc241823247"/>
+      <w:bookmarkStart w:id="43" w:name="_Toc242925241"/>
       <w:r>
         <w:t>3.3.4 Testing Phase</w:t>
       </w:r>
@@ -11542,7 +11663,7 @@
         <w:keepLines/>
         <w:spacing w:before="220" w:after="120"/>
       </w:pPr>
-      <w:bookmarkStart w:id="44" w:name="_Toc241823248"/>
+      <w:bookmarkStart w:id="44" w:name="_Toc242925242"/>
       <w:r>
         <w:lastRenderedPageBreak/>
         <w:t>3.3.5 Deployment Phase</w:t>
@@ -11565,7 +11686,7 @@
         <w:keepLines/>
         <w:spacing w:before="220" w:after="120"/>
       </w:pPr>
-      <w:bookmarkStart w:id="45" w:name="_Toc241823249"/>
+      <w:bookmarkStart w:id="45" w:name="_Toc242925243"/>
       <w:r>
         <w:t>3.3.6 Review Phase</w:t>
       </w:r>
@@ -11587,7 +11708,7 @@
         <w:keepLines/>
         <w:spacing w:before="280" w:after="140"/>
       </w:pPr>
-      <w:bookmarkStart w:id="46" w:name="_Toc241823250"/>
+      <w:bookmarkStart w:id="46" w:name="_Toc242925244"/>
       <w:r>
         <w:t>3.4 Summary</w:t>
       </w:r>
@@ -11624,7 +11745,7 @@
         <w:pStyle w:val="Heading1"/>
         <w:spacing w:before="120" w:after="200"/>
       </w:pPr>
-      <w:bookmarkStart w:id="47" w:name="_Toc241823251"/>
+      <w:bookmarkStart w:id="47" w:name="_Toc242925245"/>
       <w:r>
         <w:t>4. REQUIREMENTS GATHERING AND ANALYSIS</w:t>
       </w:r>
@@ -11637,7 +11758,7 @@
         <w:keepLines/>
         <w:spacing w:before="280" w:after="140"/>
       </w:pPr>
-      <w:bookmarkStart w:id="48" w:name="_Toc241823252"/>
+      <w:bookmarkStart w:id="48" w:name="_Toc242925246"/>
       <w:r>
         <w:t>4.1 Introduction</w:t>
       </w:r>
@@ -11662,7 +11783,7 @@
         <w:keepLines/>
         <w:spacing w:before="280" w:after="140"/>
       </w:pPr>
-      <w:bookmarkStart w:id="49" w:name="_Toc241823253"/>
+      <w:bookmarkStart w:id="49" w:name="_Toc242925247"/>
       <w:r>
         <w:t>4.2 Data Collection Approach</w:t>
       </w:r>
@@ -11684,7 +11805,7 @@
         <w:keepLines/>
         <w:spacing w:before="280" w:after="140"/>
       </w:pPr>
-      <w:bookmarkStart w:id="50" w:name="_Toc241823254"/>
+      <w:bookmarkStart w:id="50" w:name="_Toc242925248"/>
       <w:r>
         <w:t>4.3 Data Collection Methods</w:t>
       </w:r>
@@ -11768,7 +11889,7 @@
         <w:keepLines/>
         <w:spacing w:before="280" w:after="140"/>
       </w:pPr>
-      <w:bookmarkStart w:id="51" w:name="_Toc241823255"/>
+      <w:bookmarkStart w:id="51" w:name="_Toc242925249"/>
       <w:r>
         <w:t>4.4 Primary Data Collection</w:t>
       </w:r>
@@ -11800,10 +11921,6 @@
           <w:insideH w:val="single" w:sz="4" w:space="0" w:color="auto"/>
           <w:insideV w:val="single" w:sz="4" w:space="0" w:color="auto"/>
         </w:tblBorders>
-        <w:tblCellMar>
-          <w:left w:w="10" w:type="dxa"/>
-          <w:right w:w="10" w:type="dxa"/>
-        </w:tblCellMar>
         <w:tblLook w:val="04A0" w:firstRow="1" w:lastRow="0" w:firstColumn="1" w:lastColumn="0" w:noHBand="0" w:noVBand="1"/>
       </w:tblPr>
       <w:tblGrid>
@@ -11811,12 +11928,6 @@
         <w:gridCol w:w="3760"/>
       </w:tblGrid>
       <w:tr>
-        <w:tblPrEx>
-          <w:tblCellMar>
-            <w:top w:w="0" w:type="dxa"/>
-            <w:bottom w:w="0" w:type="dxa"/>
-          </w:tblCellMar>
-        </w:tblPrEx>
         <w:trPr>
           <w:tblHeader/>
         </w:trPr>
@@ -11874,12 +11985,6 @@
         </w:tc>
       </w:tr>
       <w:tr>
-        <w:tblPrEx>
-          <w:tblCellMar>
-            <w:top w:w="0" w:type="dxa"/>
-            <w:bottom w:w="0" w:type="dxa"/>
-          </w:tblCellMar>
-        </w:tblPrEx>
         <w:tc>
           <w:tcPr>
             <w:tcW w:w="5600" w:type="dxa"/>
@@ -11928,12 +12033,6 @@
         </w:tc>
       </w:tr>
       <w:tr>
-        <w:tblPrEx>
-          <w:tblCellMar>
-            <w:top w:w="0" w:type="dxa"/>
-            <w:bottom w:w="0" w:type="dxa"/>
-          </w:tblCellMar>
-        </w:tblPrEx>
         <w:tc>
           <w:tcPr>
             <w:tcW w:w="5600" w:type="dxa"/>
@@ -11982,12 +12081,6 @@
         </w:tc>
       </w:tr>
       <w:tr>
-        <w:tblPrEx>
-          <w:tblCellMar>
-            <w:top w:w="0" w:type="dxa"/>
-            <w:bottom w:w="0" w:type="dxa"/>
-          </w:tblCellMar>
-        </w:tblPrEx>
         <w:tc>
           <w:tcPr>
             <w:tcW w:w="5600" w:type="dxa"/>
@@ -12036,12 +12129,6 @@
         </w:tc>
       </w:tr>
       <w:tr>
-        <w:tblPrEx>
-          <w:tblCellMar>
-            <w:top w:w="0" w:type="dxa"/>
-            <w:bottom w:w="0" w:type="dxa"/>
-          </w:tblCellMar>
-        </w:tblPrEx>
         <w:tc>
           <w:tcPr>
             <w:tcW w:w="5600" w:type="dxa"/>
@@ -12094,7 +12181,7 @@
       <w:pPr>
         <w:pStyle w:val="TableCaption"/>
       </w:pPr>
-      <w:bookmarkStart w:id="52" w:name="_Toc241823347"/>
+      <w:bookmarkStart w:id="52" w:name="_Toc242925343"/>
       <w:r>
         <w:t>Table 4.1 Primary Data Collection</w:t>
       </w:r>
@@ -12107,7 +12194,7 @@
         <w:keepLines/>
         <w:spacing w:before="280" w:after="140"/>
       </w:pPr>
-      <w:bookmarkStart w:id="53" w:name="_Toc241823256"/>
+      <w:bookmarkStart w:id="53" w:name="_Toc242925250"/>
       <w:r>
         <w:t>4.5 Data Analysis</w:t>
       </w:r>
@@ -12129,7 +12216,7 @@
         <w:keepLines/>
         <w:spacing w:before="220" w:after="120"/>
       </w:pPr>
-      <w:bookmarkStart w:id="54" w:name="_Toc241823257"/>
+      <w:bookmarkStart w:id="54" w:name="_Toc242925251"/>
       <w:r>
         <w:t>4.5.1 Interview Data Summary</w:t>
       </w:r>
@@ -12174,10 +12261,6 @@
           <w:insideH w:val="single" w:sz="4" w:space="0" w:color="auto"/>
           <w:insideV w:val="single" w:sz="4" w:space="0" w:color="auto"/>
         </w:tblBorders>
-        <w:tblCellMar>
-          <w:left w:w="10" w:type="dxa"/>
-          <w:right w:w="10" w:type="dxa"/>
-        </w:tblCellMar>
         <w:tblLook w:val="04A0" w:firstRow="1" w:lastRow="0" w:firstColumn="1" w:lastColumn="0" w:noHBand="0" w:noVBand="1"/>
       </w:tblPr>
       <w:tblGrid>
@@ -12185,12 +12268,6 @@
         <w:gridCol w:w="6560"/>
       </w:tblGrid>
       <w:tr>
-        <w:tblPrEx>
-          <w:tblCellMar>
-            <w:top w:w="0" w:type="dxa"/>
-            <w:bottom w:w="0" w:type="dxa"/>
-          </w:tblCellMar>
-        </w:tblPrEx>
         <w:trPr>
           <w:tblHeader/>
         </w:trPr>
@@ -12248,12 +12325,6 @@
         </w:tc>
       </w:tr>
       <w:tr>
-        <w:tblPrEx>
-          <w:tblCellMar>
-            <w:top w:w="0" w:type="dxa"/>
-            <w:bottom w:w="0" w:type="dxa"/>
-          </w:tblCellMar>
-        </w:tblPrEx>
         <w:tc>
           <w:tcPr>
             <w:tcW w:w="2800" w:type="dxa"/>
@@ -12302,12 +12373,6 @@
         </w:tc>
       </w:tr>
       <w:tr>
-        <w:tblPrEx>
-          <w:tblCellMar>
-            <w:top w:w="0" w:type="dxa"/>
-            <w:bottom w:w="0" w:type="dxa"/>
-          </w:tblCellMar>
-        </w:tblPrEx>
         <w:tc>
           <w:tcPr>
             <w:tcW w:w="2800" w:type="dxa"/>
@@ -12356,12 +12421,6 @@
         </w:tc>
       </w:tr>
       <w:tr>
-        <w:tblPrEx>
-          <w:tblCellMar>
-            <w:top w:w="0" w:type="dxa"/>
-            <w:bottom w:w="0" w:type="dxa"/>
-          </w:tblCellMar>
-        </w:tblPrEx>
         <w:tc>
           <w:tcPr>
             <w:tcW w:w="2800" w:type="dxa"/>
@@ -12410,12 +12469,6 @@
         </w:tc>
       </w:tr>
       <w:tr>
-        <w:tblPrEx>
-          <w:tblCellMar>
-            <w:top w:w="0" w:type="dxa"/>
-            <w:bottom w:w="0" w:type="dxa"/>
-          </w:tblCellMar>
-        </w:tblPrEx>
         <w:tc>
           <w:tcPr>
             <w:tcW w:w="2800" w:type="dxa"/>
@@ -12464,12 +12517,6 @@
         </w:tc>
       </w:tr>
       <w:tr>
-        <w:tblPrEx>
-          <w:tblCellMar>
-            <w:top w:w="0" w:type="dxa"/>
-            <w:bottom w:w="0" w:type="dxa"/>
-          </w:tblCellMar>
-        </w:tblPrEx>
         <w:tc>
           <w:tcPr>
             <w:tcW w:w="2800" w:type="dxa"/>
@@ -12518,12 +12565,6 @@
         </w:tc>
       </w:tr>
       <w:tr>
-        <w:tblPrEx>
-          <w:tblCellMar>
-            <w:top w:w="0" w:type="dxa"/>
-            <w:bottom w:w="0" w:type="dxa"/>
-          </w:tblCellMar>
-        </w:tblPrEx>
         <w:tc>
           <w:tcPr>
             <w:tcW w:w="2800" w:type="dxa"/>
@@ -12576,7 +12617,7 @@
       <w:pPr>
         <w:pStyle w:val="TableCaption"/>
       </w:pPr>
-      <w:bookmarkStart w:id="55" w:name="_Toc241823348"/>
+      <w:bookmarkStart w:id="55" w:name="_Toc242925344"/>
       <w:r>
         <w:t>Table 4.2 Madrasa Owner and Teacher Interview Summary</w:t>
       </w:r>
@@ -12613,10 +12654,6 @@
           <w:insideH w:val="single" w:sz="4" w:space="0" w:color="auto"/>
           <w:insideV w:val="single" w:sz="4" w:space="0" w:color="auto"/>
         </w:tblBorders>
-        <w:tblCellMar>
-          <w:left w:w="10" w:type="dxa"/>
-          <w:right w:w="10" w:type="dxa"/>
-        </w:tblCellMar>
         <w:tblLook w:val="04A0" w:firstRow="1" w:lastRow="0" w:firstColumn="1" w:lastColumn="0" w:noHBand="0" w:noVBand="1"/>
       </w:tblPr>
       <w:tblGrid>
@@ -12624,12 +12661,6 @@
         <w:gridCol w:w="6560"/>
       </w:tblGrid>
       <w:tr>
-        <w:tblPrEx>
-          <w:tblCellMar>
-            <w:top w:w="0" w:type="dxa"/>
-            <w:bottom w:w="0" w:type="dxa"/>
-          </w:tblCellMar>
-        </w:tblPrEx>
         <w:trPr>
           <w:tblHeader/>
         </w:trPr>
@@ -12687,12 +12718,6 @@
         </w:tc>
       </w:tr>
       <w:tr>
-        <w:tblPrEx>
-          <w:tblCellMar>
-            <w:top w:w="0" w:type="dxa"/>
-            <w:bottom w:w="0" w:type="dxa"/>
-          </w:tblCellMar>
-        </w:tblPrEx>
         <w:tc>
           <w:tcPr>
             <w:tcW w:w="2800" w:type="dxa"/>
@@ -12741,12 +12766,6 @@
         </w:tc>
       </w:tr>
       <w:tr>
-        <w:tblPrEx>
-          <w:tblCellMar>
-            <w:top w:w="0" w:type="dxa"/>
-            <w:bottom w:w="0" w:type="dxa"/>
-          </w:tblCellMar>
-        </w:tblPrEx>
         <w:tc>
           <w:tcPr>
             <w:tcW w:w="2800" w:type="dxa"/>
@@ -12795,12 +12814,6 @@
         </w:tc>
       </w:tr>
       <w:tr>
-        <w:tblPrEx>
-          <w:tblCellMar>
-            <w:top w:w="0" w:type="dxa"/>
-            <w:bottom w:w="0" w:type="dxa"/>
-          </w:tblCellMar>
-        </w:tblPrEx>
         <w:tc>
           <w:tcPr>
             <w:tcW w:w="2800" w:type="dxa"/>
@@ -12849,12 +12862,6 @@
         </w:tc>
       </w:tr>
       <w:tr>
-        <w:tblPrEx>
-          <w:tblCellMar>
-            <w:top w:w="0" w:type="dxa"/>
-            <w:bottom w:w="0" w:type="dxa"/>
-          </w:tblCellMar>
-        </w:tblPrEx>
         <w:tc>
           <w:tcPr>
             <w:tcW w:w="2800" w:type="dxa"/>
@@ -12903,12 +12910,6 @@
         </w:tc>
       </w:tr>
       <w:tr>
-        <w:tblPrEx>
-          <w:tblCellMar>
-            <w:top w:w="0" w:type="dxa"/>
-            <w:bottom w:w="0" w:type="dxa"/>
-          </w:tblCellMar>
-        </w:tblPrEx>
         <w:tc>
           <w:tcPr>
             <w:tcW w:w="2800" w:type="dxa"/>
@@ -12961,7 +12962,7 @@
       <w:pPr>
         <w:pStyle w:val="TableCaption"/>
       </w:pPr>
-      <w:bookmarkStart w:id="56" w:name="_Toc241823349"/>
+      <w:bookmarkStart w:id="56" w:name="_Toc242925345"/>
       <w:r>
         <w:t>Table 4.3 Parent Interview Summary</w:t>
       </w:r>
@@ -12997,10 +12998,6 @@
           <w:insideH w:val="single" w:sz="4" w:space="0" w:color="auto"/>
           <w:insideV w:val="single" w:sz="4" w:space="0" w:color="auto"/>
         </w:tblBorders>
-        <w:tblCellMar>
-          <w:left w:w="10" w:type="dxa"/>
-          <w:right w:w="10" w:type="dxa"/>
-        </w:tblCellMar>
         <w:tblLook w:val="04A0" w:firstRow="1" w:lastRow="0" w:firstColumn="1" w:lastColumn="0" w:noHBand="0" w:noVBand="1"/>
       </w:tblPr>
       <w:tblGrid>
@@ -13008,12 +13005,6 @@
         <w:gridCol w:w="6560"/>
       </w:tblGrid>
       <w:tr>
-        <w:tblPrEx>
-          <w:tblCellMar>
-            <w:top w:w="0" w:type="dxa"/>
-            <w:bottom w:w="0" w:type="dxa"/>
-          </w:tblCellMar>
-        </w:tblPrEx>
         <w:trPr>
           <w:tblHeader/>
         </w:trPr>
@@ -13071,12 +13062,6 @@
         </w:tc>
       </w:tr>
       <w:tr>
-        <w:tblPrEx>
-          <w:tblCellMar>
-            <w:top w:w="0" w:type="dxa"/>
-            <w:bottom w:w="0" w:type="dxa"/>
-          </w:tblCellMar>
-        </w:tblPrEx>
         <w:tc>
           <w:tcPr>
             <w:tcW w:w="2800" w:type="dxa"/>
@@ -13125,12 +13110,6 @@
         </w:tc>
       </w:tr>
       <w:tr>
-        <w:tblPrEx>
-          <w:tblCellMar>
-            <w:top w:w="0" w:type="dxa"/>
-            <w:bottom w:w="0" w:type="dxa"/>
-          </w:tblCellMar>
-        </w:tblPrEx>
         <w:tc>
           <w:tcPr>
             <w:tcW w:w="2800" w:type="dxa"/>
@@ -13179,12 +13158,6 @@
         </w:tc>
       </w:tr>
       <w:tr>
-        <w:tblPrEx>
-          <w:tblCellMar>
-            <w:top w:w="0" w:type="dxa"/>
-            <w:bottom w:w="0" w:type="dxa"/>
-          </w:tblCellMar>
-        </w:tblPrEx>
         <w:tc>
           <w:tcPr>
             <w:tcW w:w="2800" w:type="dxa"/>
@@ -13233,12 +13206,6 @@
         </w:tc>
       </w:tr>
       <w:tr>
-        <w:tblPrEx>
-          <w:tblCellMar>
-            <w:top w:w="0" w:type="dxa"/>
-            <w:bottom w:w="0" w:type="dxa"/>
-          </w:tblCellMar>
-        </w:tblPrEx>
         <w:tc>
           <w:tcPr>
             <w:tcW w:w="2800" w:type="dxa"/>
@@ -13291,7 +13258,7 @@
       <w:pPr>
         <w:pStyle w:val="TableCaption"/>
       </w:pPr>
-      <w:bookmarkStart w:id="57" w:name="_Toc241823350"/>
+      <w:bookmarkStart w:id="57" w:name="_Toc242925346"/>
       <w:r>
         <w:t>Table 4.4 Student Interview Summary</w:t>
       </w:r>
@@ -13304,7 +13271,7 @@
         <w:keepLines/>
         <w:spacing w:before="220" w:after="120"/>
       </w:pPr>
-      <w:bookmarkStart w:id="58" w:name="_Toc241823258"/>
+      <w:bookmarkStart w:id="58" w:name="_Toc242925252"/>
       <w:r>
         <w:t>4.5.2 Questionnaire Analysis</w:t>
       </w:r>
@@ -13363,22 +13330,12 @@
           <w:insideH w:val="single" w:sz="4" w:space="0" w:color="auto"/>
           <w:insideV w:val="single" w:sz="4" w:space="0" w:color="auto"/>
         </w:tblBorders>
-        <w:tblCellMar>
-          <w:left w:w="10" w:type="dxa"/>
-          <w:right w:w="10" w:type="dxa"/>
-        </w:tblCellMar>
         <w:tblLook w:val="04A0" w:firstRow="1" w:lastRow="0" w:firstColumn="1" w:lastColumn="0" w:noHBand="0" w:noVBand="1"/>
       </w:tblPr>
       <w:tblGrid>
         <w:gridCol w:w="7960"/>
       </w:tblGrid>
       <w:tr>
-        <w:tblPrEx>
-          <w:tblCellMar>
-            <w:top w:w="0" w:type="dxa"/>
-            <w:bottom w:w="0" w:type="dxa"/>
-          </w:tblCellMar>
-        </w:tblPrEx>
         <w:trPr>
           <w:cantSplit/>
           <w:trHeight w:val="3168"/>
@@ -13439,7 +13396,7 @@
         <w:keepNext/>
         <w:spacing w:before="100" w:after="60"/>
       </w:pPr>
-      <w:bookmarkStart w:id="59" w:name="_Toc241823326"/>
+      <w:bookmarkStart w:id="59" w:name="_Toc242925320"/>
       <w:r>
         <w:t>Figure 4.1 Recording Student Attendance</w:t>
       </w:r>
@@ -13535,22 +13492,12 @@
           <w:insideH w:val="single" w:sz="4" w:space="0" w:color="auto"/>
           <w:insideV w:val="single" w:sz="4" w:space="0" w:color="auto"/>
         </w:tblBorders>
-        <w:tblCellMar>
-          <w:left w:w="10" w:type="dxa"/>
-          <w:right w:w="10" w:type="dxa"/>
-        </w:tblCellMar>
         <w:tblLook w:val="04A0" w:firstRow="1" w:lastRow="0" w:firstColumn="1" w:lastColumn="0" w:noHBand="0" w:noVBand="1"/>
       </w:tblPr>
       <w:tblGrid>
         <w:gridCol w:w="7960"/>
       </w:tblGrid>
       <w:tr>
-        <w:tblPrEx>
-          <w:tblCellMar>
-            <w:top w:w="0" w:type="dxa"/>
-            <w:bottom w:w="0" w:type="dxa"/>
-          </w:tblCellMar>
-        </w:tblPrEx>
         <w:trPr>
           <w:cantSplit/>
           <w:trHeight w:val="3168"/>
@@ -13611,7 +13558,7 @@
         <w:keepNext/>
         <w:spacing w:before="100" w:after="60"/>
       </w:pPr>
-      <w:bookmarkStart w:id="60" w:name="_Toc241823327"/>
+      <w:bookmarkStart w:id="60" w:name="_Toc242925321"/>
       <w:r>
         <w:t>Figure 4.2 Memorisation Progress Tracking</w:t>
       </w:r>
@@ -13708,22 +13655,12 @@
           <w:insideH w:val="single" w:sz="4" w:space="0" w:color="auto"/>
           <w:insideV w:val="single" w:sz="4" w:space="0" w:color="auto"/>
         </w:tblBorders>
-        <w:tblCellMar>
-          <w:left w:w="10" w:type="dxa"/>
-          <w:right w:w="10" w:type="dxa"/>
-        </w:tblCellMar>
         <w:tblLook w:val="04A0" w:firstRow="1" w:lastRow="0" w:firstColumn="1" w:lastColumn="0" w:noHBand="0" w:noVBand="1"/>
       </w:tblPr>
       <w:tblGrid>
         <w:gridCol w:w="7960"/>
       </w:tblGrid>
       <w:tr>
-        <w:tblPrEx>
-          <w:tblCellMar>
-            <w:top w:w="0" w:type="dxa"/>
-            <w:bottom w:w="0" w:type="dxa"/>
-          </w:tblCellMar>
-        </w:tblPrEx>
         <w:trPr>
           <w:cantSplit/>
           <w:trHeight w:val="3168"/>
@@ -13784,7 +13721,7 @@
         <w:keepNext/>
         <w:spacing w:before="100" w:after="60"/>
       </w:pPr>
-      <w:bookmarkStart w:id="61" w:name="_Toc241823328"/>
+      <w:bookmarkStart w:id="61" w:name="_Toc242925322"/>
       <w:r>
         <w:t>Figure 4.3 Fee Collection Methods</w:t>
       </w:r>
@@ -13902,22 +13839,12 @@
           <w:insideH w:val="single" w:sz="4" w:space="0" w:color="auto"/>
           <w:insideV w:val="single" w:sz="4" w:space="0" w:color="auto"/>
         </w:tblBorders>
-        <w:tblCellMar>
-          <w:left w:w="10" w:type="dxa"/>
-          <w:right w:w="10" w:type="dxa"/>
-        </w:tblCellMar>
         <w:tblLook w:val="04A0" w:firstRow="1" w:lastRow="0" w:firstColumn="1" w:lastColumn="0" w:noHBand="0" w:noVBand="1"/>
       </w:tblPr>
       <w:tblGrid>
         <w:gridCol w:w="7960"/>
       </w:tblGrid>
       <w:tr>
-        <w:tblPrEx>
-          <w:tblCellMar>
-            <w:top w:w="0" w:type="dxa"/>
-            <w:bottom w:w="0" w:type="dxa"/>
-          </w:tblCellMar>
-        </w:tblPrEx>
         <w:trPr>
           <w:cantSplit/>
           <w:trHeight w:val="3168"/>
@@ -13978,7 +13905,7 @@
         <w:keepNext/>
         <w:spacing w:before="100" w:after="60"/>
       </w:pPr>
-      <w:bookmarkStart w:id="62" w:name="_Toc241823329"/>
+      <w:bookmarkStart w:id="62" w:name="_Toc242925323"/>
       <w:r>
         <w:t>Figure 4.4 Parent Access to Child Progress</w:t>
       </w:r>
@@ -14074,22 +14001,12 @@
           <w:insideH w:val="single" w:sz="4" w:space="0" w:color="auto"/>
           <w:insideV w:val="single" w:sz="4" w:space="0" w:color="auto"/>
         </w:tblBorders>
-        <w:tblCellMar>
-          <w:left w:w="10" w:type="dxa"/>
-          <w:right w:w="10" w:type="dxa"/>
-        </w:tblCellMar>
         <w:tblLook w:val="04A0" w:firstRow="1" w:lastRow="0" w:firstColumn="1" w:lastColumn="0" w:noHBand="0" w:noVBand="1"/>
       </w:tblPr>
       <w:tblGrid>
         <w:gridCol w:w="7960"/>
       </w:tblGrid>
       <w:tr>
-        <w:tblPrEx>
-          <w:tblCellMar>
-            <w:top w:w="0" w:type="dxa"/>
-            <w:bottom w:w="0" w:type="dxa"/>
-          </w:tblCellMar>
-        </w:tblPrEx>
         <w:trPr>
           <w:cantSplit/>
           <w:trHeight w:val="3168"/>
@@ -14150,7 +14067,7 @@
         <w:keepNext/>
         <w:spacing w:before="100" w:after="60"/>
       </w:pPr>
-      <w:bookmarkStart w:id="63" w:name="_Toc241823330"/>
+      <w:bookmarkStart w:id="63" w:name="_Toc242925324"/>
       <w:r>
         <w:t>Figure 4.5 Willingness to Pay Fees via M-Pesa</w:t>
       </w:r>
@@ -14269,22 +14186,12 @@
           <w:insideH w:val="single" w:sz="4" w:space="0" w:color="auto"/>
           <w:insideV w:val="single" w:sz="4" w:space="0" w:color="auto"/>
         </w:tblBorders>
-        <w:tblCellMar>
-          <w:left w:w="10" w:type="dxa"/>
-          <w:right w:w="10" w:type="dxa"/>
-        </w:tblCellMar>
         <w:tblLook w:val="04A0" w:firstRow="1" w:lastRow="0" w:firstColumn="1" w:lastColumn="0" w:noHBand="0" w:noVBand="1"/>
       </w:tblPr>
       <w:tblGrid>
         <w:gridCol w:w="7960"/>
       </w:tblGrid>
       <w:tr>
-        <w:tblPrEx>
-          <w:tblCellMar>
-            <w:top w:w="0" w:type="dxa"/>
-            <w:bottom w:w="0" w:type="dxa"/>
-          </w:tblCellMar>
-        </w:tblPrEx>
         <w:trPr>
           <w:cantSplit/>
           <w:trHeight w:val="3168"/>
@@ -14345,7 +14252,7 @@
         <w:keepNext/>
         <w:spacing w:before="100" w:after="60"/>
       </w:pPr>
-      <w:bookmarkStart w:id="64" w:name="_Toc241823331"/>
+      <w:bookmarkStart w:id="64" w:name="_Toc242925325"/>
       <w:r>
         <w:t>Figure 4.6 Recitation Assessment Methods</w:t>
       </w:r>
@@ -14441,22 +14348,12 @@
           <w:insideH w:val="single" w:sz="4" w:space="0" w:color="auto"/>
           <w:insideV w:val="single" w:sz="4" w:space="0" w:color="auto"/>
         </w:tblBorders>
-        <w:tblCellMar>
-          <w:left w:w="10" w:type="dxa"/>
-          <w:right w:w="10" w:type="dxa"/>
-        </w:tblCellMar>
         <w:tblLook w:val="04A0" w:firstRow="1" w:lastRow="0" w:firstColumn="1" w:lastColumn="0" w:noHBand="0" w:noVBand="1"/>
       </w:tblPr>
       <w:tblGrid>
         <w:gridCol w:w="7960"/>
       </w:tblGrid>
       <w:tr>
-        <w:tblPrEx>
-          <w:tblCellMar>
-            <w:top w:w="0" w:type="dxa"/>
-            <w:bottom w:w="0" w:type="dxa"/>
-          </w:tblCellMar>
-        </w:tblPrEx>
         <w:trPr>
           <w:cantSplit/>
           <w:trHeight w:val="3168"/>
@@ -14517,7 +14414,7 @@
         <w:keepNext/>
         <w:spacing w:before="100" w:after="60"/>
       </w:pPr>
-      <w:bookmarkStart w:id="65" w:name="_Toc241823332"/>
+      <w:bookmarkStart w:id="65" w:name="_Toc242925326"/>
       <w:r>
         <w:t>Figure 4.7 Digital Recitation Practice</w:t>
       </w:r>
@@ -14589,7 +14486,7 @@
         <w:keepLines/>
         <w:spacing w:before="280" w:after="140"/>
       </w:pPr>
-      <w:bookmarkStart w:id="66" w:name="_Toc241823259"/>
+      <w:bookmarkStart w:id="66" w:name="_Toc242925253"/>
       <w:r>
         <w:t>4.6 Secondary Data Collection</w:t>
       </w:r>
@@ -14614,7 +14511,7 @@
         <w:keepLines/>
         <w:spacing w:before="280" w:after="140"/>
       </w:pPr>
-      <w:bookmarkStart w:id="67" w:name="_Toc241823260"/>
+      <w:bookmarkStart w:id="67" w:name="_Toc242925254"/>
       <w:r>
         <w:t>4.7 Requirements and Stakeholders Identification</w:t>
       </w:r>
@@ -14712,7 +14609,7 @@
         <w:keepLines/>
         <w:spacing w:before="280" w:after="140"/>
       </w:pPr>
-      <w:bookmarkStart w:id="68" w:name="_Toc241823261"/>
+      <w:bookmarkStart w:id="68" w:name="_Toc242925255"/>
       <w:r>
         <w:t>4.8 Challenges in Requirements Gathering and Analysis</w:t>
       </w:r>
@@ -14815,7 +14712,7 @@
         <w:keepLines/>
         <w:spacing w:before="280" w:after="140"/>
       </w:pPr>
-      <w:bookmarkStart w:id="69" w:name="_Toc241823262"/>
+      <w:bookmarkStart w:id="69" w:name="_Toc242925256"/>
       <w:r>
         <w:t>4.9 Summary</w:t>
       </w:r>
@@ -14852,7 +14749,7 @@
         <w:pStyle w:val="Heading1"/>
         <w:spacing w:before="120" w:after="200"/>
       </w:pPr>
-      <w:bookmarkStart w:id="70" w:name="_Toc241823263"/>
+      <w:bookmarkStart w:id="70" w:name="_Toc242925257"/>
       <w:r>
         <w:t>5. SYSTEM DESIGN</w:t>
       </w:r>
@@ -14865,7 +14762,7 @@
         <w:keepLines/>
         <w:spacing w:before="280" w:after="140"/>
       </w:pPr>
-      <w:bookmarkStart w:id="71" w:name="_Toc241823264"/>
+      <w:bookmarkStart w:id="71" w:name="_Toc242925258"/>
       <w:r>
         <w:t>5.1 Introduction</w:t>
       </w:r>
@@ -14887,7 +14784,7 @@
         <w:keepLines/>
         <w:spacing w:before="280" w:after="140"/>
       </w:pPr>
-      <w:bookmarkStart w:id="72" w:name="_Toc241823265"/>
+      <w:bookmarkStart w:id="72" w:name="_Toc242925259"/>
       <w:r>
         <w:t>5.2 Structural Diagram</w:t>
       </w:r>
@@ -14909,7 +14806,7 @@
         <w:keepLines/>
         <w:spacing w:before="220" w:after="120"/>
       </w:pPr>
-      <w:bookmarkStart w:id="73" w:name="_Toc241823266"/>
+      <w:bookmarkStart w:id="73" w:name="_Toc242925260"/>
       <w:r>
         <w:t>5.2.1 Class Diagram</w:t>
       </w:r>
@@ -14936,10 +14833,10 @@
         </w:rPr>
         <w:lastRenderedPageBreak/>
         <w:drawing>
-          <wp:inline distT="0" distB="0" distL="0" distR="0" wp14:anchorId="1BB167DA" wp14:editId="1BB167DB">
+          <wp:inline distT="0" distB="0" distL="0" distR="0" wp14:anchorId="189A34B8" wp14:editId="189A34B9">
             <wp:extent cx="5124450" cy="6486525"/>
             <wp:effectExtent l="0" t="0" r="0" b="0"/>
-            <wp:docPr id="1955824150" name="Picture 1955824150"/>
+            <wp:docPr id="2" name="Picture 2"/>
             <wp:cNvGraphicFramePr>
               <a:graphicFrameLocks xmlns:a="http://schemas.openxmlformats.org/drawingml/2006/main" noChangeAspect="1"/>
             </wp:cNvGraphicFramePr>
@@ -14979,7 +14876,7 @@
       <w:pPr>
         <w:pStyle w:val="FigureCaption"/>
       </w:pPr>
-      <w:bookmarkStart w:id="74" w:name="_Toc241823333"/>
+      <w:bookmarkStart w:id="74" w:name="_Toc242925327"/>
       <w:r>
         <w:t>Figure 5.1 Class Diagram</w:t>
       </w:r>
@@ -14992,7 +14889,7 @@
         <w:keepLines/>
         <w:spacing w:before="220" w:after="120"/>
       </w:pPr>
-      <w:bookmarkStart w:id="75" w:name="_Toc241823267"/>
+      <w:bookmarkStart w:id="75" w:name="_Toc242925261"/>
       <w:r>
         <w:t>5.2.2 Entity Relationship Diagram (ERD)</w:t>
       </w:r>
@@ -15022,10 +14919,10 @@
           <w:noProof/>
         </w:rPr>
         <w:drawing>
-          <wp:inline distT="0" distB="0" distL="0" distR="0" wp14:anchorId="1BB167DC" wp14:editId="1BB167DD">
+          <wp:inline distT="0" distB="0" distL="0" distR="0" wp14:anchorId="189A34BA" wp14:editId="189A34BB">
             <wp:extent cx="5486400" cy="7124700"/>
             <wp:effectExtent l="0" t="0" r="0" b="0"/>
-            <wp:docPr id="1420039775" name="Picture 1420039775"/>
+            <wp:docPr id="3" name="Picture 3"/>
             <wp:cNvGraphicFramePr>
               <a:graphicFrameLocks xmlns:a="http://schemas.openxmlformats.org/drawingml/2006/main" noChangeAspect="1"/>
             </wp:cNvGraphicFramePr>
@@ -15065,7 +14962,7 @@
       <w:pPr>
         <w:pStyle w:val="FigureCaption"/>
       </w:pPr>
-      <w:bookmarkStart w:id="76" w:name="_Toc241823334"/>
+      <w:bookmarkStart w:id="76" w:name="_Toc242925328"/>
       <w:r>
         <w:t>Figure 5.2 ERD Diagram</w:t>
       </w:r>
@@ -15078,7 +14975,7 @@
         <w:keepLines/>
         <w:spacing w:before="280" w:after="140"/>
       </w:pPr>
-      <w:bookmarkStart w:id="77" w:name="_Toc241823268"/>
+      <w:bookmarkStart w:id="77" w:name="_Toc242925262"/>
       <w:r>
         <w:lastRenderedPageBreak/>
         <w:t>5.3 Behavioral Diagrams</w:t>
@@ -15101,7 +14998,7 @@
         <w:keepLines/>
         <w:spacing w:before="220" w:after="120"/>
       </w:pPr>
-      <w:bookmarkStart w:id="78" w:name="_Toc241823269"/>
+      <w:bookmarkStart w:id="78" w:name="_Toc242925263"/>
       <w:r>
         <w:t>5.3.1 Use Case Diagram</w:t>
       </w:r>
@@ -15131,10 +15028,10 @@
         </w:rPr>
         <w:lastRenderedPageBreak/>
         <w:drawing>
-          <wp:inline distT="0" distB="0" distL="0" distR="0" wp14:anchorId="1BB167DE" wp14:editId="1BB167DF">
+          <wp:inline distT="0" distB="0" distL="0" distR="0" wp14:anchorId="189A34BC" wp14:editId="189A34BD">
             <wp:extent cx="5305425" cy="5915025"/>
             <wp:effectExtent l="0" t="0" r="0" b="0"/>
-            <wp:docPr id="530931109" name="Picture 530931109"/>
+            <wp:docPr id="4" name="Picture 4"/>
             <wp:cNvGraphicFramePr>
               <a:graphicFrameLocks xmlns:a="http://schemas.openxmlformats.org/drawingml/2006/main" noChangeAspect="1"/>
             </wp:cNvGraphicFramePr>
@@ -15174,7 +15071,7 @@
       <w:pPr>
         <w:pStyle w:val="FigureCaption"/>
       </w:pPr>
-      <w:bookmarkStart w:id="79" w:name="_Toc241823335"/>
+      <w:bookmarkStart w:id="79" w:name="_Toc242925329"/>
       <w:r>
         <w:t>Figure 5.3 Use Case Diagram</w:t>
       </w:r>
@@ -15187,7 +15084,7 @@
         <w:keepLines/>
         <w:spacing w:before="220" w:after="120"/>
       </w:pPr>
-      <w:bookmarkStart w:id="80" w:name="_Toc241823270"/>
+      <w:bookmarkStart w:id="80" w:name="_Toc242925264"/>
       <w:r>
         <w:t>5.3.2 Sequence Diagram</w:t>
       </w:r>
@@ -15214,10 +15111,10 @@
         </w:rPr>
         <w:lastRenderedPageBreak/>
         <w:drawing>
-          <wp:inline distT="0" distB="0" distL="0" distR="0" wp14:anchorId="1BB167E0" wp14:editId="1BB167E1">
+          <wp:inline distT="0" distB="0" distL="0" distR="0" wp14:anchorId="189A34BE" wp14:editId="189A34BF">
             <wp:extent cx="5762625" cy="4572000"/>
             <wp:effectExtent l="0" t="0" r="0" b="0"/>
-            <wp:docPr id="200036009" name="Picture 200036009"/>
+            <wp:docPr id="5" name="Picture 5"/>
             <wp:cNvGraphicFramePr>
               <a:graphicFrameLocks xmlns:a="http://schemas.openxmlformats.org/drawingml/2006/main" noChangeAspect="1"/>
             </wp:cNvGraphicFramePr>
@@ -15257,7 +15154,7 @@
       <w:pPr>
         <w:pStyle w:val="FigureCaption"/>
       </w:pPr>
-      <w:bookmarkStart w:id="81" w:name="_Toc241823336"/>
+      <w:bookmarkStart w:id="81" w:name="_Toc242925330"/>
       <w:r>
         <w:t>Figure 5.4 Sequence Diagram</w:t>
       </w:r>
@@ -15270,7 +15167,7 @@
         <w:keepLines/>
         <w:spacing w:before="220" w:after="120"/>
       </w:pPr>
-      <w:bookmarkStart w:id="82" w:name="_Toc241823271"/>
+      <w:bookmarkStart w:id="82" w:name="_Toc242925265"/>
       <w:r>
         <w:t>5.3.3 Activity Diagram</w:t>
       </w:r>
@@ -15297,10 +15194,10 @@
         </w:rPr>
         <w:lastRenderedPageBreak/>
         <w:drawing>
-          <wp:inline distT="0" distB="0" distL="0" distR="0" wp14:anchorId="1BB167E2" wp14:editId="1BB167E3">
+          <wp:inline distT="0" distB="0" distL="0" distR="0" wp14:anchorId="189A34C0" wp14:editId="189A34C1">
             <wp:extent cx="4210050" cy="5038725"/>
             <wp:effectExtent l="0" t="0" r="0" b="0"/>
-            <wp:docPr id="1555552875" name="Picture 1555552875"/>
+            <wp:docPr id="6" name="Picture 6"/>
             <wp:cNvGraphicFramePr>
               <a:graphicFrameLocks xmlns:a="http://schemas.openxmlformats.org/drawingml/2006/main" noChangeAspect="1"/>
             </wp:cNvGraphicFramePr>
@@ -15340,7 +15237,7 @@
       <w:pPr>
         <w:pStyle w:val="FigureCaption"/>
       </w:pPr>
-      <w:bookmarkStart w:id="83" w:name="_Toc241823337"/>
+      <w:bookmarkStart w:id="83" w:name="_Toc242925331"/>
       <w:r>
         <w:t>Figure 5.5 Activity Diagram</w:t>
       </w:r>
@@ -15353,7 +15250,7 @@
         <w:keepLines/>
         <w:spacing w:before="280" w:after="140"/>
       </w:pPr>
-      <w:bookmarkStart w:id="84" w:name="_Toc241823272"/>
+      <w:bookmarkStart w:id="84" w:name="_Toc242925266"/>
       <w:r>
         <w:t>5.4 Database Schema</w:t>
       </w:r>
@@ -15365,7 +15262,7 @@
         <w:jc w:val="both"/>
       </w:pPr>
       <w:r>
-        <w:t>The database schema defines how data is organised and stored. Digital Madrasa uses a PostgreSQL database of 40 tables grouped into functional areas: tenancy and identity, access control, learning, attendance, recitation, finance, subscription, communication and operations, as shown in Figure 5.6. Every table that belongs to a madrasa carries its madrasa identifier, and Row Level Security is enabled on all 40 tables so that users can read and change only the records their role allows.</w:t>
+        <w:t>The database schema defines how data is organised and stored. Digital Madrasa uses a PostgreSQL database of 42 tables grouped into functional areas: tenancy and identity, access control, learning, attendance, recitation, finance, subscription, communication and operations, as shown in Figure 5.6. Every table that belongs to a madrasa carries its madrasa identifier, and Row Level Security is enabled on all 42 tables so that users can read and change only the records their role allows.</w:t>
       </w:r>
     </w:p>
     <w:p>
@@ -15380,10 +15277,10 @@
         </w:rPr>
         <w:lastRenderedPageBreak/>
         <w:drawing>
-          <wp:inline distT="0" distB="0" distL="0" distR="0" wp14:anchorId="1BB167E4" wp14:editId="1BB167E5">
+          <wp:inline distT="0" distB="0" distL="0" distR="0" wp14:anchorId="189A34C2" wp14:editId="189A34C3">
             <wp:extent cx="5667375" cy="4914900"/>
             <wp:effectExtent l="0" t="0" r="0" b="0"/>
-            <wp:docPr id="1778071720" name="Picture 1778071720"/>
+            <wp:docPr id="7" name="Picture 7"/>
             <wp:cNvGraphicFramePr>
               <a:graphicFrameLocks xmlns:a="http://schemas.openxmlformats.org/drawingml/2006/main" noChangeAspect="1"/>
             </wp:cNvGraphicFramePr>
@@ -15423,7 +15320,7 @@
       <w:pPr>
         <w:pStyle w:val="FigureCaption"/>
       </w:pPr>
-      <w:bookmarkStart w:id="85" w:name="_Toc241823338"/>
+      <w:bookmarkStart w:id="85" w:name="_Toc242925332"/>
       <w:r>
         <w:t>Figure 5.6 Database Schema</w:t>
       </w:r>
@@ -15436,7 +15333,7 @@
         <w:keepLines/>
         <w:spacing w:before="280" w:after="140"/>
       </w:pPr>
-      <w:bookmarkStart w:id="86" w:name="_Toc241823273"/>
+      <w:bookmarkStart w:id="86" w:name="_Toc242925267"/>
       <w:r>
         <w:t>5.5 Wireframes</w:t>
       </w:r>
@@ -15463,10 +15360,10 @@
         </w:rPr>
         <w:lastRenderedPageBreak/>
         <w:drawing>
-          <wp:inline distT="0" distB="0" distL="0" distR="0" wp14:anchorId="1BB167E6" wp14:editId="1BB167E7">
+          <wp:inline distT="0" distB="0" distL="0" distR="0" wp14:anchorId="189A34C4" wp14:editId="189A34C5">
             <wp:extent cx="5762625" cy="3381375"/>
             <wp:effectExtent l="0" t="0" r="0" b="0"/>
-            <wp:docPr id="1063601804" name="Picture 1063601804"/>
+            <wp:docPr id="8" name="Picture 8"/>
             <wp:cNvGraphicFramePr>
               <a:graphicFrameLocks xmlns:a="http://schemas.openxmlformats.org/drawingml/2006/main" noChangeAspect="1"/>
             </wp:cNvGraphicFramePr>
@@ -15506,7 +15403,7 @@
       <w:pPr>
         <w:pStyle w:val="FigureCaption"/>
       </w:pPr>
-      <w:bookmarkStart w:id="87" w:name="_Toc241823339"/>
+      <w:bookmarkStart w:id="87" w:name="_Toc242925333"/>
       <w:r>
         <w:t>Figure 5.7 Wireframes</w:t>
       </w:r>
@@ -15519,7 +15416,7 @@
         <w:keepLines/>
         <w:spacing w:before="280" w:after="140"/>
       </w:pPr>
-      <w:bookmarkStart w:id="88" w:name="_Toc241823274"/>
+      <w:bookmarkStart w:id="88" w:name="_Toc242925268"/>
       <w:r>
         <w:t>5.6 Summary</w:t>
       </w:r>
@@ -15531,7 +15428,7 @@
         <w:jc w:val="both"/>
       </w:pPr>
       <w:r>
-        <w:t>This chapter presented the design of Digital Madrasa. The class diagram and ERD define the main entities and their relationships, the use case diagram shows what each user can do, the sequence and activity diagrams describe recitation review and QR attendance, the database schema organises the 40 tables, and the wireframes give a visual overview of the interface. Together these form the blueprint for the development described in Chapter Six.</w:t>
+        <w:t>This chapter presented the design of Digital Madrasa. The class diagram and ERD define the main entities and their relationships, the use case diagram shows what each user can do, the sequence and activity diagrams describe recitation review and QR attendance, the database schema organises the 42 tables, and the wireframes give a visual overview of the interface. Together these form the blueprint for the development described in Chapter Six.</w:t>
       </w:r>
     </w:p>
     <w:p>
@@ -15556,7 +15453,7 @@
         <w:pStyle w:val="Heading1"/>
         <w:spacing w:before="120" w:after="200"/>
       </w:pPr>
-      <w:bookmarkStart w:id="89" w:name="_Toc241823275"/>
+      <w:bookmarkStart w:id="89" w:name="_Toc242925269"/>
       <w:r>
         <w:t>6. SYSTEM DEVELOPMENT</w:t>
       </w:r>
@@ -15569,7 +15466,7 @@
         <w:keepLines/>
         <w:spacing w:before="280" w:after="140"/>
       </w:pPr>
-      <w:bookmarkStart w:id="90" w:name="_Toc241823276"/>
+      <w:bookmarkStart w:id="90" w:name="_Toc242925270"/>
       <w:r>
         <w:t>6.1 Introduction</w:t>
       </w:r>
@@ -15581,7 +15478,7 @@
         <w:jc w:val="both"/>
       </w:pPr>
       <w:r>
-        <w:t>This chapter presents the development of Digital Madrasa. It outlines the tools, technologies and techniques used, describes the interfaces through which each user interacts with the system, and discusses the challenges encountered during development and how they were addressed. The aim is to show how the designs of Chapter Five were turned into a working mobile application.</w:t>
+        <w:t>This chapter presents the development of the Digital Madrasa Mobile Application, implemented under the brand ILMORA. It outlines the tools, technologies and techniques used, describes the interfaces through which each user interacts with the system, and discusses the challenges encountered during development and how they were addressed. The aim is to show how the designs of Chapter Five were turned into a working mobile application.</w:t>
       </w:r>
     </w:p>
     <w:p>
@@ -15591,7 +15488,7 @@
         <w:keepLines/>
         <w:spacing w:before="280" w:after="140"/>
       </w:pPr>
-      <w:bookmarkStart w:id="91" w:name="_Toc241823277"/>
+      <w:bookmarkStart w:id="91" w:name="_Toc242925271"/>
       <w:r>
         <w:t>6.2 System Development Tools and Techniques</w:t>
       </w:r>
@@ -15613,7 +15510,7 @@
         <w:keepLines/>
         <w:spacing w:before="220" w:after="120"/>
       </w:pPr>
-      <w:bookmarkStart w:id="92" w:name="_Toc241823278"/>
+      <w:bookmarkStart w:id="92" w:name="_Toc242925272"/>
       <w:r>
         <w:t>6.2.1 Integrated Development Environment (IDE)</w:t>
       </w:r>
@@ -15646,22 +15543,12 @@
           <w:insideH w:val="single" w:sz="4" w:space="0" w:color="auto"/>
           <w:insideV w:val="single" w:sz="4" w:space="0" w:color="auto"/>
         </w:tblBorders>
-        <w:tblCellMar>
-          <w:left w:w="10" w:type="dxa"/>
-          <w:right w:w="10" w:type="dxa"/>
-        </w:tblCellMar>
         <w:tblLook w:val="04A0" w:firstRow="1" w:lastRow="0" w:firstColumn="1" w:lastColumn="0" w:noHBand="0" w:noVBand="1"/>
       </w:tblPr>
       <w:tblGrid>
         <w:gridCol w:w="7960"/>
       </w:tblGrid>
       <w:tr>
-        <w:tblPrEx>
-          <w:tblCellMar>
-            <w:top w:w="0" w:type="dxa"/>
-            <w:bottom w:w="0" w:type="dxa"/>
-          </w:tblCellMar>
-        </w:tblPrEx>
         <w:trPr>
           <w:cantSplit/>
           <w:trHeight w:val="3744"/>
@@ -15722,7 +15609,7 @@
         <w:keepNext/>
         <w:spacing w:before="100" w:after="60"/>
       </w:pPr>
-      <w:bookmarkStart w:id="93" w:name="_Toc241823340"/>
+      <w:bookmarkStart w:id="93" w:name="_Toc242925334"/>
       <w:r>
         <w:t>Figure 6.1 Visual Studio Code</w:t>
       </w:r>
@@ -15750,7 +15637,7 @@
         <w:keepLines/>
         <w:spacing w:before="220" w:after="120"/>
       </w:pPr>
-      <w:bookmarkStart w:id="94" w:name="_Toc241823279"/>
+      <w:bookmarkStart w:id="94" w:name="_Toc242925273"/>
       <w:r>
         <w:t>6.2.2 Front-end Development</w:t>
       </w:r>
@@ -15765,7 +15652,7 @@
         <w:t>The front end was developed with React Native and the Expo toolchain (SDK 54) in TypeScript, which lets one codebase run on Android devices and in a web browser. Expo Router organises the screens into separate groups for the owner, teacher, parent and student, so each user sees a dashboard tailored to their role. TanStack Query keeps data from the server up to date, and i18next provides the interface in English, Kiswahili, Somali and Arabic. The front end includes sign-up and sign-in screens, dashboards, st</w:t>
       </w:r>
       <w:r>
-        <w:t>udent admission and class management, attendance with a QR scanner, recitation recording, fee and payment screens, and announcements, messages and notifications.</w:t>
+        <w:t>udent admission and class management, attendance with a QR scanner that also works offline, recitation recording and practice, the live reading room, the video library, fee and payment screens with receipts, and announcements, messages and notifications.</w:t>
       </w:r>
     </w:p>
     <w:p>
@@ -15775,7 +15662,7 @@
         <w:keepLines/>
         <w:spacing w:before="220" w:after="120"/>
       </w:pPr>
-      <w:bookmarkStart w:id="95" w:name="_Toc241823280"/>
+      <w:bookmarkStart w:id="95" w:name="_Toc242925274"/>
       <w:r>
         <w:t>6.2.3 Database Management Tools</w:t>
       </w:r>
@@ -15787,14 +15674,17 @@
         <w:jc w:val="both"/>
       </w:pPr>
       <w:r>
-        <w:t>Supabase was used to manage the data collected by the app. It provides a PostgreSQL database, user authentication, private file storage for recitation audio, and Edge Functions that run privileged operations, such as issuing invoices, starting M-Pesa payments and delivering notifications, on the server. The database schema was created through 29 version-controlled migrations, and Row Level Security policies on every table keep each madrasa’s records private. Two outside services are called only from these s</w:t>
-      </w:r>
-      <w:r>
-        <w:t xml:space="preserve">erver functions: Google Gemini, which listens to a recitation (when a </w:t>
+        <w:t>Supabase was used to manage the data collected by the app. It provides a PostgreSQL database, user authentication, private file storage for recitation audio, and Edge Functions that run privileged operations, such as issuing invoices, starting M-Pesa payments and delivering notifications, on the server. The database schema was created through 41 version-controlled migrations, and Row Level Security policies on every table keep each madrasa’s records private. Supabase Realtime carries the live reading room o</w:t>
+      </w:r>
+      <w:r>
+        <w:t xml:space="preserve">n private channels that only the class may join. Outside services are called only from the server functions: Google Gemini, which listens to a recitation (when a parent has </w:t>
       </w:r>
       <w:r>
         <w:lastRenderedPageBreak/>
-        <w:t>parent has given consent) and answers the AI assistant’s questions, and Paystack, whose hosted page takes card payments so that card numbers never pass through the app.</w:t>
+        <w:t>given consent), answers the AI assistant’s questions and speaks progress reports; Safaricom Daraja, which sends the M-Pesa payment prompt to the parent’s phone; and Paystack, whose hosted page takes card payments so that card numbers never pass through the app. Quran videos are played through YouTube’s embedded player from links the teac</w:t>
+      </w:r>
+      <w:r>
+        <w:t>her chooses, so no YouTube API key is needed.</w:t>
       </w:r>
     </w:p>
     <w:p>
@@ -15815,22 +15705,12 @@
           <w:insideH w:val="single" w:sz="4" w:space="0" w:color="auto"/>
           <w:insideV w:val="single" w:sz="4" w:space="0" w:color="auto"/>
         </w:tblBorders>
-        <w:tblCellMar>
-          <w:left w:w="10" w:type="dxa"/>
-          <w:right w:w="10" w:type="dxa"/>
-        </w:tblCellMar>
         <w:tblLook w:val="04A0" w:firstRow="1" w:lastRow="0" w:firstColumn="1" w:lastColumn="0" w:noHBand="0" w:noVBand="1"/>
       </w:tblPr>
       <w:tblGrid>
         <w:gridCol w:w="7960"/>
       </w:tblGrid>
       <w:tr>
-        <w:tblPrEx>
-          <w:tblCellMar>
-            <w:top w:w="0" w:type="dxa"/>
-            <w:bottom w:w="0" w:type="dxa"/>
-          </w:tblCellMar>
-        </w:tblPrEx>
         <w:trPr>
           <w:cantSplit/>
           <w:trHeight w:val="3744"/>
@@ -15891,7 +15771,7 @@
         <w:keepNext/>
         <w:spacing w:before="100" w:after="60"/>
       </w:pPr>
-      <w:bookmarkStart w:id="96" w:name="_Toc241823341"/>
+      <w:bookmarkStart w:id="96" w:name="_Toc242925335"/>
       <w:r>
         <w:t>Figure 6.2 Supabase Setup</w:t>
       </w:r>
@@ -15919,7 +15799,7 @@
         <w:keepLines/>
         <w:spacing w:before="280" w:after="140"/>
       </w:pPr>
-      <w:bookmarkStart w:id="97" w:name="_Toc241823281"/>
+      <w:bookmarkStart w:id="97" w:name="_Toc242925275"/>
       <w:r>
         <w:t>6.3 System Interfaces</w:t>
       </w:r>
@@ -15931,7 +15811,7 @@
         <w:jc w:val="both"/>
       </w:pPr>
       <w:r>
-        <w:t>Digital Madrasa provides interfaces tailored to each user role. All screens follow the same layout, with a bottom navigation bar, clear headings and summary cards, so that users with different levels of experience can move through the application easily. The following screenshots, captured on an Android phone screen, show the interfaces that users interact with.</w:t>
+        <w:t>ILMORA, the branded implementation of the Digital Madrasa Mobile Application, provides interfaces tailored to each user role. All screens follow the same layout, with a bottom navigation bar, clear headings and summary cards, so that users with different levels of experience can move through the application easily. The following screenshots, captured on an Android phone screen, show the interfaces that users interact with.</w:t>
       </w:r>
     </w:p>
     <w:p>
@@ -15968,10 +15848,10 @@
         </w:rPr>
         <w:lastRenderedPageBreak/>
         <w:drawing>
-          <wp:inline distT="0" distB="0" distL="0" distR="0" wp14:anchorId="1BB167E8" wp14:editId="1BB167E9">
-            <wp:extent cx="2381250" cy="5143500"/>
+          <wp:inline distT="0" distB="0" distL="0" distR="0" wp14:anchorId="189A34C6" wp14:editId="189A34C7">
+            <wp:extent cx="2381250" cy="5286375"/>
             <wp:effectExtent l="0" t="0" r="0" b="0"/>
-            <wp:docPr id="744038698" name="Picture 744038698"/>
+            <wp:docPr id="9" name="Picture 9"/>
             <wp:cNvGraphicFramePr>
               <a:graphicFrameLocks xmlns:a="http://schemas.openxmlformats.org/drawingml/2006/main" noChangeAspect="1"/>
             </wp:cNvGraphicFramePr>
@@ -15994,7 +15874,7 @@
                   <pic:spPr bwMode="auto">
                     <a:xfrm>
                       <a:off x="0" y="0"/>
-                      <a:ext cx="2381250" cy="5143500"/>
+                      <a:ext cx="2381250" cy="5286375"/>
                     </a:xfrm>
                     <a:prstGeom prst="rect">
                       <a:avLst/>
@@ -16011,7 +15891,7 @@
       <w:pPr>
         <w:pStyle w:val="FigureCaption"/>
       </w:pPr>
-      <w:bookmarkStart w:id="98" w:name="_Toc241823342"/>
+      <w:bookmarkStart w:id="98" w:name="_Toc242925336"/>
       <w:r>
         <w:t>Figure 6.3 App Interface Sign Up</w:t>
       </w:r>
@@ -16051,10 +15931,10 @@
         </w:rPr>
         <w:lastRenderedPageBreak/>
         <w:drawing>
-          <wp:inline distT="0" distB="0" distL="0" distR="0" wp14:anchorId="1BB167EA" wp14:editId="1BB167EB">
-            <wp:extent cx="2381250" cy="5334000"/>
+          <wp:inline distT="0" distB="0" distL="0" distR="0" wp14:anchorId="189A34C8" wp14:editId="189A34C9">
+            <wp:extent cx="2381250" cy="5286375"/>
             <wp:effectExtent l="0" t="0" r="0" b="0"/>
-            <wp:docPr id="1059799168" name="Picture 1059799168"/>
+            <wp:docPr id="10" name="Picture 10"/>
             <wp:cNvGraphicFramePr>
               <a:graphicFrameLocks xmlns:a="http://schemas.openxmlformats.org/drawingml/2006/main" noChangeAspect="1"/>
             </wp:cNvGraphicFramePr>
@@ -16077,7 +15957,7 @@
                   <pic:spPr bwMode="auto">
                     <a:xfrm>
                       <a:off x="0" y="0"/>
-                      <a:ext cx="2381250" cy="5334000"/>
+                      <a:ext cx="2381250" cy="5286375"/>
                     </a:xfrm>
                     <a:prstGeom prst="rect">
                       <a:avLst/>
@@ -16094,7 +15974,7 @@
       <w:pPr>
         <w:pStyle w:val="FigureCaption"/>
       </w:pPr>
-      <w:bookmarkStart w:id="99" w:name="_Toc241823343"/>
+      <w:bookmarkStart w:id="99" w:name="_Toc242925337"/>
       <w:r>
         <w:t>Figure 6.4 Owner Dashboard</w:t>
       </w:r>
@@ -16134,10 +16014,10 @@
         </w:rPr>
         <w:lastRenderedPageBreak/>
         <w:drawing>
-          <wp:inline distT="0" distB="0" distL="0" distR="0" wp14:anchorId="1BB167EC" wp14:editId="1BB167ED">
-            <wp:extent cx="2381250" cy="5334000"/>
+          <wp:inline distT="0" distB="0" distL="0" distR="0" wp14:anchorId="189A34CA" wp14:editId="189A34CB">
+            <wp:extent cx="2381250" cy="5286375"/>
             <wp:effectExtent l="0" t="0" r="0" b="0"/>
-            <wp:docPr id="1832021735" name="Picture 1832021735"/>
+            <wp:docPr id="11" name="Picture 11"/>
             <wp:cNvGraphicFramePr>
               <a:graphicFrameLocks xmlns:a="http://schemas.openxmlformats.org/drawingml/2006/main" noChangeAspect="1"/>
             </wp:cNvGraphicFramePr>
@@ -16160,7 +16040,7 @@
                   <pic:spPr bwMode="auto">
                     <a:xfrm>
                       <a:off x="0" y="0"/>
-                      <a:ext cx="2381250" cy="5334000"/>
+                      <a:ext cx="2381250" cy="5286375"/>
                     </a:xfrm>
                     <a:prstGeom prst="rect">
                       <a:avLst/>
@@ -16177,7 +16057,7 @@
       <w:pPr>
         <w:pStyle w:val="FigureCaption"/>
       </w:pPr>
-      <w:bookmarkStart w:id="100" w:name="_Toc241823344"/>
+      <w:bookmarkStart w:id="100" w:name="_Toc242925338"/>
       <w:r>
         <w:t>Figure 6.5 Teacher Dashboard</w:t>
       </w:r>
@@ -16217,10 +16097,10 @@
         </w:rPr>
         <w:lastRenderedPageBreak/>
         <w:drawing>
-          <wp:inline distT="0" distB="0" distL="0" distR="0" wp14:anchorId="1BB167EE" wp14:editId="1BB167EF">
-            <wp:extent cx="2381250" cy="5334000"/>
+          <wp:inline distT="0" distB="0" distL="0" distR="0" wp14:anchorId="189A34CC" wp14:editId="189A34CD">
+            <wp:extent cx="2381250" cy="5286375"/>
             <wp:effectExtent l="0" t="0" r="0" b="0"/>
-            <wp:docPr id="1449500816" name="Picture 1449500816"/>
+            <wp:docPr id="12" name="Picture 12"/>
             <wp:cNvGraphicFramePr>
               <a:graphicFrameLocks xmlns:a="http://schemas.openxmlformats.org/drawingml/2006/main" noChangeAspect="1"/>
             </wp:cNvGraphicFramePr>
@@ -16243,7 +16123,7 @@
                   <pic:spPr bwMode="auto">
                     <a:xfrm>
                       <a:off x="0" y="0"/>
-                      <a:ext cx="2381250" cy="5334000"/>
+                      <a:ext cx="2381250" cy="5286375"/>
                     </a:xfrm>
                     <a:prstGeom prst="rect">
                       <a:avLst/>
@@ -16260,7 +16140,7 @@
       <w:pPr>
         <w:pStyle w:val="FigureCaption"/>
       </w:pPr>
-      <w:bookmarkStart w:id="101" w:name="_Toc241823345"/>
+      <w:bookmarkStart w:id="101" w:name="_Toc242925339"/>
       <w:r>
         <w:t>Figure 6.6 Parent Dashboard</w:t>
       </w:r>
@@ -16300,10 +16180,10 @@
         </w:rPr>
         <w:lastRenderedPageBreak/>
         <w:drawing>
-          <wp:inline distT="0" distB="0" distL="0" distR="0" wp14:anchorId="1BB167F0" wp14:editId="1BB167F1">
-            <wp:extent cx="2381250" cy="5334000"/>
+          <wp:inline distT="0" distB="0" distL="0" distR="0" wp14:anchorId="189A34CE" wp14:editId="189A34CF">
+            <wp:extent cx="2381250" cy="5286375"/>
             <wp:effectExtent l="0" t="0" r="0" b="0"/>
-            <wp:docPr id="1575587194" name="Picture 1575587194"/>
+            <wp:docPr id="13" name="Picture 13"/>
             <wp:cNvGraphicFramePr>
               <a:graphicFrameLocks xmlns:a="http://schemas.openxmlformats.org/drawingml/2006/main" noChangeAspect="1"/>
             </wp:cNvGraphicFramePr>
@@ -16326,7 +16206,7 @@
                   <pic:spPr bwMode="auto">
                     <a:xfrm>
                       <a:off x="0" y="0"/>
-                      <a:ext cx="2381250" cy="5334000"/>
+                      <a:ext cx="2381250" cy="5286375"/>
                     </a:xfrm>
                     <a:prstGeom prst="rect">
                       <a:avLst/>
@@ -16343,11 +16223,177 @@
       <w:pPr>
         <w:pStyle w:val="FigureCaption"/>
       </w:pPr>
-      <w:bookmarkStart w:id="102" w:name="_Toc241823346"/>
+      <w:bookmarkStart w:id="102" w:name="_Toc242925340"/>
       <w:r>
         <w:t>Figure 6.7 Student Dashboard</w:t>
       </w:r>
       <w:bookmarkEnd w:id="102"/>
+    </w:p>
+    <w:p>
+      <w:pPr>
+        <w:spacing w:after="160"/>
+        <w:jc w:val="both"/>
+      </w:pPr>
+      <w:r>
+        <w:rPr>
+          <w:b/>
+          <w:bCs/>
+        </w:rPr>
+        <w:t>Recitation and Live Learning Interfaces</w:t>
+      </w:r>
+    </w:p>
+    <w:p>
+      <w:pPr>
+        <w:spacing w:after="160"/>
+        <w:jc w:val="both"/>
+      </w:pPr>
+      <w:r>
+        <w:t>Figure 6.8 shows the learning features. A teacher reviewing a recitation can play the pupil and a master reciter ayah by ayah; in the live reading room pupils raise their hands, the teacher chooses a reader, the ayah is highlighted on every phone and the teacher marks the reading; and the video library plays the Quran videos the teacher has chosen for the class.</w:t>
+      </w:r>
+    </w:p>
+    <w:p>
+      <w:pPr>
+        <w:keepNext/>
+        <w:spacing w:before="200" w:after="80"/>
+        <w:jc w:val="center"/>
+      </w:pPr>
+      <w:r>
+        <w:rPr>
+          <w:noProof/>
+        </w:rPr>
+        <w:lastRenderedPageBreak/>
+        <w:drawing>
+          <wp:inline distT="0" distB="0" distL="0" distR="0" wp14:anchorId="189A34D0" wp14:editId="189A34D1">
+            <wp:extent cx="5667375" cy="4257675"/>
+            <wp:effectExtent l="0" t="0" r="0" b="0"/>
+            <wp:docPr id="14" name="Picture 14"/>
+            <wp:cNvGraphicFramePr>
+              <a:graphicFrameLocks xmlns:a="http://schemas.openxmlformats.org/drawingml/2006/main" noChangeAspect="1"/>
+            </wp:cNvGraphicFramePr>
+            <a:graphic xmlns:a="http://schemas.openxmlformats.org/drawingml/2006/main">
+              <a:graphicData uri="http://schemas.openxmlformats.org/drawingml/2006/picture">
+                <pic:pic xmlns:pic="http://schemas.openxmlformats.org/drawingml/2006/picture">
+                  <pic:nvPicPr>
+                    <pic:cNvPr id="0" name=""/>
+                    <pic:cNvPicPr>
+                      <a:picLocks noChangeAspect="1" noChangeArrowheads="1"/>
+                    </pic:cNvPicPr>
+                  </pic:nvPicPr>
+                  <pic:blipFill>
+                    <a:blip r:embed="rId22"/>
+                    <a:srcRect/>
+                    <a:stretch>
+                      <a:fillRect/>
+                    </a:stretch>
+                  </pic:blipFill>
+                  <pic:spPr bwMode="auto">
+                    <a:xfrm>
+                      <a:off x="0" y="0"/>
+                      <a:ext cx="5667375" cy="4257675"/>
+                    </a:xfrm>
+                    <a:prstGeom prst="rect">
+                      <a:avLst/>
+                    </a:prstGeom>
+                  </pic:spPr>
+                </pic:pic>
+              </a:graphicData>
+            </a:graphic>
+          </wp:inline>
+        </w:drawing>
+      </w:r>
+    </w:p>
+    <w:p>
+      <w:pPr>
+        <w:pStyle w:val="FigureCaption"/>
+      </w:pPr>
+      <w:bookmarkStart w:id="103" w:name="_Toc242925341"/>
+      <w:r>
+        <w:t>Figure 6.8 Recitation and Live Learning Interfaces</w:t>
+      </w:r>
+      <w:bookmarkEnd w:id="103"/>
+    </w:p>
+    <w:p>
+      <w:pPr>
+        <w:spacing w:after="160"/>
+        <w:jc w:val="both"/>
+      </w:pPr>
+      <w:r>
+        <w:rPr>
+          <w:b/>
+          <w:bCs/>
+        </w:rPr>
+        <w:t>Payment, Messaging and Offline Interfaces</w:t>
+      </w:r>
+    </w:p>
+    <w:p>
+      <w:pPr>
+        <w:spacing w:after="160"/>
+        <w:jc w:val="both"/>
+      </w:pPr>
+      <w:r>
+        <w:t>Figure 6.9 shows the parent paying a fee by M-Pesa, the receipt with its M-Pesa transaction code, a conversation between a parent and a teacher, and the attendance register saved on the phone while offline and sent when the connection returns.</w:t>
+      </w:r>
+    </w:p>
+    <w:p>
+      <w:pPr>
+        <w:keepNext/>
+        <w:spacing w:before="200" w:after="80"/>
+        <w:jc w:val="center"/>
+      </w:pPr>
+      <w:r>
+        <w:rPr>
+          <w:noProof/>
+        </w:rPr>
+        <w:lastRenderedPageBreak/>
+        <w:drawing>
+          <wp:inline distT="0" distB="0" distL="0" distR="0" wp14:anchorId="189A34D2" wp14:editId="189A34D3">
+            <wp:extent cx="5667375" cy="3181350"/>
+            <wp:effectExtent l="0" t="0" r="0" b="0"/>
+            <wp:docPr id="15" name="Picture 15"/>
+            <wp:cNvGraphicFramePr>
+              <a:graphicFrameLocks xmlns:a="http://schemas.openxmlformats.org/drawingml/2006/main" noChangeAspect="1"/>
+            </wp:cNvGraphicFramePr>
+            <a:graphic xmlns:a="http://schemas.openxmlformats.org/drawingml/2006/main">
+              <a:graphicData uri="http://schemas.openxmlformats.org/drawingml/2006/picture">
+                <pic:pic xmlns:pic="http://schemas.openxmlformats.org/drawingml/2006/picture">
+                  <pic:nvPicPr>
+                    <pic:cNvPr id="0" name=""/>
+                    <pic:cNvPicPr>
+                      <a:picLocks noChangeAspect="1" noChangeArrowheads="1"/>
+                    </pic:cNvPicPr>
+                  </pic:nvPicPr>
+                  <pic:blipFill>
+                    <a:blip r:embed="rId23"/>
+                    <a:srcRect/>
+                    <a:stretch>
+                      <a:fillRect/>
+                    </a:stretch>
+                  </pic:blipFill>
+                  <pic:spPr bwMode="auto">
+                    <a:xfrm>
+                      <a:off x="0" y="0"/>
+                      <a:ext cx="5667375" cy="3181350"/>
+                    </a:xfrm>
+                    <a:prstGeom prst="rect">
+                      <a:avLst/>
+                    </a:prstGeom>
+                  </pic:spPr>
+                </pic:pic>
+              </a:graphicData>
+            </a:graphic>
+          </wp:inline>
+        </w:drawing>
+      </w:r>
+    </w:p>
+    <w:p>
+      <w:pPr>
+        <w:pStyle w:val="FigureCaption"/>
+      </w:pPr>
+      <w:bookmarkStart w:id="104" w:name="_Toc242925342"/>
+      <w:r>
+        <w:t>Figure 6.9 Payment, Messaging and Offline Interfaces</w:t>
+      </w:r>
+      <w:bookmarkEnd w:id="104"/>
     </w:p>
     <w:p>
       <w:pPr>
@@ -16356,11 +16402,11 @@
         <w:keepLines/>
         <w:spacing w:before="280" w:after="140"/>
       </w:pPr>
-      <w:bookmarkStart w:id="103" w:name="_Toc241823282"/>
+      <w:bookmarkStart w:id="105" w:name="_Toc242925276"/>
       <w:r>
         <w:t>6.4 Challenges Encountered During Development</w:t>
       </w:r>
-      <w:bookmarkEnd w:id="103"/>
+      <w:bookmarkEnd w:id="105"/>
     </w:p>
     <w:p>
       <w:pPr>
@@ -16378,11 +16424,11 @@
         <w:keepLines/>
         <w:spacing w:before="220" w:after="120"/>
       </w:pPr>
-      <w:bookmarkStart w:id="104" w:name="_Toc241823283"/>
+      <w:bookmarkStart w:id="106" w:name="_Toc242925277"/>
       <w:r>
         <w:t>6.4.1 Technical Complexities</w:t>
       </w:r>
-      <w:bookmarkEnd w:id="104"/>
+      <w:bookmarkEnd w:id="106"/>
     </w:p>
     <w:p>
       <w:pPr>
@@ -16390,14 +16436,17 @@
         <w:jc w:val="both"/>
       </w:pPr>
       <w:r>
-        <w:t xml:space="preserve">Supporting many madrasas and four roles in one system required every rule about who may see what to be written into the database as Row Level Security policies, and tested with accounts for every role. Performance testing showed that the original rule for reading a child’s records became slower as the platform grew, so it was rewritten to be evaluated once per query and proven by a </w:t>
+        <w:t>Supporting many madrasas and four roles in one system required every rule about who may see what to be written into the database as Row Level Security policies, and tested with accounts for every role. Performance testing showed that the original rule for reading a child’s records became slower as the platform grew, so it was rewritten to be evaluated once per query and proven by a test to allow exactly the same records. Handling money also required care: the app never sends an amount, and a payment is sett</w:t>
+      </w:r>
+      <w:r>
+        <w:t>led on the server exactly once. Some features cannot be tested in Expo Go and needed an installable build; testing that build revealed that Arabic headings were drawn on the wrong side because React Native swaps left and right in a right-to-left layout, which was then fixed. A general AI model also had to be kept honest: given silence and the expected text, one model reported a perfect recitation, so the audio is now first transcribed without the text and checked in code before any score is given. Later fea</w:t>
+      </w:r>
+      <w:r>
+        <w:t xml:space="preserve">tures raised further issues: a reading-room channel had to admit only the pupils, parents and teachers of that class, so access is decided by a database rule; and attendance saved without a connection was at first held back by the data library </w:t>
       </w:r>
       <w:r>
         <w:lastRenderedPageBreak/>
-        <w:t>test to allow exactly the same records. Handling money also required care: the app never sends an amount, and a payment is settled on the server exactly once. Some features cannot be tested in Expo Go and needed an installable build; testing that build revealed that Arabic headings were drawn on the wrong side because React Native swaps left and right in a right-to-left layout, which was then fixed. A general AI model also had to be kept honest: given silence and the expected text, one model reported a perf</w:t>
-      </w:r>
-      <w:r>
-        <w:t>ect recitation, so the audio is now first transcribed without the text and checked in code before any score is given.</w:t>
+        <w:t>until the network returned, so the register is now kept on the phone and sent automatically on reconnection.</w:t>
       </w:r>
     </w:p>
     <w:p>
@@ -16407,11 +16456,11 @@
         <w:keepLines/>
         <w:spacing w:before="220" w:after="120"/>
       </w:pPr>
-      <w:bookmarkStart w:id="105" w:name="_Toc241823284"/>
+      <w:bookmarkStart w:id="107" w:name="_Toc242925278"/>
       <w:r>
         <w:t>6.4.2 User Adoption and Resistance</w:t>
       </w:r>
-      <w:bookmarkEnd w:id="105"/>
+      <w:bookmarkEnd w:id="107"/>
     </w:p>
     <w:p>
       <w:pPr>
@@ -16429,11 +16478,11 @@
         <w:keepLines/>
         <w:spacing w:before="220" w:after="120"/>
       </w:pPr>
-      <w:bookmarkStart w:id="106" w:name="_Toc241823285"/>
+      <w:bookmarkStart w:id="108" w:name="_Toc242925279"/>
       <w:r>
         <w:t>6.4.3 Economic Constraints</w:t>
       </w:r>
-      <w:bookmarkEnd w:id="106"/>
+      <w:bookmarkEnd w:id="108"/>
     </w:p>
     <w:p>
       <w:pPr>
@@ -16441,7 +16490,10 @@
         <w:jc w:val="both"/>
       </w:pPr>
       <w:r>
-        <w:t>Limited resources affected the choice of tools. Free and open-source tools were used throughout: Expo, React Native, Visual Studio Code, the free tier of Supabase and the free tier of Google Gemini. M-Pesa, card payments, e-mail and SMS were developed against mock providers so that no paid accounts were needed; the same code switches to the real services when credentials are configured.</w:t>
+        <w:t>Limited resources affected the choice of tools. Free and open-source tools were used throughout: Expo, React Native, Visual Studio Code, the free tier of Supabase, the free tier of Google Gemini and Safaricom’s free Daraja sandbox. The in-app video provider that was evaluated required a payment card, so live lessons use free Google Meet or Zoom links, and the video code was kept separate so it can be switched on when funding allows. Card payments, e-mail and SMS were developed against mock providers; the sa</w:t>
+      </w:r>
+      <w:r>
+        <w:t>me code switches to the real services when credentials are configured.</w:t>
       </w:r>
     </w:p>
     <w:p>
@@ -16451,11 +16503,11 @@
         <w:keepLines/>
         <w:spacing w:before="220" w:after="120"/>
       </w:pPr>
-      <w:bookmarkStart w:id="107" w:name="_Toc241823286"/>
+      <w:bookmarkStart w:id="109" w:name="_Toc242925280"/>
       <w:r>
         <w:t>6.4.4 Continuous Updates and Supports</w:t>
       </w:r>
-      <w:bookmarkEnd w:id="107"/>
+      <w:bookmarkEnd w:id="109"/>
     </w:p>
     <w:p>
       <w:pPr>
@@ -16473,11 +16525,11 @@
         <w:keepLines/>
         <w:spacing w:before="280" w:after="140"/>
       </w:pPr>
-      <w:bookmarkStart w:id="108" w:name="_Toc241823287"/>
+      <w:bookmarkStart w:id="110" w:name="_Toc242925281"/>
       <w:r>
         <w:t>6.5 Summary</w:t>
       </w:r>
-      <w:bookmarkEnd w:id="108"/>
+      <w:bookmarkEnd w:id="110"/>
     </w:p>
     <w:p>
       <w:pPr>
@@ -16485,11 +16537,10 @@
         <w:jc w:val="both"/>
       </w:pPr>
       <w:r>
-        <w:t xml:space="preserve">This chapter described the development of Digital Madrasa: Visual Studio Code as the development environment, React Native with Expo for the front end, and Supabase for the database, authentication, storage and server functions. It presented the sign-up screen and the </w:t>
-      </w:r>
-      <w:r>
-        <w:lastRenderedPageBreak/>
-        <w:t>dashboards for owners, teachers, parents and students, and discussed the challenges of technical complexity, user adoption, limited resources and continuous maintenance, together with how each was addressed.</w:t>
+        <w:t>This chapter described the development of the Digital Madrasa Mobile Application (ILMORA): Visual Studio Code as the development environment, React Native with Expo for the front end, and Supabase for the database, authentication, storage and server functions. It presented the sign-up screen and the dashboards for owners, teachers, parents and students together with the learning, payment and messaging features, and discussed the challenges of technical complexity, user adoption, limited resources and contin</w:t>
+      </w:r>
+      <w:r>
+        <w:t>uous maintenance, together with how each was addressed.</w:t>
       </w:r>
     </w:p>
     <w:p>
@@ -16514,11 +16565,11 @@
         <w:pStyle w:val="Heading1"/>
         <w:spacing w:before="120" w:after="200"/>
       </w:pPr>
-      <w:bookmarkStart w:id="109" w:name="_Toc241823288"/>
+      <w:bookmarkStart w:id="111" w:name="_Toc242925282"/>
       <w:r>
         <w:t>7. SYSTEM TESTING AND DEPLOYMENT</w:t>
       </w:r>
-      <w:bookmarkEnd w:id="109"/>
+      <w:bookmarkEnd w:id="111"/>
     </w:p>
     <w:p>
       <w:pPr>
@@ -16527,11 +16578,11 @@
         <w:keepLines/>
         <w:spacing w:before="280" w:after="140"/>
       </w:pPr>
-      <w:bookmarkStart w:id="110" w:name="_Toc241823289"/>
+      <w:bookmarkStart w:id="112" w:name="_Toc242925283"/>
       <w:r>
         <w:t>7.1 Introduction</w:t>
       </w:r>
-      <w:bookmarkEnd w:id="110"/>
+      <w:bookmarkEnd w:id="112"/>
     </w:p>
     <w:p>
       <w:pPr>
@@ -16549,11 +16600,11 @@
         <w:keepLines/>
         <w:spacing w:before="280" w:after="140"/>
       </w:pPr>
-      <w:bookmarkStart w:id="111" w:name="_Toc241823290"/>
+      <w:bookmarkStart w:id="113" w:name="_Toc242925284"/>
       <w:r>
         <w:t>7.2 System Testing and Validation</w:t>
       </w:r>
-      <w:bookmarkEnd w:id="111"/>
+      <w:bookmarkEnd w:id="113"/>
     </w:p>
     <w:p>
       <w:pPr>
@@ -16571,11 +16622,11 @@
         <w:keepLines/>
         <w:spacing w:before="220" w:after="120"/>
       </w:pPr>
-      <w:bookmarkStart w:id="112" w:name="_Toc241823291"/>
+      <w:bookmarkStart w:id="114" w:name="_Toc242925285"/>
       <w:r>
         <w:t>7.2.1 Unit Tests</w:t>
       </w:r>
-      <w:bookmarkEnd w:id="112"/>
+      <w:bookmarkEnd w:id="114"/>
     </w:p>
     <w:p>
       <w:pPr>
@@ -16583,7 +16634,7 @@
         <w:jc w:val="both"/>
       </w:pPr>
       <w:r>
-        <w:t>Unit testing examines individual components in isolation. Unit tests were written with Vitest for the logic that does not need a server: input validation, QR token signing, M-Pesa and card payment handling, notification rules, memorisation totals, recitation assessment and the AI assistant’s check on figures. All 112 unit tests in 10 test files passed when run on 2 October 2026. Table 7.1 shows representative cases.</w:t>
+        <w:t>Unit testing examines individual components in isolation. Unit tests were written with Vitest for the logic that does not need a server: input validation, QR token signing, M-Pesa and card payment handling, notification rules, memorisation totals, recitation assessment, the AI assistant’s check on figures, the hifz plan, master-reciter timing, video links and the offline attendance queue. All 172 unit tests in 22 test files passed when run on 15 October 2026. Table 7.1 shows representative cases.</w:t>
       </w:r>
     </w:p>
     <w:p>
@@ -16603,10 +16654,6 @@
           <w:insideH w:val="single" w:sz="4" w:space="0" w:color="auto"/>
           <w:insideV w:val="single" w:sz="4" w:space="0" w:color="auto"/>
         </w:tblBorders>
-        <w:tblCellMar>
-          <w:left w:w="10" w:type="dxa"/>
-          <w:right w:w="10" w:type="dxa"/>
-        </w:tblCellMar>
         <w:tblLook w:val="04A0" w:firstRow="1" w:lastRow="0" w:firstColumn="1" w:lastColumn="0" w:noHBand="0" w:noVBand="1"/>
       </w:tblPr>
       <w:tblGrid>
@@ -16618,12 +16665,6 @@
         <w:gridCol w:w="1160"/>
       </w:tblGrid>
       <w:tr>
-        <w:tblPrEx>
-          <w:tblCellMar>
-            <w:top w:w="0" w:type="dxa"/>
-            <w:bottom w:w="0" w:type="dxa"/>
-          </w:tblCellMar>
-        </w:tblPrEx>
         <w:trPr>
           <w:tblHeader/>
         </w:trPr>
@@ -16785,12 +16826,6 @@
         </w:tc>
       </w:tr>
       <w:tr>
-        <w:tblPrEx>
-          <w:tblCellMar>
-            <w:top w:w="0" w:type="dxa"/>
-            <w:bottom w:w="0" w:type="dxa"/>
-          </w:tblCellMar>
-        </w:tblPrEx>
         <w:tc>
           <w:tcPr>
             <w:tcW w:w="1000" w:type="dxa"/>
@@ -16931,12 +16966,6 @@
         </w:tc>
       </w:tr>
       <w:tr>
-        <w:tblPrEx>
-          <w:tblCellMar>
-            <w:top w:w="0" w:type="dxa"/>
-            <w:bottom w:w="0" w:type="dxa"/>
-          </w:tblCellMar>
-        </w:tblPrEx>
         <w:tc>
           <w:tcPr>
             <w:tcW w:w="1000" w:type="dxa"/>
@@ -17077,12 +17106,6 @@
         </w:tc>
       </w:tr>
       <w:tr>
-        <w:tblPrEx>
-          <w:tblCellMar>
-            <w:top w:w="0" w:type="dxa"/>
-            <w:bottom w:w="0" w:type="dxa"/>
-          </w:tblCellMar>
-        </w:tblPrEx>
         <w:tc>
           <w:tcPr>
             <w:tcW w:w="1000" w:type="dxa"/>
@@ -17224,12 +17247,6 @@
         </w:tc>
       </w:tr>
       <w:tr>
-        <w:tblPrEx>
-          <w:tblCellMar>
-            <w:top w:w="0" w:type="dxa"/>
-            <w:bottom w:w="0" w:type="dxa"/>
-          </w:tblCellMar>
-        </w:tblPrEx>
         <w:tc>
           <w:tcPr>
             <w:tcW w:w="1000" w:type="dxa"/>
@@ -17370,12 +17387,6 @@
         </w:tc>
       </w:tr>
       <w:tr>
-        <w:tblPrEx>
-          <w:tblCellMar>
-            <w:top w:w="0" w:type="dxa"/>
-            <w:bottom w:w="0" w:type="dxa"/>
-          </w:tblCellMar>
-        </w:tblPrEx>
         <w:tc>
           <w:tcPr>
             <w:tcW w:w="1000" w:type="dxa"/>
@@ -17465,6 +17476,286 @@
                 <w:szCs w:val="20"/>
               </w:rPr>
               <w:t>No SMS sent</w:t>
+            </w:r>
+          </w:p>
+        </w:tc>
+        <w:tc>
+          <w:tcPr>
+            <w:tcW w:w="1400" w:type="dxa"/>
+            <w:tcMar>
+              <w:top w:w="60" w:type="dxa"/>
+              <w:left w:w="90" w:type="dxa"/>
+              <w:bottom w:w="60" w:type="dxa"/>
+              <w:right w:w="90" w:type="dxa"/>
+            </w:tcMar>
+          </w:tcPr>
+          <w:p>
+            <w:pPr>
+              <w:spacing w:line="260" w:lineRule="auto"/>
+            </w:pPr>
+            <w:r>
+              <w:rPr>
+                <w:sz w:val="20"/>
+                <w:szCs w:val="20"/>
+              </w:rPr>
+              <w:t>As expected</w:t>
+            </w:r>
+          </w:p>
+        </w:tc>
+        <w:tc>
+          <w:tcPr>
+            <w:tcW w:w="1160" w:type="dxa"/>
+            <w:tcMar>
+              <w:top w:w="60" w:type="dxa"/>
+              <w:left w:w="90" w:type="dxa"/>
+              <w:bottom w:w="60" w:type="dxa"/>
+              <w:right w:w="90" w:type="dxa"/>
+            </w:tcMar>
+          </w:tcPr>
+          <w:p>
+            <w:pPr>
+              <w:spacing w:line="260" w:lineRule="auto"/>
+            </w:pPr>
+            <w:r>
+              <w:rPr>
+                <w:sz w:val="20"/>
+                <w:szCs w:val="20"/>
+              </w:rPr>
+              <w:t>Pass</w:t>
+            </w:r>
+          </w:p>
+        </w:tc>
+      </w:tr>
+      <w:tr>
+        <w:tc>
+          <w:tcPr>
+            <w:tcW w:w="1000" w:type="dxa"/>
+            <w:tcMar>
+              <w:top w:w="60" w:type="dxa"/>
+              <w:left w:w="90" w:type="dxa"/>
+              <w:bottom w:w="60" w:type="dxa"/>
+              <w:right w:w="90" w:type="dxa"/>
+            </w:tcMar>
+          </w:tcPr>
+          <w:p>
+            <w:pPr>
+              <w:spacing w:line="260" w:lineRule="auto"/>
+            </w:pPr>
+            <w:r>
+              <w:rPr>
+                <w:sz w:val="20"/>
+                <w:szCs w:val="20"/>
+              </w:rPr>
+              <w:t>UT06</w:t>
+            </w:r>
+          </w:p>
+        </w:tc>
+        <w:tc>
+          <w:tcPr>
+            <w:tcW w:w="1500" w:type="dxa"/>
+            <w:tcMar>
+              <w:top w:w="60" w:type="dxa"/>
+              <w:left w:w="90" w:type="dxa"/>
+              <w:bottom w:w="60" w:type="dxa"/>
+              <w:right w:w="90" w:type="dxa"/>
+            </w:tcMar>
+          </w:tcPr>
+          <w:p>
+            <w:pPr>
+              <w:spacing w:line="260" w:lineRule="auto"/>
+            </w:pPr>
+            <w:r>
+              <w:rPr>
+                <w:sz w:val="20"/>
+                <w:szCs w:val="20"/>
+              </w:rPr>
+              <w:t>Video library</w:t>
+            </w:r>
+          </w:p>
+        </w:tc>
+        <w:tc>
+          <w:tcPr>
+            <w:tcW w:w="2300" w:type="dxa"/>
+            <w:tcMar>
+              <w:top w:w="60" w:type="dxa"/>
+              <w:left w:w="90" w:type="dxa"/>
+              <w:bottom w:w="60" w:type="dxa"/>
+              <w:right w:w="90" w:type="dxa"/>
+            </w:tcMar>
+          </w:tcPr>
+          <w:p>
+            <w:pPr>
+              <w:spacing w:line="260" w:lineRule="auto"/>
+            </w:pPr>
+            <w:r>
+              <w:rPr>
+                <w:sz w:val="20"/>
+                <w:szCs w:val="20"/>
+              </w:rPr>
+              <w:t>A link that is not from YouTube</w:t>
+            </w:r>
+          </w:p>
+        </w:tc>
+        <w:tc>
+          <w:tcPr>
+            <w:tcW w:w="2000" w:type="dxa"/>
+            <w:tcMar>
+              <w:top w:w="60" w:type="dxa"/>
+              <w:left w:w="90" w:type="dxa"/>
+              <w:bottom w:w="60" w:type="dxa"/>
+              <w:right w:w="90" w:type="dxa"/>
+            </w:tcMar>
+          </w:tcPr>
+          <w:p>
+            <w:pPr>
+              <w:spacing w:line="260" w:lineRule="auto"/>
+            </w:pPr>
+            <w:r>
+              <w:rPr>
+                <w:sz w:val="20"/>
+                <w:szCs w:val="20"/>
+              </w:rPr>
+              <w:t>Link refused</w:t>
+            </w:r>
+          </w:p>
+        </w:tc>
+        <w:tc>
+          <w:tcPr>
+            <w:tcW w:w="1400" w:type="dxa"/>
+            <w:tcMar>
+              <w:top w:w="60" w:type="dxa"/>
+              <w:left w:w="90" w:type="dxa"/>
+              <w:bottom w:w="60" w:type="dxa"/>
+              <w:right w:w="90" w:type="dxa"/>
+            </w:tcMar>
+          </w:tcPr>
+          <w:p>
+            <w:pPr>
+              <w:spacing w:line="260" w:lineRule="auto"/>
+            </w:pPr>
+            <w:r>
+              <w:rPr>
+                <w:sz w:val="20"/>
+                <w:szCs w:val="20"/>
+              </w:rPr>
+              <w:t>As expected</w:t>
+            </w:r>
+          </w:p>
+        </w:tc>
+        <w:tc>
+          <w:tcPr>
+            <w:tcW w:w="1160" w:type="dxa"/>
+            <w:tcMar>
+              <w:top w:w="60" w:type="dxa"/>
+              <w:left w:w="90" w:type="dxa"/>
+              <w:bottom w:w="60" w:type="dxa"/>
+              <w:right w:w="90" w:type="dxa"/>
+            </w:tcMar>
+          </w:tcPr>
+          <w:p>
+            <w:pPr>
+              <w:spacing w:line="260" w:lineRule="auto"/>
+            </w:pPr>
+            <w:r>
+              <w:rPr>
+                <w:sz w:val="20"/>
+                <w:szCs w:val="20"/>
+              </w:rPr>
+              <w:t>Pass</w:t>
+            </w:r>
+          </w:p>
+        </w:tc>
+      </w:tr>
+      <w:tr>
+        <w:tc>
+          <w:tcPr>
+            <w:tcW w:w="1000" w:type="dxa"/>
+            <w:tcMar>
+              <w:top w:w="60" w:type="dxa"/>
+              <w:left w:w="90" w:type="dxa"/>
+              <w:bottom w:w="60" w:type="dxa"/>
+              <w:right w:w="90" w:type="dxa"/>
+            </w:tcMar>
+          </w:tcPr>
+          <w:p>
+            <w:pPr>
+              <w:spacing w:line="260" w:lineRule="auto"/>
+            </w:pPr>
+            <w:r>
+              <w:rPr>
+                <w:sz w:val="20"/>
+                <w:szCs w:val="20"/>
+              </w:rPr>
+              <w:t>UT07</w:t>
+            </w:r>
+          </w:p>
+        </w:tc>
+        <w:tc>
+          <w:tcPr>
+            <w:tcW w:w="1500" w:type="dxa"/>
+            <w:tcMar>
+              <w:top w:w="60" w:type="dxa"/>
+              <w:left w:w="90" w:type="dxa"/>
+              <w:bottom w:w="60" w:type="dxa"/>
+              <w:right w:w="90" w:type="dxa"/>
+            </w:tcMar>
+          </w:tcPr>
+          <w:p>
+            <w:pPr>
+              <w:spacing w:line="260" w:lineRule="auto"/>
+            </w:pPr>
+            <w:r>
+              <w:rPr>
+                <w:sz w:val="20"/>
+                <w:szCs w:val="20"/>
+              </w:rPr>
+              <w:t>Offline queue</w:t>
+            </w:r>
+          </w:p>
+        </w:tc>
+        <w:tc>
+          <w:tcPr>
+            <w:tcW w:w="2300" w:type="dxa"/>
+            <w:tcMar>
+              <w:top w:w="60" w:type="dxa"/>
+              <w:left w:w="90" w:type="dxa"/>
+              <w:bottom w:w="60" w:type="dxa"/>
+              <w:right w:w="90" w:type="dxa"/>
+            </w:tcMar>
+          </w:tcPr>
+          <w:p>
+            <w:pPr>
+              <w:spacing w:line="260" w:lineRule="auto"/>
+            </w:pPr>
+            <w:r>
+              <w:rPr>
+                <w:sz w:val="20"/>
+                <w:szCs w:val="20"/>
+              </w:rPr>
+              <w:t>Register saved with no connection</w:t>
+            </w:r>
+          </w:p>
+        </w:tc>
+        <w:tc>
+          <w:tcPr>
+            <w:tcW w:w="2000" w:type="dxa"/>
+            <w:tcMar>
+              <w:top w:w="60" w:type="dxa"/>
+              <w:left w:w="90" w:type="dxa"/>
+              <w:bottom w:w="60" w:type="dxa"/>
+              <w:right w:w="90" w:type="dxa"/>
+            </w:tcMar>
+          </w:tcPr>
+          <w:p>
+            <w:pPr>
+              <w:spacing w:line="260" w:lineRule="auto"/>
+            </w:pPr>
+            <w:r>
+              <w:rPr>
+                <w:sz w:val="20"/>
+                <w:szCs w:val="20"/>
+              </w:rPr>
+              <w:t>Kept on the phone; sent once on reconnect</w:t>
             </w:r>
           </w:p>
         </w:tc>
@@ -17520,11 +17811,11 @@
       <w:pPr>
         <w:pStyle w:val="TableCaption"/>
       </w:pPr>
-      <w:bookmarkStart w:id="113" w:name="_Toc241823351"/>
+      <w:bookmarkStart w:id="115" w:name="_Toc242925347"/>
       <w:r>
         <w:t>Table 7.1 Unit Testing</w:t>
       </w:r>
-      <w:bookmarkEnd w:id="113"/>
+      <w:bookmarkEnd w:id="115"/>
     </w:p>
     <w:p>
       <w:pPr>
@@ -17533,11 +17824,11 @@
         <w:keepLines/>
         <w:spacing w:before="220" w:after="120"/>
       </w:pPr>
-      <w:bookmarkStart w:id="114" w:name="_Toc241823292"/>
+      <w:bookmarkStart w:id="116" w:name="_Toc242925286"/>
       <w:r>
         <w:t>7.2.2 Functional Testing</w:t>
       </w:r>
-      <w:bookmarkEnd w:id="114"/>
+      <w:bookmarkEnd w:id="116"/>
     </w:p>
     <w:p>
       <w:pPr>
@@ -17545,7 +17836,7 @@
         <w:jc w:val="both"/>
       </w:pPr>
       <w:r>
-        <w:t>Functional testing verifies that each feature works as the requirements specify. Scripts signed in as test accounts for every role and called the deployed backend; in total 78 functional test cases were run and all passed. Key functionalities tested include:</w:t>
+        <w:t>Functional testing verifies that each feature works as the requirements specify. Scripts signed in as test accounts for every role and called the deployed backend; in total 78 functional test cases were run and all passed. In addition, 21 database verification suites, run against the live database on 15 October 2026, proved 145 security guarantees, such as that a parent sees only their own children and that a pupil cannot join another class’s reading room; all passed. Key functionalities tested include:</w:t>
       </w:r>
     </w:p>
     <w:p>
@@ -17572,6 +17863,19 @@
       </w:pPr>
       <w:r>
         <w:t>Attendance, invoicing, M-Pesa and card payment, notifications, written work, certificates, and AI recitation feedback only with consent.</w:t>
+      </w:r>
+    </w:p>
+    <w:p>
+      <w:pPr>
+        <w:pStyle w:val="ListParagraph"/>
+        <w:numPr>
+          <w:ilvl w:val="0"/>
+          <w:numId w:val="4"/>
+        </w:numPr>
+        <w:spacing w:after="90" w:line="340" w:lineRule="auto"/>
+      </w:pPr>
+      <w:r>
+        <w:t>Live lessons, the reading room, the video library, parent–teacher messaging, sponsorship and the impact dashboard, each limited to the right madrasa, class and role.</w:t>
       </w:r>
     </w:p>
     <w:p>
@@ -17591,10 +17895,6 @@
           <w:insideH w:val="single" w:sz="4" w:space="0" w:color="auto"/>
           <w:insideV w:val="single" w:sz="4" w:space="0" w:color="auto"/>
         </w:tblBorders>
-        <w:tblCellMar>
-          <w:left w:w="10" w:type="dxa"/>
-          <w:right w:w="10" w:type="dxa"/>
-        </w:tblCellMar>
         <w:tblLook w:val="04A0" w:firstRow="1" w:lastRow="0" w:firstColumn="1" w:lastColumn="0" w:noHBand="0" w:noVBand="1"/>
       </w:tblPr>
       <w:tblGrid>
@@ -17606,12 +17906,6 @@
         <w:gridCol w:w="1160"/>
       </w:tblGrid>
       <w:tr>
-        <w:tblPrEx>
-          <w:tblCellMar>
-            <w:top w:w="0" w:type="dxa"/>
-            <w:bottom w:w="0" w:type="dxa"/>
-          </w:tblCellMar>
-        </w:tblPrEx>
         <w:trPr>
           <w:tblHeader/>
         </w:trPr>
@@ -17773,12 +18067,6 @@
         </w:tc>
       </w:tr>
       <w:tr>
-        <w:tblPrEx>
-          <w:tblCellMar>
-            <w:top w:w="0" w:type="dxa"/>
-            <w:bottom w:w="0" w:type="dxa"/>
-          </w:tblCellMar>
-        </w:tblPrEx>
         <w:tc>
           <w:tcPr>
             <w:tcW w:w="1000" w:type="dxa"/>
@@ -17919,12 +18207,6 @@
         </w:tc>
       </w:tr>
       <w:tr>
-        <w:tblPrEx>
-          <w:tblCellMar>
-            <w:top w:w="0" w:type="dxa"/>
-            <w:bottom w:w="0" w:type="dxa"/>
-          </w:tblCellMar>
-        </w:tblPrEx>
         <w:tc>
           <w:tcPr>
             <w:tcW w:w="1000" w:type="dxa"/>
@@ -17944,6 +18226,7 @@
                 <w:sz w:val="20"/>
                 <w:szCs w:val="20"/>
               </w:rPr>
+              <w:lastRenderedPageBreak/>
               <w:t>FT02</w:t>
             </w:r>
           </w:p>
@@ -18065,12 +18348,6 @@
         </w:tc>
       </w:tr>
       <w:tr>
-        <w:tblPrEx>
-          <w:tblCellMar>
-            <w:top w:w="0" w:type="dxa"/>
-            <w:bottom w:w="0" w:type="dxa"/>
-          </w:tblCellMar>
-        </w:tblPrEx>
         <w:tc>
           <w:tcPr>
             <w:tcW w:w="1000" w:type="dxa"/>
@@ -18211,12 +18488,6 @@
         </w:tc>
       </w:tr>
       <w:tr>
-        <w:tblPrEx>
-          <w:tblCellMar>
-            <w:top w:w="0" w:type="dxa"/>
-            <w:bottom w:w="0" w:type="dxa"/>
-          </w:tblCellMar>
-        </w:tblPrEx>
         <w:tc>
           <w:tcPr>
             <w:tcW w:w="1000" w:type="dxa"/>
@@ -18357,12 +18628,6 @@
         </w:tc>
       </w:tr>
       <w:tr>
-        <w:tblPrEx>
-          <w:tblCellMar>
-            <w:top w:w="0" w:type="dxa"/>
-            <w:bottom w:w="0" w:type="dxa"/>
-          </w:tblCellMar>
-        </w:tblPrEx>
         <w:tc>
           <w:tcPr>
             <w:tcW w:w="1000" w:type="dxa"/>
@@ -18452,6 +18717,286 @@
                 <w:szCs w:val="20"/>
               </w:rPr>
               <w:t>Nothing sent to the AI; no score given</w:t>
+            </w:r>
+          </w:p>
+        </w:tc>
+        <w:tc>
+          <w:tcPr>
+            <w:tcW w:w="1400" w:type="dxa"/>
+            <w:tcMar>
+              <w:top w:w="60" w:type="dxa"/>
+              <w:left w:w="90" w:type="dxa"/>
+              <w:bottom w:w="60" w:type="dxa"/>
+              <w:right w:w="90" w:type="dxa"/>
+            </w:tcMar>
+          </w:tcPr>
+          <w:p>
+            <w:pPr>
+              <w:spacing w:line="260" w:lineRule="auto"/>
+            </w:pPr>
+            <w:r>
+              <w:rPr>
+                <w:sz w:val="20"/>
+                <w:szCs w:val="20"/>
+              </w:rPr>
+              <w:t>As expected</w:t>
+            </w:r>
+          </w:p>
+        </w:tc>
+        <w:tc>
+          <w:tcPr>
+            <w:tcW w:w="1160" w:type="dxa"/>
+            <w:tcMar>
+              <w:top w:w="60" w:type="dxa"/>
+              <w:left w:w="90" w:type="dxa"/>
+              <w:bottom w:w="60" w:type="dxa"/>
+              <w:right w:w="90" w:type="dxa"/>
+            </w:tcMar>
+          </w:tcPr>
+          <w:p>
+            <w:pPr>
+              <w:spacing w:line="260" w:lineRule="auto"/>
+            </w:pPr>
+            <w:r>
+              <w:rPr>
+                <w:sz w:val="20"/>
+                <w:szCs w:val="20"/>
+              </w:rPr>
+              <w:t>Pass</w:t>
+            </w:r>
+          </w:p>
+        </w:tc>
+      </w:tr>
+      <w:tr>
+        <w:tc>
+          <w:tcPr>
+            <w:tcW w:w="1000" w:type="dxa"/>
+            <w:tcMar>
+              <w:top w:w="60" w:type="dxa"/>
+              <w:left w:w="90" w:type="dxa"/>
+              <w:bottom w:w="60" w:type="dxa"/>
+              <w:right w:w="90" w:type="dxa"/>
+            </w:tcMar>
+          </w:tcPr>
+          <w:p>
+            <w:pPr>
+              <w:spacing w:line="260" w:lineRule="auto"/>
+            </w:pPr>
+            <w:r>
+              <w:rPr>
+                <w:sz w:val="20"/>
+                <w:szCs w:val="20"/>
+              </w:rPr>
+              <w:t>FT06</w:t>
+            </w:r>
+          </w:p>
+        </w:tc>
+        <w:tc>
+          <w:tcPr>
+            <w:tcW w:w="1500" w:type="dxa"/>
+            <w:tcMar>
+              <w:top w:w="60" w:type="dxa"/>
+              <w:left w:w="90" w:type="dxa"/>
+              <w:bottom w:w="60" w:type="dxa"/>
+              <w:right w:w="90" w:type="dxa"/>
+            </w:tcMar>
+          </w:tcPr>
+          <w:p>
+            <w:pPr>
+              <w:spacing w:line="260" w:lineRule="auto"/>
+            </w:pPr>
+            <w:r>
+              <w:rPr>
+                <w:sz w:val="20"/>
+                <w:szCs w:val="20"/>
+              </w:rPr>
+              <w:t>M-Pesa failure</w:t>
+            </w:r>
+          </w:p>
+        </w:tc>
+        <w:tc>
+          <w:tcPr>
+            <w:tcW w:w="2300" w:type="dxa"/>
+            <w:tcMar>
+              <w:top w:w="60" w:type="dxa"/>
+              <w:left w:w="90" w:type="dxa"/>
+              <w:bottom w:w="60" w:type="dxa"/>
+              <w:right w:w="90" w:type="dxa"/>
+            </w:tcMar>
+          </w:tcPr>
+          <w:p>
+            <w:pPr>
+              <w:spacing w:line="260" w:lineRule="auto"/>
+            </w:pPr>
+            <w:r>
+              <w:rPr>
+                <w:sz w:val="20"/>
+                <w:szCs w:val="20"/>
+              </w:rPr>
+              <w:t>Customer cancels or lacks funds</w:t>
+            </w:r>
+          </w:p>
+        </w:tc>
+        <w:tc>
+          <w:tcPr>
+            <w:tcW w:w="2000" w:type="dxa"/>
+            <w:tcMar>
+              <w:top w:w="60" w:type="dxa"/>
+              <w:left w:w="90" w:type="dxa"/>
+              <w:bottom w:w="60" w:type="dxa"/>
+              <w:right w:w="90" w:type="dxa"/>
+            </w:tcMar>
+          </w:tcPr>
+          <w:p>
+            <w:pPr>
+              <w:spacing w:line="260" w:lineRule="auto"/>
+            </w:pPr>
+            <w:r>
+              <w:rPr>
+                <w:sz w:val="20"/>
+                <w:szCs w:val="20"/>
+              </w:rPr>
+              <w:t>Payment failed with the reason; invoice still due</w:t>
+            </w:r>
+          </w:p>
+        </w:tc>
+        <w:tc>
+          <w:tcPr>
+            <w:tcW w:w="1400" w:type="dxa"/>
+            <w:tcMar>
+              <w:top w:w="60" w:type="dxa"/>
+              <w:left w:w="90" w:type="dxa"/>
+              <w:bottom w:w="60" w:type="dxa"/>
+              <w:right w:w="90" w:type="dxa"/>
+            </w:tcMar>
+          </w:tcPr>
+          <w:p>
+            <w:pPr>
+              <w:spacing w:line="260" w:lineRule="auto"/>
+            </w:pPr>
+            <w:r>
+              <w:rPr>
+                <w:sz w:val="20"/>
+                <w:szCs w:val="20"/>
+              </w:rPr>
+              <w:t>As expected</w:t>
+            </w:r>
+          </w:p>
+        </w:tc>
+        <w:tc>
+          <w:tcPr>
+            <w:tcW w:w="1160" w:type="dxa"/>
+            <w:tcMar>
+              <w:top w:w="60" w:type="dxa"/>
+              <w:left w:w="90" w:type="dxa"/>
+              <w:bottom w:w="60" w:type="dxa"/>
+              <w:right w:w="90" w:type="dxa"/>
+            </w:tcMar>
+          </w:tcPr>
+          <w:p>
+            <w:pPr>
+              <w:spacing w:line="260" w:lineRule="auto"/>
+            </w:pPr>
+            <w:r>
+              <w:rPr>
+                <w:sz w:val="20"/>
+                <w:szCs w:val="20"/>
+              </w:rPr>
+              <w:t>Pass</w:t>
+            </w:r>
+          </w:p>
+        </w:tc>
+      </w:tr>
+      <w:tr>
+        <w:tc>
+          <w:tcPr>
+            <w:tcW w:w="1000" w:type="dxa"/>
+            <w:tcMar>
+              <w:top w:w="60" w:type="dxa"/>
+              <w:left w:w="90" w:type="dxa"/>
+              <w:bottom w:w="60" w:type="dxa"/>
+              <w:right w:w="90" w:type="dxa"/>
+            </w:tcMar>
+          </w:tcPr>
+          <w:p>
+            <w:pPr>
+              <w:spacing w:line="260" w:lineRule="auto"/>
+            </w:pPr>
+            <w:r>
+              <w:rPr>
+                <w:sz w:val="20"/>
+                <w:szCs w:val="20"/>
+              </w:rPr>
+              <w:t>FT07</w:t>
+            </w:r>
+          </w:p>
+        </w:tc>
+        <w:tc>
+          <w:tcPr>
+            <w:tcW w:w="1500" w:type="dxa"/>
+            <w:tcMar>
+              <w:top w:w="60" w:type="dxa"/>
+              <w:left w:w="90" w:type="dxa"/>
+              <w:bottom w:w="60" w:type="dxa"/>
+              <w:right w:w="90" w:type="dxa"/>
+            </w:tcMar>
+          </w:tcPr>
+          <w:p>
+            <w:pPr>
+              <w:spacing w:line="260" w:lineRule="auto"/>
+            </w:pPr>
+            <w:r>
+              <w:rPr>
+                <w:sz w:val="20"/>
+                <w:szCs w:val="20"/>
+              </w:rPr>
+              <w:t>Messaging</w:t>
+            </w:r>
+          </w:p>
+        </w:tc>
+        <w:tc>
+          <w:tcPr>
+            <w:tcW w:w="2300" w:type="dxa"/>
+            <w:tcMar>
+              <w:top w:w="60" w:type="dxa"/>
+              <w:left w:w="90" w:type="dxa"/>
+              <w:bottom w:w="60" w:type="dxa"/>
+              <w:right w:w="90" w:type="dxa"/>
+            </w:tcMar>
+          </w:tcPr>
+          <w:p>
+            <w:pPr>
+              <w:spacing w:line="260" w:lineRule="auto"/>
+            </w:pPr>
+            <w:r>
+              <w:rPr>
+                <w:sz w:val="20"/>
+                <w:szCs w:val="20"/>
+              </w:rPr>
+              <w:t>Parent writes to a teacher of another child</w:t>
+            </w:r>
+          </w:p>
+        </w:tc>
+        <w:tc>
+          <w:tcPr>
+            <w:tcW w:w="2000" w:type="dxa"/>
+            <w:tcMar>
+              <w:top w:w="60" w:type="dxa"/>
+              <w:left w:w="90" w:type="dxa"/>
+              <w:bottom w:w="60" w:type="dxa"/>
+              <w:right w:w="90" w:type="dxa"/>
+            </w:tcMar>
+          </w:tcPr>
+          <w:p>
+            <w:pPr>
+              <w:spacing w:line="260" w:lineRule="auto"/>
+            </w:pPr>
+            <w:r>
+              <w:rPr>
+                <w:sz w:val="20"/>
+                <w:szCs w:val="20"/>
+              </w:rPr>
+              <w:t>Message refused</w:t>
             </w:r>
           </w:p>
         </w:tc>
@@ -18507,11 +19052,11 @@
       <w:pPr>
         <w:pStyle w:val="TableCaption"/>
       </w:pPr>
-      <w:bookmarkStart w:id="115" w:name="_Toc241823352"/>
+      <w:bookmarkStart w:id="117" w:name="_Toc242925348"/>
       <w:r>
         <w:t>Table 7.2 Functional Testing</w:t>
       </w:r>
-      <w:bookmarkEnd w:id="115"/>
+      <w:bookmarkEnd w:id="117"/>
     </w:p>
     <w:p>
       <w:pPr>
@@ -18520,12 +19065,11 @@
         <w:keepLines/>
         <w:spacing w:before="220" w:after="120"/>
       </w:pPr>
-      <w:bookmarkStart w:id="116" w:name="_Toc241823293"/>
-      <w:r>
-        <w:lastRenderedPageBreak/>
+      <w:bookmarkStart w:id="118" w:name="_Toc242925287"/>
+      <w:r>
         <w:t>7.2.3 User Interface (UI) Testing</w:t>
       </w:r>
-      <w:bookmarkEnd w:id="116"/>
+      <w:bookmarkEnd w:id="118"/>
     </w:p>
     <w:p>
       <w:pPr>
@@ -18590,14 +19134,28 @@
     </w:p>
     <w:p>
       <w:pPr>
+        <w:pStyle w:val="ListParagraph"/>
+        <w:numPr>
+          <w:ilvl w:val="0"/>
+          <w:numId w:val="4"/>
+        </w:numPr>
+        <w:spacing w:after="90" w:line="340" w:lineRule="auto"/>
+      </w:pPr>
+      <w:r>
+        <w:t>Offline use: with the connection cut, the last screens stay visible and the attendance register is saved on the phone, then sent when the connection returns.</w:t>
+      </w:r>
+    </w:p>
+    <w:p>
+      <w:pPr>
         <w:spacing w:after="160"/>
         <w:jc w:val="both"/>
       </w:pPr>
       <w:r>
-        <w:t>On the installed app, recording, the offline library with the network switched off, the mirrored Arabic layout, camera permissions, confirmation dialogs, the AI assistant, parental consent and card payment were all exercised. Six defects found during UI testing were fixed: the parent inbox failed to display some notification types; tab labels were cut off in some languages; Arabic headings were drawn on the wrong side; the scanner did not notice a camera permission granted in Settings; the microphone messag</w:t>
-      </w:r>
-      <w:r>
-        <w:t>e was not translated; and an unassessed recording was praised. Push notifications remain to be verified, because they need a Firebase project to be configured.</w:t>
+        <w:t xml:space="preserve">On the installed app, recording, the offline library with the network switched off, the mirrored Arabic layout, camera permissions, confirmation dialogs, the AI assistant, parental consent and card payment were all exercised. Six defects found during UI testing were fixed: the parent inbox failed to display some notification types; tab labels were cut off in some languages; Arabic headings were drawn on the wrong side; the scanner did not notice a camera permission granted </w:t>
+      </w:r>
+      <w:r>
+        <w:lastRenderedPageBreak/>
+        <w:t>in Settings; the microphone message was not translated; and an unassessed recording was praised. Push notifications remain to be verified, because they need a Firebase project to be configured.</w:t>
       </w:r>
     </w:p>
     <w:p>
@@ -18617,10 +19175,6 @@
           <w:insideH w:val="single" w:sz="4" w:space="0" w:color="auto"/>
           <w:insideV w:val="single" w:sz="4" w:space="0" w:color="auto"/>
         </w:tblBorders>
-        <w:tblCellMar>
-          <w:left w:w="10" w:type="dxa"/>
-          <w:right w:w="10" w:type="dxa"/>
-        </w:tblCellMar>
         <w:tblLook w:val="04A0" w:firstRow="1" w:lastRow="0" w:firstColumn="1" w:lastColumn="0" w:noHBand="0" w:noVBand="1"/>
       </w:tblPr>
       <w:tblGrid>
@@ -18632,12 +19186,6 @@
         <w:gridCol w:w="1160"/>
       </w:tblGrid>
       <w:tr>
-        <w:tblPrEx>
-          <w:tblCellMar>
-            <w:top w:w="0" w:type="dxa"/>
-            <w:bottom w:w="0" w:type="dxa"/>
-          </w:tblCellMar>
-        </w:tblPrEx>
         <w:trPr>
           <w:tblHeader/>
         </w:trPr>
@@ -18799,12 +19347,6 @@
         </w:tc>
       </w:tr>
       <w:tr>
-        <w:tblPrEx>
-          <w:tblCellMar>
-            <w:top w:w="0" w:type="dxa"/>
-            <w:bottom w:w="0" w:type="dxa"/>
-          </w:tblCellMar>
-        </w:tblPrEx>
         <w:tc>
           <w:tcPr>
             <w:tcW w:w="1000" w:type="dxa"/>
@@ -18945,12 +19487,6 @@
         </w:tc>
       </w:tr>
       <w:tr>
-        <w:tblPrEx>
-          <w:tblCellMar>
-            <w:top w:w="0" w:type="dxa"/>
-            <w:bottom w:w="0" w:type="dxa"/>
-          </w:tblCellMar>
-        </w:tblPrEx>
         <w:tc>
           <w:tcPr>
             <w:tcW w:w="1000" w:type="dxa"/>
@@ -19091,12 +19627,6 @@
         </w:tc>
       </w:tr>
       <w:tr>
-        <w:tblPrEx>
-          <w:tblCellMar>
-            <w:top w:w="0" w:type="dxa"/>
-            <w:bottom w:w="0" w:type="dxa"/>
-          </w:tblCellMar>
-        </w:tblPrEx>
         <w:tc>
           <w:tcPr>
             <w:tcW w:w="1000" w:type="dxa"/>
@@ -19237,12 +19767,6 @@
         </w:tc>
       </w:tr>
       <w:tr>
-        <w:tblPrEx>
-          <w:tblCellMar>
-            <w:top w:w="0" w:type="dxa"/>
-            <w:bottom w:w="0" w:type="dxa"/>
-          </w:tblCellMar>
-        </w:tblPrEx>
         <w:tc>
           <w:tcPr>
             <w:tcW w:w="1000" w:type="dxa"/>
@@ -19383,12 +19907,6 @@
         </w:tc>
       </w:tr>
       <w:tr>
-        <w:tblPrEx>
-          <w:tblCellMar>
-            <w:top w:w="0" w:type="dxa"/>
-            <w:bottom w:w="0" w:type="dxa"/>
-          </w:tblCellMar>
-        </w:tblPrEx>
         <w:tc>
           <w:tcPr>
             <w:tcW w:w="1000" w:type="dxa"/>
@@ -19533,11 +20051,11 @@
       <w:pPr>
         <w:pStyle w:val="TableCaption"/>
       </w:pPr>
-      <w:bookmarkStart w:id="117" w:name="_Toc241823353"/>
+      <w:bookmarkStart w:id="119" w:name="_Toc242925349"/>
       <w:r>
         <w:t>Table 7.3 User Interface Testing</w:t>
       </w:r>
-      <w:bookmarkEnd w:id="117"/>
+      <w:bookmarkEnd w:id="119"/>
     </w:p>
     <w:p>
       <w:pPr>
@@ -19546,12 +20064,11 @@
         <w:keepLines/>
         <w:spacing w:before="280" w:after="140"/>
       </w:pPr>
-      <w:bookmarkStart w:id="118" w:name="_Toc241823294"/>
-      <w:r>
-        <w:lastRenderedPageBreak/>
+      <w:bookmarkStart w:id="120" w:name="_Toc242925288"/>
+      <w:r>
         <w:t>7.3 Testing Results</w:t>
       </w:r>
-      <w:bookmarkEnd w:id="118"/>
+      <w:bookmarkEnd w:id="120"/>
     </w:p>
     <w:p>
       <w:pPr>
@@ -19559,7 +20076,7 @@
         <w:jc w:val="both"/>
       </w:pPr>
       <w:r>
-        <w:t>Testing produced positive results across all major parts of the system. Table 7.4 summarises the results. Of the 31 user interface checks, 30 passed, six of them after a defect was fixed; push notifications are still to be verified once Firebase is configured.</w:t>
+        <w:t>Testing produced positive results across all major parts of the system. Table 7.4 summarises the results. Of the 31 user interface checks, 30 passed, six of them after a defect was fixed; push notifications are still to be verified once Firebase is configured. In-app video was not tested because it is switched off.</w:t>
       </w:r>
     </w:p>
     <w:p>
@@ -19579,10 +20096,6 @@
           <w:insideH w:val="single" w:sz="4" w:space="0" w:color="auto"/>
           <w:insideV w:val="single" w:sz="4" w:space="0" w:color="auto"/>
         </w:tblBorders>
-        <w:tblCellMar>
-          <w:left w:w="10" w:type="dxa"/>
-          <w:right w:w="10" w:type="dxa"/>
-        </w:tblCellMar>
         <w:tblLook w:val="04A0" w:firstRow="1" w:lastRow="0" w:firstColumn="1" w:lastColumn="0" w:noHBand="0" w:noVBand="1"/>
       </w:tblPr>
       <w:tblGrid>
@@ -19593,12 +20106,6 @@
         <w:gridCol w:w="2560"/>
       </w:tblGrid>
       <w:tr>
-        <w:tblPrEx>
-          <w:tblCellMar>
-            <w:top w:w="0" w:type="dxa"/>
-            <w:bottom w:w="0" w:type="dxa"/>
-          </w:tblCellMar>
-        </w:tblPrEx>
         <w:trPr>
           <w:tblHeader/>
         </w:trPr>
@@ -19734,12 +20241,6 @@
         </w:tc>
       </w:tr>
       <w:tr>
-        <w:tblPrEx>
-          <w:tblCellMar>
-            <w:top w:w="0" w:type="dxa"/>
-            <w:bottom w:w="0" w:type="dxa"/>
-          </w:tblCellMar>
-        </w:tblPrEx>
         <w:tc>
           <w:tcPr>
             <w:tcW w:w="2400" w:type="dxa"/>
@@ -19782,7 +20283,7 @@
                 <w:sz w:val="20"/>
                 <w:szCs w:val="20"/>
               </w:rPr>
-              <w:t>112</w:t>
+              <w:t>172</w:t>
             </w:r>
           </w:p>
         </w:tc>
@@ -19805,7 +20306,7 @@
                 <w:sz w:val="20"/>
                 <w:szCs w:val="20"/>
               </w:rPr>
-              <w:t>112</w:t>
+              <w:t>172</w:t>
             </w:r>
           </w:p>
         </w:tc>
@@ -19857,12 +20358,6 @@
         </w:tc>
       </w:tr>
       <w:tr>
-        <w:tblPrEx>
-          <w:tblCellMar>
-            <w:top w:w="0" w:type="dxa"/>
-            <w:bottom w:w="0" w:type="dxa"/>
-          </w:tblCellMar>
-        </w:tblPrEx>
         <w:tc>
           <w:tcPr>
             <w:tcW w:w="2400" w:type="dxa"/>
@@ -19980,12 +20475,123 @@
         </w:tc>
       </w:tr>
       <w:tr>
-        <w:tblPrEx>
-          <w:tblCellMar>
-            <w:top w:w="0" w:type="dxa"/>
-            <w:bottom w:w="0" w:type="dxa"/>
-          </w:tblCellMar>
-        </w:tblPrEx>
+        <w:tc>
+          <w:tcPr>
+            <w:tcW w:w="2400" w:type="dxa"/>
+            <w:tcMar>
+              <w:top w:w="60" w:type="dxa"/>
+              <w:left w:w="90" w:type="dxa"/>
+              <w:bottom w:w="60" w:type="dxa"/>
+              <w:right w:w="90" w:type="dxa"/>
+            </w:tcMar>
+          </w:tcPr>
+          <w:p>
+            <w:pPr>
+              <w:spacing w:line="260" w:lineRule="auto"/>
+            </w:pPr>
+            <w:r>
+              <w:rPr>
+                <w:sz w:val="20"/>
+                <w:szCs w:val="20"/>
+              </w:rPr>
+              <w:t>Database Security Guarantees</w:t>
+            </w:r>
+          </w:p>
+        </w:tc>
+        <w:tc>
+          <w:tcPr>
+            <w:tcW w:w="1800" w:type="dxa"/>
+            <w:tcMar>
+              <w:top w:w="60" w:type="dxa"/>
+              <w:left w:w="90" w:type="dxa"/>
+              <w:bottom w:w="60" w:type="dxa"/>
+              <w:right w:w="90" w:type="dxa"/>
+            </w:tcMar>
+          </w:tcPr>
+          <w:p>
+            <w:pPr>
+              <w:spacing w:line="260" w:lineRule="auto"/>
+            </w:pPr>
+            <w:r>
+              <w:rPr>
+                <w:sz w:val="20"/>
+                <w:szCs w:val="20"/>
+              </w:rPr>
+              <w:t>145</w:t>
+            </w:r>
+          </w:p>
+        </w:tc>
+        <w:tc>
+          <w:tcPr>
+            <w:tcW w:w="1300" w:type="dxa"/>
+            <w:tcMar>
+              <w:top w:w="60" w:type="dxa"/>
+              <w:left w:w="90" w:type="dxa"/>
+              <w:bottom w:w="60" w:type="dxa"/>
+              <w:right w:w="90" w:type="dxa"/>
+            </w:tcMar>
+          </w:tcPr>
+          <w:p>
+            <w:pPr>
+              <w:spacing w:line="260" w:lineRule="auto"/>
+            </w:pPr>
+            <w:r>
+              <w:rPr>
+                <w:sz w:val="20"/>
+                <w:szCs w:val="20"/>
+              </w:rPr>
+              <w:t>145</w:t>
+            </w:r>
+          </w:p>
+        </w:tc>
+        <w:tc>
+          <w:tcPr>
+            <w:tcW w:w="1300" w:type="dxa"/>
+            <w:tcMar>
+              <w:top w:w="60" w:type="dxa"/>
+              <w:left w:w="90" w:type="dxa"/>
+              <w:bottom w:w="60" w:type="dxa"/>
+              <w:right w:w="90" w:type="dxa"/>
+            </w:tcMar>
+          </w:tcPr>
+          <w:p>
+            <w:pPr>
+              <w:spacing w:line="260" w:lineRule="auto"/>
+            </w:pPr>
+            <w:r>
+              <w:rPr>
+                <w:sz w:val="20"/>
+                <w:szCs w:val="20"/>
+              </w:rPr>
+              <w:t>0</w:t>
+            </w:r>
+          </w:p>
+        </w:tc>
+        <w:tc>
+          <w:tcPr>
+            <w:tcW w:w="2560" w:type="dxa"/>
+            <w:tcMar>
+              <w:top w:w="60" w:type="dxa"/>
+              <w:left w:w="90" w:type="dxa"/>
+              <w:bottom w:w="60" w:type="dxa"/>
+              <w:right w:w="90" w:type="dxa"/>
+            </w:tcMar>
+          </w:tcPr>
+          <w:p>
+            <w:pPr>
+              <w:spacing w:line="260" w:lineRule="auto"/>
+            </w:pPr>
+            <w:r>
+              <w:rPr>
+                <w:sz w:val="20"/>
+                <w:szCs w:val="20"/>
+              </w:rPr>
+              <w:t>100%</w:t>
+            </w:r>
+          </w:p>
+        </w:tc>
+      </w:tr>
+      <w:tr>
         <w:tc>
           <w:tcPr>
             <w:tcW w:w="2400" w:type="dxa"/>
@@ -20107,11 +20713,11 @@
       <w:pPr>
         <w:pStyle w:val="TableCaption"/>
       </w:pPr>
-      <w:bookmarkStart w:id="119" w:name="_Toc241823354"/>
+      <w:bookmarkStart w:id="121" w:name="_Toc242925350"/>
       <w:r>
         <w:t>Table 7.4 Testing Results</w:t>
       </w:r>
-      <w:bookmarkEnd w:id="119"/>
+      <w:bookmarkEnd w:id="121"/>
     </w:p>
     <w:p>
       <w:pPr>
@@ -20120,11 +20726,11 @@
         <w:keepLines/>
         <w:spacing w:before="280" w:after="140"/>
       </w:pPr>
-      <w:bookmarkStart w:id="120" w:name="_Toc241823295"/>
+      <w:bookmarkStart w:id="122" w:name="_Toc242925289"/>
       <w:r>
         <w:t>7.4 System Deployment</w:t>
       </w:r>
-      <w:bookmarkEnd w:id="120"/>
+      <w:bookmarkEnd w:id="122"/>
     </w:p>
     <w:p>
       <w:pPr>
@@ -20132,7 +20738,11 @@
         <w:jc w:val="both"/>
       </w:pPr>
       <w:r>
-        <w:t>Deployment prepares the system for real use. The backend of Digital Madrasa is deployed on a hosted Supabase project: the database with its 29 migrations and security policies, private storage for recitation audio, and 14 Edge Functions for operations such as invoicing, payments, notifications, AI feedback and the AI assistant. Automated checks run on GitHub for every change, and the database is backed up every three days.</w:t>
+        <w:t xml:space="preserve">Deployment prepares the system for real use. The backend of Digital Madrasa is deployed on a hosted Supabase project: the database with its 41 migrations and security policies, private storage </w:t>
+      </w:r>
+      <w:r>
+        <w:lastRenderedPageBreak/>
+        <w:t>for recitation audio, and 18 Edge Functions for operations such as invoicing, M-Pesa payments, notifications, AI feedback, spoken reports, USSD and the AI assistant. Automated checks run on GitHub for every change, and the database is backed up every three days.</w:t>
       </w:r>
     </w:p>
     <w:p>
@@ -20142,11 +20752,11 @@
         <w:keepLines/>
         <w:spacing w:before="220" w:after="120"/>
       </w:pPr>
-      <w:bookmarkStart w:id="121" w:name="_Toc241823296"/>
+      <w:bookmarkStart w:id="123" w:name="_Toc242925290"/>
       <w:r>
         <w:t>7.4.1 Current Deployment Methods</w:t>
       </w:r>
-      <w:bookmarkEnd w:id="121"/>
+      <w:bookmarkEnd w:id="123"/>
     </w:p>
     <w:p>
       <w:pPr>
@@ -20190,11 +20800,11 @@
         <w:keepLines/>
         <w:spacing w:before="220" w:after="120"/>
       </w:pPr>
-      <w:bookmarkStart w:id="122" w:name="_Toc241823297"/>
+      <w:bookmarkStart w:id="124" w:name="_Toc242925291"/>
       <w:r>
         <w:t>7.4.2 Future Deployment Plans</w:t>
       </w:r>
-      <w:bookmarkEnd w:id="122"/>
+      <w:bookmarkEnd w:id="124"/>
     </w:p>
     <w:p>
       <w:pPr>
@@ -20219,8 +20829,7 @@
         <w:spacing w:after="90" w:line="340" w:lineRule="auto"/>
       </w:pPr>
       <w:r>
-        <w:lastRenderedPageBreak/>
-        <w:t>Live payment and messaging services: connecting the Safaricom Daraja M-Pesa service, Paystack for cards, the e-mail and SMS providers, and Firebase for push notifications, with real credentials.</w:t>
+        <w:t>Live payment and messaging services: moving M-Pesa from the Daraja sandbox to a registered Paybill or Till, and connecting Paystack for cards, the e-mail and SMS providers, and Firebase for push notifications, with real credentials.</w:t>
       </w:r>
     </w:p>
     <w:p>
@@ -20233,6 +20842,19 @@
         <w:spacing w:after="90" w:line="340" w:lineRule="auto"/>
       </w:pPr>
       <w:r>
+        <w:t>In-app video: switching on the built in-app video for live lessons once a funded video provider account is available.</w:t>
+      </w:r>
+    </w:p>
+    <w:p>
+      <w:pPr>
+        <w:pStyle w:val="ListParagraph"/>
+        <w:numPr>
+          <w:ilvl w:val="0"/>
+          <w:numId w:val="4"/>
+        </w:numPr>
+        <w:spacing w:after="90" w:line="340" w:lineRule="auto"/>
+      </w:pPr>
+      <w:r>
         <w:t>Web-based dashboard: hosting the platform administrator’s web console so that the madrasas on the platform can be managed from a browser.</w:t>
       </w:r>
     </w:p>
@@ -20243,11 +20865,11 @@
         <w:keepLines/>
         <w:spacing w:before="280" w:after="140"/>
       </w:pPr>
-      <w:bookmarkStart w:id="123" w:name="_Toc241823298"/>
+      <w:bookmarkStart w:id="125" w:name="_Toc242925292"/>
       <w:r>
         <w:t>7.5 Summary</w:t>
       </w:r>
-      <w:bookmarkEnd w:id="123"/>
+      <w:bookmarkEnd w:id="125"/>
     </w:p>
     <w:p>
       <w:pPr>
@@ -20255,10 +20877,10 @@
         <w:jc w:val="both"/>
       </w:pPr>
       <w:r>
-        <w:t>This chapter presented the testing and deployment of Digital Madrasa. Unit, functional and user interface testing showed that the core features, including sign-in, admission, attendance, invoicing, M-Pesa and card payment, AI feedback with consent and parent access, work as required on the installed app, and that users cannot reach records outside their madrasa or role. The backend is deployed on Supabase, the app is shared as an APK, and future plans include the Google Play Store, live payment and messagin</w:t>
-      </w:r>
-      <w:r>
-        <w:t>g services, and a hosted web dashboard.</w:t>
+        <w:t>This chapter presented the testing and deployment of the Digital Madrasa Mobile Application (ILMORA). Unit, functional, database security and user interface testing showed that the core features, including sign-in, admission, attendance, invoicing, M-Pesa and card payment, AI feedback with consent and parent access, work as required on the installed app, and that users cannot reach records outside their madrasa or role. The backend is deployed on Supabase, the app is shared as an APK, and future plans inclu</w:t>
+      </w:r>
+      <w:r>
+        <w:t>de the Google Play Store, live payment and messaging services, and a hosted web dashboard.</w:t>
       </w:r>
     </w:p>
     <w:p>
@@ -20283,11 +20905,11 @@
         <w:pStyle w:val="Heading1"/>
         <w:spacing w:before="120" w:after="200"/>
       </w:pPr>
-      <w:bookmarkStart w:id="124" w:name="_Toc241823299"/>
+      <w:bookmarkStart w:id="126" w:name="_Toc242925293"/>
       <w:r>
         <w:t>8. DISCUSSIONS, FUTURE WORKS AND RECOMMENDATIONS</w:t>
       </w:r>
-      <w:bookmarkEnd w:id="124"/>
+      <w:bookmarkEnd w:id="126"/>
     </w:p>
     <w:p>
       <w:pPr>
@@ -20296,11 +20918,11 @@
         <w:keepLines/>
         <w:spacing w:before="280" w:after="140"/>
       </w:pPr>
-      <w:bookmarkStart w:id="125" w:name="_Toc241823300"/>
+      <w:bookmarkStart w:id="127" w:name="_Toc242925294"/>
       <w:r>
         <w:t>8.1 Introduction</w:t>
       </w:r>
-      <w:bookmarkEnd w:id="125"/>
+      <w:bookmarkEnd w:id="127"/>
     </w:p>
     <w:p>
       <w:pPr>
@@ -20318,11 +20940,11 @@
         <w:keepLines/>
         <w:spacing w:before="280" w:after="140"/>
       </w:pPr>
-      <w:bookmarkStart w:id="126" w:name="_Toc241823301"/>
+      <w:bookmarkStart w:id="128" w:name="_Toc242925295"/>
       <w:r>
         <w:t>8.2 Discussions of Objectives</w:t>
       </w:r>
-      <w:bookmarkEnd w:id="126"/>
+      <w:bookmarkEnd w:id="128"/>
     </w:p>
     <w:p>
       <w:pPr>
@@ -20387,7 +21009,14 @@
         <w:jc w:val="both"/>
       </w:pPr>
       <w:r>
-        <w:t>The system was developed with React Native and Expo for the front end and Supabase for the backend. Owners, teachers, parents and students each have a dedicated dashboard, and admission, classes, manual and QR attendance, memorisation, assignments, recitation review with AI feedback, certificates, invoicing, M-Pesa and card payment, and notifications were implemented against the live backend.</w:t>
+        <w:t xml:space="preserve">The system was developed with React Native and Expo for the front end and Supabase for the backend. Owners, teachers, parents and students each have a dedicated dashboard, and admission, classes, manual and QR attendance, memorisation, assignments, recitation review with AI feedback, certificates, invoicing, M-Pesa and card payment, and notifications were implemented against the live backend. The application, branded ILMORA, also offers master-reciter comparison, recite-along practice, a daily hifz plan, a </w:t>
+      </w:r>
+      <w:r>
+        <w:t xml:space="preserve">live reading room with scheduled Meet or </w:t>
+      </w:r>
+      <w:r>
+        <w:lastRenderedPageBreak/>
+        <w:t>Zoom sessions, a teacher-chosen Quran video library, parent–teacher messaging, pupil sponsorship, spoken reports, USSD access, offline attendance and an impact dashboard.</w:t>
       </w:r>
     </w:p>
     <w:p>
@@ -20409,8 +21038,7 @@
         <w:jc w:val="both"/>
       </w:pPr>
       <w:r>
-        <w:lastRenderedPageBreak/>
-        <w:t>Unit, functional and user interface testing confirmed that the core features work as required: all 112 unit tests and 78 functional test cases passed, the installed app passed 30 of 31 interface checks, and the tests showed that users cannot reach records outside their madrasa or role. A usability study with real users, push notifications and testing on a range of physical phones remain to be done.</w:t>
+        <w:t>Unit, functional and user interface testing confirmed that the core features work as required: all 172 unit tests and 78 functional test cases passed, 21 database suites proved 145 security guarantees, and the installed app passed 30 of 31 interface checks. M-Pesa is connected to Safaricom’s Daraja sandbox. The tests showed that users cannot reach records outside their madrasa or role. A usability study with real users, push notifications and testing on a range of physical phones remain to be done.</w:t>
       </w:r>
     </w:p>
     <w:p>
@@ -20420,11 +21048,11 @@
         <w:keepLines/>
         <w:spacing w:before="280" w:after="140"/>
       </w:pPr>
-      <w:bookmarkStart w:id="127" w:name="_Toc241823302"/>
+      <w:bookmarkStart w:id="129" w:name="_Toc242925296"/>
       <w:r>
         <w:t>8.3 Future Work</w:t>
       </w:r>
-      <w:bookmarkEnd w:id="127"/>
+      <w:bookmarkEnd w:id="129"/>
     </w:p>
     <w:p>
       <w:pPr>
@@ -20442,11 +21070,11 @@
         <w:keepLines/>
         <w:spacing w:before="220" w:after="120"/>
       </w:pPr>
-      <w:bookmarkStart w:id="128" w:name="_Toc241823303"/>
+      <w:bookmarkStart w:id="130" w:name="_Toc242925297"/>
       <w:r>
         <w:t>8.3.1 Deployment to Google Play Store</w:t>
       </w:r>
-      <w:bookmarkEnd w:id="128"/>
+      <w:bookmarkEnd w:id="130"/>
     </w:p>
     <w:p>
       <w:pPr>
@@ -20464,11 +21092,11 @@
         <w:keepLines/>
         <w:spacing w:before="220" w:after="120"/>
       </w:pPr>
-      <w:bookmarkStart w:id="129" w:name="_Toc241823304"/>
+      <w:bookmarkStart w:id="131" w:name="_Toc242925298"/>
       <w:r>
         <w:t>8.3.2 Development of Web-Based Admin Dashboard</w:t>
       </w:r>
-      <w:bookmarkEnd w:id="129"/>
+      <w:bookmarkEnd w:id="131"/>
     </w:p>
     <w:p>
       <w:pPr>
@@ -20486,11 +21114,11 @@
         <w:keepLines/>
         <w:spacing w:before="220" w:after="120"/>
       </w:pPr>
-      <w:bookmarkStart w:id="130" w:name="_Toc241823305"/>
+      <w:bookmarkStart w:id="132" w:name="_Toc242925299"/>
       <w:r>
         <w:t>8.3.3 Integration of Push Notifications and Messaging</w:t>
       </w:r>
-      <w:bookmarkEnd w:id="130"/>
+      <w:bookmarkEnd w:id="132"/>
     </w:p>
     <w:p>
       <w:pPr>
@@ -20498,7 +21126,7 @@
         <w:jc w:val="both"/>
       </w:pPr>
       <w:r>
-        <w:t>Push, e-mail and SMS notifications are built. Configuring a Firebase project for push, connecting the real e-mail and SMS providers, Safaricom’s M-Pesa service and Paystack, and confirming delivery on physical phones would give parents timely alerts about attendance, fees and reviews.</w:t>
+        <w:t>Push, e-mail and SMS notifications and parent–teacher messaging are built. Configuring a Firebase project for push, connecting the real e-mail and SMS providers, a registered M-Pesa Paybill and Paystack, switching on in-app video for live lessons when a video provider can be funded, and confirming delivery on physical phones would give parents timely alerts about attendance, fees and reviews.</w:t>
       </w:r>
     </w:p>
     <w:p>
@@ -20508,11 +21136,12 @@
         <w:keepLines/>
         <w:spacing w:before="220" w:after="120"/>
       </w:pPr>
-      <w:bookmarkStart w:id="131" w:name="_Toc241823306"/>
-      <w:r>
+      <w:bookmarkStart w:id="133" w:name="_Toc242925300"/>
+      <w:r>
+        <w:lastRenderedPageBreak/>
         <w:t>8.3.4 Smart Alerts and Recommendations</w:t>
       </w:r>
-      <w:bookmarkEnd w:id="131"/>
+      <w:bookmarkEnd w:id="133"/>
     </w:p>
     <w:p>
       <w:pPr>
@@ -20520,7 +21149,7 @@
         <w:jc w:val="both"/>
       </w:pPr>
       <w:r>
-        <w:t>The system could remind students of passages due for revision using spaced repetition (Kornell, 2009), alert teachers to learners who fall behind, and replace the general AI model now used for recitation feedback with a tajweed model validated, with consent, on recordings of Kenyan learners.</w:t>
+        <w:t>The daily hifz plan and the teacher’s co-pilot already point to passages due for revision and to learners who fall behind. These could be extended into reminders based on spaced repetition (Kornell, 2009), and the general AI model now used for recitation feedback could be replaced with a tajweed model validated, with consent, on recordings of Kenyan learners.</w:t>
       </w:r>
     </w:p>
     <w:p>
@@ -20530,12 +21159,11 @@
         <w:keepLines/>
         <w:spacing w:before="220" w:after="120"/>
       </w:pPr>
-      <w:bookmarkStart w:id="132" w:name="_Toc241823307"/>
-      <w:r>
-        <w:lastRenderedPageBreak/>
+      <w:bookmarkStart w:id="134" w:name="_Toc242925301"/>
+      <w:r>
         <w:t>8.3.5 Enhanced Offline Functionality</w:t>
       </w:r>
-      <w:bookmarkEnd w:id="132"/>
+      <w:bookmarkEnd w:id="134"/>
     </w:p>
     <w:p>
       <w:pPr>
@@ -20543,7 +21171,7 @@
         <w:jc w:val="both"/>
       </w:pPr>
       <w:r>
-        <w:t>Many madrasas have unreliable internet access. Offline attendance and memorisation records that synchronise when a connection returns, in addition to the offline Quran text, would make the system usable in such areas.</w:t>
+        <w:t>Many madrasas have unreliable internet access. Attendance can already be marked offline and is sent when the connection returns, and USSD serves parents with basic phones. Extending this to memorisation records and recordings would make the system fully usable in such areas.</w:t>
       </w:r>
     </w:p>
     <w:p>
@@ -20553,11 +21181,11 @@
         <w:keepLines/>
         <w:spacing w:before="280" w:after="140"/>
       </w:pPr>
-      <w:bookmarkStart w:id="133" w:name="_Toc241823308"/>
+      <w:bookmarkStart w:id="135" w:name="_Toc242925302"/>
       <w:r>
         <w:t>8.4 Recommendations</w:t>
       </w:r>
-      <w:bookmarkEnd w:id="133"/>
+      <w:bookmarkEnd w:id="135"/>
     </w:p>
     <w:p>
       <w:pPr>
@@ -20575,11 +21203,11 @@
         <w:keepLines/>
         <w:spacing w:before="220" w:after="120"/>
       </w:pPr>
-      <w:bookmarkStart w:id="134" w:name="_Toc241823309"/>
+      <w:bookmarkStart w:id="136" w:name="_Toc242925303"/>
       <w:r>
         <w:t>8.4.1 Continuous User Engagement</w:t>
       </w:r>
-      <w:bookmarkEnd w:id="134"/>
+      <w:bookmarkEnd w:id="136"/>
     </w:p>
     <w:p>
       <w:pPr>
@@ -20597,11 +21225,11 @@
         <w:keepLines/>
         <w:spacing w:before="220" w:after="120"/>
       </w:pPr>
-      <w:bookmarkStart w:id="135" w:name="_Toc241823310"/>
+      <w:bookmarkStart w:id="137" w:name="_Toc242925304"/>
       <w:r>
         <w:t>8.4.2 Strengthening Data Security</w:t>
       </w:r>
-      <w:bookmarkEnd w:id="135"/>
+      <w:bookmarkEnd w:id="137"/>
     </w:p>
     <w:p>
       <w:pPr>
@@ -20619,11 +21247,11 @@
         <w:keepLines/>
         <w:spacing w:before="220" w:after="120"/>
       </w:pPr>
-      <w:bookmarkStart w:id="136" w:name="_Toc241823311"/>
+      <w:bookmarkStart w:id="138" w:name="_Toc242925305"/>
       <w:r>
         <w:t>8.4.3 Regular System Updates</w:t>
       </w:r>
-      <w:bookmarkEnd w:id="136"/>
+      <w:bookmarkEnd w:id="138"/>
     </w:p>
     <w:p>
       <w:pPr>
@@ -20641,11 +21269,11 @@
         <w:keepLines/>
         <w:spacing w:before="220" w:after="120"/>
       </w:pPr>
-      <w:bookmarkStart w:id="137" w:name="_Toc241823312"/>
+      <w:bookmarkStart w:id="139" w:name="_Toc242925306"/>
       <w:r>
         <w:t>8.4.4 Institutional and Government Collaboration</w:t>
       </w:r>
-      <w:bookmarkEnd w:id="137"/>
+      <w:bookmarkEnd w:id="139"/>
     </w:p>
     <w:p>
       <w:pPr>
@@ -20663,11 +21291,12 @@
         <w:keepLines/>
         <w:spacing w:before="220" w:after="120"/>
       </w:pPr>
-      <w:bookmarkStart w:id="138" w:name="_Toc241823313"/>
-      <w:r>
+      <w:bookmarkStart w:id="140" w:name="_Toc242925307"/>
+      <w:r>
+        <w:lastRenderedPageBreak/>
         <w:t>8.4.5 Optimization for Low-End Devices</w:t>
       </w:r>
-      <w:bookmarkEnd w:id="138"/>
+      <w:bookmarkEnd w:id="140"/>
     </w:p>
     <w:p>
       <w:pPr>
@@ -20685,12 +21314,11 @@
         <w:keepLines/>
         <w:spacing w:before="280" w:after="140"/>
       </w:pPr>
-      <w:bookmarkStart w:id="139" w:name="_Toc241823314"/>
-      <w:r>
-        <w:lastRenderedPageBreak/>
+      <w:bookmarkStart w:id="141" w:name="_Toc242925308"/>
+      <w:r>
         <w:t>8.5 Summary</w:t>
       </w:r>
-      <w:bookmarkEnd w:id="139"/>
+      <w:bookmarkEnd w:id="141"/>
     </w:p>
     <w:p>
       <w:pPr>
@@ -20698,10 +21326,10 @@
         <w:jc w:val="both"/>
       </w:pPr>
       <w:r>
-        <w:t>This chapter discussed how Digital Madrasa addressed the challenges of madrasa administration and Quran learning in Kenya. The system brings records, attendance, memorisation, recitation review, parent access and fee payment into one secure platform. Future work includes publishing on the Google Play Store, a hosted web dashboard, live notifications and payments, smart revision alerts and better offline support, while the recommendations emphasise user engagement, data security, regular updates, institution</w:t>
-      </w:r>
-      <w:r>
-        <w:t>al collaboration and optimisation for low-end devices.</w:t>
+        <w:t>This chapter discussed how the Digital Madrasa Mobile Application (ILMORA) addressed the challenges of madrasa administration and Quran learning in Kenya. The system brings records, attendance, memorisation, recitation review, parent access and fee payment into one secure platform. Future work includes publishing on the Google Play Store, a hosted web dashboard, live notifications and payments, in-app video, smart revision alerts and fuller offline support, while the recommendations emphasise user engagemen</w:t>
+      </w:r>
+      <w:r>
+        <w:t>t, data security, regular updates, institutional collaboration and optimisation for low-end devices.</w:t>
       </w:r>
     </w:p>
     <w:p>
@@ -20710,12 +21338,12 @@
         <w:pageBreakBefore/>
         <w:spacing w:before="240" w:after="320"/>
       </w:pPr>
-      <w:bookmarkStart w:id="140" w:name="_Toc241823315"/>
+      <w:bookmarkStart w:id="142" w:name="_Toc242925309"/>
       <w:r>
         <w:lastRenderedPageBreak/>
         <w:t>Appendix</w:t>
       </w:r>
-      <w:bookmarkEnd w:id="140"/>
+      <w:bookmarkEnd w:id="142"/>
     </w:p>
     <w:p>
       <w:pPr>
@@ -20724,11 +21352,11 @@
         <w:keepLines/>
         <w:spacing w:before="280" w:after="140"/>
       </w:pPr>
-      <w:bookmarkStart w:id="141" w:name="_Toc241823316"/>
+      <w:bookmarkStart w:id="143" w:name="_Toc242925310"/>
       <w:r>
         <w:t>A.1: User Survey Questionnaire</w:t>
       </w:r>
-      <w:bookmarkEnd w:id="141"/>
+      <w:bookmarkEnd w:id="143"/>
     </w:p>
     <w:p>
       <w:pPr>
@@ -20737,11 +21365,11 @@
         <w:keepLines/>
         <w:spacing w:before="220" w:after="120"/>
       </w:pPr>
-      <w:bookmarkStart w:id="142" w:name="_Toc241823317"/>
+      <w:bookmarkStart w:id="144" w:name="_Toc242925311"/>
       <w:r>
         <w:t>Section A: Madrasa Owner and Teacher Questionnaire</w:t>
       </w:r>
-      <w:bookmarkEnd w:id="142"/>
+      <w:bookmarkEnd w:id="144"/>
     </w:p>
     <w:p>
       <w:pPr>
@@ -20909,11 +21537,11 @@
         <w:keepLines/>
         <w:spacing w:before="220" w:after="120"/>
       </w:pPr>
-      <w:bookmarkStart w:id="143" w:name="_Toc241823318"/>
+      <w:bookmarkStart w:id="145" w:name="_Toc242925312"/>
       <w:r>
         <w:t>Section B: Parent Questionnaire</w:t>
       </w:r>
-      <w:bookmarkEnd w:id="143"/>
+      <w:bookmarkEnd w:id="145"/>
     </w:p>
     <w:p>
       <w:pPr>
@@ -21013,11 +21641,11 @@
         <w:keepLines/>
         <w:spacing w:before="220" w:after="120"/>
       </w:pPr>
-      <w:bookmarkStart w:id="144" w:name="_Toc241823319"/>
+      <w:bookmarkStart w:id="146" w:name="_Toc242925313"/>
       <w:r>
         <w:t>Section C: Student Questionnaire</w:t>
       </w:r>
-      <w:bookmarkEnd w:id="144"/>
+      <w:bookmarkEnd w:id="146"/>
     </w:p>
     <w:p>
       <w:pPr>
@@ -21124,11 +21752,11 @@
         <w:keepLines/>
         <w:spacing w:before="280" w:after="140"/>
       </w:pPr>
-      <w:bookmarkStart w:id="145" w:name="_Toc241823320"/>
+      <w:bookmarkStart w:id="147" w:name="_Toc242925314"/>
       <w:r>
         <w:t>A.2: Work Plan and Schedule</w:t>
       </w:r>
-      <w:bookmarkEnd w:id="145"/>
+      <w:bookmarkEnd w:id="147"/>
     </w:p>
     <w:p>
       <w:pPr>
@@ -21147,10 +21775,6 @@
           <w:insideH w:val="single" w:sz="4" w:space="0" w:color="auto"/>
           <w:insideV w:val="single" w:sz="4" w:space="0" w:color="auto"/>
         </w:tblBorders>
-        <w:tblCellMar>
-          <w:left w:w="10" w:type="dxa"/>
-          <w:right w:w="10" w:type="dxa"/>
-        </w:tblCellMar>
         <w:tblLook w:val="04A0" w:firstRow="1" w:lastRow="0" w:firstColumn="1" w:lastColumn="0" w:noHBand="0" w:noVBand="1"/>
       </w:tblPr>
       <w:tblGrid>
@@ -21161,12 +21785,6 @@
         <w:gridCol w:w="3253"/>
       </w:tblGrid>
       <w:tr>
-        <w:tblPrEx>
-          <w:tblCellMar>
-            <w:top w:w="0" w:type="dxa"/>
-            <w:bottom w:w="0" w:type="dxa"/>
-          </w:tblCellMar>
-        </w:tblPrEx>
         <w:trPr>
           <w:tblHeader/>
         </w:trPr>
@@ -21302,12 +21920,6 @@
         </w:tc>
       </w:tr>
       <w:tr>
-        <w:tblPrEx>
-          <w:tblCellMar>
-            <w:top w:w="0" w:type="dxa"/>
-            <w:bottom w:w="0" w:type="dxa"/>
-          </w:tblCellMar>
-        </w:tblPrEx>
         <w:tc>
           <w:tcPr>
             <w:tcW w:w="2500" w:type="dxa"/>
@@ -21425,12 +22037,6 @@
         </w:tc>
       </w:tr>
       <w:tr>
-        <w:tblPrEx>
-          <w:tblCellMar>
-            <w:top w:w="0" w:type="dxa"/>
-            <w:bottom w:w="0" w:type="dxa"/>
-          </w:tblCellMar>
-        </w:tblPrEx>
         <w:tc>
           <w:tcPr>
             <w:tcW w:w="2500" w:type="dxa"/>
@@ -21548,12 +22154,6 @@
         </w:tc>
       </w:tr>
       <w:tr>
-        <w:tblPrEx>
-          <w:tblCellMar>
-            <w:top w:w="0" w:type="dxa"/>
-            <w:bottom w:w="0" w:type="dxa"/>
-          </w:tblCellMar>
-        </w:tblPrEx>
         <w:tc>
           <w:tcPr>
             <w:tcW w:w="2500" w:type="dxa"/>
@@ -21671,12 +22271,6 @@
         </w:tc>
       </w:tr>
       <w:tr>
-        <w:tblPrEx>
-          <w:tblCellMar>
-            <w:top w:w="0" w:type="dxa"/>
-            <w:bottom w:w="0" w:type="dxa"/>
-          </w:tblCellMar>
-        </w:tblPrEx>
         <w:tc>
           <w:tcPr>
             <w:tcW w:w="2500" w:type="dxa"/>
@@ -21794,12 +22388,6 @@
         </w:tc>
       </w:tr>
       <w:tr>
-        <w:tblPrEx>
-          <w:tblCellMar>
-            <w:top w:w="0" w:type="dxa"/>
-            <w:bottom w:w="0" w:type="dxa"/>
-          </w:tblCellMar>
-        </w:tblPrEx>
         <w:tc>
           <w:tcPr>
             <w:tcW w:w="2500" w:type="dxa"/>
@@ -21917,12 +22505,6 @@
         </w:tc>
       </w:tr>
       <w:tr>
-        <w:tblPrEx>
-          <w:tblCellMar>
-            <w:top w:w="0" w:type="dxa"/>
-            <w:bottom w:w="0" w:type="dxa"/>
-          </w:tblCellMar>
-        </w:tblPrEx>
         <w:tc>
           <w:tcPr>
             <w:tcW w:w="2500" w:type="dxa"/>
@@ -22040,12 +22622,6 @@
         </w:tc>
       </w:tr>
       <w:tr>
-        <w:tblPrEx>
-          <w:tblCellMar>
-            <w:top w:w="0" w:type="dxa"/>
-            <w:bottom w:w="0" w:type="dxa"/>
-          </w:tblCellMar>
-        </w:tblPrEx>
         <w:tc>
           <w:tcPr>
             <w:tcW w:w="2500" w:type="dxa"/>
@@ -22163,12 +22739,6 @@
         </w:tc>
       </w:tr>
       <w:tr>
-        <w:tblPrEx>
-          <w:tblCellMar>
-            <w:top w:w="0" w:type="dxa"/>
-            <w:bottom w:w="0" w:type="dxa"/>
-          </w:tblCellMar>
-        </w:tblPrEx>
         <w:tc>
           <w:tcPr>
             <w:tcW w:w="2500" w:type="dxa"/>
@@ -22286,12 +22856,6 @@
         </w:tc>
       </w:tr>
       <w:tr>
-        <w:tblPrEx>
-          <w:tblCellMar>
-            <w:top w:w="0" w:type="dxa"/>
-            <w:bottom w:w="0" w:type="dxa"/>
-          </w:tblCellMar>
-        </w:tblPrEx>
         <w:tc>
           <w:tcPr>
             <w:tcW w:w="2500" w:type="dxa"/>
@@ -22430,11 +22994,11 @@
         <w:keepLines/>
         <w:spacing w:before="280" w:after="140"/>
       </w:pPr>
-      <w:bookmarkStart w:id="146" w:name="_Toc241823321"/>
+      <w:bookmarkStart w:id="148" w:name="_Toc242925315"/>
       <w:r>
         <w:t>A.3: Budget</w:t>
       </w:r>
-      <w:bookmarkEnd w:id="146"/>
+      <w:bookmarkEnd w:id="148"/>
     </w:p>
     <w:p>
       <w:pPr>
@@ -22453,10 +23017,6 @@
           <w:insideH w:val="single" w:sz="4" w:space="0" w:color="auto"/>
           <w:insideV w:val="single" w:sz="4" w:space="0" w:color="auto"/>
         </w:tblBorders>
-        <w:tblCellMar>
-          <w:left w:w="10" w:type="dxa"/>
-          <w:right w:w="10" w:type="dxa"/>
-        </w:tblCellMar>
         <w:tblLook w:val="04A0" w:firstRow="1" w:lastRow="0" w:firstColumn="1" w:lastColumn="0" w:noHBand="0" w:noVBand="1"/>
       </w:tblPr>
       <w:tblGrid>
@@ -22467,12 +23027,6 @@
         <w:gridCol w:w="2860"/>
       </w:tblGrid>
       <w:tr>
-        <w:tblPrEx>
-          <w:tblCellMar>
-            <w:top w:w="0" w:type="dxa"/>
-            <w:bottom w:w="0" w:type="dxa"/>
-          </w:tblCellMar>
-        </w:tblPrEx>
         <w:trPr>
           <w:tblHeader/>
         </w:trPr>
@@ -22608,12 +23162,6 @@
         </w:tc>
       </w:tr>
       <w:tr>
-        <w:tblPrEx>
-          <w:tblCellMar>
-            <w:top w:w="0" w:type="dxa"/>
-            <w:bottom w:w="0" w:type="dxa"/>
-          </w:tblCellMar>
-        </w:tblPrEx>
         <w:tc>
           <w:tcPr>
             <w:tcW w:w="2900" w:type="dxa"/>
@@ -22731,12 +23279,6 @@
         </w:tc>
       </w:tr>
       <w:tr>
-        <w:tblPrEx>
-          <w:tblCellMar>
-            <w:top w:w="0" w:type="dxa"/>
-            <w:bottom w:w="0" w:type="dxa"/>
-          </w:tblCellMar>
-        </w:tblPrEx>
         <w:tc>
           <w:tcPr>
             <w:tcW w:w="2900" w:type="dxa"/>
@@ -22854,12 +23396,6 @@
         </w:tc>
       </w:tr>
       <w:tr>
-        <w:tblPrEx>
-          <w:tblCellMar>
-            <w:top w:w="0" w:type="dxa"/>
-            <w:bottom w:w="0" w:type="dxa"/>
-          </w:tblCellMar>
-        </w:tblPrEx>
         <w:tc>
           <w:tcPr>
             <w:tcW w:w="2900" w:type="dxa"/>
@@ -22977,12 +23513,6 @@
         </w:tc>
       </w:tr>
       <w:tr>
-        <w:tblPrEx>
-          <w:tblCellMar>
-            <w:top w:w="0" w:type="dxa"/>
-            <w:bottom w:w="0" w:type="dxa"/>
-          </w:tblCellMar>
-        </w:tblPrEx>
         <w:tc>
           <w:tcPr>
             <w:tcW w:w="2900" w:type="dxa"/>
@@ -23100,12 +23630,6 @@
         </w:tc>
       </w:tr>
       <w:tr>
-        <w:tblPrEx>
-          <w:tblCellMar>
-            <w:top w:w="0" w:type="dxa"/>
-            <w:bottom w:w="0" w:type="dxa"/>
-          </w:tblCellMar>
-        </w:tblPrEx>
         <w:tc>
           <w:tcPr>
             <w:tcW w:w="2900" w:type="dxa"/>
@@ -23223,12 +23747,6 @@
         </w:tc>
       </w:tr>
       <w:tr>
-        <w:tblPrEx>
-          <w:tblCellMar>
-            <w:top w:w="0" w:type="dxa"/>
-            <w:bottom w:w="0" w:type="dxa"/>
-          </w:tblCellMar>
-        </w:tblPrEx>
         <w:tc>
           <w:tcPr>
             <w:tcW w:w="2900" w:type="dxa"/>
@@ -23346,12 +23864,6 @@
         </w:tc>
       </w:tr>
       <w:tr>
-        <w:tblPrEx>
-          <w:tblCellMar>
-            <w:top w:w="0" w:type="dxa"/>
-            <w:bottom w:w="0" w:type="dxa"/>
-          </w:tblCellMar>
-        </w:tblPrEx>
         <w:tc>
           <w:tcPr>
             <w:tcW w:w="2900" w:type="dxa"/>
@@ -23469,12 +23981,6 @@
         </w:tc>
       </w:tr>
       <w:tr>
-        <w:tblPrEx>
-          <w:tblCellMar>
-            <w:top w:w="0" w:type="dxa"/>
-            <w:bottom w:w="0" w:type="dxa"/>
-          </w:tblCellMar>
-        </w:tblPrEx>
         <w:tc>
           <w:tcPr>
             <w:tcW w:w="2900" w:type="dxa"/>
@@ -23592,12 +24098,6 @@
         </w:tc>
       </w:tr>
       <w:tr>
-        <w:tblPrEx>
-          <w:tblCellMar>
-            <w:top w:w="0" w:type="dxa"/>
-            <w:bottom w:w="0" w:type="dxa"/>
-          </w:tblCellMar>
-        </w:tblPrEx>
         <w:tc>
           <w:tcPr>
             <w:tcW w:w="2900" w:type="dxa"/>
@@ -23715,12 +24215,6 @@
         </w:tc>
       </w:tr>
       <w:tr>
-        <w:tblPrEx>
-          <w:tblCellMar>
-            <w:top w:w="0" w:type="dxa"/>
-            <w:bottom w:w="0" w:type="dxa"/>
-          </w:tblCellMar>
-        </w:tblPrEx>
         <w:tc>
           <w:tcPr>
             <w:tcW w:w="2900" w:type="dxa"/>
@@ -23844,11 +24338,11 @@
         <w:keepLines/>
         <w:spacing w:before="280" w:after="140"/>
       </w:pPr>
-      <w:bookmarkStart w:id="147" w:name="_Toc241823322"/>
+      <w:bookmarkStart w:id="149" w:name="_Toc242925316"/>
       <w:r>
         <w:t>A.4: My Project Repository</w:t>
       </w:r>
-      <w:bookmarkEnd w:id="147"/>
+      <w:bookmarkEnd w:id="149"/>
     </w:p>
     <w:p>
       <w:pPr>
@@ -23884,22 +24378,12 @@
           <w:insideH w:val="single" w:sz="4" w:space="0" w:color="auto"/>
           <w:insideV w:val="single" w:sz="4" w:space="0" w:color="auto"/>
         </w:tblBorders>
-        <w:tblCellMar>
-          <w:left w:w="10" w:type="dxa"/>
-          <w:right w:w="10" w:type="dxa"/>
-        </w:tblCellMar>
         <w:tblLook w:val="04A0" w:firstRow="1" w:lastRow="0" w:firstColumn="1" w:lastColumn="0" w:noHBand="0" w:noVBand="1"/>
       </w:tblPr>
       <w:tblGrid>
         <w:gridCol w:w="7960"/>
       </w:tblGrid>
       <w:tr>
-        <w:tblPrEx>
-          <w:tblCellMar>
-            <w:top w:w="0" w:type="dxa"/>
-            <w:bottom w:w="0" w:type="dxa"/>
-          </w:tblCellMar>
-        </w:tblPrEx>
         <w:trPr>
           <w:cantSplit/>
           <w:trHeight w:val="4608"/>
@@ -23966,11 +24450,11 @@
         <w:keepLines/>
         <w:spacing w:before="280" w:after="140"/>
       </w:pPr>
-      <w:bookmarkStart w:id="148" w:name="_Toc241823323"/>
+      <w:bookmarkStart w:id="150" w:name="_Toc242925317"/>
       <w:r>
         <w:t>A.5: Plagiarism Report</w:t>
       </w:r>
-      <w:bookmarkEnd w:id="148"/>
+      <w:bookmarkEnd w:id="150"/>
     </w:p>
     <w:p>
       <w:pPr>
@@ -23990,22 +24474,12 @@
           <w:insideH w:val="single" w:sz="4" w:space="0" w:color="auto"/>
           <w:insideV w:val="single" w:sz="4" w:space="0" w:color="auto"/>
         </w:tblBorders>
-        <w:tblCellMar>
-          <w:left w:w="10" w:type="dxa"/>
-          <w:right w:w="10" w:type="dxa"/>
-        </w:tblCellMar>
         <w:tblLook w:val="04A0" w:firstRow="1" w:lastRow="0" w:firstColumn="1" w:lastColumn="0" w:noHBand="0" w:noVBand="1"/>
       </w:tblPr>
       <w:tblGrid>
         <w:gridCol w:w="7960"/>
       </w:tblGrid>
       <w:tr>
-        <w:tblPrEx>
-          <w:tblCellMar>
-            <w:top w:w="0" w:type="dxa"/>
-            <w:bottom w:w="0" w:type="dxa"/>
-          </w:tblCellMar>
-        </w:tblPrEx>
         <w:trPr>
           <w:cantSplit/>
           <w:trHeight w:val="5760"/>
@@ -24072,12 +24546,12 @@
         <w:spacing w:before="240" w:after="320"/>
         <w:jc w:val="center"/>
       </w:pPr>
-      <w:bookmarkStart w:id="149" w:name="_Toc241823324"/>
+      <w:bookmarkStart w:id="151" w:name="_Toc242925318"/>
       <w:r>
         <w:lastRenderedPageBreak/>
         <w:t>REFERENCES</w:t>
       </w:r>
-      <w:bookmarkEnd w:id="149"/>
+      <w:bookmarkEnd w:id="151"/>
     </w:p>
     <w:p>
       <w:pPr>
@@ -24830,7 +25304,7 @@
       </w:r>
     </w:p>
     <w:sectPr>
-      <w:footerReference w:type="default" r:id="rId22"/>
+      <w:footerReference w:type="default" r:id="rId24"/>
       <w:pgSz w:w="12240" w:h="15840"/>
       <w:pgMar w:top="1440" w:right="1440" w:bottom="1440" w:left="1440" w:header="708" w:footer="708" w:gutter="0"/>
       <w:pgNumType w:start="1"/>
@@ -24986,10 +25460,10 @@
 <file path=word/numbering.xml><?xml version="1.0" encoding="utf-8"?>
 <w:numbering xmlns:wpc="http://schemas.microsoft.com/office/word/2010/wordprocessingCanvas" xmlns:cx="http://schemas.microsoft.com/office/drawing/2014/chartex" xmlns:cx1="http://schemas.microsoft.com/office/drawing/2015/9/8/chartex" xmlns:cx2="http://schemas.microsoft.com/office/drawing/2015/10/21/chartex" xmlns:cx3="http://schemas.microsoft.com/office/drawing/2016/5/9/chartex" xmlns:cx4="http://schemas.microsoft.com/office/drawing/2016/5/10/chartex" xmlns:cx5="http://schemas.microsoft.com/office/drawing/2016/5/11/chartex" xmlns:cx6="http://schemas.microsoft.com/office/drawing/2016/5/12/chartex" xmlns:cx7="http://schemas.microsoft.com/office/drawing/2016/5/13/chartex" xmlns:cx8="http://schemas.microsoft.com/office/drawing/2016/5/14/chartex" xmlns:mc="http://schemas.openxmlformats.org/markup-compatibility/2006" xmlns:aink="http://schemas.microsoft.com/office/drawing/2016/ink" xmlns:am3d="http://schemas.microsoft.com/office/drawing/2017/model3d" xmlns:o="urn:schemas-microsoft-com:office:office" xmlns:oel="http://schemas.microsoft.com/office/2019/extlst" xmlns:r="http://schemas.openxmlformats.org/officeDocument/2006/relationships" xmlns:m="http://schemas.openxmlformats.org/officeDocument/2006/math" xmlns:v="urn:schemas-microsoft-com:vml" xmlns:wp14="http://schemas.microsoft.com/office/word/2010/wordprocessingDrawing" xmlns:wp="http://schemas.openxmlformats.org/drawingml/2006/wordprocessingDrawing" xmlns:w10="urn:schemas-microsoft-com:office:word" xmlns:w="http://schemas.openxmlformats.org/wordprocessingml/2006/main" xmlns:w14="http://schemas.microsoft.com/office/word/2010/wordml" xmlns:w15="http://schemas.microsoft.com/office/word/2012/wordml" xmlns:w16cex="http://schemas.microsoft.com/office/word/2018/wordml/cex" xmlns:w16cid="http://schemas.microsoft.com/office/word/2016/wordml/cid" xmlns:w16="http://schemas.microsoft.com/office/word/2018/wordml" xmlns:w16du="http://schemas.microsoft.com/office/word/2023/wordml/word16du" xmlns:w16sdtdh="http://schemas.microsoft.com/office/word/2020/wordml/sdtdatahash" xmlns:w16sdtfl="http://schemas.microsoft.com/office/word/2024/wordml/sdtformatlock" xmlns:w16se="http://schemas.microsoft.com/office/word/2015/wordml/symex" xmlns:wpg="http://schemas.microsoft.com/office/word/2010/wordprocessingGroup" xmlns:wpi="http://schemas.microsoft.com/office/word/2010/wordprocessingInk" xmlns:wne="http://schemas.microsoft.com/office/word/2006/wordml" xmlns:wps="http://schemas.microsoft.com/office/word/2010/wordprocessingShape" mc:Ignorable="w14 w15 w16se w16cid w16 w16cex w16sdtdh w16sdtfl w16du wp14">
   <w:abstractNum w:abstractNumId="0" w15:restartNumberingAfterBreak="0">
-    <w:nsid w:val="2B52203D"/>
+    <w:nsid w:val="52DE6532"/>
     <w:multiLevelType w:val="hybridMultilevel"/>
-    <w:tmpl w:val="D93A3114"/>
-    <w:lvl w:ilvl="0" w:tplc="1318EAF8">
+    <w:tmpl w:val="E65CFEAC"/>
+    <w:lvl w:ilvl="0" w:tplc="937C980E">
       <w:start w:val="1"/>
       <w:numFmt w:val="decimal"/>
       <w:lvlText w:val="%1."/>
@@ -24998,52 +25472,52 @@
         <w:ind w:left="720" w:hanging="360"/>
       </w:pPr>
     </w:lvl>
-    <w:lvl w:ilvl="1" w:tplc="ED22FA72">
+    <w:lvl w:ilvl="1" w:tplc="B838C8E4">
       <w:numFmt w:val="decimal"/>
       <w:lvlText w:val=""/>
       <w:lvlJc w:val="left"/>
     </w:lvl>
-    <w:lvl w:ilvl="2" w:tplc="A05EBE26">
+    <w:lvl w:ilvl="2" w:tplc="77E646E4">
       <w:numFmt w:val="decimal"/>
       <w:lvlText w:val=""/>
       <w:lvlJc w:val="left"/>
     </w:lvl>
-    <w:lvl w:ilvl="3" w:tplc="66BE1FC0">
+    <w:lvl w:ilvl="3" w:tplc="E8489BA4">
       <w:numFmt w:val="decimal"/>
       <w:lvlText w:val=""/>
       <w:lvlJc w:val="left"/>
     </w:lvl>
-    <w:lvl w:ilvl="4" w:tplc="8F60B8F8">
+    <w:lvl w:ilvl="4" w:tplc="8C4E1F92">
       <w:numFmt w:val="decimal"/>
       <w:lvlText w:val=""/>
       <w:lvlJc w:val="left"/>
     </w:lvl>
-    <w:lvl w:ilvl="5" w:tplc="8FCC124C">
+    <w:lvl w:ilvl="5" w:tplc="A9B29CC4">
       <w:numFmt w:val="decimal"/>
       <w:lvlText w:val=""/>
       <w:lvlJc w:val="left"/>
     </w:lvl>
-    <w:lvl w:ilvl="6" w:tplc="328A502A">
+    <w:lvl w:ilvl="6" w:tplc="859C2AB0">
       <w:numFmt w:val="decimal"/>
       <w:lvlText w:val=""/>
       <w:lvlJc w:val="left"/>
     </w:lvl>
-    <w:lvl w:ilvl="7" w:tplc="E31AE6E4">
+    <w:lvl w:ilvl="7" w:tplc="FCE6870A">
       <w:numFmt w:val="decimal"/>
       <w:lvlText w:val=""/>
       <w:lvlJc w:val="left"/>
     </w:lvl>
-    <w:lvl w:ilvl="8" w:tplc="4EF09EBE">
+    <w:lvl w:ilvl="8" w:tplc="17209AF8">
       <w:numFmt w:val="decimal"/>
       <w:lvlText w:val=""/>
       <w:lvlJc w:val="left"/>
     </w:lvl>
   </w:abstractNum>
   <w:abstractNum w:abstractNumId="1" w15:restartNumberingAfterBreak="0">
-    <w:nsid w:val="44D608AA"/>
+    <w:nsid w:val="55C22A24"/>
     <w:multiLevelType w:val="hybridMultilevel"/>
-    <w:tmpl w:val="29B0CB60"/>
-    <w:lvl w:ilvl="0" w:tplc="AEC6519A">
+    <w:tmpl w:val="D82A65DC"/>
+    <w:lvl w:ilvl="0" w:tplc="47260AF6">
       <w:start w:val="1"/>
       <w:numFmt w:val="bullet"/>
       <w:lvlText w:val="•"/>
@@ -25052,7 +25526,7 @@
         <w:ind w:left="720" w:hanging="360"/>
       </w:pPr>
     </w:lvl>
-    <w:lvl w:ilvl="1" w:tplc="E7BEDFC4">
+    <w:lvl w:ilvl="1" w:tplc="E0EA1F58" w:tentative="1">
       <w:start w:val="1"/>
       <w:numFmt w:val="bullet"/>
       <w:lvlText w:val="◦"/>
@@ -25061,47 +25535,47 @@
         <w:ind w:left="1440" w:hanging="360"/>
       </w:pPr>
     </w:lvl>
-    <w:lvl w:ilvl="2" w:tplc="21CE5E7A">
+    <w:lvl w:ilvl="2" w:tplc="C79C405A">
       <w:numFmt w:val="decimal"/>
       <w:lvlText w:val=""/>
       <w:lvlJc w:val="left"/>
     </w:lvl>
-    <w:lvl w:ilvl="3" w:tplc="E772ABCE">
+    <w:lvl w:ilvl="3" w:tplc="44D894BC">
       <w:numFmt w:val="decimal"/>
       <w:lvlText w:val=""/>
       <w:lvlJc w:val="left"/>
     </w:lvl>
-    <w:lvl w:ilvl="4" w:tplc="968E374C">
+    <w:lvl w:ilvl="4" w:tplc="5FAEF06E">
       <w:numFmt w:val="decimal"/>
       <w:lvlText w:val=""/>
       <w:lvlJc w:val="left"/>
     </w:lvl>
-    <w:lvl w:ilvl="5" w:tplc="AA6A5998">
+    <w:lvl w:ilvl="5" w:tplc="6C5A300C">
       <w:numFmt w:val="decimal"/>
       <w:lvlText w:val=""/>
       <w:lvlJc w:val="left"/>
     </w:lvl>
-    <w:lvl w:ilvl="6" w:tplc="9A869F68">
+    <w:lvl w:ilvl="6" w:tplc="C32C1ACA">
       <w:numFmt w:val="decimal"/>
       <w:lvlText w:val=""/>
       <w:lvlJc w:val="left"/>
     </w:lvl>
-    <w:lvl w:ilvl="7" w:tplc="019C15B2">
+    <w:lvl w:ilvl="7" w:tplc="1A2A2DD6">
       <w:numFmt w:val="decimal"/>
       <w:lvlText w:val=""/>
       <w:lvlJc w:val="left"/>
     </w:lvl>
-    <w:lvl w:ilvl="8" w:tplc="8C16C034">
+    <w:lvl w:ilvl="8" w:tplc="EA1CE80E">
       <w:numFmt w:val="decimal"/>
       <w:lvlText w:val=""/>
       <w:lvlJc w:val="left"/>
     </w:lvl>
   </w:abstractNum>
   <w:abstractNum w:abstractNumId="2" w15:restartNumberingAfterBreak="0">
-    <w:nsid w:val="7F5E14BA"/>
+    <w:nsid w:val="6E3D7185"/>
     <w:multiLevelType w:val="hybridMultilevel"/>
-    <w:tmpl w:val="EC645F14"/>
-    <w:lvl w:ilvl="0" w:tplc="1DB86B6A">
+    <w:tmpl w:val="508C9C24"/>
+    <w:lvl w:ilvl="0" w:tplc="A664C3E8" w:tentative="1">
       <w:start w:val="1"/>
       <w:numFmt w:val="bullet"/>
       <w:lvlText w:val="●"/>
@@ -25110,7 +25584,7 @@
         <w:ind w:left="720" w:hanging="360"/>
       </w:pPr>
     </w:lvl>
-    <w:lvl w:ilvl="1" w:tplc="2D846C92">
+    <w:lvl w:ilvl="1" w:tplc="459A9A7A" w:tentative="1">
       <w:start w:val="1"/>
       <w:numFmt w:val="bullet"/>
       <w:lvlText w:val="○"/>
@@ -25119,7 +25593,7 @@
         <w:ind w:left="1440" w:hanging="360"/>
       </w:pPr>
     </w:lvl>
-    <w:lvl w:ilvl="2" w:tplc="7A5A3B9E">
+    <w:lvl w:ilvl="2" w:tplc="C8FE4F60" w:tentative="1">
       <w:start w:val="1"/>
       <w:numFmt w:val="bullet"/>
       <w:lvlText w:val="■"/>
@@ -25128,7 +25602,7 @@
         <w:ind w:left="2160" w:hanging="360"/>
       </w:pPr>
     </w:lvl>
-    <w:lvl w:ilvl="3" w:tplc="A7948312">
+    <w:lvl w:ilvl="3" w:tplc="6E4240B2" w:tentative="1">
       <w:start w:val="1"/>
       <w:numFmt w:val="bullet"/>
       <w:lvlText w:val="●"/>
@@ -25137,7 +25611,7 @@
         <w:ind w:left="2880" w:hanging="360"/>
       </w:pPr>
     </w:lvl>
-    <w:lvl w:ilvl="4" w:tplc="D89C5DF2">
+    <w:lvl w:ilvl="4" w:tplc="80DE5136" w:tentative="1">
       <w:start w:val="1"/>
       <w:numFmt w:val="bullet"/>
       <w:lvlText w:val="○"/>
@@ -25146,7 +25620,7 @@
         <w:ind w:left="3600" w:hanging="360"/>
       </w:pPr>
     </w:lvl>
-    <w:lvl w:ilvl="5" w:tplc="9EDA8F18">
+    <w:lvl w:ilvl="5" w:tplc="15301AC2" w:tentative="1">
       <w:start w:val="1"/>
       <w:numFmt w:val="bullet"/>
       <w:lvlText w:val="■"/>
@@ -25155,7 +25629,7 @@
         <w:ind w:left="4320" w:hanging="360"/>
       </w:pPr>
     </w:lvl>
-    <w:lvl w:ilvl="6" w:tplc="2EF833C6">
+    <w:lvl w:ilvl="6" w:tplc="0B4CD43C" w:tentative="1">
       <w:start w:val="1"/>
       <w:numFmt w:val="bullet"/>
       <w:lvlText w:val="●"/>
@@ -25164,7 +25638,7 @@
         <w:ind w:left="5040" w:hanging="360"/>
       </w:pPr>
     </w:lvl>
-    <w:lvl w:ilvl="7" w:tplc="81565BD2">
+    <w:lvl w:ilvl="7" w:tplc="7E1A4EE2" w:tentative="1">
       <w:start w:val="1"/>
       <w:numFmt w:val="bullet"/>
       <w:lvlText w:val="●"/>
@@ -25173,7 +25647,7 @@
         <w:ind w:left="5760" w:hanging="360"/>
       </w:pPr>
     </w:lvl>
-    <w:lvl w:ilvl="8" w:tplc="F796B66E">
+    <w:lvl w:ilvl="8" w:tplc="A288E7BC" w:tentative="1">
       <w:start w:val="1"/>
       <w:numFmt w:val="bullet"/>
       <w:lvlText w:val="●"/>
@@ -25183,25 +25657,25 @@
       </w:pPr>
     </w:lvl>
   </w:abstractNum>
-  <w:num w:numId="1" w16cid:durableId="1970163024">
+  <w:num w:numId="1" w16cid:durableId="1015958306">
     <w:abstractNumId w:val="2"/>
     <w:lvlOverride w:ilvl="0">
       <w:startOverride w:val="1"/>
     </w:lvlOverride>
   </w:num>
-  <w:num w:numId="2" w16cid:durableId="1486974930">
+  <w:num w:numId="2" w16cid:durableId="389767704">
     <w:abstractNumId w:val="0"/>
     <w:lvlOverride w:ilvl="0">
       <w:startOverride w:val="1"/>
     </w:lvlOverride>
   </w:num>
-  <w:num w:numId="3" w16cid:durableId="1510369159">
+  <w:num w:numId="3" w16cid:durableId="452747500">
     <w:abstractNumId w:val="0"/>
     <w:lvlOverride w:ilvl="0">
       <w:startOverride w:val="1"/>
     </w:lvlOverride>
   </w:num>
-  <w:num w:numId="4" w16cid:durableId="592668981">
+  <w:num w:numId="4" w16cid:durableId="1854107732">
     <w:abstractNumId w:val="1"/>
     <w:lvlOverride w:ilvl="0">
       <w:startOverride w:val="1"/>
@@ -25611,6 +26085,8 @@
   </w:style>
   <w:style w:type="paragraph" w:styleId="Heading1">
     <w:name w:val="heading 1"/>
+    <w:basedOn w:val="Normal"/>
+    <w:next w:val="Normal"/>
     <w:uiPriority w:val="9"/>
     <w:qFormat/>
     <w:pPr>
@@ -25626,6 +26102,8 @@
   </w:style>
   <w:style w:type="paragraph" w:styleId="Heading2">
     <w:name w:val="heading 2"/>
+    <w:basedOn w:val="Normal"/>
+    <w:next w:val="Normal"/>
     <w:uiPriority w:val="9"/>
     <w:unhideWhenUsed/>
     <w:qFormat/>
@@ -25640,6 +26118,8 @@
   </w:style>
   <w:style w:type="paragraph" w:styleId="Heading3">
     <w:name w:val="heading 3"/>
+    <w:basedOn w:val="Normal"/>
+    <w:next w:val="Normal"/>
     <w:uiPriority w:val="9"/>
     <w:unhideWhenUsed/>
     <w:qFormat/>
@@ -25654,6 +26134,8 @@
   </w:style>
   <w:style w:type="paragraph" w:styleId="Heading4">
     <w:name w:val="heading 4"/>
+    <w:basedOn w:val="Normal"/>
+    <w:next w:val="Normal"/>
     <w:uiPriority w:val="9"/>
     <w:semiHidden/>
     <w:unhideWhenUsed/>
@@ -25671,6 +26153,8 @@
   </w:style>
   <w:style w:type="paragraph" w:styleId="Heading5">
     <w:name w:val="heading 5"/>
+    <w:basedOn w:val="Normal"/>
+    <w:next w:val="Normal"/>
     <w:uiPriority w:val="9"/>
     <w:semiHidden/>
     <w:unhideWhenUsed/>
@@ -25684,6 +26168,8 @@
   </w:style>
   <w:style w:type="paragraph" w:styleId="Heading6">
     <w:name w:val="heading 6"/>
+    <w:basedOn w:val="Normal"/>
+    <w:next w:val="Normal"/>
     <w:uiPriority w:val="9"/>
     <w:semiHidden/>
     <w:unhideWhenUsed/>
@@ -25724,6 +26210,8 @@
   </w:style>
   <w:style w:type="paragraph" w:styleId="Title">
     <w:name w:val="Title"/>
+    <w:basedOn w:val="Normal"/>
+    <w:next w:val="Normal"/>
     <w:uiPriority w:val="10"/>
     <w:qFormat/>
     <w:rPr>
@@ -25733,6 +26221,8 @@
   </w:style>
   <w:style w:type="paragraph" w:customStyle="1" w:styleId="Strong1">
     <w:name w:val="Strong1"/>
+    <w:basedOn w:val="Normal"/>
+    <w:next w:val="Normal"/>
     <w:qFormat/>
     <w:rPr>
       <w:b/>
@@ -25741,6 +26231,7 @@
   </w:style>
   <w:style w:type="paragraph" w:styleId="ListParagraph">
     <w:name w:val="List Paragraph"/>
+    <w:basedOn w:val="Normal"/>
     <w:qFormat/>
   </w:style>
   <w:style w:type="character" w:styleId="Hyperlink">
@@ -25763,6 +26254,7 @@
   </w:style>
   <w:style w:type="paragraph" w:styleId="FootnoteText">
     <w:name w:val="footnote text"/>
+    <w:basedOn w:val="Normal"/>
     <w:link w:val="FootnoteTextChar"/>
     <w:uiPriority w:val="99"/>
     <w:semiHidden/>
@@ -25797,6 +26289,7 @@
   </w:style>
   <w:style w:type="paragraph" w:styleId="EndnoteText">
     <w:name w:val="endnote text"/>
+    <w:basedOn w:val="Normal"/>
     <w:link w:val="EndnoteTextChar"/>
     <w:uiPriority w:val="99"/>
     <w:semiHidden/>
@@ -25822,6 +26315,8 @@
   </w:style>
   <w:style w:type="paragraph" w:customStyle="1" w:styleId="FigureCaption">
     <w:name w:val="FigureCaption"/>
+    <w:basedOn w:val="Normal"/>
+    <w:next w:val="Normal"/>
     <w:pPr>
       <w:spacing w:after="220"/>
       <w:jc w:val="center"/>
@@ -25833,6 +26328,8 @@
   </w:style>
   <w:style w:type="paragraph" w:customStyle="1" w:styleId="TableCaption">
     <w:name w:val="TableCaption"/>
+    <w:basedOn w:val="Normal"/>
+    <w:next w:val="Normal"/>
     <w:pPr>
       <w:spacing w:before="100" w:after="240"/>
       <w:jc w:val="center"/>
@@ -25849,7 +26346,7 @@
     <w:autoRedefine/>
     <w:uiPriority w:val="39"/>
     <w:unhideWhenUsed/>
-    <w:rsid w:val="008967EE"/>
+    <w:rsid w:val="00EE6828"/>
     <w:pPr>
       <w:spacing w:after="100"/>
     </w:pPr>
@@ -25861,7 +26358,7 @@
     <w:autoRedefine/>
     <w:uiPriority w:val="39"/>
     <w:unhideWhenUsed/>
-    <w:rsid w:val="008967EE"/>
+    <w:rsid w:val="00EE6828"/>
     <w:pPr>
       <w:spacing w:after="100"/>
       <w:ind w:left="240"/>
@@ -25874,7 +26371,7 @@
     <w:autoRedefine/>
     <w:uiPriority w:val="39"/>
     <w:unhideWhenUsed/>
-    <w:rsid w:val="008967EE"/>
+    <w:rsid w:val="00EE6828"/>
     <w:pPr>
       <w:spacing w:after="100"/>
       <w:ind w:left="480"/>
@@ -25887,7 +26384,7 @@
     <w:autoRedefine/>
     <w:uiPriority w:val="39"/>
     <w:unhideWhenUsed/>
-    <w:rsid w:val="008967EE"/>
+    <w:rsid w:val="00EE6828"/>
     <w:pPr>
       <w:spacing w:after="100" w:line="278" w:lineRule="auto"/>
       <w:ind w:left="720"/>
@@ -25905,7 +26402,7 @@
     <w:autoRedefine/>
     <w:uiPriority w:val="39"/>
     <w:unhideWhenUsed/>
-    <w:rsid w:val="008967EE"/>
+    <w:rsid w:val="00EE6828"/>
     <w:pPr>
       <w:spacing w:after="100" w:line="278" w:lineRule="auto"/>
       <w:ind w:left="960"/>
@@ -25923,7 +26420,7 @@
     <w:autoRedefine/>
     <w:uiPriority w:val="39"/>
     <w:unhideWhenUsed/>
-    <w:rsid w:val="008967EE"/>
+    <w:rsid w:val="00EE6828"/>
     <w:pPr>
       <w:spacing w:after="100" w:line="278" w:lineRule="auto"/>
       <w:ind w:left="1200"/>
@@ -25941,7 +26438,7 @@
     <w:autoRedefine/>
     <w:uiPriority w:val="39"/>
     <w:unhideWhenUsed/>
-    <w:rsid w:val="008967EE"/>
+    <w:rsid w:val="00EE6828"/>
     <w:pPr>
       <w:spacing w:after="100" w:line="278" w:lineRule="auto"/>
       <w:ind w:left="1440"/>
@@ -25959,7 +26456,7 @@
     <w:autoRedefine/>
     <w:uiPriority w:val="39"/>
     <w:unhideWhenUsed/>
-    <w:rsid w:val="008967EE"/>
+    <w:rsid w:val="00EE6828"/>
     <w:pPr>
       <w:spacing w:after="100" w:line="278" w:lineRule="auto"/>
       <w:ind w:left="1680"/>
@@ -25977,7 +26474,7 @@
     <w:autoRedefine/>
     <w:uiPriority w:val="39"/>
     <w:unhideWhenUsed/>
-    <w:rsid w:val="008967EE"/>
+    <w:rsid w:val="00EE6828"/>
     <w:pPr>
       <w:spacing w:after="100" w:line="278" w:lineRule="auto"/>
       <w:ind w:left="1920"/>
@@ -25994,7 +26491,7 @@
     <w:uiPriority w:val="99"/>
     <w:semiHidden/>
     <w:unhideWhenUsed/>
-    <w:rsid w:val="008967EE"/>
+    <w:rsid w:val="00EE6828"/>
     <w:rPr>
       <w:color w:val="605E5C"/>
       <w:shd w:val="clear" w:color="auto" w:fill="E1DFDD"/>
@@ -26014,39 +26511,39 @@
         <a:sysClr val="window" lastClr="FFFFFF"/>
       </a:lt1>
       <a:dk2>
-        <a:srgbClr val="0E2841"/>
+        <a:srgbClr val="44546A"/>
       </a:dk2>
       <a:lt2>
-        <a:srgbClr val="E8E8E8"/>
+        <a:srgbClr val="E7E6E6"/>
       </a:lt2>
       <a:accent1>
-        <a:srgbClr val="156082"/>
+        <a:srgbClr val="4472C4"/>
       </a:accent1>
       <a:accent2>
-        <a:srgbClr val="E97132"/>
+        <a:srgbClr val="ED7D31"/>
       </a:accent2>
       <a:accent3>
-        <a:srgbClr val="196B24"/>
+        <a:srgbClr val="A5A5A5"/>
       </a:accent3>
       <a:accent4>
-        <a:srgbClr val="0F9ED5"/>
+        <a:srgbClr val="FFC000"/>
       </a:accent4>
       <a:accent5>
-        <a:srgbClr val="A02B93"/>
+        <a:srgbClr val="5B9BD5"/>
       </a:accent5>
       <a:accent6>
-        <a:srgbClr val="4EA72E"/>
+        <a:srgbClr val="70AD47"/>
       </a:accent6>
       <a:hlink>
-        <a:srgbClr val="467886"/>
+        <a:srgbClr val="0563C1"/>
       </a:hlink>
       <a:folHlink>
-        <a:srgbClr val="96607D"/>
+        <a:srgbClr val="954F72"/>
       </a:folHlink>
     </a:clrScheme>
     <a:fontScheme name="Office">
       <a:majorFont>
-        <a:latin typeface="Aptos Display" panose="02110004020202020204"/>
+        <a:latin typeface="Calibri Light" panose="020F0302020204030204"/>
         <a:ea typeface=""/>
         <a:cs typeface=""/>
         <a:font script="Jpan" typeface="游ゴシック Light"/>
@@ -26098,7 +26595,7 @@
         <a:font script="Tfng" typeface="Ebrima"/>
       </a:majorFont>
       <a:minorFont>
-        <a:latin typeface="Aptos" panose="02110004020202020204"/>
+        <a:latin typeface="Calibri" panose="020F0502020204030204"/>
         <a:ea typeface=""/>
         <a:cs typeface=""/>
         <a:font script="Jpan" typeface="游明朝"/>
@@ -26209,6 +26706,13 @@
         </a:gradFill>
       </a:fillStyleLst>
       <a:lnStyleLst>
+        <a:ln w="6350" cap="flat" cmpd="sng" algn="ctr">
+          <a:solidFill>
+            <a:schemeClr val="phClr"/>
+          </a:solidFill>
+          <a:prstDash val="solid"/>
+          <a:miter lim="800000"/>
+        </a:ln>
         <a:ln w="12700" cap="flat" cmpd="sng" algn="ctr">
           <a:solidFill>
             <a:schemeClr val="phClr"/>
@@ -26217,13 +26721,6 @@
           <a:miter lim="800000"/>
         </a:ln>
         <a:ln w="19050" cap="flat" cmpd="sng" algn="ctr">
-          <a:solidFill>
-            <a:schemeClr val="phClr"/>
-          </a:solidFill>
-          <a:prstDash val="solid"/>
-          <a:miter lim="800000"/>
-        </a:ln>
-        <a:ln w="25400" cap="flat" cmpd="sng" algn="ctr">
           <a:solidFill>
             <a:schemeClr val="phClr"/>
           </a:solidFill>
@@ -26288,32 +26785,7 @@
       </a:bgFillStyleLst>
     </a:fmtScheme>
   </a:themeElements>
-  <a:objectDefaults>
-    <a:lnDef>
-      <a:spPr/>
-      <a:bodyPr/>
-      <a:lstStyle/>
-      <a:style>
-        <a:lnRef idx="2">
-          <a:schemeClr val="accent1"/>
-        </a:lnRef>
-        <a:fillRef idx="0">
-          <a:schemeClr val="accent1"/>
-        </a:fillRef>
-        <a:effectRef idx="1">
-          <a:schemeClr val="accent1"/>
-        </a:effectRef>
-        <a:fontRef idx="minor">
-          <a:schemeClr val="tx1"/>
-        </a:fontRef>
-      </a:style>
-    </a:lnDef>
-  </a:objectDefaults>
+  <a:objectDefaults/>
   <a:extraClrSchemeLst/>
-  <a:extLst>
-    <a:ext uri="{05A4C25C-085E-4340-85A3-A5531E510DB2}">
-      <thm15:themeFamily xmlns:thm15="http://schemas.microsoft.com/office/thememl/2012/main" name="Office Theme" id="{2E142A2C-CD16-42D6-873A-C26D2A0506FA}" vid="{1BDDFF52-6CD6-40A5-AB3C-68EB2F1E4D0A}"/>
-    </a:ext>
-  </a:extLst>
 </a:theme>
 </file>
--- a/docs/final-year-documentation/Digital_Madrasa_Project_Documentation.docx
+++ b/docs/final-year-documentation/Digital_Madrasa_Project_Documentation.docx
@@ -17,7 +17,7 @@
           <w:noProof/>
         </w:rPr>
         <w:drawing>
-          <wp:inline distT="0" distB="0" distL="0" distR="0" wp14:anchorId="189A34B4" wp14:editId="189A34B5">
+          <wp:inline distT="0" distB="0" distL="0" distR="0" wp14:anchorId="48F18C91" wp14:editId="75AA6858">
             <wp:extent cx="1733550" cy="657225"/>
             <wp:effectExtent l="0" t="0" r="0" b="0"/>
             <wp:docPr id="16" name="Picture 16"/>
@@ -232,7 +232,7 @@
         <w:spacing w:before="120" w:after="300"/>
         <w:jc w:val="center"/>
       </w:pPr>
-      <w:bookmarkStart w:id="0" w:name="_Toc242925199"/>
+      <w:bookmarkStart w:id="0" w:name="_Toc243004370"/>
       <w:r>
         <w:rPr>
           <w:sz w:val="24"/>
@@ -365,7 +365,7 @@
         <w:spacing w:before="120" w:after="300"/>
         <w:jc w:val="center"/>
       </w:pPr>
-      <w:bookmarkStart w:id="1" w:name="_Toc242925200"/>
+      <w:bookmarkStart w:id="1" w:name="_Toc243004371"/>
       <w:r>
         <w:rPr>
           <w:sz w:val="24"/>
@@ -392,7 +392,7 @@
         <w:spacing w:before="120" w:after="300"/>
         <w:jc w:val="center"/>
       </w:pPr>
-      <w:bookmarkStart w:id="2" w:name="_Toc242925201"/>
+      <w:bookmarkStart w:id="2" w:name="_Toc243004372"/>
       <w:r>
         <w:rPr>
           <w:sz w:val="24"/>
@@ -437,7 +437,7 @@
         <w:spacing w:before="120" w:after="300"/>
         <w:jc w:val="center"/>
       </w:pPr>
-      <w:bookmarkStart w:id="3" w:name="_Toc242925202"/>
+      <w:bookmarkStart w:id="3" w:name="_Toc243004373"/>
       <w:r>
         <w:rPr>
           <w:sz w:val="24"/>
@@ -469,7 +469,7 @@
         <w:t>The system was developed using the Agile methodology with React Native (Expo) and TypeScript for the mobile application and Supabase (PostgreSQL, authentication, storage and Edge Functions) for the backend. Each madrasa is a separate tenant whose records are protected by Row Level Security on every table. The application serves madrasa owners, teachers, parents and students, and provides student admission, classes, manual and QR-code attendance, memorisation tracking, recitation recording with teacher revie</w:t>
       </w:r>
       <w:r>
-        <w:t>w, parent–child linking approved by the madrasa, AI recitation feedback given only with a parent’s consent, master-reciter comparison, a live reading room with scheduled lessons, a teacher-chosen Quran video library, fee invoicing with M-Pesa and card payment, parent–teacher messaging, offline attendance, notifications, and an interface in English, Kiswahili, Somali and Arabic.</w:t>
+        <w:t>w, parent–child linking approved by the madrasa, AI recitation feedback given only with a parent’s consent, master-reciter comparison, hifz streaks and badges, a live reading room with scheduled lessons, a teacher-chosen Quran video library, fee invoicing with M-Pesa and card payment, parent–teacher messaging, offline attendance, notifications, and an interface in English, Kiswahili, Somali and Arabic.</w:t>
       </w:r>
     </w:p>
     <w:p>
@@ -478,7 +478,7 @@
         <w:jc w:val="both"/>
       </w:pPr>
       <w:r>
-        <w:t>Unit, functional and user interface testing showed that the core features work as required and that users cannot reach records outside their madrasa or role: all 172 unit tests and 78 functional test cases passed, 21 database suites proved 145 security guarantees, and the installed app passed 30 of 31 interface checks. M-Pesa runs on Safaricom’s Daraja sandbox, while card, e-mail and SMS run on mock providers until live credentials are configured. The project shows that a secure, integrated madrasa manageme</w:t>
+        <w:t>Unit, functional and user interface testing showed that the core features work as required and that users cannot reach records outside their madrasa or role: all 185 unit tests and 78 functional test cases passed, 21 database suites proved 145 security guarantees, and the installed app passed 30 of 31 interface checks. M-Pesa runs on Safaricom’s Daraja sandbox, while card, e-mail and SMS run on mock providers until live credentials are configured. The project shows that a secure, integrated madrasa manageme</w:t>
       </w:r>
       <w:r>
         <w:t>nt application for Kenya is feasible.</w:t>
@@ -518,7 +518,7 @@
     <w:sdt>
       <w:sdtPr>
         <w:alias w:val="Contents"/>
-        <w:id w:val="1315607690"/>
+        <w:id w:val="-1507512666"/>
       </w:sdtPr>
       <w:sdtEndPr/>
       <w:sdtContent>
@@ -544,7 +544,7 @@
           <w:r>
             <w:fldChar w:fldCharType="separate"/>
           </w:r>
-          <w:hyperlink w:anchor="_Toc242925199" w:history="1">
+          <w:hyperlink w:anchor="_Toc243004370" w:history="1">
             <w:r>
               <w:rPr>
                 <w:rStyle w:val="Hyperlink"/>
@@ -568,7 +568,7 @@
               <w:rPr>
                 <w:noProof/>
               </w:rPr>
-              <w:instrText xml:space="preserve"> PAGEREF _Toc242925199 \h </w:instrText>
+              <w:instrText xml:space="preserve"> PAGEREF _Toc243004370 \h </w:instrText>
             </w:r>
             <w:r>
               <w:rPr>
@@ -608,7 +608,7 @@
               <w14:ligatures w14:val="standardContextual"/>
             </w:rPr>
           </w:pPr>
-          <w:hyperlink w:anchor="_Toc242925200" w:history="1">
+          <w:hyperlink w:anchor="_Toc243004371" w:history="1">
             <w:r>
               <w:rPr>
                 <w:rStyle w:val="Hyperlink"/>
@@ -632,7 +632,7 @@
               <w:rPr>
                 <w:noProof/>
               </w:rPr>
-              <w:instrText xml:space="preserve"> PAGEREF _Toc242925200 \h </w:instrText>
+              <w:instrText xml:space="preserve"> PAGEREF _Toc243004371 \h </w:instrText>
             </w:r>
             <w:r>
               <w:rPr>
@@ -672,7 +672,7 @@
               <w14:ligatures w14:val="standardContextual"/>
             </w:rPr>
           </w:pPr>
-          <w:hyperlink w:anchor="_Toc242925201" w:history="1">
+          <w:hyperlink w:anchor="_Toc243004372" w:history="1">
             <w:r>
               <w:rPr>
                 <w:rStyle w:val="Hyperlink"/>
@@ -696,7 +696,7 @@
               <w:rPr>
                 <w:noProof/>
               </w:rPr>
-              <w:instrText xml:space="preserve"> PAGEREF _Toc242925201 \h </w:instrText>
+              <w:instrText xml:space="preserve"> PAGEREF _Toc243004372 \h </w:instrText>
             </w:r>
             <w:r>
               <w:rPr>
@@ -736,7 +736,7 @@
               <w14:ligatures w14:val="standardContextual"/>
             </w:rPr>
           </w:pPr>
-          <w:hyperlink w:anchor="_Toc242925202" w:history="1">
+          <w:hyperlink w:anchor="_Toc243004373" w:history="1">
             <w:r>
               <w:rPr>
                 <w:rStyle w:val="Hyperlink"/>
@@ -760,7 +760,7 @@
               <w:rPr>
                 <w:noProof/>
               </w:rPr>
-              <w:instrText xml:space="preserve"> PAGEREF _Toc242925202 \h </w:instrText>
+              <w:instrText xml:space="preserve"> PAGEREF _Toc243004373 \h </w:instrText>
             </w:r>
             <w:r>
               <w:rPr>
@@ -800,7 +800,7 @@
               <w14:ligatures w14:val="standardContextual"/>
             </w:rPr>
           </w:pPr>
-          <w:hyperlink w:anchor="_Toc242925203" w:history="1">
+          <w:hyperlink w:anchor="_Toc243004374" w:history="1">
             <w:r>
               <w:rPr>
                 <w:rStyle w:val="Hyperlink"/>
@@ -824,7 +824,7 @@
               <w:rPr>
                 <w:noProof/>
               </w:rPr>
-              <w:instrText xml:space="preserve"> PAGEREF _Toc242925203 \h </w:instrText>
+              <w:instrText xml:space="preserve"> PAGEREF _Toc243004374 \h </w:instrText>
             </w:r>
             <w:r>
               <w:rPr>
@@ -864,7 +864,7 @@
               <w14:ligatures w14:val="standardContextual"/>
             </w:rPr>
           </w:pPr>
-          <w:hyperlink w:anchor="_Toc242925204" w:history="1">
+          <w:hyperlink w:anchor="_Toc243004375" w:history="1">
             <w:r>
               <w:rPr>
                 <w:rStyle w:val="Hyperlink"/>
@@ -888,7 +888,7 @@
               <w:rPr>
                 <w:noProof/>
               </w:rPr>
-              <w:instrText xml:space="preserve"> PAGEREF _Toc242925204 \h </w:instrText>
+              <w:instrText xml:space="preserve"> PAGEREF _Toc243004375 \h </w:instrText>
             </w:r>
             <w:r>
               <w:rPr>
@@ -928,7 +928,7 @@
               <w14:ligatures w14:val="standardContextual"/>
             </w:rPr>
           </w:pPr>
-          <w:hyperlink w:anchor="_Toc242925205" w:history="1">
+          <w:hyperlink w:anchor="_Toc243004376" w:history="1">
             <w:r>
               <w:rPr>
                 <w:rStyle w:val="Hyperlink"/>
@@ -952,7 +952,7 @@
               <w:rPr>
                 <w:noProof/>
               </w:rPr>
-              <w:instrText xml:space="preserve"> PAGEREF _Toc242925205 \h </w:instrText>
+              <w:instrText xml:space="preserve"> PAGEREF _Toc243004376 \h </w:instrText>
             </w:r>
             <w:r>
               <w:rPr>
@@ -992,7 +992,7 @@
               <w14:ligatures w14:val="standardContextual"/>
             </w:rPr>
           </w:pPr>
-          <w:hyperlink w:anchor="_Toc242925206" w:history="1">
+          <w:hyperlink w:anchor="_Toc243004377" w:history="1">
             <w:r>
               <w:rPr>
                 <w:rStyle w:val="Hyperlink"/>
@@ -1016,7 +1016,7 @@
               <w:rPr>
                 <w:noProof/>
               </w:rPr>
-              <w:instrText xml:space="preserve"> PAGEREF _Toc242925206 \h </w:instrText>
+              <w:instrText xml:space="preserve"> PAGEREF _Toc243004377 \h </w:instrText>
             </w:r>
             <w:r>
               <w:rPr>
@@ -1056,7 +1056,7 @@
               <w14:ligatures w14:val="standardContextual"/>
             </w:rPr>
           </w:pPr>
-          <w:hyperlink w:anchor="_Toc242925207" w:history="1">
+          <w:hyperlink w:anchor="_Toc243004378" w:history="1">
             <w:r>
               <w:rPr>
                 <w:rStyle w:val="Hyperlink"/>
@@ -1080,7 +1080,7 @@
               <w:rPr>
                 <w:noProof/>
               </w:rPr>
-              <w:instrText xml:space="preserve"> PAGEREF _Toc242925207 \h </w:instrText>
+              <w:instrText xml:space="preserve"> PAGEREF _Toc243004378 \h </w:instrText>
             </w:r>
             <w:r>
               <w:rPr>
@@ -1120,7 +1120,7 @@
               <w14:ligatures w14:val="standardContextual"/>
             </w:rPr>
           </w:pPr>
-          <w:hyperlink w:anchor="_Toc242925208" w:history="1">
+          <w:hyperlink w:anchor="_Toc243004379" w:history="1">
             <w:r>
               <w:rPr>
                 <w:rStyle w:val="Hyperlink"/>
@@ -1144,7 +1144,7 @@
               <w:rPr>
                 <w:noProof/>
               </w:rPr>
-              <w:instrText xml:space="preserve"> PAGEREF _Toc242925208 \h </w:instrText>
+              <w:instrText xml:space="preserve"> PAGEREF _Toc243004379 \h </w:instrText>
             </w:r>
             <w:r>
               <w:rPr>
@@ -1184,7 +1184,7 @@
               <w14:ligatures w14:val="standardContextual"/>
             </w:rPr>
           </w:pPr>
-          <w:hyperlink w:anchor="_Toc242925209" w:history="1">
+          <w:hyperlink w:anchor="_Toc243004380" w:history="1">
             <w:r>
               <w:rPr>
                 <w:rStyle w:val="Hyperlink"/>
@@ -1208,7 +1208,7 @@
               <w:rPr>
                 <w:noProof/>
               </w:rPr>
-              <w:instrText xml:space="preserve"> PAGEREF _Toc242925209 \h </w:instrText>
+              <w:instrText xml:space="preserve"> PAGEREF _Toc243004380 \h </w:instrText>
             </w:r>
             <w:r>
               <w:rPr>
@@ -1248,7 +1248,7 @@
               <w14:ligatures w14:val="standardContextual"/>
             </w:rPr>
           </w:pPr>
-          <w:hyperlink w:anchor="_Toc242925210" w:history="1">
+          <w:hyperlink w:anchor="_Toc243004381" w:history="1">
             <w:r>
               <w:rPr>
                 <w:rStyle w:val="Hyperlink"/>
@@ -1272,7 +1272,7 @@
               <w:rPr>
                 <w:noProof/>
               </w:rPr>
-              <w:instrText xml:space="preserve"> PAGEREF _Toc242925210 \h </w:instrText>
+              <w:instrText xml:space="preserve"> PAGEREF _Toc243004381 \h </w:instrText>
             </w:r>
             <w:r>
               <w:rPr>
@@ -1312,7 +1312,7 @@
               <w14:ligatures w14:val="standardContextual"/>
             </w:rPr>
           </w:pPr>
-          <w:hyperlink w:anchor="_Toc242925211" w:history="1">
+          <w:hyperlink w:anchor="_Toc243004382" w:history="1">
             <w:r>
               <w:rPr>
                 <w:rStyle w:val="Hyperlink"/>
@@ -1336,7 +1336,7 @@
               <w:rPr>
                 <w:noProof/>
               </w:rPr>
-              <w:instrText xml:space="preserve"> PAGEREF _Toc242925211 \h </w:instrText>
+              <w:instrText xml:space="preserve"> PAGEREF _Toc243004382 \h </w:instrText>
             </w:r>
             <w:r>
               <w:rPr>
@@ -1376,7 +1376,7 @@
               <w14:ligatures w14:val="standardContextual"/>
             </w:rPr>
           </w:pPr>
-          <w:hyperlink w:anchor="_Toc242925212" w:history="1">
+          <w:hyperlink w:anchor="_Toc243004383" w:history="1">
             <w:r>
               <w:rPr>
                 <w:rStyle w:val="Hyperlink"/>
@@ -1400,7 +1400,7 @@
               <w:rPr>
                 <w:noProof/>
               </w:rPr>
-              <w:instrText xml:space="preserve"> PAGEREF _Toc242925212 \h </w:instrText>
+              <w:instrText xml:space="preserve"> PAGEREF _Toc243004383 \h </w:instrText>
             </w:r>
             <w:r>
               <w:rPr>
@@ -1440,7 +1440,7 @@
               <w14:ligatures w14:val="standardContextual"/>
             </w:rPr>
           </w:pPr>
-          <w:hyperlink w:anchor="_Toc242925213" w:history="1">
+          <w:hyperlink w:anchor="_Toc243004384" w:history="1">
             <w:r>
               <w:rPr>
                 <w:rStyle w:val="Hyperlink"/>
@@ -1464,7 +1464,7 @@
               <w:rPr>
                 <w:noProof/>
               </w:rPr>
-              <w:instrText xml:space="preserve"> PAGEREF _Toc242925213 \h </w:instrText>
+              <w:instrText xml:space="preserve"> PAGEREF _Toc243004384 \h </w:instrText>
             </w:r>
             <w:r>
               <w:rPr>
@@ -1504,7 +1504,7 @@
               <w14:ligatures w14:val="standardContextual"/>
             </w:rPr>
           </w:pPr>
-          <w:hyperlink w:anchor="_Toc242925214" w:history="1">
+          <w:hyperlink w:anchor="_Toc243004385" w:history="1">
             <w:r>
               <w:rPr>
                 <w:rStyle w:val="Hyperlink"/>
@@ -1528,7 +1528,7 @@
               <w:rPr>
                 <w:noProof/>
               </w:rPr>
-              <w:instrText xml:space="preserve"> PAGEREF _Toc242925214 \h </w:instrText>
+              <w:instrText xml:space="preserve"> PAGEREF _Toc243004385 \h </w:instrText>
             </w:r>
             <w:r>
               <w:rPr>
@@ -1568,7 +1568,7 @@
               <w14:ligatures w14:val="standardContextual"/>
             </w:rPr>
           </w:pPr>
-          <w:hyperlink w:anchor="_Toc242925215" w:history="1">
+          <w:hyperlink w:anchor="_Toc243004386" w:history="1">
             <w:r>
               <w:rPr>
                 <w:rStyle w:val="Hyperlink"/>
@@ -1592,7 +1592,7 @@
               <w:rPr>
                 <w:noProof/>
               </w:rPr>
-              <w:instrText xml:space="preserve"> PAGEREF _Toc242925215 \h </w:instrText>
+              <w:instrText xml:space="preserve"> PAGEREF _Toc243004386 \h </w:instrText>
             </w:r>
             <w:r>
               <w:rPr>
@@ -1632,7 +1632,7 @@
               <w14:ligatures w14:val="standardContextual"/>
             </w:rPr>
           </w:pPr>
-          <w:hyperlink w:anchor="_Toc242925216" w:history="1">
+          <w:hyperlink w:anchor="_Toc243004387" w:history="1">
             <w:r>
               <w:rPr>
                 <w:rStyle w:val="Hyperlink"/>
@@ -1656,7 +1656,7 @@
               <w:rPr>
                 <w:noProof/>
               </w:rPr>
-              <w:instrText xml:space="preserve"> PAGEREF _Toc242925216 \h </w:instrText>
+              <w:instrText xml:space="preserve"> PAGEREF _Toc243004387 \h </w:instrText>
             </w:r>
             <w:r>
               <w:rPr>
@@ -1696,7 +1696,7 @@
               <w14:ligatures w14:val="standardContextual"/>
             </w:rPr>
           </w:pPr>
-          <w:hyperlink w:anchor="_Toc242925217" w:history="1">
+          <w:hyperlink w:anchor="_Toc243004388" w:history="1">
             <w:r>
               <w:rPr>
                 <w:rStyle w:val="Hyperlink"/>
@@ -1720,7 +1720,7 @@
               <w:rPr>
                 <w:noProof/>
               </w:rPr>
-              <w:instrText xml:space="preserve"> PAGEREF _Toc242925217 \h </w:instrText>
+              <w:instrText xml:space="preserve"> PAGEREF _Toc243004388 \h </w:instrText>
             </w:r>
             <w:r>
               <w:rPr>
@@ -1760,7 +1760,7 @@
               <w14:ligatures w14:val="standardContextual"/>
             </w:rPr>
           </w:pPr>
-          <w:hyperlink w:anchor="_Toc242925218" w:history="1">
+          <w:hyperlink w:anchor="_Toc243004389" w:history="1">
             <w:r>
               <w:rPr>
                 <w:rStyle w:val="Hyperlink"/>
@@ -1784,7 +1784,7 @@
               <w:rPr>
                 <w:noProof/>
               </w:rPr>
-              <w:instrText xml:space="preserve"> PAGEREF _Toc242925218 \h </w:instrText>
+              <w:instrText xml:space="preserve"> PAGEREF _Toc243004389 \h </w:instrText>
             </w:r>
             <w:r>
               <w:rPr>
@@ -1824,7 +1824,7 @@
               <w14:ligatures w14:val="standardContextual"/>
             </w:rPr>
           </w:pPr>
-          <w:hyperlink w:anchor="_Toc242925219" w:history="1">
+          <w:hyperlink w:anchor="_Toc243004390" w:history="1">
             <w:r>
               <w:rPr>
                 <w:rStyle w:val="Hyperlink"/>
@@ -1848,7 +1848,7 @@
               <w:rPr>
                 <w:noProof/>
               </w:rPr>
-              <w:instrText xml:space="preserve"> PAGEREF _Toc242925219 \h </w:instrText>
+              <w:instrText xml:space="preserve"> PAGEREF _Toc243004390 \h </w:instrText>
             </w:r>
             <w:r>
               <w:rPr>
@@ -1888,7 +1888,7 @@
               <w14:ligatures w14:val="standardContextual"/>
             </w:rPr>
           </w:pPr>
-          <w:hyperlink w:anchor="_Toc242925220" w:history="1">
+          <w:hyperlink w:anchor="_Toc243004391" w:history="1">
             <w:r>
               <w:rPr>
                 <w:rStyle w:val="Hyperlink"/>
@@ -1912,7 +1912,7 @@
               <w:rPr>
                 <w:noProof/>
               </w:rPr>
-              <w:instrText xml:space="preserve"> PAGEREF _Toc242925220 \h </w:instrText>
+              <w:instrText xml:space="preserve"> PAGEREF _Toc243004391 \h </w:instrText>
             </w:r>
             <w:r>
               <w:rPr>
@@ -1952,7 +1952,7 @@
               <w14:ligatures w14:val="standardContextual"/>
             </w:rPr>
           </w:pPr>
-          <w:hyperlink w:anchor="_Toc242925221" w:history="1">
+          <w:hyperlink w:anchor="_Toc243004392" w:history="1">
             <w:r>
               <w:rPr>
                 <w:rStyle w:val="Hyperlink"/>
@@ -1976,7 +1976,7 @@
               <w:rPr>
                 <w:noProof/>
               </w:rPr>
-              <w:instrText xml:space="preserve"> PAGEREF _Toc242925221 \h </w:instrText>
+              <w:instrText xml:space="preserve"> PAGEREF _Toc243004392 \h </w:instrText>
             </w:r>
             <w:r>
               <w:rPr>
@@ -2016,7 +2016,7 @@
               <w14:ligatures w14:val="standardContextual"/>
             </w:rPr>
           </w:pPr>
-          <w:hyperlink w:anchor="_Toc242925222" w:history="1">
+          <w:hyperlink w:anchor="_Toc243004393" w:history="1">
             <w:r>
               <w:rPr>
                 <w:rStyle w:val="Hyperlink"/>
@@ -2040,7 +2040,7 @@
               <w:rPr>
                 <w:noProof/>
               </w:rPr>
-              <w:instrText xml:space="preserve"> PAGEREF _Toc242925222 \h </w:instrText>
+              <w:instrText xml:space="preserve"> PAGEREF _Toc243004393 \h </w:instrText>
             </w:r>
             <w:r>
               <w:rPr>
@@ -2080,7 +2080,7 @@
               <w14:ligatures w14:val="standardContextual"/>
             </w:rPr>
           </w:pPr>
-          <w:hyperlink w:anchor="_Toc242925223" w:history="1">
+          <w:hyperlink w:anchor="_Toc243004394" w:history="1">
             <w:r>
               <w:rPr>
                 <w:rStyle w:val="Hyperlink"/>
@@ -2104,7 +2104,7 @@
               <w:rPr>
                 <w:noProof/>
               </w:rPr>
-              <w:instrText xml:space="preserve"> PAGEREF _Toc242925223 \h </w:instrText>
+              <w:instrText xml:space="preserve"> PAGEREF _Toc243004394 \h </w:instrText>
             </w:r>
             <w:r>
               <w:rPr>
@@ -2144,7 +2144,7 @@
               <w14:ligatures w14:val="standardContextual"/>
             </w:rPr>
           </w:pPr>
-          <w:hyperlink w:anchor="_Toc242925224" w:history="1">
+          <w:hyperlink w:anchor="_Toc243004395" w:history="1">
             <w:r>
               <w:rPr>
                 <w:rStyle w:val="Hyperlink"/>
@@ -2168,7 +2168,7 @@
               <w:rPr>
                 <w:noProof/>
               </w:rPr>
-              <w:instrText xml:space="preserve"> PAGEREF _Toc242925224 \h </w:instrText>
+              <w:instrText xml:space="preserve"> PAGEREF _Toc243004395 \h </w:instrText>
             </w:r>
             <w:r>
               <w:rPr>
@@ -2208,7 +2208,7 @@
               <w14:ligatures w14:val="standardContextual"/>
             </w:rPr>
           </w:pPr>
-          <w:hyperlink w:anchor="_Toc242925225" w:history="1">
+          <w:hyperlink w:anchor="_Toc243004396" w:history="1">
             <w:r>
               <w:rPr>
                 <w:rStyle w:val="Hyperlink"/>
@@ -2232,7 +2232,7 @@
               <w:rPr>
                 <w:noProof/>
               </w:rPr>
-              <w:instrText xml:space="preserve"> PAGEREF _Toc242925225 \h </w:instrText>
+              <w:instrText xml:space="preserve"> PAGEREF _Toc243004396 \h </w:instrText>
             </w:r>
             <w:r>
               <w:rPr>
@@ -2272,7 +2272,7 @@
               <w14:ligatures w14:val="standardContextual"/>
             </w:rPr>
           </w:pPr>
-          <w:hyperlink w:anchor="_Toc242925226" w:history="1">
+          <w:hyperlink w:anchor="_Toc243004397" w:history="1">
             <w:r>
               <w:rPr>
                 <w:rStyle w:val="Hyperlink"/>
@@ -2296,7 +2296,7 @@
               <w:rPr>
                 <w:noProof/>
               </w:rPr>
-              <w:instrText xml:space="preserve"> PAGEREF _Toc242925226 \h </w:instrText>
+              <w:instrText xml:space="preserve"> PAGEREF _Toc243004397 \h </w:instrText>
             </w:r>
             <w:r>
               <w:rPr>
@@ -2336,7 +2336,7 @@
               <w14:ligatures w14:val="standardContextual"/>
             </w:rPr>
           </w:pPr>
-          <w:hyperlink w:anchor="_Toc242925227" w:history="1">
+          <w:hyperlink w:anchor="_Toc243004398" w:history="1">
             <w:r>
               <w:rPr>
                 <w:rStyle w:val="Hyperlink"/>
@@ -2360,7 +2360,7 @@
               <w:rPr>
                 <w:noProof/>
               </w:rPr>
-              <w:instrText xml:space="preserve"> PAGEREF _Toc242925227 \h </w:instrText>
+              <w:instrText xml:space="preserve"> PAGEREF _Toc243004398 \h </w:instrText>
             </w:r>
             <w:r>
               <w:rPr>
@@ -2400,7 +2400,7 @@
               <w14:ligatures w14:val="standardContextual"/>
             </w:rPr>
           </w:pPr>
-          <w:hyperlink w:anchor="_Toc242925228" w:history="1">
+          <w:hyperlink w:anchor="_Toc243004399" w:history="1">
             <w:r>
               <w:rPr>
                 <w:rStyle w:val="Hyperlink"/>
@@ -2424,7 +2424,7 @@
               <w:rPr>
                 <w:noProof/>
               </w:rPr>
-              <w:instrText xml:space="preserve"> PAGEREF _Toc242925228 \h </w:instrText>
+              <w:instrText xml:space="preserve"> PAGEREF _Toc243004399 \h </w:instrText>
             </w:r>
             <w:r>
               <w:rPr>
@@ -2464,7 +2464,7 @@
               <w14:ligatures w14:val="standardContextual"/>
             </w:rPr>
           </w:pPr>
-          <w:hyperlink w:anchor="_Toc242925229" w:history="1">
+          <w:hyperlink w:anchor="_Toc243004400" w:history="1">
             <w:r>
               <w:rPr>
                 <w:rStyle w:val="Hyperlink"/>
@@ -2488,7 +2488,7 @@
               <w:rPr>
                 <w:noProof/>
               </w:rPr>
-              <w:instrText xml:space="preserve"> PAGEREF _Toc242925229 \h </w:instrText>
+              <w:instrText xml:space="preserve"> PAGEREF _Toc243004400 \h </w:instrText>
             </w:r>
             <w:r>
               <w:rPr>
@@ -2528,7 +2528,7 @@
               <w14:ligatures w14:val="standardContextual"/>
             </w:rPr>
           </w:pPr>
-          <w:hyperlink w:anchor="_Toc242925230" w:history="1">
+          <w:hyperlink w:anchor="_Toc243004401" w:history="1">
             <w:r>
               <w:rPr>
                 <w:rStyle w:val="Hyperlink"/>
@@ -2552,7 +2552,7 @@
               <w:rPr>
                 <w:noProof/>
               </w:rPr>
-              <w:instrText xml:space="preserve"> PAGEREF _Toc242925230 \h </w:instrText>
+              <w:instrText xml:space="preserve"> PAGEREF _Toc243004401 \h </w:instrText>
             </w:r>
             <w:r>
               <w:rPr>
@@ -2592,7 +2592,7 @@
               <w14:ligatures w14:val="standardContextual"/>
             </w:rPr>
           </w:pPr>
-          <w:hyperlink w:anchor="_Toc242925231" w:history="1">
+          <w:hyperlink w:anchor="_Toc243004402" w:history="1">
             <w:r>
               <w:rPr>
                 <w:rStyle w:val="Hyperlink"/>
@@ -2616,7 +2616,7 @@
               <w:rPr>
                 <w:noProof/>
               </w:rPr>
-              <w:instrText xml:space="preserve"> PAGEREF _Toc242925231 \h </w:instrText>
+              <w:instrText xml:space="preserve"> PAGEREF _Toc243004402 \h </w:instrText>
             </w:r>
             <w:r>
               <w:rPr>
@@ -2656,7 +2656,7 @@
               <w14:ligatures w14:val="standardContextual"/>
             </w:rPr>
           </w:pPr>
-          <w:hyperlink w:anchor="_Toc242925232" w:history="1">
+          <w:hyperlink w:anchor="_Toc243004403" w:history="1">
             <w:r>
               <w:rPr>
                 <w:rStyle w:val="Hyperlink"/>
@@ -2680,7 +2680,7 @@
               <w:rPr>
                 <w:noProof/>
               </w:rPr>
-              <w:instrText xml:space="preserve"> PAGEREF _Toc242925232 \h </w:instrText>
+              <w:instrText xml:space="preserve"> PAGEREF _Toc243004403 \h </w:instrText>
             </w:r>
             <w:r>
               <w:rPr>
@@ -2720,7 +2720,7 @@
               <w14:ligatures w14:val="standardContextual"/>
             </w:rPr>
           </w:pPr>
-          <w:hyperlink w:anchor="_Toc242925233" w:history="1">
+          <w:hyperlink w:anchor="_Toc243004404" w:history="1">
             <w:r>
               <w:rPr>
                 <w:rStyle w:val="Hyperlink"/>
@@ -2744,7 +2744,7 @@
               <w:rPr>
                 <w:noProof/>
               </w:rPr>
-              <w:instrText xml:space="preserve"> PAGEREF _Toc242925233 \h </w:instrText>
+              <w:instrText xml:space="preserve"> PAGEREF _Toc243004404 \h </w:instrText>
             </w:r>
             <w:r>
               <w:rPr>
@@ -2784,7 +2784,7 @@
               <w14:ligatures w14:val="standardContextual"/>
             </w:rPr>
           </w:pPr>
-          <w:hyperlink w:anchor="_Toc242925234" w:history="1">
+          <w:hyperlink w:anchor="_Toc243004405" w:history="1">
             <w:r>
               <w:rPr>
                 <w:rStyle w:val="Hyperlink"/>
@@ -2808,7 +2808,7 @@
               <w:rPr>
                 <w:noProof/>
               </w:rPr>
-              <w:instrText xml:space="preserve"> PAGEREF _Toc242925234 \h </w:instrText>
+              <w:instrText xml:space="preserve"> PAGEREF _Toc243004405 \h </w:instrText>
             </w:r>
             <w:r>
               <w:rPr>
@@ -2848,7 +2848,7 @@
               <w14:ligatures w14:val="standardContextual"/>
             </w:rPr>
           </w:pPr>
-          <w:hyperlink w:anchor="_Toc242925235" w:history="1">
+          <w:hyperlink w:anchor="_Toc243004406" w:history="1">
             <w:r>
               <w:rPr>
                 <w:rStyle w:val="Hyperlink"/>
@@ -2872,7 +2872,7 @@
               <w:rPr>
                 <w:noProof/>
               </w:rPr>
-              <w:instrText xml:space="preserve"> PAGEREF _Toc242925235 \h </w:instrText>
+              <w:instrText xml:space="preserve"> PAGEREF _Toc243004406 \h </w:instrText>
             </w:r>
             <w:r>
               <w:rPr>
@@ -2912,7 +2912,7 @@
               <w14:ligatures w14:val="standardContextual"/>
             </w:rPr>
           </w:pPr>
-          <w:hyperlink w:anchor="_Toc242925236" w:history="1">
+          <w:hyperlink w:anchor="_Toc243004407" w:history="1">
             <w:r>
               <w:rPr>
                 <w:rStyle w:val="Hyperlink"/>
@@ -2936,7 +2936,7 @@
               <w:rPr>
                 <w:noProof/>
               </w:rPr>
-              <w:instrText xml:space="preserve"> PAGEREF _Toc242925236 \h </w:instrText>
+              <w:instrText xml:space="preserve"> PAGEREF _Toc243004407 \h </w:instrText>
             </w:r>
             <w:r>
               <w:rPr>
@@ -2976,7 +2976,7 @@
               <w14:ligatures w14:val="standardContextual"/>
             </w:rPr>
           </w:pPr>
-          <w:hyperlink w:anchor="_Toc242925237" w:history="1">
+          <w:hyperlink w:anchor="_Toc243004408" w:history="1">
             <w:r>
               <w:rPr>
                 <w:rStyle w:val="Hyperlink"/>
@@ -3000,7 +3000,7 @@
               <w:rPr>
                 <w:noProof/>
               </w:rPr>
-              <w:instrText xml:space="preserve"> PAGEREF _Toc242925237 \h </w:instrText>
+              <w:instrText xml:space="preserve"> PAGEREF _Toc243004408 \h </w:instrText>
             </w:r>
             <w:r>
               <w:rPr>
@@ -3040,7 +3040,7 @@
               <w14:ligatures w14:val="standardContextual"/>
             </w:rPr>
           </w:pPr>
-          <w:hyperlink w:anchor="_Toc242925238" w:history="1">
+          <w:hyperlink w:anchor="_Toc243004409" w:history="1">
             <w:r>
               <w:rPr>
                 <w:rStyle w:val="Hyperlink"/>
@@ -3064,7 +3064,7 @@
               <w:rPr>
                 <w:noProof/>
               </w:rPr>
-              <w:instrText xml:space="preserve"> PAGEREF _Toc242925238 \h </w:instrText>
+              <w:instrText xml:space="preserve"> PAGEREF _Toc243004409 \h </w:instrText>
             </w:r>
             <w:r>
               <w:rPr>
@@ -3104,7 +3104,7 @@
               <w14:ligatures w14:val="standardContextual"/>
             </w:rPr>
           </w:pPr>
-          <w:hyperlink w:anchor="_Toc242925239" w:history="1">
+          <w:hyperlink w:anchor="_Toc243004410" w:history="1">
             <w:r>
               <w:rPr>
                 <w:rStyle w:val="Hyperlink"/>
@@ -3128,7 +3128,7 @@
               <w:rPr>
                 <w:noProof/>
               </w:rPr>
-              <w:instrText xml:space="preserve"> PAGEREF _Toc242925239 \h </w:instrText>
+              <w:instrText xml:space="preserve"> PAGEREF _Toc243004410 \h </w:instrText>
             </w:r>
             <w:r>
               <w:rPr>
@@ -3168,7 +3168,7 @@
               <w14:ligatures w14:val="standardContextual"/>
             </w:rPr>
           </w:pPr>
-          <w:hyperlink w:anchor="_Toc242925240" w:history="1">
+          <w:hyperlink w:anchor="_Toc243004411" w:history="1">
             <w:r>
               <w:rPr>
                 <w:rStyle w:val="Hyperlink"/>
@@ -3192,7 +3192,7 @@
               <w:rPr>
                 <w:noProof/>
               </w:rPr>
-              <w:instrText xml:space="preserve"> PAGEREF _Toc242925240 \h </w:instrText>
+              <w:instrText xml:space="preserve"> PAGEREF _Toc243004411 \h </w:instrText>
             </w:r>
             <w:r>
               <w:rPr>
@@ -3232,7 +3232,7 @@
               <w14:ligatures w14:val="standardContextual"/>
             </w:rPr>
           </w:pPr>
-          <w:hyperlink w:anchor="_Toc242925241" w:history="1">
+          <w:hyperlink w:anchor="_Toc243004412" w:history="1">
             <w:r>
               <w:rPr>
                 <w:rStyle w:val="Hyperlink"/>
@@ -3256,7 +3256,7 @@
               <w:rPr>
                 <w:noProof/>
               </w:rPr>
-              <w:instrText xml:space="preserve"> PAGEREF _Toc242925241 \h </w:instrText>
+              <w:instrText xml:space="preserve"> PAGEREF _Toc243004412 \h </w:instrText>
             </w:r>
             <w:r>
               <w:rPr>
@@ -3296,7 +3296,7 @@
               <w14:ligatures w14:val="standardContextual"/>
             </w:rPr>
           </w:pPr>
-          <w:hyperlink w:anchor="_Toc242925242" w:history="1">
+          <w:hyperlink w:anchor="_Toc243004413" w:history="1">
             <w:r>
               <w:rPr>
                 <w:rStyle w:val="Hyperlink"/>
@@ -3320,7 +3320,7 @@
               <w:rPr>
                 <w:noProof/>
               </w:rPr>
-              <w:instrText xml:space="preserve"> PAGEREF _Toc242925242 \h </w:instrText>
+              <w:instrText xml:space="preserve"> PAGEREF _Toc243004413 \h </w:instrText>
             </w:r>
             <w:r>
               <w:rPr>
@@ -3360,7 +3360,7 @@
               <w14:ligatures w14:val="standardContextual"/>
             </w:rPr>
           </w:pPr>
-          <w:hyperlink w:anchor="_Toc242925243" w:history="1">
+          <w:hyperlink w:anchor="_Toc243004414" w:history="1">
             <w:r>
               <w:rPr>
                 <w:rStyle w:val="Hyperlink"/>
@@ -3384,7 +3384,7 @@
               <w:rPr>
                 <w:noProof/>
               </w:rPr>
-              <w:instrText xml:space="preserve"> PAGEREF _Toc242925243 \h </w:instrText>
+              <w:instrText xml:space="preserve"> PAGEREF _Toc243004414 \h </w:instrText>
             </w:r>
             <w:r>
               <w:rPr>
@@ -3424,7 +3424,7 @@
               <w14:ligatures w14:val="standardContextual"/>
             </w:rPr>
           </w:pPr>
-          <w:hyperlink w:anchor="_Toc242925244" w:history="1">
+          <w:hyperlink w:anchor="_Toc243004415" w:history="1">
             <w:r>
               <w:rPr>
                 <w:rStyle w:val="Hyperlink"/>
@@ -3448,7 +3448,7 @@
               <w:rPr>
                 <w:noProof/>
               </w:rPr>
-              <w:instrText xml:space="preserve"> PAGEREF _Toc242925244 \h </w:instrText>
+              <w:instrText xml:space="preserve"> PAGEREF _Toc243004415 \h </w:instrText>
             </w:r>
             <w:r>
               <w:rPr>
@@ -3488,7 +3488,7 @@
               <w14:ligatures w14:val="standardContextual"/>
             </w:rPr>
           </w:pPr>
-          <w:hyperlink w:anchor="_Toc242925245" w:history="1">
+          <w:hyperlink w:anchor="_Toc243004416" w:history="1">
             <w:r>
               <w:rPr>
                 <w:rStyle w:val="Hyperlink"/>
@@ -3512,7 +3512,7 @@
               <w:rPr>
                 <w:noProof/>
               </w:rPr>
-              <w:instrText xml:space="preserve"> PAGEREF _Toc242925245 \h </w:instrText>
+              <w:instrText xml:space="preserve"> PAGEREF _Toc243004416 \h </w:instrText>
             </w:r>
             <w:r>
               <w:rPr>
@@ -3552,7 +3552,7 @@
               <w14:ligatures w14:val="standardContextual"/>
             </w:rPr>
           </w:pPr>
-          <w:hyperlink w:anchor="_Toc242925246" w:history="1">
+          <w:hyperlink w:anchor="_Toc243004417" w:history="1">
             <w:r>
               <w:rPr>
                 <w:rStyle w:val="Hyperlink"/>
@@ -3576,7 +3576,7 @@
               <w:rPr>
                 <w:noProof/>
               </w:rPr>
-              <w:instrText xml:space="preserve"> PAGEREF _Toc242925246 \h </w:instrText>
+              <w:instrText xml:space="preserve"> PAGEREF _Toc243004417 \h </w:instrText>
             </w:r>
             <w:r>
               <w:rPr>
@@ -3616,7 +3616,7 @@
               <w14:ligatures w14:val="standardContextual"/>
             </w:rPr>
           </w:pPr>
-          <w:hyperlink w:anchor="_Toc242925247" w:history="1">
+          <w:hyperlink w:anchor="_Toc243004418" w:history="1">
             <w:r>
               <w:rPr>
                 <w:rStyle w:val="Hyperlink"/>
@@ -3640,7 +3640,7 @@
               <w:rPr>
                 <w:noProof/>
               </w:rPr>
-              <w:instrText xml:space="preserve"> PAGEREF _Toc242925247 \h </w:instrText>
+              <w:instrText xml:space="preserve"> PAGEREF _Toc243004418 \h </w:instrText>
             </w:r>
             <w:r>
               <w:rPr>
@@ -3680,7 +3680,7 @@
               <w14:ligatures w14:val="standardContextual"/>
             </w:rPr>
           </w:pPr>
-          <w:hyperlink w:anchor="_Toc242925248" w:history="1">
+          <w:hyperlink w:anchor="_Toc243004419" w:history="1">
             <w:r>
               <w:rPr>
                 <w:rStyle w:val="Hyperlink"/>
@@ -3704,7 +3704,7 @@
               <w:rPr>
                 <w:noProof/>
               </w:rPr>
-              <w:instrText xml:space="preserve"> PAGEREF _Toc242925248 \h </w:instrText>
+              <w:instrText xml:space="preserve"> PAGEREF _Toc243004419 \h </w:instrText>
             </w:r>
             <w:r>
               <w:rPr>
@@ -3744,7 +3744,7 @@
               <w14:ligatures w14:val="standardContextual"/>
             </w:rPr>
           </w:pPr>
-          <w:hyperlink w:anchor="_Toc242925249" w:history="1">
+          <w:hyperlink w:anchor="_Toc243004420" w:history="1">
             <w:r>
               <w:rPr>
                 <w:rStyle w:val="Hyperlink"/>
@@ -3768,7 +3768,7 @@
               <w:rPr>
                 <w:noProof/>
               </w:rPr>
-              <w:instrText xml:space="preserve"> PAGEREF _Toc242925249 \h </w:instrText>
+              <w:instrText xml:space="preserve"> PAGEREF _Toc243004420 \h </w:instrText>
             </w:r>
             <w:r>
               <w:rPr>
@@ -3808,7 +3808,7 @@
               <w14:ligatures w14:val="standardContextual"/>
             </w:rPr>
           </w:pPr>
-          <w:hyperlink w:anchor="_Toc242925250" w:history="1">
+          <w:hyperlink w:anchor="_Toc243004421" w:history="1">
             <w:r>
               <w:rPr>
                 <w:rStyle w:val="Hyperlink"/>
@@ -3832,7 +3832,7 @@
               <w:rPr>
                 <w:noProof/>
               </w:rPr>
-              <w:instrText xml:space="preserve"> PAGEREF _Toc242925250 \h </w:instrText>
+              <w:instrText xml:space="preserve"> PAGEREF _Toc243004421 \h </w:instrText>
             </w:r>
             <w:r>
               <w:rPr>
@@ -3872,7 +3872,7 @@
               <w14:ligatures w14:val="standardContextual"/>
             </w:rPr>
           </w:pPr>
-          <w:hyperlink w:anchor="_Toc242925251" w:history="1">
+          <w:hyperlink w:anchor="_Toc243004422" w:history="1">
             <w:r>
               <w:rPr>
                 <w:rStyle w:val="Hyperlink"/>
@@ -3896,7 +3896,7 @@
               <w:rPr>
                 <w:noProof/>
               </w:rPr>
-              <w:instrText xml:space="preserve"> PAGEREF _Toc242925251 \h </w:instrText>
+              <w:instrText xml:space="preserve"> PAGEREF _Toc243004422 \h </w:instrText>
             </w:r>
             <w:r>
               <w:rPr>
@@ -3936,7 +3936,7 @@
               <w14:ligatures w14:val="standardContextual"/>
             </w:rPr>
           </w:pPr>
-          <w:hyperlink w:anchor="_Toc242925252" w:history="1">
+          <w:hyperlink w:anchor="_Toc243004423" w:history="1">
             <w:r>
               <w:rPr>
                 <w:rStyle w:val="Hyperlink"/>
@@ -3960,7 +3960,7 @@
               <w:rPr>
                 <w:noProof/>
               </w:rPr>
-              <w:instrText xml:space="preserve"> PAGEREF _Toc242925252 \h </w:instrText>
+              <w:instrText xml:space="preserve"> PAGEREF _Toc243004423 \h </w:instrText>
             </w:r>
             <w:r>
               <w:rPr>
@@ -4000,7 +4000,7 @@
               <w14:ligatures w14:val="standardContextual"/>
             </w:rPr>
           </w:pPr>
-          <w:hyperlink w:anchor="_Toc242925253" w:history="1">
+          <w:hyperlink w:anchor="_Toc243004424" w:history="1">
             <w:r>
               <w:rPr>
                 <w:rStyle w:val="Hyperlink"/>
@@ -4024,7 +4024,7 @@
               <w:rPr>
                 <w:noProof/>
               </w:rPr>
-              <w:instrText xml:space="preserve"> PAGEREF _Toc242925253 \h </w:instrText>
+              <w:instrText xml:space="preserve"> PAGEREF _Toc243004424 \h </w:instrText>
             </w:r>
             <w:r>
               <w:rPr>
@@ -4064,7 +4064,7 @@
               <w14:ligatures w14:val="standardContextual"/>
             </w:rPr>
           </w:pPr>
-          <w:hyperlink w:anchor="_Toc242925254" w:history="1">
+          <w:hyperlink w:anchor="_Toc243004425" w:history="1">
             <w:r>
               <w:rPr>
                 <w:rStyle w:val="Hyperlink"/>
@@ -4088,7 +4088,7 @@
               <w:rPr>
                 <w:noProof/>
               </w:rPr>
-              <w:instrText xml:space="preserve"> PAGEREF _Toc242925254 \h </w:instrText>
+              <w:instrText xml:space="preserve"> PAGEREF _Toc243004425 \h </w:instrText>
             </w:r>
             <w:r>
               <w:rPr>
@@ -4128,7 +4128,7 @@
               <w14:ligatures w14:val="standardContextual"/>
             </w:rPr>
           </w:pPr>
-          <w:hyperlink w:anchor="_Toc242925255" w:history="1">
+          <w:hyperlink w:anchor="_Toc243004426" w:history="1">
             <w:r>
               <w:rPr>
                 <w:rStyle w:val="Hyperlink"/>
@@ -4152,7 +4152,7 @@
               <w:rPr>
                 <w:noProof/>
               </w:rPr>
-              <w:instrText xml:space="preserve"> PAGEREF _Toc242925255 \h </w:instrText>
+              <w:instrText xml:space="preserve"> PAGEREF _Toc243004426 \h </w:instrText>
             </w:r>
             <w:r>
               <w:rPr>
@@ -4192,7 +4192,7 @@
               <w14:ligatures w14:val="standardContextual"/>
             </w:rPr>
           </w:pPr>
-          <w:hyperlink w:anchor="_Toc242925256" w:history="1">
+          <w:hyperlink w:anchor="_Toc243004427" w:history="1">
             <w:r>
               <w:rPr>
                 <w:rStyle w:val="Hyperlink"/>
@@ -4216,7 +4216,7 @@
               <w:rPr>
                 <w:noProof/>
               </w:rPr>
-              <w:instrText xml:space="preserve"> PAGEREF _Toc242925256 \h </w:instrText>
+              <w:instrText xml:space="preserve"> PAGEREF _Toc243004427 \h </w:instrText>
             </w:r>
             <w:r>
               <w:rPr>
@@ -4256,7 +4256,7 @@
               <w14:ligatures w14:val="standardContextual"/>
             </w:rPr>
           </w:pPr>
-          <w:hyperlink w:anchor="_Toc242925257" w:history="1">
+          <w:hyperlink w:anchor="_Toc243004428" w:history="1">
             <w:r>
               <w:rPr>
                 <w:rStyle w:val="Hyperlink"/>
@@ -4280,7 +4280,7 @@
               <w:rPr>
                 <w:noProof/>
               </w:rPr>
-              <w:instrText xml:space="preserve"> PAGEREF _Toc242925257 \h </w:instrText>
+              <w:instrText xml:space="preserve"> PAGEREF _Toc243004428 \h </w:instrText>
             </w:r>
             <w:r>
               <w:rPr>
@@ -4320,7 +4320,7 @@
               <w14:ligatures w14:val="standardContextual"/>
             </w:rPr>
           </w:pPr>
-          <w:hyperlink w:anchor="_Toc242925258" w:history="1">
+          <w:hyperlink w:anchor="_Toc243004429" w:history="1">
             <w:r>
               <w:rPr>
                 <w:rStyle w:val="Hyperlink"/>
@@ -4344,7 +4344,7 @@
               <w:rPr>
                 <w:noProof/>
               </w:rPr>
-              <w:instrText xml:space="preserve"> PAGEREF _Toc242925258 \h </w:instrText>
+              <w:instrText xml:space="preserve"> PAGEREF _Toc243004429 \h </w:instrText>
             </w:r>
             <w:r>
               <w:rPr>
@@ -4384,7 +4384,7 @@
               <w14:ligatures w14:val="standardContextual"/>
             </w:rPr>
           </w:pPr>
-          <w:hyperlink w:anchor="_Toc242925259" w:history="1">
+          <w:hyperlink w:anchor="_Toc243004430" w:history="1">
             <w:r>
               <w:rPr>
                 <w:rStyle w:val="Hyperlink"/>
@@ -4408,7 +4408,7 @@
               <w:rPr>
                 <w:noProof/>
               </w:rPr>
-              <w:instrText xml:space="preserve"> PAGEREF _Toc242925259 \h </w:instrText>
+              <w:instrText xml:space="preserve"> PAGEREF _Toc243004430 \h </w:instrText>
             </w:r>
             <w:r>
               <w:rPr>
@@ -4448,7 +4448,7 @@
               <w14:ligatures w14:val="standardContextual"/>
             </w:rPr>
           </w:pPr>
-          <w:hyperlink w:anchor="_Toc242925260" w:history="1">
+          <w:hyperlink w:anchor="_Toc243004431" w:history="1">
             <w:r>
               <w:rPr>
                 <w:rStyle w:val="Hyperlink"/>
@@ -4472,7 +4472,7 @@
               <w:rPr>
                 <w:noProof/>
               </w:rPr>
-              <w:instrText xml:space="preserve"> PAGEREF _Toc242925260 \h </w:instrText>
+              <w:instrText xml:space="preserve"> PAGEREF _Toc243004431 \h </w:instrText>
             </w:r>
             <w:r>
               <w:rPr>
@@ -4512,7 +4512,7 @@
               <w14:ligatures w14:val="standardContextual"/>
             </w:rPr>
           </w:pPr>
-          <w:hyperlink w:anchor="_Toc242925261" w:history="1">
+          <w:hyperlink w:anchor="_Toc243004432" w:history="1">
             <w:r>
               <w:rPr>
                 <w:rStyle w:val="Hyperlink"/>
@@ -4536,7 +4536,7 @@
               <w:rPr>
                 <w:noProof/>
               </w:rPr>
-              <w:instrText xml:space="preserve"> PAGEREF _Toc242925261 \h </w:instrText>
+              <w:instrText xml:space="preserve"> PAGEREF _Toc243004432 \h </w:instrText>
             </w:r>
             <w:r>
               <w:rPr>
@@ -4576,7 +4576,7 @@
               <w14:ligatures w14:val="standardContextual"/>
             </w:rPr>
           </w:pPr>
-          <w:hyperlink w:anchor="_Toc242925262" w:history="1">
+          <w:hyperlink w:anchor="_Toc243004433" w:history="1">
             <w:r>
               <w:rPr>
                 <w:rStyle w:val="Hyperlink"/>
@@ -4600,7 +4600,7 @@
               <w:rPr>
                 <w:noProof/>
               </w:rPr>
-              <w:instrText xml:space="preserve"> PAGEREF _Toc242925262 \h </w:instrText>
+              <w:instrText xml:space="preserve"> PAGEREF _Toc243004433 \h </w:instrText>
             </w:r>
             <w:r>
               <w:rPr>
@@ -4640,7 +4640,7 @@
               <w14:ligatures w14:val="standardContextual"/>
             </w:rPr>
           </w:pPr>
-          <w:hyperlink w:anchor="_Toc242925263" w:history="1">
+          <w:hyperlink w:anchor="_Toc243004434" w:history="1">
             <w:r>
               <w:rPr>
                 <w:rStyle w:val="Hyperlink"/>
@@ -4664,7 +4664,7 @@
               <w:rPr>
                 <w:noProof/>
               </w:rPr>
-              <w:instrText xml:space="preserve"> PAGEREF _Toc242925263 \h </w:instrText>
+              <w:instrText xml:space="preserve"> PAGEREF _Toc243004434 \h </w:instrText>
             </w:r>
             <w:r>
               <w:rPr>
@@ -4704,7 +4704,7 @@
               <w14:ligatures w14:val="standardContextual"/>
             </w:rPr>
           </w:pPr>
-          <w:hyperlink w:anchor="_Toc242925264" w:history="1">
+          <w:hyperlink w:anchor="_Toc243004435" w:history="1">
             <w:r>
               <w:rPr>
                 <w:rStyle w:val="Hyperlink"/>
@@ -4728,7 +4728,7 @@
               <w:rPr>
                 <w:noProof/>
               </w:rPr>
-              <w:instrText xml:space="preserve"> PAGEREF _Toc242925264 \h </w:instrText>
+              <w:instrText xml:space="preserve"> PAGEREF _Toc243004435 \h </w:instrText>
             </w:r>
             <w:r>
               <w:rPr>
@@ -4768,7 +4768,7 @@
               <w14:ligatures w14:val="standardContextual"/>
             </w:rPr>
           </w:pPr>
-          <w:hyperlink w:anchor="_Toc242925265" w:history="1">
+          <w:hyperlink w:anchor="_Toc243004436" w:history="1">
             <w:r>
               <w:rPr>
                 <w:rStyle w:val="Hyperlink"/>
@@ -4792,7 +4792,7 @@
               <w:rPr>
                 <w:noProof/>
               </w:rPr>
-              <w:instrText xml:space="preserve"> PAGEREF _Toc242925265 \h </w:instrText>
+              <w:instrText xml:space="preserve"> PAGEREF _Toc243004436 \h </w:instrText>
             </w:r>
             <w:r>
               <w:rPr>
@@ -4832,7 +4832,7 @@
               <w14:ligatures w14:val="standardContextual"/>
             </w:rPr>
           </w:pPr>
-          <w:hyperlink w:anchor="_Toc242925266" w:history="1">
+          <w:hyperlink w:anchor="_Toc243004437" w:history="1">
             <w:r>
               <w:rPr>
                 <w:rStyle w:val="Hyperlink"/>
@@ -4856,7 +4856,7 @@
               <w:rPr>
                 <w:noProof/>
               </w:rPr>
-              <w:instrText xml:space="preserve"> PAGEREF _Toc242925266 \h </w:instrText>
+              <w:instrText xml:space="preserve"> PAGEREF _Toc243004437 \h </w:instrText>
             </w:r>
             <w:r>
               <w:rPr>
@@ -4896,7 +4896,7 @@
               <w14:ligatures w14:val="standardContextual"/>
             </w:rPr>
           </w:pPr>
-          <w:hyperlink w:anchor="_Toc242925267" w:history="1">
+          <w:hyperlink w:anchor="_Toc243004438" w:history="1">
             <w:r>
               <w:rPr>
                 <w:rStyle w:val="Hyperlink"/>
@@ -4920,7 +4920,7 @@
               <w:rPr>
                 <w:noProof/>
               </w:rPr>
-              <w:instrText xml:space="preserve"> PAGEREF _Toc242925267 \h </w:instrText>
+              <w:instrText xml:space="preserve"> PAGEREF _Toc243004438 \h </w:instrText>
             </w:r>
             <w:r>
               <w:rPr>
@@ -4960,7 +4960,7 @@
               <w14:ligatures w14:val="standardContextual"/>
             </w:rPr>
           </w:pPr>
-          <w:hyperlink w:anchor="_Toc242925268" w:history="1">
+          <w:hyperlink w:anchor="_Toc243004439" w:history="1">
             <w:r>
               <w:rPr>
                 <w:rStyle w:val="Hyperlink"/>
@@ -4984,7 +4984,7 @@
               <w:rPr>
                 <w:noProof/>
               </w:rPr>
-              <w:instrText xml:space="preserve"> PAGEREF _Toc242925268 \h </w:instrText>
+              <w:instrText xml:space="preserve"> PAGEREF _Toc243004439 \h </w:instrText>
             </w:r>
             <w:r>
               <w:rPr>
@@ -5024,7 +5024,7 @@
               <w14:ligatures w14:val="standardContextual"/>
             </w:rPr>
           </w:pPr>
-          <w:hyperlink w:anchor="_Toc242925269" w:history="1">
+          <w:hyperlink w:anchor="_Toc243004440" w:history="1">
             <w:r>
               <w:rPr>
                 <w:rStyle w:val="Hyperlink"/>
@@ -5048,7 +5048,7 @@
               <w:rPr>
                 <w:noProof/>
               </w:rPr>
-              <w:instrText xml:space="preserve"> PAGEREF _Toc242925269 \h </w:instrText>
+              <w:instrText xml:space="preserve"> PAGEREF _Toc243004440 \h </w:instrText>
             </w:r>
             <w:r>
               <w:rPr>
@@ -5088,7 +5088,7 @@
               <w14:ligatures w14:val="standardContextual"/>
             </w:rPr>
           </w:pPr>
-          <w:hyperlink w:anchor="_Toc242925270" w:history="1">
+          <w:hyperlink w:anchor="_Toc243004441" w:history="1">
             <w:r>
               <w:rPr>
                 <w:rStyle w:val="Hyperlink"/>
@@ -5112,7 +5112,7 @@
               <w:rPr>
                 <w:noProof/>
               </w:rPr>
-              <w:instrText xml:space="preserve"> PAGEREF _Toc242925270 \h </w:instrText>
+              <w:instrText xml:space="preserve"> PAGEREF _Toc243004441 \h </w:instrText>
             </w:r>
             <w:r>
               <w:rPr>
@@ -5152,7 +5152,7 @@
               <w14:ligatures w14:val="standardContextual"/>
             </w:rPr>
           </w:pPr>
-          <w:hyperlink w:anchor="_Toc242925271" w:history="1">
+          <w:hyperlink w:anchor="_Toc243004442" w:history="1">
             <w:r>
               <w:rPr>
                 <w:rStyle w:val="Hyperlink"/>
@@ -5176,7 +5176,7 @@
               <w:rPr>
                 <w:noProof/>
               </w:rPr>
-              <w:instrText xml:space="preserve"> PAGEREF _Toc242925271 \h </w:instrText>
+              <w:instrText xml:space="preserve"> PAGEREF _Toc243004442 \h </w:instrText>
             </w:r>
             <w:r>
               <w:rPr>
@@ -5216,7 +5216,7 @@
               <w14:ligatures w14:val="standardContextual"/>
             </w:rPr>
           </w:pPr>
-          <w:hyperlink w:anchor="_Toc242925272" w:history="1">
+          <w:hyperlink w:anchor="_Toc243004443" w:history="1">
             <w:r>
               <w:rPr>
                 <w:rStyle w:val="Hyperlink"/>
@@ -5240,7 +5240,7 @@
               <w:rPr>
                 <w:noProof/>
               </w:rPr>
-              <w:instrText xml:space="preserve"> PAGEREF _Toc242925272 \h </w:instrText>
+              <w:instrText xml:space="preserve"> PAGEREF _Toc243004443 \h </w:instrText>
             </w:r>
             <w:r>
               <w:rPr>
@@ -5280,7 +5280,7 @@
               <w14:ligatures w14:val="standardContextual"/>
             </w:rPr>
           </w:pPr>
-          <w:hyperlink w:anchor="_Toc242925273" w:history="1">
+          <w:hyperlink w:anchor="_Toc243004444" w:history="1">
             <w:r>
               <w:rPr>
                 <w:rStyle w:val="Hyperlink"/>
@@ -5304,7 +5304,7 @@
               <w:rPr>
                 <w:noProof/>
               </w:rPr>
-              <w:instrText xml:space="preserve"> PAGEREF _Toc242925273 \h </w:instrText>
+              <w:instrText xml:space="preserve"> PAGEREF _Toc243004444 \h </w:instrText>
             </w:r>
             <w:r>
               <w:rPr>
@@ -5344,7 +5344,7 @@
               <w14:ligatures w14:val="standardContextual"/>
             </w:rPr>
           </w:pPr>
-          <w:hyperlink w:anchor="_Toc242925274" w:history="1">
+          <w:hyperlink w:anchor="_Toc243004445" w:history="1">
             <w:r>
               <w:rPr>
                 <w:rStyle w:val="Hyperlink"/>
@@ -5368,7 +5368,7 @@
               <w:rPr>
                 <w:noProof/>
               </w:rPr>
-              <w:instrText xml:space="preserve"> PAGEREF _Toc242925274 \h </w:instrText>
+              <w:instrText xml:space="preserve"> PAGEREF _Toc243004445 \h </w:instrText>
             </w:r>
             <w:r>
               <w:rPr>
@@ -5408,7 +5408,7 @@
               <w14:ligatures w14:val="standardContextual"/>
             </w:rPr>
           </w:pPr>
-          <w:hyperlink w:anchor="_Toc242925275" w:history="1">
+          <w:hyperlink w:anchor="_Toc243004446" w:history="1">
             <w:r>
               <w:rPr>
                 <w:rStyle w:val="Hyperlink"/>
@@ -5432,7 +5432,7 @@
               <w:rPr>
                 <w:noProof/>
               </w:rPr>
-              <w:instrText xml:space="preserve"> PAGEREF _Toc242925275 \h </w:instrText>
+              <w:instrText xml:space="preserve"> PAGEREF _Toc243004446 \h </w:instrText>
             </w:r>
             <w:r>
               <w:rPr>
@@ -5472,7 +5472,7 @@
               <w14:ligatures w14:val="standardContextual"/>
             </w:rPr>
           </w:pPr>
-          <w:hyperlink w:anchor="_Toc242925276" w:history="1">
+          <w:hyperlink w:anchor="_Toc243004447" w:history="1">
             <w:r>
               <w:rPr>
                 <w:rStyle w:val="Hyperlink"/>
@@ -5496,7 +5496,7 @@
               <w:rPr>
                 <w:noProof/>
               </w:rPr>
-              <w:instrText xml:space="preserve"> PAGEREF _Toc242925276 \h </w:instrText>
+              <w:instrText xml:space="preserve"> PAGEREF _Toc243004447 \h </w:instrText>
             </w:r>
             <w:r>
               <w:rPr>
@@ -5536,7 +5536,7 @@
               <w14:ligatures w14:val="standardContextual"/>
             </w:rPr>
           </w:pPr>
-          <w:hyperlink w:anchor="_Toc242925277" w:history="1">
+          <w:hyperlink w:anchor="_Toc243004448" w:history="1">
             <w:r>
               <w:rPr>
                 <w:rStyle w:val="Hyperlink"/>
@@ -5560,7 +5560,7 @@
               <w:rPr>
                 <w:noProof/>
               </w:rPr>
-              <w:instrText xml:space="preserve"> PAGEREF _Toc242925277 \h </w:instrText>
+              <w:instrText xml:space="preserve"> PAGEREF _Toc243004448 \h </w:instrText>
             </w:r>
             <w:r>
               <w:rPr>
@@ -5600,7 +5600,7 @@
               <w14:ligatures w14:val="standardContextual"/>
             </w:rPr>
           </w:pPr>
-          <w:hyperlink w:anchor="_Toc242925278" w:history="1">
+          <w:hyperlink w:anchor="_Toc243004449" w:history="1">
             <w:r>
               <w:rPr>
                 <w:rStyle w:val="Hyperlink"/>
@@ -5624,7 +5624,7 @@
               <w:rPr>
                 <w:noProof/>
               </w:rPr>
-              <w:instrText xml:space="preserve"> PAGEREF _Toc242925278 \h </w:instrText>
+              <w:instrText xml:space="preserve"> PAGEREF _Toc243004449 \h </w:instrText>
             </w:r>
             <w:r>
               <w:rPr>
@@ -5664,7 +5664,7 @@
               <w14:ligatures w14:val="standardContextual"/>
             </w:rPr>
           </w:pPr>
-          <w:hyperlink w:anchor="_Toc242925279" w:history="1">
+          <w:hyperlink w:anchor="_Toc243004450" w:history="1">
             <w:r>
               <w:rPr>
                 <w:rStyle w:val="Hyperlink"/>
@@ -5688,7 +5688,7 @@
               <w:rPr>
                 <w:noProof/>
               </w:rPr>
-              <w:instrText xml:space="preserve"> PAGEREF _Toc242925279 \h </w:instrText>
+              <w:instrText xml:space="preserve"> PAGEREF _Toc243004450 \h </w:instrText>
             </w:r>
             <w:r>
               <w:rPr>
@@ -5728,7 +5728,7 @@
               <w14:ligatures w14:val="standardContextual"/>
             </w:rPr>
           </w:pPr>
-          <w:hyperlink w:anchor="_Toc242925280" w:history="1">
+          <w:hyperlink w:anchor="_Toc243004451" w:history="1">
             <w:r>
               <w:rPr>
                 <w:rStyle w:val="Hyperlink"/>
@@ -5752,7 +5752,7 @@
               <w:rPr>
                 <w:noProof/>
               </w:rPr>
-              <w:instrText xml:space="preserve"> PAGEREF _Toc242925280 \h </w:instrText>
+              <w:instrText xml:space="preserve"> PAGEREF _Toc243004451 \h </w:instrText>
             </w:r>
             <w:r>
               <w:rPr>
@@ -5792,7 +5792,7 @@
               <w14:ligatures w14:val="standardContextual"/>
             </w:rPr>
           </w:pPr>
-          <w:hyperlink w:anchor="_Toc242925281" w:history="1">
+          <w:hyperlink w:anchor="_Toc243004452" w:history="1">
             <w:r>
               <w:rPr>
                 <w:rStyle w:val="Hyperlink"/>
@@ -5816,7 +5816,7 @@
               <w:rPr>
                 <w:noProof/>
               </w:rPr>
-              <w:instrText xml:space="preserve"> PAGEREF _Toc242925281 \h </w:instrText>
+              <w:instrText xml:space="preserve"> PAGEREF _Toc243004452 \h </w:instrText>
             </w:r>
             <w:r>
               <w:rPr>
@@ -5856,7 +5856,7 @@
               <w14:ligatures w14:val="standardContextual"/>
             </w:rPr>
           </w:pPr>
-          <w:hyperlink w:anchor="_Toc242925282" w:history="1">
+          <w:hyperlink w:anchor="_Toc243004453" w:history="1">
             <w:r>
               <w:rPr>
                 <w:rStyle w:val="Hyperlink"/>
@@ -5880,7 +5880,7 @@
               <w:rPr>
                 <w:noProof/>
               </w:rPr>
-              <w:instrText xml:space="preserve"> PAGEREF _Toc242925282 \h </w:instrText>
+              <w:instrText xml:space="preserve"> PAGEREF _Toc243004453 \h </w:instrText>
             </w:r>
             <w:r>
               <w:rPr>
@@ -5920,7 +5920,7 @@
               <w14:ligatures w14:val="standardContextual"/>
             </w:rPr>
           </w:pPr>
-          <w:hyperlink w:anchor="_Toc242925283" w:history="1">
+          <w:hyperlink w:anchor="_Toc243004454" w:history="1">
             <w:r>
               <w:rPr>
                 <w:rStyle w:val="Hyperlink"/>
@@ -5944,7 +5944,7 @@
               <w:rPr>
                 <w:noProof/>
               </w:rPr>
-              <w:instrText xml:space="preserve"> PAGEREF _Toc242925283 \h </w:instrText>
+              <w:instrText xml:space="preserve"> PAGEREF _Toc243004454 \h </w:instrText>
             </w:r>
             <w:r>
               <w:rPr>
@@ -5984,7 +5984,7 @@
               <w14:ligatures w14:val="standardContextual"/>
             </w:rPr>
           </w:pPr>
-          <w:hyperlink w:anchor="_Toc242925284" w:history="1">
+          <w:hyperlink w:anchor="_Toc243004455" w:history="1">
             <w:r>
               <w:rPr>
                 <w:rStyle w:val="Hyperlink"/>
@@ -6008,7 +6008,7 @@
               <w:rPr>
                 <w:noProof/>
               </w:rPr>
-              <w:instrText xml:space="preserve"> PAGEREF _Toc242925284 \h </w:instrText>
+              <w:instrText xml:space="preserve"> PAGEREF _Toc243004455 \h </w:instrText>
             </w:r>
             <w:r>
               <w:rPr>
@@ -6048,7 +6048,7 @@
               <w14:ligatures w14:val="standardContextual"/>
             </w:rPr>
           </w:pPr>
-          <w:hyperlink w:anchor="_Toc242925285" w:history="1">
+          <w:hyperlink w:anchor="_Toc243004456" w:history="1">
             <w:r>
               <w:rPr>
                 <w:rStyle w:val="Hyperlink"/>
@@ -6072,7 +6072,7 @@
               <w:rPr>
                 <w:noProof/>
               </w:rPr>
-              <w:instrText xml:space="preserve"> PAGEREF _Toc242925285 \h </w:instrText>
+              <w:instrText xml:space="preserve"> PAGEREF _Toc243004456 \h </w:instrText>
             </w:r>
             <w:r>
               <w:rPr>
@@ -6112,7 +6112,7 @@
               <w14:ligatures w14:val="standardContextual"/>
             </w:rPr>
           </w:pPr>
-          <w:hyperlink w:anchor="_Toc242925286" w:history="1">
+          <w:hyperlink w:anchor="_Toc243004457" w:history="1">
             <w:r>
               <w:rPr>
                 <w:rStyle w:val="Hyperlink"/>
@@ -6136,7 +6136,7 @@
               <w:rPr>
                 <w:noProof/>
               </w:rPr>
-              <w:instrText xml:space="preserve"> PAGEREF _Toc242925286 \h </w:instrText>
+              <w:instrText xml:space="preserve"> PAGEREF _Toc243004457 \h </w:instrText>
             </w:r>
             <w:r>
               <w:rPr>
@@ -6176,7 +6176,7 @@
               <w14:ligatures w14:val="standardContextual"/>
             </w:rPr>
           </w:pPr>
-          <w:hyperlink w:anchor="_Toc242925287" w:history="1">
+          <w:hyperlink w:anchor="_Toc243004458" w:history="1">
             <w:r>
               <w:rPr>
                 <w:rStyle w:val="Hyperlink"/>
@@ -6200,7 +6200,7 @@
               <w:rPr>
                 <w:noProof/>
               </w:rPr>
-              <w:instrText xml:space="preserve"> PAGEREF _Toc242925287 \h </w:instrText>
+              <w:instrText xml:space="preserve"> PAGEREF _Toc243004458 \h </w:instrText>
             </w:r>
             <w:r>
               <w:rPr>
@@ -6240,7 +6240,7 @@
               <w14:ligatures w14:val="standardContextual"/>
             </w:rPr>
           </w:pPr>
-          <w:hyperlink w:anchor="_Toc242925288" w:history="1">
+          <w:hyperlink w:anchor="_Toc243004459" w:history="1">
             <w:r>
               <w:rPr>
                 <w:rStyle w:val="Hyperlink"/>
@@ -6264,7 +6264,7 @@
               <w:rPr>
                 <w:noProof/>
               </w:rPr>
-              <w:instrText xml:space="preserve"> PAGEREF _Toc242925288 \h </w:instrText>
+              <w:instrText xml:space="preserve"> PAGEREF _Toc243004459 \h </w:instrText>
             </w:r>
             <w:r>
               <w:rPr>
@@ -6304,7 +6304,7 @@
               <w14:ligatures w14:val="standardContextual"/>
             </w:rPr>
           </w:pPr>
-          <w:hyperlink w:anchor="_Toc242925289" w:history="1">
+          <w:hyperlink w:anchor="_Toc243004460" w:history="1">
             <w:r>
               <w:rPr>
                 <w:rStyle w:val="Hyperlink"/>
@@ -6328,7 +6328,7 @@
               <w:rPr>
                 <w:noProof/>
               </w:rPr>
-              <w:instrText xml:space="preserve"> PAGEREF _Toc242925289 \h </w:instrText>
+              <w:instrText xml:space="preserve"> PAGEREF _Toc243004460 \h </w:instrText>
             </w:r>
             <w:r>
               <w:rPr>
@@ -6368,7 +6368,7 @@
               <w14:ligatures w14:val="standardContextual"/>
             </w:rPr>
           </w:pPr>
-          <w:hyperlink w:anchor="_Toc242925290" w:history="1">
+          <w:hyperlink w:anchor="_Toc243004461" w:history="1">
             <w:r>
               <w:rPr>
                 <w:rStyle w:val="Hyperlink"/>
@@ -6392,7 +6392,7 @@
               <w:rPr>
                 <w:noProof/>
               </w:rPr>
-              <w:instrText xml:space="preserve"> PAGEREF _Toc242925290 \h </w:instrText>
+              <w:instrText xml:space="preserve"> PAGEREF _Toc243004461 \h </w:instrText>
             </w:r>
             <w:r>
               <w:rPr>
@@ -6432,7 +6432,7 @@
               <w14:ligatures w14:val="standardContextual"/>
             </w:rPr>
           </w:pPr>
-          <w:hyperlink w:anchor="_Toc242925291" w:history="1">
+          <w:hyperlink w:anchor="_Toc243004462" w:history="1">
             <w:r>
               <w:rPr>
                 <w:rStyle w:val="Hyperlink"/>
@@ -6456,7 +6456,7 @@
               <w:rPr>
                 <w:noProof/>
               </w:rPr>
-              <w:instrText xml:space="preserve"> PAGEREF _Toc242925291 \h </w:instrText>
+              <w:instrText xml:space="preserve"> PAGEREF _Toc243004462 \h </w:instrText>
             </w:r>
             <w:r>
               <w:rPr>
@@ -6496,7 +6496,7 @@
               <w14:ligatures w14:val="standardContextual"/>
             </w:rPr>
           </w:pPr>
-          <w:hyperlink w:anchor="_Toc242925292" w:history="1">
+          <w:hyperlink w:anchor="_Toc243004463" w:history="1">
             <w:r>
               <w:rPr>
                 <w:rStyle w:val="Hyperlink"/>
@@ -6520,7 +6520,7 @@
               <w:rPr>
                 <w:noProof/>
               </w:rPr>
-              <w:instrText xml:space="preserve"> PAGEREF _Toc242925292 \h </w:instrText>
+              <w:instrText xml:space="preserve"> PAGEREF _Toc243004463 \h </w:instrText>
             </w:r>
             <w:r>
               <w:rPr>
@@ -6560,7 +6560,7 @@
               <w14:ligatures w14:val="standardContextual"/>
             </w:rPr>
           </w:pPr>
-          <w:hyperlink w:anchor="_Toc242925293" w:history="1">
+          <w:hyperlink w:anchor="_Toc243004464" w:history="1">
             <w:r>
               <w:rPr>
                 <w:rStyle w:val="Hyperlink"/>
@@ -6584,7 +6584,7 @@
               <w:rPr>
                 <w:noProof/>
               </w:rPr>
-              <w:instrText xml:space="preserve"> PAGEREF _Toc242925293 \h </w:instrText>
+              <w:instrText xml:space="preserve"> PAGEREF _Toc243004464 \h </w:instrText>
             </w:r>
             <w:r>
               <w:rPr>
@@ -6624,7 +6624,7 @@
               <w14:ligatures w14:val="standardContextual"/>
             </w:rPr>
           </w:pPr>
-          <w:hyperlink w:anchor="_Toc242925294" w:history="1">
+          <w:hyperlink w:anchor="_Toc243004465" w:history="1">
             <w:r>
               <w:rPr>
                 <w:rStyle w:val="Hyperlink"/>
@@ -6648,7 +6648,7 @@
               <w:rPr>
                 <w:noProof/>
               </w:rPr>
-              <w:instrText xml:space="preserve"> PAGEREF _Toc242925294 \h </w:instrText>
+              <w:instrText xml:space="preserve"> PAGEREF _Toc243004465 \h </w:instrText>
             </w:r>
             <w:r>
               <w:rPr>
@@ -6688,7 +6688,7 @@
               <w14:ligatures w14:val="standardContextual"/>
             </w:rPr>
           </w:pPr>
-          <w:hyperlink w:anchor="_Toc242925295" w:history="1">
+          <w:hyperlink w:anchor="_Toc243004466" w:history="1">
             <w:r>
               <w:rPr>
                 <w:rStyle w:val="Hyperlink"/>
@@ -6712,7 +6712,7 @@
               <w:rPr>
                 <w:noProof/>
               </w:rPr>
-              <w:instrText xml:space="preserve"> PAGEREF _Toc242925295 \h </w:instrText>
+              <w:instrText xml:space="preserve"> PAGEREF _Toc243004466 \h </w:instrText>
             </w:r>
             <w:r>
               <w:rPr>
@@ -6752,7 +6752,7 @@
               <w14:ligatures w14:val="standardContextual"/>
             </w:rPr>
           </w:pPr>
-          <w:hyperlink w:anchor="_Toc242925296" w:history="1">
+          <w:hyperlink w:anchor="_Toc243004467" w:history="1">
             <w:r>
               <w:rPr>
                 <w:rStyle w:val="Hyperlink"/>
@@ -6776,7 +6776,7 @@
               <w:rPr>
                 <w:noProof/>
               </w:rPr>
-              <w:instrText xml:space="preserve"> PAGEREF _Toc242925296 \h </w:instrText>
+              <w:instrText xml:space="preserve"> PAGEREF _Toc243004467 \h </w:instrText>
             </w:r>
             <w:r>
               <w:rPr>
@@ -6816,7 +6816,7 @@
               <w14:ligatures w14:val="standardContextual"/>
             </w:rPr>
           </w:pPr>
-          <w:hyperlink w:anchor="_Toc242925297" w:history="1">
+          <w:hyperlink w:anchor="_Toc243004468" w:history="1">
             <w:r>
               <w:rPr>
                 <w:rStyle w:val="Hyperlink"/>
@@ -6840,7 +6840,7 @@
               <w:rPr>
                 <w:noProof/>
               </w:rPr>
-              <w:instrText xml:space="preserve"> PAGEREF _Toc242925297 \h </w:instrText>
+              <w:instrText xml:space="preserve"> PAGEREF _Toc243004468 \h </w:instrText>
             </w:r>
             <w:r>
               <w:rPr>
@@ -6880,7 +6880,7 @@
               <w14:ligatures w14:val="standardContextual"/>
             </w:rPr>
           </w:pPr>
-          <w:hyperlink w:anchor="_Toc242925298" w:history="1">
+          <w:hyperlink w:anchor="_Toc243004469" w:history="1">
             <w:r>
               <w:rPr>
                 <w:rStyle w:val="Hyperlink"/>
@@ -6904,7 +6904,7 @@
               <w:rPr>
                 <w:noProof/>
               </w:rPr>
-              <w:instrText xml:space="preserve"> PAGEREF _Toc242925298 \h </w:instrText>
+              <w:instrText xml:space="preserve"> PAGEREF _Toc243004469 \h </w:instrText>
             </w:r>
             <w:r>
               <w:rPr>
@@ -6944,7 +6944,7 @@
               <w14:ligatures w14:val="standardContextual"/>
             </w:rPr>
           </w:pPr>
-          <w:hyperlink w:anchor="_Toc242925299" w:history="1">
+          <w:hyperlink w:anchor="_Toc243004470" w:history="1">
             <w:r>
               <w:rPr>
                 <w:rStyle w:val="Hyperlink"/>
@@ -6968,7 +6968,7 @@
               <w:rPr>
                 <w:noProof/>
               </w:rPr>
-              <w:instrText xml:space="preserve"> PAGEREF _Toc242925299 \h </w:instrText>
+              <w:instrText xml:space="preserve"> PAGEREF _Toc243004470 \h </w:instrText>
             </w:r>
             <w:r>
               <w:rPr>
@@ -7008,7 +7008,7 @@
               <w14:ligatures w14:val="standardContextual"/>
             </w:rPr>
           </w:pPr>
-          <w:hyperlink w:anchor="_Toc242925300" w:history="1">
+          <w:hyperlink w:anchor="_Toc243004471" w:history="1">
             <w:r>
               <w:rPr>
                 <w:rStyle w:val="Hyperlink"/>
@@ -7032,7 +7032,7 @@
               <w:rPr>
                 <w:noProof/>
               </w:rPr>
-              <w:instrText xml:space="preserve"> PAGEREF _Toc242925300 \h </w:instrText>
+              <w:instrText xml:space="preserve"> PAGEREF _Toc243004471 \h </w:instrText>
             </w:r>
             <w:r>
               <w:rPr>
@@ -7072,7 +7072,7 @@
               <w14:ligatures w14:val="standardContextual"/>
             </w:rPr>
           </w:pPr>
-          <w:hyperlink w:anchor="_Toc242925301" w:history="1">
+          <w:hyperlink w:anchor="_Toc243004472" w:history="1">
             <w:r>
               <w:rPr>
                 <w:rStyle w:val="Hyperlink"/>
@@ -7096,7 +7096,7 @@
               <w:rPr>
                 <w:noProof/>
               </w:rPr>
-              <w:instrText xml:space="preserve"> PAGEREF _Toc242925301 \h </w:instrText>
+              <w:instrText xml:space="preserve"> PAGEREF _Toc243004472 \h </w:instrText>
             </w:r>
             <w:r>
               <w:rPr>
@@ -7136,7 +7136,7 @@
               <w14:ligatures w14:val="standardContextual"/>
             </w:rPr>
           </w:pPr>
-          <w:hyperlink w:anchor="_Toc242925302" w:history="1">
+          <w:hyperlink w:anchor="_Toc243004473" w:history="1">
             <w:r>
               <w:rPr>
                 <w:rStyle w:val="Hyperlink"/>
@@ -7160,7 +7160,7 @@
               <w:rPr>
                 <w:noProof/>
               </w:rPr>
-              <w:instrText xml:space="preserve"> PAGEREF _Toc242925302 \h </w:instrText>
+              <w:instrText xml:space="preserve"> PAGEREF _Toc243004473 \h </w:instrText>
             </w:r>
             <w:r>
               <w:rPr>
@@ -7200,7 +7200,7 @@
               <w14:ligatures w14:val="standardContextual"/>
             </w:rPr>
           </w:pPr>
-          <w:hyperlink w:anchor="_Toc242925303" w:history="1">
+          <w:hyperlink w:anchor="_Toc243004474" w:history="1">
             <w:r>
               <w:rPr>
                 <w:rStyle w:val="Hyperlink"/>
@@ -7224,7 +7224,7 @@
               <w:rPr>
                 <w:noProof/>
               </w:rPr>
-              <w:instrText xml:space="preserve"> PAGEREF _Toc242925303 \h </w:instrText>
+              <w:instrText xml:space="preserve"> PAGEREF _Toc243004474 \h </w:instrText>
             </w:r>
             <w:r>
               <w:rPr>
@@ -7264,7 +7264,7 @@
               <w14:ligatures w14:val="standardContextual"/>
             </w:rPr>
           </w:pPr>
-          <w:hyperlink w:anchor="_Toc242925304" w:history="1">
+          <w:hyperlink w:anchor="_Toc243004475" w:history="1">
             <w:r>
               <w:rPr>
                 <w:rStyle w:val="Hyperlink"/>
@@ -7288,7 +7288,7 @@
               <w:rPr>
                 <w:noProof/>
               </w:rPr>
-              <w:instrText xml:space="preserve"> PAGEREF _Toc242925304 \h </w:instrText>
+              <w:instrText xml:space="preserve"> PAGEREF _Toc243004475 \h </w:instrText>
             </w:r>
             <w:r>
               <w:rPr>
@@ -7328,7 +7328,7 @@
               <w14:ligatures w14:val="standardContextual"/>
             </w:rPr>
           </w:pPr>
-          <w:hyperlink w:anchor="_Toc242925305" w:history="1">
+          <w:hyperlink w:anchor="_Toc243004476" w:history="1">
             <w:r>
               <w:rPr>
                 <w:rStyle w:val="Hyperlink"/>
@@ -7352,7 +7352,7 @@
               <w:rPr>
                 <w:noProof/>
               </w:rPr>
-              <w:instrText xml:space="preserve"> PAGEREF _Toc242925305 \h </w:instrText>
+              <w:instrText xml:space="preserve"> PAGEREF _Toc243004476 \h </w:instrText>
             </w:r>
             <w:r>
               <w:rPr>
@@ -7392,7 +7392,7 @@
               <w14:ligatures w14:val="standardContextual"/>
             </w:rPr>
           </w:pPr>
-          <w:hyperlink w:anchor="_Toc242925306" w:history="1">
+          <w:hyperlink w:anchor="_Toc243004477" w:history="1">
             <w:r>
               <w:rPr>
                 <w:rStyle w:val="Hyperlink"/>
@@ -7416,7 +7416,7 @@
               <w:rPr>
                 <w:noProof/>
               </w:rPr>
-              <w:instrText xml:space="preserve"> PAGEREF _Toc242925306 \h </w:instrText>
+              <w:instrText xml:space="preserve"> PAGEREF _Toc243004477 \h </w:instrText>
             </w:r>
             <w:r>
               <w:rPr>
@@ -7456,7 +7456,7 @@
               <w14:ligatures w14:val="standardContextual"/>
             </w:rPr>
           </w:pPr>
-          <w:hyperlink w:anchor="_Toc242925307" w:history="1">
+          <w:hyperlink w:anchor="_Toc243004478" w:history="1">
             <w:r>
               <w:rPr>
                 <w:rStyle w:val="Hyperlink"/>
@@ -7480,7 +7480,7 @@
               <w:rPr>
                 <w:noProof/>
               </w:rPr>
-              <w:instrText xml:space="preserve"> PAGEREF _Toc242925307 \h </w:instrText>
+              <w:instrText xml:space="preserve"> PAGEREF _Toc243004478 \h </w:instrText>
             </w:r>
             <w:r>
               <w:rPr>
@@ -7520,7 +7520,7 @@
               <w14:ligatures w14:val="standardContextual"/>
             </w:rPr>
           </w:pPr>
-          <w:hyperlink w:anchor="_Toc242925308" w:history="1">
+          <w:hyperlink w:anchor="_Toc243004479" w:history="1">
             <w:r>
               <w:rPr>
                 <w:rStyle w:val="Hyperlink"/>
@@ -7544,7 +7544,7 @@
               <w:rPr>
                 <w:noProof/>
               </w:rPr>
-              <w:instrText xml:space="preserve"> PAGEREF _Toc242925308 \h </w:instrText>
+              <w:instrText xml:space="preserve"> PAGEREF _Toc243004479 \h </w:instrText>
             </w:r>
             <w:r>
               <w:rPr>
@@ -7584,7 +7584,7 @@
               <w14:ligatures w14:val="standardContextual"/>
             </w:rPr>
           </w:pPr>
-          <w:hyperlink w:anchor="_Toc242925309" w:history="1">
+          <w:hyperlink w:anchor="_Toc243004480" w:history="1">
             <w:r>
               <w:rPr>
                 <w:rStyle w:val="Hyperlink"/>
@@ -7608,7 +7608,7 @@
               <w:rPr>
                 <w:noProof/>
               </w:rPr>
-              <w:instrText xml:space="preserve"> PAGEREF _Toc242925309 \h </w:instrText>
+              <w:instrText xml:space="preserve"> PAGEREF _Toc243004480 \h </w:instrText>
             </w:r>
             <w:r>
               <w:rPr>
@@ -7648,7 +7648,7 @@
               <w14:ligatures w14:val="standardContextual"/>
             </w:rPr>
           </w:pPr>
-          <w:hyperlink w:anchor="_Toc242925310" w:history="1">
+          <w:hyperlink w:anchor="_Toc243004481" w:history="1">
             <w:r>
               <w:rPr>
                 <w:rStyle w:val="Hyperlink"/>
@@ -7672,7 +7672,7 @@
               <w:rPr>
                 <w:noProof/>
               </w:rPr>
-              <w:instrText xml:space="preserve"> PAGEREF _Toc242925310 \h </w:instrText>
+              <w:instrText xml:space="preserve"> PAGEREF _Toc243004481 \h </w:instrText>
             </w:r>
             <w:r>
               <w:rPr>
@@ -7712,7 +7712,7 @@
               <w14:ligatures w14:val="standardContextual"/>
             </w:rPr>
           </w:pPr>
-          <w:hyperlink w:anchor="_Toc242925311" w:history="1">
+          <w:hyperlink w:anchor="_Toc243004482" w:history="1">
             <w:r>
               <w:rPr>
                 <w:rStyle w:val="Hyperlink"/>
@@ -7736,7 +7736,7 @@
               <w:rPr>
                 <w:noProof/>
               </w:rPr>
-              <w:instrText xml:space="preserve"> PAGEREF _Toc242925311 \h </w:instrText>
+              <w:instrText xml:space="preserve"> PAGEREF _Toc243004482 \h </w:instrText>
             </w:r>
             <w:r>
               <w:rPr>
@@ -7776,7 +7776,7 @@
               <w14:ligatures w14:val="standardContextual"/>
             </w:rPr>
           </w:pPr>
-          <w:hyperlink w:anchor="_Toc242925312" w:history="1">
+          <w:hyperlink w:anchor="_Toc243004483" w:history="1">
             <w:r>
               <w:rPr>
                 <w:rStyle w:val="Hyperlink"/>
@@ -7800,7 +7800,7 @@
               <w:rPr>
                 <w:noProof/>
               </w:rPr>
-              <w:instrText xml:space="preserve"> PAGEREF _Toc242925312 \h </w:instrText>
+              <w:instrText xml:space="preserve"> PAGEREF _Toc243004483 \h </w:instrText>
             </w:r>
             <w:r>
               <w:rPr>
@@ -7840,7 +7840,7 @@
               <w14:ligatures w14:val="standardContextual"/>
             </w:rPr>
           </w:pPr>
-          <w:hyperlink w:anchor="_Toc242925313" w:history="1">
+          <w:hyperlink w:anchor="_Toc243004484" w:history="1">
             <w:r>
               <w:rPr>
                 <w:rStyle w:val="Hyperlink"/>
@@ -7864,7 +7864,7 @@
               <w:rPr>
                 <w:noProof/>
               </w:rPr>
-              <w:instrText xml:space="preserve"> PAGEREF _Toc242925313 \h </w:instrText>
+              <w:instrText xml:space="preserve"> PAGEREF _Toc243004484 \h </w:instrText>
             </w:r>
             <w:r>
               <w:rPr>
@@ -7904,7 +7904,7 @@
               <w14:ligatures w14:val="standardContextual"/>
             </w:rPr>
           </w:pPr>
-          <w:hyperlink w:anchor="_Toc242925314" w:history="1">
+          <w:hyperlink w:anchor="_Toc243004485" w:history="1">
             <w:r>
               <w:rPr>
                 <w:rStyle w:val="Hyperlink"/>
@@ -7928,7 +7928,7 @@
               <w:rPr>
                 <w:noProof/>
               </w:rPr>
-              <w:instrText xml:space="preserve"> PAGEREF _Toc242925314 \h </w:instrText>
+              <w:instrText xml:space="preserve"> PAGEREF _Toc243004485 \h </w:instrText>
             </w:r>
             <w:r>
               <w:rPr>
@@ -7968,7 +7968,7 @@
               <w14:ligatures w14:val="standardContextual"/>
             </w:rPr>
           </w:pPr>
-          <w:hyperlink w:anchor="_Toc242925315" w:history="1">
+          <w:hyperlink w:anchor="_Toc243004486" w:history="1">
             <w:r>
               <w:rPr>
                 <w:rStyle w:val="Hyperlink"/>
@@ -7992,7 +7992,7 @@
               <w:rPr>
                 <w:noProof/>
               </w:rPr>
-              <w:instrText xml:space="preserve"> PAGEREF _Toc242925315 \h </w:instrText>
+              <w:instrText xml:space="preserve"> PAGEREF _Toc243004486 \h </w:instrText>
             </w:r>
             <w:r>
               <w:rPr>
@@ -8032,7 +8032,7 @@
               <w14:ligatures w14:val="standardContextual"/>
             </w:rPr>
           </w:pPr>
-          <w:hyperlink w:anchor="_Toc242925316" w:history="1">
+          <w:hyperlink w:anchor="_Toc243004487" w:history="1">
             <w:r>
               <w:rPr>
                 <w:rStyle w:val="Hyperlink"/>
@@ -8056,7 +8056,7 @@
               <w:rPr>
                 <w:noProof/>
               </w:rPr>
-              <w:instrText xml:space="preserve"> PAGEREF _Toc242925316 \h </w:instrText>
+              <w:instrText xml:space="preserve"> PAGEREF _Toc243004487 \h </w:instrText>
             </w:r>
             <w:r>
               <w:rPr>
@@ -8096,7 +8096,7 @@
               <w14:ligatures w14:val="standardContextual"/>
             </w:rPr>
           </w:pPr>
-          <w:hyperlink w:anchor="_Toc242925317" w:history="1">
+          <w:hyperlink w:anchor="_Toc243004488" w:history="1">
             <w:r>
               <w:rPr>
                 <w:rStyle w:val="Hyperlink"/>
@@ -8120,7 +8120,7 @@
               <w:rPr>
                 <w:noProof/>
               </w:rPr>
-              <w:instrText xml:space="preserve"> PAGEREF _Toc242925317 \h </w:instrText>
+              <w:instrText xml:space="preserve"> PAGEREF _Toc243004488 \h </w:instrText>
             </w:r>
             <w:r>
               <w:rPr>
@@ -8160,7 +8160,7 @@
               <w14:ligatures w14:val="standardContextual"/>
             </w:rPr>
           </w:pPr>
-          <w:hyperlink w:anchor="_Toc242925318" w:history="1">
+          <w:hyperlink w:anchor="_Toc243004489" w:history="1">
             <w:r>
               <w:rPr>
                 <w:rStyle w:val="Hyperlink"/>
@@ -8184,7 +8184,7 @@
               <w:rPr>
                 <w:noProof/>
               </w:rPr>
-              <w:instrText xml:space="preserve"> PAGEREF _Toc242925318 \h </w:instrText>
+              <w:instrText xml:space="preserve"> PAGEREF _Toc243004489 \h </w:instrText>
             </w:r>
             <w:r>
               <w:rPr>
@@ -8236,7 +8236,7 @@
     <w:sdt>
       <w:sdtPr>
         <w:alias w:val="Figures"/>
-        <w:id w:val="-574736497"/>
+        <w:id w:val="-371544428"/>
       </w:sdtPr>
       <w:sdtEndPr/>
       <w:sdtContent>
@@ -8262,7 +8262,7 @@
           <w:r>
             <w:fldChar w:fldCharType="separate"/>
           </w:r>
-          <w:hyperlink w:anchor="_Toc242925319" w:history="1">
+          <w:hyperlink w:anchor="_Toc243004490" w:history="1">
             <w:r>
               <w:rPr>
                 <w:rStyle w:val="Hyperlink"/>
@@ -8286,7 +8286,7 @@
               <w:rPr>
                 <w:noProof/>
               </w:rPr>
-              <w:instrText xml:space="preserve"> PAGEREF _Toc242925319 \h </w:instrText>
+              <w:instrText xml:space="preserve"> PAGEREF _Toc243004490 \h </w:instrText>
             </w:r>
             <w:r>
               <w:rPr>
@@ -8326,7 +8326,7 @@
               <w14:ligatures w14:val="standardContextual"/>
             </w:rPr>
           </w:pPr>
-          <w:hyperlink w:anchor="_Toc242925320" w:history="1">
+          <w:hyperlink w:anchor="_Toc243004491" w:history="1">
             <w:r>
               <w:rPr>
                 <w:rStyle w:val="Hyperlink"/>
@@ -8350,7 +8350,7 @@
               <w:rPr>
                 <w:noProof/>
               </w:rPr>
-              <w:instrText xml:space="preserve"> PAGEREF _Toc242925320 \h </w:instrText>
+              <w:instrText xml:space="preserve"> PAGEREF _Toc243004491 \h </w:instrText>
             </w:r>
             <w:r>
               <w:rPr>
@@ -8390,7 +8390,7 @@
               <w14:ligatures w14:val="standardContextual"/>
             </w:rPr>
           </w:pPr>
-          <w:hyperlink w:anchor="_Toc242925321" w:history="1">
+          <w:hyperlink w:anchor="_Toc243004492" w:history="1">
             <w:r>
               <w:rPr>
                 <w:rStyle w:val="Hyperlink"/>
@@ -8414,7 +8414,7 @@
               <w:rPr>
                 <w:noProof/>
               </w:rPr>
-              <w:instrText xml:space="preserve"> PAGEREF _Toc242925321 \h </w:instrText>
+              <w:instrText xml:space="preserve"> PAGEREF _Toc243004492 \h </w:instrText>
             </w:r>
             <w:r>
               <w:rPr>
@@ -8454,7 +8454,7 @@
               <w14:ligatures w14:val="standardContextual"/>
             </w:rPr>
           </w:pPr>
-          <w:hyperlink w:anchor="_Toc242925322" w:history="1">
+          <w:hyperlink w:anchor="_Toc243004493" w:history="1">
             <w:r>
               <w:rPr>
                 <w:rStyle w:val="Hyperlink"/>
@@ -8478,7 +8478,7 @@
               <w:rPr>
                 <w:noProof/>
               </w:rPr>
-              <w:instrText xml:space="preserve"> PAGEREF _Toc242925322 \h </w:instrText>
+              <w:instrText xml:space="preserve"> PAGEREF _Toc243004493 \h </w:instrText>
             </w:r>
             <w:r>
               <w:rPr>
@@ -8518,7 +8518,7 @@
               <w14:ligatures w14:val="standardContextual"/>
             </w:rPr>
           </w:pPr>
-          <w:hyperlink w:anchor="_Toc242925323" w:history="1">
+          <w:hyperlink w:anchor="_Toc243004494" w:history="1">
             <w:r>
               <w:rPr>
                 <w:rStyle w:val="Hyperlink"/>
@@ -8542,7 +8542,7 @@
               <w:rPr>
                 <w:noProof/>
               </w:rPr>
-              <w:instrText xml:space="preserve"> PAGEREF _Toc242925323 \h </w:instrText>
+              <w:instrText xml:space="preserve"> PAGEREF _Toc243004494 \h </w:instrText>
             </w:r>
             <w:r>
               <w:rPr>
@@ -8582,7 +8582,7 @@
               <w14:ligatures w14:val="standardContextual"/>
             </w:rPr>
           </w:pPr>
-          <w:hyperlink w:anchor="_Toc242925324" w:history="1">
+          <w:hyperlink w:anchor="_Toc243004495" w:history="1">
             <w:r>
               <w:rPr>
                 <w:rStyle w:val="Hyperlink"/>
@@ -8606,7 +8606,7 @@
               <w:rPr>
                 <w:noProof/>
               </w:rPr>
-              <w:instrText xml:space="preserve"> PAGEREF _Toc242925324 \h </w:instrText>
+              <w:instrText xml:space="preserve"> PAGEREF _Toc243004495 \h </w:instrText>
             </w:r>
             <w:r>
               <w:rPr>
@@ -8646,7 +8646,7 @@
               <w14:ligatures w14:val="standardContextual"/>
             </w:rPr>
           </w:pPr>
-          <w:hyperlink w:anchor="_Toc242925325" w:history="1">
+          <w:hyperlink w:anchor="_Toc243004496" w:history="1">
             <w:r>
               <w:rPr>
                 <w:rStyle w:val="Hyperlink"/>
@@ -8670,7 +8670,7 @@
               <w:rPr>
                 <w:noProof/>
               </w:rPr>
-              <w:instrText xml:space="preserve"> PAGEREF _Toc242925325 \h </w:instrText>
+              <w:instrText xml:space="preserve"> PAGEREF _Toc243004496 \h </w:instrText>
             </w:r>
             <w:r>
               <w:rPr>
@@ -8710,7 +8710,7 @@
               <w14:ligatures w14:val="standardContextual"/>
             </w:rPr>
           </w:pPr>
-          <w:hyperlink w:anchor="_Toc242925326" w:history="1">
+          <w:hyperlink w:anchor="_Toc243004497" w:history="1">
             <w:r>
               <w:rPr>
                 <w:rStyle w:val="Hyperlink"/>
@@ -8734,7 +8734,7 @@
               <w:rPr>
                 <w:noProof/>
               </w:rPr>
-              <w:instrText xml:space="preserve"> PAGEREF _Toc242925326 \h </w:instrText>
+              <w:instrText xml:space="preserve"> PAGEREF _Toc243004497 \h </w:instrText>
             </w:r>
             <w:r>
               <w:rPr>
@@ -8774,7 +8774,7 @@
               <w14:ligatures w14:val="standardContextual"/>
             </w:rPr>
           </w:pPr>
-          <w:hyperlink w:anchor="_Toc242925327" w:history="1">
+          <w:hyperlink w:anchor="_Toc243004498" w:history="1">
             <w:r>
               <w:rPr>
                 <w:rStyle w:val="Hyperlink"/>
@@ -8798,7 +8798,7 @@
               <w:rPr>
                 <w:noProof/>
               </w:rPr>
-              <w:instrText xml:space="preserve"> PAGEREF _Toc242925327 \h </w:instrText>
+              <w:instrText xml:space="preserve"> PAGEREF _Toc243004498 \h </w:instrText>
             </w:r>
             <w:r>
               <w:rPr>
@@ -8838,7 +8838,7 @@
               <w14:ligatures w14:val="standardContextual"/>
             </w:rPr>
           </w:pPr>
-          <w:hyperlink w:anchor="_Toc242925328" w:history="1">
+          <w:hyperlink w:anchor="_Toc243004499" w:history="1">
             <w:r>
               <w:rPr>
                 <w:rStyle w:val="Hyperlink"/>
@@ -8862,7 +8862,7 @@
               <w:rPr>
                 <w:noProof/>
               </w:rPr>
-              <w:instrText xml:space="preserve"> PAGEREF _Toc242925328 \h </w:instrText>
+              <w:instrText xml:space="preserve"> PAGEREF _Toc243004499 \h </w:instrText>
             </w:r>
             <w:r>
               <w:rPr>
@@ -8902,7 +8902,7 @@
               <w14:ligatures w14:val="standardContextual"/>
             </w:rPr>
           </w:pPr>
-          <w:hyperlink w:anchor="_Toc242925329" w:history="1">
+          <w:hyperlink w:anchor="_Toc243004500" w:history="1">
             <w:r>
               <w:rPr>
                 <w:rStyle w:val="Hyperlink"/>
@@ -8926,7 +8926,7 @@
               <w:rPr>
                 <w:noProof/>
               </w:rPr>
-              <w:instrText xml:space="preserve"> PAGEREF _Toc242925329 \h </w:instrText>
+              <w:instrText xml:space="preserve"> PAGEREF _Toc243004500 \h </w:instrText>
             </w:r>
             <w:r>
               <w:rPr>
@@ -8966,7 +8966,7 @@
               <w14:ligatures w14:val="standardContextual"/>
             </w:rPr>
           </w:pPr>
-          <w:hyperlink w:anchor="_Toc242925330" w:history="1">
+          <w:hyperlink w:anchor="_Toc243004501" w:history="1">
             <w:r>
               <w:rPr>
                 <w:rStyle w:val="Hyperlink"/>
@@ -8990,7 +8990,7 @@
               <w:rPr>
                 <w:noProof/>
               </w:rPr>
-              <w:instrText xml:space="preserve"> PAGEREF _Toc242925330 \h </w:instrText>
+              <w:instrText xml:space="preserve"> PAGEREF _Toc243004501 \h </w:instrText>
             </w:r>
             <w:r>
               <w:rPr>
@@ -9030,7 +9030,7 @@
               <w14:ligatures w14:val="standardContextual"/>
             </w:rPr>
           </w:pPr>
-          <w:hyperlink w:anchor="_Toc242925331" w:history="1">
+          <w:hyperlink w:anchor="_Toc243004502" w:history="1">
             <w:r>
               <w:rPr>
                 <w:rStyle w:val="Hyperlink"/>
@@ -9054,7 +9054,7 @@
               <w:rPr>
                 <w:noProof/>
               </w:rPr>
-              <w:instrText xml:space="preserve"> PAGEREF _Toc242925331 \h </w:instrText>
+              <w:instrText xml:space="preserve"> PAGEREF _Toc243004502 \h </w:instrText>
             </w:r>
             <w:r>
               <w:rPr>
@@ -9094,7 +9094,7 @@
               <w14:ligatures w14:val="standardContextual"/>
             </w:rPr>
           </w:pPr>
-          <w:hyperlink w:anchor="_Toc242925332" w:history="1">
+          <w:hyperlink w:anchor="_Toc243004503" w:history="1">
             <w:r>
               <w:rPr>
                 <w:rStyle w:val="Hyperlink"/>
@@ -9118,7 +9118,7 @@
               <w:rPr>
                 <w:noProof/>
               </w:rPr>
-              <w:instrText xml:space="preserve"> PAGEREF _Toc242925332 \h </w:instrText>
+              <w:instrText xml:space="preserve"> PAGEREF _Toc243004503 \h </w:instrText>
             </w:r>
             <w:r>
               <w:rPr>
@@ -9158,7 +9158,7 @@
               <w14:ligatures w14:val="standardContextual"/>
             </w:rPr>
           </w:pPr>
-          <w:hyperlink w:anchor="_Toc242925333" w:history="1">
+          <w:hyperlink w:anchor="_Toc243004504" w:history="1">
             <w:r>
               <w:rPr>
                 <w:rStyle w:val="Hyperlink"/>
@@ -9182,7 +9182,7 @@
               <w:rPr>
                 <w:noProof/>
               </w:rPr>
-              <w:instrText xml:space="preserve"> PAGEREF _Toc242925333 \h </w:instrText>
+              <w:instrText xml:space="preserve"> PAGEREF _Toc243004504 \h </w:instrText>
             </w:r>
             <w:r>
               <w:rPr>
@@ -9222,7 +9222,7 @@
               <w14:ligatures w14:val="standardContextual"/>
             </w:rPr>
           </w:pPr>
-          <w:hyperlink w:anchor="_Toc242925334" w:history="1">
+          <w:hyperlink w:anchor="_Toc243004505" w:history="1">
             <w:r>
               <w:rPr>
                 <w:rStyle w:val="Hyperlink"/>
@@ -9246,7 +9246,7 @@
               <w:rPr>
                 <w:noProof/>
               </w:rPr>
-              <w:instrText xml:space="preserve"> PAGEREF _Toc242925334 \h </w:instrText>
+              <w:instrText xml:space="preserve"> PAGEREF _Toc243004505 \h </w:instrText>
             </w:r>
             <w:r>
               <w:rPr>
@@ -9286,7 +9286,7 @@
               <w14:ligatures w14:val="standardContextual"/>
             </w:rPr>
           </w:pPr>
-          <w:hyperlink w:anchor="_Toc242925335" w:history="1">
+          <w:hyperlink w:anchor="_Toc243004506" w:history="1">
             <w:r>
               <w:rPr>
                 <w:rStyle w:val="Hyperlink"/>
@@ -9310,7 +9310,7 @@
               <w:rPr>
                 <w:noProof/>
               </w:rPr>
-              <w:instrText xml:space="preserve"> PAGEREF _Toc242925335 \h </w:instrText>
+              <w:instrText xml:space="preserve"> PAGEREF _Toc243004506 \h </w:instrText>
             </w:r>
             <w:r>
               <w:rPr>
@@ -9350,7 +9350,7 @@
               <w14:ligatures w14:val="standardContextual"/>
             </w:rPr>
           </w:pPr>
-          <w:hyperlink w:anchor="_Toc242925336" w:history="1">
+          <w:hyperlink w:anchor="_Toc243004507" w:history="1">
             <w:r>
               <w:rPr>
                 <w:rStyle w:val="Hyperlink"/>
@@ -9374,7 +9374,7 @@
               <w:rPr>
                 <w:noProof/>
               </w:rPr>
-              <w:instrText xml:space="preserve"> PAGEREF _Toc242925336 \h </w:instrText>
+              <w:instrText xml:space="preserve"> PAGEREF _Toc243004507 \h </w:instrText>
             </w:r>
             <w:r>
               <w:rPr>
@@ -9414,7 +9414,7 @@
               <w14:ligatures w14:val="standardContextual"/>
             </w:rPr>
           </w:pPr>
-          <w:hyperlink w:anchor="_Toc242925337" w:history="1">
+          <w:hyperlink w:anchor="_Toc243004508" w:history="1">
             <w:r>
               <w:rPr>
                 <w:rStyle w:val="Hyperlink"/>
@@ -9438,7 +9438,7 @@
               <w:rPr>
                 <w:noProof/>
               </w:rPr>
-              <w:instrText xml:space="preserve"> PAGEREF _Toc242925337 \h </w:instrText>
+              <w:instrText xml:space="preserve"> PAGEREF _Toc243004508 \h </w:instrText>
             </w:r>
             <w:r>
               <w:rPr>
@@ -9478,7 +9478,7 @@
               <w14:ligatures w14:val="standardContextual"/>
             </w:rPr>
           </w:pPr>
-          <w:hyperlink w:anchor="_Toc242925338" w:history="1">
+          <w:hyperlink w:anchor="_Toc243004509" w:history="1">
             <w:r>
               <w:rPr>
                 <w:rStyle w:val="Hyperlink"/>
@@ -9502,7 +9502,7 @@
               <w:rPr>
                 <w:noProof/>
               </w:rPr>
-              <w:instrText xml:space="preserve"> PAGEREF _Toc242925338 \h </w:instrText>
+              <w:instrText xml:space="preserve"> PAGEREF _Toc243004509 \h </w:instrText>
             </w:r>
             <w:r>
               <w:rPr>
@@ -9542,7 +9542,7 @@
               <w14:ligatures w14:val="standardContextual"/>
             </w:rPr>
           </w:pPr>
-          <w:hyperlink w:anchor="_Toc242925339" w:history="1">
+          <w:hyperlink w:anchor="_Toc243004510" w:history="1">
             <w:r>
               <w:rPr>
                 <w:rStyle w:val="Hyperlink"/>
@@ -9566,7 +9566,7 @@
               <w:rPr>
                 <w:noProof/>
               </w:rPr>
-              <w:instrText xml:space="preserve"> PAGEREF _Toc242925339 \h </w:instrText>
+              <w:instrText xml:space="preserve"> PAGEREF _Toc243004510 \h </w:instrText>
             </w:r>
             <w:r>
               <w:rPr>
@@ -9606,7 +9606,7 @@
               <w14:ligatures w14:val="standardContextual"/>
             </w:rPr>
           </w:pPr>
-          <w:hyperlink w:anchor="_Toc242925340" w:history="1">
+          <w:hyperlink w:anchor="_Toc243004511" w:history="1">
             <w:r>
               <w:rPr>
                 <w:rStyle w:val="Hyperlink"/>
@@ -9630,7 +9630,7 @@
               <w:rPr>
                 <w:noProof/>
               </w:rPr>
-              <w:instrText xml:space="preserve"> PAGEREF _Toc242925340 \h </w:instrText>
+              <w:instrText xml:space="preserve"> PAGEREF _Toc243004511 \h </w:instrText>
             </w:r>
             <w:r>
               <w:rPr>
@@ -9670,13 +9670,13 @@
               <w14:ligatures w14:val="standardContextual"/>
             </w:rPr>
           </w:pPr>
-          <w:hyperlink w:anchor="_Toc242925341" w:history="1">
+          <w:hyperlink w:anchor="_Toc243004512" w:history="1">
             <w:r>
               <w:rPr>
                 <w:rStyle w:val="Hyperlink"/>
                 <w:noProof/>
               </w:rPr>
-              <w:t>Figure 6.8 Recitation and Live Learning Interfaces</w:t>
+              <w:t>Figure 6.8 Recitation, Live Learning and Badge Interfaces</w:t>
             </w:r>
             <w:r>
               <w:rPr>
@@ -9694,7 +9694,7 @@
               <w:rPr>
                 <w:noProof/>
               </w:rPr>
-              <w:instrText xml:space="preserve"> PAGEREF _Toc242925341 \h </w:instrText>
+              <w:instrText xml:space="preserve"> PAGEREF _Toc243004512 \h </w:instrText>
             </w:r>
             <w:r>
               <w:rPr>
@@ -9734,7 +9734,7 @@
               <w14:ligatures w14:val="standardContextual"/>
             </w:rPr>
           </w:pPr>
-          <w:hyperlink w:anchor="_Toc242925342" w:history="1">
+          <w:hyperlink w:anchor="_Toc243004513" w:history="1">
             <w:r>
               <w:rPr>
                 <w:rStyle w:val="Hyperlink"/>
@@ -9758,7 +9758,7 @@
               <w:rPr>
                 <w:noProof/>
               </w:rPr>
-              <w:instrText xml:space="preserve"> PAGEREF _Toc242925342 \h </w:instrText>
+              <w:instrText xml:space="preserve"> PAGEREF _Toc243004513 \h </w:instrText>
             </w:r>
             <w:r>
               <w:rPr>
@@ -9810,7 +9810,7 @@
     <w:sdt>
       <w:sdtPr>
         <w:alias w:val="Tables"/>
-        <w:id w:val="-862121419"/>
+        <w:id w:val="-837846991"/>
       </w:sdtPr>
       <w:sdtEndPr/>
       <w:sdtContent>
@@ -9836,7 +9836,7 @@
           <w:r>
             <w:fldChar w:fldCharType="separate"/>
           </w:r>
-          <w:hyperlink w:anchor="_Toc242925343" w:history="1">
+          <w:hyperlink w:anchor="_Toc243004514" w:history="1">
             <w:r>
               <w:rPr>
                 <w:rStyle w:val="Hyperlink"/>
@@ -9860,7 +9860,7 @@
               <w:rPr>
                 <w:noProof/>
               </w:rPr>
-              <w:instrText xml:space="preserve"> PAGEREF _Toc242925343 \h </w:instrText>
+              <w:instrText xml:space="preserve"> PAGEREF _Toc243004514 \h </w:instrText>
             </w:r>
             <w:r>
               <w:rPr>
@@ -9900,7 +9900,7 @@
               <w14:ligatures w14:val="standardContextual"/>
             </w:rPr>
           </w:pPr>
-          <w:hyperlink w:anchor="_Toc242925344" w:history="1">
+          <w:hyperlink w:anchor="_Toc243004515" w:history="1">
             <w:r>
               <w:rPr>
                 <w:rStyle w:val="Hyperlink"/>
@@ -9924,7 +9924,7 @@
               <w:rPr>
                 <w:noProof/>
               </w:rPr>
-              <w:instrText xml:space="preserve"> PAGEREF _Toc242925344 \h </w:instrText>
+              <w:instrText xml:space="preserve"> PAGEREF _Toc243004515 \h </w:instrText>
             </w:r>
             <w:r>
               <w:rPr>
@@ -9964,7 +9964,7 @@
               <w14:ligatures w14:val="standardContextual"/>
             </w:rPr>
           </w:pPr>
-          <w:hyperlink w:anchor="_Toc242925345" w:history="1">
+          <w:hyperlink w:anchor="_Toc243004516" w:history="1">
             <w:r>
               <w:rPr>
                 <w:rStyle w:val="Hyperlink"/>
@@ -9988,7 +9988,7 @@
               <w:rPr>
                 <w:noProof/>
               </w:rPr>
-              <w:instrText xml:space="preserve"> PAGEREF _Toc242925345 \h </w:instrText>
+              <w:instrText xml:space="preserve"> PAGEREF _Toc243004516 \h </w:instrText>
             </w:r>
             <w:r>
               <w:rPr>
@@ -10028,7 +10028,7 @@
               <w14:ligatures w14:val="standardContextual"/>
             </w:rPr>
           </w:pPr>
-          <w:hyperlink w:anchor="_Toc242925346" w:history="1">
+          <w:hyperlink w:anchor="_Toc243004517" w:history="1">
             <w:r>
               <w:rPr>
                 <w:rStyle w:val="Hyperlink"/>
@@ -10052,7 +10052,7 @@
               <w:rPr>
                 <w:noProof/>
               </w:rPr>
-              <w:instrText xml:space="preserve"> PAGEREF _Toc242925346 \h </w:instrText>
+              <w:instrText xml:space="preserve"> PAGEREF _Toc243004517 \h </w:instrText>
             </w:r>
             <w:r>
               <w:rPr>
@@ -10092,7 +10092,7 @@
               <w14:ligatures w14:val="standardContextual"/>
             </w:rPr>
           </w:pPr>
-          <w:hyperlink w:anchor="_Toc242925347" w:history="1">
+          <w:hyperlink w:anchor="_Toc243004518" w:history="1">
             <w:r>
               <w:rPr>
                 <w:rStyle w:val="Hyperlink"/>
@@ -10116,7 +10116,7 @@
               <w:rPr>
                 <w:noProof/>
               </w:rPr>
-              <w:instrText xml:space="preserve"> PAGEREF _Toc242925347 \h </w:instrText>
+              <w:instrText xml:space="preserve"> PAGEREF _Toc243004518 \h </w:instrText>
             </w:r>
             <w:r>
               <w:rPr>
@@ -10156,7 +10156,7 @@
               <w14:ligatures w14:val="standardContextual"/>
             </w:rPr>
           </w:pPr>
-          <w:hyperlink w:anchor="_Toc242925348" w:history="1">
+          <w:hyperlink w:anchor="_Toc243004519" w:history="1">
             <w:r>
               <w:rPr>
                 <w:rStyle w:val="Hyperlink"/>
@@ -10180,7 +10180,7 @@
               <w:rPr>
                 <w:noProof/>
               </w:rPr>
-              <w:instrText xml:space="preserve"> PAGEREF _Toc242925348 \h </w:instrText>
+              <w:instrText xml:space="preserve"> PAGEREF _Toc243004519 \h </w:instrText>
             </w:r>
             <w:r>
               <w:rPr>
@@ -10220,7 +10220,7 @@
               <w14:ligatures w14:val="standardContextual"/>
             </w:rPr>
           </w:pPr>
-          <w:hyperlink w:anchor="_Toc242925349" w:history="1">
+          <w:hyperlink w:anchor="_Toc243004520" w:history="1">
             <w:r>
               <w:rPr>
                 <w:rStyle w:val="Hyperlink"/>
@@ -10244,7 +10244,7 @@
               <w:rPr>
                 <w:noProof/>
               </w:rPr>
-              <w:instrText xml:space="preserve"> PAGEREF _Toc242925349 \h </w:instrText>
+              <w:instrText xml:space="preserve"> PAGEREF _Toc243004520 \h </w:instrText>
             </w:r>
             <w:r>
               <w:rPr>
@@ -10284,7 +10284,7 @@
               <w14:ligatures w14:val="standardContextual"/>
             </w:rPr>
           </w:pPr>
-          <w:hyperlink w:anchor="_Toc242925350" w:history="1">
+          <w:hyperlink w:anchor="_Toc243004521" w:history="1">
             <w:r>
               <w:rPr>
                 <w:rStyle w:val="Hyperlink"/>
@@ -10308,7 +10308,7 @@
               <w:rPr>
                 <w:noProof/>
               </w:rPr>
-              <w:instrText xml:space="preserve"> PAGEREF _Toc242925350 \h </w:instrText>
+              <w:instrText xml:space="preserve"> PAGEREF _Toc243004521 \h </w:instrText>
             </w:r>
             <w:r>
               <w:rPr>
@@ -10376,7 +10376,7 @@
         <w:pStyle w:val="Heading1"/>
         <w:spacing w:before="120" w:after="200"/>
       </w:pPr>
-      <w:bookmarkStart w:id="4" w:name="_Toc242925203"/>
+      <w:bookmarkStart w:id="4" w:name="_Toc243004374"/>
       <w:r>
         <w:t>1. INTRODUCTION</w:t>
       </w:r>
@@ -10389,7 +10389,7 @@
         <w:keepLines/>
         <w:spacing w:before="280" w:after="140"/>
       </w:pPr>
-      <w:bookmarkStart w:id="5" w:name="_Toc242925204"/>
+      <w:bookmarkStart w:id="5" w:name="_Toc243004375"/>
       <w:r>
         <w:t>1.1 Background of the Study</w:t>
       </w:r>
@@ -10439,7 +10439,7 @@
         <w:keepLines/>
         <w:spacing w:before="280" w:after="140"/>
       </w:pPr>
-      <w:bookmarkStart w:id="6" w:name="_Toc242925205"/>
+      <w:bookmarkStart w:id="6" w:name="_Toc243004376"/>
       <w:r>
         <w:t>1.2 Problem Statement</w:t>
       </w:r>
@@ -10476,7 +10476,7 @@
         <w:keepLines/>
         <w:spacing w:before="280" w:after="140"/>
       </w:pPr>
-      <w:bookmarkStart w:id="7" w:name="_Toc242925206"/>
+      <w:bookmarkStart w:id="7" w:name="_Toc243004377"/>
       <w:r>
         <w:t>1.3 Objectives</w:t>
       </w:r>
@@ -10489,7 +10489,7 @@
         <w:keepLines/>
         <w:spacing w:before="220" w:after="120"/>
       </w:pPr>
-      <w:bookmarkStart w:id="8" w:name="_Toc242925207"/>
+      <w:bookmarkStart w:id="8" w:name="_Toc243004378"/>
       <w:r>
         <w:t>1.3.1 General Objective</w:t>
       </w:r>
@@ -10511,7 +10511,7 @@
         <w:keepLines/>
         <w:spacing w:before="220" w:after="120"/>
       </w:pPr>
-      <w:bookmarkStart w:id="9" w:name="_Toc242925208"/>
+      <w:bookmarkStart w:id="9" w:name="_Toc243004379"/>
       <w:r>
         <w:t>1.3.2 Specific Objectives</w:t>
       </w:r>
@@ -10577,7 +10577,7 @@
         <w:keepLines/>
         <w:spacing w:before="280" w:after="140"/>
       </w:pPr>
-      <w:bookmarkStart w:id="10" w:name="_Toc242925209"/>
+      <w:bookmarkStart w:id="10" w:name="_Toc243004380"/>
       <w:r>
         <w:t>1.4 Research Questions</w:t>
       </w:r>
@@ -10642,7 +10642,7 @@
         <w:keepLines/>
         <w:spacing w:before="280" w:after="140"/>
       </w:pPr>
-      <w:bookmarkStart w:id="11" w:name="_Toc242925210"/>
+      <w:bookmarkStart w:id="11" w:name="_Toc243004381"/>
       <w:r>
         <w:t>1.5 Justification</w:t>
       </w:r>
@@ -10667,7 +10667,7 @@
         <w:keepLines/>
         <w:spacing w:before="280" w:after="140"/>
       </w:pPr>
-      <w:bookmarkStart w:id="12" w:name="_Toc242925211"/>
+      <w:bookmarkStart w:id="12" w:name="_Toc243004382"/>
       <w:r>
         <w:t>1.6 Scope of the Project</w:t>
       </w:r>
@@ -10683,10 +10683,13 @@
       </w:r>
       <w:r>
         <w:lastRenderedPageBreak/>
-        <w:t>admission with system-generated admission numbers; classes and staff; manual and QR-code attendance; parent–child linking approved by the madrasa; memorisation tracking, assignments, grades and certificates; recitation recording with private audio storage, AI feedback given only with a parent’s consent, and teacher review; comparison with a master reciter, recite-along practice, a daily hifz plan and a class mistake map; a live reading room with scheduled sessions on Google Meet or Zoom; a library of teache</w:t>
-      </w:r>
-      <w:r>
-        <w:t>r-chosen Quran videos; fee invoices paid by M-Pesa or card with receipts; sponsorship of pupils; announcements, parent–teacher messaging, notifications and spoken progress reports; attendance that can be marked offline; USSD access for basic phones; an impact dashboard; and an interface in English, Kiswahili, Somali and Arabic. Curricula such as Tafsir and Fiqh, and the training of a dedicated tajweed recognition model, are outside the scope.</w:t>
+        <w:t xml:space="preserve">admission with system-generated admission numbers; classes and staff; manual and QR-code attendance; parent–child linking approved by the madrasa; memorisation tracking, assignments, grades and certificates; recitation recording with private audio storage, AI feedback given only with a parent’s consent, and teacher review; comparison with a master reciter, recite-along practice, a daily hifz plan, hifz streaks and badges and a class mistake map; a live reading room with scheduled sessions on Google Meet or </w:t>
+      </w:r>
+      <w:r>
+        <w:t>Zoom; a library of teacher-chosen Quran videos; fee invoices paid by M-Pesa or card with receipts; sponsorship of pupils; announcements, parent–teacher messaging, notifications and spoken progress reports; attendance that can be marked offline; USSD access for basic phones; an impact dashboard; a web console for the platform administrator; and an interface in English, Kiswahili, Somali and Arabic. Curricula such as Tafsir and Fiqh, and the training of a dedicated tajweed recognition model, are outside the s</w:t>
+      </w:r>
+      <w:r>
+        <w:t>cope.</w:t>
       </w:r>
     </w:p>
     <w:p>
@@ -10696,7 +10699,7 @@
         <w:keepLines/>
         <w:spacing w:before="280" w:after="140"/>
       </w:pPr>
-      <w:bookmarkStart w:id="13" w:name="_Toc242925212"/>
+      <w:bookmarkStart w:id="13" w:name="_Toc243004383"/>
       <w:r>
         <w:t>1.7 Limitations</w:t>
       </w:r>
@@ -10724,7 +10727,7 @@
         <w:keepLines/>
         <w:spacing w:before="280" w:after="140"/>
       </w:pPr>
-      <w:bookmarkStart w:id="14" w:name="_Toc242925213"/>
+      <w:bookmarkStart w:id="14" w:name="_Toc243004384"/>
       <w:r>
         <w:t>1.8 Summary</w:t>
       </w:r>
@@ -10761,7 +10764,7 @@
         <w:pStyle w:val="Heading1"/>
         <w:spacing w:before="120" w:after="200"/>
       </w:pPr>
-      <w:bookmarkStart w:id="15" w:name="_Toc242925214"/>
+      <w:bookmarkStart w:id="15" w:name="_Toc243004385"/>
       <w:r>
         <w:t>2. LITERATURE REVIEW</w:t>
       </w:r>
@@ -10774,7 +10777,7 @@
         <w:keepLines/>
         <w:spacing w:before="280" w:after="140"/>
       </w:pPr>
-      <w:bookmarkStart w:id="16" w:name="_Toc242925215"/>
+      <w:bookmarkStart w:id="16" w:name="_Toc243004386"/>
       <w:r>
         <w:t>2.1 Introduction</w:t>
       </w:r>
@@ -10796,7 +10799,7 @@
         <w:keepLines/>
         <w:spacing w:before="280" w:after="140"/>
       </w:pPr>
-      <w:bookmarkStart w:id="17" w:name="_Toc242925216"/>
+      <w:bookmarkStart w:id="17" w:name="_Toc243004387"/>
       <w:r>
         <w:t>2.2 Challenges in Traditional Madrasa Administration and Quran Learning</w:t>
       </w:r>
@@ -10809,7 +10812,7 @@
         <w:keepLines/>
         <w:spacing w:before="220" w:after="120"/>
       </w:pPr>
-      <w:bookmarkStart w:id="18" w:name="_Toc242925217"/>
+      <w:bookmarkStart w:id="18" w:name="_Toc243004388"/>
       <w:r>
         <w:t>2.2.1 Informal Record Keeping and Lack of Standardisation</w:t>
       </w:r>
@@ -10843,7 +10846,7 @@
         <w:keepLines/>
         <w:spacing w:before="220" w:after="120"/>
       </w:pPr>
-      <w:bookmarkStart w:id="19" w:name="_Toc242925218"/>
+      <w:bookmarkStart w:id="19" w:name="_Toc243004389"/>
       <w:r>
         <w:lastRenderedPageBreak/>
         <w:t>2.2.2 Limited Parental Visibility and Assessment Workload</w:t>
@@ -10878,7 +10881,7 @@
         <w:keepLines/>
         <w:spacing w:before="220" w:after="120"/>
       </w:pPr>
-      <w:bookmarkStart w:id="20" w:name="_Toc242925219"/>
+      <w:bookmarkStart w:id="20" w:name="_Toc243004390"/>
       <w:r>
         <w:t>2.2.3 Financial, Logistical and Communication Barriers</w:t>
       </w:r>
@@ -10903,7 +10906,7 @@
         <w:keepLines/>
         <w:spacing w:before="280" w:after="140"/>
       </w:pPr>
-      <w:bookmarkStart w:id="21" w:name="_Toc242925220"/>
+      <w:bookmarkStart w:id="21" w:name="_Toc243004391"/>
       <w:r>
         <w:t>2.3 Review of Existing Madrasa Management and Quran Learning Applications</w:t>
       </w:r>
@@ -10916,7 +10919,7 @@
         <w:keepLines/>
         <w:spacing w:before="220" w:after="120"/>
       </w:pPr>
-      <w:bookmarkStart w:id="22" w:name="_Toc242925221"/>
+      <w:bookmarkStart w:id="22" w:name="_Toc243004392"/>
       <w:r>
         <w:t>2.3.1 Overview of Existing Education Management and Quran Applications</w:t>
       </w:r>
@@ -10966,7 +10969,7 @@
         <w:keepLines/>
         <w:spacing w:before="220" w:after="120"/>
       </w:pPr>
-      <w:bookmarkStart w:id="23" w:name="_Toc242925222"/>
+      <w:bookmarkStart w:id="23" w:name="_Toc243004393"/>
       <w:r>
         <w:t>2.3.2 Usability, Accessibility and Functional Limitations</w:t>
       </w:r>
@@ -11003,7 +11006,7 @@
         <w:keepLines/>
         <w:spacing w:before="220" w:after="120"/>
       </w:pPr>
-      <w:bookmarkStart w:id="24" w:name="_Toc242925223"/>
+      <w:bookmarkStart w:id="24" w:name="_Toc243004394"/>
       <w:r>
         <w:t>2.3.3 Identified Gaps from Reviewed Systems</w:t>
       </w:r>
@@ -11104,7 +11107,7 @@
         <w:keepLines/>
         <w:spacing w:before="280" w:after="140"/>
       </w:pPr>
-      <w:bookmarkStart w:id="25" w:name="_Toc242925224"/>
+      <w:bookmarkStart w:id="25" w:name="_Toc243004395"/>
       <w:r>
         <w:t>2.4 Development of a Mobile-Based Integrated Madrasa Management System</w:t>
       </w:r>
@@ -11117,7 +11120,7 @@
         <w:keepLines/>
         <w:spacing w:before="220" w:after="120"/>
       </w:pPr>
-      <w:bookmarkStart w:id="26" w:name="_Toc242925225"/>
+      <w:bookmarkStart w:id="26" w:name="_Toc243004396"/>
       <w:r>
         <w:t>2.4.1 System Design and Architecture Overview</w:t>
       </w:r>
@@ -11142,7 +11145,7 @@
         <w:keepLines/>
         <w:spacing w:before="220" w:after="120"/>
       </w:pPr>
-      <w:bookmarkStart w:id="27" w:name="_Toc242925226"/>
+      <w:bookmarkStart w:id="27" w:name="_Toc243004397"/>
       <w:r>
         <w:t>2.4.2 Implementation Using React Native (Expo) and Supabase</w:t>
       </w:r>
@@ -11167,7 +11170,7 @@
         <w:keepLines/>
         <w:spacing w:before="220" w:after="120"/>
       </w:pPr>
-      <w:bookmarkStart w:id="28" w:name="_Toc242925227"/>
+      <w:bookmarkStart w:id="28" w:name="_Toc243004398"/>
       <w:r>
         <w:t>2.4.3 Integration of Administration and Quran Learning Modules</w:t>
       </w:r>
@@ -11196,7 +11199,7 @@
         <w:keepLines/>
         <w:spacing w:before="220" w:after="120"/>
       </w:pPr>
-      <w:bookmarkStart w:id="29" w:name="_Toc242925228"/>
+      <w:bookmarkStart w:id="29" w:name="_Toc243004399"/>
       <w:r>
         <w:t>2.4.4 Expected Benefits to Kenyan Madrasas</w:t>
       </w:r>
@@ -11218,7 +11221,7 @@
         <w:keepLines/>
         <w:spacing w:before="280" w:after="140"/>
       </w:pPr>
-      <w:bookmarkStart w:id="30" w:name="_Toc242925229"/>
+      <w:bookmarkStart w:id="30" w:name="_Toc243004400"/>
       <w:r>
         <w:t>2.5 Testing of the Digital Madrasa Mobile Application</w:t>
       </w:r>
@@ -11231,7 +11234,7 @@
         <w:keepLines/>
         <w:spacing w:before="220" w:after="120"/>
       </w:pPr>
-      <w:bookmarkStart w:id="31" w:name="_Toc242925230"/>
+      <w:bookmarkStart w:id="31" w:name="_Toc243004401"/>
       <w:r>
         <w:t>2.5.1 Functionality and Performance Testing</w:t>
       </w:r>
@@ -11253,7 +11256,7 @@
         <w:keepLines/>
         <w:spacing w:before="220" w:after="120"/>
       </w:pPr>
-      <w:bookmarkStart w:id="32" w:name="_Toc242925231"/>
+      <w:bookmarkStart w:id="32" w:name="_Toc243004402"/>
       <w:r>
         <w:t>2.5.2 Usability and User Experience Evaluation</w:t>
       </w:r>
@@ -11275,7 +11278,7 @@
         <w:keepLines/>
         <w:spacing w:before="220" w:after="120"/>
       </w:pPr>
-      <w:bookmarkStart w:id="33" w:name="_Toc242925232"/>
+      <w:bookmarkStart w:id="33" w:name="_Toc243004403"/>
       <w:r>
         <w:t>2.5.3 Reliability and Field Testing Approach</w:t>
       </w:r>
@@ -11301,7 +11304,7 @@
         <w:keepLines/>
         <w:spacing w:before="280" w:after="140"/>
       </w:pPr>
-      <w:bookmarkStart w:id="34" w:name="_Toc242925233"/>
+      <w:bookmarkStart w:id="34" w:name="_Toc243004404"/>
       <w:r>
         <w:t>2.6 Summary</w:t>
       </w:r>
@@ -11341,7 +11344,7 @@
         <w:pStyle w:val="Heading1"/>
         <w:spacing w:before="120" w:after="200"/>
       </w:pPr>
-      <w:bookmarkStart w:id="35" w:name="_Toc242925234"/>
+      <w:bookmarkStart w:id="35" w:name="_Toc243004405"/>
       <w:r>
         <w:t>3. SYSTEM DEVELOPMENT METHODOLOGY</w:t>
       </w:r>
@@ -11354,7 +11357,7 @@
         <w:keepLines/>
         <w:spacing w:before="280" w:after="140"/>
       </w:pPr>
-      <w:bookmarkStart w:id="36" w:name="_Toc242925235"/>
+      <w:bookmarkStart w:id="36" w:name="_Toc243004406"/>
       <w:r>
         <w:t>3.1 Introduction</w:t>
       </w:r>
@@ -11376,7 +11379,7 @@
         <w:keepLines/>
         <w:spacing w:before="280" w:after="140"/>
       </w:pPr>
-      <w:bookmarkStart w:id="37" w:name="_Toc242925236"/>
+      <w:bookmarkStart w:id="37" w:name="_Toc243004407"/>
       <w:r>
         <w:t>3.2 Methodological Approach</w:t>
       </w:r>
@@ -11412,7 +11415,7 @@
         </w:rPr>
         <w:lastRenderedPageBreak/>
         <w:drawing>
-          <wp:inline distT="0" distB="0" distL="0" distR="0" wp14:anchorId="189A34B6" wp14:editId="189A34B7">
+          <wp:inline distT="0" distB="0" distL="0" distR="0" wp14:anchorId="2571F7B9" wp14:editId="20394282">
             <wp:extent cx="4752975" cy="3771900"/>
             <wp:effectExtent l="0" t="0" r="0" b="0"/>
             <wp:docPr id="1" name="Picture 1"/>
@@ -11455,7 +11458,7 @@
       <w:pPr>
         <w:pStyle w:val="FigureCaption"/>
       </w:pPr>
-      <w:bookmarkStart w:id="38" w:name="_Toc242925319"/>
+      <w:bookmarkStart w:id="38" w:name="_Toc243004490"/>
       <w:r>
         <w:t>Figure 3.1 Agile Methodology</w:t>
       </w:r>
@@ -11468,7 +11471,7 @@
         <w:keepLines/>
         <w:spacing w:before="280" w:after="140"/>
       </w:pPr>
-      <w:bookmarkStart w:id="39" w:name="_Toc242925237"/>
+      <w:bookmarkStart w:id="39" w:name="_Toc243004408"/>
       <w:r>
         <w:t>3.3 Agile Development Phases</w:t>
       </w:r>
@@ -11490,7 +11493,7 @@
         <w:keepLines/>
         <w:spacing w:before="220" w:after="120"/>
       </w:pPr>
-      <w:bookmarkStart w:id="40" w:name="_Toc242925238"/>
+      <w:bookmarkStart w:id="40" w:name="_Toc243004409"/>
       <w:r>
         <w:t>3.3.1 Requirements Phase</w:t>
       </w:r>
@@ -11538,7 +11541,7 @@
         <w:keepLines/>
         <w:spacing w:before="220" w:after="120"/>
       </w:pPr>
-      <w:bookmarkStart w:id="41" w:name="_Toc242925239"/>
+      <w:bookmarkStart w:id="41" w:name="_Toc243004410"/>
       <w:r>
         <w:lastRenderedPageBreak/>
         <w:t>3.3.2 Design Phase</w:t>
@@ -11564,7 +11567,7 @@
         <w:keepLines/>
         <w:spacing w:before="220" w:after="120"/>
       </w:pPr>
-      <w:bookmarkStart w:id="42" w:name="_Toc242925240"/>
+      <w:bookmarkStart w:id="42" w:name="_Toc243004411"/>
       <w:r>
         <w:t>3.3.3 Development Phase</w:t>
       </w:r>
@@ -11589,7 +11592,7 @@
         <w:keepLines/>
         <w:spacing w:before="220" w:after="120"/>
       </w:pPr>
-      <w:bookmarkStart w:id="43" w:name="_Toc242925241"/>
+      <w:bookmarkStart w:id="43" w:name="_Toc243004412"/>
       <w:r>
         <w:t>3.3.4 Testing Phase</w:t>
       </w:r>
@@ -11663,7 +11666,7 @@
         <w:keepLines/>
         <w:spacing w:before="220" w:after="120"/>
       </w:pPr>
-      <w:bookmarkStart w:id="44" w:name="_Toc242925242"/>
+      <w:bookmarkStart w:id="44" w:name="_Toc243004413"/>
       <w:r>
         <w:lastRenderedPageBreak/>
         <w:t>3.3.5 Deployment Phase</w:t>
@@ -11686,7 +11689,7 @@
         <w:keepLines/>
         <w:spacing w:before="220" w:after="120"/>
       </w:pPr>
-      <w:bookmarkStart w:id="45" w:name="_Toc242925243"/>
+      <w:bookmarkStart w:id="45" w:name="_Toc243004414"/>
       <w:r>
         <w:t>3.3.6 Review Phase</w:t>
       </w:r>
@@ -11708,7 +11711,7 @@
         <w:keepLines/>
         <w:spacing w:before="280" w:after="140"/>
       </w:pPr>
-      <w:bookmarkStart w:id="46" w:name="_Toc242925244"/>
+      <w:bookmarkStart w:id="46" w:name="_Toc243004415"/>
       <w:r>
         <w:t>3.4 Summary</w:t>
       </w:r>
@@ -11745,7 +11748,7 @@
         <w:pStyle w:val="Heading1"/>
         <w:spacing w:before="120" w:after="200"/>
       </w:pPr>
-      <w:bookmarkStart w:id="47" w:name="_Toc242925245"/>
+      <w:bookmarkStart w:id="47" w:name="_Toc243004416"/>
       <w:r>
         <w:t>4. REQUIREMENTS GATHERING AND ANALYSIS</w:t>
       </w:r>
@@ -11758,7 +11761,7 @@
         <w:keepLines/>
         <w:spacing w:before="280" w:after="140"/>
       </w:pPr>
-      <w:bookmarkStart w:id="48" w:name="_Toc242925246"/>
+      <w:bookmarkStart w:id="48" w:name="_Toc243004417"/>
       <w:r>
         <w:t>4.1 Introduction</w:t>
       </w:r>
@@ -11783,7 +11786,7 @@
         <w:keepLines/>
         <w:spacing w:before="280" w:after="140"/>
       </w:pPr>
-      <w:bookmarkStart w:id="49" w:name="_Toc242925247"/>
+      <w:bookmarkStart w:id="49" w:name="_Toc243004418"/>
       <w:r>
         <w:t>4.2 Data Collection Approach</w:t>
       </w:r>
@@ -11805,7 +11808,7 @@
         <w:keepLines/>
         <w:spacing w:before="280" w:after="140"/>
       </w:pPr>
-      <w:bookmarkStart w:id="50" w:name="_Toc242925248"/>
+      <w:bookmarkStart w:id="50" w:name="_Toc243004419"/>
       <w:r>
         <w:t>4.3 Data Collection Methods</w:t>
       </w:r>
@@ -11889,7 +11892,7 @@
         <w:keepLines/>
         <w:spacing w:before="280" w:after="140"/>
       </w:pPr>
-      <w:bookmarkStart w:id="51" w:name="_Toc242925249"/>
+      <w:bookmarkStart w:id="51" w:name="_Toc243004420"/>
       <w:r>
         <w:t>4.4 Primary Data Collection</w:t>
       </w:r>
@@ -12181,7 +12184,7 @@
       <w:pPr>
         <w:pStyle w:val="TableCaption"/>
       </w:pPr>
-      <w:bookmarkStart w:id="52" w:name="_Toc242925343"/>
+      <w:bookmarkStart w:id="52" w:name="_Toc243004514"/>
       <w:r>
         <w:t>Table 4.1 Primary Data Collection</w:t>
       </w:r>
@@ -12194,7 +12197,7 @@
         <w:keepLines/>
         <w:spacing w:before="280" w:after="140"/>
       </w:pPr>
-      <w:bookmarkStart w:id="53" w:name="_Toc242925250"/>
+      <w:bookmarkStart w:id="53" w:name="_Toc243004421"/>
       <w:r>
         <w:t>4.5 Data Analysis</w:t>
       </w:r>
@@ -12216,7 +12219,7 @@
         <w:keepLines/>
         <w:spacing w:before="220" w:after="120"/>
       </w:pPr>
-      <w:bookmarkStart w:id="54" w:name="_Toc242925251"/>
+      <w:bookmarkStart w:id="54" w:name="_Toc243004422"/>
       <w:r>
         <w:t>4.5.1 Interview Data Summary</w:t>
       </w:r>
@@ -12617,7 +12620,7 @@
       <w:pPr>
         <w:pStyle w:val="TableCaption"/>
       </w:pPr>
-      <w:bookmarkStart w:id="55" w:name="_Toc242925344"/>
+      <w:bookmarkStart w:id="55" w:name="_Toc243004515"/>
       <w:r>
         <w:t>Table 4.2 Madrasa Owner and Teacher Interview Summary</w:t>
       </w:r>
@@ -12962,7 +12965,7 @@
       <w:pPr>
         <w:pStyle w:val="TableCaption"/>
       </w:pPr>
-      <w:bookmarkStart w:id="56" w:name="_Toc242925345"/>
+      <w:bookmarkStart w:id="56" w:name="_Toc243004516"/>
       <w:r>
         <w:t>Table 4.3 Parent Interview Summary</w:t>
       </w:r>
@@ -13258,7 +13261,7 @@
       <w:pPr>
         <w:pStyle w:val="TableCaption"/>
       </w:pPr>
-      <w:bookmarkStart w:id="57" w:name="_Toc242925346"/>
+      <w:bookmarkStart w:id="57" w:name="_Toc243004517"/>
       <w:r>
         <w:t>Table 4.4 Student Interview Summary</w:t>
       </w:r>
@@ -13271,7 +13274,7 @@
         <w:keepLines/>
         <w:spacing w:before="220" w:after="120"/>
       </w:pPr>
-      <w:bookmarkStart w:id="58" w:name="_Toc242925252"/>
+      <w:bookmarkStart w:id="58" w:name="_Toc243004423"/>
       <w:r>
         <w:t>4.5.2 Questionnaire Analysis</w:t>
       </w:r>
@@ -13396,7 +13399,7 @@
         <w:keepNext/>
         <w:spacing w:before="100" w:after="60"/>
       </w:pPr>
-      <w:bookmarkStart w:id="59" w:name="_Toc242925320"/>
+      <w:bookmarkStart w:id="59" w:name="_Toc243004491"/>
       <w:r>
         <w:t>Figure 4.1 Recording Student Attendance</w:t>
       </w:r>
@@ -13558,7 +13561,7 @@
         <w:keepNext/>
         <w:spacing w:before="100" w:after="60"/>
       </w:pPr>
-      <w:bookmarkStart w:id="60" w:name="_Toc242925321"/>
+      <w:bookmarkStart w:id="60" w:name="_Toc243004492"/>
       <w:r>
         <w:t>Figure 4.2 Memorisation Progress Tracking</w:t>
       </w:r>
@@ -13721,7 +13724,7 @@
         <w:keepNext/>
         <w:spacing w:before="100" w:after="60"/>
       </w:pPr>
-      <w:bookmarkStart w:id="61" w:name="_Toc242925322"/>
+      <w:bookmarkStart w:id="61" w:name="_Toc243004493"/>
       <w:r>
         <w:t>Figure 4.3 Fee Collection Methods</w:t>
       </w:r>
@@ -13905,7 +13908,7 @@
         <w:keepNext/>
         <w:spacing w:before="100" w:after="60"/>
       </w:pPr>
-      <w:bookmarkStart w:id="62" w:name="_Toc242925323"/>
+      <w:bookmarkStart w:id="62" w:name="_Toc243004494"/>
       <w:r>
         <w:t>Figure 4.4 Parent Access to Child Progress</w:t>
       </w:r>
@@ -14067,7 +14070,7 @@
         <w:keepNext/>
         <w:spacing w:before="100" w:after="60"/>
       </w:pPr>
-      <w:bookmarkStart w:id="63" w:name="_Toc242925324"/>
+      <w:bookmarkStart w:id="63" w:name="_Toc243004495"/>
       <w:r>
         <w:t>Figure 4.5 Willingness to Pay Fees via M-Pesa</w:t>
       </w:r>
@@ -14252,7 +14255,7 @@
         <w:keepNext/>
         <w:spacing w:before="100" w:after="60"/>
       </w:pPr>
-      <w:bookmarkStart w:id="64" w:name="_Toc242925325"/>
+      <w:bookmarkStart w:id="64" w:name="_Toc243004496"/>
       <w:r>
         <w:t>Figure 4.6 Recitation Assessment Methods</w:t>
       </w:r>
@@ -14414,7 +14417,7 @@
         <w:keepNext/>
         <w:spacing w:before="100" w:after="60"/>
       </w:pPr>
-      <w:bookmarkStart w:id="65" w:name="_Toc242925326"/>
+      <w:bookmarkStart w:id="65" w:name="_Toc243004497"/>
       <w:r>
         <w:t>Figure 4.7 Digital Recitation Practice</w:t>
       </w:r>
@@ -14486,7 +14489,7 @@
         <w:keepLines/>
         <w:spacing w:before="280" w:after="140"/>
       </w:pPr>
-      <w:bookmarkStart w:id="66" w:name="_Toc242925253"/>
+      <w:bookmarkStart w:id="66" w:name="_Toc243004424"/>
       <w:r>
         <w:t>4.6 Secondary Data Collection</w:t>
       </w:r>
@@ -14511,7 +14514,7 @@
         <w:keepLines/>
         <w:spacing w:before="280" w:after="140"/>
       </w:pPr>
-      <w:bookmarkStart w:id="67" w:name="_Toc242925254"/>
+      <w:bookmarkStart w:id="67" w:name="_Toc243004425"/>
       <w:r>
         <w:t>4.7 Requirements and Stakeholders Identification</w:t>
       </w:r>
@@ -14609,7 +14612,7 @@
         <w:keepLines/>
         <w:spacing w:before="280" w:after="140"/>
       </w:pPr>
-      <w:bookmarkStart w:id="68" w:name="_Toc242925255"/>
+      <w:bookmarkStart w:id="68" w:name="_Toc243004426"/>
       <w:r>
         <w:t>4.8 Challenges in Requirements Gathering and Analysis</w:t>
       </w:r>
@@ -14712,7 +14715,7 @@
         <w:keepLines/>
         <w:spacing w:before="280" w:after="140"/>
       </w:pPr>
-      <w:bookmarkStart w:id="69" w:name="_Toc242925256"/>
+      <w:bookmarkStart w:id="69" w:name="_Toc243004427"/>
       <w:r>
         <w:t>4.9 Summary</w:t>
       </w:r>
@@ -14749,7 +14752,7 @@
         <w:pStyle w:val="Heading1"/>
         <w:spacing w:before="120" w:after="200"/>
       </w:pPr>
-      <w:bookmarkStart w:id="70" w:name="_Toc242925257"/>
+      <w:bookmarkStart w:id="70" w:name="_Toc243004428"/>
       <w:r>
         <w:t>5. SYSTEM DESIGN</w:t>
       </w:r>
@@ -14762,7 +14765,7 @@
         <w:keepLines/>
         <w:spacing w:before="280" w:after="140"/>
       </w:pPr>
-      <w:bookmarkStart w:id="71" w:name="_Toc242925258"/>
+      <w:bookmarkStart w:id="71" w:name="_Toc243004429"/>
       <w:r>
         <w:t>5.1 Introduction</w:t>
       </w:r>
@@ -14784,7 +14787,7 @@
         <w:keepLines/>
         <w:spacing w:before="280" w:after="140"/>
       </w:pPr>
-      <w:bookmarkStart w:id="72" w:name="_Toc242925259"/>
+      <w:bookmarkStart w:id="72" w:name="_Toc243004430"/>
       <w:r>
         <w:t>5.2 Structural Diagram</w:t>
       </w:r>
@@ -14806,7 +14809,7 @@
         <w:keepLines/>
         <w:spacing w:before="220" w:after="120"/>
       </w:pPr>
-      <w:bookmarkStart w:id="73" w:name="_Toc242925260"/>
+      <w:bookmarkStart w:id="73" w:name="_Toc243004431"/>
       <w:r>
         <w:t>5.2.1 Class Diagram</w:t>
       </w:r>
@@ -14833,7 +14836,7 @@
         </w:rPr>
         <w:lastRenderedPageBreak/>
         <w:drawing>
-          <wp:inline distT="0" distB="0" distL="0" distR="0" wp14:anchorId="189A34B8" wp14:editId="189A34B9">
+          <wp:inline distT="0" distB="0" distL="0" distR="0" wp14:anchorId="4FB947F2" wp14:editId="1209FD23">
             <wp:extent cx="5124450" cy="6486525"/>
             <wp:effectExtent l="0" t="0" r="0" b="0"/>
             <wp:docPr id="2" name="Picture 2"/>
@@ -14876,7 +14879,7 @@
       <w:pPr>
         <w:pStyle w:val="FigureCaption"/>
       </w:pPr>
-      <w:bookmarkStart w:id="74" w:name="_Toc242925327"/>
+      <w:bookmarkStart w:id="74" w:name="_Toc243004498"/>
       <w:r>
         <w:t>Figure 5.1 Class Diagram</w:t>
       </w:r>
@@ -14889,7 +14892,7 @@
         <w:keepLines/>
         <w:spacing w:before="220" w:after="120"/>
       </w:pPr>
-      <w:bookmarkStart w:id="75" w:name="_Toc242925261"/>
+      <w:bookmarkStart w:id="75" w:name="_Toc243004432"/>
       <w:r>
         <w:t>5.2.2 Entity Relationship Diagram (ERD)</w:t>
       </w:r>
@@ -14919,7 +14922,7 @@
           <w:noProof/>
         </w:rPr>
         <w:drawing>
-          <wp:inline distT="0" distB="0" distL="0" distR="0" wp14:anchorId="189A34BA" wp14:editId="189A34BB">
+          <wp:inline distT="0" distB="0" distL="0" distR="0" wp14:anchorId="2440E29C" wp14:editId="68424BAB">
             <wp:extent cx="5486400" cy="7124700"/>
             <wp:effectExtent l="0" t="0" r="0" b="0"/>
             <wp:docPr id="3" name="Picture 3"/>
@@ -14962,7 +14965,7 @@
       <w:pPr>
         <w:pStyle w:val="FigureCaption"/>
       </w:pPr>
-      <w:bookmarkStart w:id="76" w:name="_Toc242925328"/>
+      <w:bookmarkStart w:id="76" w:name="_Toc243004499"/>
       <w:r>
         <w:t>Figure 5.2 ERD Diagram</w:t>
       </w:r>
@@ -14975,7 +14978,7 @@
         <w:keepLines/>
         <w:spacing w:before="280" w:after="140"/>
       </w:pPr>
-      <w:bookmarkStart w:id="77" w:name="_Toc242925262"/>
+      <w:bookmarkStart w:id="77" w:name="_Toc243004433"/>
       <w:r>
         <w:lastRenderedPageBreak/>
         <w:t>5.3 Behavioral Diagrams</w:t>
@@ -14998,7 +15001,7 @@
         <w:keepLines/>
         <w:spacing w:before="220" w:after="120"/>
       </w:pPr>
-      <w:bookmarkStart w:id="78" w:name="_Toc242925263"/>
+      <w:bookmarkStart w:id="78" w:name="_Toc243004434"/>
       <w:r>
         <w:t>5.3.1 Use Case Diagram</w:t>
       </w:r>
@@ -15028,7 +15031,7 @@
         </w:rPr>
         <w:lastRenderedPageBreak/>
         <w:drawing>
-          <wp:inline distT="0" distB="0" distL="0" distR="0" wp14:anchorId="189A34BC" wp14:editId="189A34BD">
+          <wp:inline distT="0" distB="0" distL="0" distR="0" wp14:anchorId="525DC685" wp14:editId="7295CFA1">
             <wp:extent cx="5305425" cy="5915025"/>
             <wp:effectExtent l="0" t="0" r="0" b="0"/>
             <wp:docPr id="4" name="Picture 4"/>
@@ -15071,7 +15074,7 @@
       <w:pPr>
         <w:pStyle w:val="FigureCaption"/>
       </w:pPr>
-      <w:bookmarkStart w:id="79" w:name="_Toc242925329"/>
+      <w:bookmarkStart w:id="79" w:name="_Toc243004500"/>
       <w:r>
         <w:t>Figure 5.3 Use Case Diagram</w:t>
       </w:r>
@@ -15084,7 +15087,7 @@
         <w:keepLines/>
         <w:spacing w:before="220" w:after="120"/>
       </w:pPr>
-      <w:bookmarkStart w:id="80" w:name="_Toc242925264"/>
+      <w:bookmarkStart w:id="80" w:name="_Toc243004435"/>
       <w:r>
         <w:t>5.3.2 Sequence Diagram</w:t>
       </w:r>
@@ -15111,7 +15114,7 @@
         </w:rPr>
         <w:lastRenderedPageBreak/>
         <w:drawing>
-          <wp:inline distT="0" distB="0" distL="0" distR="0" wp14:anchorId="189A34BE" wp14:editId="189A34BF">
+          <wp:inline distT="0" distB="0" distL="0" distR="0" wp14:anchorId="784B423B" wp14:editId="7A38BD41">
             <wp:extent cx="5762625" cy="4572000"/>
             <wp:effectExtent l="0" t="0" r="0" b="0"/>
             <wp:docPr id="5" name="Picture 5"/>
@@ -15154,7 +15157,7 @@
       <w:pPr>
         <w:pStyle w:val="FigureCaption"/>
       </w:pPr>
-      <w:bookmarkStart w:id="81" w:name="_Toc242925330"/>
+      <w:bookmarkStart w:id="81" w:name="_Toc243004501"/>
       <w:r>
         <w:t>Figure 5.4 Sequence Diagram</w:t>
       </w:r>
@@ -15167,7 +15170,7 @@
         <w:keepLines/>
         <w:spacing w:before="220" w:after="120"/>
       </w:pPr>
-      <w:bookmarkStart w:id="82" w:name="_Toc242925265"/>
+      <w:bookmarkStart w:id="82" w:name="_Toc243004436"/>
       <w:r>
         <w:t>5.3.3 Activity Diagram</w:t>
       </w:r>
@@ -15194,7 +15197,7 @@
         </w:rPr>
         <w:lastRenderedPageBreak/>
         <w:drawing>
-          <wp:inline distT="0" distB="0" distL="0" distR="0" wp14:anchorId="189A34C0" wp14:editId="189A34C1">
+          <wp:inline distT="0" distB="0" distL="0" distR="0" wp14:anchorId="6DC14F23" wp14:editId="2C05DA8B">
             <wp:extent cx="4210050" cy="5038725"/>
             <wp:effectExtent l="0" t="0" r="0" b="0"/>
             <wp:docPr id="6" name="Picture 6"/>
@@ -15237,7 +15240,7 @@
       <w:pPr>
         <w:pStyle w:val="FigureCaption"/>
       </w:pPr>
-      <w:bookmarkStart w:id="83" w:name="_Toc242925331"/>
+      <w:bookmarkStart w:id="83" w:name="_Toc243004502"/>
       <w:r>
         <w:t>Figure 5.5 Activity Diagram</w:t>
       </w:r>
@@ -15250,7 +15253,7 @@
         <w:keepLines/>
         <w:spacing w:before="280" w:after="140"/>
       </w:pPr>
-      <w:bookmarkStart w:id="84" w:name="_Toc242925266"/>
+      <w:bookmarkStart w:id="84" w:name="_Toc243004437"/>
       <w:r>
         <w:t>5.4 Database Schema</w:t>
       </w:r>
@@ -15277,7 +15280,7 @@
         </w:rPr>
         <w:lastRenderedPageBreak/>
         <w:drawing>
-          <wp:inline distT="0" distB="0" distL="0" distR="0" wp14:anchorId="189A34C2" wp14:editId="189A34C3">
+          <wp:inline distT="0" distB="0" distL="0" distR="0" wp14:anchorId="779DBE77" wp14:editId="79A0CF5E">
             <wp:extent cx="5667375" cy="4914900"/>
             <wp:effectExtent l="0" t="0" r="0" b="0"/>
             <wp:docPr id="7" name="Picture 7"/>
@@ -15320,7 +15323,7 @@
       <w:pPr>
         <w:pStyle w:val="FigureCaption"/>
       </w:pPr>
-      <w:bookmarkStart w:id="85" w:name="_Toc242925332"/>
+      <w:bookmarkStart w:id="85" w:name="_Toc243004503"/>
       <w:r>
         <w:t>Figure 5.6 Database Schema</w:t>
       </w:r>
@@ -15333,7 +15336,7 @@
         <w:keepLines/>
         <w:spacing w:before="280" w:after="140"/>
       </w:pPr>
-      <w:bookmarkStart w:id="86" w:name="_Toc242925267"/>
+      <w:bookmarkStart w:id="86" w:name="_Toc243004438"/>
       <w:r>
         <w:t>5.5 Wireframes</w:t>
       </w:r>
@@ -15360,7 +15363,7 @@
         </w:rPr>
         <w:lastRenderedPageBreak/>
         <w:drawing>
-          <wp:inline distT="0" distB="0" distL="0" distR="0" wp14:anchorId="189A34C4" wp14:editId="189A34C5">
+          <wp:inline distT="0" distB="0" distL="0" distR="0" wp14:anchorId="294037F8" wp14:editId="1FAFF173">
             <wp:extent cx="5762625" cy="3381375"/>
             <wp:effectExtent l="0" t="0" r="0" b="0"/>
             <wp:docPr id="8" name="Picture 8"/>
@@ -15403,7 +15406,7 @@
       <w:pPr>
         <w:pStyle w:val="FigureCaption"/>
       </w:pPr>
-      <w:bookmarkStart w:id="87" w:name="_Toc242925333"/>
+      <w:bookmarkStart w:id="87" w:name="_Toc243004504"/>
       <w:r>
         <w:t>Figure 5.7 Wireframes</w:t>
       </w:r>
@@ -15416,7 +15419,7 @@
         <w:keepLines/>
         <w:spacing w:before="280" w:after="140"/>
       </w:pPr>
-      <w:bookmarkStart w:id="88" w:name="_Toc242925268"/>
+      <w:bookmarkStart w:id="88" w:name="_Toc243004439"/>
       <w:r>
         <w:t>5.6 Summary</w:t>
       </w:r>
@@ -15453,7 +15456,7 @@
         <w:pStyle w:val="Heading1"/>
         <w:spacing w:before="120" w:after="200"/>
       </w:pPr>
-      <w:bookmarkStart w:id="89" w:name="_Toc242925269"/>
+      <w:bookmarkStart w:id="89" w:name="_Toc243004440"/>
       <w:r>
         <w:t>6. SYSTEM DEVELOPMENT</w:t>
       </w:r>
@@ -15466,7 +15469,7 @@
         <w:keepLines/>
         <w:spacing w:before="280" w:after="140"/>
       </w:pPr>
-      <w:bookmarkStart w:id="90" w:name="_Toc242925270"/>
+      <w:bookmarkStart w:id="90" w:name="_Toc243004441"/>
       <w:r>
         <w:t>6.1 Introduction</w:t>
       </w:r>
@@ -15488,7 +15491,7 @@
         <w:keepLines/>
         <w:spacing w:before="280" w:after="140"/>
       </w:pPr>
-      <w:bookmarkStart w:id="91" w:name="_Toc242925271"/>
+      <w:bookmarkStart w:id="91" w:name="_Toc243004442"/>
       <w:r>
         <w:t>6.2 System Development Tools and Techniques</w:t>
       </w:r>
@@ -15510,7 +15513,7 @@
         <w:keepLines/>
         <w:spacing w:before="220" w:after="120"/>
       </w:pPr>
-      <w:bookmarkStart w:id="92" w:name="_Toc242925272"/>
+      <w:bookmarkStart w:id="92" w:name="_Toc243004443"/>
       <w:r>
         <w:t>6.2.1 Integrated Development Environment (IDE)</w:t>
       </w:r>
@@ -15609,7 +15612,7 @@
         <w:keepNext/>
         <w:spacing w:before="100" w:after="60"/>
       </w:pPr>
-      <w:bookmarkStart w:id="93" w:name="_Toc242925334"/>
+      <w:bookmarkStart w:id="93" w:name="_Toc243004505"/>
       <w:r>
         <w:t>Figure 6.1 Visual Studio Code</w:t>
       </w:r>
@@ -15637,7 +15640,7 @@
         <w:keepLines/>
         <w:spacing w:before="220" w:after="120"/>
       </w:pPr>
-      <w:bookmarkStart w:id="94" w:name="_Toc242925273"/>
+      <w:bookmarkStart w:id="94" w:name="_Toc243004444"/>
       <w:r>
         <w:t>6.2.2 Front-end Development</w:t>
       </w:r>
@@ -15662,7 +15665,7 @@
         <w:keepLines/>
         <w:spacing w:before="220" w:after="120"/>
       </w:pPr>
-      <w:bookmarkStart w:id="95" w:name="_Toc242925274"/>
+      <w:bookmarkStart w:id="95" w:name="_Toc243004445"/>
       <w:r>
         <w:t>6.2.3 Database Management Tools</w:t>
       </w:r>
@@ -15771,7 +15774,7 @@
         <w:keepNext/>
         <w:spacing w:before="100" w:after="60"/>
       </w:pPr>
-      <w:bookmarkStart w:id="96" w:name="_Toc242925335"/>
+      <w:bookmarkStart w:id="96" w:name="_Toc243004506"/>
       <w:r>
         <w:t>Figure 6.2 Supabase Setup</w:t>
       </w:r>
@@ -15799,7 +15802,7 @@
         <w:keepLines/>
         <w:spacing w:before="280" w:after="140"/>
       </w:pPr>
-      <w:bookmarkStart w:id="97" w:name="_Toc242925275"/>
+      <w:bookmarkStart w:id="97" w:name="_Toc243004446"/>
       <w:r>
         <w:t>6.3 System Interfaces</w:t>
       </w:r>
@@ -15848,7 +15851,7 @@
         </w:rPr>
         <w:lastRenderedPageBreak/>
         <w:drawing>
-          <wp:inline distT="0" distB="0" distL="0" distR="0" wp14:anchorId="189A34C6" wp14:editId="189A34C7">
+          <wp:inline distT="0" distB="0" distL="0" distR="0" wp14:anchorId="3BCE7FC6" wp14:editId="7C08B534">
             <wp:extent cx="2381250" cy="5286375"/>
             <wp:effectExtent l="0" t="0" r="0" b="0"/>
             <wp:docPr id="9" name="Picture 9"/>
@@ -15891,7 +15894,7 @@
       <w:pPr>
         <w:pStyle w:val="FigureCaption"/>
       </w:pPr>
-      <w:bookmarkStart w:id="98" w:name="_Toc242925336"/>
+      <w:bookmarkStart w:id="98" w:name="_Toc243004507"/>
       <w:r>
         <w:t>Figure 6.3 App Interface Sign Up</w:t>
       </w:r>
@@ -15931,7 +15934,7 @@
         </w:rPr>
         <w:lastRenderedPageBreak/>
         <w:drawing>
-          <wp:inline distT="0" distB="0" distL="0" distR="0" wp14:anchorId="189A34C8" wp14:editId="189A34C9">
+          <wp:inline distT="0" distB="0" distL="0" distR="0" wp14:anchorId="751C89C4" wp14:editId="62DE2A66">
             <wp:extent cx="2381250" cy="5286375"/>
             <wp:effectExtent l="0" t="0" r="0" b="0"/>
             <wp:docPr id="10" name="Picture 10"/>
@@ -15974,7 +15977,7 @@
       <w:pPr>
         <w:pStyle w:val="FigureCaption"/>
       </w:pPr>
-      <w:bookmarkStart w:id="99" w:name="_Toc242925337"/>
+      <w:bookmarkStart w:id="99" w:name="_Toc243004508"/>
       <w:r>
         <w:t>Figure 6.4 Owner Dashboard</w:t>
       </w:r>
@@ -16014,7 +16017,7 @@
         </w:rPr>
         <w:lastRenderedPageBreak/>
         <w:drawing>
-          <wp:inline distT="0" distB="0" distL="0" distR="0" wp14:anchorId="189A34CA" wp14:editId="189A34CB">
+          <wp:inline distT="0" distB="0" distL="0" distR="0" wp14:anchorId="000D7130" wp14:editId="1EBBE1A8">
             <wp:extent cx="2381250" cy="5286375"/>
             <wp:effectExtent l="0" t="0" r="0" b="0"/>
             <wp:docPr id="11" name="Picture 11"/>
@@ -16057,7 +16060,7 @@
       <w:pPr>
         <w:pStyle w:val="FigureCaption"/>
       </w:pPr>
-      <w:bookmarkStart w:id="100" w:name="_Toc242925338"/>
+      <w:bookmarkStart w:id="100" w:name="_Toc243004509"/>
       <w:r>
         <w:t>Figure 6.5 Teacher Dashboard</w:t>
       </w:r>
@@ -16097,7 +16100,7 @@
         </w:rPr>
         <w:lastRenderedPageBreak/>
         <w:drawing>
-          <wp:inline distT="0" distB="0" distL="0" distR="0" wp14:anchorId="189A34CC" wp14:editId="189A34CD">
+          <wp:inline distT="0" distB="0" distL="0" distR="0" wp14:anchorId="28CCABBF" wp14:editId="4EE58AF6">
             <wp:extent cx="2381250" cy="5286375"/>
             <wp:effectExtent l="0" t="0" r="0" b="0"/>
             <wp:docPr id="12" name="Picture 12"/>
@@ -16140,7 +16143,7 @@
       <w:pPr>
         <w:pStyle w:val="FigureCaption"/>
       </w:pPr>
-      <w:bookmarkStart w:id="101" w:name="_Toc242925339"/>
+      <w:bookmarkStart w:id="101" w:name="_Toc243004510"/>
       <w:r>
         <w:t>Figure 6.6 Parent Dashboard</w:t>
       </w:r>
@@ -16180,7 +16183,7 @@
         </w:rPr>
         <w:lastRenderedPageBreak/>
         <w:drawing>
-          <wp:inline distT="0" distB="0" distL="0" distR="0" wp14:anchorId="189A34CE" wp14:editId="189A34CF">
+          <wp:inline distT="0" distB="0" distL="0" distR="0" wp14:anchorId="5710F1A2" wp14:editId="4012ADC4">
             <wp:extent cx="2381250" cy="5286375"/>
             <wp:effectExtent l="0" t="0" r="0" b="0"/>
             <wp:docPr id="13" name="Picture 13"/>
@@ -16223,7 +16226,7 @@
       <w:pPr>
         <w:pStyle w:val="FigureCaption"/>
       </w:pPr>
-      <w:bookmarkStart w:id="102" w:name="_Toc242925340"/>
+      <w:bookmarkStart w:id="102" w:name="_Toc243004511"/>
       <w:r>
         <w:t>Figure 6.7 Student Dashboard</w:t>
       </w:r>
@@ -16239,7 +16242,7 @@
           <w:b/>
           <w:bCs/>
         </w:rPr>
-        <w:t>Recitation and Live Learning Interfaces</w:t>
+        <w:t>Recitation, Live Learning and Badge Interfaces</w:t>
       </w:r>
     </w:p>
     <w:p>
@@ -16248,7 +16251,7 @@
         <w:jc w:val="both"/>
       </w:pPr>
       <w:r>
-        <w:t>Figure 6.8 shows the learning features. A teacher reviewing a recitation can play the pupil and a master reciter ayah by ayah; in the live reading room pupils raise their hands, the teacher chooses a reader, the ayah is highlighted on every phone and the teacher marks the reading; and the video library plays the Quran videos the teacher has chosen for the class.</w:t>
+        <w:t>Figure 6.8 shows the learning features. A teacher reviewing a recitation can play the pupil and a master reciter ayah by ayah; in the live reading room pupils raise their hands, the teacher chooses a reader, the ayah is highlighted on every phone and the teacher marks the reading; the video library plays the Quran videos the teacher has chosen for the class; and badges, worked out from the pupil’s own records, encourage the pupil.</w:t>
       </w:r>
     </w:p>
     <w:p>
@@ -16263,8 +16266,8 @@
         </w:rPr>
         <w:lastRenderedPageBreak/>
         <w:drawing>
-          <wp:inline distT="0" distB="0" distL="0" distR="0" wp14:anchorId="189A34D0" wp14:editId="189A34D1">
-            <wp:extent cx="5667375" cy="4257675"/>
+          <wp:inline distT="0" distB="0" distL="0" distR="0" wp14:anchorId="27A110D8" wp14:editId="691003BC">
+            <wp:extent cx="5667375" cy="3181350"/>
             <wp:effectExtent l="0" t="0" r="0" b="0"/>
             <wp:docPr id="14" name="Picture 14"/>
             <wp:cNvGraphicFramePr>
@@ -16289,7 +16292,7 @@
                   <pic:spPr bwMode="auto">
                     <a:xfrm>
                       <a:off x="0" y="0"/>
-                      <a:ext cx="5667375" cy="4257675"/>
+                      <a:ext cx="5667375" cy="3181350"/>
                     </a:xfrm>
                     <a:prstGeom prst="rect">
                       <a:avLst/>
@@ -16306,9 +16309,9 @@
       <w:pPr>
         <w:pStyle w:val="FigureCaption"/>
       </w:pPr>
-      <w:bookmarkStart w:id="103" w:name="_Toc242925341"/>
-      <w:r>
-        <w:t>Figure 6.8 Recitation and Live Learning Interfaces</w:t>
+      <w:bookmarkStart w:id="103" w:name="_Toc243004512"/>
+      <w:r>
+        <w:t>Figure 6.8 Recitation, Live Learning and Badge Interfaces</w:t>
       </w:r>
       <w:bookmarkEnd w:id="103"/>
     </w:p>
@@ -16346,7 +16349,7 @@
         </w:rPr>
         <w:lastRenderedPageBreak/>
         <w:drawing>
-          <wp:inline distT="0" distB="0" distL="0" distR="0" wp14:anchorId="189A34D2" wp14:editId="189A34D3">
+          <wp:inline distT="0" distB="0" distL="0" distR="0" wp14:anchorId="266C3843" wp14:editId="20B72A93">
             <wp:extent cx="5667375" cy="3181350"/>
             <wp:effectExtent l="0" t="0" r="0" b="0"/>
             <wp:docPr id="15" name="Picture 15"/>
@@ -16389,7 +16392,7 @@
       <w:pPr>
         <w:pStyle w:val="FigureCaption"/>
       </w:pPr>
-      <w:bookmarkStart w:id="104" w:name="_Toc242925342"/>
+      <w:bookmarkStart w:id="104" w:name="_Toc243004513"/>
       <w:r>
         <w:t>Figure 6.9 Payment, Messaging and Offline Interfaces</w:t>
       </w:r>
@@ -16402,7 +16405,7 @@
         <w:keepLines/>
         <w:spacing w:before="280" w:after="140"/>
       </w:pPr>
-      <w:bookmarkStart w:id="105" w:name="_Toc242925276"/>
+      <w:bookmarkStart w:id="105" w:name="_Toc243004447"/>
       <w:r>
         <w:t>6.4 Challenges Encountered During Development</w:t>
       </w:r>
@@ -16424,7 +16427,7 @@
         <w:keepLines/>
         <w:spacing w:before="220" w:after="120"/>
       </w:pPr>
-      <w:bookmarkStart w:id="106" w:name="_Toc242925277"/>
+      <w:bookmarkStart w:id="106" w:name="_Toc243004448"/>
       <w:r>
         <w:t>6.4.1 Technical Complexities</w:t>
       </w:r>
@@ -16456,7 +16459,7 @@
         <w:keepLines/>
         <w:spacing w:before="220" w:after="120"/>
       </w:pPr>
-      <w:bookmarkStart w:id="107" w:name="_Toc242925278"/>
+      <w:bookmarkStart w:id="107" w:name="_Toc243004449"/>
       <w:r>
         <w:t>6.4.2 User Adoption and Resistance</w:t>
       </w:r>
@@ -16478,7 +16481,7 @@
         <w:keepLines/>
         <w:spacing w:before="220" w:after="120"/>
       </w:pPr>
-      <w:bookmarkStart w:id="108" w:name="_Toc242925279"/>
+      <w:bookmarkStart w:id="108" w:name="_Toc243004450"/>
       <w:r>
         <w:t>6.4.3 Economic Constraints</w:t>
       </w:r>
@@ -16503,7 +16506,7 @@
         <w:keepLines/>
         <w:spacing w:before="220" w:after="120"/>
       </w:pPr>
-      <w:bookmarkStart w:id="109" w:name="_Toc242925280"/>
+      <w:bookmarkStart w:id="109" w:name="_Toc243004451"/>
       <w:r>
         <w:t>6.4.4 Continuous Updates and Supports</w:t>
       </w:r>
@@ -16525,7 +16528,7 @@
         <w:keepLines/>
         <w:spacing w:before="280" w:after="140"/>
       </w:pPr>
-      <w:bookmarkStart w:id="110" w:name="_Toc242925281"/>
+      <w:bookmarkStart w:id="110" w:name="_Toc243004452"/>
       <w:r>
         <w:t>6.5 Summary</w:t>
       </w:r>
@@ -16537,10 +16540,7 @@
         <w:jc w:val="both"/>
       </w:pPr>
       <w:r>
-        <w:t>This chapter described the development of the Digital Madrasa Mobile Application (ILMORA): Visual Studio Code as the development environment, React Native with Expo for the front end, and Supabase for the database, authentication, storage and server functions. It presented the sign-up screen and the dashboards for owners, teachers, parents and students together with the learning, payment and messaging features, and discussed the challenges of technical complexity, user adoption, limited resources and contin</w:t>
-      </w:r>
-      <w:r>
-        <w:t>uous maintenance, together with how each was addressed.</w:t>
+        <w:t>This chapter described the development of the Digital Madrasa Mobile Application (ILMORA): Visual Studio Code as the development environment, React Native with Expo for the front end, and Supabase for the database, authentication, storage and server functions. It presented the sign-up screen and the main interfaces, and discussed the challenges of technical complexity, user adoption, limited resources and continuous maintenance, together with how each was addressed.</w:t>
       </w:r>
     </w:p>
     <w:p>
@@ -16565,7 +16565,7 @@
         <w:pStyle w:val="Heading1"/>
         <w:spacing w:before="120" w:after="200"/>
       </w:pPr>
-      <w:bookmarkStart w:id="111" w:name="_Toc242925282"/>
+      <w:bookmarkStart w:id="111" w:name="_Toc243004453"/>
       <w:r>
         <w:t>7. SYSTEM TESTING AND DEPLOYMENT</w:t>
       </w:r>
@@ -16578,7 +16578,7 @@
         <w:keepLines/>
         <w:spacing w:before="280" w:after="140"/>
       </w:pPr>
-      <w:bookmarkStart w:id="112" w:name="_Toc242925283"/>
+      <w:bookmarkStart w:id="112" w:name="_Toc243004454"/>
       <w:r>
         <w:t>7.1 Introduction</w:t>
       </w:r>
@@ -16600,7 +16600,7 @@
         <w:keepLines/>
         <w:spacing w:before="280" w:after="140"/>
       </w:pPr>
-      <w:bookmarkStart w:id="113" w:name="_Toc242925284"/>
+      <w:bookmarkStart w:id="113" w:name="_Toc243004455"/>
       <w:r>
         <w:t>7.2 System Testing and Validation</w:t>
       </w:r>
@@ -16622,7 +16622,7 @@
         <w:keepLines/>
         <w:spacing w:before="220" w:after="120"/>
       </w:pPr>
-      <w:bookmarkStart w:id="114" w:name="_Toc242925285"/>
+      <w:bookmarkStart w:id="114" w:name="_Toc243004456"/>
       <w:r>
         <w:t>7.2.1 Unit Tests</w:t>
       </w:r>
@@ -16634,7 +16634,10 @@
         <w:jc w:val="both"/>
       </w:pPr>
       <w:r>
-        <w:t>Unit testing examines individual components in isolation. Unit tests were written with Vitest for the logic that does not need a server: input validation, QR token signing, M-Pesa and card payment handling, notification rules, memorisation totals, recitation assessment, the AI assistant’s check on figures, the hifz plan, master-reciter timing, video links and the offline attendance queue. All 172 unit tests in 22 test files passed when run on 15 October 2026. Table 7.1 shows representative cases.</w:t>
+        <w:t>Unit testing examines individual components in isolation. Unit tests were written with Vitest for the logic that does not need a server: input validation, QR token signing, M-Pesa and card payment handling, notification rules, memorisation totals, recitation assessment, the AI assistant’s check on figures, the hifz plan, master-reciter timing, video links, the offline attendance queue, and streaks and badges. All 185 unit tests in 23 test files passed when run on 16 October 2026. Table 7.1 shows representat</w:t>
+      </w:r>
+      <w:r>
+        <w:t>ive cases.</w:t>
       </w:r>
     </w:p>
     <w:p>
@@ -17811,7 +17814,7 @@
       <w:pPr>
         <w:pStyle w:val="TableCaption"/>
       </w:pPr>
-      <w:bookmarkStart w:id="115" w:name="_Toc242925347"/>
+      <w:bookmarkStart w:id="115" w:name="_Toc243004518"/>
       <w:r>
         <w:t>Table 7.1 Unit Testing</w:t>
       </w:r>
@@ -17824,7 +17827,7 @@
         <w:keepLines/>
         <w:spacing w:before="220" w:after="120"/>
       </w:pPr>
-      <w:bookmarkStart w:id="116" w:name="_Toc242925286"/>
+      <w:bookmarkStart w:id="116" w:name="_Toc243004457"/>
       <w:r>
         <w:t>7.2.2 Functional Testing</w:t>
       </w:r>
@@ -19052,7 +19055,7 @@
       <w:pPr>
         <w:pStyle w:val="TableCaption"/>
       </w:pPr>
-      <w:bookmarkStart w:id="117" w:name="_Toc242925348"/>
+      <w:bookmarkStart w:id="117" w:name="_Toc243004519"/>
       <w:r>
         <w:t>Table 7.2 Functional Testing</w:t>
       </w:r>
@@ -19065,7 +19068,7 @@
         <w:keepLines/>
         <w:spacing w:before="220" w:after="120"/>
       </w:pPr>
-      <w:bookmarkStart w:id="118" w:name="_Toc242925287"/>
+      <w:bookmarkStart w:id="118" w:name="_Toc243004458"/>
       <w:r>
         <w:t>7.2.3 User Interface (UI) Testing</w:t>
       </w:r>
@@ -20051,7 +20054,7 @@
       <w:pPr>
         <w:pStyle w:val="TableCaption"/>
       </w:pPr>
-      <w:bookmarkStart w:id="119" w:name="_Toc242925349"/>
+      <w:bookmarkStart w:id="119" w:name="_Toc243004520"/>
       <w:r>
         <w:t>Table 7.3 User Interface Testing</w:t>
       </w:r>
@@ -20064,7 +20067,7 @@
         <w:keepLines/>
         <w:spacing w:before="280" w:after="140"/>
       </w:pPr>
-      <w:bookmarkStart w:id="120" w:name="_Toc242925288"/>
+      <w:bookmarkStart w:id="120" w:name="_Toc243004459"/>
       <w:r>
         <w:t>7.3 Testing Results</w:t>
       </w:r>
@@ -20283,7 +20286,7 @@
                 <w:sz w:val="20"/>
                 <w:szCs w:val="20"/>
               </w:rPr>
-              <w:t>172</w:t>
+              <w:t>185</w:t>
             </w:r>
           </w:p>
         </w:tc>
@@ -20306,7 +20309,7 @@
                 <w:sz w:val="20"/>
                 <w:szCs w:val="20"/>
               </w:rPr>
-              <w:t>172</w:t>
+              <w:t>185</w:t>
             </w:r>
           </w:p>
         </w:tc>
@@ -20713,7 +20716,7 @@
       <w:pPr>
         <w:pStyle w:val="TableCaption"/>
       </w:pPr>
-      <w:bookmarkStart w:id="121" w:name="_Toc242925350"/>
+      <w:bookmarkStart w:id="121" w:name="_Toc243004521"/>
       <w:r>
         <w:t>Table 7.4 Testing Results</w:t>
       </w:r>
@@ -20726,7 +20729,7 @@
         <w:keepLines/>
         <w:spacing w:before="280" w:after="140"/>
       </w:pPr>
-      <w:bookmarkStart w:id="122" w:name="_Toc242925289"/>
+      <w:bookmarkStart w:id="122" w:name="_Toc243004460"/>
       <w:r>
         <w:t>7.4 System Deployment</w:t>
       </w:r>
@@ -20752,7 +20755,7 @@
         <w:keepLines/>
         <w:spacing w:before="220" w:after="120"/>
       </w:pPr>
-      <w:bookmarkStart w:id="123" w:name="_Toc242925290"/>
+      <w:bookmarkStart w:id="123" w:name="_Toc243004461"/>
       <w:r>
         <w:t>7.4.1 Current Deployment Methods</w:t>
       </w:r>
@@ -20795,19 +20798,6 @@
     </w:p>
     <w:p>
       <w:pPr>
-        <w:pStyle w:val="Heading3"/>
-        <w:keepNext/>
-        <w:keepLines/>
-        <w:spacing w:before="220" w:after="120"/>
-      </w:pPr>
-      <w:bookmarkStart w:id="124" w:name="_Toc242925291"/>
-      <w:r>
-        <w:t>7.4.2 Future Deployment Plans</w:t>
-      </w:r>
-      <w:bookmarkEnd w:id="124"/>
-    </w:p>
-    <w:p>
-      <w:pPr>
         <w:pStyle w:val="ListParagraph"/>
         <w:numPr>
           <w:ilvl w:val="0"/>
@@ -20816,8 +20806,21 @@
         <w:spacing w:after="90" w:line="340" w:lineRule="auto"/>
       </w:pPr>
       <w:r>
-        <w:t>Google Play Store: publishing the app will make installation easier and more trusted, and provide automatic updates.</w:t>
-      </w:r>
+        <w:t>Web: the same codebase is published on Expo’s free hosting at https://https-ilmora-expo-app.expo.app, where the administrator’s console runs.</w:t>
+      </w:r>
+    </w:p>
+    <w:p>
+      <w:pPr>
+        <w:pStyle w:val="Heading3"/>
+        <w:keepNext/>
+        <w:keepLines/>
+        <w:spacing w:before="220" w:after="120"/>
+      </w:pPr>
+      <w:bookmarkStart w:id="124" w:name="_Toc243004462"/>
+      <w:r>
+        <w:t>7.4.2 Future Deployment Plans</w:t>
+      </w:r>
+      <w:bookmarkEnd w:id="124"/>
     </w:p>
     <w:p>
       <w:pPr>
@@ -20829,7 +20832,7 @@
         <w:spacing w:after="90" w:line="340" w:lineRule="auto"/>
       </w:pPr>
       <w:r>
-        <w:t>Live payment and messaging services: moving M-Pesa from the Daraja sandbox to a registered Paybill or Till, and connecting Paystack for cards, the e-mail and SMS providers, and Firebase for push notifications, with real credentials.</w:t>
+        <w:t>Google Play Store: publishing the app will make installation easier and more trusted, and provide automatic updates.</w:t>
       </w:r>
     </w:p>
     <w:p>
@@ -20842,7 +20845,7 @@
         <w:spacing w:after="90" w:line="340" w:lineRule="auto"/>
       </w:pPr>
       <w:r>
-        <w:t>In-app video: switching on the built in-app video for live lessons once a funded video provider account is available.</w:t>
+        <w:t>Live payment and messaging services: moving M-Pesa from the Daraja sandbox to a registered Paybill or Till, and connecting Paystack for cards, the e-mail and SMS providers, and Firebase for push notifications, with real credentials.</w:t>
       </w:r>
     </w:p>
     <w:p>
@@ -20855,7 +20858,7 @@
         <w:spacing w:after="90" w:line="340" w:lineRule="auto"/>
       </w:pPr>
       <w:r>
-        <w:t>Web-based dashboard: hosting the platform administrator’s web console so that the madrasas on the platform can be managed from a browser.</w:t>
+        <w:t>In-app video: switching on the built in-app video for live lessons once a funded video provider account is available.</w:t>
       </w:r>
     </w:p>
     <w:p>
@@ -20865,7 +20868,7 @@
         <w:keepLines/>
         <w:spacing w:before="280" w:after="140"/>
       </w:pPr>
-      <w:bookmarkStart w:id="125" w:name="_Toc242925292"/>
+      <w:bookmarkStart w:id="125" w:name="_Toc243004463"/>
       <w:r>
         <w:t>7.5 Summary</w:t>
       </w:r>
@@ -20877,10 +20880,10 @@
         <w:jc w:val="both"/>
       </w:pPr>
       <w:r>
-        <w:t>This chapter presented the testing and deployment of the Digital Madrasa Mobile Application (ILMORA). Unit, functional, database security and user interface testing showed that the core features, including sign-in, admission, attendance, invoicing, M-Pesa and card payment, AI feedback with consent and parent access, work as required on the installed app, and that users cannot reach records outside their madrasa or role. The backend is deployed on Supabase, the app is shared as an APK, and future plans inclu</w:t>
-      </w:r>
-      <w:r>
-        <w:t>de the Google Play Store, live payment and messaging services, and a hosted web dashboard.</w:t>
+        <w:t>This chapter presented the testing and deployment of the Digital Madrasa Mobile Application (ILMORA). Unit, functional, database security and user interface testing showed that the core features, including sign-in, admission, attendance, invoicing, M-Pesa and card payment, AI feedback with consent and parent access, work as required on the installed app, and that users cannot reach records outside their madrasa or role. The backend runs on Supabase, the app is shared as an APK and a website, and future plan</w:t>
+      </w:r>
+      <w:r>
+        <w:t>s include the Play Store, live payments and in-app video.</w:t>
       </w:r>
     </w:p>
     <w:p>
@@ -20905,7 +20908,7 @@
         <w:pStyle w:val="Heading1"/>
         <w:spacing w:before="120" w:after="200"/>
       </w:pPr>
-      <w:bookmarkStart w:id="126" w:name="_Toc242925293"/>
+      <w:bookmarkStart w:id="126" w:name="_Toc243004464"/>
       <w:r>
         <w:t>8. DISCUSSIONS, FUTURE WORKS AND RECOMMENDATIONS</w:t>
       </w:r>
@@ -20918,7 +20921,7 @@
         <w:keepLines/>
         <w:spacing w:before="280" w:after="140"/>
       </w:pPr>
-      <w:bookmarkStart w:id="127" w:name="_Toc242925294"/>
+      <w:bookmarkStart w:id="127" w:name="_Toc243004465"/>
       <w:r>
         <w:t>8.1 Introduction</w:t>
       </w:r>
@@ -20940,7 +20943,7 @@
         <w:keepLines/>
         <w:spacing w:before="280" w:after="140"/>
       </w:pPr>
-      <w:bookmarkStart w:id="128" w:name="_Toc242925295"/>
+      <w:bookmarkStart w:id="128" w:name="_Toc243004466"/>
       <w:r>
         <w:t>8.2 Discussions of Objectives</w:t>
       </w:r>
@@ -21009,14 +21012,14 @@
         <w:jc w:val="both"/>
       </w:pPr>
       <w:r>
-        <w:t xml:space="preserve">The system was developed with React Native and Expo for the front end and Supabase for the backend. Owners, teachers, parents and students each have a dedicated dashboard, and admission, classes, manual and QR attendance, memorisation, assignments, recitation review with AI feedback, certificates, invoicing, M-Pesa and card payment, and notifications were implemented against the live backend. The application, branded ILMORA, also offers master-reciter comparison, recite-along practice, a daily hifz plan, a </w:t>
-      </w:r>
-      <w:r>
-        <w:t xml:space="preserve">live reading room with scheduled Meet or </w:t>
+        <w:t>The system was developed with React Native and Expo for the front end and Supabase for the backend. Owners, teachers, parents and students each have a dedicated dashboard, and admission, classes, manual and QR attendance, memorisation, assignments, recitation review with AI feedback, certificates, invoicing, M-Pesa and card payment, and notifications were implemented against the live backend. The application, branded ILMORA, also offers master-reciter comparison, recite-along practice, a daily hifz plan, hi</w:t>
+      </w:r>
+      <w:r>
+        <w:t>fz streaks and badges, a web console for the platform administrator, a live reading room with scheduled Meet or Zoom sessions, a teacher-</w:t>
       </w:r>
       <w:r>
         <w:lastRenderedPageBreak/>
-        <w:t>Zoom sessions, a teacher-chosen Quran video library, parent–teacher messaging, pupil sponsorship, spoken reports, USSD access, offline attendance and an impact dashboard.</w:t>
+        <w:t>chosen Quran video library, parent–teacher messaging, pupil sponsorship, spoken reports, USSD access, offline attendance and an impact dashboard.</w:t>
       </w:r>
     </w:p>
     <w:p>
@@ -21038,7 +21041,7 @@
         <w:jc w:val="both"/>
       </w:pPr>
       <w:r>
-        <w:t>Unit, functional and user interface testing confirmed that the core features work as required: all 172 unit tests and 78 functional test cases passed, 21 database suites proved 145 security guarantees, and the installed app passed 30 of 31 interface checks. M-Pesa is connected to Safaricom’s Daraja sandbox. The tests showed that users cannot reach records outside their madrasa or role. A usability study with real users, push notifications and testing on a range of physical phones remain to be done.</w:t>
+        <w:t>Unit, functional and user interface testing confirmed that the core features work as required: all 185 unit tests and 78 functional test cases passed, 21 database suites proved 145 security guarantees, and the installed app passed 30 of 31 interface checks. M-Pesa is connected to Safaricom’s Daraja sandbox. The tests showed that users cannot reach records outside their madrasa or role. A usability study with real users, push notifications and testing on a range of physical phones remain to be done.</w:t>
       </w:r>
     </w:p>
     <w:p>
@@ -21048,7 +21051,7 @@
         <w:keepLines/>
         <w:spacing w:before="280" w:after="140"/>
       </w:pPr>
-      <w:bookmarkStart w:id="129" w:name="_Toc242925296"/>
+      <w:bookmarkStart w:id="129" w:name="_Toc243004467"/>
       <w:r>
         <w:t>8.3 Future Work</w:t>
       </w:r>
@@ -21070,7 +21073,7 @@
         <w:keepLines/>
         <w:spacing w:before="220" w:after="120"/>
       </w:pPr>
-      <w:bookmarkStart w:id="130" w:name="_Toc242925297"/>
+      <w:bookmarkStart w:id="130" w:name="_Toc243004468"/>
       <w:r>
         <w:t>8.3.1 Deployment to Google Play Store</w:t>
       </w:r>
@@ -21092,7 +21095,7 @@
         <w:keepLines/>
         <w:spacing w:before="220" w:after="120"/>
       </w:pPr>
-      <w:bookmarkStart w:id="131" w:name="_Toc242925298"/>
+      <w:bookmarkStart w:id="131" w:name="_Toc243004469"/>
       <w:r>
         <w:t>8.3.2 Development of Web-Based Admin Dashboard</w:t>
       </w:r>
@@ -21104,7 +21107,7 @@
         <w:jc w:val="both"/>
       </w:pPr>
       <w:r>
-        <w:t>The platform administrator’s web console should be hosted and extended with reports, so that the madrasas on the platform, their subscriptions and their activity can be monitored from a browser.</w:t>
+        <w:t>The platform administrator’s web console is now hosted and shows every madrasa, the platform’s impact and an audit log. It should be extended with downloadable reports and subscription management, so that the madrasas on the platform, their subscriptions and their activity can be monitored and acted on from a browser.</w:t>
       </w:r>
     </w:p>
     <w:p>
@@ -21114,7 +21117,7 @@
         <w:keepLines/>
         <w:spacing w:before="220" w:after="120"/>
       </w:pPr>
-      <w:bookmarkStart w:id="132" w:name="_Toc242925299"/>
+      <w:bookmarkStart w:id="132" w:name="_Toc243004470"/>
       <w:r>
         <w:t>8.3.3 Integration of Push Notifications and Messaging</w:t>
       </w:r>
@@ -21136,7 +21139,7 @@
         <w:keepLines/>
         <w:spacing w:before="220" w:after="120"/>
       </w:pPr>
-      <w:bookmarkStart w:id="133" w:name="_Toc242925300"/>
+      <w:bookmarkStart w:id="133" w:name="_Toc243004471"/>
       <w:r>
         <w:lastRenderedPageBreak/>
         <w:t>8.3.4 Smart Alerts and Recommendations</w:t>
@@ -21159,7 +21162,7 @@
         <w:keepLines/>
         <w:spacing w:before="220" w:after="120"/>
       </w:pPr>
-      <w:bookmarkStart w:id="134" w:name="_Toc242925301"/>
+      <w:bookmarkStart w:id="134" w:name="_Toc243004472"/>
       <w:r>
         <w:t>8.3.5 Enhanced Offline Functionality</w:t>
       </w:r>
@@ -21181,7 +21184,7 @@
         <w:keepLines/>
         <w:spacing w:before="280" w:after="140"/>
       </w:pPr>
-      <w:bookmarkStart w:id="135" w:name="_Toc242925302"/>
+      <w:bookmarkStart w:id="135" w:name="_Toc243004473"/>
       <w:r>
         <w:t>8.4 Recommendations</w:t>
       </w:r>
@@ -21203,7 +21206,7 @@
         <w:keepLines/>
         <w:spacing w:before="220" w:after="120"/>
       </w:pPr>
-      <w:bookmarkStart w:id="136" w:name="_Toc242925303"/>
+      <w:bookmarkStart w:id="136" w:name="_Toc243004474"/>
       <w:r>
         <w:t>8.4.1 Continuous User Engagement</w:t>
       </w:r>
@@ -21225,7 +21228,7 @@
         <w:keepLines/>
         <w:spacing w:before="220" w:after="120"/>
       </w:pPr>
-      <w:bookmarkStart w:id="137" w:name="_Toc242925304"/>
+      <w:bookmarkStart w:id="137" w:name="_Toc243004475"/>
       <w:r>
         <w:t>8.4.2 Strengthening Data Security</w:t>
       </w:r>
@@ -21247,7 +21250,7 @@
         <w:keepLines/>
         <w:spacing w:before="220" w:after="120"/>
       </w:pPr>
-      <w:bookmarkStart w:id="138" w:name="_Toc242925305"/>
+      <w:bookmarkStart w:id="138" w:name="_Toc243004476"/>
       <w:r>
         <w:t>8.4.3 Regular System Updates</w:t>
       </w:r>
@@ -21269,7 +21272,7 @@
         <w:keepLines/>
         <w:spacing w:before="220" w:after="120"/>
       </w:pPr>
-      <w:bookmarkStart w:id="139" w:name="_Toc242925306"/>
+      <w:bookmarkStart w:id="139" w:name="_Toc243004477"/>
       <w:r>
         <w:t>8.4.4 Institutional and Government Collaboration</w:t>
       </w:r>
@@ -21291,7 +21294,7 @@
         <w:keepLines/>
         <w:spacing w:before="220" w:after="120"/>
       </w:pPr>
-      <w:bookmarkStart w:id="140" w:name="_Toc242925307"/>
+      <w:bookmarkStart w:id="140" w:name="_Toc243004478"/>
       <w:r>
         <w:lastRenderedPageBreak/>
         <w:t>8.4.5 Optimization for Low-End Devices</w:t>
@@ -21314,7 +21317,7 @@
         <w:keepLines/>
         <w:spacing w:before="280" w:after="140"/>
       </w:pPr>
-      <w:bookmarkStart w:id="141" w:name="_Toc242925308"/>
+      <w:bookmarkStart w:id="141" w:name="_Toc243004479"/>
       <w:r>
         <w:t>8.5 Summary</w:t>
       </w:r>
@@ -21326,10 +21329,10 @@
         <w:jc w:val="both"/>
       </w:pPr>
       <w:r>
-        <w:t>This chapter discussed how the Digital Madrasa Mobile Application (ILMORA) addressed the challenges of madrasa administration and Quran learning in Kenya. The system brings records, attendance, memorisation, recitation review, parent access and fee payment into one secure platform. Future work includes publishing on the Google Play Store, a hosted web dashboard, live notifications and payments, in-app video, smart revision alerts and fuller offline support, while the recommendations emphasise user engagemen</w:t>
-      </w:r>
-      <w:r>
-        <w:t>t, data security, regular updates, institutional collaboration and optimisation for low-end devices.</w:t>
+        <w:t>This chapter discussed how the Digital Madrasa Mobile Application (ILMORA) addressed the challenges of madrasa administration and Quran learning in Kenya. The system brings records, attendance, memorisation, recitation review, parent access and fee payment into one secure platform. Future work includes publishing on the Google Play Store, reports in the web console, live notifications and payments, in-app video, smart revision alerts and fuller offline support, while the recommendations emphasise user engag</w:t>
+      </w:r>
+      <w:r>
+        <w:t>ement, data security, regular updates, institutional collaboration and optimisation for low-end devices.</w:t>
       </w:r>
     </w:p>
     <w:p>
@@ -21338,7 +21341,7 @@
         <w:pageBreakBefore/>
         <w:spacing w:before="240" w:after="320"/>
       </w:pPr>
-      <w:bookmarkStart w:id="142" w:name="_Toc242925309"/>
+      <w:bookmarkStart w:id="142" w:name="_Toc243004480"/>
       <w:r>
         <w:lastRenderedPageBreak/>
         <w:t>Appendix</w:t>
@@ -21352,7 +21355,7 @@
         <w:keepLines/>
         <w:spacing w:before="280" w:after="140"/>
       </w:pPr>
-      <w:bookmarkStart w:id="143" w:name="_Toc242925310"/>
+      <w:bookmarkStart w:id="143" w:name="_Toc243004481"/>
       <w:r>
         <w:t>A.1: User Survey Questionnaire</w:t>
       </w:r>
@@ -21365,7 +21368,7 @@
         <w:keepLines/>
         <w:spacing w:before="220" w:after="120"/>
       </w:pPr>
-      <w:bookmarkStart w:id="144" w:name="_Toc242925311"/>
+      <w:bookmarkStart w:id="144" w:name="_Toc243004482"/>
       <w:r>
         <w:t>Section A: Madrasa Owner and Teacher Questionnaire</w:t>
       </w:r>
@@ -21537,7 +21540,7 @@
         <w:keepLines/>
         <w:spacing w:before="220" w:after="120"/>
       </w:pPr>
-      <w:bookmarkStart w:id="145" w:name="_Toc242925312"/>
+      <w:bookmarkStart w:id="145" w:name="_Toc243004483"/>
       <w:r>
         <w:t>Section B: Parent Questionnaire</w:t>
       </w:r>
@@ -21641,7 +21644,7 @@
         <w:keepLines/>
         <w:spacing w:before="220" w:after="120"/>
       </w:pPr>
-      <w:bookmarkStart w:id="146" w:name="_Toc242925313"/>
+      <w:bookmarkStart w:id="146" w:name="_Toc243004484"/>
       <w:r>
         <w:t>Section C: Student Questionnaire</w:t>
       </w:r>
@@ -21752,7 +21755,7 @@
         <w:keepLines/>
         <w:spacing w:before="280" w:after="140"/>
       </w:pPr>
-      <w:bookmarkStart w:id="147" w:name="_Toc242925314"/>
+      <w:bookmarkStart w:id="147" w:name="_Toc243004485"/>
       <w:r>
         <w:t>A.2: Work Plan and Schedule</w:t>
       </w:r>
@@ -22994,7 +22997,7 @@
         <w:keepLines/>
         <w:spacing w:before="280" w:after="140"/>
       </w:pPr>
-      <w:bookmarkStart w:id="148" w:name="_Toc242925315"/>
+      <w:bookmarkStart w:id="148" w:name="_Toc243004486"/>
       <w:r>
         <w:t>A.3: Budget</w:t>
       </w:r>
@@ -24338,7 +24341,7 @@
         <w:keepLines/>
         <w:spacing w:before="280" w:after="140"/>
       </w:pPr>
-      <w:bookmarkStart w:id="149" w:name="_Toc242925316"/>
+      <w:bookmarkStart w:id="149" w:name="_Toc243004487"/>
       <w:r>
         <w:t>A.4: My Project Repository</w:t>
       </w:r>
@@ -24450,7 +24453,7 @@
         <w:keepLines/>
         <w:spacing w:before="280" w:after="140"/>
       </w:pPr>
-      <w:bookmarkStart w:id="150" w:name="_Toc242925317"/>
+      <w:bookmarkStart w:id="150" w:name="_Toc243004488"/>
       <w:r>
         <w:t>A.5: Plagiarism Report</w:t>
       </w:r>
@@ -24546,7 +24549,7 @@
         <w:spacing w:before="240" w:after="320"/>
         <w:jc w:val="center"/>
       </w:pPr>
-      <w:bookmarkStart w:id="151" w:name="_Toc242925318"/>
+      <w:bookmarkStart w:id="151" w:name="_Toc243004489"/>
       <w:r>
         <w:lastRenderedPageBreak/>
         <w:t>REFERENCES</w:t>
@@ -25460,122 +25463,122 @@
 <file path=word/numbering.xml><?xml version="1.0" encoding="utf-8"?>
 <w:numbering xmlns:wpc="http://schemas.microsoft.com/office/word/2010/wordprocessingCanvas" xmlns:cx="http://schemas.microsoft.com/office/drawing/2014/chartex" xmlns:cx1="http://schemas.microsoft.com/office/drawing/2015/9/8/chartex" xmlns:cx2="http://schemas.microsoft.com/office/drawing/2015/10/21/chartex" xmlns:cx3="http://schemas.microsoft.com/office/drawing/2016/5/9/chartex" xmlns:cx4="http://schemas.microsoft.com/office/drawing/2016/5/10/chartex" xmlns:cx5="http://schemas.microsoft.com/office/drawing/2016/5/11/chartex" xmlns:cx6="http://schemas.microsoft.com/office/drawing/2016/5/12/chartex" xmlns:cx7="http://schemas.microsoft.com/office/drawing/2016/5/13/chartex" xmlns:cx8="http://schemas.microsoft.com/office/drawing/2016/5/14/chartex" xmlns:mc="http://schemas.openxmlformats.org/markup-compatibility/2006" xmlns:aink="http://schemas.microsoft.com/office/drawing/2016/ink" xmlns:am3d="http://schemas.microsoft.com/office/drawing/2017/model3d" xmlns:o="urn:schemas-microsoft-com:office:office" xmlns:oel="http://schemas.microsoft.com/office/2019/extlst" xmlns:r="http://schemas.openxmlformats.org/officeDocument/2006/relationships" xmlns:m="http://schemas.openxmlformats.org/officeDocument/2006/math" xmlns:v="urn:schemas-microsoft-com:vml" xmlns:wp14="http://schemas.microsoft.com/office/word/2010/wordprocessingDrawing" xmlns:wp="http://schemas.openxmlformats.org/drawingml/2006/wordprocessingDrawing" xmlns:w10="urn:schemas-microsoft-com:office:word" xmlns:w="http://schemas.openxmlformats.org/wordprocessingml/2006/main" xmlns:w14="http://schemas.microsoft.com/office/word/2010/wordml" xmlns:w15="http://schemas.microsoft.com/office/word/2012/wordml" xmlns:w16cex="http://schemas.microsoft.com/office/word/2018/wordml/cex" xmlns:w16cid="http://schemas.microsoft.com/office/word/2016/wordml/cid" xmlns:w16="http://schemas.microsoft.com/office/word/2018/wordml" xmlns:w16du="http://schemas.microsoft.com/office/word/2023/wordml/word16du" xmlns:w16sdtdh="http://schemas.microsoft.com/office/word/2020/wordml/sdtdatahash" xmlns:w16sdtfl="http://schemas.microsoft.com/office/word/2024/wordml/sdtformatlock" xmlns:w16se="http://schemas.microsoft.com/office/word/2015/wordml/symex" xmlns:wpg="http://schemas.microsoft.com/office/word/2010/wordprocessingGroup" xmlns:wpi="http://schemas.microsoft.com/office/word/2010/wordprocessingInk" xmlns:wne="http://schemas.microsoft.com/office/word/2006/wordml" xmlns:wps="http://schemas.microsoft.com/office/word/2010/wordprocessingShape" mc:Ignorable="w14 w15 w16se w16cid w16 w16cex w16sdtdh w16sdtfl w16du wp14">
   <w:abstractNum w:abstractNumId="0" w15:restartNumberingAfterBreak="0">
-    <w:nsid w:val="52DE6532"/>
+    <w:nsid w:val="169226FA"/>
     <w:multiLevelType w:val="hybridMultilevel"/>
-    <w:tmpl w:val="E65CFEAC"/>
-    <w:lvl w:ilvl="0" w:tplc="937C980E">
+    <w:tmpl w:val="1610D420"/>
+    <w:lvl w:ilvl="0" w:tplc="4B3CB890">
       <w:start w:val="1"/>
-      <w:numFmt w:val="decimal"/>
-      <w:lvlText w:val="%1."/>
+      <w:numFmt w:val="bullet"/>
+      <w:lvlText w:val="•"/>
       <w:lvlJc w:val="left"/>
       <w:pPr>
         <w:ind w:left="720" w:hanging="360"/>
       </w:pPr>
     </w:lvl>
-    <w:lvl w:ilvl="1" w:tplc="B838C8E4">
+    <w:lvl w:ilvl="1" w:tplc="DB340D6E" w:tentative="1">
+      <w:start w:val="1"/>
+      <w:numFmt w:val="bullet"/>
+      <w:lvlText w:val="◦"/>
+      <w:lvlJc w:val="left"/>
+      <w:pPr>
+        <w:ind w:left="1440" w:hanging="360"/>
+      </w:pPr>
+    </w:lvl>
+    <w:lvl w:ilvl="2" w:tplc="770A1814">
       <w:numFmt w:val="decimal"/>
       <w:lvlText w:val=""/>
       <w:lvlJc w:val="left"/>
     </w:lvl>
-    <w:lvl w:ilvl="2" w:tplc="77E646E4">
+    <w:lvl w:ilvl="3" w:tplc="3C26E22C">
       <w:numFmt w:val="decimal"/>
       <w:lvlText w:val=""/>
       <w:lvlJc w:val="left"/>
     </w:lvl>
-    <w:lvl w:ilvl="3" w:tplc="E8489BA4">
+    <w:lvl w:ilvl="4" w:tplc="65889AB6">
       <w:numFmt w:val="decimal"/>
       <w:lvlText w:val=""/>
       <w:lvlJc w:val="left"/>
     </w:lvl>
-    <w:lvl w:ilvl="4" w:tplc="8C4E1F92">
+    <w:lvl w:ilvl="5" w:tplc="CAD25222">
       <w:numFmt w:val="decimal"/>
       <w:lvlText w:val=""/>
       <w:lvlJc w:val="left"/>
     </w:lvl>
-    <w:lvl w:ilvl="5" w:tplc="A9B29CC4">
+    <w:lvl w:ilvl="6" w:tplc="54C8FFDC">
       <w:numFmt w:val="decimal"/>
       <w:lvlText w:val=""/>
       <w:lvlJc w:val="left"/>
     </w:lvl>
-    <w:lvl w:ilvl="6" w:tplc="859C2AB0">
+    <w:lvl w:ilvl="7" w:tplc="39EEEE2C">
       <w:numFmt w:val="decimal"/>
       <w:lvlText w:val=""/>
       <w:lvlJc w:val="left"/>
     </w:lvl>
-    <w:lvl w:ilvl="7" w:tplc="FCE6870A">
-      <w:numFmt w:val="decimal"/>
-      <w:lvlText w:val=""/>
-      <w:lvlJc w:val="left"/>
-    </w:lvl>
-    <w:lvl w:ilvl="8" w:tplc="17209AF8">
+    <w:lvl w:ilvl="8" w:tplc="AA10D71C">
       <w:numFmt w:val="decimal"/>
       <w:lvlText w:val=""/>
       <w:lvlJc w:val="left"/>
     </w:lvl>
   </w:abstractNum>
   <w:abstractNum w:abstractNumId="1" w15:restartNumberingAfterBreak="0">
-    <w:nsid w:val="55C22A24"/>
+    <w:nsid w:val="2105625C"/>
     <w:multiLevelType w:val="hybridMultilevel"/>
-    <w:tmpl w:val="D82A65DC"/>
-    <w:lvl w:ilvl="0" w:tplc="47260AF6">
+    <w:tmpl w:val="3B4E93B2"/>
+    <w:lvl w:ilvl="0" w:tplc="9BAC806A">
       <w:start w:val="1"/>
-      <w:numFmt w:val="bullet"/>
-      <w:lvlText w:val="•"/>
+      <w:numFmt w:val="decimal"/>
+      <w:lvlText w:val="%1."/>
       <w:lvlJc w:val="left"/>
       <w:pPr>
         <w:ind w:left="720" w:hanging="360"/>
       </w:pPr>
     </w:lvl>
-    <w:lvl w:ilvl="1" w:tplc="E0EA1F58" w:tentative="1">
-      <w:start w:val="1"/>
-      <w:numFmt w:val="bullet"/>
-      <w:lvlText w:val="◦"/>
-      <w:lvlJc w:val="left"/>
-      <w:pPr>
-        <w:ind w:left="1440" w:hanging="360"/>
-      </w:pPr>
-    </w:lvl>
-    <w:lvl w:ilvl="2" w:tplc="C79C405A">
+    <w:lvl w:ilvl="1" w:tplc="C5D40248">
       <w:numFmt w:val="decimal"/>
       <w:lvlText w:val=""/>
       <w:lvlJc w:val="left"/>
     </w:lvl>
-    <w:lvl w:ilvl="3" w:tplc="44D894BC">
+    <w:lvl w:ilvl="2" w:tplc="C54808FC">
       <w:numFmt w:val="decimal"/>
       <w:lvlText w:val=""/>
       <w:lvlJc w:val="left"/>
     </w:lvl>
-    <w:lvl w:ilvl="4" w:tplc="5FAEF06E">
+    <w:lvl w:ilvl="3" w:tplc="0B16A552">
       <w:numFmt w:val="decimal"/>
       <w:lvlText w:val=""/>
       <w:lvlJc w:val="left"/>
     </w:lvl>
-    <w:lvl w:ilvl="5" w:tplc="6C5A300C">
+    <w:lvl w:ilvl="4" w:tplc="A9F0100A">
       <w:numFmt w:val="decimal"/>
       <w:lvlText w:val=""/>
       <w:lvlJc w:val="left"/>
     </w:lvl>
-    <w:lvl w:ilvl="6" w:tplc="C32C1ACA">
+    <w:lvl w:ilvl="5" w:tplc="CDF0E8DE">
       <w:numFmt w:val="decimal"/>
       <w:lvlText w:val=""/>
       <w:lvlJc w:val="left"/>
     </w:lvl>
-    <w:lvl w:ilvl="7" w:tplc="1A2A2DD6">
+    <w:lvl w:ilvl="6" w:tplc="3CD421FC">
       <w:numFmt w:val="decimal"/>
       <w:lvlText w:val=""/>
       <w:lvlJc w:val="left"/>
     </w:lvl>
-    <w:lvl w:ilvl="8" w:tplc="EA1CE80E">
+    <w:lvl w:ilvl="7" w:tplc="46800D4A">
+      <w:numFmt w:val="decimal"/>
+      <w:lvlText w:val=""/>
+      <w:lvlJc w:val="left"/>
+    </w:lvl>
+    <w:lvl w:ilvl="8" w:tplc="2DD6DD68">
       <w:numFmt w:val="decimal"/>
       <w:lvlText w:val=""/>
       <w:lvlJc w:val="left"/>
     </w:lvl>
   </w:abstractNum>
   <w:abstractNum w:abstractNumId="2" w15:restartNumberingAfterBreak="0">
-    <w:nsid w:val="6E3D7185"/>
+    <w:nsid w:val="6E46467E"/>
     <w:multiLevelType w:val="hybridMultilevel"/>
-    <w:tmpl w:val="508C9C24"/>
-    <w:lvl w:ilvl="0" w:tplc="A664C3E8" w:tentative="1">
+    <w:tmpl w:val="B504D8CC"/>
+    <w:lvl w:ilvl="0" w:tplc="89EA4992" w:tentative="1">
       <w:start w:val="1"/>
       <w:numFmt w:val="bullet"/>
       <w:lvlText w:val="●"/>
@@ -25584,7 +25587,7 @@
         <w:ind w:left="720" w:hanging="360"/>
       </w:pPr>
     </w:lvl>
-    <w:lvl w:ilvl="1" w:tplc="459A9A7A" w:tentative="1">
+    <w:lvl w:ilvl="1" w:tplc="BDF27EDC" w:tentative="1">
       <w:start w:val="1"/>
       <w:numFmt w:val="bullet"/>
       <w:lvlText w:val="○"/>
@@ -25593,7 +25596,7 @@
         <w:ind w:left="1440" w:hanging="360"/>
       </w:pPr>
     </w:lvl>
-    <w:lvl w:ilvl="2" w:tplc="C8FE4F60" w:tentative="1">
+    <w:lvl w:ilvl="2" w:tplc="1D743E62" w:tentative="1">
       <w:start w:val="1"/>
       <w:numFmt w:val="bullet"/>
       <w:lvlText w:val="■"/>
@@ -25602,7 +25605,7 @@
         <w:ind w:left="2160" w:hanging="360"/>
       </w:pPr>
     </w:lvl>
-    <w:lvl w:ilvl="3" w:tplc="6E4240B2" w:tentative="1">
+    <w:lvl w:ilvl="3" w:tplc="C25242E8" w:tentative="1">
       <w:start w:val="1"/>
       <w:numFmt w:val="bullet"/>
       <w:lvlText w:val="●"/>
@@ -25611,7 +25614,7 @@
         <w:ind w:left="2880" w:hanging="360"/>
       </w:pPr>
     </w:lvl>
-    <w:lvl w:ilvl="4" w:tplc="80DE5136" w:tentative="1">
+    <w:lvl w:ilvl="4" w:tplc="2CCA8630" w:tentative="1">
       <w:start w:val="1"/>
       <w:numFmt w:val="bullet"/>
       <w:lvlText w:val="○"/>
@@ -25620,7 +25623,7 @@
         <w:ind w:left="3600" w:hanging="360"/>
       </w:pPr>
     </w:lvl>
-    <w:lvl w:ilvl="5" w:tplc="15301AC2" w:tentative="1">
+    <w:lvl w:ilvl="5" w:tplc="7332C2D2" w:tentative="1">
       <w:start w:val="1"/>
       <w:numFmt w:val="bullet"/>
       <w:lvlText w:val="■"/>
@@ -25629,7 +25632,7 @@
         <w:ind w:left="4320" w:hanging="360"/>
       </w:pPr>
     </w:lvl>
-    <w:lvl w:ilvl="6" w:tplc="0B4CD43C" w:tentative="1">
+    <w:lvl w:ilvl="6" w:tplc="805485A8" w:tentative="1">
       <w:start w:val="1"/>
       <w:numFmt w:val="bullet"/>
       <w:lvlText w:val="●"/>
@@ -25638,7 +25641,7 @@
         <w:ind w:left="5040" w:hanging="360"/>
       </w:pPr>
     </w:lvl>
-    <w:lvl w:ilvl="7" w:tplc="7E1A4EE2" w:tentative="1">
+    <w:lvl w:ilvl="7" w:tplc="E61A0934" w:tentative="1">
       <w:start w:val="1"/>
       <w:numFmt w:val="bullet"/>
       <w:lvlText w:val="●"/>
@@ -25647,7 +25650,7 @@
         <w:ind w:left="5760" w:hanging="360"/>
       </w:pPr>
     </w:lvl>
-    <w:lvl w:ilvl="8" w:tplc="A288E7BC" w:tentative="1">
+    <w:lvl w:ilvl="8" w:tplc="88BACC52" w:tentative="1">
       <w:start w:val="1"/>
       <w:numFmt w:val="bullet"/>
       <w:lvlText w:val="●"/>
@@ -25657,26 +25660,26 @@
       </w:pPr>
     </w:lvl>
   </w:abstractNum>
-  <w:num w:numId="1" w16cid:durableId="1015958306">
+  <w:num w:numId="1" w16cid:durableId="1571191663">
     <w:abstractNumId w:val="2"/>
     <w:lvlOverride w:ilvl="0">
       <w:startOverride w:val="1"/>
     </w:lvlOverride>
   </w:num>
-  <w:num w:numId="2" w16cid:durableId="389767704">
-    <w:abstractNumId w:val="0"/>
+  <w:num w:numId="2" w16cid:durableId="1053233429">
+    <w:abstractNumId w:val="1"/>
     <w:lvlOverride w:ilvl="0">
       <w:startOverride w:val="1"/>
     </w:lvlOverride>
   </w:num>
-  <w:num w:numId="3" w16cid:durableId="452747500">
-    <w:abstractNumId w:val="0"/>
+  <w:num w:numId="3" w16cid:durableId="324625990">
+    <w:abstractNumId w:val="1"/>
     <w:lvlOverride w:ilvl="0">
       <w:startOverride w:val="1"/>
     </w:lvlOverride>
   </w:num>
-  <w:num w:numId="4" w16cid:durableId="1854107732">
-    <w:abstractNumId w:val="1"/>
+  <w:num w:numId="4" w16cid:durableId="1080635426">
+    <w:abstractNumId w:val="0"/>
     <w:lvlOverride w:ilvl="0">
       <w:startOverride w:val="1"/>
     </w:lvlOverride>
@@ -26346,7 +26349,7 @@
     <w:autoRedefine/>
     <w:uiPriority w:val="39"/>
     <w:unhideWhenUsed/>
-    <w:rsid w:val="00EE6828"/>
+    <w:rsid w:val="00C67DEB"/>
     <w:pPr>
       <w:spacing w:after="100"/>
     </w:pPr>
@@ -26358,7 +26361,7 @@
     <w:autoRedefine/>
     <w:uiPriority w:val="39"/>
     <w:unhideWhenUsed/>
-    <w:rsid w:val="00EE6828"/>
+    <w:rsid w:val="00C67DEB"/>
     <w:pPr>
       <w:spacing w:after="100"/>
       <w:ind w:left="240"/>
@@ -26371,7 +26374,7 @@
     <w:autoRedefine/>
     <w:uiPriority w:val="39"/>
     <w:unhideWhenUsed/>
-    <w:rsid w:val="00EE6828"/>
+    <w:rsid w:val="00C67DEB"/>
     <w:pPr>
       <w:spacing w:after="100"/>
       <w:ind w:left="480"/>
@@ -26384,7 +26387,7 @@
     <w:autoRedefine/>
     <w:uiPriority w:val="39"/>
     <w:unhideWhenUsed/>
-    <w:rsid w:val="00EE6828"/>
+    <w:rsid w:val="00C67DEB"/>
     <w:pPr>
       <w:spacing w:after="100" w:line="278" w:lineRule="auto"/>
       <w:ind w:left="720"/>
@@ -26402,7 +26405,7 @@
     <w:autoRedefine/>
     <w:uiPriority w:val="39"/>
     <w:unhideWhenUsed/>
-    <w:rsid w:val="00EE6828"/>
+    <w:rsid w:val="00C67DEB"/>
     <w:pPr>
       <w:spacing w:after="100" w:line="278" w:lineRule="auto"/>
       <w:ind w:left="960"/>
@@ -26420,7 +26423,7 @@
     <w:autoRedefine/>
     <w:uiPriority w:val="39"/>
     <w:unhideWhenUsed/>
-    <w:rsid w:val="00EE6828"/>
+    <w:rsid w:val="00C67DEB"/>
     <w:pPr>
       <w:spacing w:after="100" w:line="278" w:lineRule="auto"/>
       <w:ind w:left="1200"/>
@@ -26438,7 +26441,7 @@
     <w:autoRedefine/>
     <w:uiPriority w:val="39"/>
     <w:unhideWhenUsed/>
-    <w:rsid w:val="00EE6828"/>
+    <w:rsid w:val="00C67DEB"/>
     <w:pPr>
       <w:spacing w:after="100" w:line="278" w:lineRule="auto"/>
       <w:ind w:left="1440"/>
@@ -26456,7 +26459,7 @@
     <w:autoRedefine/>
     <w:uiPriority w:val="39"/>
     <w:unhideWhenUsed/>
-    <w:rsid w:val="00EE6828"/>
+    <w:rsid w:val="00C67DEB"/>
     <w:pPr>
       <w:spacing w:after="100" w:line="278" w:lineRule="auto"/>
       <w:ind w:left="1680"/>
@@ -26474,7 +26477,7 @@
     <w:autoRedefine/>
     <w:uiPriority w:val="39"/>
     <w:unhideWhenUsed/>
-    <w:rsid w:val="00EE6828"/>
+    <w:rsid w:val="00C67DEB"/>
     <w:pPr>
       <w:spacing w:after="100" w:line="278" w:lineRule="auto"/>
       <w:ind w:left="1920"/>
@@ -26491,7 +26494,7 @@
     <w:uiPriority w:val="99"/>
     <w:semiHidden/>
     <w:unhideWhenUsed/>
-    <w:rsid w:val="00EE6828"/>
+    <w:rsid w:val="00C67DEB"/>
     <w:rPr>
       <w:color w:val="605E5C"/>
       <w:shd w:val="clear" w:color="auto" w:fill="E1DFDD"/>
